--- a/EXPORTS/DOCX/published/niveau3/English/HoofdcursusKampen.docx
+++ b/EXPORTS/DOCX/published/niveau3/English/HoofdcursusKampen.docx
@@ -17,7 +17,7 @@
         <w:autoSpaceDE w:val="0"/>
         <w:widowControl/>
         <w:spacing w:line="720" w:lineRule="exact" w:before="0" w:after="0"/>
-        <w:ind w:left="20" w:right="0" w:firstLine="0"/>
+        <w:ind w:left="10" w:right="0" w:firstLine="0"/>
         <w:jc w:val="left"/>
       </w:pPr>
       <w:r>
@@ -37,7 +37,7 @@
         <w:autoSpaceDE w:val="0"/>
         <w:widowControl/>
         <w:spacing w:line="540" w:lineRule="exact" w:before="214" w:after="0"/>
-        <w:ind w:left="20" w:right="0" w:firstLine="0"/>
+        <w:ind w:left="10" w:right="0" w:firstLine="0"/>
         <w:jc w:val="left"/>
       </w:pPr>
       <w:r>
@@ -57,7 +57,7 @@
         <w:autoSpaceDE w:val="0"/>
         <w:widowControl/>
         <w:spacing w:line="288" w:lineRule="exact" w:before="292" w:after="0"/>
-        <w:ind w:left="20" w:right="144" w:firstLine="0"/>
+        <w:ind w:left="10" w:right="144" w:firstLine="0"/>
         <w:jc w:val="left"/>
       </w:pPr>
       <w:r>
@@ -127,7 +127,7 @@
         <w:autoSpaceDE w:val="0"/>
         <w:widowControl/>
         <w:spacing w:line="420" w:lineRule="exact" w:before="204" w:after="0"/>
-        <w:ind w:left="20" w:right="0" w:firstLine="0"/>
+        <w:ind w:left="10" w:right="0" w:firstLine="0"/>
         <w:jc w:val="left"/>
       </w:pPr>
       <w:r>
@@ -147,7 +147,7 @@
         <w:autoSpaceDE w:val="0"/>
         <w:widowControl/>
         <w:spacing w:line="288" w:lineRule="exact" w:before="274" w:after="0"/>
-        <w:ind w:left="20" w:right="0" w:firstLine="0"/>
+        <w:ind w:left="10" w:right="0" w:firstLine="0"/>
         <w:jc w:val="left"/>
       </w:pPr>
       <w:r>
@@ -277,7 +277,7 @@
         <w:autoSpaceDE w:val="0"/>
         <w:widowControl/>
         <w:spacing w:line="288" w:lineRule="exact" w:before="64" w:after="0"/>
-        <w:ind w:left="20" w:right="288" w:firstLine="0"/>
+        <w:ind w:left="10" w:right="288" w:firstLine="0"/>
         <w:jc w:val="left"/>
       </w:pPr>
       <w:r>
@@ -307,7 +307,7 @@
         <w:autoSpaceDE w:val="0"/>
         <w:widowControl/>
         <w:spacing w:line="288" w:lineRule="exact" w:before="240" w:after="0"/>
-        <w:ind w:left="20" w:right="0" w:firstLine="0"/>
+        <w:ind w:left="10" w:right="0" w:firstLine="0"/>
         <w:jc w:val="left"/>
       </w:pPr>
       <w:r>
@@ -385,7 +385,7 @@
           <w:rFonts w:ascii="Charis SIL Regular" w:hAnsi="Charis SIL Regular" w:eastAsia="Charis SIL Regular"/>
           <w:b w:val="0"/>
           <w:i w:val="0"/>
-          <w:color w:val="0066CC"/>
+          <w:color w:val="0000FF"/>
           <w:sz w:val="24"/>
           <w:u w:val="single"/>
         </w:rPr>
@@ -403,7 +403,7 @@
           <w:rFonts w:ascii="Charis SIL Regular" w:hAnsi="Charis SIL Regular" w:eastAsia="Charis SIL Regular"/>
           <w:b w:val="0"/>
           <w:i w:val="0"/>
-          <w:color w:val="0066CC"/>
+          <w:color w:val="0000FF"/>
           <w:sz w:val="24"/>
           <w:u w:val="single"/>
         </w:rPr>
@@ -414,7 +414,7 @@
           <w:rFonts w:ascii="Charis SIL Regular" w:hAnsi="Charis SIL Regular" w:eastAsia="Charis SIL Regular"/>
           <w:b w:val="0"/>
           <w:i w:val="0"/>
-          <w:color w:val="0066CC"/>
+          <w:color w:val="0000FF"/>
           <w:sz w:val="24"/>
           <w:u w:val="single"/>
         </w:rPr>
@@ -432,7 +432,7 @@
           <w:rFonts w:ascii="Charis SIL Regular" w:hAnsi="Charis SIL Regular" w:eastAsia="Charis SIL Regular"/>
           <w:b w:val="0"/>
           <w:i w:val="0"/>
-          <w:color w:val="0066CC"/>
+          <w:color w:val="0000FF"/>
           <w:sz w:val="24"/>
           <w:u w:val="single"/>
         </w:rPr>
@@ -443,7 +443,7 @@
           <w:rFonts w:ascii="Charis SIL Regular" w:hAnsi="Charis SIL Regular" w:eastAsia="Charis SIL Regular"/>
           <w:b w:val="0"/>
           <w:i w:val="0"/>
-          <w:color w:val="0066CC"/>
+          <w:color w:val="0000FF"/>
           <w:sz w:val="24"/>
           <w:u w:val="single"/>
         </w:rPr>
@@ -461,7 +461,7 @@
           <w:rFonts w:ascii="Charis SIL Regular" w:hAnsi="Charis SIL Regular" w:eastAsia="Charis SIL Regular"/>
           <w:b w:val="0"/>
           <w:i w:val="0"/>
-          <w:color w:val="0066CC"/>
+          <w:color w:val="0000FF"/>
           <w:sz w:val="24"/>
           <w:u w:val="single"/>
         </w:rPr>
@@ -472,7 +472,7 @@
           <w:rFonts w:ascii="Charis SIL Regular" w:hAnsi="Charis SIL Regular" w:eastAsia="Charis SIL Regular"/>
           <w:b w:val="0"/>
           <w:i w:val="0"/>
-          <w:color w:val="0066CC"/>
+          <w:color w:val="0000FF"/>
           <w:sz w:val="24"/>
           <w:u w:val="single"/>
         </w:rPr>
@@ -490,7 +490,7 @@
           <w:rFonts w:ascii="Charis SIL Regular" w:hAnsi="Charis SIL Regular" w:eastAsia="Charis SIL Regular"/>
           <w:b w:val="0"/>
           <w:i w:val="0"/>
-          <w:color w:val="0066CC"/>
+          <w:color w:val="0000FF"/>
           <w:sz w:val="24"/>
           <w:u w:val="single"/>
         </w:rPr>
@@ -501,7 +501,7 @@
           <w:rFonts w:ascii="Charis SIL Regular" w:hAnsi="Charis SIL Regular" w:eastAsia="Charis SIL Regular"/>
           <w:b w:val="0"/>
           <w:i w:val="0"/>
-          <w:color w:val="0066CC"/>
+          <w:color w:val="0000FF"/>
           <w:sz w:val="24"/>
           <w:u w:val="single"/>
         </w:rPr>
@@ -536,18 +536,90 @@
       </w:r>
       <w:r>
         <w:rPr>
-          <w:u w:val="single" w:color="0066cc"/>
+          <w:u w:val="single" w:color="0000ff"/>
           <w:rFonts w:ascii="Charis SIL Regular" w:hAnsi="Charis SIL Regular" w:eastAsia="Charis SIL Regular"/>
           <w:b w:val="0"/>
           <w:i w:val="0"/>
           <w:color w:val="000000"/>
           <w:sz w:val="24"/>
         </w:rPr>
-        <w:t>KMA and the lat</w:t>
+        <w:hyperlink r:id="rId9" w:history="1">
+          <w:r>
+            <w:rPr>
+              <w:rStyle w:val="Hyperlink"/>
+            </w:rPr>
+            <w:t>KM</w:t>
+          </w:r>
+        </w:hyperlink>
       </w:r>
       <w:r>
         <w:rPr>
-          <w:u w:val="single" w:color="0066cc"/>
+          <w:u w:val="single" w:color="0000ff"/>
+          <w:rFonts w:ascii="Charis SIL Regular" w:hAnsi="Charis SIL Regular" w:eastAsia="Charis SIL Regular"/>
+          <w:b w:val="0"/>
+          <w:i w:val="0"/>
+          <w:color w:val="000000"/>
+          <w:sz w:val="24"/>
+        </w:rPr>
+        <w:t>A</w:t>
+      </w:r>
+      <w:r>
+        <w:rPr>
+          <w:u w:val="single" w:color="0000ff"/>
+          <w:rFonts w:ascii="Charis SIL Regular" w:hAnsi="Charis SIL Regular" w:eastAsia="Charis SIL Regular"/>
+          <w:b w:val="0"/>
+          <w:i w:val="0"/>
+          <w:color w:val="000000"/>
+          <w:sz w:val="24"/>
+        </w:rPr>
+        <w:hyperlink r:id="rId9" w:history="1">
+          <w:r>
+            <w:rPr>
+              <w:rStyle w:val="Hyperlink"/>
+            </w:rPr>
+            <w:t xml:space="preserve"> a</w:t>
+          </w:r>
+        </w:hyperlink>
+      </w:r>
+      <w:r>
+        <w:rPr>
+          <w:u w:val="single" w:color="0000ff"/>
+          <w:rFonts w:ascii="Charis SIL Regular" w:hAnsi="Charis SIL Regular" w:eastAsia="Charis SIL Regular"/>
+          <w:b w:val="0"/>
+          <w:i w:val="0"/>
+          <w:color w:val="000000"/>
+          <w:sz w:val="24"/>
+        </w:rPr>
+        <w:hyperlink r:id="rId9" w:history="1">
+          <w:r>
+            <w:rPr>
+              <w:rStyle w:val="Hyperlink"/>
+            </w:rPr>
+            <w:t>n</w:t>
+          </w:r>
+        </w:hyperlink>
+      </w:r>
+      <w:r>
+        <w:rPr>
+          <w:u w:val="single" w:color="0000ff"/>
+          <w:rFonts w:ascii="Charis SIL Regular" w:hAnsi="Charis SIL Regular" w:eastAsia="Charis SIL Regular"/>
+          <w:b w:val="0"/>
+          <w:i w:val="0"/>
+          <w:color w:val="000000"/>
+          <w:sz w:val="24"/>
+        </w:rPr>
+        <w:hyperlink r:id="rId9" w:history="1">
+          <w:r>
+            <w:rPr>
+              <w:rStyle w:val="Hyperlink"/>
+            </w:rPr>
+            <w:t>d the lat</w:t>
+          </w:r>
+        </w:hyperlink>
+      </w:r>
+      <w:r>
+        <w:rPr>
+          <w:u w:val="single" w:color="0000ff"/>
           <w:rFonts w:ascii="Charis SIL Regular" w:hAnsi="Charis SIL Regular" w:eastAsia="Charis SIL Regular"/>
           <w:b w:val="0"/>
           <w:i w:val="0"/>
@@ -565,7 +637,7 @@
       </w:r>
       <w:r>
         <w:rPr>
-          <w:u w:val="single" w:color="0066cc"/>
+          <w:u w:val="single" w:color="0000ff"/>
           <w:rFonts w:ascii="Charis SIL Regular" w:hAnsi="Charis SIL Regular" w:eastAsia="Charis SIL Regular"/>
           <w:b w:val="0"/>
           <w:i w:val="0"/>
@@ -583,7 +655,7 @@
       </w:r>
       <w:r>
         <w:rPr>
-          <w:u w:val="single" w:color="0066cc"/>
+          <w:u w:val="single" w:color="0000ff"/>
           <w:rFonts w:ascii="Charis SIL Regular" w:hAnsi="Charis SIL Regular" w:eastAsia="Charis SIL Regular"/>
           <w:b w:val="0"/>
           <w:i w:val="0"/>
@@ -626,7 +698,7 @@
         <w:autoSpaceDE w:val="0"/>
         <w:widowControl/>
         <w:spacing w:line="420" w:lineRule="exact" w:before="204" w:after="0"/>
-        <w:ind w:left="20" w:right="0" w:firstLine="0"/>
+        <w:ind w:left="10" w:right="0" w:firstLine="0"/>
         <w:jc w:val="left"/>
       </w:pPr>
       <w:r>
@@ -646,7 +718,7 @@
         <w:autoSpaceDE w:val="0"/>
         <w:widowControl/>
         <w:spacing w:line="288" w:lineRule="exact" w:before="276" w:after="0"/>
-        <w:ind w:left="20" w:right="144" w:firstLine="0"/>
+        <w:ind w:left="10" w:right="144" w:firstLine="0"/>
         <w:jc w:val="left"/>
       </w:pPr>
       <w:r>
@@ -684,7 +756,7 @@
           <w:rFonts w:ascii="Charis SIL Regular" w:hAnsi="Charis SIL Regular" w:eastAsia="Charis SIL Regular"/>
           <w:b w:val="0"/>
           <w:i w:val="0"/>
-          <w:color w:val="0066CC"/>
+          <w:color w:val="0000FF"/>
           <w:sz w:val="24"/>
           <w:u w:val="single"/>
         </w:rPr>
@@ -702,7 +774,7 @@
           <w:rFonts w:ascii="Charis SIL Regular" w:hAnsi="Charis SIL Regular" w:eastAsia="Charis SIL Regular"/>
           <w:b w:val="0"/>
           <w:i w:val="0"/>
-          <w:color w:val="0066CC"/>
+          <w:color w:val="0000FF"/>
           <w:sz w:val="24"/>
           <w:u w:val="single"/>
         </w:rPr>
@@ -713,7 +785,7 @@
           <w:rFonts w:ascii="Charis SIL Regular" w:hAnsi="Charis SIL Regular" w:eastAsia="Charis SIL Regular"/>
           <w:b w:val="0"/>
           <w:i w:val="0"/>
-          <w:color w:val="0066CC"/>
+          <w:color w:val="0000FF"/>
           <w:sz w:val="24"/>
           <w:u w:val="single"/>
         </w:rPr>
@@ -738,7 +810,7 @@
       </w:r>
       <w:r>
         <w:rPr>
-          <w:u w:val="single" w:color="0066cc"/>
+          <w:u w:val="single" w:color="0000ff"/>
           <w:rFonts w:ascii="Charis SIL Regular" w:hAnsi="Charis SIL Regular" w:eastAsia="Charis SIL Regular"/>
           <w:b w:val="0"/>
           <w:i w:val="0"/>
@@ -756,7 +828,7 @@
       </w:r>
       <w:r>
         <w:rPr>
-          <w:u w:val="single" w:color="0066cc"/>
+          <w:u w:val="single" w:color="0000ff"/>
           <w:rFonts w:ascii="Charis SIL Regular" w:hAnsi="Charis SIL Regular" w:eastAsia="Charis SIL Regular"/>
           <w:b w:val="0"/>
           <w:i w:val="0"/>
@@ -800,7 +872,7 @@
           <w:rFonts w:ascii="Charis SIL Regular" w:hAnsi="Charis SIL Regular" w:eastAsia="Charis SIL Regular"/>
           <w:b w:val="0"/>
           <w:i w:val="0"/>
-          <w:color w:val="0066CC"/>
+          <w:color w:val="0000FF"/>
           <w:sz w:val="24"/>
           <w:u w:val="single"/>
         </w:rPr>
@@ -825,7 +897,7 @@
       </w:r>
       <w:r>
         <w:rPr>
-          <w:u w:val="single" w:color="0066cc"/>
+          <w:u w:val="single" w:color="0000ff"/>
           <w:rFonts w:ascii="Charis SIL Regular" w:hAnsi="Charis SIL Regular" w:eastAsia="Charis SIL Regular"/>
           <w:b w:val="0"/>
           <w:i w:val="0"/>
@@ -858,7 +930,7 @@
         <w:autoSpaceDE w:val="0"/>
         <w:widowControl/>
         <w:spacing w:line="538" w:lineRule="exact" w:before="198" w:after="0"/>
-        <w:ind w:left="20" w:right="0" w:firstLine="0"/>
+        <w:ind w:left="10" w:right="0" w:firstLine="0"/>
         <w:jc w:val="left"/>
       </w:pPr>
       <w:r>
@@ -876,7 +948,7 @@
       <w:pPr>
         <w:sectPr>
           <w:pgSz w:w="11900" w:h="16840"/>
-          <w:pgMar w:top="448" w:right="958" w:bottom="374" w:left="940" w:header="720" w:footer="720" w:gutter="0"/>
+          <w:pgMar w:top="448" w:right="958" w:bottom="374" w:left="950" w:header="720" w:footer="720" w:gutter="0"/>
           <w:cols/>
           <w:docGrid w:linePitch="360"/>
         </w:sectPr>
@@ -915,7 +987,7 @@
           <w:rFonts w:ascii="Charis SIL Regular" w:hAnsi="Charis SIL Regular" w:eastAsia="Charis SIL Regular"/>
           <w:b w:val="0"/>
           <w:i w:val="0"/>
-          <w:color w:val="0066CC"/>
+          <w:color w:val="0000FF"/>
           <w:sz w:val="24"/>
           <w:u w:val="single"/>
         </w:rPr>
@@ -936,7 +1008,7 @@
           <w:rFonts w:ascii="Charis SIL Regular" w:hAnsi="Charis SIL Regular" w:eastAsia="Charis SIL Regular"/>
           <w:b w:val="0"/>
           <w:i w:val="0"/>
-          <w:color w:val="0066CC"/>
+          <w:color w:val="0000FF"/>
           <w:sz w:val="24"/>
           <w:u w:val="single"/>
         </w:rPr>
@@ -960,7 +1032,7 @@
           <w:rFonts w:ascii="Charis SIL Regular" w:hAnsi="Charis SIL Regular" w:eastAsia="Charis SIL Regular"/>
           <w:b w:val="0"/>
           <w:i w:val="0"/>
-          <w:color w:val="0066CC"/>
+          <w:color w:val="0000FF"/>
           <w:sz w:val="24"/>
           <w:u w:val="single"/>
         </w:rPr>
@@ -984,7 +1056,7 @@
           <w:rFonts w:ascii="Charis SIL Regular" w:hAnsi="Charis SIL Regular" w:eastAsia="Charis SIL Regular"/>
           <w:b w:val="0"/>
           <w:i w:val="0"/>
-          <w:color w:val="0066CC"/>
+          <w:color w:val="0000FF"/>
           <w:sz w:val="24"/>
           <w:u w:val="single"/>
         </w:rPr>
@@ -995,7 +1067,7 @@
           <w:rFonts w:ascii="Charis SIL Regular" w:hAnsi="Charis SIL Regular" w:eastAsia="Charis SIL Regular"/>
           <w:b w:val="0"/>
           <w:i w:val="0"/>
-          <w:color w:val="0066CC"/>
+          <w:color w:val="0000FF"/>
           <w:sz w:val="24"/>
           <w:u w:val="single"/>
         </w:rPr>
@@ -1019,7 +1091,7 @@
           <w:rFonts w:ascii="Charis SIL Regular" w:hAnsi="Charis SIL Regular" w:eastAsia="Charis SIL Regular"/>
           <w:b w:val="0"/>
           <w:i w:val="0"/>
-          <w:color w:val="0066CC"/>
+          <w:color w:val="0000FF"/>
           <w:sz w:val="24"/>
           <w:u w:val="single"/>
         </w:rPr>
@@ -1030,7 +1102,7 @@
           <w:rFonts w:ascii="Charis SIL Regular" w:hAnsi="Charis SIL Regular" w:eastAsia="Charis SIL Regular"/>
           <w:b w:val="0"/>
           <w:i w:val="0"/>
-          <w:color w:val="0066CC"/>
+          <w:color w:val="0000FF"/>
           <w:sz w:val="24"/>
           <w:u w:val="single"/>
         </w:rPr>
@@ -1054,7 +1126,7 @@
           <w:rFonts w:ascii="Charis SIL Regular" w:hAnsi="Charis SIL Regular" w:eastAsia="Charis SIL Regular"/>
           <w:b w:val="0"/>
           <w:i w:val="0"/>
-          <w:color w:val="0066CC"/>
+          <w:color w:val="0000FF"/>
           <w:sz w:val="24"/>
           <w:u w:val="single"/>
         </w:rPr>
@@ -1065,7 +1137,7 @@
           <w:rFonts w:ascii="Charis SIL Regular" w:hAnsi="Charis SIL Regular" w:eastAsia="Charis SIL Regular"/>
           <w:b w:val="0"/>
           <w:i w:val="0"/>
-          <w:color w:val="0066CC"/>
+          <w:color w:val="0000FF"/>
           <w:sz w:val="24"/>
           <w:u w:val="single"/>
         </w:rPr>
@@ -1199,7 +1271,7 @@
           <w:rFonts w:ascii="Charis SIL Regular" w:hAnsi="Charis SIL Regular" w:eastAsia="Charis SIL Regular"/>
           <w:b w:val="0"/>
           <w:i w:val="0"/>
-          <w:color w:val="0066CC"/>
+          <w:color w:val="0000FF"/>
           <w:sz w:val="24"/>
           <w:u w:val="single"/>
         </w:rPr>
@@ -1300,7 +1372,7 @@
           <w:rFonts w:ascii="Charis SIL Regular" w:hAnsi="Charis SIL Regular" w:eastAsia="Charis SIL Regular"/>
           <w:b w:val="0"/>
           <w:i w:val="0"/>
-          <w:color w:val="0066CC"/>
+          <w:color w:val="0000FF"/>
           <w:sz w:val="24"/>
           <w:u w:val="single"/>
         </w:rPr>
@@ -1318,7 +1390,7 @@
           <w:rFonts w:ascii="Charis SIL Regular" w:hAnsi="Charis SIL Regular" w:eastAsia="Charis SIL Regular"/>
           <w:b w:val="0"/>
           <w:i w:val="0"/>
-          <w:color w:val="0066CC"/>
+          <w:color w:val="0000FF"/>
           <w:sz w:val="24"/>
           <w:u w:val="single"/>
         </w:rPr>
@@ -1336,7 +1408,7 @@
           <w:rFonts w:ascii="Charis SIL Regular" w:hAnsi="Charis SIL Regular" w:eastAsia="Charis SIL Regular"/>
           <w:b w:val="0"/>
           <w:i w:val="0"/>
-          <w:color w:val="0066CC"/>
+          <w:color w:val="0000FF"/>
           <w:sz w:val="24"/>
           <w:u w:val="single"/>
         </w:rPr>
@@ -1354,7 +1426,7 @@
           <w:rFonts w:ascii="Charis SIL Regular" w:hAnsi="Charis SIL Regular" w:eastAsia="Charis SIL Regular"/>
           <w:b w:val="0"/>
           <w:i w:val="0"/>
-          <w:color w:val="0066CC"/>
+          <w:color w:val="0000FF"/>
           <w:sz w:val="24"/>
           <w:u w:val="single"/>
         </w:rPr>
@@ -1505,7 +1577,7 @@
           <w:rFonts w:ascii="Charis SIL Regular" w:hAnsi="Charis SIL Regular" w:eastAsia="Charis SIL Regular"/>
           <w:b w:val="0"/>
           <w:i w:val="0"/>
-          <w:color w:val="0066CC"/>
+          <w:color w:val="0000FF"/>
           <w:sz w:val="24"/>
           <w:u w:val="single"/>
         </w:rPr>
@@ -1523,7 +1595,7 @@
           <w:rFonts w:ascii="Charis SIL Regular" w:hAnsi="Charis SIL Regular" w:eastAsia="Charis SIL Regular"/>
           <w:b w:val="0"/>
           <w:i w:val="0"/>
-          <w:color w:val="0066CC"/>
+          <w:color w:val="0000FF"/>
           <w:sz w:val="24"/>
           <w:u w:val="single"/>
         </w:rPr>
@@ -1541,7 +1613,7 @@
           <w:rFonts w:ascii="Charis SIL Regular" w:hAnsi="Charis SIL Regular" w:eastAsia="Charis SIL Regular"/>
           <w:b w:val="0"/>
           <w:i w:val="0"/>
-          <w:color w:val="0066CC"/>
+          <w:color w:val="0000FF"/>
           <w:sz w:val="24"/>
           <w:u w:val="single"/>
         </w:rPr>
@@ -1559,7 +1631,7 @@
           <w:rFonts w:ascii="Charis SIL Regular" w:hAnsi="Charis SIL Regular" w:eastAsia="Charis SIL Regular"/>
           <w:b w:val="0"/>
           <w:i w:val="0"/>
-          <w:color w:val="0066CC"/>
+          <w:color w:val="0000FF"/>
           <w:sz w:val="24"/>
           <w:u w:val="single"/>
         </w:rPr>
@@ -1587,7 +1659,7 @@
           <w:rFonts w:ascii="Charis SIL Regular" w:hAnsi="Charis SIL Regular" w:eastAsia="Charis SIL Regular"/>
           <w:b w:val="0"/>
           <w:i w:val="0"/>
-          <w:color w:val="0066CC"/>
+          <w:color w:val="0000FF"/>
           <w:sz w:val="24"/>
           <w:u w:val="single"/>
         </w:rPr>
@@ -1605,7 +1677,7 @@
           <w:rFonts w:ascii="Charis SIL Regular" w:hAnsi="Charis SIL Regular" w:eastAsia="Charis SIL Regular"/>
           <w:b w:val="0"/>
           <w:i w:val="0"/>
-          <w:color w:val="0066CC"/>
+          <w:color w:val="0000FF"/>
           <w:sz w:val="24"/>
           <w:u w:val="single"/>
         </w:rPr>
@@ -1623,7 +1695,7 @@
           <w:rFonts w:ascii="Charis SIL Regular" w:hAnsi="Charis SIL Regular" w:eastAsia="Charis SIL Regular"/>
           <w:b w:val="0"/>
           <w:i w:val="0"/>
-          <w:color w:val="0066CC"/>
+          <w:color w:val="0000FF"/>
           <w:sz w:val="24"/>
           <w:u w:val="single"/>
         </w:rPr>
@@ -1638,6 +1710,7 @@
       </w:r>
       <w:r>
         <w:rPr>
+          <w:u w:val="single" w:color="0000ff"/>
           <w:rFonts w:ascii="Charis SIL Regular" w:hAnsi="Charis SIL Regular" w:eastAsia="Charis SIL Regular"/>
           <w:b w:val="0"/>
           <w:i w:val="0"/>
@@ -1658,7 +1731,7 @@
           <w:rFonts w:ascii="Charis SIL Regular" w:hAnsi="Charis SIL Regular" w:eastAsia="Charis SIL Regular"/>
           <w:b w:val="0"/>
           <w:i w:val="0"/>
-          <w:color w:val="0066CC"/>
+          <w:color w:val="0000FF"/>
           <w:sz w:val="24"/>
           <w:u w:val="single"/>
         </w:rPr>
@@ -1676,7 +1749,7 @@
           <w:rFonts w:ascii="Charis SIL Regular" w:hAnsi="Charis SIL Regular" w:eastAsia="Charis SIL Regular"/>
           <w:b w:val="0"/>
           <w:i w:val="0"/>
-          <w:color w:val="0066CC"/>
+          <w:color w:val="0000FF"/>
           <w:sz w:val="24"/>
           <w:u w:val="single"/>
         </w:rPr>
@@ -1687,11 +1760,11 @@
           <w:rFonts w:ascii="Charis SIL Regular" w:hAnsi="Charis SIL Regular" w:eastAsia="Charis SIL Regular"/>
           <w:b w:val="0"/>
           <w:i w:val="0"/>
-          <w:color w:val="0066CC"/>
+          <w:color w:val="0000FF"/>
           <w:sz w:val="24"/>
           <w:u w:val="single"/>
         </w:rPr>
-        <w:hyperlink r:id="rId13" w:history="1">
+        <w:hyperlink r:id="rId15" w:history="1">
           <w:r>
             <w:rPr>
               <w:rStyle w:val="Hyperlink"/>
@@ -1705,11 +1778,11 @@
           <w:rFonts w:ascii="Charis SIL Regular" w:hAnsi="Charis SIL Regular" w:eastAsia="Charis SIL Regular"/>
           <w:b w:val="0"/>
           <w:i w:val="0"/>
-          <w:color w:val="0066CC"/>
+          <w:color w:val="0000FF"/>
           <w:sz w:val="24"/>
           <w:u w:val="single"/>
         </w:rPr>
-        <w:hyperlink r:id="rId13" w:history="1">
+        <w:hyperlink r:id="rId15" w:history="1">
           <w:r>
             <w:rPr>
               <w:rStyle w:val="Hyperlink"/>
@@ -1803,11 +1876,11 @@
           <w:rFonts w:ascii="Charis SIL Regular" w:hAnsi="Charis SIL Regular" w:eastAsia="Charis SIL Regular"/>
           <w:b w:val="0"/>
           <w:i w:val="0"/>
-          <w:color w:val="0066CC"/>
+          <w:color w:val="0000FF"/>
           <w:sz w:val="24"/>
           <w:u w:val="single"/>
         </w:rPr>
-        <w:hyperlink r:id="rId15" w:history="1">
+        <w:hyperlink r:id="rId16" w:history="1">
           <w:r>
             <w:rPr>
               <w:rStyle w:val="Hyperlink"/>
@@ -1821,11 +1894,11 @@
           <w:rFonts w:ascii="Charis SIL Regular" w:hAnsi="Charis SIL Regular" w:eastAsia="Charis SIL Regular"/>
           <w:b w:val="0"/>
           <w:i w:val="0"/>
-          <w:color w:val="0066CC"/>
+          <w:color w:val="0000FF"/>
           <w:sz w:val="24"/>
           <w:u w:val="single"/>
         </w:rPr>
-        <w:hyperlink r:id="rId15" w:history="1">
+        <w:hyperlink r:id="rId16" w:history="1">
           <w:r>
             <w:rPr>
               <w:rStyle w:val="Hyperlink"/>
@@ -1839,11 +1912,11 @@
           <w:rFonts w:ascii="Charis SIL Regular" w:hAnsi="Charis SIL Regular" w:eastAsia="Charis SIL Regular"/>
           <w:b w:val="0"/>
           <w:i w:val="0"/>
-          <w:color w:val="0066CC"/>
+          <w:color w:val="0000FF"/>
           <w:sz w:val="24"/>
           <w:u w:val="single"/>
         </w:rPr>
-        <w:hyperlink r:id="rId15" w:history="1">
+        <w:hyperlink r:id="rId16" w:history="1">
           <w:r>
             <w:rPr>
               <w:rStyle w:val="Hyperlink"/>
@@ -1857,11 +1930,11 @@
           <w:rFonts w:ascii="Charis SIL Regular" w:hAnsi="Charis SIL Regular" w:eastAsia="Charis SIL Regular"/>
           <w:b w:val="0"/>
           <w:i w:val="0"/>
-          <w:color w:val="0066CC"/>
+          <w:color w:val="0000FF"/>
           <w:sz w:val="24"/>
           <w:u w:val="single"/>
         </w:rPr>
-        <w:hyperlink r:id="rId15" w:history="1">
+        <w:hyperlink r:id="rId16" w:history="1">
           <w:r>
             <w:rPr>
               <w:rStyle w:val="Hyperlink"/>
@@ -1885,11 +1958,11 @@
           <w:rFonts w:ascii="Charis SIL Regular" w:hAnsi="Charis SIL Regular" w:eastAsia="Charis SIL Regular"/>
           <w:b w:val="0"/>
           <w:i w:val="0"/>
-          <w:color w:val="0066CC"/>
+          <w:color w:val="0000FF"/>
           <w:sz w:val="24"/>
           <w:u w:val="single"/>
         </w:rPr>
-        <w:hyperlink r:id="rId16" w:history="1">
+        <w:hyperlink r:id="rId17" w:history="1">
           <w:r>
             <w:rPr>
               <w:rStyle w:val="Hyperlink"/>
@@ -1903,7 +1976,7 @@
           <w:rFonts w:ascii="Charis SIL Regular" w:hAnsi="Charis SIL Regular" w:eastAsia="Charis SIL Regular"/>
           <w:b w:val="0"/>
           <w:i w:val="0"/>
-          <w:color w:val="0066CC"/>
+          <w:color w:val="0000FF"/>
           <w:sz w:val="24"/>
           <w:u w:val="single"/>
         </w:rPr>
@@ -1921,11 +1994,11 @@
           <w:rFonts w:ascii="Charis SIL Regular" w:hAnsi="Charis SIL Regular" w:eastAsia="Charis SIL Regular"/>
           <w:b w:val="0"/>
           <w:i w:val="0"/>
-          <w:color w:val="0066CC"/>
+          <w:color w:val="0000FF"/>
           <w:sz w:val="24"/>
           <w:u w:val="single"/>
         </w:rPr>
-        <w:hyperlink r:id="rId15" w:history="1">
+        <w:hyperlink r:id="rId16" w:history="1">
           <w:r>
             <w:rPr>
               <w:rStyle w:val="Hyperlink"/>
@@ -2088,11 +2161,11 @@
           <w:rFonts w:ascii="Charis SIL Regular" w:hAnsi="Charis SIL Regular" w:eastAsia="Charis SIL Regular"/>
           <w:b w:val="0"/>
           <w:i w:val="0"/>
-          <w:color w:val="0066CC"/>
+          <w:color w:val="0000FF"/>
           <w:sz w:val="24"/>
           <w:u w:val="single"/>
         </w:rPr>
-        <w:hyperlink r:id="rId17" w:history="1">
+        <w:hyperlink r:id="rId18" w:history="1">
           <w:r>
             <w:rPr>
               <w:rStyle w:val="Hyperlink"/>
@@ -2106,11 +2179,11 @@
           <w:rFonts w:ascii="Charis SIL Regular" w:hAnsi="Charis SIL Regular" w:eastAsia="Charis SIL Regular"/>
           <w:b w:val="0"/>
           <w:i w:val="0"/>
-          <w:color w:val="0066CC"/>
+          <w:color w:val="0000FF"/>
           <w:sz w:val="24"/>
           <w:u w:val="single"/>
         </w:rPr>
-        <w:hyperlink r:id="rId17" w:history="1">
+        <w:hyperlink r:id="rId18" w:history="1">
           <w:r>
             <w:rPr>
               <w:rStyle w:val="Hyperlink"/>
@@ -2124,11 +2197,11 @@
           <w:rFonts w:ascii="Charis SIL Regular" w:hAnsi="Charis SIL Regular" w:eastAsia="Charis SIL Regular"/>
           <w:b w:val="0"/>
           <w:i w:val="0"/>
-          <w:color w:val="0066CC"/>
+          <w:color w:val="0000FF"/>
           <w:sz w:val="24"/>
           <w:u w:val="single"/>
         </w:rPr>
-        <w:hyperlink r:id="rId17" w:history="1">
+        <w:hyperlink r:id="rId18" w:history="1">
           <w:r>
             <w:rPr>
               <w:rStyle w:val="Hyperlink"/>
@@ -2142,11 +2215,11 @@
           <w:rFonts w:ascii="Charis SIL Regular" w:hAnsi="Charis SIL Regular" w:eastAsia="Charis SIL Regular"/>
           <w:b w:val="0"/>
           <w:i w:val="0"/>
-          <w:color w:val="0066CC"/>
+          <w:color w:val="0000FF"/>
           <w:sz w:val="24"/>
           <w:u w:val="single"/>
         </w:rPr>
-        <w:hyperlink r:id="rId17" w:history="1">
+        <w:hyperlink r:id="rId18" w:history="1">
           <w:r>
             <w:rPr>
               <w:rStyle w:val="Hyperlink"/>
@@ -2160,11 +2233,11 @@
           <w:rFonts w:ascii="Charis SIL Regular" w:hAnsi="Charis SIL Regular" w:eastAsia="Charis SIL Regular"/>
           <w:b w:val="0"/>
           <w:i w:val="0"/>
-          <w:color w:val="0066CC"/>
+          <w:color w:val="0000FF"/>
           <w:sz w:val="24"/>
           <w:u w:val="single"/>
         </w:rPr>
-        <w:hyperlink r:id="rId17" w:history="1">
+        <w:hyperlink r:id="rId18" w:history="1">
           <w:r>
             <w:rPr>
               <w:rStyle w:val="Hyperlink"/>
@@ -2178,11 +2251,11 @@
           <w:rFonts w:ascii="Charis SIL Regular" w:hAnsi="Charis SIL Regular" w:eastAsia="Charis SIL Regular"/>
           <w:b w:val="0"/>
           <w:i w:val="0"/>
-          <w:color w:val="0066CC"/>
+          <w:color w:val="0000FF"/>
           <w:sz w:val="24"/>
           <w:u w:val="single"/>
         </w:rPr>
-        <w:hyperlink r:id="rId17" w:history="1">
+        <w:hyperlink r:id="rId18" w:history="1">
           <w:r>
             <w:rPr>
               <w:rStyle w:val="Hyperlink"/>
@@ -2196,11 +2269,11 @@
           <w:rFonts w:ascii="Charis SIL Regular" w:hAnsi="Charis SIL Regular" w:eastAsia="Charis SIL Regular"/>
           <w:b w:val="0"/>
           <w:i w:val="0"/>
-          <w:color w:val="0066CC"/>
+          <w:color w:val="0000FF"/>
           <w:sz w:val="24"/>
           <w:u w:val="single"/>
         </w:rPr>
-        <w:hyperlink r:id="rId17" w:history="1">
+        <w:hyperlink r:id="rId18" w:history="1">
           <w:r>
             <w:rPr>
               <w:rStyle w:val="Hyperlink"/>
@@ -2214,11 +2287,11 @@
           <w:rFonts w:ascii="Charis SIL Regular" w:hAnsi="Charis SIL Regular" w:eastAsia="Charis SIL Regular"/>
           <w:b w:val="0"/>
           <w:i w:val="0"/>
-          <w:color w:val="0066CC"/>
+          <w:color w:val="0000FF"/>
           <w:sz w:val="24"/>
           <w:u w:val="single"/>
         </w:rPr>
-        <w:hyperlink r:id="rId17" w:history="1">
+        <w:hyperlink r:id="rId18" w:history="1">
           <w:r>
             <w:rPr>
               <w:rStyle w:val="Hyperlink"/>
@@ -2232,11 +2305,11 @@
           <w:rFonts w:ascii="Charis SIL Regular" w:hAnsi="Charis SIL Regular" w:eastAsia="Charis SIL Regular"/>
           <w:b w:val="0"/>
           <w:i w:val="0"/>
-          <w:color w:val="0066CC"/>
+          <w:color w:val="0000FF"/>
           <w:sz w:val="24"/>
           <w:u w:val="single"/>
         </w:rPr>
-        <w:hyperlink r:id="rId17" w:history="1">
+        <w:hyperlink r:id="rId18" w:history="1">
           <w:r>
             <w:rPr>
               <w:rStyle w:val="Hyperlink"/>
@@ -2250,11 +2323,11 @@
           <w:rFonts w:ascii="Charis SIL Regular" w:hAnsi="Charis SIL Regular" w:eastAsia="Charis SIL Regular"/>
           <w:b w:val="0"/>
           <w:i w:val="0"/>
-          <w:color w:val="0066CC"/>
+          <w:color w:val="0000FF"/>
           <w:sz w:val="24"/>
           <w:u w:val="single"/>
         </w:rPr>
-        <w:hyperlink r:id="rId17" w:history="1">
+        <w:hyperlink r:id="rId18" w:history="1">
           <w:r>
             <w:rPr>
               <w:rStyle w:val="Hyperlink"/>
@@ -2268,11 +2341,11 @@
           <w:rFonts w:ascii="Charis SIL Regular" w:hAnsi="Charis SIL Regular" w:eastAsia="Charis SIL Regular"/>
           <w:b w:val="0"/>
           <w:i w:val="0"/>
-          <w:color w:val="0066CC"/>
+          <w:color w:val="0000FF"/>
           <w:sz w:val="24"/>
           <w:u w:val="single"/>
         </w:rPr>
-        <w:hyperlink r:id="rId17" w:history="1">
+        <w:hyperlink r:id="rId18" w:history="1">
           <w:r>
             <w:rPr>
               <w:rStyle w:val="Hyperlink"/>
@@ -2286,11 +2359,11 @@
           <w:rFonts w:ascii="Charis SIL Regular" w:hAnsi="Charis SIL Regular" w:eastAsia="Charis SIL Regular"/>
           <w:b w:val="0"/>
           <w:i w:val="0"/>
-          <w:color w:val="0066CC"/>
+          <w:color w:val="0000FF"/>
           <w:sz w:val="24"/>
           <w:u w:val="single"/>
         </w:rPr>
-        <w:hyperlink r:id="rId17" w:history="1">
+        <w:hyperlink r:id="rId18" w:history="1">
           <w:r>
             <w:rPr>
               <w:rStyle w:val="Hyperlink"/>
@@ -2304,11 +2377,11 @@
           <w:rFonts w:ascii="Charis SIL Regular" w:hAnsi="Charis SIL Regular" w:eastAsia="Charis SIL Regular"/>
           <w:b w:val="0"/>
           <w:i w:val="0"/>
-          <w:color w:val="0066CC"/>
+          <w:color w:val="0000FF"/>
           <w:sz w:val="24"/>
           <w:u w:val="single"/>
         </w:rPr>
-        <w:hyperlink r:id="rId17" w:history="1">
+        <w:hyperlink r:id="rId18" w:history="1">
           <w:r>
             <w:rPr>
               <w:rStyle w:val="Hyperlink"/>
@@ -2322,11 +2395,11 @@
           <w:rFonts w:ascii="Charis SIL Regular" w:hAnsi="Charis SIL Regular" w:eastAsia="Charis SIL Regular"/>
           <w:b w:val="0"/>
           <w:i w:val="0"/>
-          <w:color w:val="0066CC"/>
+          <w:color w:val="0000FF"/>
           <w:sz w:val="24"/>
           <w:u w:val="single"/>
         </w:rPr>
-        <w:hyperlink r:id="rId17" w:history="1">
+        <w:hyperlink r:id="rId18" w:history="1">
           <w:r>
             <w:rPr>
               <w:rStyle w:val="Hyperlink"/>
@@ -2340,11 +2413,11 @@
           <w:rFonts w:ascii="Charis SIL Regular" w:hAnsi="Charis SIL Regular" w:eastAsia="Charis SIL Regular"/>
           <w:b w:val="0"/>
           <w:i w:val="0"/>
-          <w:color w:val="0066CC"/>
+          <w:color w:val="0000FF"/>
           <w:sz w:val="24"/>
           <w:u w:val="single"/>
         </w:rPr>
-        <w:hyperlink r:id="rId17" w:history="1">
+        <w:hyperlink r:id="rId18" w:history="1">
           <w:r>
             <w:rPr>
               <w:rStyle w:val="Hyperlink"/>
@@ -2501,11 +2574,11 @@
           <w:rFonts w:ascii="Charis SIL Regular" w:hAnsi="Charis SIL Regular" w:eastAsia="Charis SIL Regular"/>
           <w:b w:val="0"/>
           <w:i w:val="0"/>
-          <w:color w:val="0066CC"/>
+          <w:color w:val="0000FF"/>
           <w:sz w:val="24"/>
           <w:u w:val="single"/>
         </w:rPr>
-        <w:hyperlink r:id="rId18" w:history="1">
+        <w:hyperlink r:id="rId19" w:history="1">
           <w:r>
             <w:rPr>
               <w:rStyle w:val="Hyperlink"/>
@@ -2519,11 +2592,11 @@
           <w:rFonts w:ascii="Charis SIL Regular" w:hAnsi="Charis SIL Regular" w:eastAsia="Charis SIL Regular"/>
           <w:b w:val="0"/>
           <w:i w:val="0"/>
-          <w:color w:val="0066CC"/>
+          <w:color w:val="0000FF"/>
           <w:sz w:val="24"/>
           <w:u w:val="single"/>
         </w:rPr>
-        <w:hyperlink r:id="rId18" w:history="1">
+        <w:hyperlink r:id="rId19" w:history="1">
           <w:r>
             <w:rPr>
               <w:rStyle w:val="Hyperlink"/>
@@ -2537,11 +2610,11 @@
           <w:rFonts w:ascii="Charis SIL Regular" w:hAnsi="Charis SIL Regular" w:eastAsia="Charis SIL Regular"/>
           <w:b w:val="0"/>
           <w:i w:val="0"/>
-          <w:color w:val="0066CC"/>
+          <w:color w:val="0000FF"/>
           <w:sz w:val="24"/>
           <w:u w:val="single"/>
         </w:rPr>
-        <w:hyperlink r:id="rId18" w:history="1">
+        <w:hyperlink r:id="rId19" w:history="1">
           <w:r>
             <w:rPr>
               <w:rStyle w:val="Hyperlink"/>
@@ -2555,11 +2628,11 @@
           <w:rFonts w:ascii="Charis SIL Regular" w:hAnsi="Charis SIL Regular" w:eastAsia="Charis SIL Regular"/>
           <w:b w:val="0"/>
           <w:i w:val="0"/>
-          <w:color w:val="0066CC"/>
+          <w:color w:val="0000FF"/>
           <w:sz w:val="24"/>
           <w:u w:val="single"/>
         </w:rPr>
-        <w:hyperlink r:id="rId18" w:history="1">
+        <w:hyperlink r:id="rId19" w:history="1">
           <w:r>
             <w:rPr>
               <w:rStyle w:val="Hyperlink"/>
@@ -2573,11 +2646,11 @@
           <w:rFonts w:ascii="Charis SIL Regular" w:hAnsi="Charis SIL Regular" w:eastAsia="Charis SIL Regular"/>
           <w:b w:val="0"/>
           <w:i w:val="0"/>
-          <w:color w:val="0066CC"/>
+          <w:color w:val="0000FF"/>
           <w:sz w:val="24"/>
           <w:u w:val="single"/>
         </w:rPr>
-        <w:hyperlink r:id="rId18" w:history="1">
+        <w:hyperlink r:id="rId19" w:history="1">
           <w:r>
             <w:rPr>
               <w:rStyle w:val="Hyperlink"/>
@@ -2594,11 +2667,11 @@
           <w:rFonts w:ascii="Charis SIL Regular" w:hAnsi="Charis SIL Regular" w:eastAsia="Charis SIL Regular"/>
           <w:b w:val="0"/>
           <w:i w:val="0"/>
-          <w:color w:val="0066CC"/>
+          <w:color w:val="0000FF"/>
           <w:sz w:val="24"/>
           <w:u w:val="single"/>
         </w:rPr>
-        <w:hyperlink r:id="rId18" w:history="1">
+        <w:hyperlink r:id="rId19" w:history="1">
           <w:r>
             <w:rPr>
               <w:rStyle w:val="Hyperlink"/>
@@ -2612,11 +2685,11 @@
           <w:rFonts w:ascii="Charis SIL Regular" w:hAnsi="Charis SIL Regular" w:eastAsia="Charis SIL Regular"/>
           <w:b w:val="0"/>
           <w:i w:val="0"/>
-          <w:color w:val="0066CC"/>
+          <w:color w:val="0000FF"/>
           <w:sz w:val="24"/>
           <w:u w:val="single"/>
         </w:rPr>
-        <w:hyperlink r:id="rId18" w:history="1">
+        <w:hyperlink r:id="rId19" w:history="1">
           <w:r>
             <w:rPr>
               <w:rStyle w:val="Hyperlink"/>
@@ -2630,11 +2703,11 @@
           <w:rFonts w:ascii="Charis SIL Regular" w:hAnsi="Charis SIL Regular" w:eastAsia="Charis SIL Regular"/>
           <w:b w:val="0"/>
           <w:i w:val="0"/>
-          <w:color w:val="0066CC"/>
+          <w:color w:val="0000FF"/>
           <w:sz w:val="24"/>
           <w:u w:val="single"/>
         </w:rPr>
-        <w:hyperlink r:id="rId18" w:history="1">
+        <w:hyperlink r:id="rId19" w:history="1">
           <w:r>
             <w:rPr>
               <w:rStyle w:val="Hyperlink"/>
@@ -2648,11 +2721,11 @@
           <w:rFonts w:ascii="Charis SIL Regular" w:hAnsi="Charis SIL Regular" w:eastAsia="Charis SIL Regular"/>
           <w:b w:val="0"/>
           <w:i w:val="0"/>
-          <w:color w:val="0066CC"/>
+          <w:color w:val="0000FF"/>
           <w:sz w:val="24"/>
           <w:u w:val="single"/>
         </w:rPr>
-        <w:hyperlink r:id="rId18" w:history="1">
+        <w:hyperlink r:id="rId19" w:history="1">
           <w:r>
             <w:rPr>
               <w:rStyle w:val="Hyperlink"/>
@@ -2666,11 +2739,11 @@
           <w:rFonts w:ascii="Charis SIL Regular" w:hAnsi="Charis SIL Regular" w:eastAsia="Charis SIL Regular"/>
           <w:b w:val="0"/>
           <w:i w:val="0"/>
-          <w:color w:val="0066CC"/>
+          <w:color w:val="0000FF"/>
           <w:sz w:val="24"/>
           <w:u w:val="single"/>
         </w:rPr>
-        <w:hyperlink r:id="rId18" w:history="1">
+        <w:hyperlink r:id="rId19" w:history="1">
           <w:r>
             <w:rPr>
               <w:rStyle w:val="Hyperlink"/>
@@ -2814,11 +2887,11 @@
           <w:rFonts w:ascii="Charis SIL Regular" w:hAnsi="Charis SIL Regular" w:eastAsia="Charis SIL Regular"/>
           <w:b w:val="0"/>
           <w:i w:val="0"/>
-          <w:color w:val="0066CC"/>
+          <w:color w:val="0000FF"/>
           <w:sz w:val="24"/>
           <w:u w:val="single"/>
         </w:rPr>
-        <w:hyperlink r:id="rId19" w:history="1">
+        <w:hyperlink r:id="rId20" w:history="1">
           <w:r>
             <w:rPr>
               <w:rStyle w:val="Hyperlink"/>
@@ -2832,11 +2905,11 @@
           <w:rFonts w:ascii="Charis SIL Regular" w:hAnsi="Charis SIL Regular" w:eastAsia="Charis SIL Regular"/>
           <w:b w:val="0"/>
           <w:i w:val="0"/>
-          <w:color w:val="0066CC"/>
+          <w:color w:val="0000FF"/>
           <w:sz w:val="24"/>
           <w:u w:val="single"/>
         </w:rPr>
-        <w:hyperlink r:id="rId19" w:history="1">
+        <w:hyperlink r:id="rId20" w:history="1">
           <w:r>
             <w:rPr>
               <w:rStyle w:val="Hyperlink"/>
@@ -2850,11 +2923,11 @@
           <w:rFonts w:ascii="Charis SIL Regular" w:hAnsi="Charis SIL Regular" w:eastAsia="Charis SIL Regular"/>
           <w:b w:val="0"/>
           <w:i w:val="0"/>
-          <w:color w:val="0066CC"/>
+          <w:color w:val="0000FF"/>
           <w:sz w:val="24"/>
           <w:u w:val="single"/>
         </w:rPr>
-        <w:hyperlink r:id="rId19" w:history="1">
+        <w:hyperlink r:id="rId20" w:history="1">
           <w:r>
             <w:rPr>
               <w:rStyle w:val="Hyperlink"/>
@@ -2868,11 +2941,11 @@
           <w:rFonts w:ascii="Charis SIL Regular" w:hAnsi="Charis SIL Regular" w:eastAsia="Charis SIL Regular"/>
           <w:b w:val="0"/>
           <w:i w:val="0"/>
-          <w:color w:val="0066CC"/>
+          <w:color w:val="0000FF"/>
           <w:sz w:val="24"/>
           <w:u w:val="single"/>
         </w:rPr>
-        <w:hyperlink r:id="rId19" w:history="1">
+        <w:hyperlink r:id="rId20" w:history="1">
           <w:r>
             <w:rPr>
               <w:rStyle w:val="Hyperlink"/>
@@ -2886,11 +2959,11 @@
           <w:rFonts w:ascii="Charis SIL Regular" w:hAnsi="Charis SIL Regular" w:eastAsia="Charis SIL Regular"/>
           <w:b w:val="0"/>
           <w:i w:val="0"/>
-          <w:color w:val="0066CC"/>
+          <w:color w:val="0000FF"/>
           <w:sz w:val="24"/>
           <w:u w:val="single"/>
         </w:rPr>
-        <w:hyperlink r:id="rId19" w:history="1">
+        <w:hyperlink r:id="rId20" w:history="1">
           <w:r>
             <w:rPr>
               <w:rStyle w:val="Hyperlink"/>
@@ -2904,11 +2977,11 @@
           <w:rFonts w:ascii="Charis SIL Regular" w:hAnsi="Charis SIL Regular" w:eastAsia="Charis SIL Regular"/>
           <w:b w:val="0"/>
           <w:i w:val="0"/>
-          <w:color w:val="0066CC"/>
+          <w:color w:val="0000FF"/>
           <w:sz w:val="24"/>
           <w:u w:val="single"/>
         </w:rPr>
-        <w:hyperlink r:id="rId19" w:history="1">
+        <w:hyperlink r:id="rId20" w:history="1">
           <w:r>
             <w:rPr>
               <w:rStyle w:val="Hyperlink"/>
@@ -2922,11 +2995,11 @@
           <w:rFonts w:ascii="Charis SIL Regular" w:hAnsi="Charis SIL Regular" w:eastAsia="Charis SIL Regular"/>
           <w:b w:val="0"/>
           <w:i w:val="0"/>
-          <w:color w:val="0066CC"/>
+          <w:color w:val="0000FF"/>
           <w:sz w:val="24"/>
           <w:u w:val="single"/>
         </w:rPr>
-        <w:hyperlink r:id="rId19" w:history="1">
+        <w:hyperlink r:id="rId20" w:history="1">
           <w:r>
             <w:rPr>
               <w:rStyle w:val="Hyperlink"/>
@@ -2940,11 +3013,11 @@
           <w:rFonts w:ascii="Charis SIL Regular" w:hAnsi="Charis SIL Regular" w:eastAsia="Charis SIL Regular"/>
           <w:b w:val="0"/>
           <w:i w:val="0"/>
-          <w:color w:val="0066CC"/>
+          <w:color w:val="0000FF"/>
           <w:sz w:val="24"/>
           <w:u w:val="single"/>
         </w:rPr>
-        <w:hyperlink r:id="rId19" w:history="1">
+        <w:hyperlink r:id="rId20" w:history="1">
           <w:r>
             <w:rPr>
               <w:rStyle w:val="Hyperlink"/>
@@ -2958,11 +3031,11 @@
           <w:rFonts w:ascii="Charis SIL Regular" w:hAnsi="Charis SIL Regular" w:eastAsia="Charis SIL Regular"/>
           <w:b w:val="0"/>
           <w:i w:val="0"/>
-          <w:color w:val="0066CC"/>
+          <w:color w:val="0000FF"/>
           <w:sz w:val="24"/>
           <w:u w:val="single"/>
         </w:rPr>
-        <w:hyperlink r:id="rId19" w:history="1">
+        <w:hyperlink r:id="rId20" w:history="1">
           <w:r>
             <w:rPr>
               <w:rStyle w:val="Hyperlink"/>

--- a/EXPORTS/DOCX/published/niveau3/English/HoofdcursusKampen.docx
+++ b/EXPORTS/DOCX/published/niveau3/English/HoofdcursusKampen.docx
@@ -532,36 +532,7 @@
           <w:color w:val="000000"/>
           <w:sz w:val="24"/>
         </w:rPr>
-        <w:t xml:space="preserve">information about the ethnographic collection of the </w:t>
-      </w:r>
-      <w:r>
-        <w:rPr>
-          <w:u w:val="single" w:color="0000ff"/>
-          <w:rFonts w:ascii="Charis SIL Regular" w:hAnsi="Charis SIL Regular" w:eastAsia="Charis SIL Regular"/>
-          <w:b w:val="0"/>
-          <w:i w:val="0"/>
-          <w:color w:val="000000"/>
-          <w:sz w:val="24"/>
-        </w:rPr>
-        <w:hyperlink r:id="rId9" w:history="1">
-          <w:r>
-            <w:rPr>
-              <w:rStyle w:val="Hyperlink"/>
-            </w:rPr>
-            <w:t>KM</w:t>
-          </w:r>
-        </w:hyperlink>
-      </w:r>
-      <w:r>
-        <w:rPr>
-          <w:u w:val="single" w:color="0000ff"/>
-          <w:rFonts w:ascii="Charis SIL Regular" w:hAnsi="Charis SIL Regular" w:eastAsia="Charis SIL Regular"/>
-          <w:b w:val="0"/>
-          <w:i w:val="0"/>
-          <w:color w:val="000000"/>
-          <w:sz w:val="24"/>
-        </w:rPr>
-        <w:t>A</w:t>
+        <w:t>information about the ethnographic collection of the KMA</w:t>
       </w:r>
       <w:r>
         <w:rPr>
@@ -1710,21 +1681,13 @@
       </w:r>
       <w:r>
         <w:rPr>
-          <w:u w:val="single" w:color="0000ff"/>
           <w:rFonts w:ascii="Charis SIL Regular" w:hAnsi="Charis SIL Regular" w:eastAsia="Charis SIL Regular"/>
           <w:b w:val="0"/>
           <w:i w:val="0"/>
           <w:color w:val="000000"/>
           <w:sz w:val="24"/>
         </w:rPr>
-        <w:hyperlink r:id="rId13" w:history="1">
-          <w:r>
-            <w:rPr>
-              <w:rStyle w:val="Hyperlink"/>
-            </w:rPr>
-            <w:t xml:space="preserve">, </w:t>
-          </w:r>
-        </w:hyperlink>
+        <w:t xml:space="preserve">, </w:t>
       </w:r>
       <w:r>
         <w:rPr>

--- a/EXPORTS/DOCX/published/niveau3/English/HoofdcursusKampen.docx
+++ b/EXPORTS/DOCX/published/niveau3/English/HoofdcursusKampen.docx
@@ -1681,13 +1681,21 @@
       </w:r>
       <w:r>
         <w:rPr>
+          <w:u w:val="single" w:color="0000ff"/>
           <w:rFonts w:ascii="Charis SIL Regular" w:hAnsi="Charis SIL Regular" w:eastAsia="Charis SIL Regular"/>
           <w:b w:val="0"/>
           <w:i w:val="0"/>
           <w:color w:val="000000"/>
           <w:sz w:val="24"/>
         </w:rPr>
-        <w:t xml:space="preserve">, </w:t>
+        <w:hyperlink r:id="rId13" w:history="1">
+          <w:r>
+            <w:rPr>
+              <w:rStyle w:val="Hyperlink"/>
+            </w:rPr>
+            <w:t xml:space="preserve">, </w:t>
+          </w:r>
+        </w:hyperlink>
       </w:r>
       <w:r>
         <w:rPr>
@@ -1727,7 +1735,7 @@
           <w:sz w:val="24"/>
           <w:u w:val="single"/>
         </w:rPr>
-        <w:hyperlink r:id="rId15" w:history="1">
+        <w:hyperlink r:id="rId13" w:history="1">
           <w:r>
             <w:rPr>
               <w:rStyle w:val="Hyperlink"/>
@@ -1745,7 +1753,7 @@
           <w:sz w:val="24"/>
           <w:u w:val="single"/>
         </w:rPr>
-        <w:hyperlink r:id="rId15" w:history="1">
+        <w:hyperlink r:id="rId13" w:history="1">
           <w:r>
             <w:rPr>
               <w:rStyle w:val="Hyperlink"/>
@@ -1843,7 +1851,7 @@
           <w:sz w:val="24"/>
           <w:u w:val="single"/>
         </w:rPr>
-        <w:hyperlink r:id="rId16" w:history="1">
+        <w:hyperlink r:id="rId15" w:history="1">
           <w:r>
             <w:rPr>
               <w:rStyle w:val="Hyperlink"/>
@@ -1861,7 +1869,7 @@
           <w:sz w:val="24"/>
           <w:u w:val="single"/>
         </w:rPr>
-        <w:hyperlink r:id="rId16" w:history="1">
+        <w:hyperlink r:id="rId15" w:history="1">
           <w:r>
             <w:rPr>
               <w:rStyle w:val="Hyperlink"/>
@@ -1879,7 +1887,7 @@
           <w:sz w:val="24"/>
           <w:u w:val="single"/>
         </w:rPr>
-        <w:hyperlink r:id="rId16" w:history="1">
+        <w:hyperlink r:id="rId15" w:history="1">
           <w:r>
             <w:rPr>
               <w:rStyle w:val="Hyperlink"/>
@@ -1897,7 +1905,7 @@
           <w:sz w:val="24"/>
           <w:u w:val="single"/>
         </w:rPr>
-        <w:hyperlink r:id="rId16" w:history="1">
+        <w:hyperlink r:id="rId15" w:history="1">
           <w:r>
             <w:rPr>
               <w:rStyle w:val="Hyperlink"/>
@@ -1925,7 +1933,7 @@
           <w:sz w:val="24"/>
           <w:u w:val="single"/>
         </w:rPr>
-        <w:hyperlink r:id="rId17" w:history="1">
+        <w:hyperlink r:id="rId16" w:history="1">
           <w:r>
             <w:rPr>
               <w:rStyle w:val="Hyperlink"/>
@@ -1961,7 +1969,7 @@
           <w:sz w:val="24"/>
           <w:u w:val="single"/>
         </w:rPr>
-        <w:hyperlink r:id="rId16" w:history="1">
+        <w:hyperlink r:id="rId15" w:history="1">
           <w:r>
             <w:rPr>
               <w:rStyle w:val="Hyperlink"/>
@@ -2128,7 +2136,7 @@
           <w:sz w:val="24"/>
           <w:u w:val="single"/>
         </w:rPr>
-        <w:hyperlink r:id="rId18" w:history="1">
+        <w:hyperlink r:id="rId17" w:history="1">
           <w:r>
             <w:rPr>
               <w:rStyle w:val="Hyperlink"/>
@@ -2146,7 +2154,7 @@
           <w:sz w:val="24"/>
           <w:u w:val="single"/>
         </w:rPr>
-        <w:hyperlink r:id="rId18" w:history="1">
+        <w:hyperlink r:id="rId17" w:history="1">
           <w:r>
             <w:rPr>
               <w:rStyle w:val="Hyperlink"/>
@@ -2164,7 +2172,7 @@
           <w:sz w:val="24"/>
           <w:u w:val="single"/>
         </w:rPr>
-        <w:hyperlink r:id="rId18" w:history="1">
+        <w:hyperlink r:id="rId17" w:history="1">
           <w:r>
             <w:rPr>
               <w:rStyle w:val="Hyperlink"/>
@@ -2182,7 +2190,7 @@
           <w:sz w:val="24"/>
           <w:u w:val="single"/>
         </w:rPr>
-        <w:hyperlink r:id="rId18" w:history="1">
+        <w:hyperlink r:id="rId17" w:history="1">
           <w:r>
             <w:rPr>
               <w:rStyle w:val="Hyperlink"/>
@@ -2200,7 +2208,7 @@
           <w:sz w:val="24"/>
           <w:u w:val="single"/>
         </w:rPr>
-        <w:hyperlink r:id="rId18" w:history="1">
+        <w:hyperlink r:id="rId17" w:history="1">
           <w:r>
             <w:rPr>
               <w:rStyle w:val="Hyperlink"/>
@@ -2218,7 +2226,7 @@
           <w:sz w:val="24"/>
           <w:u w:val="single"/>
         </w:rPr>
-        <w:hyperlink r:id="rId18" w:history="1">
+        <w:hyperlink r:id="rId17" w:history="1">
           <w:r>
             <w:rPr>
               <w:rStyle w:val="Hyperlink"/>
@@ -2236,7 +2244,7 @@
           <w:sz w:val="24"/>
           <w:u w:val="single"/>
         </w:rPr>
-        <w:hyperlink r:id="rId18" w:history="1">
+        <w:hyperlink r:id="rId17" w:history="1">
           <w:r>
             <w:rPr>
               <w:rStyle w:val="Hyperlink"/>
@@ -2254,7 +2262,7 @@
           <w:sz w:val="24"/>
           <w:u w:val="single"/>
         </w:rPr>
-        <w:hyperlink r:id="rId18" w:history="1">
+        <w:hyperlink r:id="rId17" w:history="1">
           <w:r>
             <w:rPr>
               <w:rStyle w:val="Hyperlink"/>
@@ -2272,7 +2280,7 @@
           <w:sz w:val="24"/>
           <w:u w:val="single"/>
         </w:rPr>
-        <w:hyperlink r:id="rId18" w:history="1">
+        <w:hyperlink r:id="rId17" w:history="1">
           <w:r>
             <w:rPr>
               <w:rStyle w:val="Hyperlink"/>
@@ -2290,7 +2298,7 @@
           <w:sz w:val="24"/>
           <w:u w:val="single"/>
         </w:rPr>
-        <w:hyperlink r:id="rId18" w:history="1">
+        <w:hyperlink r:id="rId17" w:history="1">
           <w:r>
             <w:rPr>
               <w:rStyle w:val="Hyperlink"/>
@@ -2308,7 +2316,7 @@
           <w:sz w:val="24"/>
           <w:u w:val="single"/>
         </w:rPr>
-        <w:hyperlink r:id="rId18" w:history="1">
+        <w:hyperlink r:id="rId17" w:history="1">
           <w:r>
             <w:rPr>
               <w:rStyle w:val="Hyperlink"/>
@@ -2326,7 +2334,7 @@
           <w:sz w:val="24"/>
           <w:u w:val="single"/>
         </w:rPr>
-        <w:hyperlink r:id="rId18" w:history="1">
+        <w:hyperlink r:id="rId17" w:history="1">
           <w:r>
             <w:rPr>
               <w:rStyle w:val="Hyperlink"/>
@@ -2344,7 +2352,7 @@
           <w:sz w:val="24"/>
           <w:u w:val="single"/>
         </w:rPr>
-        <w:hyperlink r:id="rId18" w:history="1">
+        <w:hyperlink r:id="rId17" w:history="1">
           <w:r>
             <w:rPr>
               <w:rStyle w:val="Hyperlink"/>
@@ -2362,7 +2370,7 @@
           <w:sz w:val="24"/>
           <w:u w:val="single"/>
         </w:rPr>
-        <w:hyperlink r:id="rId18" w:history="1">
+        <w:hyperlink r:id="rId17" w:history="1">
           <w:r>
             <w:rPr>
               <w:rStyle w:val="Hyperlink"/>
@@ -2380,7 +2388,7 @@
           <w:sz w:val="24"/>
           <w:u w:val="single"/>
         </w:rPr>
-        <w:hyperlink r:id="rId18" w:history="1">
+        <w:hyperlink r:id="rId17" w:history="1">
           <w:r>
             <w:rPr>
               <w:rStyle w:val="Hyperlink"/>
@@ -2541,7 +2549,7 @@
           <w:sz w:val="24"/>
           <w:u w:val="single"/>
         </w:rPr>
-        <w:hyperlink r:id="rId19" w:history="1">
+        <w:hyperlink r:id="rId18" w:history="1">
           <w:r>
             <w:rPr>
               <w:rStyle w:val="Hyperlink"/>
@@ -2559,7 +2567,7 @@
           <w:sz w:val="24"/>
           <w:u w:val="single"/>
         </w:rPr>
-        <w:hyperlink r:id="rId19" w:history="1">
+        <w:hyperlink r:id="rId18" w:history="1">
           <w:r>
             <w:rPr>
               <w:rStyle w:val="Hyperlink"/>
@@ -2577,7 +2585,7 @@
           <w:sz w:val="24"/>
           <w:u w:val="single"/>
         </w:rPr>
-        <w:hyperlink r:id="rId19" w:history="1">
+        <w:hyperlink r:id="rId18" w:history="1">
           <w:r>
             <w:rPr>
               <w:rStyle w:val="Hyperlink"/>
@@ -2595,7 +2603,7 @@
           <w:sz w:val="24"/>
           <w:u w:val="single"/>
         </w:rPr>
-        <w:hyperlink r:id="rId19" w:history="1">
+        <w:hyperlink r:id="rId18" w:history="1">
           <w:r>
             <w:rPr>
               <w:rStyle w:val="Hyperlink"/>
@@ -2613,7 +2621,7 @@
           <w:sz w:val="24"/>
           <w:u w:val="single"/>
         </w:rPr>
-        <w:hyperlink r:id="rId19" w:history="1">
+        <w:hyperlink r:id="rId18" w:history="1">
           <w:r>
             <w:rPr>
               <w:rStyle w:val="Hyperlink"/>
@@ -2634,7 +2642,7 @@
           <w:sz w:val="24"/>
           <w:u w:val="single"/>
         </w:rPr>
-        <w:hyperlink r:id="rId19" w:history="1">
+        <w:hyperlink r:id="rId18" w:history="1">
           <w:r>
             <w:rPr>
               <w:rStyle w:val="Hyperlink"/>
@@ -2652,7 +2660,7 @@
           <w:sz w:val="24"/>
           <w:u w:val="single"/>
         </w:rPr>
-        <w:hyperlink r:id="rId19" w:history="1">
+        <w:hyperlink r:id="rId18" w:history="1">
           <w:r>
             <w:rPr>
               <w:rStyle w:val="Hyperlink"/>
@@ -2670,7 +2678,7 @@
           <w:sz w:val="24"/>
           <w:u w:val="single"/>
         </w:rPr>
-        <w:hyperlink r:id="rId19" w:history="1">
+        <w:hyperlink r:id="rId18" w:history="1">
           <w:r>
             <w:rPr>
               <w:rStyle w:val="Hyperlink"/>
@@ -2688,7 +2696,7 @@
           <w:sz w:val="24"/>
           <w:u w:val="single"/>
         </w:rPr>
-        <w:hyperlink r:id="rId19" w:history="1">
+        <w:hyperlink r:id="rId18" w:history="1">
           <w:r>
             <w:rPr>
               <w:rStyle w:val="Hyperlink"/>
@@ -2706,7 +2714,7 @@
           <w:sz w:val="24"/>
           <w:u w:val="single"/>
         </w:rPr>
-        <w:hyperlink r:id="rId19" w:history="1">
+        <w:hyperlink r:id="rId18" w:history="1">
           <w:r>
             <w:rPr>
               <w:rStyle w:val="Hyperlink"/>
@@ -2854,7 +2862,7 @@
           <w:sz w:val="24"/>
           <w:u w:val="single"/>
         </w:rPr>
-        <w:hyperlink r:id="rId20" w:history="1">
+        <w:hyperlink r:id="rId19" w:history="1">
           <w:r>
             <w:rPr>
               <w:rStyle w:val="Hyperlink"/>
@@ -2872,7 +2880,7 @@
           <w:sz w:val="24"/>
           <w:u w:val="single"/>
         </w:rPr>
-        <w:hyperlink r:id="rId20" w:history="1">
+        <w:hyperlink r:id="rId19" w:history="1">
           <w:r>
             <w:rPr>
               <w:rStyle w:val="Hyperlink"/>
@@ -2890,7 +2898,7 @@
           <w:sz w:val="24"/>
           <w:u w:val="single"/>
         </w:rPr>
-        <w:hyperlink r:id="rId20" w:history="1">
+        <w:hyperlink r:id="rId19" w:history="1">
           <w:r>
             <w:rPr>
               <w:rStyle w:val="Hyperlink"/>
@@ -2908,7 +2916,7 @@
           <w:sz w:val="24"/>
           <w:u w:val="single"/>
         </w:rPr>
-        <w:hyperlink r:id="rId20" w:history="1">
+        <w:hyperlink r:id="rId19" w:history="1">
           <w:r>
             <w:rPr>
               <w:rStyle w:val="Hyperlink"/>
@@ -2926,7 +2934,7 @@
           <w:sz w:val="24"/>
           <w:u w:val="single"/>
         </w:rPr>
-        <w:hyperlink r:id="rId20" w:history="1">
+        <w:hyperlink r:id="rId19" w:history="1">
           <w:r>
             <w:rPr>
               <w:rStyle w:val="Hyperlink"/>
@@ -2944,7 +2952,7 @@
           <w:sz w:val="24"/>
           <w:u w:val="single"/>
         </w:rPr>
-        <w:hyperlink r:id="rId20" w:history="1">
+        <w:hyperlink r:id="rId19" w:history="1">
           <w:r>
             <w:rPr>
               <w:rStyle w:val="Hyperlink"/>
@@ -2962,7 +2970,7 @@
           <w:sz w:val="24"/>
           <w:u w:val="single"/>
         </w:rPr>
-        <w:hyperlink r:id="rId20" w:history="1">
+        <w:hyperlink r:id="rId19" w:history="1">
           <w:r>
             <w:rPr>
               <w:rStyle w:val="Hyperlink"/>
@@ -2980,7 +2988,7 @@
           <w:sz w:val="24"/>
           <w:u w:val="single"/>
         </w:rPr>
-        <w:hyperlink r:id="rId20" w:history="1">
+        <w:hyperlink r:id="rId19" w:history="1">
           <w:r>
             <w:rPr>
               <w:rStyle w:val="Hyperlink"/>
@@ -2998,7 +3006,7 @@
           <w:sz w:val="24"/>
           <w:u w:val="single"/>
         </w:rPr>
-        <w:hyperlink r:id="rId20" w:history="1">
+        <w:hyperlink r:id="rId19" w:history="1">
           <w:r>
             <w:rPr>
               <w:rStyle w:val="Hyperlink"/>

--- a/EXPORTS/DOCX/published/niveau3/English/HoofdcursusKampen.docx
+++ b/EXPORTS/DOCX/published/niveau3/English/HoofdcursusKampen.docx
@@ -532,7 +532,18 @@
           <w:color w:val="000000"/>
           <w:sz w:val="24"/>
         </w:rPr>
-        <w:t>information about the ethnographic collection of the KMA</w:t>
+        <w:t xml:space="preserve">information about the ethnographic collection of the </w:t>
+      </w:r>
+      <w:r>
+        <w:rPr>
+          <w:u w:val="single" w:color="0000ff"/>
+          <w:rFonts w:ascii="Charis SIL Regular" w:hAnsi="Charis SIL Regular" w:eastAsia="Charis SIL Regular"/>
+          <w:b w:val="0"/>
+          <w:i w:val="0"/>
+          <w:color w:val="000000"/>
+          <w:sz w:val="24"/>
+        </w:rPr>
+        <w:t>KMA</w:t>
       </w:r>
       <w:r>
         <w:rPr>
@@ -561,32 +572,7 @@
           <w:color w:val="000000"/>
           <w:sz w:val="24"/>
         </w:rPr>
-        <w:hyperlink r:id="rId9" w:history="1">
-          <w:r>
-            <w:rPr>
-              <w:rStyle w:val="Hyperlink"/>
-            </w:rPr>
-            <w:t>n</w:t>
-          </w:r>
-        </w:hyperlink>
-      </w:r>
-      <w:r>
-        <w:rPr>
-          <w:u w:val="single" w:color="0000ff"/>
-          <w:rFonts w:ascii="Charis SIL Regular" w:hAnsi="Charis SIL Regular" w:eastAsia="Charis SIL Regular"/>
-          <w:b w:val="0"/>
-          <w:i w:val="0"/>
-          <w:color w:val="000000"/>
-          <w:sz w:val="24"/>
-        </w:rPr>
-        <w:hyperlink r:id="rId9" w:history="1">
-          <w:r>
-            <w:rPr>
-              <w:rStyle w:val="Hyperlink"/>
-            </w:rPr>
-            <w:t>d the lat</w:t>
-          </w:r>
-        </w:hyperlink>
+        <w:t>nd the lat</w:t>
       </w:r>
       <w:r>
         <w:rPr>
@@ -1735,7 +1721,7 @@
           <w:sz w:val="24"/>
           <w:u w:val="single"/>
         </w:rPr>
-        <w:hyperlink r:id="rId13" w:history="1">
+        <w:hyperlink r:id="rId15" w:history="1">
           <w:r>
             <w:rPr>
               <w:rStyle w:val="Hyperlink"/>
@@ -1753,7 +1739,7 @@
           <w:sz w:val="24"/>
           <w:u w:val="single"/>
         </w:rPr>
-        <w:hyperlink r:id="rId13" w:history="1">
+        <w:hyperlink r:id="rId15" w:history="1">
           <w:r>
             <w:rPr>
               <w:rStyle w:val="Hyperlink"/>
@@ -1851,7 +1837,7 @@
           <w:sz w:val="24"/>
           <w:u w:val="single"/>
         </w:rPr>
-        <w:hyperlink r:id="rId15" w:history="1">
+        <w:hyperlink r:id="rId16" w:history="1">
           <w:r>
             <w:rPr>
               <w:rStyle w:val="Hyperlink"/>
@@ -1869,7 +1855,7 @@
           <w:sz w:val="24"/>
           <w:u w:val="single"/>
         </w:rPr>
-        <w:hyperlink r:id="rId15" w:history="1">
+        <w:hyperlink r:id="rId16" w:history="1">
           <w:r>
             <w:rPr>
               <w:rStyle w:val="Hyperlink"/>
@@ -1887,7 +1873,7 @@
           <w:sz w:val="24"/>
           <w:u w:val="single"/>
         </w:rPr>
-        <w:hyperlink r:id="rId15" w:history="1">
+        <w:hyperlink r:id="rId16" w:history="1">
           <w:r>
             <w:rPr>
               <w:rStyle w:val="Hyperlink"/>
@@ -1905,7 +1891,7 @@
           <w:sz w:val="24"/>
           <w:u w:val="single"/>
         </w:rPr>
-        <w:hyperlink r:id="rId15" w:history="1">
+        <w:hyperlink r:id="rId16" w:history="1">
           <w:r>
             <w:rPr>
               <w:rStyle w:val="Hyperlink"/>
@@ -1933,7 +1919,7 @@
           <w:sz w:val="24"/>
           <w:u w:val="single"/>
         </w:rPr>
-        <w:hyperlink r:id="rId16" w:history="1">
+        <w:hyperlink r:id="rId17" w:history="1">
           <w:r>
             <w:rPr>
               <w:rStyle w:val="Hyperlink"/>
@@ -1969,7 +1955,7 @@
           <w:sz w:val="24"/>
           <w:u w:val="single"/>
         </w:rPr>
-        <w:hyperlink r:id="rId15" w:history="1">
+        <w:hyperlink r:id="rId16" w:history="1">
           <w:r>
             <w:rPr>
               <w:rStyle w:val="Hyperlink"/>
@@ -2136,7 +2122,7 @@
           <w:sz w:val="24"/>
           <w:u w:val="single"/>
         </w:rPr>
-        <w:hyperlink r:id="rId17" w:history="1">
+        <w:hyperlink r:id="rId18" w:history="1">
           <w:r>
             <w:rPr>
               <w:rStyle w:val="Hyperlink"/>
@@ -2154,7 +2140,7 @@
           <w:sz w:val="24"/>
           <w:u w:val="single"/>
         </w:rPr>
-        <w:hyperlink r:id="rId17" w:history="1">
+        <w:hyperlink r:id="rId18" w:history="1">
           <w:r>
             <w:rPr>
               <w:rStyle w:val="Hyperlink"/>
@@ -2172,7 +2158,7 @@
           <w:sz w:val="24"/>
           <w:u w:val="single"/>
         </w:rPr>
-        <w:hyperlink r:id="rId17" w:history="1">
+        <w:hyperlink r:id="rId18" w:history="1">
           <w:r>
             <w:rPr>
               <w:rStyle w:val="Hyperlink"/>
@@ -2190,7 +2176,7 @@
           <w:sz w:val="24"/>
           <w:u w:val="single"/>
         </w:rPr>
-        <w:hyperlink r:id="rId17" w:history="1">
+        <w:hyperlink r:id="rId18" w:history="1">
           <w:r>
             <w:rPr>
               <w:rStyle w:val="Hyperlink"/>
@@ -2208,7 +2194,7 @@
           <w:sz w:val="24"/>
           <w:u w:val="single"/>
         </w:rPr>
-        <w:hyperlink r:id="rId17" w:history="1">
+        <w:hyperlink r:id="rId18" w:history="1">
           <w:r>
             <w:rPr>
               <w:rStyle w:val="Hyperlink"/>
@@ -2226,7 +2212,7 @@
           <w:sz w:val="24"/>
           <w:u w:val="single"/>
         </w:rPr>
-        <w:hyperlink r:id="rId17" w:history="1">
+        <w:hyperlink r:id="rId18" w:history="1">
           <w:r>
             <w:rPr>
               <w:rStyle w:val="Hyperlink"/>
@@ -2244,7 +2230,7 @@
           <w:sz w:val="24"/>
           <w:u w:val="single"/>
         </w:rPr>
-        <w:hyperlink r:id="rId17" w:history="1">
+        <w:hyperlink r:id="rId18" w:history="1">
           <w:r>
             <w:rPr>
               <w:rStyle w:val="Hyperlink"/>
@@ -2262,7 +2248,7 @@
           <w:sz w:val="24"/>
           <w:u w:val="single"/>
         </w:rPr>
-        <w:hyperlink r:id="rId17" w:history="1">
+        <w:hyperlink r:id="rId18" w:history="1">
           <w:r>
             <w:rPr>
               <w:rStyle w:val="Hyperlink"/>
@@ -2280,7 +2266,7 @@
           <w:sz w:val="24"/>
           <w:u w:val="single"/>
         </w:rPr>
-        <w:hyperlink r:id="rId17" w:history="1">
+        <w:hyperlink r:id="rId18" w:history="1">
           <w:r>
             <w:rPr>
               <w:rStyle w:val="Hyperlink"/>
@@ -2298,7 +2284,7 @@
           <w:sz w:val="24"/>
           <w:u w:val="single"/>
         </w:rPr>
-        <w:hyperlink r:id="rId17" w:history="1">
+        <w:hyperlink r:id="rId18" w:history="1">
           <w:r>
             <w:rPr>
               <w:rStyle w:val="Hyperlink"/>
@@ -2316,7 +2302,7 @@
           <w:sz w:val="24"/>
           <w:u w:val="single"/>
         </w:rPr>
-        <w:hyperlink r:id="rId17" w:history="1">
+        <w:hyperlink r:id="rId18" w:history="1">
           <w:r>
             <w:rPr>
               <w:rStyle w:val="Hyperlink"/>
@@ -2334,7 +2320,7 @@
           <w:sz w:val="24"/>
           <w:u w:val="single"/>
         </w:rPr>
-        <w:hyperlink r:id="rId17" w:history="1">
+        <w:hyperlink r:id="rId18" w:history="1">
           <w:r>
             <w:rPr>
               <w:rStyle w:val="Hyperlink"/>
@@ -2352,7 +2338,7 @@
           <w:sz w:val="24"/>
           <w:u w:val="single"/>
         </w:rPr>
-        <w:hyperlink r:id="rId17" w:history="1">
+        <w:hyperlink r:id="rId18" w:history="1">
           <w:r>
             <w:rPr>
               <w:rStyle w:val="Hyperlink"/>
@@ -2370,7 +2356,7 @@
           <w:sz w:val="24"/>
           <w:u w:val="single"/>
         </w:rPr>
-        <w:hyperlink r:id="rId17" w:history="1">
+        <w:hyperlink r:id="rId18" w:history="1">
           <w:r>
             <w:rPr>
               <w:rStyle w:val="Hyperlink"/>
@@ -2388,7 +2374,7 @@
           <w:sz w:val="24"/>
           <w:u w:val="single"/>
         </w:rPr>
-        <w:hyperlink r:id="rId17" w:history="1">
+        <w:hyperlink r:id="rId18" w:history="1">
           <w:r>
             <w:rPr>
               <w:rStyle w:val="Hyperlink"/>
@@ -2549,7 +2535,7 @@
           <w:sz w:val="24"/>
           <w:u w:val="single"/>
         </w:rPr>
-        <w:hyperlink r:id="rId18" w:history="1">
+        <w:hyperlink r:id="rId19" w:history="1">
           <w:r>
             <w:rPr>
               <w:rStyle w:val="Hyperlink"/>
@@ -2567,7 +2553,7 @@
           <w:sz w:val="24"/>
           <w:u w:val="single"/>
         </w:rPr>
-        <w:hyperlink r:id="rId18" w:history="1">
+        <w:hyperlink r:id="rId19" w:history="1">
           <w:r>
             <w:rPr>
               <w:rStyle w:val="Hyperlink"/>
@@ -2585,7 +2571,7 @@
           <w:sz w:val="24"/>
           <w:u w:val="single"/>
         </w:rPr>
-        <w:hyperlink r:id="rId18" w:history="1">
+        <w:hyperlink r:id="rId19" w:history="1">
           <w:r>
             <w:rPr>
               <w:rStyle w:val="Hyperlink"/>
@@ -2603,7 +2589,7 @@
           <w:sz w:val="24"/>
           <w:u w:val="single"/>
         </w:rPr>
-        <w:hyperlink r:id="rId18" w:history="1">
+        <w:hyperlink r:id="rId19" w:history="1">
           <w:r>
             <w:rPr>
               <w:rStyle w:val="Hyperlink"/>
@@ -2621,7 +2607,7 @@
           <w:sz w:val="24"/>
           <w:u w:val="single"/>
         </w:rPr>
-        <w:hyperlink r:id="rId18" w:history="1">
+        <w:hyperlink r:id="rId19" w:history="1">
           <w:r>
             <w:rPr>
               <w:rStyle w:val="Hyperlink"/>
@@ -2642,7 +2628,7 @@
           <w:sz w:val="24"/>
           <w:u w:val="single"/>
         </w:rPr>
-        <w:hyperlink r:id="rId18" w:history="1">
+        <w:hyperlink r:id="rId19" w:history="1">
           <w:r>
             <w:rPr>
               <w:rStyle w:val="Hyperlink"/>
@@ -2660,7 +2646,7 @@
           <w:sz w:val="24"/>
           <w:u w:val="single"/>
         </w:rPr>
-        <w:hyperlink r:id="rId18" w:history="1">
+        <w:hyperlink r:id="rId19" w:history="1">
           <w:r>
             <w:rPr>
               <w:rStyle w:val="Hyperlink"/>
@@ -2678,7 +2664,7 @@
           <w:sz w:val="24"/>
           <w:u w:val="single"/>
         </w:rPr>
-        <w:hyperlink r:id="rId18" w:history="1">
+        <w:hyperlink r:id="rId19" w:history="1">
           <w:r>
             <w:rPr>
               <w:rStyle w:val="Hyperlink"/>
@@ -2696,7 +2682,7 @@
           <w:sz w:val="24"/>
           <w:u w:val="single"/>
         </w:rPr>
-        <w:hyperlink r:id="rId18" w:history="1">
+        <w:hyperlink r:id="rId19" w:history="1">
           <w:r>
             <w:rPr>
               <w:rStyle w:val="Hyperlink"/>
@@ -2714,7 +2700,7 @@
           <w:sz w:val="24"/>
           <w:u w:val="single"/>
         </w:rPr>
-        <w:hyperlink r:id="rId18" w:history="1">
+        <w:hyperlink r:id="rId19" w:history="1">
           <w:r>
             <w:rPr>
               <w:rStyle w:val="Hyperlink"/>
@@ -2862,7 +2848,7 @@
           <w:sz w:val="24"/>
           <w:u w:val="single"/>
         </w:rPr>
-        <w:hyperlink r:id="rId19" w:history="1">
+        <w:hyperlink r:id="rId20" w:history="1">
           <w:r>
             <w:rPr>
               <w:rStyle w:val="Hyperlink"/>
@@ -2880,7 +2866,7 @@
           <w:sz w:val="24"/>
           <w:u w:val="single"/>
         </w:rPr>
-        <w:hyperlink r:id="rId19" w:history="1">
+        <w:hyperlink r:id="rId20" w:history="1">
           <w:r>
             <w:rPr>
               <w:rStyle w:val="Hyperlink"/>
@@ -2898,7 +2884,7 @@
           <w:sz w:val="24"/>
           <w:u w:val="single"/>
         </w:rPr>
-        <w:hyperlink r:id="rId19" w:history="1">
+        <w:hyperlink r:id="rId20" w:history="1">
           <w:r>
             <w:rPr>
               <w:rStyle w:val="Hyperlink"/>
@@ -2916,7 +2902,7 @@
           <w:sz w:val="24"/>
           <w:u w:val="single"/>
         </w:rPr>
-        <w:hyperlink r:id="rId19" w:history="1">
+        <w:hyperlink r:id="rId20" w:history="1">
           <w:r>
             <w:rPr>
               <w:rStyle w:val="Hyperlink"/>
@@ -2934,7 +2920,7 @@
           <w:sz w:val="24"/>
           <w:u w:val="single"/>
         </w:rPr>
-        <w:hyperlink r:id="rId19" w:history="1">
+        <w:hyperlink r:id="rId20" w:history="1">
           <w:r>
             <w:rPr>
               <w:rStyle w:val="Hyperlink"/>
@@ -2952,7 +2938,7 @@
           <w:sz w:val="24"/>
           <w:u w:val="single"/>
         </w:rPr>
-        <w:hyperlink r:id="rId19" w:history="1">
+        <w:hyperlink r:id="rId20" w:history="1">
           <w:r>
             <w:rPr>
               <w:rStyle w:val="Hyperlink"/>
@@ -2970,7 +2956,7 @@
           <w:sz w:val="24"/>
           <w:u w:val="single"/>
         </w:rPr>
-        <w:hyperlink r:id="rId19" w:history="1">
+        <w:hyperlink r:id="rId20" w:history="1">
           <w:r>
             <w:rPr>
               <w:rStyle w:val="Hyperlink"/>
@@ -2988,7 +2974,7 @@
           <w:sz w:val="24"/>
           <w:u w:val="single"/>
         </w:rPr>
-        <w:hyperlink r:id="rId19" w:history="1">
+        <w:hyperlink r:id="rId20" w:history="1">
           <w:r>
             <w:rPr>
               <w:rStyle w:val="Hyperlink"/>
@@ -3006,7 +2992,7 @@
           <w:sz w:val="24"/>
           <w:u w:val="single"/>
         </w:rPr>
-        <w:hyperlink r:id="rId19" w:history="1">
+        <w:hyperlink r:id="rId20" w:history="1">
           <w:r>
             <w:rPr>
               <w:rStyle w:val="Hyperlink"/>

--- a/EXPORTS/DOCX/published/niveau3/English/HoofdcursusKampen.docx
+++ b/EXPORTS/DOCX/published/niveau3/English/HoofdcursusKampen.docx
@@ -572,7 +572,32 @@
           <w:color w:val="000000"/>
           <w:sz w:val="24"/>
         </w:rPr>
-        <w:t>nd the lat</w:t>
+        <w:hyperlink r:id="rId9" w:history="1">
+          <w:r>
+            <w:rPr>
+              <w:rStyle w:val="Hyperlink"/>
+            </w:rPr>
+            <w:t>n</w:t>
+          </w:r>
+        </w:hyperlink>
+      </w:r>
+      <w:r>
+        <w:rPr>
+          <w:u w:val="single" w:color="0000ff"/>
+          <w:rFonts w:ascii="Charis SIL Regular" w:hAnsi="Charis SIL Regular" w:eastAsia="Charis SIL Regular"/>
+          <w:b w:val="0"/>
+          <w:i w:val="0"/>
+          <w:color w:val="000000"/>
+          <w:sz w:val="24"/>
+        </w:rPr>
+        <w:hyperlink r:id="rId9" w:history="1">
+          <w:r>
+            <w:rPr>
+              <w:rStyle w:val="Hyperlink"/>
+            </w:rPr>
+            <w:t>d the lat</w:t>
+          </w:r>
+        </w:hyperlink>
       </w:r>
       <w:r>
         <w:rPr>
@@ -774,14 +799,7 @@
           <w:color w:val="000000"/>
           <w:sz w:val="24"/>
         </w:rPr>
-        <w:hyperlink r:id="rId10" w:history="1">
-          <w:r>
-            <w:rPr>
-              <w:rStyle w:val="Hyperlink"/>
-            </w:rPr>
-            <w:t>Volkenkundig M</w:t>
-          </w:r>
-        </w:hyperlink>
+        <w:t>Volkenkundig M</w:t>
       </w:r>
       <w:r>
         <w:rPr>
@@ -1638,7 +1656,7 @@
           <w:sz w:val="24"/>
           <w:u w:val="single"/>
         </w:rPr>
-        <w:hyperlink r:id="rId13" w:history="1">
+        <w:hyperlink r:id="rId14" w:history="1">
           <w:r>
             <w:rPr>
               <w:rStyle w:val="Hyperlink"/>
@@ -1656,7 +1674,7 @@
           <w:sz w:val="24"/>
           <w:u w:val="single"/>
         </w:rPr>
-        <w:hyperlink r:id="rId13" w:history="1">
+        <w:hyperlink r:id="rId14" w:history="1">
           <w:r>
             <w:rPr>
               <w:rStyle w:val="Hyperlink"/>
@@ -1667,21 +1685,13 @@
       </w:r>
       <w:r>
         <w:rPr>
-          <w:u w:val="single" w:color="0000ff"/>
           <w:rFonts w:ascii="Charis SIL Regular" w:hAnsi="Charis SIL Regular" w:eastAsia="Charis SIL Regular"/>
           <w:b w:val="0"/>
           <w:i w:val="0"/>
           <w:color w:val="000000"/>
           <w:sz w:val="24"/>
         </w:rPr>
-        <w:hyperlink r:id="rId13" w:history="1">
-          <w:r>
-            <w:rPr>
-              <w:rStyle w:val="Hyperlink"/>
-            </w:rPr>
-            <w:t xml:space="preserve">, </w:t>
-          </w:r>
-        </w:hyperlink>
+        <w:t xml:space="preserve">, </w:t>
       </w:r>
       <w:r>
         <w:rPr>
@@ -1692,7 +1702,7 @@
           <w:sz w:val="24"/>
           <w:u w:val="single"/>
         </w:rPr>
-        <w:hyperlink r:id="rId13" w:history="1">
+        <w:hyperlink r:id="rId15" w:history="1">
           <w:r>
             <w:rPr>
               <w:rStyle w:val="Hyperlink"/>
@@ -1739,7 +1749,7 @@
           <w:sz w:val="24"/>
           <w:u w:val="single"/>
         </w:rPr>
-        <w:hyperlink r:id="rId15" w:history="1">
+        <w:hyperlink r:id="rId13" w:history="1">
           <w:r>
             <w:rPr>
               <w:rStyle w:val="Hyperlink"/>
@@ -1937,7 +1947,7 @@
           <w:sz w:val="24"/>
           <w:u w:val="single"/>
         </w:rPr>
-        <w:hyperlink r:id="rId16" w:history="1">
+        <w:hyperlink r:id="rId17" w:history="1">
           <w:r>
             <w:rPr>
               <w:rStyle w:val="Hyperlink"/>
@@ -1955,7 +1965,7 @@
           <w:sz w:val="24"/>
           <w:u w:val="single"/>
         </w:rPr>
-        <w:hyperlink r:id="rId16" w:history="1">
+        <w:hyperlink r:id="rId17" w:history="1">
           <w:r>
             <w:rPr>
               <w:rStyle w:val="Hyperlink"/>

--- a/EXPORTS/DOCX/published/niveau3/English/HoofdcursusKampen.docx
+++ b/EXPORTS/DOCX/published/niveau3/English/HoofdcursusKampen.docx
@@ -543,7 +543,25 @@
           <w:color w:val="000000"/>
           <w:sz w:val="24"/>
         </w:rPr>
-        <w:t>KMA</w:t>
+        <w:hyperlink r:id="rId9" w:history="1">
+          <w:r>
+            <w:rPr>
+              <w:rStyle w:val="Hyperlink"/>
+            </w:rPr>
+            <w:t>KM</w:t>
+          </w:r>
+        </w:hyperlink>
+      </w:r>
+      <w:r>
+        <w:rPr>
+          <w:u w:val="single" w:color="0000ff"/>
+          <w:rFonts w:ascii="Charis SIL Regular" w:hAnsi="Charis SIL Regular" w:eastAsia="Charis SIL Regular"/>
+          <w:b w:val="0"/>
+          <w:i w:val="0"/>
+          <w:color w:val="000000"/>
+          <w:sz w:val="24"/>
+        </w:rPr>
+        <w:t>A</w:t>
       </w:r>
       <w:r>
         <w:rPr>
@@ -799,7 +817,14 @@
           <w:color w:val="000000"/>
           <w:sz w:val="24"/>
         </w:rPr>
-        <w:t>Volkenkundig M</w:t>
+        <w:hyperlink r:id="rId10" w:history="1">
+          <w:r>
+            <w:rPr>
+              <w:rStyle w:val="Hyperlink"/>
+            </w:rPr>
+            <w:t>Volkenkundig M</w:t>
+          </w:r>
+        </w:hyperlink>
       </w:r>
       <w:r>
         <w:rPr>
@@ -1685,13 +1710,21 @@
       </w:r>
       <w:r>
         <w:rPr>
+          <w:u w:val="single" w:color="0000ff"/>
           <w:rFonts w:ascii="Charis SIL Regular" w:hAnsi="Charis SIL Regular" w:eastAsia="Charis SIL Regular"/>
           <w:b w:val="0"/>
           <w:i w:val="0"/>
           <w:color w:val="000000"/>
           <w:sz w:val="24"/>
         </w:rPr>
-        <w:t xml:space="preserve">, </w:t>
+        <w:hyperlink r:id="rId13" w:history="1">
+          <w:r>
+            <w:rPr>
+              <w:rStyle w:val="Hyperlink"/>
+            </w:rPr>
+            <w:t xml:space="preserve">, </w:t>
+          </w:r>
+        </w:hyperlink>
       </w:r>
       <w:r>
         <w:rPr>
@@ -1749,7 +1782,7 @@
           <w:sz w:val="24"/>
           <w:u w:val="single"/>
         </w:rPr>
-        <w:hyperlink r:id="rId13" w:history="1">
+        <w:hyperlink r:id="rId15" w:history="1">
           <w:r>
             <w:rPr>
               <w:rStyle w:val="Hyperlink"/>

--- a/EXPORTS/DOCX/published/niveau3/English/HoofdcursusKampen.docx
+++ b/EXPORTS/DOCX/published/niveau3/English/HoofdcursusKampen.docx
@@ -1681,7 +1681,7 @@
           <w:sz w:val="24"/>
           <w:u w:val="single"/>
         </w:rPr>
-        <w:hyperlink r:id="rId14" w:history="1">
+        <w:hyperlink r:id="rId13" w:history="1">
           <w:r>
             <w:rPr>
               <w:rStyle w:val="Hyperlink"/>
@@ -1699,7 +1699,7 @@
           <w:sz w:val="24"/>
           <w:u w:val="single"/>
         </w:rPr>
-        <w:hyperlink r:id="rId14" w:history="1">
+        <w:hyperlink r:id="rId13" w:history="1">
           <w:r>
             <w:rPr>
               <w:rStyle w:val="Hyperlink"/>
@@ -1735,7 +1735,7 @@
           <w:sz w:val="24"/>
           <w:u w:val="single"/>
         </w:rPr>
-        <w:hyperlink r:id="rId15" w:history="1">
+        <w:hyperlink r:id="rId13" w:history="1">
           <w:r>
             <w:rPr>
               <w:rStyle w:val="Hyperlink"/>
@@ -1764,7 +1764,7 @@
           <w:sz w:val="24"/>
           <w:u w:val="single"/>
         </w:rPr>
-        <w:hyperlink r:id="rId15" w:history="1">
+        <w:hyperlink r:id="rId13" w:history="1">
           <w:r>
             <w:rPr>
               <w:rStyle w:val="Hyperlink"/>
@@ -1782,7 +1782,7 @@
           <w:sz w:val="24"/>
           <w:u w:val="single"/>
         </w:rPr>
-        <w:hyperlink r:id="rId15" w:history="1">
+        <w:hyperlink r:id="rId13" w:history="1">
           <w:r>
             <w:rPr>
               <w:rStyle w:val="Hyperlink"/>
@@ -1880,7 +1880,7 @@
           <w:sz w:val="24"/>
           <w:u w:val="single"/>
         </w:rPr>
-        <w:hyperlink r:id="rId16" w:history="1">
+        <w:hyperlink r:id="rId15" w:history="1">
           <w:r>
             <w:rPr>
               <w:rStyle w:val="Hyperlink"/>
@@ -1898,7 +1898,7 @@
           <w:sz w:val="24"/>
           <w:u w:val="single"/>
         </w:rPr>
-        <w:hyperlink r:id="rId16" w:history="1">
+        <w:hyperlink r:id="rId15" w:history="1">
           <w:r>
             <w:rPr>
               <w:rStyle w:val="Hyperlink"/>
@@ -1916,7 +1916,7 @@
           <w:sz w:val="24"/>
           <w:u w:val="single"/>
         </w:rPr>
-        <w:hyperlink r:id="rId16" w:history="1">
+        <w:hyperlink r:id="rId15" w:history="1">
           <w:r>
             <w:rPr>
               <w:rStyle w:val="Hyperlink"/>
@@ -1934,7 +1934,7 @@
           <w:sz w:val="24"/>
           <w:u w:val="single"/>
         </w:rPr>
-        <w:hyperlink r:id="rId16" w:history="1">
+        <w:hyperlink r:id="rId15" w:history="1">
           <w:r>
             <w:rPr>
               <w:rStyle w:val="Hyperlink"/>
@@ -1962,7 +1962,7 @@
           <w:sz w:val="24"/>
           <w:u w:val="single"/>
         </w:rPr>
-        <w:hyperlink r:id="rId17" w:history="1">
+        <w:hyperlink r:id="rId16" w:history="1">
           <w:r>
             <w:rPr>
               <w:rStyle w:val="Hyperlink"/>
@@ -1980,7 +1980,7 @@
           <w:sz w:val="24"/>
           <w:u w:val="single"/>
         </w:rPr>
-        <w:hyperlink r:id="rId17" w:history="1">
+        <w:hyperlink r:id="rId15" w:history="1">
           <w:r>
             <w:rPr>
               <w:rStyle w:val="Hyperlink"/>
@@ -1998,7 +1998,7 @@
           <w:sz w:val="24"/>
           <w:u w:val="single"/>
         </w:rPr>
-        <w:hyperlink r:id="rId17" w:history="1">
+        <w:hyperlink r:id="rId15" w:history="1">
           <w:r>
             <w:rPr>
               <w:rStyle w:val="Hyperlink"/>
@@ -2165,7 +2165,7 @@
           <w:sz w:val="24"/>
           <w:u w:val="single"/>
         </w:rPr>
-        <w:hyperlink r:id="rId18" w:history="1">
+        <w:hyperlink r:id="rId17" w:history="1">
           <w:r>
             <w:rPr>
               <w:rStyle w:val="Hyperlink"/>
@@ -2183,7 +2183,7 @@
           <w:sz w:val="24"/>
           <w:u w:val="single"/>
         </w:rPr>
-        <w:hyperlink r:id="rId18" w:history="1">
+        <w:hyperlink r:id="rId17" w:history="1">
           <w:r>
             <w:rPr>
               <w:rStyle w:val="Hyperlink"/>
@@ -2201,7 +2201,7 @@
           <w:sz w:val="24"/>
           <w:u w:val="single"/>
         </w:rPr>
-        <w:hyperlink r:id="rId18" w:history="1">
+        <w:hyperlink r:id="rId17" w:history="1">
           <w:r>
             <w:rPr>
               <w:rStyle w:val="Hyperlink"/>
@@ -2219,7 +2219,7 @@
           <w:sz w:val="24"/>
           <w:u w:val="single"/>
         </w:rPr>
-        <w:hyperlink r:id="rId18" w:history="1">
+        <w:hyperlink r:id="rId17" w:history="1">
           <w:r>
             <w:rPr>
               <w:rStyle w:val="Hyperlink"/>
@@ -2237,7 +2237,7 @@
           <w:sz w:val="24"/>
           <w:u w:val="single"/>
         </w:rPr>
-        <w:hyperlink r:id="rId18" w:history="1">
+        <w:hyperlink r:id="rId17" w:history="1">
           <w:r>
             <w:rPr>
               <w:rStyle w:val="Hyperlink"/>
@@ -2255,7 +2255,7 @@
           <w:sz w:val="24"/>
           <w:u w:val="single"/>
         </w:rPr>
-        <w:hyperlink r:id="rId18" w:history="1">
+        <w:hyperlink r:id="rId17" w:history="1">
           <w:r>
             <w:rPr>
               <w:rStyle w:val="Hyperlink"/>
@@ -2273,7 +2273,7 @@
           <w:sz w:val="24"/>
           <w:u w:val="single"/>
         </w:rPr>
-        <w:hyperlink r:id="rId18" w:history="1">
+        <w:hyperlink r:id="rId17" w:history="1">
           <w:r>
             <w:rPr>
               <w:rStyle w:val="Hyperlink"/>
@@ -2291,7 +2291,7 @@
           <w:sz w:val="24"/>
           <w:u w:val="single"/>
         </w:rPr>
-        <w:hyperlink r:id="rId18" w:history="1">
+        <w:hyperlink r:id="rId17" w:history="1">
           <w:r>
             <w:rPr>
               <w:rStyle w:val="Hyperlink"/>
@@ -2309,7 +2309,7 @@
           <w:sz w:val="24"/>
           <w:u w:val="single"/>
         </w:rPr>
-        <w:hyperlink r:id="rId18" w:history="1">
+        <w:hyperlink r:id="rId17" w:history="1">
           <w:r>
             <w:rPr>
               <w:rStyle w:val="Hyperlink"/>
@@ -2327,7 +2327,7 @@
           <w:sz w:val="24"/>
           <w:u w:val="single"/>
         </w:rPr>
-        <w:hyperlink r:id="rId18" w:history="1">
+        <w:hyperlink r:id="rId17" w:history="1">
           <w:r>
             <w:rPr>
               <w:rStyle w:val="Hyperlink"/>
@@ -2345,7 +2345,7 @@
           <w:sz w:val="24"/>
           <w:u w:val="single"/>
         </w:rPr>
-        <w:hyperlink r:id="rId18" w:history="1">
+        <w:hyperlink r:id="rId17" w:history="1">
           <w:r>
             <w:rPr>
               <w:rStyle w:val="Hyperlink"/>
@@ -2363,7 +2363,7 @@
           <w:sz w:val="24"/>
           <w:u w:val="single"/>
         </w:rPr>
-        <w:hyperlink r:id="rId18" w:history="1">
+        <w:hyperlink r:id="rId17" w:history="1">
           <w:r>
             <w:rPr>
               <w:rStyle w:val="Hyperlink"/>
@@ -2381,7 +2381,7 @@
           <w:sz w:val="24"/>
           <w:u w:val="single"/>
         </w:rPr>
-        <w:hyperlink r:id="rId18" w:history="1">
+        <w:hyperlink r:id="rId17" w:history="1">
           <w:r>
             <w:rPr>
               <w:rStyle w:val="Hyperlink"/>
@@ -2399,7 +2399,7 @@
           <w:sz w:val="24"/>
           <w:u w:val="single"/>
         </w:rPr>
-        <w:hyperlink r:id="rId18" w:history="1">
+        <w:hyperlink r:id="rId17" w:history="1">
           <w:r>
             <w:rPr>
               <w:rStyle w:val="Hyperlink"/>
@@ -2417,7 +2417,7 @@
           <w:sz w:val="24"/>
           <w:u w:val="single"/>
         </w:rPr>
-        <w:hyperlink r:id="rId18" w:history="1">
+        <w:hyperlink r:id="rId17" w:history="1">
           <w:r>
             <w:rPr>
               <w:rStyle w:val="Hyperlink"/>
@@ -2578,7 +2578,7 @@
           <w:sz w:val="24"/>
           <w:u w:val="single"/>
         </w:rPr>
-        <w:hyperlink r:id="rId19" w:history="1">
+        <w:hyperlink r:id="rId18" w:history="1">
           <w:r>
             <w:rPr>
               <w:rStyle w:val="Hyperlink"/>
@@ -2596,7 +2596,7 @@
           <w:sz w:val="24"/>
           <w:u w:val="single"/>
         </w:rPr>
-        <w:hyperlink r:id="rId19" w:history="1">
+        <w:hyperlink r:id="rId18" w:history="1">
           <w:r>
             <w:rPr>
               <w:rStyle w:val="Hyperlink"/>
@@ -2614,7 +2614,7 @@
           <w:sz w:val="24"/>
           <w:u w:val="single"/>
         </w:rPr>
-        <w:hyperlink r:id="rId19" w:history="1">
+        <w:hyperlink r:id="rId18" w:history="1">
           <w:r>
             <w:rPr>
               <w:rStyle w:val="Hyperlink"/>
@@ -2632,7 +2632,7 @@
           <w:sz w:val="24"/>
           <w:u w:val="single"/>
         </w:rPr>
-        <w:hyperlink r:id="rId19" w:history="1">
+        <w:hyperlink r:id="rId18" w:history="1">
           <w:r>
             <w:rPr>
               <w:rStyle w:val="Hyperlink"/>
@@ -2650,7 +2650,7 @@
           <w:sz w:val="24"/>
           <w:u w:val="single"/>
         </w:rPr>
-        <w:hyperlink r:id="rId19" w:history="1">
+        <w:hyperlink r:id="rId18" w:history="1">
           <w:r>
             <w:rPr>
               <w:rStyle w:val="Hyperlink"/>
@@ -2671,7 +2671,7 @@
           <w:sz w:val="24"/>
           <w:u w:val="single"/>
         </w:rPr>
-        <w:hyperlink r:id="rId19" w:history="1">
+        <w:hyperlink r:id="rId18" w:history="1">
           <w:r>
             <w:rPr>
               <w:rStyle w:val="Hyperlink"/>
@@ -2689,7 +2689,7 @@
           <w:sz w:val="24"/>
           <w:u w:val="single"/>
         </w:rPr>
-        <w:hyperlink r:id="rId19" w:history="1">
+        <w:hyperlink r:id="rId18" w:history="1">
           <w:r>
             <w:rPr>
               <w:rStyle w:val="Hyperlink"/>
@@ -2707,7 +2707,7 @@
           <w:sz w:val="24"/>
           <w:u w:val="single"/>
         </w:rPr>
-        <w:hyperlink r:id="rId19" w:history="1">
+        <w:hyperlink r:id="rId18" w:history="1">
           <w:r>
             <w:rPr>
               <w:rStyle w:val="Hyperlink"/>
@@ -2725,7 +2725,7 @@
           <w:sz w:val="24"/>
           <w:u w:val="single"/>
         </w:rPr>
-        <w:hyperlink r:id="rId19" w:history="1">
+        <w:hyperlink r:id="rId18" w:history="1">
           <w:r>
             <w:rPr>
               <w:rStyle w:val="Hyperlink"/>
@@ -2743,7 +2743,7 @@
           <w:sz w:val="24"/>
           <w:u w:val="single"/>
         </w:rPr>
-        <w:hyperlink r:id="rId19" w:history="1">
+        <w:hyperlink r:id="rId18" w:history="1">
           <w:r>
             <w:rPr>
               <w:rStyle w:val="Hyperlink"/>
@@ -2891,7 +2891,7 @@
           <w:sz w:val="24"/>
           <w:u w:val="single"/>
         </w:rPr>
-        <w:hyperlink r:id="rId20" w:history="1">
+        <w:hyperlink r:id="rId19" w:history="1">
           <w:r>
             <w:rPr>
               <w:rStyle w:val="Hyperlink"/>
@@ -2909,7 +2909,7 @@
           <w:sz w:val="24"/>
           <w:u w:val="single"/>
         </w:rPr>
-        <w:hyperlink r:id="rId20" w:history="1">
+        <w:hyperlink r:id="rId19" w:history="1">
           <w:r>
             <w:rPr>
               <w:rStyle w:val="Hyperlink"/>
@@ -2927,7 +2927,7 @@
           <w:sz w:val="24"/>
           <w:u w:val="single"/>
         </w:rPr>
-        <w:hyperlink r:id="rId20" w:history="1">
+        <w:hyperlink r:id="rId19" w:history="1">
           <w:r>
             <w:rPr>
               <w:rStyle w:val="Hyperlink"/>
@@ -2945,7 +2945,7 @@
           <w:sz w:val="24"/>
           <w:u w:val="single"/>
         </w:rPr>
-        <w:hyperlink r:id="rId20" w:history="1">
+        <w:hyperlink r:id="rId19" w:history="1">
           <w:r>
             <w:rPr>
               <w:rStyle w:val="Hyperlink"/>
@@ -2963,7 +2963,7 @@
           <w:sz w:val="24"/>
           <w:u w:val="single"/>
         </w:rPr>
-        <w:hyperlink r:id="rId20" w:history="1">
+        <w:hyperlink r:id="rId19" w:history="1">
           <w:r>
             <w:rPr>
               <w:rStyle w:val="Hyperlink"/>
@@ -2981,7 +2981,7 @@
           <w:sz w:val="24"/>
           <w:u w:val="single"/>
         </w:rPr>
-        <w:hyperlink r:id="rId20" w:history="1">
+        <w:hyperlink r:id="rId19" w:history="1">
           <w:r>
             <w:rPr>
               <w:rStyle w:val="Hyperlink"/>
@@ -2999,7 +2999,7 @@
           <w:sz w:val="24"/>
           <w:u w:val="single"/>
         </w:rPr>
-        <w:hyperlink r:id="rId20" w:history="1">
+        <w:hyperlink r:id="rId19" w:history="1">
           <w:r>
             <w:rPr>
               <w:rStyle w:val="Hyperlink"/>
@@ -3017,7 +3017,7 @@
           <w:sz w:val="24"/>
           <w:u w:val="single"/>
         </w:rPr>
-        <w:hyperlink r:id="rId20" w:history="1">
+        <w:hyperlink r:id="rId19" w:history="1">
           <w:r>
             <w:rPr>
               <w:rStyle w:val="Hyperlink"/>
@@ -3035,7 +3035,7 @@
           <w:sz w:val="24"/>
           <w:u w:val="single"/>
         </w:rPr>
-        <w:hyperlink r:id="rId20" w:history="1">
+        <w:hyperlink r:id="rId19" w:history="1">
           <w:r>
             <w:rPr>
               <w:rStyle w:val="Hyperlink"/>

--- a/EXPORTS/DOCX/published/niveau3/English/HoofdcursusKampen.docx
+++ b/EXPORTS/DOCX/published/niveau3/English/HoofdcursusKampen.docx
@@ -554,7 +554,6 @@
       </w:r>
       <w:r>
         <w:rPr>
-          <w:u w:val="single" w:color="0000ff"/>
           <w:rFonts w:ascii="Charis SIL Regular" w:hAnsi="Charis SIL Regular" w:eastAsia="Charis SIL Regular"/>
           <w:b w:val="0"/>
           <w:i w:val="0"/>
@@ -817,14 +816,7 @@
           <w:color w:val="000000"/>
           <w:sz w:val="24"/>
         </w:rPr>
-        <w:hyperlink r:id="rId10" w:history="1">
-          <w:r>
-            <w:rPr>
-              <w:rStyle w:val="Hyperlink"/>
-            </w:rPr>
-            <w:t>Volkenkundig M</w:t>
-          </w:r>
-        </w:hyperlink>
+        <w:t>Volkenkundig M</w:t>
       </w:r>
       <w:r>
         <w:rPr>
@@ -1681,7 +1673,7 @@
           <w:sz w:val="24"/>
           <w:u w:val="single"/>
         </w:rPr>
-        <w:hyperlink r:id="rId13" w:history="1">
+        <w:hyperlink r:id="rId14" w:history="1">
           <w:r>
             <w:rPr>
               <w:rStyle w:val="Hyperlink"/>
@@ -1699,7 +1691,7 @@
           <w:sz w:val="24"/>
           <w:u w:val="single"/>
         </w:rPr>
-        <w:hyperlink r:id="rId13" w:history="1">
+        <w:hyperlink r:id="rId14" w:history="1">
           <w:r>
             <w:rPr>
               <w:rStyle w:val="Hyperlink"/>
@@ -1735,7 +1727,7 @@
           <w:sz w:val="24"/>
           <w:u w:val="single"/>
         </w:rPr>
-        <w:hyperlink r:id="rId13" w:history="1">
+        <w:hyperlink r:id="rId15" w:history="1">
           <w:r>
             <w:rPr>
               <w:rStyle w:val="Hyperlink"/>
@@ -1764,7 +1756,7 @@
           <w:sz w:val="24"/>
           <w:u w:val="single"/>
         </w:rPr>
-        <w:hyperlink r:id="rId13" w:history="1">
+        <w:hyperlink r:id="rId15" w:history="1">
           <w:r>
             <w:rPr>
               <w:rStyle w:val="Hyperlink"/>
@@ -1782,7 +1774,7 @@
           <w:sz w:val="24"/>
           <w:u w:val="single"/>
         </w:rPr>
-        <w:hyperlink r:id="rId13" w:history="1">
+        <w:hyperlink r:id="rId15" w:history="1">
           <w:r>
             <w:rPr>
               <w:rStyle w:val="Hyperlink"/>
@@ -1880,7 +1872,7 @@
           <w:sz w:val="24"/>
           <w:u w:val="single"/>
         </w:rPr>
-        <w:hyperlink r:id="rId15" w:history="1">
+        <w:hyperlink r:id="rId16" w:history="1">
           <w:r>
             <w:rPr>
               <w:rStyle w:val="Hyperlink"/>
@@ -1898,7 +1890,7 @@
           <w:sz w:val="24"/>
           <w:u w:val="single"/>
         </w:rPr>
-        <w:hyperlink r:id="rId15" w:history="1">
+        <w:hyperlink r:id="rId16" w:history="1">
           <w:r>
             <w:rPr>
               <w:rStyle w:val="Hyperlink"/>
@@ -1916,7 +1908,7 @@
           <w:sz w:val="24"/>
           <w:u w:val="single"/>
         </w:rPr>
-        <w:hyperlink r:id="rId15" w:history="1">
+        <w:hyperlink r:id="rId16" w:history="1">
           <w:r>
             <w:rPr>
               <w:rStyle w:val="Hyperlink"/>
@@ -1934,7 +1926,7 @@
           <w:sz w:val="24"/>
           <w:u w:val="single"/>
         </w:rPr>
-        <w:hyperlink r:id="rId15" w:history="1">
+        <w:hyperlink r:id="rId16" w:history="1">
           <w:r>
             <w:rPr>
               <w:rStyle w:val="Hyperlink"/>
@@ -1962,7 +1954,7 @@
           <w:sz w:val="24"/>
           <w:u w:val="single"/>
         </w:rPr>
-        <w:hyperlink r:id="rId16" w:history="1">
+        <w:hyperlink r:id="rId17" w:history="1">
           <w:r>
             <w:rPr>
               <w:rStyle w:val="Hyperlink"/>
@@ -1980,7 +1972,7 @@
           <w:sz w:val="24"/>
           <w:u w:val="single"/>
         </w:rPr>
-        <w:hyperlink r:id="rId15" w:history="1">
+        <w:hyperlink r:id="rId17" w:history="1">
           <w:r>
             <w:rPr>
               <w:rStyle w:val="Hyperlink"/>
@@ -1998,7 +1990,7 @@
           <w:sz w:val="24"/>
           <w:u w:val="single"/>
         </w:rPr>
-        <w:hyperlink r:id="rId15" w:history="1">
+        <w:hyperlink r:id="rId17" w:history="1">
           <w:r>
             <w:rPr>
               <w:rStyle w:val="Hyperlink"/>
@@ -2165,7 +2157,7 @@
           <w:sz w:val="24"/>
           <w:u w:val="single"/>
         </w:rPr>
-        <w:hyperlink r:id="rId17" w:history="1">
+        <w:hyperlink r:id="rId18" w:history="1">
           <w:r>
             <w:rPr>
               <w:rStyle w:val="Hyperlink"/>
@@ -2183,7 +2175,7 @@
           <w:sz w:val="24"/>
           <w:u w:val="single"/>
         </w:rPr>
-        <w:hyperlink r:id="rId17" w:history="1">
+        <w:hyperlink r:id="rId18" w:history="1">
           <w:r>
             <w:rPr>
               <w:rStyle w:val="Hyperlink"/>
@@ -2201,7 +2193,7 @@
           <w:sz w:val="24"/>
           <w:u w:val="single"/>
         </w:rPr>
-        <w:hyperlink r:id="rId17" w:history="1">
+        <w:hyperlink r:id="rId18" w:history="1">
           <w:r>
             <w:rPr>
               <w:rStyle w:val="Hyperlink"/>
@@ -2219,7 +2211,7 @@
           <w:sz w:val="24"/>
           <w:u w:val="single"/>
         </w:rPr>
-        <w:hyperlink r:id="rId17" w:history="1">
+        <w:hyperlink r:id="rId18" w:history="1">
           <w:r>
             <w:rPr>
               <w:rStyle w:val="Hyperlink"/>
@@ -2237,7 +2229,7 @@
           <w:sz w:val="24"/>
           <w:u w:val="single"/>
         </w:rPr>
-        <w:hyperlink r:id="rId17" w:history="1">
+        <w:hyperlink r:id="rId18" w:history="1">
           <w:r>
             <w:rPr>
               <w:rStyle w:val="Hyperlink"/>
@@ -2255,7 +2247,7 @@
           <w:sz w:val="24"/>
           <w:u w:val="single"/>
         </w:rPr>
-        <w:hyperlink r:id="rId17" w:history="1">
+        <w:hyperlink r:id="rId18" w:history="1">
           <w:r>
             <w:rPr>
               <w:rStyle w:val="Hyperlink"/>
@@ -2273,7 +2265,7 @@
           <w:sz w:val="24"/>
           <w:u w:val="single"/>
         </w:rPr>
-        <w:hyperlink r:id="rId17" w:history="1">
+        <w:hyperlink r:id="rId18" w:history="1">
           <w:r>
             <w:rPr>
               <w:rStyle w:val="Hyperlink"/>
@@ -2291,7 +2283,7 @@
           <w:sz w:val="24"/>
           <w:u w:val="single"/>
         </w:rPr>
-        <w:hyperlink r:id="rId17" w:history="1">
+        <w:hyperlink r:id="rId18" w:history="1">
           <w:r>
             <w:rPr>
               <w:rStyle w:val="Hyperlink"/>
@@ -2309,7 +2301,7 @@
           <w:sz w:val="24"/>
           <w:u w:val="single"/>
         </w:rPr>
-        <w:hyperlink r:id="rId17" w:history="1">
+        <w:hyperlink r:id="rId18" w:history="1">
           <w:r>
             <w:rPr>
               <w:rStyle w:val="Hyperlink"/>
@@ -2327,7 +2319,7 @@
           <w:sz w:val="24"/>
           <w:u w:val="single"/>
         </w:rPr>
-        <w:hyperlink r:id="rId17" w:history="1">
+        <w:hyperlink r:id="rId18" w:history="1">
           <w:r>
             <w:rPr>
               <w:rStyle w:val="Hyperlink"/>
@@ -2345,7 +2337,7 @@
           <w:sz w:val="24"/>
           <w:u w:val="single"/>
         </w:rPr>
-        <w:hyperlink r:id="rId17" w:history="1">
+        <w:hyperlink r:id="rId18" w:history="1">
           <w:r>
             <w:rPr>
               <w:rStyle w:val="Hyperlink"/>
@@ -2363,7 +2355,7 @@
           <w:sz w:val="24"/>
           <w:u w:val="single"/>
         </w:rPr>
-        <w:hyperlink r:id="rId17" w:history="1">
+        <w:hyperlink r:id="rId18" w:history="1">
           <w:r>
             <w:rPr>
               <w:rStyle w:val="Hyperlink"/>
@@ -2381,7 +2373,7 @@
           <w:sz w:val="24"/>
           <w:u w:val="single"/>
         </w:rPr>
-        <w:hyperlink r:id="rId17" w:history="1">
+        <w:hyperlink r:id="rId18" w:history="1">
           <w:r>
             <w:rPr>
               <w:rStyle w:val="Hyperlink"/>
@@ -2399,7 +2391,7 @@
           <w:sz w:val="24"/>
           <w:u w:val="single"/>
         </w:rPr>
-        <w:hyperlink r:id="rId17" w:history="1">
+        <w:hyperlink r:id="rId18" w:history="1">
           <w:r>
             <w:rPr>
               <w:rStyle w:val="Hyperlink"/>
@@ -2417,7 +2409,7 @@
           <w:sz w:val="24"/>
           <w:u w:val="single"/>
         </w:rPr>
-        <w:hyperlink r:id="rId17" w:history="1">
+        <w:hyperlink r:id="rId18" w:history="1">
           <w:r>
             <w:rPr>
               <w:rStyle w:val="Hyperlink"/>
@@ -2578,7 +2570,7 @@
           <w:sz w:val="24"/>
           <w:u w:val="single"/>
         </w:rPr>
-        <w:hyperlink r:id="rId18" w:history="1">
+        <w:hyperlink r:id="rId19" w:history="1">
           <w:r>
             <w:rPr>
               <w:rStyle w:val="Hyperlink"/>
@@ -2596,7 +2588,7 @@
           <w:sz w:val="24"/>
           <w:u w:val="single"/>
         </w:rPr>
-        <w:hyperlink r:id="rId18" w:history="1">
+        <w:hyperlink r:id="rId19" w:history="1">
           <w:r>
             <w:rPr>
               <w:rStyle w:val="Hyperlink"/>
@@ -2614,7 +2606,7 @@
           <w:sz w:val="24"/>
           <w:u w:val="single"/>
         </w:rPr>
-        <w:hyperlink r:id="rId18" w:history="1">
+        <w:hyperlink r:id="rId19" w:history="1">
           <w:r>
             <w:rPr>
               <w:rStyle w:val="Hyperlink"/>
@@ -2632,7 +2624,7 @@
           <w:sz w:val="24"/>
           <w:u w:val="single"/>
         </w:rPr>
-        <w:hyperlink r:id="rId18" w:history="1">
+        <w:hyperlink r:id="rId19" w:history="1">
           <w:r>
             <w:rPr>
               <w:rStyle w:val="Hyperlink"/>
@@ -2650,7 +2642,7 @@
           <w:sz w:val="24"/>
           <w:u w:val="single"/>
         </w:rPr>
-        <w:hyperlink r:id="rId18" w:history="1">
+        <w:hyperlink r:id="rId19" w:history="1">
           <w:r>
             <w:rPr>
               <w:rStyle w:val="Hyperlink"/>
@@ -2671,7 +2663,7 @@
           <w:sz w:val="24"/>
           <w:u w:val="single"/>
         </w:rPr>
-        <w:hyperlink r:id="rId18" w:history="1">
+        <w:hyperlink r:id="rId19" w:history="1">
           <w:r>
             <w:rPr>
               <w:rStyle w:val="Hyperlink"/>
@@ -2689,7 +2681,7 @@
           <w:sz w:val="24"/>
           <w:u w:val="single"/>
         </w:rPr>
-        <w:hyperlink r:id="rId18" w:history="1">
+        <w:hyperlink r:id="rId19" w:history="1">
           <w:r>
             <w:rPr>
               <w:rStyle w:val="Hyperlink"/>
@@ -2707,7 +2699,7 @@
           <w:sz w:val="24"/>
           <w:u w:val="single"/>
         </w:rPr>
-        <w:hyperlink r:id="rId18" w:history="1">
+        <w:hyperlink r:id="rId19" w:history="1">
           <w:r>
             <w:rPr>
               <w:rStyle w:val="Hyperlink"/>
@@ -2725,7 +2717,7 @@
           <w:sz w:val="24"/>
           <w:u w:val="single"/>
         </w:rPr>
-        <w:hyperlink r:id="rId18" w:history="1">
+        <w:hyperlink r:id="rId19" w:history="1">
           <w:r>
             <w:rPr>
               <w:rStyle w:val="Hyperlink"/>
@@ -2743,7 +2735,7 @@
           <w:sz w:val="24"/>
           <w:u w:val="single"/>
         </w:rPr>
-        <w:hyperlink r:id="rId18" w:history="1">
+        <w:hyperlink r:id="rId19" w:history="1">
           <w:r>
             <w:rPr>
               <w:rStyle w:val="Hyperlink"/>
@@ -2891,7 +2883,7 @@
           <w:sz w:val="24"/>
           <w:u w:val="single"/>
         </w:rPr>
-        <w:hyperlink r:id="rId19" w:history="1">
+        <w:hyperlink r:id="rId20" w:history="1">
           <w:r>
             <w:rPr>
               <w:rStyle w:val="Hyperlink"/>
@@ -2909,7 +2901,7 @@
           <w:sz w:val="24"/>
           <w:u w:val="single"/>
         </w:rPr>
-        <w:hyperlink r:id="rId19" w:history="1">
+        <w:hyperlink r:id="rId20" w:history="1">
           <w:r>
             <w:rPr>
               <w:rStyle w:val="Hyperlink"/>
@@ -2927,7 +2919,7 @@
           <w:sz w:val="24"/>
           <w:u w:val="single"/>
         </w:rPr>
-        <w:hyperlink r:id="rId19" w:history="1">
+        <w:hyperlink r:id="rId20" w:history="1">
           <w:r>
             <w:rPr>
               <w:rStyle w:val="Hyperlink"/>
@@ -2945,7 +2937,7 @@
           <w:sz w:val="24"/>
           <w:u w:val="single"/>
         </w:rPr>
-        <w:hyperlink r:id="rId19" w:history="1">
+        <w:hyperlink r:id="rId20" w:history="1">
           <w:r>
             <w:rPr>
               <w:rStyle w:val="Hyperlink"/>
@@ -2963,7 +2955,7 @@
           <w:sz w:val="24"/>
           <w:u w:val="single"/>
         </w:rPr>
-        <w:hyperlink r:id="rId19" w:history="1">
+        <w:hyperlink r:id="rId20" w:history="1">
           <w:r>
             <w:rPr>
               <w:rStyle w:val="Hyperlink"/>
@@ -2981,7 +2973,7 @@
           <w:sz w:val="24"/>
           <w:u w:val="single"/>
         </w:rPr>
-        <w:hyperlink r:id="rId19" w:history="1">
+        <w:hyperlink r:id="rId20" w:history="1">
           <w:r>
             <w:rPr>
               <w:rStyle w:val="Hyperlink"/>
@@ -2999,7 +2991,7 @@
           <w:sz w:val="24"/>
           <w:u w:val="single"/>
         </w:rPr>
-        <w:hyperlink r:id="rId19" w:history="1">
+        <w:hyperlink r:id="rId20" w:history="1">
           <w:r>
             <w:rPr>
               <w:rStyle w:val="Hyperlink"/>
@@ -3017,7 +3009,7 @@
           <w:sz w:val="24"/>
           <w:u w:val="single"/>
         </w:rPr>
-        <w:hyperlink r:id="rId19" w:history="1">
+        <w:hyperlink r:id="rId20" w:history="1">
           <w:r>
             <w:rPr>
               <w:rStyle w:val="Hyperlink"/>
@@ -3035,7 +3027,7 @@
           <w:sz w:val="24"/>
           <w:u w:val="single"/>
         </w:rPr>
-        <w:hyperlink r:id="rId19" w:history="1">
+        <w:hyperlink r:id="rId20" w:history="1">
           <w:r>
             <w:rPr>
               <w:rStyle w:val="Hyperlink"/>

--- a/EXPORTS/DOCX/published/niveau3/English/HoofdcursusKampen.docx
+++ b/EXPORTS/DOCX/published/niveau3/English/HoofdcursusKampen.docx
@@ -532,89 +532,7 @@
           <w:color w:val="000000"/>
           <w:sz w:val="24"/>
         </w:rPr>
-        <w:t xml:space="preserve">information about the ethnographic collection of the </w:t>
-      </w:r>
-      <w:r>
-        <w:rPr>
-          <w:u w:val="single" w:color="0000ff"/>
-          <w:rFonts w:ascii="Charis SIL Regular" w:hAnsi="Charis SIL Regular" w:eastAsia="Charis SIL Regular"/>
-          <w:b w:val="0"/>
-          <w:i w:val="0"/>
-          <w:color w:val="000000"/>
-          <w:sz w:val="24"/>
-        </w:rPr>
-        <w:hyperlink r:id="rId9" w:history="1">
-          <w:r>
-            <w:rPr>
-              <w:rStyle w:val="Hyperlink"/>
-            </w:rPr>
-            <w:t>KM</w:t>
-          </w:r>
-        </w:hyperlink>
-      </w:r>
-      <w:r>
-        <w:rPr>
-          <w:rFonts w:ascii="Charis SIL Regular" w:hAnsi="Charis SIL Regular" w:eastAsia="Charis SIL Regular"/>
-          <w:b w:val="0"/>
-          <w:i w:val="0"/>
-          <w:color w:val="000000"/>
-          <w:sz w:val="24"/>
-        </w:rPr>
-        <w:t>A</w:t>
-      </w:r>
-      <w:r>
-        <w:rPr>
-          <w:u w:val="single" w:color="0000ff"/>
-          <w:rFonts w:ascii="Charis SIL Regular" w:hAnsi="Charis SIL Regular" w:eastAsia="Charis SIL Regular"/>
-          <w:b w:val="0"/>
-          <w:i w:val="0"/>
-          <w:color w:val="000000"/>
-          <w:sz w:val="24"/>
-        </w:rPr>
-        <w:hyperlink r:id="rId9" w:history="1">
-          <w:r>
-            <w:rPr>
-              <w:rStyle w:val="Hyperlink"/>
-            </w:rPr>
-            <w:t xml:space="preserve"> a</w:t>
-          </w:r>
-        </w:hyperlink>
-      </w:r>
-      <w:r>
-        <w:rPr>
-          <w:u w:val="single" w:color="0000ff"/>
-          <w:rFonts w:ascii="Charis SIL Regular" w:hAnsi="Charis SIL Regular" w:eastAsia="Charis SIL Regular"/>
-          <w:b w:val="0"/>
-          <w:i w:val="0"/>
-          <w:color w:val="000000"/>
-          <w:sz w:val="24"/>
-        </w:rPr>
-        <w:hyperlink r:id="rId9" w:history="1">
-          <w:r>
-            <w:rPr>
-              <w:rStyle w:val="Hyperlink"/>
-            </w:rPr>
-            <w:t>n</w:t>
-          </w:r>
-        </w:hyperlink>
-      </w:r>
-      <w:r>
-        <w:rPr>
-          <w:u w:val="single" w:color="0000ff"/>
-          <w:rFonts w:ascii="Charis SIL Regular" w:hAnsi="Charis SIL Regular" w:eastAsia="Charis SIL Regular"/>
-          <w:b w:val="0"/>
-          <w:i w:val="0"/>
-          <w:color w:val="000000"/>
-          <w:sz w:val="24"/>
-        </w:rPr>
-        <w:hyperlink r:id="rId9" w:history="1">
-          <w:r>
-            <w:rPr>
-              <w:rStyle w:val="Hyperlink"/>
-            </w:rPr>
-            <w:t>d the lat</w:t>
-          </w:r>
-        </w:hyperlink>
+        <w:t>information about the ethnographic collection of the KMA and the lat</w:t>
       </w:r>
       <w:r>
         <w:rPr>
@@ -816,7 +734,14 @@
           <w:color w:val="000000"/>
           <w:sz w:val="24"/>
         </w:rPr>
-        <w:t>Volkenkundig M</w:t>
+        <w:hyperlink r:id="rId10" w:history="1">
+          <w:r>
+            <w:rPr>
+              <w:rStyle w:val="Hyperlink"/>
+            </w:rPr>
+            <w:t>Volkenkundig M</w:t>
+          </w:r>
+        </w:hyperlink>
       </w:r>
       <w:r>
         <w:rPr>
@@ -1702,21 +1627,13 @@
       </w:r>
       <w:r>
         <w:rPr>
-          <w:u w:val="single" w:color="0000ff"/>
           <w:rFonts w:ascii="Charis SIL Regular" w:hAnsi="Charis SIL Regular" w:eastAsia="Charis SIL Regular"/>
           <w:b w:val="0"/>
           <w:i w:val="0"/>
           <w:color w:val="000000"/>
           <w:sz w:val="24"/>
         </w:rPr>
-        <w:hyperlink r:id="rId13" w:history="1">
-          <w:r>
-            <w:rPr>
-              <w:rStyle w:val="Hyperlink"/>
-            </w:rPr>
-            <w:t xml:space="preserve">, </w:t>
-          </w:r>
-        </w:hyperlink>
+        <w:t xml:space="preserve">, </w:t>
       </w:r>
       <w:r>
         <w:rPr>

--- a/EXPORTS/DOCX/published/niveau3/English/HoofdcursusKampen.docx
+++ b/EXPORTS/DOCX/published/niveau3/English/HoofdcursusKampen.docx
@@ -1616,7 +1616,7 @@
           <w:sz w:val="24"/>
           <w:u w:val="single"/>
         </w:rPr>
-        <w:hyperlink r:id="rId14" w:history="1">
+        <w:hyperlink r:id="rId13" w:history="1">
           <w:r>
             <w:rPr>
               <w:rStyle w:val="Hyperlink"/>
@@ -1633,7 +1633,14 @@
           <w:color w:val="000000"/>
           <w:sz w:val="24"/>
         </w:rPr>
-        <w:t xml:space="preserve">, </w:t>
+        <w:hyperlink r:id="rId13" w:history="1">
+          <w:r>
+            <w:rPr>
+              <w:rStyle w:val="Hyperlink"/>
+            </w:rPr>
+            <w:t xml:space="preserve">, </w:t>
+          </w:r>
+        </w:hyperlink>
       </w:r>
       <w:r>
         <w:rPr>
@@ -1644,7 +1651,7 @@
           <w:sz w:val="24"/>
           <w:u w:val="single"/>
         </w:rPr>
-        <w:hyperlink r:id="rId15" w:history="1">
+        <w:hyperlink r:id="rId13" w:history="1">
           <w:r>
             <w:rPr>
               <w:rStyle w:val="Hyperlink"/>
@@ -1673,7 +1680,7 @@
           <w:sz w:val="24"/>
           <w:u w:val="single"/>
         </w:rPr>
-        <w:hyperlink r:id="rId15" w:history="1">
+        <w:hyperlink r:id="rId13" w:history="1">
           <w:r>
             <w:rPr>
               <w:rStyle w:val="Hyperlink"/>
@@ -1691,7 +1698,7 @@
           <w:sz w:val="24"/>
           <w:u w:val="single"/>
         </w:rPr>
-        <w:hyperlink r:id="rId15" w:history="1">
+        <w:hyperlink r:id="rId13" w:history="1">
           <w:r>
             <w:rPr>
               <w:rStyle w:val="Hyperlink"/>
@@ -1789,7 +1796,7 @@
           <w:sz w:val="24"/>
           <w:u w:val="single"/>
         </w:rPr>
-        <w:hyperlink r:id="rId16" w:history="1">
+        <w:hyperlink r:id="rId15" w:history="1">
           <w:r>
             <w:rPr>
               <w:rStyle w:val="Hyperlink"/>
@@ -1807,7 +1814,7 @@
           <w:sz w:val="24"/>
           <w:u w:val="single"/>
         </w:rPr>
-        <w:hyperlink r:id="rId16" w:history="1">
+        <w:hyperlink r:id="rId15" w:history="1">
           <w:r>
             <w:rPr>
               <w:rStyle w:val="Hyperlink"/>
@@ -1825,7 +1832,7 @@
           <w:sz w:val="24"/>
           <w:u w:val="single"/>
         </w:rPr>
-        <w:hyperlink r:id="rId16" w:history="1">
+        <w:hyperlink r:id="rId15" w:history="1">
           <w:r>
             <w:rPr>
               <w:rStyle w:val="Hyperlink"/>
@@ -1843,7 +1850,7 @@
           <w:sz w:val="24"/>
           <w:u w:val="single"/>
         </w:rPr>
-        <w:hyperlink r:id="rId16" w:history="1">
+        <w:hyperlink r:id="rId15" w:history="1">
           <w:r>
             <w:rPr>
               <w:rStyle w:val="Hyperlink"/>
@@ -1871,7 +1878,7 @@
           <w:sz w:val="24"/>
           <w:u w:val="single"/>
         </w:rPr>
-        <w:hyperlink r:id="rId17" w:history="1">
+        <w:hyperlink r:id="rId16" w:history="1">
           <w:r>
             <w:rPr>
               <w:rStyle w:val="Hyperlink"/>
@@ -1889,7 +1896,7 @@
           <w:sz w:val="24"/>
           <w:u w:val="single"/>
         </w:rPr>
-        <w:hyperlink r:id="rId17" w:history="1">
+        <w:hyperlink r:id="rId16" w:history="1">
           <w:r>
             <w:rPr>
               <w:rStyle w:val="Hyperlink"/>
@@ -1907,7 +1914,7 @@
           <w:sz w:val="24"/>
           <w:u w:val="single"/>
         </w:rPr>
-        <w:hyperlink r:id="rId17" w:history="1">
+        <w:hyperlink r:id="rId16" w:history="1">
           <w:r>
             <w:rPr>
               <w:rStyle w:val="Hyperlink"/>
@@ -2074,7 +2081,7 @@
           <w:sz w:val="24"/>
           <w:u w:val="single"/>
         </w:rPr>
-        <w:hyperlink r:id="rId18" w:history="1">
+        <w:hyperlink r:id="rId17" w:history="1">
           <w:r>
             <w:rPr>
               <w:rStyle w:val="Hyperlink"/>
@@ -2092,7 +2099,7 @@
           <w:sz w:val="24"/>
           <w:u w:val="single"/>
         </w:rPr>
-        <w:hyperlink r:id="rId18" w:history="1">
+        <w:hyperlink r:id="rId17" w:history="1">
           <w:r>
             <w:rPr>
               <w:rStyle w:val="Hyperlink"/>
@@ -2110,7 +2117,7 @@
           <w:sz w:val="24"/>
           <w:u w:val="single"/>
         </w:rPr>
-        <w:hyperlink r:id="rId18" w:history="1">
+        <w:hyperlink r:id="rId17" w:history="1">
           <w:r>
             <w:rPr>
               <w:rStyle w:val="Hyperlink"/>
@@ -2128,7 +2135,7 @@
           <w:sz w:val="24"/>
           <w:u w:val="single"/>
         </w:rPr>
-        <w:hyperlink r:id="rId18" w:history="1">
+        <w:hyperlink r:id="rId17" w:history="1">
           <w:r>
             <w:rPr>
               <w:rStyle w:val="Hyperlink"/>
@@ -2146,7 +2153,7 @@
           <w:sz w:val="24"/>
           <w:u w:val="single"/>
         </w:rPr>
-        <w:hyperlink r:id="rId18" w:history="1">
+        <w:hyperlink r:id="rId17" w:history="1">
           <w:r>
             <w:rPr>
               <w:rStyle w:val="Hyperlink"/>
@@ -2164,7 +2171,7 @@
           <w:sz w:val="24"/>
           <w:u w:val="single"/>
         </w:rPr>
-        <w:hyperlink r:id="rId18" w:history="1">
+        <w:hyperlink r:id="rId17" w:history="1">
           <w:r>
             <w:rPr>
               <w:rStyle w:val="Hyperlink"/>
@@ -2182,7 +2189,7 @@
           <w:sz w:val="24"/>
           <w:u w:val="single"/>
         </w:rPr>
-        <w:hyperlink r:id="rId18" w:history="1">
+        <w:hyperlink r:id="rId17" w:history="1">
           <w:r>
             <w:rPr>
               <w:rStyle w:val="Hyperlink"/>
@@ -2200,7 +2207,7 @@
           <w:sz w:val="24"/>
           <w:u w:val="single"/>
         </w:rPr>
-        <w:hyperlink r:id="rId18" w:history="1">
+        <w:hyperlink r:id="rId17" w:history="1">
           <w:r>
             <w:rPr>
               <w:rStyle w:val="Hyperlink"/>
@@ -2218,7 +2225,7 @@
           <w:sz w:val="24"/>
           <w:u w:val="single"/>
         </w:rPr>
-        <w:hyperlink r:id="rId18" w:history="1">
+        <w:hyperlink r:id="rId17" w:history="1">
           <w:r>
             <w:rPr>
               <w:rStyle w:val="Hyperlink"/>
@@ -2236,7 +2243,7 @@
           <w:sz w:val="24"/>
           <w:u w:val="single"/>
         </w:rPr>
-        <w:hyperlink r:id="rId18" w:history="1">
+        <w:hyperlink r:id="rId17" w:history="1">
           <w:r>
             <w:rPr>
               <w:rStyle w:val="Hyperlink"/>
@@ -2254,7 +2261,7 @@
           <w:sz w:val="24"/>
           <w:u w:val="single"/>
         </w:rPr>
-        <w:hyperlink r:id="rId18" w:history="1">
+        <w:hyperlink r:id="rId17" w:history="1">
           <w:r>
             <w:rPr>
               <w:rStyle w:val="Hyperlink"/>
@@ -2272,7 +2279,7 @@
           <w:sz w:val="24"/>
           <w:u w:val="single"/>
         </w:rPr>
-        <w:hyperlink r:id="rId18" w:history="1">
+        <w:hyperlink r:id="rId17" w:history="1">
           <w:r>
             <w:rPr>
               <w:rStyle w:val="Hyperlink"/>
@@ -2290,7 +2297,7 @@
           <w:sz w:val="24"/>
           <w:u w:val="single"/>
         </w:rPr>
-        <w:hyperlink r:id="rId18" w:history="1">
+        <w:hyperlink r:id="rId17" w:history="1">
           <w:r>
             <w:rPr>
               <w:rStyle w:val="Hyperlink"/>
@@ -2308,7 +2315,7 @@
           <w:sz w:val="24"/>
           <w:u w:val="single"/>
         </w:rPr>
-        <w:hyperlink r:id="rId18" w:history="1">
+        <w:hyperlink r:id="rId17" w:history="1">
           <w:r>
             <w:rPr>
               <w:rStyle w:val="Hyperlink"/>
@@ -2326,7 +2333,7 @@
           <w:sz w:val="24"/>
           <w:u w:val="single"/>
         </w:rPr>
-        <w:hyperlink r:id="rId18" w:history="1">
+        <w:hyperlink r:id="rId17" w:history="1">
           <w:r>
             <w:rPr>
               <w:rStyle w:val="Hyperlink"/>
@@ -2487,7 +2494,7 @@
           <w:sz w:val="24"/>
           <w:u w:val="single"/>
         </w:rPr>
-        <w:hyperlink r:id="rId19" w:history="1">
+        <w:hyperlink r:id="rId18" w:history="1">
           <w:r>
             <w:rPr>
               <w:rStyle w:val="Hyperlink"/>
@@ -2505,7 +2512,7 @@
           <w:sz w:val="24"/>
           <w:u w:val="single"/>
         </w:rPr>
-        <w:hyperlink r:id="rId19" w:history="1">
+        <w:hyperlink r:id="rId18" w:history="1">
           <w:r>
             <w:rPr>
               <w:rStyle w:val="Hyperlink"/>
@@ -2523,7 +2530,7 @@
           <w:sz w:val="24"/>
           <w:u w:val="single"/>
         </w:rPr>
-        <w:hyperlink r:id="rId19" w:history="1">
+        <w:hyperlink r:id="rId18" w:history="1">
           <w:r>
             <w:rPr>
               <w:rStyle w:val="Hyperlink"/>
@@ -2541,7 +2548,7 @@
           <w:sz w:val="24"/>
           <w:u w:val="single"/>
         </w:rPr>
-        <w:hyperlink r:id="rId19" w:history="1">
+        <w:hyperlink r:id="rId18" w:history="1">
           <w:r>
             <w:rPr>
               <w:rStyle w:val="Hyperlink"/>
@@ -2559,7 +2566,7 @@
           <w:sz w:val="24"/>
           <w:u w:val="single"/>
         </w:rPr>
-        <w:hyperlink r:id="rId19" w:history="1">
+        <w:hyperlink r:id="rId18" w:history="1">
           <w:r>
             <w:rPr>
               <w:rStyle w:val="Hyperlink"/>
@@ -2580,7 +2587,7 @@
           <w:sz w:val="24"/>
           <w:u w:val="single"/>
         </w:rPr>
-        <w:hyperlink r:id="rId19" w:history="1">
+        <w:hyperlink r:id="rId18" w:history="1">
           <w:r>
             <w:rPr>
               <w:rStyle w:val="Hyperlink"/>
@@ -2598,7 +2605,7 @@
           <w:sz w:val="24"/>
           <w:u w:val="single"/>
         </w:rPr>
-        <w:hyperlink r:id="rId19" w:history="1">
+        <w:hyperlink r:id="rId18" w:history="1">
           <w:r>
             <w:rPr>
               <w:rStyle w:val="Hyperlink"/>
@@ -2616,7 +2623,7 @@
           <w:sz w:val="24"/>
           <w:u w:val="single"/>
         </w:rPr>
-        <w:hyperlink r:id="rId19" w:history="1">
+        <w:hyperlink r:id="rId18" w:history="1">
           <w:r>
             <w:rPr>
               <w:rStyle w:val="Hyperlink"/>
@@ -2634,7 +2641,7 @@
           <w:sz w:val="24"/>
           <w:u w:val="single"/>
         </w:rPr>
-        <w:hyperlink r:id="rId19" w:history="1">
+        <w:hyperlink r:id="rId18" w:history="1">
           <w:r>
             <w:rPr>
               <w:rStyle w:val="Hyperlink"/>
@@ -2652,7 +2659,7 @@
           <w:sz w:val="24"/>
           <w:u w:val="single"/>
         </w:rPr>
-        <w:hyperlink r:id="rId19" w:history="1">
+        <w:hyperlink r:id="rId18" w:history="1">
           <w:r>
             <w:rPr>
               <w:rStyle w:val="Hyperlink"/>
@@ -2800,7 +2807,7 @@
           <w:sz w:val="24"/>
           <w:u w:val="single"/>
         </w:rPr>
-        <w:hyperlink r:id="rId20" w:history="1">
+        <w:hyperlink r:id="rId19" w:history="1">
           <w:r>
             <w:rPr>
               <w:rStyle w:val="Hyperlink"/>
@@ -2818,7 +2825,7 @@
           <w:sz w:val="24"/>
           <w:u w:val="single"/>
         </w:rPr>
-        <w:hyperlink r:id="rId20" w:history="1">
+        <w:hyperlink r:id="rId19" w:history="1">
           <w:r>
             <w:rPr>
               <w:rStyle w:val="Hyperlink"/>
@@ -2836,7 +2843,7 @@
           <w:sz w:val="24"/>
           <w:u w:val="single"/>
         </w:rPr>
-        <w:hyperlink r:id="rId20" w:history="1">
+        <w:hyperlink r:id="rId19" w:history="1">
           <w:r>
             <w:rPr>
               <w:rStyle w:val="Hyperlink"/>
@@ -2854,7 +2861,7 @@
           <w:sz w:val="24"/>
           <w:u w:val="single"/>
         </w:rPr>
-        <w:hyperlink r:id="rId20" w:history="1">
+        <w:hyperlink r:id="rId19" w:history="1">
           <w:r>
             <w:rPr>
               <w:rStyle w:val="Hyperlink"/>
@@ -2872,7 +2879,7 @@
           <w:sz w:val="24"/>
           <w:u w:val="single"/>
         </w:rPr>
-        <w:hyperlink r:id="rId20" w:history="1">
+        <w:hyperlink r:id="rId19" w:history="1">
           <w:r>
             <w:rPr>
               <w:rStyle w:val="Hyperlink"/>
@@ -2890,7 +2897,7 @@
           <w:sz w:val="24"/>
           <w:u w:val="single"/>
         </w:rPr>
-        <w:hyperlink r:id="rId20" w:history="1">
+        <w:hyperlink r:id="rId19" w:history="1">
           <w:r>
             <w:rPr>
               <w:rStyle w:val="Hyperlink"/>
@@ -2908,7 +2915,7 @@
           <w:sz w:val="24"/>
           <w:u w:val="single"/>
         </w:rPr>
-        <w:hyperlink r:id="rId20" w:history="1">
+        <w:hyperlink r:id="rId19" w:history="1">
           <w:r>
             <w:rPr>
               <w:rStyle w:val="Hyperlink"/>
@@ -2926,7 +2933,7 @@
           <w:sz w:val="24"/>
           <w:u w:val="single"/>
         </w:rPr>
-        <w:hyperlink r:id="rId20" w:history="1">
+        <w:hyperlink r:id="rId19" w:history="1">
           <w:r>
             <w:rPr>
               <w:rStyle w:val="Hyperlink"/>
@@ -2944,7 +2951,7 @@
           <w:sz w:val="24"/>
           <w:u w:val="single"/>
         </w:rPr>
-        <w:hyperlink r:id="rId20" w:history="1">
+        <w:hyperlink r:id="rId19" w:history="1">
           <w:r>
             <w:rPr>
               <w:rStyle w:val="Hyperlink"/>

--- a/EXPORTS/DOCX/published/niveau3/English/HoofdcursusKampen.docx
+++ b/EXPORTS/DOCX/published/niveau3/English/HoofdcursusKampen.docx
@@ -532,7 +532,90 @@
           <w:color w:val="000000"/>
           <w:sz w:val="24"/>
         </w:rPr>
-        <w:t>information about the ethnographic collection of the KMA and the lat</w:t>
+        <w:t xml:space="preserve">information about the ethnographic collection of the </w:t>
+      </w:r>
+      <w:r>
+        <w:rPr>
+          <w:u w:val="single" w:color="0000ff"/>
+          <w:rFonts w:ascii="Charis SIL Regular" w:hAnsi="Charis SIL Regular" w:eastAsia="Charis SIL Regular"/>
+          <w:b w:val="0"/>
+          <w:i w:val="0"/>
+          <w:color w:val="000000"/>
+          <w:sz w:val="24"/>
+        </w:rPr>
+        <w:hyperlink r:id="rId9" w:history="1">
+          <w:r>
+            <w:rPr>
+              <w:rStyle w:val="Hyperlink"/>
+            </w:rPr>
+            <w:t>KM</w:t>
+          </w:r>
+        </w:hyperlink>
+      </w:r>
+      <w:r>
+        <w:rPr>
+          <w:u w:val="single" w:color="0000ff"/>
+          <w:rFonts w:ascii="Charis SIL Regular" w:hAnsi="Charis SIL Regular" w:eastAsia="Charis SIL Regular"/>
+          <w:b w:val="0"/>
+          <w:i w:val="0"/>
+          <w:color w:val="000000"/>
+          <w:sz w:val="24"/>
+        </w:rPr>
+        <w:t>A</w:t>
+      </w:r>
+      <w:r>
+        <w:rPr>
+          <w:u w:val="single" w:color="0000ff"/>
+          <w:rFonts w:ascii="Charis SIL Regular" w:hAnsi="Charis SIL Regular" w:eastAsia="Charis SIL Regular"/>
+          <w:b w:val="0"/>
+          <w:i w:val="0"/>
+          <w:color w:val="000000"/>
+          <w:sz w:val="24"/>
+        </w:rPr>
+        <w:hyperlink r:id="rId9" w:history="1">
+          <w:r>
+            <w:rPr>
+              <w:rStyle w:val="Hyperlink"/>
+            </w:rPr>
+            <w:t xml:space="preserve"> a</w:t>
+          </w:r>
+        </w:hyperlink>
+      </w:r>
+      <w:r>
+        <w:rPr>
+          <w:u w:val="single" w:color="0000ff"/>
+          <w:rFonts w:ascii="Charis SIL Regular" w:hAnsi="Charis SIL Regular" w:eastAsia="Charis SIL Regular"/>
+          <w:b w:val="0"/>
+          <w:i w:val="0"/>
+          <w:color w:val="000000"/>
+          <w:sz w:val="24"/>
+        </w:rPr>
+        <w:hyperlink r:id="rId9" w:history="1">
+          <w:r>
+            <w:rPr>
+              <w:rStyle w:val="Hyperlink"/>
+            </w:rPr>
+            <w:t>n</w:t>
+          </w:r>
+        </w:hyperlink>
+      </w:r>
+      <w:r>
+        <w:rPr>
+          <w:u w:val="single" w:color="0000ff"/>
+          <w:rFonts w:ascii="Charis SIL Regular" w:hAnsi="Charis SIL Regular" w:eastAsia="Charis SIL Regular"/>
+          <w:b w:val="0"/>
+          <w:i w:val="0"/>
+          <w:color w:val="000000"/>
+          <w:sz w:val="24"/>
+        </w:rPr>
+        <w:hyperlink r:id="rId9" w:history="1">
+          <w:r>
+            <w:rPr>
+              <w:rStyle w:val="Hyperlink"/>
+            </w:rPr>
+            <w:t>d the lat</w:t>
+          </w:r>
+        </w:hyperlink>
       </w:r>
       <w:r>
         <w:rPr>
@@ -1598,7 +1681,7 @@
           <w:sz w:val="24"/>
           <w:u w:val="single"/>
         </w:rPr>
-        <w:hyperlink r:id="rId14" w:history="1">
+        <w:hyperlink r:id="rId13" w:history="1">
           <w:r>
             <w:rPr>
               <w:rStyle w:val="Hyperlink"/>
@@ -1627,6 +1710,7 @@
       </w:r>
       <w:r>
         <w:rPr>
+          <w:u w:val="single" w:color="0000ff"/>
           <w:rFonts w:ascii="Charis SIL Regular" w:hAnsi="Charis SIL Regular" w:eastAsia="Charis SIL Regular"/>
           <w:b w:val="0"/>
           <w:i w:val="0"/>
@@ -1680,7 +1764,7 @@
           <w:sz w:val="24"/>
           <w:u w:val="single"/>
         </w:rPr>
-        <w:hyperlink r:id="rId13" w:history="1">
+        <w:hyperlink r:id="rId15" w:history="1">
           <w:r>
             <w:rPr>
               <w:rStyle w:val="Hyperlink"/>
@@ -1698,7 +1782,7 @@
           <w:sz w:val="24"/>
           <w:u w:val="single"/>
         </w:rPr>
-        <w:hyperlink r:id="rId13" w:history="1">
+        <w:hyperlink r:id="rId15" w:history="1">
           <w:r>
             <w:rPr>
               <w:rStyle w:val="Hyperlink"/>
@@ -1796,7 +1880,7 @@
           <w:sz w:val="24"/>
           <w:u w:val="single"/>
         </w:rPr>
-        <w:hyperlink r:id="rId15" w:history="1">
+        <w:hyperlink r:id="rId16" w:history="1">
           <w:r>
             <w:rPr>
               <w:rStyle w:val="Hyperlink"/>
@@ -1814,7 +1898,7 @@
           <w:sz w:val="24"/>
           <w:u w:val="single"/>
         </w:rPr>
-        <w:hyperlink r:id="rId15" w:history="1">
+        <w:hyperlink r:id="rId16" w:history="1">
           <w:r>
             <w:rPr>
               <w:rStyle w:val="Hyperlink"/>
@@ -1832,7 +1916,7 @@
           <w:sz w:val="24"/>
           <w:u w:val="single"/>
         </w:rPr>
-        <w:hyperlink r:id="rId15" w:history="1">
+        <w:hyperlink r:id="rId16" w:history="1">
           <w:r>
             <w:rPr>
               <w:rStyle w:val="Hyperlink"/>
@@ -1850,7 +1934,7 @@
           <w:sz w:val="24"/>
           <w:u w:val="single"/>
         </w:rPr>
-        <w:hyperlink r:id="rId15" w:history="1">
+        <w:hyperlink r:id="rId16" w:history="1">
           <w:r>
             <w:rPr>
               <w:rStyle w:val="Hyperlink"/>
@@ -1878,7 +1962,7 @@
           <w:sz w:val="24"/>
           <w:u w:val="single"/>
         </w:rPr>
-        <w:hyperlink r:id="rId16" w:history="1">
+        <w:hyperlink r:id="rId17" w:history="1">
           <w:r>
             <w:rPr>
               <w:rStyle w:val="Hyperlink"/>
@@ -2081,7 +2165,7 @@
           <w:sz w:val="24"/>
           <w:u w:val="single"/>
         </w:rPr>
-        <w:hyperlink r:id="rId17" w:history="1">
+        <w:hyperlink r:id="rId18" w:history="1">
           <w:r>
             <w:rPr>
               <w:rStyle w:val="Hyperlink"/>
@@ -2099,7 +2183,7 @@
           <w:sz w:val="24"/>
           <w:u w:val="single"/>
         </w:rPr>
-        <w:hyperlink r:id="rId17" w:history="1">
+        <w:hyperlink r:id="rId18" w:history="1">
           <w:r>
             <w:rPr>
               <w:rStyle w:val="Hyperlink"/>
@@ -2117,7 +2201,7 @@
           <w:sz w:val="24"/>
           <w:u w:val="single"/>
         </w:rPr>
-        <w:hyperlink r:id="rId17" w:history="1">
+        <w:hyperlink r:id="rId18" w:history="1">
           <w:r>
             <w:rPr>
               <w:rStyle w:val="Hyperlink"/>
@@ -2135,7 +2219,7 @@
           <w:sz w:val="24"/>
           <w:u w:val="single"/>
         </w:rPr>
-        <w:hyperlink r:id="rId17" w:history="1">
+        <w:hyperlink r:id="rId18" w:history="1">
           <w:r>
             <w:rPr>
               <w:rStyle w:val="Hyperlink"/>
@@ -2153,7 +2237,7 @@
           <w:sz w:val="24"/>
           <w:u w:val="single"/>
         </w:rPr>
-        <w:hyperlink r:id="rId17" w:history="1">
+        <w:hyperlink r:id="rId18" w:history="1">
           <w:r>
             <w:rPr>
               <w:rStyle w:val="Hyperlink"/>
@@ -2171,7 +2255,7 @@
           <w:sz w:val="24"/>
           <w:u w:val="single"/>
         </w:rPr>
-        <w:hyperlink r:id="rId17" w:history="1">
+        <w:hyperlink r:id="rId18" w:history="1">
           <w:r>
             <w:rPr>
               <w:rStyle w:val="Hyperlink"/>
@@ -2189,7 +2273,7 @@
           <w:sz w:val="24"/>
           <w:u w:val="single"/>
         </w:rPr>
-        <w:hyperlink r:id="rId17" w:history="1">
+        <w:hyperlink r:id="rId18" w:history="1">
           <w:r>
             <w:rPr>
               <w:rStyle w:val="Hyperlink"/>
@@ -2207,7 +2291,7 @@
           <w:sz w:val="24"/>
           <w:u w:val="single"/>
         </w:rPr>
-        <w:hyperlink r:id="rId17" w:history="1">
+        <w:hyperlink r:id="rId18" w:history="1">
           <w:r>
             <w:rPr>
               <w:rStyle w:val="Hyperlink"/>
@@ -2225,7 +2309,7 @@
           <w:sz w:val="24"/>
           <w:u w:val="single"/>
         </w:rPr>
-        <w:hyperlink r:id="rId17" w:history="1">
+        <w:hyperlink r:id="rId18" w:history="1">
           <w:r>
             <w:rPr>
               <w:rStyle w:val="Hyperlink"/>
@@ -2243,7 +2327,7 @@
           <w:sz w:val="24"/>
           <w:u w:val="single"/>
         </w:rPr>
-        <w:hyperlink r:id="rId17" w:history="1">
+        <w:hyperlink r:id="rId18" w:history="1">
           <w:r>
             <w:rPr>
               <w:rStyle w:val="Hyperlink"/>
@@ -2261,7 +2345,7 @@
           <w:sz w:val="24"/>
           <w:u w:val="single"/>
         </w:rPr>
-        <w:hyperlink r:id="rId17" w:history="1">
+        <w:hyperlink r:id="rId18" w:history="1">
           <w:r>
             <w:rPr>
               <w:rStyle w:val="Hyperlink"/>
@@ -2279,7 +2363,7 @@
           <w:sz w:val="24"/>
           <w:u w:val="single"/>
         </w:rPr>
-        <w:hyperlink r:id="rId17" w:history="1">
+        <w:hyperlink r:id="rId18" w:history="1">
           <w:r>
             <w:rPr>
               <w:rStyle w:val="Hyperlink"/>
@@ -2297,7 +2381,7 @@
           <w:sz w:val="24"/>
           <w:u w:val="single"/>
         </w:rPr>
-        <w:hyperlink r:id="rId17" w:history="1">
+        <w:hyperlink r:id="rId18" w:history="1">
           <w:r>
             <w:rPr>
               <w:rStyle w:val="Hyperlink"/>
@@ -2315,7 +2399,7 @@
           <w:sz w:val="24"/>
           <w:u w:val="single"/>
         </w:rPr>
-        <w:hyperlink r:id="rId17" w:history="1">
+        <w:hyperlink r:id="rId18" w:history="1">
           <w:r>
             <w:rPr>
               <w:rStyle w:val="Hyperlink"/>
@@ -2333,7 +2417,7 @@
           <w:sz w:val="24"/>
           <w:u w:val="single"/>
         </w:rPr>
-        <w:hyperlink r:id="rId17" w:history="1">
+        <w:hyperlink r:id="rId18" w:history="1">
           <w:r>
             <w:rPr>
               <w:rStyle w:val="Hyperlink"/>
@@ -2494,7 +2578,7 @@
           <w:sz w:val="24"/>
           <w:u w:val="single"/>
         </w:rPr>
-        <w:hyperlink r:id="rId18" w:history="1">
+        <w:hyperlink r:id="rId19" w:history="1">
           <w:r>
             <w:rPr>
               <w:rStyle w:val="Hyperlink"/>
@@ -2512,7 +2596,7 @@
           <w:sz w:val="24"/>
           <w:u w:val="single"/>
         </w:rPr>
-        <w:hyperlink r:id="rId18" w:history="1">
+        <w:hyperlink r:id="rId19" w:history="1">
           <w:r>
             <w:rPr>
               <w:rStyle w:val="Hyperlink"/>
@@ -2530,7 +2614,7 @@
           <w:sz w:val="24"/>
           <w:u w:val="single"/>
         </w:rPr>
-        <w:hyperlink r:id="rId18" w:history="1">
+        <w:hyperlink r:id="rId19" w:history="1">
           <w:r>
             <w:rPr>
               <w:rStyle w:val="Hyperlink"/>
@@ -2548,7 +2632,7 @@
           <w:sz w:val="24"/>
           <w:u w:val="single"/>
         </w:rPr>
-        <w:hyperlink r:id="rId18" w:history="1">
+        <w:hyperlink r:id="rId19" w:history="1">
           <w:r>
             <w:rPr>
               <w:rStyle w:val="Hyperlink"/>
@@ -2566,7 +2650,7 @@
           <w:sz w:val="24"/>
           <w:u w:val="single"/>
         </w:rPr>
-        <w:hyperlink r:id="rId18" w:history="1">
+        <w:hyperlink r:id="rId19" w:history="1">
           <w:r>
             <w:rPr>
               <w:rStyle w:val="Hyperlink"/>
@@ -2587,7 +2671,7 @@
           <w:sz w:val="24"/>
           <w:u w:val="single"/>
         </w:rPr>
-        <w:hyperlink r:id="rId18" w:history="1">
+        <w:hyperlink r:id="rId19" w:history="1">
           <w:r>
             <w:rPr>
               <w:rStyle w:val="Hyperlink"/>
@@ -2605,7 +2689,7 @@
           <w:sz w:val="24"/>
           <w:u w:val="single"/>
         </w:rPr>
-        <w:hyperlink r:id="rId18" w:history="1">
+        <w:hyperlink r:id="rId19" w:history="1">
           <w:r>
             <w:rPr>
               <w:rStyle w:val="Hyperlink"/>
@@ -2623,7 +2707,7 @@
           <w:sz w:val="24"/>
           <w:u w:val="single"/>
         </w:rPr>
-        <w:hyperlink r:id="rId18" w:history="1">
+        <w:hyperlink r:id="rId19" w:history="1">
           <w:r>
             <w:rPr>
               <w:rStyle w:val="Hyperlink"/>
@@ -2641,7 +2725,7 @@
           <w:sz w:val="24"/>
           <w:u w:val="single"/>
         </w:rPr>
-        <w:hyperlink r:id="rId18" w:history="1">
+        <w:hyperlink r:id="rId19" w:history="1">
           <w:r>
             <w:rPr>
               <w:rStyle w:val="Hyperlink"/>
@@ -2659,7 +2743,7 @@
           <w:sz w:val="24"/>
           <w:u w:val="single"/>
         </w:rPr>
-        <w:hyperlink r:id="rId18" w:history="1">
+        <w:hyperlink r:id="rId19" w:history="1">
           <w:r>
             <w:rPr>
               <w:rStyle w:val="Hyperlink"/>
@@ -2807,7 +2891,7 @@
           <w:sz w:val="24"/>
           <w:u w:val="single"/>
         </w:rPr>
-        <w:hyperlink r:id="rId19" w:history="1">
+        <w:hyperlink r:id="rId20" w:history="1">
           <w:r>
             <w:rPr>
               <w:rStyle w:val="Hyperlink"/>
@@ -2825,7 +2909,7 @@
           <w:sz w:val="24"/>
           <w:u w:val="single"/>
         </w:rPr>
-        <w:hyperlink r:id="rId19" w:history="1">
+        <w:hyperlink r:id="rId20" w:history="1">
           <w:r>
             <w:rPr>
               <w:rStyle w:val="Hyperlink"/>
@@ -2843,7 +2927,7 @@
           <w:sz w:val="24"/>
           <w:u w:val="single"/>
         </w:rPr>
-        <w:hyperlink r:id="rId19" w:history="1">
+        <w:hyperlink r:id="rId20" w:history="1">
           <w:r>
             <w:rPr>
               <w:rStyle w:val="Hyperlink"/>
@@ -2861,7 +2945,7 @@
           <w:sz w:val="24"/>
           <w:u w:val="single"/>
         </w:rPr>
-        <w:hyperlink r:id="rId19" w:history="1">
+        <w:hyperlink r:id="rId20" w:history="1">
           <w:r>
             <w:rPr>
               <w:rStyle w:val="Hyperlink"/>
@@ -2879,7 +2963,7 @@
           <w:sz w:val="24"/>
           <w:u w:val="single"/>
         </w:rPr>
-        <w:hyperlink r:id="rId19" w:history="1">
+        <w:hyperlink r:id="rId20" w:history="1">
           <w:r>
             <w:rPr>
               <w:rStyle w:val="Hyperlink"/>
@@ -2897,7 +2981,7 @@
           <w:sz w:val="24"/>
           <w:u w:val="single"/>
         </w:rPr>
-        <w:hyperlink r:id="rId19" w:history="1">
+        <w:hyperlink r:id="rId20" w:history="1">
           <w:r>
             <w:rPr>
               <w:rStyle w:val="Hyperlink"/>
@@ -2915,7 +2999,7 @@
           <w:sz w:val="24"/>
           <w:u w:val="single"/>
         </w:rPr>
-        <w:hyperlink r:id="rId19" w:history="1">
+        <w:hyperlink r:id="rId20" w:history="1">
           <w:r>
             <w:rPr>
               <w:rStyle w:val="Hyperlink"/>
@@ -2933,7 +3017,7 @@
           <w:sz w:val="24"/>
           <w:u w:val="single"/>
         </w:rPr>
-        <w:hyperlink r:id="rId19" w:history="1">
+        <w:hyperlink r:id="rId20" w:history="1">
           <w:r>
             <w:rPr>
               <w:rStyle w:val="Hyperlink"/>
@@ -2951,7 +3035,7 @@
           <w:sz w:val="24"/>
           <w:u w:val="single"/>
         </w:rPr>
-        <w:hyperlink r:id="rId19" w:history="1">
+        <w:hyperlink r:id="rId20" w:history="1">
           <w:r>
             <w:rPr>
               <w:rStyle w:val="Hyperlink"/>

--- a/EXPORTS/DOCX/published/niveau3/English/HoofdcursusKampen.docx
+++ b/EXPORTS/DOCX/published/niveau3/English/HoofdcursusKampen.docx
@@ -543,25 +543,7 @@
           <w:color w:val="000000"/>
           <w:sz w:val="24"/>
         </w:rPr>
-        <w:hyperlink r:id="rId9" w:history="1">
-          <w:r>
-            <w:rPr>
-              <w:rStyle w:val="Hyperlink"/>
-            </w:rPr>
-            <w:t>KM</w:t>
-          </w:r>
-        </w:hyperlink>
-      </w:r>
-      <w:r>
-        <w:rPr>
-          <w:u w:val="single" w:color="0000ff"/>
-          <w:rFonts w:ascii="Charis SIL Regular" w:hAnsi="Charis SIL Regular" w:eastAsia="Charis SIL Regular"/>
-          <w:b w:val="0"/>
-          <w:i w:val="0"/>
-          <w:color w:val="000000"/>
-          <w:sz w:val="24"/>
-        </w:rPr>
-        <w:t>A</w:t>
+        <w:t>KMA</w:t>
       </w:r>
       <w:r>
         <w:rPr>
@@ -1764,7 +1746,7 @@
           <w:sz w:val="24"/>
           <w:u w:val="single"/>
         </w:rPr>
-        <w:hyperlink r:id="rId15" w:history="1">
+        <w:hyperlink r:id="rId13" w:history="1">
           <w:r>
             <w:rPr>
               <w:rStyle w:val="Hyperlink"/>
@@ -1782,7 +1764,7 @@
           <w:sz w:val="24"/>
           <w:u w:val="single"/>
         </w:rPr>
-        <w:hyperlink r:id="rId15" w:history="1">
+        <w:hyperlink r:id="rId13" w:history="1">
           <w:r>
             <w:rPr>
               <w:rStyle w:val="Hyperlink"/>
@@ -1880,7 +1862,7 @@
           <w:sz w:val="24"/>
           <w:u w:val="single"/>
         </w:rPr>
-        <w:hyperlink r:id="rId16" w:history="1">
+        <w:hyperlink r:id="rId15" w:history="1">
           <w:r>
             <w:rPr>
               <w:rStyle w:val="Hyperlink"/>
@@ -1898,7 +1880,7 @@
           <w:sz w:val="24"/>
           <w:u w:val="single"/>
         </w:rPr>
-        <w:hyperlink r:id="rId16" w:history="1">
+        <w:hyperlink r:id="rId15" w:history="1">
           <w:r>
             <w:rPr>
               <w:rStyle w:val="Hyperlink"/>
@@ -1916,7 +1898,7 @@
           <w:sz w:val="24"/>
           <w:u w:val="single"/>
         </w:rPr>
-        <w:hyperlink r:id="rId16" w:history="1">
+        <w:hyperlink r:id="rId15" w:history="1">
           <w:r>
             <w:rPr>
               <w:rStyle w:val="Hyperlink"/>
@@ -1934,7 +1916,7 @@
           <w:sz w:val="24"/>
           <w:u w:val="single"/>
         </w:rPr>
-        <w:hyperlink r:id="rId16" w:history="1">
+        <w:hyperlink r:id="rId15" w:history="1">
           <w:r>
             <w:rPr>
               <w:rStyle w:val="Hyperlink"/>
@@ -1962,7 +1944,7 @@
           <w:sz w:val="24"/>
           <w:u w:val="single"/>
         </w:rPr>
-        <w:hyperlink r:id="rId17" w:history="1">
+        <w:hyperlink r:id="rId16" w:history="1">
           <w:r>
             <w:rPr>
               <w:rStyle w:val="Hyperlink"/>
@@ -1980,7 +1962,7 @@
           <w:sz w:val="24"/>
           <w:u w:val="single"/>
         </w:rPr>
-        <w:hyperlink r:id="rId16" w:history="1">
+        <w:hyperlink r:id="rId15" w:history="1">
           <w:r>
             <w:rPr>
               <w:rStyle w:val="Hyperlink"/>
@@ -1998,7 +1980,7 @@
           <w:sz w:val="24"/>
           <w:u w:val="single"/>
         </w:rPr>
-        <w:hyperlink r:id="rId16" w:history="1">
+        <w:hyperlink r:id="rId15" w:history="1">
           <w:r>
             <w:rPr>
               <w:rStyle w:val="Hyperlink"/>
@@ -2165,7 +2147,7 @@
           <w:sz w:val="24"/>
           <w:u w:val="single"/>
         </w:rPr>
-        <w:hyperlink r:id="rId18" w:history="1">
+        <w:hyperlink r:id="rId17" w:history="1">
           <w:r>
             <w:rPr>
               <w:rStyle w:val="Hyperlink"/>
@@ -2183,7 +2165,7 @@
           <w:sz w:val="24"/>
           <w:u w:val="single"/>
         </w:rPr>
-        <w:hyperlink r:id="rId18" w:history="1">
+        <w:hyperlink r:id="rId17" w:history="1">
           <w:r>
             <w:rPr>
               <w:rStyle w:val="Hyperlink"/>
@@ -2201,7 +2183,7 @@
           <w:sz w:val="24"/>
           <w:u w:val="single"/>
         </w:rPr>
-        <w:hyperlink r:id="rId18" w:history="1">
+        <w:hyperlink r:id="rId17" w:history="1">
           <w:r>
             <w:rPr>
               <w:rStyle w:val="Hyperlink"/>
@@ -2219,7 +2201,7 @@
           <w:sz w:val="24"/>
           <w:u w:val="single"/>
         </w:rPr>
-        <w:hyperlink r:id="rId18" w:history="1">
+        <w:hyperlink r:id="rId17" w:history="1">
           <w:r>
             <w:rPr>
               <w:rStyle w:val="Hyperlink"/>
@@ -2237,7 +2219,7 @@
           <w:sz w:val="24"/>
           <w:u w:val="single"/>
         </w:rPr>
-        <w:hyperlink r:id="rId18" w:history="1">
+        <w:hyperlink r:id="rId17" w:history="1">
           <w:r>
             <w:rPr>
               <w:rStyle w:val="Hyperlink"/>
@@ -2255,7 +2237,7 @@
           <w:sz w:val="24"/>
           <w:u w:val="single"/>
         </w:rPr>
-        <w:hyperlink r:id="rId18" w:history="1">
+        <w:hyperlink r:id="rId17" w:history="1">
           <w:r>
             <w:rPr>
               <w:rStyle w:val="Hyperlink"/>
@@ -2273,7 +2255,7 @@
           <w:sz w:val="24"/>
           <w:u w:val="single"/>
         </w:rPr>
-        <w:hyperlink r:id="rId18" w:history="1">
+        <w:hyperlink r:id="rId17" w:history="1">
           <w:r>
             <w:rPr>
               <w:rStyle w:val="Hyperlink"/>
@@ -2291,7 +2273,7 @@
           <w:sz w:val="24"/>
           <w:u w:val="single"/>
         </w:rPr>
-        <w:hyperlink r:id="rId18" w:history="1">
+        <w:hyperlink r:id="rId17" w:history="1">
           <w:r>
             <w:rPr>
               <w:rStyle w:val="Hyperlink"/>
@@ -2309,7 +2291,7 @@
           <w:sz w:val="24"/>
           <w:u w:val="single"/>
         </w:rPr>
-        <w:hyperlink r:id="rId18" w:history="1">
+        <w:hyperlink r:id="rId17" w:history="1">
           <w:r>
             <w:rPr>
               <w:rStyle w:val="Hyperlink"/>
@@ -2327,7 +2309,7 @@
           <w:sz w:val="24"/>
           <w:u w:val="single"/>
         </w:rPr>
-        <w:hyperlink r:id="rId18" w:history="1">
+        <w:hyperlink r:id="rId17" w:history="1">
           <w:r>
             <w:rPr>
               <w:rStyle w:val="Hyperlink"/>
@@ -2345,7 +2327,7 @@
           <w:sz w:val="24"/>
           <w:u w:val="single"/>
         </w:rPr>
-        <w:hyperlink r:id="rId18" w:history="1">
+        <w:hyperlink r:id="rId17" w:history="1">
           <w:r>
             <w:rPr>
               <w:rStyle w:val="Hyperlink"/>
@@ -2363,7 +2345,7 @@
           <w:sz w:val="24"/>
           <w:u w:val="single"/>
         </w:rPr>
-        <w:hyperlink r:id="rId18" w:history="1">
+        <w:hyperlink r:id="rId17" w:history="1">
           <w:r>
             <w:rPr>
               <w:rStyle w:val="Hyperlink"/>
@@ -2381,7 +2363,7 @@
           <w:sz w:val="24"/>
           <w:u w:val="single"/>
         </w:rPr>
-        <w:hyperlink r:id="rId18" w:history="1">
+        <w:hyperlink r:id="rId17" w:history="1">
           <w:r>
             <w:rPr>
               <w:rStyle w:val="Hyperlink"/>
@@ -2399,7 +2381,7 @@
           <w:sz w:val="24"/>
           <w:u w:val="single"/>
         </w:rPr>
-        <w:hyperlink r:id="rId18" w:history="1">
+        <w:hyperlink r:id="rId17" w:history="1">
           <w:r>
             <w:rPr>
               <w:rStyle w:val="Hyperlink"/>
@@ -2417,7 +2399,7 @@
           <w:sz w:val="24"/>
           <w:u w:val="single"/>
         </w:rPr>
-        <w:hyperlink r:id="rId18" w:history="1">
+        <w:hyperlink r:id="rId17" w:history="1">
           <w:r>
             <w:rPr>
               <w:rStyle w:val="Hyperlink"/>
@@ -2578,7 +2560,7 @@
           <w:sz w:val="24"/>
           <w:u w:val="single"/>
         </w:rPr>
-        <w:hyperlink r:id="rId19" w:history="1">
+        <w:hyperlink r:id="rId18" w:history="1">
           <w:r>
             <w:rPr>
               <w:rStyle w:val="Hyperlink"/>
@@ -2596,7 +2578,7 @@
           <w:sz w:val="24"/>
           <w:u w:val="single"/>
         </w:rPr>
-        <w:hyperlink r:id="rId19" w:history="1">
+        <w:hyperlink r:id="rId18" w:history="1">
           <w:r>
             <w:rPr>
               <w:rStyle w:val="Hyperlink"/>
@@ -2614,7 +2596,7 @@
           <w:sz w:val="24"/>
           <w:u w:val="single"/>
         </w:rPr>
-        <w:hyperlink r:id="rId19" w:history="1">
+        <w:hyperlink r:id="rId18" w:history="1">
           <w:r>
             <w:rPr>
               <w:rStyle w:val="Hyperlink"/>
@@ -2632,7 +2614,7 @@
           <w:sz w:val="24"/>
           <w:u w:val="single"/>
         </w:rPr>
-        <w:hyperlink r:id="rId19" w:history="1">
+        <w:hyperlink r:id="rId18" w:history="1">
           <w:r>
             <w:rPr>
               <w:rStyle w:val="Hyperlink"/>
@@ -2650,7 +2632,7 @@
           <w:sz w:val="24"/>
           <w:u w:val="single"/>
         </w:rPr>
-        <w:hyperlink r:id="rId19" w:history="1">
+        <w:hyperlink r:id="rId18" w:history="1">
           <w:r>
             <w:rPr>
               <w:rStyle w:val="Hyperlink"/>
@@ -2671,7 +2653,7 @@
           <w:sz w:val="24"/>
           <w:u w:val="single"/>
         </w:rPr>
-        <w:hyperlink r:id="rId19" w:history="1">
+        <w:hyperlink r:id="rId18" w:history="1">
           <w:r>
             <w:rPr>
               <w:rStyle w:val="Hyperlink"/>
@@ -2689,7 +2671,7 @@
           <w:sz w:val="24"/>
           <w:u w:val="single"/>
         </w:rPr>
-        <w:hyperlink r:id="rId19" w:history="1">
+        <w:hyperlink r:id="rId18" w:history="1">
           <w:r>
             <w:rPr>
               <w:rStyle w:val="Hyperlink"/>
@@ -2707,7 +2689,7 @@
           <w:sz w:val="24"/>
           <w:u w:val="single"/>
         </w:rPr>
-        <w:hyperlink r:id="rId19" w:history="1">
+        <w:hyperlink r:id="rId18" w:history="1">
           <w:r>
             <w:rPr>
               <w:rStyle w:val="Hyperlink"/>
@@ -2725,7 +2707,7 @@
           <w:sz w:val="24"/>
           <w:u w:val="single"/>
         </w:rPr>
-        <w:hyperlink r:id="rId19" w:history="1">
+        <w:hyperlink r:id="rId18" w:history="1">
           <w:r>
             <w:rPr>
               <w:rStyle w:val="Hyperlink"/>
@@ -2743,7 +2725,7 @@
           <w:sz w:val="24"/>
           <w:u w:val="single"/>
         </w:rPr>
-        <w:hyperlink r:id="rId19" w:history="1">
+        <w:hyperlink r:id="rId18" w:history="1">
           <w:r>
             <w:rPr>
               <w:rStyle w:val="Hyperlink"/>
@@ -2891,7 +2873,7 @@
           <w:sz w:val="24"/>
           <w:u w:val="single"/>
         </w:rPr>
-        <w:hyperlink r:id="rId20" w:history="1">
+        <w:hyperlink r:id="rId19" w:history="1">
           <w:r>
             <w:rPr>
               <w:rStyle w:val="Hyperlink"/>
@@ -2909,7 +2891,7 @@
           <w:sz w:val="24"/>
           <w:u w:val="single"/>
         </w:rPr>
-        <w:hyperlink r:id="rId20" w:history="1">
+        <w:hyperlink r:id="rId19" w:history="1">
           <w:r>
             <w:rPr>
               <w:rStyle w:val="Hyperlink"/>
@@ -2927,7 +2909,7 @@
           <w:sz w:val="24"/>
           <w:u w:val="single"/>
         </w:rPr>
-        <w:hyperlink r:id="rId20" w:history="1">
+        <w:hyperlink r:id="rId19" w:history="1">
           <w:r>
             <w:rPr>
               <w:rStyle w:val="Hyperlink"/>
@@ -2945,7 +2927,7 @@
           <w:sz w:val="24"/>
           <w:u w:val="single"/>
         </w:rPr>
-        <w:hyperlink r:id="rId20" w:history="1">
+        <w:hyperlink r:id="rId19" w:history="1">
           <w:r>
             <w:rPr>
               <w:rStyle w:val="Hyperlink"/>
@@ -2963,7 +2945,7 @@
           <w:sz w:val="24"/>
           <w:u w:val="single"/>
         </w:rPr>
-        <w:hyperlink r:id="rId20" w:history="1">
+        <w:hyperlink r:id="rId19" w:history="1">
           <w:r>
             <w:rPr>
               <w:rStyle w:val="Hyperlink"/>
@@ -2981,7 +2963,7 @@
           <w:sz w:val="24"/>
           <w:u w:val="single"/>
         </w:rPr>
-        <w:hyperlink r:id="rId20" w:history="1">
+        <w:hyperlink r:id="rId19" w:history="1">
           <w:r>
             <w:rPr>
               <w:rStyle w:val="Hyperlink"/>
@@ -2999,7 +2981,7 @@
           <w:sz w:val="24"/>
           <w:u w:val="single"/>
         </w:rPr>
-        <w:hyperlink r:id="rId20" w:history="1">
+        <w:hyperlink r:id="rId19" w:history="1">
           <w:r>
             <w:rPr>
               <w:rStyle w:val="Hyperlink"/>
@@ -3017,7 +2999,7 @@
           <w:sz w:val="24"/>
           <w:u w:val="single"/>
         </w:rPr>
-        <w:hyperlink r:id="rId20" w:history="1">
+        <w:hyperlink r:id="rId19" w:history="1">
           <w:r>
             <w:rPr>
               <w:rStyle w:val="Hyperlink"/>
@@ -3035,7 +3017,7 @@
           <w:sz w:val="24"/>
           <w:u w:val="single"/>
         </w:rPr>
-        <w:hyperlink r:id="rId20" w:history="1">
+        <w:hyperlink r:id="rId19" w:history="1">
           <w:r>
             <w:rPr>
               <w:rStyle w:val="Hyperlink"/>

--- a/EXPORTS/DOCX/published/niveau3/English/HoofdcursusKampen.docx
+++ b/EXPORTS/DOCX/published/niveau3/English/HoofdcursusKampen.docx
@@ -532,18 +532,7 @@
           <w:color w:val="000000"/>
           <w:sz w:val="24"/>
         </w:rPr>
-        <w:t xml:space="preserve">information about the ethnographic collection of the </w:t>
-      </w:r>
-      <w:r>
-        <w:rPr>
-          <w:u w:val="single" w:color="0000ff"/>
-          <w:rFonts w:ascii="Charis SIL Regular" w:hAnsi="Charis SIL Regular" w:eastAsia="Charis SIL Regular"/>
-          <w:b w:val="0"/>
-          <w:i w:val="0"/>
-          <w:color w:val="000000"/>
-          <w:sz w:val="24"/>
-        </w:rPr>
-        <w:t>KMA</w:t>
+        <w:t>information about the ethnographic collection of the KMA</w:t>
       </w:r>
       <w:r>
         <w:rPr>
@@ -1663,7 +1652,7 @@
           <w:sz w:val="24"/>
           <w:u w:val="single"/>
         </w:rPr>
-        <w:hyperlink r:id="rId13" w:history="1">
+        <w:hyperlink r:id="rId14" w:history="1">
           <w:r>
             <w:rPr>
               <w:rStyle w:val="Hyperlink"/>
@@ -1692,7 +1681,6 @@
       </w:r>
       <w:r>
         <w:rPr>
-          <w:u w:val="single" w:color="0000ff"/>
           <w:rFonts w:ascii="Charis SIL Regular" w:hAnsi="Charis SIL Regular" w:eastAsia="Charis SIL Regular"/>
           <w:b w:val="0"/>
           <w:i w:val="0"/>

--- a/EXPORTS/DOCX/published/niveau3/English/HoofdcursusKampen.docx
+++ b/EXPORTS/DOCX/published/niveau3/English/HoofdcursusKampen.docx
@@ -532,7 +532,36 @@
           <w:color w:val="000000"/>
           <w:sz w:val="24"/>
         </w:rPr>
-        <w:t>information about the ethnographic collection of the KMA</w:t>
+        <w:t xml:space="preserve">information about the ethnographic collection of the </w:t>
+      </w:r>
+      <w:r>
+        <w:rPr>
+          <w:u w:val="single" w:color="0000ff"/>
+          <w:rFonts w:ascii="Charis SIL Regular" w:hAnsi="Charis SIL Regular" w:eastAsia="Charis SIL Regular"/>
+          <w:b w:val="0"/>
+          <w:i w:val="0"/>
+          <w:color w:val="000000"/>
+          <w:sz w:val="24"/>
+        </w:rPr>
+        <w:hyperlink r:id="rId9" w:history="1">
+          <w:r>
+            <w:rPr>
+              <w:rStyle w:val="Hyperlink"/>
+            </w:rPr>
+            <w:t>KM</w:t>
+          </w:r>
+        </w:hyperlink>
+      </w:r>
+      <w:r>
+        <w:rPr>
+          <w:u w:val="single" w:color="0000ff"/>
+          <w:rFonts w:ascii="Charis SIL Regular" w:hAnsi="Charis SIL Regular" w:eastAsia="Charis SIL Regular"/>
+          <w:b w:val="0"/>
+          <w:i w:val="0"/>
+          <w:color w:val="000000"/>
+          <w:sz w:val="24"/>
+        </w:rPr>
+        <w:t>A</w:t>
       </w:r>
       <w:r>
         <w:rPr>
@@ -1670,7 +1699,7 @@
           <w:sz w:val="24"/>
           <w:u w:val="single"/>
         </w:rPr>
-        <w:hyperlink r:id="rId13" w:history="1">
+        <w:hyperlink r:id="rId14" w:history="1">
           <w:r>
             <w:rPr>
               <w:rStyle w:val="Hyperlink"/>
@@ -1681,6 +1710,7 @@
       </w:r>
       <w:r>
         <w:rPr>
+          <w:u w:val="single" w:color="0000ff"/>
           <w:rFonts w:ascii="Charis SIL Regular" w:hAnsi="Charis SIL Regular" w:eastAsia="Charis SIL Regular"/>
           <w:b w:val="0"/>
           <w:i w:val="0"/>
@@ -1705,7 +1735,7 @@
           <w:sz w:val="24"/>
           <w:u w:val="single"/>
         </w:rPr>
-        <w:hyperlink r:id="rId13" w:history="1">
+        <w:hyperlink r:id="rId15" w:history="1">
           <w:r>
             <w:rPr>
               <w:rStyle w:val="Hyperlink"/>
@@ -1734,7 +1764,7 @@
           <w:sz w:val="24"/>
           <w:u w:val="single"/>
         </w:rPr>
-        <w:hyperlink r:id="rId13" w:history="1">
+        <w:hyperlink r:id="rId15" w:history="1">
           <w:r>
             <w:rPr>
               <w:rStyle w:val="Hyperlink"/>
@@ -1752,7 +1782,7 @@
           <w:sz w:val="24"/>
           <w:u w:val="single"/>
         </w:rPr>
-        <w:hyperlink r:id="rId13" w:history="1">
+        <w:hyperlink r:id="rId15" w:history="1">
           <w:r>
             <w:rPr>
               <w:rStyle w:val="Hyperlink"/>
@@ -1850,7 +1880,7 @@
           <w:sz w:val="24"/>
           <w:u w:val="single"/>
         </w:rPr>
-        <w:hyperlink r:id="rId15" w:history="1">
+        <w:hyperlink r:id="rId16" w:history="1">
           <w:r>
             <w:rPr>
               <w:rStyle w:val="Hyperlink"/>
@@ -1868,7 +1898,7 @@
           <w:sz w:val="24"/>
           <w:u w:val="single"/>
         </w:rPr>
-        <w:hyperlink r:id="rId15" w:history="1">
+        <w:hyperlink r:id="rId16" w:history="1">
           <w:r>
             <w:rPr>
               <w:rStyle w:val="Hyperlink"/>
@@ -1886,7 +1916,7 @@
           <w:sz w:val="24"/>
           <w:u w:val="single"/>
         </w:rPr>
-        <w:hyperlink r:id="rId15" w:history="1">
+        <w:hyperlink r:id="rId16" w:history="1">
           <w:r>
             <w:rPr>
               <w:rStyle w:val="Hyperlink"/>
@@ -1904,7 +1934,7 @@
           <w:sz w:val="24"/>
           <w:u w:val="single"/>
         </w:rPr>
-        <w:hyperlink r:id="rId15" w:history="1">
+        <w:hyperlink r:id="rId16" w:history="1">
           <w:r>
             <w:rPr>
               <w:rStyle w:val="Hyperlink"/>
@@ -1932,7 +1962,7 @@
           <w:sz w:val="24"/>
           <w:u w:val="single"/>
         </w:rPr>
-        <w:hyperlink r:id="rId16" w:history="1">
+        <w:hyperlink r:id="rId17" w:history="1">
           <w:r>
             <w:rPr>
               <w:rStyle w:val="Hyperlink"/>
@@ -1950,7 +1980,7 @@
           <w:sz w:val="24"/>
           <w:u w:val="single"/>
         </w:rPr>
-        <w:hyperlink r:id="rId15" w:history="1">
+        <w:hyperlink r:id="rId17" w:history="1">
           <w:r>
             <w:rPr>
               <w:rStyle w:val="Hyperlink"/>
@@ -1968,7 +1998,7 @@
           <w:sz w:val="24"/>
           <w:u w:val="single"/>
         </w:rPr>
-        <w:hyperlink r:id="rId15" w:history="1">
+        <w:hyperlink r:id="rId17" w:history="1">
           <w:r>
             <w:rPr>
               <w:rStyle w:val="Hyperlink"/>
@@ -2135,7 +2165,7 @@
           <w:sz w:val="24"/>
           <w:u w:val="single"/>
         </w:rPr>
-        <w:hyperlink r:id="rId17" w:history="1">
+        <w:hyperlink r:id="rId18" w:history="1">
           <w:r>
             <w:rPr>
               <w:rStyle w:val="Hyperlink"/>
@@ -2153,7 +2183,7 @@
           <w:sz w:val="24"/>
           <w:u w:val="single"/>
         </w:rPr>
-        <w:hyperlink r:id="rId17" w:history="1">
+        <w:hyperlink r:id="rId18" w:history="1">
           <w:r>
             <w:rPr>
               <w:rStyle w:val="Hyperlink"/>
@@ -2171,7 +2201,7 @@
           <w:sz w:val="24"/>
           <w:u w:val="single"/>
         </w:rPr>
-        <w:hyperlink r:id="rId17" w:history="1">
+        <w:hyperlink r:id="rId18" w:history="1">
           <w:r>
             <w:rPr>
               <w:rStyle w:val="Hyperlink"/>
@@ -2189,7 +2219,7 @@
           <w:sz w:val="24"/>
           <w:u w:val="single"/>
         </w:rPr>
-        <w:hyperlink r:id="rId17" w:history="1">
+        <w:hyperlink r:id="rId18" w:history="1">
           <w:r>
             <w:rPr>
               <w:rStyle w:val="Hyperlink"/>
@@ -2207,7 +2237,7 @@
           <w:sz w:val="24"/>
           <w:u w:val="single"/>
         </w:rPr>
-        <w:hyperlink r:id="rId17" w:history="1">
+        <w:hyperlink r:id="rId18" w:history="1">
           <w:r>
             <w:rPr>
               <w:rStyle w:val="Hyperlink"/>
@@ -2225,7 +2255,7 @@
           <w:sz w:val="24"/>
           <w:u w:val="single"/>
         </w:rPr>
-        <w:hyperlink r:id="rId17" w:history="1">
+        <w:hyperlink r:id="rId18" w:history="1">
           <w:r>
             <w:rPr>
               <w:rStyle w:val="Hyperlink"/>
@@ -2243,7 +2273,7 @@
           <w:sz w:val="24"/>
           <w:u w:val="single"/>
         </w:rPr>
-        <w:hyperlink r:id="rId17" w:history="1">
+        <w:hyperlink r:id="rId18" w:history="1">
           <w:r>
             <w:rPr>
               <w:rStyle w:val="Hyperlink"/>
@@ -2261,7 +2291,7 @@
           <w:sz w:val="24"/>
           <w:u w:val="single"/>
         </w:rPr>
-        <w:hyperlink r:id="rId17" w:history="1">
+        <w:hyperlink r:id="rId18" w:history="1">
           <w:r>
             <w:rPr>
               <w:rStyle w:val="Hyperlink"/>
@@ -2279,7 +2309,7 @@
           <w:sz w:val="24"/>
           <w:u w:val="single"/>
         </w:rPr>
-        <w:hyperlink r:id="rId17" w:history="1">
+        <w:hyperlink r:id="rId18" w:history="1">
           <w:r>
             <w:rPr>
               <w:rStyle w:val="Hyperlink"/>
@@ -2297,7 +2327,7 @@
           <w:sz w:val="24"/>
           <w:u w:val="single"/>
         </w:rPr>
-        <w:hyperlink r:id="rId17" w:history="1">
+        <w:hyperlink r:id="rId18" w:history="1">
           <w:r>
             <w:rPr>
               <w:rStyle w:val="Hyperlink"/>
@@ -2315,7 +2345,7 @@
           <w:sz w:val="24"/>
           <w:u w:val="single"/>
         </w:rPr>
-        <w:hyperlink r:id="rId17" w:history="1">
+        <w:hyperlink r:id="rId18" w:history="1">
           <w:r>
             <w:rPr>
               <w:rStyle w:val="Hyperlink"/>
@@ -2333,7 +2363,7 @@
           <w:sz w:val="24"/>
           <w:u w:val="single"/>
         </w:rPr>
-        <w:hyperlink r:id="rId17" w:history="1">
+        <w:hyperlink r:id="rId18" w:history="1">
           <w:r>
             <w:rPr>
               <w:rStyle w:val="Hyperlink"/>
@@ -2351,7 +2381,7 @@
           <w:sz w:val="24"/>
           <w:u w:val="single"/>
         </w:rPr>
-        <w:hyperlink r:id="rId17" w:history="1">
+        <w:hyperlink r:id="rId18" w:history="1">
           <w:r>
             <w:rPr>
               <w:rStyle w:val="Hyperlink"/>
@@ -2369,7 +2399,7 @@
           <w:sz w:val="24"/>
           <w:u w:val="single"/>
         </w:rPr>
-        <w:hyperlink r:id="rId17" w:history="1">
+        <w:hyperlink r:id="rId18" w:history="1">
           <w:r>
             <w:rPr>
               <w:rStyle w:val="Hyperlink"/>
@@ -2387,7 +2417,7 @@
           <w:sz w:val="24"/>
           <w:u w:val="single"/>
         </w:rPr>
-        <w:hyperlink r:id="rId17" w:history="1">
+        <w:hyperlink r:id="rId18" w:history="1">
           <w:r>
             <w:rPr>
               <w:rStyle w:val="Hyperlink"/>
@@ -2548,7 +2578,7 @@
           <w:sz w:val="24"/>
           <w:u w:val="single"/>
         </w:rPr>
-        <w:hyperlink r:id="rId18" w:history="1">
+        <w:hyperlink r:id="rId19" w:history="1">
           <w:r>
             <w:rPr>
               <w:rStyle w:val="Hyperlink"/>
@@ -2566,7 +2596,7 @@
           <w:sz w:val="24"/>
           <w:u w:val="single"/>
         </w:rPr>
-        <w:hyperlink r:id="rId18" w:history="1">
+        <w:hyperlink r:id="rId19" w:history="1">
           <w:r>
             <w:rPr>
               <w:rStyle w:val="Hyperlink"/>
@@ -2584,7 +2614,7 @@
           <w:sz w:val="24"/>
           <w:u w:val="single"/>
         </w:rPr>
-        <w:hyperlink r:id="rId18" w:history="1">
+        <w:hyperlink r:id="rId19" w:history="1">
           <w:r>
             <w:rPr>
               <w:rStyle w:val="Hyperlink"/>
@@ -2602,7 +2632,7 @@
           <w:sz w:val="24"/>
           <w:u w:val="single"/>
         </w:rPr>
-        <w:hyperlink r:id="rId18" w:history="1">
+        <w:hyperlink r:id="rId19" w:history="1">
           <w:r>
             <w:rPr>
               <w:rStyle w:val="Hyperlink"/>
@@ -2620,7 +2650,7 @@
           <w:sz w:val="24"/>
           <w:u w:val="single"/>
         </w:rPr>
-        <w:hyperlink r:id="rId18" w:history="1">
+        <w:hyperlink r:id="rId19" w:history="1">
           <w:r>
             <w:rPr>
               <w:rStyle w:val="Hyperlink"/>
@@ -2641,7 +2671,7 @@
           <w:sz w:val="24"/>
           <w:u w:val="single"/>
         </w:rPr>
-        <w:hyperlink r:id="rId18" w:history="1">
+        <w:hyperlink r:id="rId19" w:history="1">
           <w:r>
             <w:rPr>
               <w:rStyle w:val="Hyperlink"/>
@@ -2659,7 +2689,7 @@
           <w:sz w:val="24"/>
           <w:u w:val="single"/>
         </w:rPr>
-        <w:hyperlink r:id="rId18" w:history="1">
+        <w:hyperlink r:id="rId19" w:history="1">
           <w:r>
             <w:rPr>
               <w:rStyle w:val="Hyperlink"/>
@@ -2677,7 +2707,7 @@
           <w:sz w:val="24"/>
           <w:u w:val="single"/>
         </w:rPr>
-        <w:hyperlink r:id="rId18" w:history="1">
+        <w:hyperlink r:id="rId19" w:history="1">
           <w:r>
             <w:rPr>
               <w:rStyle w:val="Hyperlink"/>
@@ -2695,7 +2725,7 @@
           <w:sz w:val="24"/>
           <w:u w:val="single"/>
         </w:rPr>
-        <w:hyperlink r:id="rId18" w:history="1">
+        <w:hyperlink r:id="rId19" w:history="1">
           <w:r>
             <w:rPr>
               <w:rStyle w:val="Hyperlink"/>
@@ -2713,7 +2743,7 @@
           <w:sz w:val="24"/>
           <w:u w:val="single"/>
         </w:rPr>
-        <w:hyperlink r:id="rId18" w:history="1">
+        <w:hyperlink r:id="rId19" w:history="1">
           <w:r>
             <w:rPr>
               <w:rStyle w:val="Hyperlink"/>
@@ -2861,7 +2891,7 @@
           <w:sz w:val="24"/>
           <w:u w:val="single"/>
         </w:rPr>
-        <w:hyperlink r:id="rId19" w:history="1">
+        <w:hyperlink r:id="rId20" w:history="1">
           <w:r>
             <w:rPr>
               <w:rStyle w:val="Hyperlink"/>
@@ -2879,7 +2909,7 @@
           <w:sz w:val="24"/>
           <w:u w:val="single"/>
         </w:rPr>
-        <w:hyperlink r:id="rId19" w:history="1">
+        <w:hyperlink r:id="rId20" w:history="1">
           <w:r>
             <w:rPr>
               <w:rStyle w:val="Hyperlink"/>
@@ -2897,7 +2927,7 @@
           <w:sz w:val="24"/>
           <w:u w:val="single"/>
         </w:rPr>
-        <w:hyperlink r:id="rId19" w:history="1">
+        <w:hyperlink r:id="rId20" w:history="1">
           <w:r>
             <w:rPr>
               <w:rStyle w:val="Hyperlink"/>
@@ -2915,7 +2945,7 @@
           <w:sz w:val="24"/>
           <w:u w:val="single"/>
         </w:rPr>
-        <w:hyperlink r:id="rId19" w:history="1">
+        <w:hyperlink r:id="rId20" w:history="1">
           <w:r>
             <w:rPr>
               <w:rStyle w:val="Hyperlink"/>
@@ -2933,7 +2963,7 @@
           <w:sz w:val="24"/>
           <w:u w:val="single"/>
         </w:rPr>
-        <w:hyperlink r:id="rId19" w:history="1">
+        <w:hyperlink r:id="rId20" w:history="1">
           <w:r>
             <w:rPr>
               <w:rStyle w:val="Hyperlink"/>
@@ -2951,7 +2981,7 @@
           <w:sz w:val="24"/>
           <w:u w:val="single"/>
         </w:rPr>
-        <w:hyperlink r:id="rId19" w:history="1">
+        <w:hyperlink r:id="rId20" w:history="1">
           <w:r>
             <w:rPr>
               <w:rStyle w:val="Hyperlink"/>
@@ -2969,7 +2999,7 @@
           <w:sz w:val="24"/>
           <w:u w:val="single"/>
         </w:rPr>
-        <w:hyperlink r:id="rId19" w:history="1">
+        <w:hyperlink r:id="rId20" w:history="1">
           <w:r>
             <w:rPr>
               <w:rStyle w:val="Hyperlink"/>
@@ -2987,7 +3017,7 @@
           <w:sz w:val="24"/>
           <w:u w:val="single"/>
         </w:rPr>
-        <w:hyperlink r:id="rId19" w:history="1">
+        <w:hyperlink r:id="rId20" w:history="1">
           <w:r>
             <w:rPr>
               <w:rStyle w:val="Hyperlink"/>
@@ -3005,7 +3035,7 @@
           <w:sz w:val="24"/>
           <w:u w:val="single"/>
         </w:rPr>
-        <w:hyperlink r:id="rId19" w:history="1">
+        <w:hyperlink r:id="rId20" w:history="1">
           <w:r>
             <w:rPr>
               <w:rStyle w:val="Hyperlink"/>

--- a/EXPORTS/DOCX/published/niveau3/English/HoofdcursusKampen.docx
+++ b/EXPORTS/DOCX/published/niveau3/English/HoofdcursusKampen.docx
@@ -554,7 +554,6 @@
       </w:r>
       <w:r>
         <w:rPr>
-          <w:u w:val="single" w:color="0000ff"/>
           <w:rFonts w:ascii="Charis SIL Regular" w:hAnsi="Charis SIL Regular" w:eastAsia="Charis SIL Regular"/>
           <w:b w:val="0"/>
           <w:i w:val="0"/>
@@ -1710,21 +1709,13 @@
       </w:r>
       <w:r>
         <w:rPr>
-          <w:u w:val="single" w:color="0000ff"/>
           <w:rFonts w:ascii="Charis SIL Regular" w:hAnsi="Charis SIL Regular" w:eastAsia="Charis SIL Regular"/>
           <w:b w:val="0"/>
           <w:i w:val="0"/>
           <w:color w:val="000000"/>
           <w:sz w:val="24"/>
         </w:rPr>
-        <w:hyperlink r:id="rId13" w:history="1">
-          <w:r>
-            <w:rPr>
-              <w:rStyle w:val="Hyperlink"/>
-            </w:rPr>
-            <w:t xml:space="preserve">, </w:t>
-          </w:r>
-        </w:hyperlink>
+        <w:t xml:space="preserve">, </w:t>
       </w:r>
       <w:r>
         <w:rPr>
@@ -1735,7 +1726,7 @@
           <w:sz w:val="24"/>
           <w:u w:val="single"/>
         </w:rPr>
-        <w:hyperlink r:id="rId15" w:history="1">
+        <w:hyperlink r:id="rId13" w:history="1">
           <w:r>
             <w:rPr>
               <w:rStyle w:val="Hyperlink"/>
@@ -1764,7 +1755,7 @@
           <w:sz w:val="24"/>
           <w:u w:val="single"/>
         </w:rPr>
-        <w:hyperlink r:id="rId15" w:history="1">
+        <w:hyperlink r:id="rId13" w:history="1">
           <w:r>
             <w:rPr>
               <w:rStyle w:val="Hyperlink"/>
@@ -1782,7 +1773,7 @@
           <w:sz w:val="24"/>
           <w:u w:val="single"/>
         </w:rPr>
-        <w:hyperlink r:id="rId15" w:history="1">
+        <w:hyperlink r:id="rId13" w:history="1">
           <w:r>
             <w:rPr>
               <w:rStyle w:val="Hyperlink"/>
@@ -1880,7 +1871,7 @@
           <w:sz w:val="24"/>
           <w:u w:val="single"/>
         </w:rPr>
-        <w:hyperlink r:id="rId16" w:history="1">
+        <w:hyperlink r:id="rId15" w:history="1">
           <w:r>
             <w:rPr>
               <w:rStyle w:val="Hyperlink"/>
@@ -1898,7 +1889,7 @@
           <w:sz w:val="24"/>
           <w:u w:val="single"/>
         </w:rPr>
-        <w:hyperlink r:id="rId16" w:history="1">
+        <w:hyperlink r:id="rId15" w:history="1">
           <w:r>
             <w:rPr>
               <w:rStyle w:val="Hyperlink"/>
@@ -1916,7 +1907,7 @@
           <w:sz w:val="24"/>
           <w:u w:val="single"/>
         </w:rPr>
-        <w:hyperlink r:id="rId16" w:history="1">
+        <w:hyperlink r:id="rId15" w:history="1">
           <w:r>
             <w:rPr>
               <w:rStyle w:val="Hyperlink"/>
@@ -1934,7 +1925,7 @@
           <w:sz w:val="24"/>
           <w:u w:val="single"/>
         </w:rPr>
-        <w:hyperlink r:id="rId16" w:history="1">
+        <w:hyperlink r:id="rId15" w:history="1">
           <w:r>
             <w:rPr>
               <w:rStyle w:val="Hyperlink"/>
@@ -1962,7 +1953,7 @@
           <w:sz w:val="24"/>
           <w:u w:val="single"/>
         </w:rPr>
-        <w:hyperlink r:id="rId17" w:history="1">
+        <w:hyperlink r:id="rId16" w:history="1">
           <w:r>
             <w:rPr>
               <w:rStyle w:val="Hyperlink"/>
@@ -1980,7 +1971,7 @@
           <w:sz w:val="24"/>
           <w:u w:val="single"/>
         </w:rPr>
-        <w:hyperlink r:id="rId17" w:history="1">
+        <w:hyperlink r:id="rId16" w:history="1">
           <w:r>
             <w:rPr>
               <w:rStyle w:val="Hyperlink"/>
@@ -1998,7 +1989,7 @@
           <w:sz w:val="24"/>
           <w:u w:val="single"/>
         </w:rPr>
-        <w:hyperlink r:id="rId17" w:history="1">
+        <w:hyperlink r:id="rId16" w:history="1">
           <w:r>
             <w:rPr>
               <w:rStyle w:val="Hyperlink"/>
@@ -2165,7 +2156,7 @@
           <w:sz w:val="24"/>
           <w:u w:val="single"/>
         </w:rPr>
-        <w:hyperlink r:id="rId18" w:history="1">
+        <w:hyperlink r:id="rId17" w:history="1">
           <w:r>
             <w:rPr>
               <w:rStyle w:val="Hyperlink"/>
@@ -2183,7 +2174,7 @@
           <w:sz w:val="24"/>
           <w:u w:val="single"/>
         </w:rPr>
-        <w:hyperlink r:id="rId18" w:history="1">
+        <w:hyperlink r:id="rId17" w:history="1">
           <w:r>
             <w:rPr>
               <w:rStyle w:val="Hyperlink"/>
@@ -2201,7 +2192,7 @@
           <w:sz w:val="24"/>
           <w:u w:val="single"/>
         </w:rPr>
-        <w:hyperlink r:id="rId18" w:history="1">
+        <w:hyperlink r:id="rId17" w:history="1">
           <w:r>
             <w:rPr>
               <w:rStyle w:val="Hyperlink"/>
@@ -2219,7 +2210,7 @@
           <w:sz w:val="24"/>
           <w:u w:val="single"/>
         </w:rPr>
-        <w:hyperlink r:id="rId18" w:history="1">
+        <w:hyperlink r:id="rId17" w:history="1">
           <w:r>
             <w:rPr>
               <w:rStyle w:val="Hyperlink"/>
@@ -2237,7 +2228,7 @@
           <w:sz w:val="24"/>
           <w:u w:val="single"/>
         </w:rPr>
-        <w:hyperlink r:id="rId18" w:history="1">
+        <w:hyperlink r:id="rId17" w:history="1">
           <w:r>
             <w:rPr>
               <w:rStyle w:val="Hyperlink"/>
@@ -2255,7 +2246,7 @@
           <w:sz w:val="24"/>
           <w:u w:val="single"/>
         </w:rPr>
-        <w:hyperlink r:id="rId18" w:history="1">
+        <w:hyperlink r:id="rId17" w:history="1">
           <w:r>
             <w:rPr>
               <w:rStyle w:val="Hyperlink"/>
@@ -2273,7 +2264,7 @@
           <w:sz w:val="24"/>
           <w:u w:val="single"/>
         </w:rPr>
-        <w:hyperlink r:id="rId18" w:history="1">
+        <w:hyperlink r:id="rId17" w:history="1">
           <w:r>
             <w:rPr>
               <w:rStyle w:val="Hyperlink"/>
@@ -2291,7 +2282,7 @@
           <w:sz w:val="24"/>
           <w:u w:val="single"/>
         </w:rPr>
-        <w:hyperlink r:id="rId18" w:history="1">
+        <w:hyperlink r:id="rId17" w:history="1">
           <w:r>
             <w:rPr>
               <w:rStyle w:val="Hyperlink"/>
@@ -2309,7 +2300,7 @@
           <w:sz w:val="24"/>
           <w:u w:val="single"/>
         </w:rPr>
-        <w:hyperlink r:id="rId18" w:history="1">
+        <w:hyperlink r:id="rId17" w:history="1">
           <w:r>
             <w:rPr>
               <w:rStyle w:val="Hyperlink"/>
@@ -2327,7 +2318,7 @@
           <w:sz w:val="24"/>
           <w:u w:val="single"/>
         </w:rPr>
-        <w:hyperlink r:id="rId18" w:history="1">
+        <w:hyperlink r:id="rId17" w:history="1">
           <w:r>
             <w:rPr>
               <w:rStyle w:val="Hyperlink"/>
@@ -2345,7 +2336,7 @@
           <w:sz w:val="24"/>
           <w:u w:val="single"/>
         </w:rPr>
-        <w:hyperlink r:id="rId18" w:history="1">
+        <w:hyperlink r:id="rId17" w:history="1">
           <w:r>
             <w:rPr>
               <w:rStyle w:val="Hyperlink"/>
@@ -2363,7 +2354,7 @@
           <w:sz w:val="24"/>
           <w:u w:val="single"/>
         </w:rPr>
-        <w:hyperlink r:id="rId18" w:history="1">
+        <w:hyperlink r:id="rId17" w:history="1">
           <w:r>
             <w:rPr>
               <w:rStyle w:val="Hyperlink"/>
@@ -2381,7 +2372,7 @@
           <w:sz w:val="24"/>
           <w:u w:val="single"/>
         </w:rPr>
-        <w:hyperlink r:id="rId18" w:history="1">
+        <w:hyperlink r:id="rId17" w:history="1">
           <w:r>
             <w:rPr>
               <w:rStyle w:val="Hyperlink"/>
@@ -2399,7 +2390,7 @@
           <w:sz w:val="24"/>
           <w:u w:val="single"/>
         </w:rPr>
-        <w:hyperlink r:id="rId18" w:history="1">
+        <w:hyperlink r:id="rId17" w:history="1">
           <w:r>
             <w:rPr>
               <w:rStyle w:val="Hyperlink"/>
@@ -2417,7 +2408,7 @@
           <w:sz w:val="24"/>
           <w:u w:val="single"/>
         </w:rPr>
-        <w:hyperlink r:id="rId18" w:history="1">
+        <w:hyperlink r:id="rId17" w:history="1">
           <w:r>
             <w:rPr>
               <w:rStyle w:val="Hyperlink"/>
@@ -2578,7 +2569,7 @@
           <w:sz w:val="24"/>
           <w:u w:val="single"/>
         </w:rPr>
-        <w:hyperlink r:id="rId19" w:history="1">
+        <w:hyperlink r:id="rId18" w:history="1">
           <w:r>
             <w:rPr>
               <w:rStyle w:val="Hyperlink"/>
@@ -2596,7 +2587,7 @@
           <w:sz w:val="24"/>
           <w:u w:val="single"/>
         </w:rPr>
-        <w:hyperlink r:id="rId19" w:history="1">
+        <w:hyperlink r:id="rId18" w:history="1">
           <w:r>
             <w:rPr>
               <w:rStyle w:val="Hyperlink"/>
@@ -2614,7 +2605,7 @@
           <w:sz w:val="24"/>
           <w:u w:val="single"/>
         </w:rPr>
-        <w:hyperlink r:id="rId19" w:history="1">
+        <w:hyperlink r:id="rId18" w:history="1">
           <w:r>
             <w:rPr>
               <w:rStyle w:val="Hyperlink"/>
@@ -2632,7 +2623,7 @@
           <w:sz w:val="24"/>
           <w:u w:val="single"/>
         </w:rPr>
-        <w:hyperlink r:id="rId19" w:history="1">
+        <w:hyperlink r:id="rId18" w:history="1">
           <w:r>
             <w:rPr>
               <w:rStyle w:val="Hyperlink"/>
@@ -2650,7 +2641,7 @@
           <w:sz w:val="24"/>
           <w:u w:val="single"/>
         </w:rPr>
-        <w:hyperlink r:id="rId19" w:history="1">
+        <w:hyperlink r:id="rId18" w:history="1">
           <w:r>
             <w:rPr>
               <w:rStyle w:val="Hyperlink"/>
@@ -2671,7 +2662,7 @@
           <w:sz w:val="24"/>
           <w:u w:val="single"/>
         </w:rPr>
-        <w:hyperlink r:id="rId19" w:history="1">
+        <w:hyperlink r:id="rId18" w:history="1">
           <w:r>
             <w:rPr>
               <w:rStyle w:val="Hyperlink"/>
@@ -2689,7 +2680,7 @@
           <w:sz w:val="24"/>
           <w:u w:val="single"/>
         </w:rPr>
-        <w:hyperlink r:id="rId19" w:history="1">
+        <w:hyperlink r:id="rId18" w:history="1">
           <w:r>
             <w:rPr>
               <w:rStyle w:val="Hyperlink"/>
@@ -2707,7 +2698,7 @@
           <w:sz w:val="24"/>
           <w:u w:val="single"/>
         </w:rPr>
-        <w:hyperlink r:id="rId19" w:history="1">
+        <w:hyperlink r:id="rId18" w:history="1">
           <w:r>
             <w:rPr>
               <w:rStyle w:val="Hyperlink"/>
@@ -2725,7 +2716,7 @@
           <w:sz w:val="24"/>
           <w:u w:val="single"/>
         </w:rPr>
-        <w:hyperlink r:id="rId19" w:history="1">
+        <w:hyperlink r:id="rId18" w:history="1">
           <w:r>
             <w:rPr>
               <w:rStyle w:val="Hyperlink"/>
@@ -2743,7 +2734,7 @@
           <w:sz w:val="24"/>
           <w:u w:val="single"/>
         </w:rPr>
-        <w:hyperlink r:id="rId19" w:history="1">
+        <w:hyperlink r:id="rId18" w:history="1">
           <w:r>
             <w:rPr>
               <w:rStyle w:val="Hyperlink"/>
@@ -2891,7 +2882,7 @@
           <w:sz w:val="24"/>
           <w:u w:val="single"/>
         </w:rPr>
-        <w:hyperlink r:id="rId20" w:history="1">
+        <w:hyperlink r:id="rId19" w:history="1">
           <w:r>
             <w:rPr>
               <w:rStyle w:val="Hyperlink"/>
@@ -2909,7 +2900,7 @@
           <w:sz w:val="24"/>
           <w:u w:val="single"/>
         </w:rPr>
-        <w:hyperlink r:id="rId20" w:history="1">
+        <w:hyperlink r:id="rId19" w:history="1">
           <w:r>
             <w:rPr>
               <w:rStyle w:val="Hyperlink"/>
@@ -2927,7 +2918,7 @@
           <w:sz w:val="24"/>
           <w:u w:val="single"/>
         </w:rPr>
-        <w:hyperlink r:id="rId20" w:history="1">
+        <w:hyperlink r:id="rId19" w:history="1">
           <w:r>
             <w:rPr>
               <w:rStyle w:val="Hyperlink"/>
@@ -2945,7 +2936,7 @@
           <w:sz w:val="24"/>
           <w:u w:val="single"/>
         </w:rPr>
-        <w:hyperlink r:id="rId20" w:history="1">
+        <w:hyperlink r:id="rId19" w:history="1">
           <w:r>
             <w:rPr>
               <w:rStyle w:val="Hyperlink"/>
@@ -2963,7 +2954,7 @@
           <w:sz w:val="24"/>
           <w:u w:val="single"/>
         </w:rPr>
-        <w:hyperlink r:id="rId20" w:history="1">
+        <w:hyperlink r:id="rId19" w:history="1">
           <w:r>
             <w:rPr>
               <w:rStyle w:val="Hyperlink"/>
@@ -2981,7 +2972,7 @@
           <w:sz w:val="24"/>
           <w:u w:val="single"/>
         </w:rPr>
-        <w:hyperlink r:id="rId20" w:history="1">
+        <w:hyperlink r:id="rId19" w:history="1">
           <w:r>
             <w:rPr>
               <w:rStyle w:val="Hyperlink"/>
@@ -2999,7 +2990,7 @@
           <w:sz w:val="24"/>
           <w:u w:val="single"/>
         </w:rPr>
-        <w:hyperlink r:id="rId20" w:history="1">
+        <w:hyperlink r:id="rId19" w:history="1">
           <w:r>
             <w:rPr>
               <w:rStyle w:val="Hyperlink"/>
@@ -3017,7 +3008,7 @@
           <w:sz w:val="24"/>
           <w:u w:val="single"/>
         </w:rPr>
-        <w:hyperlink r:id="rId20" w:history="1">
+        <w:hyperlink r:id="rId19" w:history="1">
           <w:r>
             <w:rPr>
               <w:rStyle w:val="Hyperlink"/>
@@ -3035,7 +3026,7 @@
           <w:sz w:val="24"/>
           <w:u w:val="single"/>
         </w:rPr>
-        <w:hyperlink r:id="rId20" w:history="1">
+        <w:hyperlink r:id="rId19" w:history="1">
           <w:r>
             <w:rPr>
               <w:rStyle w:val="Hyperlink"/>

--- a/EXPORTS/DOCX/published/niveau3/English/HoofdcursusKampen.docx
+++ b/EXPORTS/DOCX/published/niveau3/English/HoofdcursusKampen.docx
@@ -554,6 +554,7 @@
       </w:r>
       <w:r>
         <w:rPr>
+          <w:u w:val="single" w:color="0000ff"/>
           <w:rFonts w:ascii="Charis SIL Regular" w:hAnsi="Charis SIL Regular" w:eastAsia="Charis SIL Regular"/>
           <w:b w:val="0"/>
           <w:i w:val="0"/>
@@ -1680,7 +1681,7 @@
           <w:sz w:val="24"/>
           <w:u w:val="single"/>
         </w:rPr>
-        <w:hyperlink r:id="rId14" w:history="1">
+        <w:hyperlink r:id="rId13" w:history="1">
           <w:r>
             <w:rPr>
               <w:rStyle w:val="Hyperlink"/>
@@ -1698,7 +1699,7 @@
           <w:sz w:val="24"/>
           <w:u w:val="single"/>
         </w:rPr>
-        <w:hyperlink r:id="rId14" w:history="1">
+        <w:hyperlink r:id="rId13" w:history="1">
           <w:r>
             <w:rPr>
               <w:rStyle w:val="Hyperlink"/>
@@ -1709,13 +1710,21 @@
       </w:r>
       <w:r>
         <w:rPr>
+          <w:u w:val="single" w:color="0000ff"/>
           <w:rFonts w:ascii="Charis SIL Regular" w:hAnsi="Charis SIL Regular" w:eastAsia="Charis SIL Regular"/>
           <w:b w:val="0"/>
           <w:i w:val="0"/>
           <w:color w:val="000000"/>
           <w:sz w:val="24"/>
         </w:rPr>
-        <w:t xml:space="preserve">, </w:t>
+        <w:hyperlink r:id="rId13" w:history="1">
+          <w:r>
+            <w:rPr>
+              <w:rStyle w:val="Hyperlink"/>
+            </w:rPr>
+            <w:t xml:space="preserve">, </w:t>
+          </w:r>
+        </w:hyperlink>
       </w:r>
       <w:r>
         <w:rPr>
@@ -1755,7 +1764,7 @@
           <w:sz w:val="24"/>
           <w:u w:val="single"/>
         </w:rPr>
-        <w:hyperlink r:id="rId13" w:history="1">
+        <w:hyperlink r:id="rId15" w:history="1">
           <w:r>
             <w:rPr>
               <w:rStyle w:val="Hyperlink"/>
@@ -1773,7 +1782,7 @@
           <w:sz w:val="24"/>
           <w:u w:val="single"/>
         </w:rPr>
-        <w:hyperlink r:id="rId13" w:history="1">
+        <w:hyperlink r:id="rId15" w:history="1">
           <w:r>
             <w:rPr>
               <w:rStyle w:val="Hyperlink"/>
@@ -1871,7 +1880,7 @@
           <w:sz w:val="24"/>
           <w:u w:val="single"/>
         </w:rPr>
-        <w:hyperlink r:id="rId15" w:history="1">
+        <w:hyperlink r:id="rId16" w:history="1">
           <w:r>
             <w:rPr>
               <w:rStyle w:val="Hyperlink"/>
@@ -1889,7 +1898,7 @@
           <w:sz w:val="24"/>
           <w:u w:val="single"/>
         </w:rPr>
-        <w:hyperlink r:id="rId15" w:history="1">
+        <w:hyperlink r:id="rId16" w:history="1">
           <w:r>
             <w:rPr>
               <w:rStyle w:val="Hyperlink"/>
@@ -1907,7 +1916,7 @@
           <w:sz w:val="24"/>
           <w:u w:val="single"/>
         </w:rPr>
-        <w:hyperlink r:id="rId15" w:history="1">
+        <w:hyperlink r:id="rId16" w:history="1">
           <w:r>
             <w:rPr>
               <w:rStyle w:val="Hyperlink"/>
@@ -1925,7 +1934,7 @@
           <w:sz w:val="24"/>
           <w:u w:val="single"/>
         </w:rPr>
-        <w:hyperlink r:id="rId15" w:history="1">
+        <w:hyperlink r:id="rId16" w:history="1">
           <w:r>
             <w:rPr>
               <w:rStyle w:val="Hyperlink"/>
@@ -1953,7 +1962,7 @@
           <w:sz w:val="24"/>
           <w:u w:val="single"/>
         </w:rPr>
-        <w:hyperlink r:id="rId16" w:history="1">
+        <w:hyperlink r:id="rId17" w:history="1">
           <w:r>
             <w:rPr>
               <w:rStyle w:val="Hyperlink"/>
@@ -2156,7 +2165,7 @@
           <w:sz w:val="24"/>
           <w:u w:val="single"/>
         </w:rPr>
-        <w:hyperlink r:id="rId17" w:history="1">
+        <w:hyperlink r:id="rId18" w:history="1">
           <w:r>
             <w:rPr>
               <w:rStyle w:val="Hyperlink"/>
@@ -2174,7 +2183,7 @@
           <w:sz w:val="24"/>
           <w:u w:val="single"/>
         </w:rPr>
-        <w:hyperlink r:id="rId17" w:history="1">
+        <w:hyperlink r:id="rId18" w:history="1">
           <w:r>
             <w:rPr>
               <w:rStyle w:val="Hyperlink"/>
@@ -2192,7 +2201,7 @@
           <w:sz w:val="24"/>
           <w:u w:val="single"/>
         </w:rPr>
-        <w:hyperlink r:id="rId17" w:history="1">
+        <w:hyperlink r:id="rId18" w:history="1">
           <w:r>
             <w:rPr>
               <w:rStyle w:val="Hyperlink"/>
@@ -2210,7 +2219,7 @@
           <w:sz w:val="24"/>
           <w:u w:val="single"/>
         </w:rPr>
-        <w:hyperlink r:id="rId17" w:history="1">
+        <w:hyperlink r:id="rId18" w:history="1">
           <w:r>
             <w:rPr>
               <w:rStyle w:val="Hyperlink"/>
@@ -2228,7 +2237,7 @@
           <w:sz w:val="24"/>
           <w:u w:val="single"/>
         </w:rPr>
-        <w:hyperlink r:id="rId17" w:history="1">
+        <w:hyperlink r:id="rId18" w:history="1">
           <w:r>
             <w:rPr>
               <w:rStyle w:val="Hyperlink"/>
@@ -2246,7 +2255,7 @@
           <w:sz w:val="24"/>
           <w:u w:val="single"/>
         </w:rPr>
-        <w:hyperlink r:id="rId17" w:history="1">
+        <w:hyperlink r:id="rId18" w:history="1">
           <w:r>
             <w:rPr>
               <w:rStyle w:val="Hyperlink"/>
@@ -2264,7 +2273,7 @@
           <w:sz w:val="24"/>
           <w:u w:val="single"/>
         </w:rPr>
-        <w:hyperlink r:id="rId17" w:history="1">
+        <w:hyperlink r:id="rId18" w:history="1">
           <w:r>
             <w:rPr>
               <w:rStyle w:val="Hyperlink"/>
@@ -2282,7 +2291,7 @@
           <w:sz w:val="24"/>
           <w:u w:val="single"/>
         </w:rPr>
-        <w:hyperlink r:id="rId17" w:history="1">
+        <w:hyperlink r:id="rId18" w:history="1">
           <w:r>
             <w:rPr>
               <w:rStyle w:val="Hyperlink"/>
@@ -2300,7 +2309,7 @@
           <w:sz w:val="24"/>
           <w:u w:val="single"/>
         </w:rPr>
-        <w:hyperlink r:id="rId17" w:history="1">
+        <w:hyperlink r:id="rId18" w:history="1">
           <w:r>
             <w:rPr>
               <w:rStyle w:val="Hyperlink"/>
@@ -2318,7 +2327,7 @@
           <w:sz w:val="24"/>
           <w:u w:val="single"/>
         </w:rPr>
-        <w:hyperlink r:id="rId17" w:history="1">
+        <w:hyperlink r:id="rId18" w:history="1">
           <w:r>
             <w:rPr>
               <w:rStyle w:val="Hyperlink"/>
@@ -2336,7 +2345,7 @@
           <w:sz w:val="24"/>
           <w:u w:val="single"/>
         </w:rPr>
-        <w:hyperlink r:id="rId17" w:history="1">
+        <w:hyperlink r:id="rId18" w:history="1">
           <w:r>
             <w:rPr>
               <w:rStyle w:val="Hyperlink"/>
@@ -2354,7 +2363,7 @@
           <w:sz w:val="24"/>
           <w:u w:val="single"/>
         </w:rPr>
-        <w:hyperlink r:id="rId17" w:history="1">
+        <w:hyperlink r:id="rId18" w:history="1">
           <w:r>
             <w:rPr>
               <w:rStyle w:val="Hyperlink"/>
@@ -2372,7 +2381,7 @@
           <w:sz w:val="24"/>
           <w:u w:val="single"/>
         </w:rPr>
-        <w:hyperlink r:id="rId17" w:history="1">
+        <w:hyperlink r:id="rId18" w:history="1">
           <w:r>
             <w:rPr>
               <w:rStyle w:val="Hyperlink"/>
@@ -2390,7 +2399,7 @@
           <w:sz w:val="24"/>
           <w:u w:val="single"/>
         </w:rPr>
-        <w:hyperlink r:id="rId17" w:history="1">
+        <w:hyperlink r:id="rId18" w:history="1">
           <w:r>
             <w:rPr>
               <w:rStyle w:val="Hyperlink"/>
@@ -2408,7 +2417,7 @@
           <w:sz w:val="24"/>
           <w:u w:val="single"/>
         </w:rPr>
-        <w:hyperlink r:id="rId17" w:history="1">
+        <w:hyperlink r:id="rId18" w:history="1">
           <w:r>
             <w:rPr>
               <w:rStyle w:val="Hyperlink"/>
@@ -2569,7 +2578,7 @@
           <w:sz w:val="24"/>
           <w:u w:val="single"/>
         </w:rPr>
-        <w:hyperlink r:id="rId18" w:history="1">
+        <w:hyperlink r:id="rId19" w:history="1">
           <w:r>
             <w:rPr>
               <w:rStyle w:val="Hyperlink"/>
@@ -2587,7 +2596,7 @@
           <w:sz w:val="24"/>
           <w:u w:val="single"/>
         </w:rPr>
-        <w:hyperlink r:id="rId18" w:history="1">
+        <w:hyperlink r:id="rId19" w:history="1">
           <w:r>
             <w:rPr>
               <w:rStyle w:val="Hyperlink"/>
@@ -2605,7 +2614,7 @@
           <w:sz w:val="24"/>
           <w:u w:val="single"/>
         </w:rPr>
-        <w:hyperlink r:id="rId18" w:history="1">
+        <w:hyperlink r:id="rId19" w:history="1">
           <w:r>
             <w:rPr>
               <w:rStyle w:val="Hyperlink"/>
@@ -2623,7 +2632,7 @@
           <w:sz w:val="24"/>
           <w:u w:val="single"/>
         </w:rPr>
-        <w:hyperlink r:id="rId18" w:history="1">
+        <w:hyperlink r:id="rId19" w:history="1">
           <w:r>
             <w:rPr>
               <w:rStyle w:val="Hyperlink"/>
@@ -2641,7 +2650,7 @@
           <w:sz w:val="24"/>
           <w:u w:val="single"/>
         </w:rPr>
-        <w:hyperlink r:id="rId18" w:history="1">
+        <w:hyperlink r:id="rId19" w:history="1">
           <w:r>
             <w:rPr>
               <w:rStyle w:val="Hyperlink"/>
@@ -2662,7 +2671,7 @@
           <w:sz w:val="24"/>
           <w:u w:val="single"/>
         </w:rPr>
-        <w:hyperlink r:id="rId18" w:history="1">
+        <w:hyperlink r:id="rId19" w:history="1">
           <w:r>
             <w:rPr>
               <w:rStyle w:val="Hyperlink"/>
@@ -2680,7 +2689,7 @@
           <w:sz w:val="24"/>
           <w:u w:val="single"/>
         </w:rPr>
-        <w:hyperlink r:id="rId18" w:history="1">
+        <w:hyperlink r:id="rId19" w:history="1">
           <w:r>
             <w:rPr>
               <w:rStyle w:val="Hyperlink"/>
@@ -2698,7 +2707,7 @@
           <w:sz w:val="24"/>
           <w:u w:val="single"/>
         </w:rPr>
-        <w:hyperlink r:id="rId18" w:history="1">
+        <w:hyperlink r:id="rId19" w:history="1">
           <w:r>
             <w:rPr>
               <w:rStyle w:val="Hyperlink"/>
@@ -2716,7 +2725,7 @@
           <w:sz w:val="24"/>
           <w:u w:val="single"/>
         </w:rPr>
-        <w:hyperlink r:id="rId18" w:history="1">
+        <w:hyperlink r:id="rId19" w:history="1">
           <w:r>
             <w:rPr>
               <w:rStyle w:val="Hyperlink"/>
@@ -2734,7 +2743,7 @@
           <w:sz w:val="24"/>
           <w:u w:val="single"/>
         </w:rPr>
-        <w:hyperlink r:id="rId18" w:history="1">
+        <w:hyperlink r:id="rId19" w:history="1">
           <w:r>
             <w:rPr>
               <w:rStyle w:val="Hyperlink"/>
@@ -2882,7 +2891,7 @@
           <w:sz w:val="24"/>
           <w:u w:val="single"/>
         </w:rPr>
-        <w:hyperlink r:id="rId19" w:history="1">
+        <w:hyperlink r:id="rId20" w:history="1">
           <w:r>
             <w:rPr>
               <w:rStyle w:val="Hyperlink"/>
@@ -2900,7 +2909,7 @@
           <w:sz w:val="24"/>
           <w:u w:val="single"/>
         </w:rPr>
-        <w:hyperlink r:id="rId19" w:history="1">
+        <w:hyperlink r:id="rId20" w:history="1">
           <w:r>
             <w:rPr>
               <w:rStyle w:val="Hyperlink"/>
@@ -2918,7 +2927,7 @@
           <w:sz w:val="24"/>
           <w:u w:val="single"/>
         </w:rPr>
-        <w:hyperlink r:id="rId19" w:history="1">
+        <w:hyperlink r:id="rId20" w:history="1">
           <w:r>
             <w:rPr>
               <w:rStyle w:val="Hyperlink"/>
@@ -2936,7 +2945,7 @@
           <w:sz w:val="24"/>
           <w:u w:val="single"/>
         </w:rPr>
-        <w:hyperlink r:id="rId19" w:history="1">
+        <w:hyperlink r:id="rId20" w:history="1">
           <w:r>
             <w:rPr>
               <w:rStyle w:val="Hyperlink"/>
@@ -2954,7 +2963,7 @@
           <w:sz w:val="24"/>
           <w:u w:val="single"/>
         </w:rPr>
-        <w:hyperlink r:id="rId19" w:history="1">
+        <w:hyperlink r:id="rId20" w:history="1">
           <w:r>
             <w:rPr>
               <w:rStyle w:val="Hyperlink"/>
@@ -2972,7 +2981,7 @@
           <w:sz w:val="24"/>
           <w:u w:val="single"/>
         </w:rPr>
-        <w:hyperlink r:id="rId19" w:history="1">
+        <w:hyperlink r:id="rId20" w:history="1">
           <w:r>
             <w:rPr>
               <w:rStyle w:val="Hyperlink"/>
@@ -2990,7 +2999,7 @@
           <w:sz w:val="24"/>
           <w:u w:val="single"/>
         </w:rPr>
-        <w:hyperlink r:id="rId19" w:history="1">
+        <w:hyperlink r:id="rId20" w:history="1">
           <w:r>
             <w:rPr>
               <w:rStyle w:val="Hyperlink"/>
@@ -3008,7 +3017,7 @@
           <w:sz w:val="24"/>
           <w:u w:val="single"/>
         </w:rPr>
-        <w:hyperlink r:id="rId19" w:history="1">
+        <w:hyperlink r:id="rId20" w:history="1">
           <w:r>
             <w:rPr>
               <w:rStyle w:val="Hyperlink"/>
@@ -3026,7 +3035,7 @@
           <w:sz w:val="24"/>
           <w:u w:val="single"/>
         </w:rPr>
-        <w:hyperlink r:id="rId19" w:history="1">
+        <w:hyperlink r:id="rId20" w:history="1">
           <w:r>
             <w:rPr>
               <w:rStyle w:val="Hyperlink"/>

--- a/EXPORTS/DOCX/published/niveau3/English/HoofdcursusKampen.docx
+++ b/EXPORTS/DOCX/published/niveau3/English/HoofdcursusKampen.docx
@@ -532,36 +532,7 @@
           <w:color w:val="000000"/>
           <w:sz w:val="24"/>
         </w:rPr>
-        <w:t xml:space="preserve">information about the ethnographic collection of the </w:t>
-      </w:r>
-      <w:r>
-        <w:rPr>
-          <w:u w:val="single" w:color="0000ff"/>
-          <w:rFonts w:ascii="Charis SIL Regular" w:hAnsi="Charis SIL Regular" w:eastAsia="Charis SIL Regular"/>
-          <w:b w:val="0"/>
-          <w:i w:val="0"/>
-          <w:color w:val="000000"/>
-          <w:sz w:val="24"/>
-        </w:rPr>
-        <w:hyperlink r:id="rId9" w:history="1">
-          <w:r>
-            <w:rPr>
-              <w:rStyle w:val="Hyperlink"/>
-            </w:rPr>
-            <w:t>KM</w:t>
-          </w:r>
-        </w:hyperlink>
-      </w:r>
-      <w:r>
-        <w:rPr>
-          <w:u w:val="single" w:color="0000ff"/>
-          <w:rFonts w:ascii="Charis SIL Regular" w:hAnsi="Charis SIL Regular" w:eastAsia="Charis SIL Regular"/>
-          <w:b w:val="0"/>
-          <w:i w:val="0"/>
-          <w:color w:val="000000"/>
-          <w:sz w:val="24"/>
-        </w:rPr>
-        <w:t>A</w:t>
+        <w:t>information about the ethnographic collection of the KMA</w:t>
       </w:r>
       <w:r>
         <w:rPr>
@@ -1681,7 +1652,7 @@
           <w:sz w:val="24"/>
           <w:u w:val="single"/>
         </w:rPr>
-        <w:hyperlink r:id="rId13" w:history="1">
+        <w:hyperlink r:id="rId14" w:history="1">
           <w:r>
             <w:rPr>
               <w:rStyle w:val="Hyperlink"/>
@@ -1699,7 +1670,7 @@
           <w:sz w:val="24"/>
           <w:u w:val="single"/>
         </w:rPr>
-        <w:hyperlink r:id="rId13" w:history="1">
+        <w:hyperlink r:id="rId14" w:history="1">
           <w:r>
             <w:rPr>
               <w:rStyle w:val="Hyperlink"/>
@@ -1735,7 +1706,7 @@
           <w:sz w:val="24"/>
           <w:u w:val="single"/>
         </w:rPr>
-        <w:hyperlink r:id="rId13" w:history="1">
+        <w:hyperlink r:id="rId15" w:history="1">
           <w:r>
             <w:rPr>
               <w:rStyle w:val="Hyperlink"/>

--- a/EXPORTS/DOCX/published/niveau3/English/HoofdcursusKampen.docx
+++ b/EXPORTS/DOCX/published/niveau3/English/HoofdcursusKampen.docx
@@ -532,7 +532,36 @@
           <w:color w:val="000000"/>
           <w:sz w:val="24"/>
         </w:rPr>
-        <w:t>information about the ethnographic collection of the KMA</w:t>
+        <w:t xml:space="preserve">information about the ethnographic collection of the </w:t>
+      </w:r>
+      <w:r>
+        <w:rPr>
+          <w:u w:val="single" w:color="0000ff"/>
+          <w:rFonts w:ascii="Charis SIL Regular" w:hAnsi="Charis SIL Regular" w:eastAsia="Charis SIL Regular"/>
+          <w:b w:val="0"/>
+          <w:i w:val="0"/>
+          <w:color w:val="000000"/>
+          <w:sz w:val="24"/>
+        </w:rPr>
+        <w:hyperlink r:id="rId9" w:history="1">
+          <w:r>
+            <w:rPr>
+              <w:rStyle w:val="Hyperlink"/>
+            </w:rPr>
+            <w:t>KM</w:t>
+          </w:r>
+        </w:hyperlink>
+      </w:r>
+      <w:r>
+        <w:rPr>
+          <w:u w:val="single" w:color="0000ff"/>
+          <w:rFonts w:ascii="Charis SIL Regular" w:hAnsi="Charis SIL Regular" w:eastAsia="Charis SIL Regular"/>
+          <w:b w:val="0"/>
+          <w:i w:val="0"/>
+          <w:color w:val="000000"/>
+          <w:sz w:val="24"/>
+        </w:rPr>
+        <w:t>A</w:t>
       </w:r>
       <w:r>
         <w:rPr>
@@ -788,14 +817,7 @@
           <w:color w:val="000000"/>
           <w:sz w:val="24"/>
         </w:rPr>
-        <w:hyperlink r:id="rId10" w:history="1">
-          <w:r>
-            <w:rPr>
-              <w:rStyle w:val="Hyperlink"/>
-            </w:rPr>
-            <w:t>Volkenkundig M</w:t>
-          </w:r>
-        </w:hyperlink>
+        <w:t>Volkenkundig M</w:t>
       </w:r>
       <w:r>
         <w:rPr>
@@ -1652,7 +1674,7 @@
           <w:sz w:val="24"/>
           <w:u w:val="single"/>
         </w:rPr>
-        <w:hyperlink r:id="rId14" w:history="1">
+        <w:hyperlink r:id="rId13" w:history="1">
           <w:r>
             <w:rPr>
               <w:rStyle w:val="Hyperlink"/>
@@ -1670,7 +1692,7 @@
           <w:sz w:val="24"/>
           <w:u w:val="single"/>
         </w:rPr>
-        <w:hyperlink r:id="rId14" w:history="1">
+        <w:hyperlink r:id="rId13" w:history="1">
           <w:r>
             <w:rPr>
               <w:rStyle w:val="Hyperlink"/>
@@ -1706,7 +1728,7 @@
           <w:sz w:val="24"/>
           <w:u w:val="single"/>
         </w:rPr>
-        <w:hyperlink r:id="rId15" w:history="1">
+        <w:hyperlink r:id="rId13" w:history="1">
           <w:r>
             <w:rPr>
               <w:rStyle w:val="Hyperlink"/>
@@ -1753,7 +1775,7 @@
           <w:sz w:val="24"/>
           <w:u w:val="single"/>
         </w:rPr>
-        <w:hyperlink r:id="rId15" w:history="1">
+        <w:hyperlink r:id="rId13" w:history="1">
           <w:r>
             <w:rPr>
               <w:rStyle w:val="Hyperlink"/>

--- a/EXPORTS/DOCX/published/niveau3/English/HoofdcursusKampen.docx
+++ b/EXPORTS/DOCX/published/niveau3/English/HoofdcursusKampen.docx
@@ -532,36 +532,7 @@
           <w:color w:val="000000"/>
           <w:sz w:val="24"/>
         </w:rPr>
-        <w:t xml:space="preserve">information about the ethnographic collection of the </w:t>
-      </w:r>
-      <w:r>
-        <w:rPr>
-          <w:u w:val="single" w:color="0000ff"/>
-          <w:rFonts w:ascii="Charis SIL Regular" w:hAnsi="Charis SIL Regular" w:eastAsia="Charis SIL Regular"/>
-          <w:b w:val="0"/>
-          <w:i w:val="0"/>
-          <w:color w:val="000000"/>
-          <w:sz w:val="24"/>
-        </w:rPr>
-        <w:hyperlink r:id="rId9" w:history="1">
-          <w:r>
-            <w:rPr>
-              <w:rStyle w:val="Hyperlink"/>
-            </w:rPr>
-            <w:t>KM</w:t>
-          </w:r>
-        </w:hyperlink>
-      </w:r>
-      <w:r>
-        <w:rPr>
-          <w:u w:val="single" w:color="0000ff"/>
-          <w:rFonts w:ascii="Charis SIL Regular" w:hAnsi="Charis SIL Regular" w:eastAsia="Charis SIL Regular"/>
-          <w:b w:val="0"/>
-          <w:i w:val="0"/>
-          <w:color w:val="000000"/>
-          <w:sz w:val="24"/>
-        </w:rPr>
-        <w:t>A</w:t>
+        <w:t>information about the ethnographic collection of the KMA</w:t>
       </w:r>
       <w:r>
         <w:rPr>
@@ -817,7 +788,14 @@
           <w:color w:val="000000"/>
           <w:sz w:val="24"/>
         </w:rPr>
-        <w:t>Volkenkundig M</w:t>
+        <w:hyperlink r:id="rId10" w:history="1">
+          <w:r>
+            <w:rPr>
+              <w:rStyle w:val="Hyperlink"/>
+            </w:rPr>
+            <w:t>Volkenkundig M</w:t>
+          </w:r>
+        </w:hyperlink>
       </w:r>
       <w:r>
         <w:rPr>
@@ -1728,7 +1706,7 @@
           <w:sz w:val="24"/>
           <w:u w:val="single"/>
         </w:rPr>
-        <w:hyperlink r:id="rId13" w:history="1">
+        <w:hyperlink r:id="rId15" w:history="1">
           <w:r>
             <w:rPr>
               <w:rStyle w:val="Hyperlink"/>
@@ -1775,7 +1753,7 @@
           <w:sz w:val="24"/>
           <w:u w:val="single"/>
         </w:rPr>
-        <w:hyperlink r:id="rId13" w:history="1">
+        <w:hyperlink r:id="rId15" w:history="1">
           <w:r>
             <w:rPr>
               <w:rStyle w:val="Hyperlink"/>

--- a/EXPORTS/DOCX/published/niveau3/English/HoofdcursusKampen.docx
+++ b/EXPORTS/DOCX/published/niveau3/English/HoofdcursusKampen.docx
@@ -788,14 +788,7 @@
           <w:color w:val="000000"/>
           <w:sz w:val="24"/>
         </w:rPr>
-        <w:hyperlink r:id="rId10" w:history="1">
-          <w:r>
-            <w:rPr>
-              <w:rStyle w:val="Hyperlink"/>
-            </w:rPr>
-            <w:t>Volkenkundig M</w:t>
-          </w:r>
-        </w:hyperlink>
+        <w:t>Volkenkundig M</w:t>
       </w:r>
       <w:r>
         <w:rPr>
@@ -1706,7 +1699,7 @@
           <w:sz w:val="24"/>
           <w:u w:val="single"/>
         </w:rPr>
-        <w:hyperlink r:id="rId15" w:history="1">
+        <w:hyperlink r:id="rId13" w:history="1">
           <w:r>
             <w:rPr>
               <w:rStyle w:val="Hyperlink"/>
@@ -1735,7 +1728,7 @@
           <w:sz w:val="24"/>
           <w:u w:val="single"/>
         </w:rPr>
-        <w:hyperlink r:id="rId15" w:history="1">
+        <w:hyperlink r:id="rId13" w:history="1">
           <w:r>
             <w:rPr>
               <w:rStyle w:val="Hyperlink"/>
@@ -1753,7 +1746,7 @@
           <w:sz w:val="24"/>
           <w:u w:val="single"/>
         </w:rPr>
-        <w:hyperlink r:id="rId15" w:history="1">
+        <w:hyperlink r:id="rId13" w:history="1">
           <w:r>
             <w:rPr>
               <w:rStyle w:val="Hyperlink"/>
@@ -1851,7 +1844,7 @@
           <w:sz w:val="24"/>
           <w:u w:val="single"/>
         </w:rPr>
-        <w:hyperlink r:id="rId16" w:history="1">
+        <w:hyperlink r:id="rId15" w:history="1">
           <w:r>
             <w:rPr>
               <w:rStyle w:val="Hyperlink"/>
@@ -1869,7 +1862,7 @@
           <w:sz w:val="24"/>
           <w:u w:val="single"/>
         </w:rPr>
-        <w:hyperlink r:id="rId16" w:history="1">
+        <w:hyperlink r:id="rId15" w:history="1">
           <w:r>
             <w:rPr>
               <w:rStyle w:val="Hyperlink"/>
@@ -1887,7 +1880,7 @@
           <w:sz w:val="24"/>
           <w:u w:val="single"/>
         </w:rPr>
-        <w:hyperlink r:id="rId16" w:history="1">
+        <w:hyperlink r:id="rId15" w:history="1">
           <w:r>
             <w:rPr>
               <w:rStyle w:val="Hyperlink"/>
@@ -1905,7 +1898,7 @@
           <w:sz w:val="24"/>
           <w:u w:val="single"/>
         </w:rPr>
-        <w:hyperlink r:id="rId16" w:history="1">
+        <w:hyperlink r:id="rId15" w:history="1">
           <w:r>
             <w:rPr>
               <w:rStyle w:val="Hyperlink"/>
@@ -1933,7 +1926,7 @@
           <w:sz w:val="24"/>
           <w:u w:val="single"/>
         </w:rPr>
-        <w:hyperlink r:id="rId17" w:history="1">
+        <w:hyperlink r:id="rId16" w:history="1">
           <w:r>
             <w:rPr>
               <w:rStyle w:val="Hyperlink"/>
@@ -1969,7 +1962,7 @@
           <w:sz w:val="24"/>
           <w:u w:val="single"/>
         </w:rPr>
-        <w:hyperlink r:id="rId16" w:history="1">
+        <w:hyperlink r:id="rId15" w:history="1">
           <w:r>
             <w:rPr>
               <w:rStyle w:val="Hyperlink"/>
@@ -2136,7 +2129,7 @@
           <w:sz w:val="24"/>
           <w:u w:val="single"/>
         </w:rPr>
-        <w:hyperlink r:id="rId18" w:history="1">
+        <w:hyperlink r:id="rId17" w:history="1">
           <w:r>
             <w:rPr>
               <w:rStyle w:val="Hyperlink"/>
@@ -2154,7 +2147,7 @@
           <w:sz w:val="24"/>
           <w:u w:val="single"/>
         </w:rPr>
-        <w:hyperlink r:id="rId18" w:history="1">
+        <w:hyperlink r:id="rId17" w:history="1">
           <w:r>
             <w:rPr>
               <w:rStyle w:val="Hyperlink"/>
@@ -2172,7 +2165,7 @@
           <w:sz w:val="24"/>
           <w:u w:val="single"/>
         </w:rPr>
-        <w:hyperlink r:id="rId18" w:history="1">
+        <w:hyperlink r:id="rId17" w:history="1">
           <w:r>
             <w:rPr>
               <w:rStyle w:val="Hyperlink"/>
@@ -2190,7 +2183,7 @@
           <w:sz w:val="24"/>
           <w:u w:val="single"/>
         </w:rPr>
-        <w:hyperlink r:id="rId18" w:history="1">
+        <w:hyperlink r:id="rId17" w:history="1">
           <w:r>
             <w:rPr>
               <w:rStyle w:val="Hyperlink"/>
@@ -2208,7 +2201,7 @@
           <w:sz w:val="24"/>
           <w:u w:val="single"/>
         </w:rPr>
-        <w:hyperlink r:id="rId18" w:history="1">
+        <w:hyperlink r:id="rId17" w:history="1">
           <w:r>
             <w:rPr>
               <w:rStyle w:val="Hyperlink"/>
@@ -2226,7 +2219,7 @@
           <w:sz w:val="24"/>
           <w:u w:val="single"/>
         </w:rPr>
-        <w:hyperlink r:id="rId18" w:history="1">
+        <w:hyperlink r:id="rId17" w:history="1">
           <w:r>
             <w:rPr>
               <w:rStyle w:val="Hyperlink"/>
@@ -2244,7 +2237,7 @@
           <w:sz w:val="24"/>
           <w:u w:val="single"/>
         </w:rPr>
-        <w:hyperlink r:id="rId18" w:history="1">
+        <w:hyperlink r:id="rId17" w:history="1">
           <w:r>
             <w:rPr>
               <w:rStyle w:val="Hyperlink"/>
@@ -2262,7 +2255,7 @@
           <w:sz w:val="24"/>
           <w:u w:val="single"/>
         </w:rPr>
-        <w:hyperlink r:id="rId18" w:history="1">
+        <w:hyperlink r:id="rId17" w:history="1">
           <w:r>
             <w:rPr>
               <w:rStyle w:val="Hyperlink"/>
@@ -2280,7 +2273,7 @@
           <w:sz w:val="24"/>
           <w:u w:val="single"/>
         </w:rPr>
-        <w:hyperlink r:id="rId18" w:history="1">
+        <w:hyperlink r:id="rId17" w:history="1">
           <w:r>
             <w:rPr>
               <w:rStyle w:val="Hyperlink"/>
@@ -2298,7 +2291,7 @@
           <w:sz w:val="24"/>
           <w:u w:val="single"/>
         </w:rPr>
-        <w:hyperlink r:id="rId18" w:history="1">
+        <w:hyperlink r:id="rId17" w:history="1">
           <w:r>
             <w:rPr>
               <w:rStyle w:val="Hyperlink"/>
@@ -2316,7 +2309,7 @@
           <w:sz w:val="24"/>
           <w:u w:val="single"/>
         </w:rPr>
-        <w:hyperlink r:id="rId18" w:history="1">
+        <w:hyperlink r:id="rId17" w:history="1">
           <w:r>
             <w:rPr>
               <w:rStyle w:val="Hyperlink"/>
@@ -2334,7 +2327,7 @@
           <w:sz w:val="24"/>
           <w:u w:val="single"/>
         </w:rPr>
-        <w:hyperlink r:id="rId18" w:history="1">
+        <w:hyperlink r:id="rId17" w:history="1">
           <w:r>
             <w:rPr>
               <w:rStyle w:val="Hyperlink"/>
@@ -2352,7 +2345,7 @@
           <w:sz w:val="24"/>
           <w:u w:val="single"/>
         </w:rPr>
-        <w:hyperlink r:id="rId18" w:history="1">
+        <w:hyperlink r:id="rId17" w:history="1">
           <w:r>
             <w:rPr>
               <w:rStyle w:val="Hyperlink"/>
@@ -2370,7 +2363,7 @@
           <w:sz w:val="24"/>
           <w:u w:val="single"/>
         </w:rPr>
-        <w:hyperlink r:id="rId18" w:history="1">
+        <w:hyperlink r:id="rId17" w:history="1">
           <w:r>
             <w:rPr>
               <w:rStyle w:val="Hyperlink"/>
@@ -2388,7 +2381,7 @@
           <w:sz w:val="24"/>
           <w:u w:val="single"/>
         </w:rPr>
-        <w:hyperlink r:id="rId18" w:history="1">
+        <w:hyperlink r:id="rId17" w:history="1">
           <w:r>
             <w:rPr>
               <w:rStyle w:val="Hyperlink"/>
@@ -2549,7 +2542,7 @@
           <w:sz w:val="24"/>
           <w:u w:val="single"/>
         </w:rPr>
-        <w:hyperlink r:id="rId19" w:history="1">
+        <w:hyperlink r:id="rId18" w:history="1">
           <w:r>
             <w:rPr>
               <w:rStyle w:val="Hyperlink"/>
@@ -2567,7 +2560,7 @@
           <w:sz w:val="24"/>
           <w:u w:val="single"/>
         </w:rPr>
-        <w:hyperlink r:id="rId19" w:history="1">
+        <w:hyperlink r:id="rId18" w:history="1">
           <w:r>
             <w:rPr>
               <w:rStyle w:val="Hyperlink"/>
@@ -2585,7 +2578,7 @@
           <w:sz w:val="24"/>
           <w:u w:val="single"/>
         </w:rPr>
-        <w:hyperlink r:id="rId19" w:history="1">
+        <w:hyperlink r:id="rId18" w:history="1">
           <w:r>
             <w:rPr>
               <w:rStyle w:val="Hyperlink"/>
@@ -2603,7 +2596,7 @@
           <w:sz w:val="24"/>
           <w:u w:val="single"/>
         </w:rPr>
-        <w:hyperlink r:id="rId19" w:history="1">
+        <w:hyperlink r:id="rId18" w:history="1">
           <w:r>
             <w:rPr>
               <w:rStyle w:val="Hyperlink"/>
@@ -2621,7 +2614,7 @@
           <w:sz w:val="24"/>
           <w:u w:val="single"/>
         </w:rPr>
-        <w:hyperlink r:id="rId19" w:history="1">
+        <w:hyperlink r:id="rId18" w:history="1">
           <w:r>
             <w:rPr>
               <w:rStyle w:val="Hyperlink"/>
@@ -2642,7 +2635,7 @@
           <w:sz w:val="24"/>
           <w:u w:val="single"/>
         </w:rPr>
-        <w:hyperlink r:id="rId19" w:history="1">
+        <w:hyperlink r:id="rId18" w:history="1">
           <w:r>
             <w:rPr>
               <w:rStyle w:val="Hyperlink"/>
@@ -2660,7 +2653,7 @@
           <w:sz w:val="24"/>
           <w:u w:val="single"/>
         </w:rPr>
-        <w:hyperlink r:id="rId19" w:history="1">
+        <w:hyperlink r:id="rId18" w:history="1">
           <w:r>
             <w:rPr>
               <w:rStyle w:val="Hyperlink"/>
@@ -2678,7 +2671,7 @@
           <w:sz w:val="24"/>
           <w:u w:val="single"/>
         </w:rPr>
-        <w:hyperlink r:id="rId19" w:history="1">
+        <w:hyperlink r:id="rId18" w:history="1">
           <w:r>
             <w:rPr>
               <w:rStyle w:val="Hyperlink"/>
@@ -2696,7 +2689,7 @@
           <w:sz w:val="24"/>
           <w:u w:val="single"/>
         </w:rPr>
-        <w:hyperlink r:id="rId19" w:history="1">
+        <w:hyperlink r:id="rId18" w:history="1">
           <w:r>
             <w:rPr>
               <w:rStyle w:val="Hyperlink"/>
@@ -2714,7 +2707,7 @@
           <w:sz w:val="24"/>
           <w:u w:val="single"/>
         </w:rPr>
-        <w:hyperlink r:id="rId19" w:history="1">
+        <w:hyperlink r:id="rId18" w:history="1">
           <w:r>
             <w:rPr>
               <w:rStyle w:val="Hyperlink"/>
@@ -2862,7 +2855,7 @@
           <w:sz w:val="24"/>
           <w:u w:val="single"/>
         </w:rPr>
-        <w:hyperlink r:id="rId20" w:history="1">
+        <w:hyperlink r:id="rId19" w:history="1">
           <w:r>
             <w:rPr>
               <w:rStyle w:val="Hyperlink"/>
@@ -2880,7 +2873,7 @@
           <w:sz w:val="24"/>
           <w:u w:val="single"/>
         </w:rPr>
-        <w:hyperlink r:id="rId20" w:history="1">
+        <w:hyperlink r:id="rId19" w:history="1">
           <w:r>
             <w:rPr>
               <w:rStyle w:val="Hyperlink"/>
@@ -2898,7 +2891,7 @@
           <w:sz w:val="24"/>
           <w:u w:val="single"/>
         </w:rPr>
-        <w:hyperlink r:id="rId20" w:history="1">
+        <w:hyperlink r:id="rId19" w:history="1">
           <w:r>
             <w:rPr>
               <w:rStyle w:val="Hyperlink"/>
@@ -2916,7 +2909,7 @@
           <w:sz w:val="24"/>
           <w:u w:val="single"/>
         </w:rPr>
-        <w:hyperlink r:id="rId20" w:history="1">
+        <w:hyperlink r:id="rId19" w:history="1">
           <w:r>
             <w:rPr>
               <w:rStyle w:val="Hyperlink"/>
@@ -2934,7 +2927,7 @@
           <w:sz w:val="24"/>
           <w:u w:val="single"/>
         </w:rPr>
-        <w:hyperlink r:id="rId20" w:history="1">
+        <w:hyperlink r:id="rId19" w:history="1">
           <w:r>
             <w:rPr>
               <w:rStyle w:val="Hyperlink"/>
@@ -2952,7 +2945,7 @@
           <w:sz w:val="24"/>
           <w:u w:val="single"/>
         </w:rPr>
-        <w:hyperlink r:id="rId20" w:history="1">
+        <w:hyperlink r:id="rId19" w:history="1">
           <w:r>
             <w:rPr>
               <w:rStyle w:val="Hyperlink"/>
@@ -2970,7 +2963,7 @@
           <w:sz w:val="24"/>
           <w:u w:val="single"/>
         </w:rPr>
-        <w:hyperlink r:id="rId20" w:history="1">
+        <w:hyperlink r:id="rId19" w:history="1">
           <w:r>
             <w:rPr>
               <w:rStyle w:val="Hyperlink"/>
@@ -2988,7 +2981,7 @@
           <w:sz w:val="24"/>
           <w:u w:val="single"/>
         </w:rPr>
-        <w:hyperlink r:id="rId20" w:history="1">
+        <w:hyperlink r:id="rId19" w:history="1">
           <w:r>
             <w:rPr>
               <w:rStyle w:val="Hyperlink"/>
@@ -3006,7 +2999,7 @@
           <w:sz w:val="24"/>
           <w:u w:val="single"/>
         </w:rPr>
-        <w:hyperlink r:id="rId20" w:history="1">
+        <w:hyperlink r:id="rId19" w:history="1">
           <w:r>
             <w:rPr>
               <w:rStyle w:val="Hyperlink"/>

--- a/EXPORTS/DOCX/published/niveau3/English/HoofdcursusKampen.docx
+++ b/EXPORTS/DOCX/published/niveau3/English/HoofdcursusKampen.docx
@@ -532,7 +532,18 @@
           <w:color w:val="000000"/>
           <w:sz w:val="24"/>
         </w:rPr>
-        <w:t>information about the ethnographic collection of the KMA</w:t>
+        <w:t xml:space="preserve">information about the ethnographic collection of the </w:t>
+      </w:r>
+      <w:r>
+        <w:rPr>
+          <w:u w:val="single" w:color="0000ff"/>
+          <w:rFonts w:ascii="Charis SIL Regular" w:hAnsi="Charis SIL Regular" w:eastAsia="Charis SIL Regular"/>
+          <w:b w:val="0"/>
+          <w:i w:val="0"/>
+          <w:color w:val="000000"/>
+          <w:sz w:val="24"/>
+        </w:rPr>
+        <w:t>KMA</w:t>
       </w:r>
       <w:r>
         <w:rPr>
@@ -1645,7 +1656,7 @@
           <w:sz w:val="24"/>
           <w:u w:val="single"/>
         </w:rPr>
-        <w:hyperlink r:id="rId13" w:history="1">
+        <w:hyperlink r:id="rId14" w:history="1">
           <w:r>
             <w:rPr>
               <w:rStyle w:val="Hyperlink"/>
@@ -1663,7 +1674,7 @@
           <w:sz w:val="24"/>
           <w:u w:val="single"/>
         </w:rPr>
-        <w:hyperlink r:id="rId13" w:history="1">
+        <w:hyperlink r:id="rId14" w:history="1">
           <w:r>
             <w:rPr>
               <w:rStyle w:val="Hyperlink"/>
@@ -1699,7 +1710,7 @@
           <w:sz w:val="24"/>
           <w:u w:val="single"/>
         </w:rPr>
-        <w:hyperlink r:id="rId13" w:history="1">
+        <w:hyperlink r:id="rId15" w:history="1">
           <w:r>
             <w:rPr>
               <w:rStyle w:val="Hyperlink"/>
@@ -1728,7 +1739,7 @@
           <w:sz w:val="24"/>
           <w:u w:val="single"/>
         </w:rPr>
-        <w:hyperlink r:id="rId13" w:history="1">
+        <w:hyperlink r:id="rId15" w:history="1">
           <w:r>
             <w:rPr>
               <w:rStyle w:val="Hyperlink"/>
@@ -1746,7 +1757,7 @@
           <w:sz w:val="24"/>
           <w:u w:val="single"/>
         </w:rPr>
-        <w:hyperlink r:id="rId13" w:history="1">
+        <w:hyperlink r:id="rId15" w:history="1">
           <w:r>
             <w:rPr>
               <w:rStyle w:val="Hyperlink"/>
@@ -1844,7 +1855,7 @@
           <w:sz w:val="24"/>
           <w:u w:val="single"/>
         </w:rPr>
-        <w:hyperlink r:id="rId15" w:history="1">
+        <w:hyperlink r:id="rId16" w:history="1">
           <w:r>
             <w:rPr>
               <w:rStyle w:val="Hyperlink"/>
@@ -1862,7 +1873,7 @@
           <w:sz w:val="24"/>
           <w:u w:val="single"/>
         </w:rPr>
-        <w:hyperlink r:id="rId15" w:history="1">
+        <w:hyperlink r:id="rId16" w:history="1">
           <w:r>
             <w:rPr>
               <w:rStyle w:val="Hyperlink"/>
@@ -1880,7 +1891,7 @@
           <w:sz w:val="24"/>
           <w:u w:val="single"/>
         </w:rPr>
-        <w:hyperlink r:id="rId15" w:history="1">
+        <w:hyperlink r:id="rId16" w:history="1">
           <w:r>
             <w:rPr>
               <w:rStyle w:val="Hyperlink"/>
@@ -1898,7 +1909,7 @@
           <w:sz w:val="24"/>
           <w:u w:val="single"/>
         </w:rPr>
-        <w:hyperlink r:id="rId15" w:history="1">
+        <w:hyperlink r:id="rId16" w:history="1">
           <w:r>
             <w:rPr>
               <w:rStyle w:val="Hyperlink"/>
@@ -1926,7 +1937,7 @@
           <w:sz w:val="24"/>
           <w:u w:val="single"/>
         </w:rPr>
-        <w:hyperlink r:id="rId16" w:history="1">
+        <w:hyperlink r:id="rId17" w:history="1">
           <w:r>
             <w:rPr>
               <w:rStyle w:val="Hyperlink"/>
@@ -1944,7 +1955,7 @@
           <w:sz w:val="24"/>
           <w:u w:val="single"/>
         </w:rPr>
-        <w:hyperlink r:id="rId16" w:history="1">
+        <w:hyperlink r:id="rId17" w:history="1">
           <w:r>
             <w:rPr>
               <w:rStyle w:val="Hyperlink"/>
@@ -1962,7 +1973,7 @@
           <w:sz w:val="24"/>
           <w:u w:val="single"/>
         </w:rPr>
-        <w:hyperlink r:id="rId15" w:history="1">
+        <w:hyperlink r:id="rId17" w:history="1">
           <w:r>
             <w:rPr>
               <w:rStyle w:val="Hyperlink"/>
@@ -2129,7 +2140,7 @@
           <w:sz w:val="24"/>
           <w:u w:val="single"/>
         </w:rPr>
-        <w:hyperlink r:id="rId17" w:history="1">
+        <w:hyperlink r:id="rId18" w:history="1">
           <w:r>
             <w:rPr>
               <w:rStyle w:val="Hyperlink"/>
@@ -2147,7 +2158,7 @@
           <w:sz w:val="24"/>
           <w:u w:val="single"/>
         </w:rPr>
-        <w:hyperlink r:id="rId17" w:history="1">
+        <w:hyperlink r:id="rId18" w:history="1">
           <w:r>
             <w:rPr>
               <w:rStyle w:val="Hyperlink"/>
@@ -2165,7 +2176,7 @@
           <w:sz w:val="24"/>
           <w:u w:val="single"/>
         </w:rPr>
-        <w:hyperlink r:id="rId17" w:history="1">
+        <w:hyperlink r:id="rId18" w:history="1">
           <w:r>
             <w:rPr>
               <w:rStyle w:val="Hyperlink"/>
@@ -2183,7 +2194,7 @@
           <w:sz w:val="24"/>
           <w:u w:val="single"/>
         </w:rPr>
-        <w:hyperlink r:id="rId17" w:history="1">
+        <w:hyperlink r:id="rId18" w:history="1">
           <w:r>
             <w:rPr>
               <w:rStyle w:val="Hyperlink"/>
@@ -2201,7 +2212,7 @@
           <w:sz w:val="24"/>
           <w:u w:val="single"/>
         </w:rPr>
-        <w:hyperlink r:id="rId17" w:history="1">
+        <w:hyperlink r:id="rId18" w:history="1">
           <w:r>
             <w:rPr>
               <w:rStyle w:val="Hyperlink"/>
@@ -2219,7 +2230,7 @@
           <w:sz w:val="24"/>
           <w:u w:val="single"/>
         </w:rPr>
-        <w:hyperlink r:id="rId17" w:history="1">
+        <w:hyperlink r:id="rId18" w:history="1">
           <w:r>
             <w:rPr>
               <w:rStyle w:val="Hyperlink"/>
@@ -2237,7 +2248,7 @@
           <w:sz w:val="24"/>
           <w:u w:val="single"/>
         </w:rPr>
-        <w:hyperlink r:id="rId17" w:history="1">
+        <w:hyperlink r:id="rId18" w:history="1">
           <w:r>
             <w:rPr>
               <w:rStyle w:val="Hyperlink"/>
@@ -2255,7 +2266,7 @@
           <w:sz w:val="24"/>
           <w:u w:val="single"/>
         </w:rPr>
-        <w:hyperlink r:id="rId17" w:history="1">
+        <w:hyperlink r:id="rId18" w:history="1">
           <w:r>
             <w:rPr>
               <w:rStyle w:val="Hyperlink"/>
@@ -2273,7 +2284,7 @@
           <w:sz w:val="24"/>
           <w:u w:val="single"/>
         </w:rPr>
-        <w:hyperlink r:id="rId17" w:history="1">
+        <w:hyperlink r:id="rId18" w:history="1">
           <w:r>
             <w:rPr>
               <w:rStyle w:val="Hyperlink"/>
@@ -2291,7 +2302,7 @@
           <w:sz w:val="24"/>
           <w:u w:val="single"/>
         </w:rPr>
-        <w:hyperlink r:id="rId17" w:history="1">
+        <w:hyperlink r:id="rId18" w:history="1">
           <w:r>
             <w:rPr>
               <w:rStyle w:val="Hyperlink"/>
@@ -2309,7 +2320,7 @@
           <w:sz w:val="24"/>
           <w:u w:val="single"/>
         </w:rPr>
-        <w:hyperlink r:id="rId17" w:history="1">
+        <w:hyperlink r:id="rId18" w:history="1">
           <w:r>
             <w:rPr>
               <w:rStyle w:val="Hyperlink"/>
@@ -2327,7 +2338,7 @@
           <w:sz w:val="24"/>
           <w:u w:val="single"/>
         </w:rPr>
-        <w:hyperlink r:id="rId17" w:history="1">
+        <w:hyperlink r:id="rId18" w:history="1">
           <w:r>
             <w:rPr>
               <w:rStyle w:val="Hyperlink"/>
@@ -2345,7 +2356,7 @@
           <w:sz w:val="24"/>
           <w:u w:val="single"/>
         </w:rPr>
-        <w:hyperlink r:id="rId17" w:history="1">
+        <w:hyperlink r:id="rId18" w:history="1">
           <w:r>
             <w:rPr>
               <w:rStyle w:val="Hyperlink"/>
@@ -2363,7 +2374,7 @@
           <w:sz w:val="24"/>
           <w:u w:val="single"/>
         </w:rPr>
-        <w:hyperlink r:id="rId17" w:history="1">
+        <w:hyperlink r:id="rId18" w:history="1">
           <w:r>
             <w:rPr>
               <w:rStyle w:val="Hyperlink"/>
@@ -2381,7 +2392,7 @@
           <w:sz w:val="24"/>
           <w:u w:val="single"/>
         </w:rPr>
-        <w:hyperlink r:id="rId17" w:history="1">
+        <w:hyperlink r:id="rId18" w:history="1">
           <w:r>
             <w:rPr>
               <w:rStyle w:val="Hyperlink"/>
@@ -2542,7 +2553,7 @@
           <w:sz w:val="24"/>
           <w:u w:val="single"/>
         </w:rPr>
-        <w:hyperlink r:id="rId18" w:history="1">
+        <w:hyperlink r:id="rId19" w:history="1">
           <w:r>
             <w:rPr>
               <w:rStyle w:val="Hyperlink"/>
@@ -2560,7 +2571,7 @@
           <w:sz w:val="24"/>
           <w:u w:val="single"/>
         </w:rPr>
-        <w:hyperlink r:id="rId18" w:history="1">
+        <w:hyperlink r:id="rId19" w:history="1">
           <w:r>
             <w:rPr>
               <w:rStyle w:val="Hyperlink"/>
@@ -2578,7 +2589,7 @@
           <w:sz w:val="24"/>
           <w:u w:val="single"/>
         </w:rPr>
-        <w:hyperlink r:id="rId18" w:history="1">
+        <w:hyperlink r:id="rId19" w:history="1">
           <w:r>
             <w:rPr>
               <w:rStyle w:val="Hyperlink"/>
@@ -2596,7 +2607,7 @@
           <w:sz w:val="24"/>
           <w:u w:val="single"/>
         </w:rPr>
-        <w:hyperlink r:id="rId18" w:history="1">
+        <w:hyperlink r:id="rId19" w:history="1">
           <w:r>
             <w:rPr>
               <w:rStyle w:val="Hyperlink"/>
@@ -2614,7 +2625,7 @@
           <w:sz w:val="24"/>
           <w:u w:val="single"/>
         </w:rPr>
-        <w:hyperlink r:id="rId18" w:history="1">
+        <w:hyperlink r:id="rId19" w:history="1">
           <w:r>
             <w:rPr>
               <w:rStyle w:val="Hyperlink"/>
@@ -2635,7 +2646,7 @@
           <w:sz w:val="24"/>
           <w:u w:val="single"/>
         </w:rPr>
-        <w:hyperlink r:id="rId18" w:history="1">
+        <w:hyperlink r:id="rId19" w:history="1">
           <w:r>
             <w:rPr>
               <w:rStyle w:val="Hyperlink"/>
@@ -2653,7 +2664,7 @@
           <w:sz w:val="24"/>
           <w:u w:val="single"/>
         </w:rPr>
-        <w:hyperlink r:id="rId18" w:history="1">
+        <w:hyperlink r:id="rId19" w:history="1">
           <w:r>
             <w:rPr>
               <w:rStyle w:val="Hyperlink"/>
@@ -2671,7 +2682,7 @@
           <w:sz w:val="24"/>
           <w:u w:val="single"/>
         </w:rPr>
-        <w:hyperlink r:id="rId18" w:history="1">
+        <w:hyperlink r:id="rId19" w:history="1">
           <w:r>
             <w:rPr>
               <w:rStyle w:val="Hyperlink"/>
@@ -2689,7 +2700,7 @@
           <w:sz w:val="24"/>
           <w:u w:val="single"/>
         </w:rPr>
-        <w:hyperlink r:id="rId18" w:history="1">
+        <w:hyperlink r:id="rId19" w:history="1">
           <w:r>
             <w:rPr>
               <w:rStyle w:val="Hyperlink"/>
@@ -2707,7 +2718,7 @@
           <w:sz w:val="24"/>
           <w:u w:val="single"/>
         </w:rPr>
-        <w:hyperlink r:id="rId18" w:history="1">
+        <w:hyperlink r:id="rId19" w:history="1">
           <w:r>
             <w:rPr>
               <w:rStyle w:val="Hyperlink"/>
@@ -2855,7 +2866,7 @@
           <w:sz w:val="24"/>
           <w:u w:val="single"/>
         </w:rPr>
-        <w:hyperlink r:id="rId19" w:history="1">
+        <w:hyperlink r:id="rId20" w:history="1">
           <w:r>
             <w:rPr>
               <w:rStyle w:val="Hyperlink"/>
@@ -2873,7 +2884,7 @@
           <w:sz w:val="24"/>
           <w:u w:val="single"/>
         </w:rPr>
-        <w:hyperlink r:id="rId19" w:history="1">
+        <w:hyperlink r:id="rId20" w:history="1">
           <w:r>
             <w:rPr>
               <w:rStyle w:val="Hyperlink"/>
@@ -2891,7 +2902,7 @@
           <w:sz w:val="24"/>
           <w:u w:val="single"/>
         </w:rPr>
-        <w:hyperlink r:id="rId19" w:history="1">
+        <w:hyperlink r:id="rId20" w:history="1">
           <w:r>
             <w:rPr>
               <w:rStyle w:val="Hyperlink"/>
@@ -2909,7 +2920,7 @@
           <w:sz w:val="24"/>
           <w:u w:val="single"/>
         </w:rPr>
-        <w:hyperlink r:id="rId19" w:history="1">
+        <w:hyperlink r:id="rId20" w:history="1">
           <w:r>
             <w:rPr>
               <w:rStyle w:val="Hyperlink"/>
@@ -2927,7 +2938,7 @@
           <w:sz w:val="24"/>
           <w:u w:val="single"/>
         </w:rPr>
-        <w:hyperlink r:id="rId19" w:history="1">
+        <w:hyperlink r:id="rId20" w:history="1">
           <w:r>
             <w:rPr>
               <w:rStyle w:val="Hyperlink"/>
@@ -2945,7 +2956,7 @@
           <w:sz w:val="24"/>
           <w:u w:val="single"/>
         </w:rPr>
-        <w:hyperlink r:id="rId19" w:history="1">
+        <w:hyperlink r:id="rId20" w:history="1">
           <w:r>
             <w:rPr>
               <w:rStyle w:val="Hyperlink"/>
@@ -2963,7 +2974,7 @@
           <w:sz w:val="24"/>
           <w:u w:val="single"/>
         </w:rPr>
-        <w:hyperlink r:id="rId19" w:history="1">
+        <w:hyperlink r:id="rId20" w:history="1">
           <w:r>
             <w:rPr>
               <w:rStyle w:val="Hyperlink"/>
@@ -2981,7 +2992,7 @@
           <w:sz w:val="24"/>
           <w:u w:val="single"/>
         </w:rPr>
-        <w:hyperlink r:id="rId19" w:history="1">
+        <w:hyperlink r:id="rId20" w:history="1">
           <w:r>
             <w:rPr>
               <w:rStyle w:val="Hyperlink"/>
@@ -2999,7 +3010,7 @@
           <w:sz w:val="24"/>
           <w:u w:val="single"/>
         </w:rPr>
-        <w:hyperlink r:id="rId19" w:history="1">
+        <w:hyperlink r:id="rId20" w:history="1">
           <w:r>
             <w:rPr>
               <w:rStyle w:val="Hyperlink"/>

--- a/EXPORTS/DOCX/published/niveau3/English/HoofdcursusKampen.docx
+++ b/EXPORTS/DOCX/published/niveau3/English/HoofdcursusKampen.docx
@@ -532,72 +532,7 @@
           <w:color w:val="000000"/>
           <w:sz w:val="24"/>
         </w:rPr>
-        <w:t xml:space="preserve">information about the ethnographic collection of the </w:t>
-      </w:r>
-      <w:r>
-        <w:rPr>
-          <w:u w:val="single" w:color="0000ff"/>
-          <w:rFonts w:ascii="Charis SIL Regular" w:hAnsi="Charis SIL Regular" w:eastAsia="Charis SIL Regular"/>
-          <w:b w:val="0"/>
-          <w:i w:val="0"/>
-          <w:color w:val="000000"/>
-          <w:sz w:val="24"/>
-        </w:rPr>
-        <w:t>KMA</w:t>
-      </w:r>
-      <w:r>
-        <w:rPr>
-          <w:u w:val="single" w:color="0000ff"/>
-          <w:rFonts w:ascii="Charis SIL Regular" w:hAnsi="Charis SIL Regular" w:eastAsia="Charis SIL Regular"/>
-          <w:b w:val="0"/>
-          <w:i w:val="0"/>
-          <w:color w:val="000000"/>
-          <w:sz w:val="24"/>
-        </w:rPr>
-        <w:hyperlink r:id="rId9" w:history="1">
-          <w:r>
-            <w:rPr>
-              <w:rStyle w:val="Hyperlink"/>
-            </w:rPr>
-            <w:t xml:space="preserve"> a</w:t>
-          </w:r>
-        </w:hyperlink>
-      </w:r>
-      <w:r>
-        <w:rPr>
-          <w:u w:val="single" w:color="0000ff"/>
-          <w:rFonts w:ascii="Charis SIL Regular" w:hAnsi="Charis SIL Regular" w:eastAsia="Charis SIL Regular"/>
-          <w:b w:val="0"/>
-          <w:i w:val="0"/>
-          <w:color w:val="000000"/>
-          <w:sz w:val="24"/>
-        </w:rPr>
-        <w:hyperlink r:id="rId9" w:history="1">
-          <w:r>
-            <w:rPr>
-              <w:rStyle w:val="Hyperlink"/>
-            </w:rPr>
-            <w:t>n</w:t>
-          </w:r>
-        </w:hyperlink>
-      </w:r>
-      <w:r>
-        <w:rPr>
-          <w:u w:val="single" w:color="0000ff"/>
-          <w:rFonts w:ascii="Charis SIL Regular" w:hAnsi="Charis SIL Regular" w:eastAsia="Charis SIL Regular"/>
-          <w:b w:val="0"/>
-          <w:i w:val="0"/>
-          <w:color w:val="000000"/>
-          <w:sz w:val="24"/>
-        </w:rPr>
-        <w:hyperlink r:id="rId9" w:history="1">
-          <w:r>
-            <w:rPr>
-              <w:rStyle w:val="Hyperlink"/>
-            </w:rPr>
-            <w:t>d the lat</w:t>
-          </w:r>
-        </w:hyperlink>
+        <w:t>information about the ethnographic collection of the KMA and the lat</w:t>
       </w:r>
       <w:r>
         <w:rPr>
@@ -799,7 +734,14 @@
           <w:color w:val="000000"/>
           <w:sz w:val="24"/>
         </w:rPr>
-        <w:t>Volkenkundig M</w:t>
+        <w:hyperlink r:id="rId10" w:history="1">
+          <w:r>
+            <w:rPr>
+              <w:rStyle w:val="Hyperlink"/>
+            </w:rPr>
+            <w:t>Volkenkundig M</w:t>
+          </w:r>
+        </w:hyperlink>
       </w:r>
       <w:r>
         <w:rPr>
@@ -1656,7 +1598,7 @@
           <w:sz w:val="24"/>
           <w:u w:val="single"/>
         </w:rPr>
-        <w:hyperlink r:id="rId14" w:history="1">
+        <w:hyperlink r:id="rId13" w:history="1">
           <w:r>
             <w:rPr>
               <w:rStyle w:val="Hyperlink"/>
@@ -1674,7 +1616,7 @@
           <w:sz w:val="24"/>
           <w:u w:val="single"/>
         </w:rPr>
-        <w:hyperlink r:id="rId14" w:history="1">
+        <w:hyperlink r:id="rId13" w:history="1">
           <w:r>
             <w:rPr>
               <w:rStyle w:val="Hyperlink"/>
@@ -1710,7 +1652,7 @@
           <w:sz w:val="24"/>
           <w:u w:val="single"/>
         </w:rPr>
-        <w:hyperlink r:id="rId15" w:history="1">
+        <w:hyperlink r:id="rId13" w:history="1">
           <w:r>
             <w:rPr>
               <w:rStyle w:val="Hyperlink"/>
@@ -1955,7 +1897,7 @@
           <w:sz w:val="24"/>
           <w:u w:val="single"/>
         </w:rPr>
-        <w:hyperlink r:id="rId17" w:history="1">
+        <w:hyperlink r:id="rId16" w:history="1">
           <w:r>
             <w:rPr>
               <w:rStyle w:val="Hyperlink"/>
@@ -1973,7 +1915,7 @@
           <w:sz w:val="24"/>
           <w:u w:val="single"/>
         </w:rPr>
-        <w:hyperlink r:id="rId17" w:history="1">
+        <w:hyperlink r:id="rId16" w:history="1">
           <w:r>
             <w:rPr>
               <w:rStyle w:val="Hyperlink"/>

--- a/EXPORTS/DOCX/published/niveau3/English/HoofdcursusKampen.docx
+++ b/EXPORTS/DOCX/published/niveau3/English/HoofdcursusKampen.docx
@@ -532,7 +532,72 @@
           <w:color w:val="000000"/>
           <w:sz w:val="24"/>
         </w:rPr>
-        <w:t>information about the ethnographic collection of the KMA and the lat</w:t>
+        <w:t xml:space="preserve">information about the ethnographic collection of the </w:t>
+      </w:r>
+      <w:r>
+        <w:rPr>
+          <w:u w:val="single" w:color="0000ff"/>
+          <w:rFonts w:ascii="Charis SIL Regular" w:hAnsi="Charis SIL Regular" w:eastAsia="Charis SIL Regular"/>
+          <w:b w:val="0"/>
+          <w:i w:val="0"/>
+          <w:color w:val="000000"/>
+          <w:sz w:val="24"/>
+        </w:rPr>
+        <w:t>KMA</w:t>
+      </w:r>
+      <w:r>
+        <w:rPr>
+          <w:u w:val="single" w:color="0000ff"/>
+          <w:rFonts w:ascii="Charis SIL Regular" w:hAnsi="Charis SIL Regular" w:eastAsia="Charis SIL Regular"/>
+          <w:b w:val="0"/>
+          <w:i w:val="0"/>
+          <w:color w:val="000000"/>
+          <w:sz w:val="24"/>
+        </w:rPr>
+        <w:hyperlink r:id="rId9" w:history="1">
+          <w:r>
+            <w:rPr>
+              <w:rStyle w:val="Hyperlink"/>
+            </w:rPr>
+            <w:t xml:space="preserve"> a</w:t>
+          </w:r>
+        </w:hyperlink>
+      </w:r>
+      <w:r>
+        <w:rPr>
+          <w:u w:val="single" w:color="0000ff"/>
+          <w:rFonts w:ascii="Charis SIL Regular" w:hAnsi="Charis SIL Regular" w:eastAsia="Charis SIL Regular"/>
+          <w:b w:val="0"/>
+          <w:i w:val="0"/>
+          <w:color w:val="000000"/>
+          <w:sz w:val="24"/>
+        </w:rPr>
+        <w:hyperlink r:id="rId9" w:history="1">
+          <w:r>
+            <w:rPr>
+              <w:rStyle w:val="Hyperlink"/>
+            </w:rPr>
+            <w:t>n</w:t>
+          </w:r>
+        </w:hyperlink>
+      </w:r>
+      <w:r>
+        <w:rPr>
+          <w:u w:val="single" w:color="0000ff"/>
+          <w:rFonts w:ascii="Charis SIL Regular" w:hAnsi="Charis SIL Regular" w:eastAsia="Charis SIL Regular"/>
+          <w:b w:val="0"/>
+          <w:i w:val="0"/>
+          <w:color w:val="000000"/>
+          <w:sz w:val="24"/>
+        </w:rPr>
+        <w:hyperlink r:id="rId9" w:history="1">
+          <w:r>
+            <w:rPr>
+              <w:rStyle w:val="Hyperlink"/>
+            </w:rPr>
+            <w:t>d the lat</w:t>
+          </w:r>
+        </w:hyperlink>
       </w:r>
       <w:r>
         <w:rPr>
@@ -1627,7 +1692,6 @@
       </w:r>
       <w:r>
         <w:rPr>
-          <w:u w:val="single" w:color="0000ff"/>
           <w:rFonts w:ascii="Charis SIL Regular" w:hAnsi="Charis SIL Regular" w:eastAsia="Charis SIL Regular"/>
           <w:b w:val="0"/>
           <w:i w:val="0"/>
@@ -1681,7 +1745,7 @@
           <w:sz w:val="24"/>
           <w:u w:val="single"/>
         </w:rPr>
-        <w:hyperlink r:id="rId15" w:history="1">
+        <w:hyperlink r:id="rId13" w:history="1">
           <w:r>
             <w:rPr>
               <w:rStyle w:val="Hyperlink"/>
@@ -1699,7 +1763,7 @@
           <w:sz w:val="24"/>
           <w:u w:val="single"/>
         </w:rPr>
-        <w:hyperlink r:id="rId15" w:history="1">
+        <w:hyperlink r:id="rId13" w:history="1">
           <w:r>
             <w:rPr>
               <w:rStyle w:val="Hyperlink"/>
@@ -1797,7 +1861,7 @@
           <w:sz w:val="24"/>
           <w:u w:val="single"/>
         </w:rPr>
-        <w:hyperlink r:id="rId16" w:history="1">
+        <w:hyperlink r:id="rId15" w:history="1">
           <w:r>
             <w:rPr>
               <w:rStyle w:val="Hyperlink"/>
@@ -1815,7 +1879,7 @@
           <w:sz w:val="24"/>
           <w:u w:val="single"/>
         </w:rPr>
-        <w:hyperlink r:id="rId16" w:history="1">
+        <w:hyperlink r:id="rId15" w:history="1">
           <w:r>
             <w:rPr>
               <w:rStyle w:val="Hyperlink"/>
@@ -1833,7 +1897,7 @@
           <w:sz w:val="24"/>
           <w:u w:val="single"/>
         </w:rPr>
-        <w:hyperlink r:id="rId16" w:history="1">
+        <w:hyperlink r:id="rId15" w:history="1">
           <w:r>
             <w:rPr>
               <w:rStyle w:val="Hyperlink"/>
@@ -1851,7 +1915,7 @@
           <w:sz w:val="24"/>
           <w:u w:val="single"/>
         </w:rPr>
-        <w:hyperlink r:id="rId16" w:history="1">
+        <w:hyperlink r:id="rId15" w:history="1">
           <w:r>
             <w:rPr>
               <w:rStyle w:val="Hyperlink"/>
@@ -1879,7 +1943,7 @@
           <w:sz w:val="24"/>
           <w:u w:val="single"/>
         </w:rPr>
-        <w:hyperlink r:id="rId17" w:history="1">
+        <w:hyperlink r:id="rId16" w:history="1">
           <w:r>
             <w:rPr>
               <w:rStyle w:val="Hyperlink"/>
@@ -1915,7 +1979,7 @@
           <w:sz w:val="24"/>
           <w:u w:val="single"/>
         </w:rPr>
-        <w:hyperlink r:id="rId16" w:history="1">
+        <w:hyperlink r:id="rId15" w:history="1">
           <w:r>
             <w:rPr>
               <w:rStyle w:val="Hyperlink"/>
@@ -2082,7 +2146,7 @@
           <w:sz w:val="24"/>
           <w:u w:val="single"/>
         </w:rPr>
-        <w:hyperlink r:id="rId18" w:history="1">
+        <w:hyperlink r:id="rId17" w:history="1">
           <w:r>
             <w:rPr>
               <w:rStyle w:val="Hyperlink"/>
@@ -2100,7 +2164,7 @@
           <w:sz w:val="24"/>
           <w:u w:val="single"/>
         </w:rPr>
-        <w:hyperlink r:id="rId18" w:history="1">
+        <w:hyperlink r:id="rId17" w:history="1">
           <w:r>
             <w:rPr>
               <w:rStyle w:val="Hyperlink"/>
@@ -2118,7 +2182,7 @@
           <w:sz w:val="24"/>
           <w:u w:val="single"/>
         </w:rPr>
-        <w:hyperlink r:id="rId18" w:history="1">
+        <w:hyperlink r:id="rId17" w:history="1">
           <w:r>
             <w:rPr>
               <w:rStyle w:val="Hyperlink"/>
@@ -2136,7 +2200,7 @@
           <w:sz w:val="24"/>
           <w:u w:val="single"/>
         </w:rPr>
-        <w:hyperlink r:id="rId18" w:history="1">
+        <w:hyperlink r:id="rId17" w:history="1">
           <w:r>
             <w:rPr>
               <w:rStyle w:val="Hyperlink"/>
@@ -2154,7 +2218,7 @@
           <w:sz w:val="24"/>
           <w:u w:val="single"/>
         </w:rPr>
-        <w:hyperlink r:id="rId18" w:history="1">
+        <w:hyperlink r:id="rId17" w:history="1">
           <w:r>
             <w:rPr>
               <w:rStyle w:val="Hyperlink"/>
@@ -2172,7 +2236,7 @@
           <w:sz w:val="24"/>
           <w:u w:val="single"/>
         </w:rPr>
-        <w:hyperlink r:id="rId18" w:history="1">
+        <w:hyperlink r:id="rId17" w:history="1">
           <w:r>
             <w:rPr>
               <w:rStyle w:val="Hyperlink"/>
@@ -2190,7 +2254,7 @@
           <w:sz w:val="24"/>
           <w:u w:val="single"/>
         </w:rPr>
-        <w:hyperlink r:id="rId18" w:history="1">
+        <w:hyperlink r:id="rId17" w:history="1">
           <w:r>
             <w:rPr>
               <w:rStyle w:val="Hyperlink"/>
@@ -2208,7 +2272,7 @@
           <w:sz w:val="24"/>
           <w:u w:val="single"/>
         </w:rPr>
-        <w:hyperlink r:id="rId18" w:history="1">
+        <w:hyperlink r:id="rId17" w:history="1">
           <w:r>
             <w:rPr>
               <w:rStyle w:val="Hyperlink"/>
@@ -2226,7 +2290,7 @@
           <w:sz w:val="24"/>
           <w:u w:val="single"/>
         </w:rPr>
-        <w:hyperlink r:id="rId18" w:history="1">
+        <w:hyperlink r:id="rId17" w:history="1">
           <w:r>
             <w:rPr>
               <w:rStyle w:val="Hyperlink"/>
@@ -2244,7 +2308,7 @@
           <w:sz w:val="24"/>
           <w:u w:val="single"/>
         </w:rPr>
-        <w:hyperlink r:id="rId18" w:history="1">
+        <w:hyperlink r:id="rId17" w:history="1">
           <w:r>
             <w:rPr>
               <w:rStyle w:val="Hyperlink"/>
@@ -2262,7 +2326,7 @@
           <w:sz w:val="24"/>
           <w:u w:val="single"/>
         </w:rPr>
-        <w:hyperlink r:id="rId18" w:history="1">
+        <w:hyperlink r:id="rId17" w:history="1">
           <w:r>
             <w:rPr>
               <w:rStyle w:val="Hyperlink"/>
@@ -2280,7 +2344,7 @@
           <w:sz w:val="24"/>
           <w:u w:val="single"/>
         </w:rPr>
-        <w:hyperlink r:id="rId18" w:history="1">
+        <w:hyperlink r:id="rId17" w:history="1">
           <w:r>
             <w:rPr>
               <w:rStyle w:val="Hyperlink"/>
@@ -2298,7 +2362,7 @@
           <w:sz w:val="24"/>
           <w:u w:val="single"/>
         </w:rPr>
-        <w:hyperlink r:id="rId18" w:history="1">
+        <w:hyperlink r:id="rId17" w:history="1">
           <w:r>
             <w:rPr>
               <w:rStyle w:val="Hyperlink"/>
@@ -2316,7 +2380,7 @@
           <w:sz w:val="24"/>
           <w:u w:val="single"/>
         </w:rPr>
-        <w:hyperlink r:id="rId18" w:history="1">
+        <w:hyperlink r:id="rId17" w:history="1">
           <w:r>
             <w:rPr>
               <w:rStyle w:val="Hyperlink"/>
@@ -2334,7 +2398,7 @@
           <w:sz w:val="24"/>
           <w:u w:val="single"/>
         </w:rPr>
-        <w:hyperlink r:id="rId18" w:history="1">
+        <w:hyperlink r:id="rId17" w:history="1">
           <w:r>
             <w:rPr>
               <w:rStyle w:val="Hyperlink"/>
@@ -2495,7 +2559,7 @@
           <w:sz w:val="24"/>
           <w:u w:val="single"/>
         </w:rPr>
-        <w:hyperlink r:id="rId19" w:history="1">
+        <w:hyperlink r:id="rId18" w:history="1">
           <w:r>
             <w:rPr>
               <w:rStyle w:val="Hyperlink"/>
@@ -2513,7 +2577,7 @@
           <w:sz w:val="24"/>
           <w:u w:val="single"/>
         </w:rPr>
-        <w:hyperlink r:id="rId19" w:history="1">
+        <w:hyperlink r:id="rId18" w:history="1">
           <w:r>
             <w:rPr>
               <w:rStyle w:val="Hyperlink"/>
@@ -2531,7 +2595,7 @@
           <w:sz w:val="24"/>
           <w:u w:val="single"/>
         </w:rPr>
-        <w:hyperlink r:id="rId19" w:history="1">
+        <w:hyperlink r:id="rId18" w:history="1">
           <w:r>
             <w:rPr>
               <w:rStyle w:val="Hyperlink"/>
@@ -2549,7 +2613,7 @@
           <w:sz w:val="24"/>
           <w:u w:val="single"/>
         </w:rPr>
-        <w:hyperlink r:id="rId19" w:history="1">
+        <w:hyperlink r:id="rId18" w:history="1">
           <w:r>
             <w:rPr>
               <w:rStyle w:val="Hyperlink"/>
@@ -2567,7 +2631,7 @@
           <w:sz w:val="24"/>
           <w:u w:val="single"/>
         </w:rPr>
-        <w:hyperlink r:id="rId19" w:history="1">
+        <w:hyperlink r:id="rId18" w:history="1">
           <w:r>
             <w:rPr>
               <w:rStyle w:val="Hyperlink"/>
@@ -2588,7 +2652,7 @@
           <w:sz w:val="24"/>
           <w:u w:val="single"/>
         </w:rPr>
-        <w:hyperlink r:id="rId19" w:history="1">
+        <w:hyperlink r:id="rId18" w:history="1">
           <w:r>
             <w:rPr>
               <w:rStyle w:val="Hyperlink"/>
@@ -2606,7 +2670,7 @@
           <w:sz w:val="24"/>
           <w:u w:val="single"/>
         </w:rPr>
-        <w:hyperlink r:id="rId19" w:history="1">
+        <w:hyperlink r:id="rId18" w:history="1">
           <w:r>
             <w:rPr>
               <w:rStyle w:val="Hyperlink"/>
@@ -2624,7 +2688,7 @@
           <w:sz w:val="24"/>
           <w:u w:val="single"/>
         </w:rPr>
-        <w:hyperlink r:id="rId19" w:history="1">
+        <w:hyperlink r:id="rId18" w:history="1">
           <w:r>
             <w:rPr>
               <w:rStyle w:val="Hyperlink"/>
@@ -2642,7 +2706,7 @@
           <w:sz w:val="24"/>
           <w:u w:val="single"/>
         </w:rPr>
-        <w:hyperlink r:id="rId19" w:history="1">
+        <w:hyperlink r:id="rId18" w:history="1">
           <w:r>
             <w:rPr>
               <w:rStyle w:val="Hyperlink"/>
@@ -2660,7 +2724,7 @@
           <w:sz w:val="24"/>
           <w:u w:val="single"/>
         </w:rPr>
-        <w:hyperlink r:id="rId19" w:history="1">
+        <w:hyperlink r:id="rId18" w:history="1">
           <w:r>
             <w:rPr>
               <w:rStyle w:val="Hyperlink"/>
@@ -2808,7 +2872,7 @@
           <w:sz w:val="24"/>
           <w:u w:val="single"/>
         </w:rPr>
-        <w:hyperlink r:id="rId20" w:history="1">
+        <w:hyperlink r:id="rId19" w:history="1">
           <w:r>
             <w:rPr>
               <w:rStyle w:val="Hyperlink"/>
@@ -2826,7 +2890,7 @@
           <w:sz w:val="24"/>
           <w:u w:val="single"/>
         </w:rPr>
-        <w:hyperlink r:id="rId20" w:history="1">
+        <w:hyperlink r:id="rId19" w:history="1">
           <w:r>
             <w:rPr>
               <w:rStyle w:val="Hyperlink"/>
@@ -2844,7 +2908,7 @@
           <w:sz w:val="24"/>
           <w:u w:val="single"/>
         </w:rPr>
-        <w:hyperlink r:id="rId20" w:history="1">
+        <w:hyperlink r:id="rId19" w:history="1">
           <w:r>
             <w:rPr>
               <w:rStyle w:val="Hyperlink"/>
@@ -2862,7 +2926,7 @@
           <w:sz w:val="24"/>
           <w:u w:val="single"/>
         </w:rPr>
-        <w:hyperlink r:id="rId20" w:history="1">
+        <w:hyperlink r:id="rId19" w:history="1">
           <w:r>
             <w:rPr>
               <w:rStyle w:val="Hyperlink"/>
@@ -2880,7 +2944,7 @@
           <w:sz w:val="24"/>
           <w:u w:val="single"/>
         </w:rPr>
-        <w:hyperlink r:id="rId20" w:history="1">
+        <w:hyperlink r:id="rId19" w:history="1">
           <w:r>
             <w:rPr>
               <w:rStyle w:val="Hyperlink"/>
@@ -2898,7 +2962,7 @@
           <w:sz w:val="24"/>
           <w:u w:val="single"/>
         </w:rPr>
-        <w:hyperlink r:id="rId20" w:history="1">
+        <w:hyperlink r:id="rId19" w:history="1">
           <w:r>
             <w:rPr>
               <w:rStyle w:val="Hyperlink"/>
@@ -2916,7 +2980,7 @@
           <w:sz w:val="24"/>
           <w:u w:val="single"/>
         </w:rPr>
-        <w:hyperlink r:id="rId20" w:history="1">
+        <w:hyperlink r:id="rId19" w:history="1">
           <w:r>
             <w:rPr>
               <w:rStyle w:val="Hyperlink"/>
@@ -2934,7 +2998,7 @@
           <w:sz w:val="24"/>
           <w:u w:val="single"/>
         </w:rPr>
-        <w:hyperlink r:id="rId20" w:history="1">
+        <w:hyperlink r:id="rId19" w:history="1">
           <w:r>
             <w:rPr>
               <w:rStyle w:val="Hyperlink"/>
@@ -2952,7 +3016,7 @@
           <w:sz w:val="24"/>
           <w:u w:val="single"/>
         </w:rPr>
-        <w:hyperlink r:id="rId20" w:history="1">
+        <w:hyperlink r:id="rId19" w:history="1">
           <w:r>
             <w:rPr>
               <w:rStyle w:val="Hyperlink"/>

--- a/EXPORTS/DOCX/published/niveau3/English/HoofdcursusKampen.docx
+++ b/EXPORTS/DOCX/published/niveau3/English/HoofdcursusKampen.docx
@@ -799,14 +799,7 @@
           <w:color w:val="000000"/>
           <w:sz w:val="24"/>
         </w:rPr>
-        <w:hyperlink r:id="rId10" w:history="1">
-          <w:r>
-            <w:rPr>
-              <w:rStyle w:val="Hyperlink"/>
-            </w:rPr>
-            <w:t>Volkenkundig M</w:t>
-          </w:r>
-        </w:hyperlink>
+        <w:t>Volkenkundig M</w:t>
       </w:r>
       <w:r>
         <w:rPr>
@@ -1663,7 +1656,7 @@
           <w:sz w:val="24"/>
           <w:u w:val="single"/>
         </w:rPr>
-        <w:hyperlink r:id="rId13" w:history="1">
+        <w:hyperlink r:id="rId14" w:history="1">
           <w:r>
             <w:rPr>
               <w:rStyle w:val="Hyperlink"/>
@@ -1681,7 +1674,7 @@
           <w:sz w:val="24"/>
           <w:u w:val="single"/>
         </w:rPr>
-        <w:hyperlink r:id="rId13" w:history="1">
+        <w:hyperlink r:id="rId14" w:history="1">
           <w:r>
             <w:rPr>
               <w:rStyle w:val="Hyperlink"/>
@@ -1692,6 +1685,7 @@
       </w:r>
       <w:r>
         <w:rPr>
+          <w:u w:val="single" w:color="0000ff"/>
           <w:rFonts w:ascii="Charis SIL Regular" w:hAnsi="Charis SIL Regular" w:eastAsia="Charis SIL Regular"/>
           <w:b w:val="0"/>
           <w:i w:val="0"/>
@@ -1716,7 +1710,7 @@
           <w:sz w:val="24"/>
           <w:u w:val="single"/>
         </w:rPr>
-        <w:hyperlink r:id="rId13" w:history="1">
+        <w:hyperlink r:id="rId15" w:history="1">
           <w:r>
             <w:rPr>
               <w:rStyle w:val="Hyperlink"/>
@@ -1745,7 +1739,7 @@
           <w:sz w:val="24"/>
           <w:u w:val="single"/>
         </w:rPr>
-        <w:hyperlink r:id="rId13" w:history="1">
+        <w:hyperlink r:id="rId15" w:history="1">
           <w:r>
             <w:rPr>
               <w:rStyle w:val="Hyperlink"/>
@@ -1763,7 +1757,7 @@
           <w:sz w:val="24"/>
           <w:u w:val="single"/>
         </w:rPr>
-        <w:hyperlink r:id="rId13" w:history="1">
+        <w:hyperlink r:id="rId15" w:history="1">
           <w:r>
             <w:rPr>
               <w:rStyle w:val="Hyperlink"/>
@@ -1861,7 +1855,7 @@
           <w:sz w:val="24"/>
           <w:u w:val="single"/>
         </w:rPr>
-        <w:hyperlink r:id="rId15" w:history="1">
+        <w:hyperlink r:id="rId16" w:history="1">
           <w:r>
             <w:rPr>
               <w:rStyle w:val="Hyperlink"/>
@@ -1879,7 +1873,7 @@
           <w:sz w:val="24"/>
           <w:u w:val="single"/>
         </w:rPr>
-        <w:hyperlink r:id="rId15" w:history="1">
+        <w:hyperlink r:id="rId16" w:history="1">
           <w:r>
             <w:rPr>
               <w:rStyle w:val="Hyperlink"/>
@@ -1897,7 +1891,7 @@
           <w:sz w:val="24"/>
           <w:u w:val="single"/>
         </w:rPr>
-        <w:hyperlink r:id="rId15" w:history="1">
+        <w:hyperlink r:id="rId16" w:history="1">
           <w:r>
             <w:rPr>
               <w:rStyle w:val="Hyperlink"/>
@@ -1915,7 +1909,7 @@
           <w:sz w:val="24"/>
           <w:u w:val="single"/>
         </w:rPr>
-        <w:hyperlink r:id="rId15" w:history="1">
+        <w:hyperlink r:id="rId16" w:history="1">
           <w:r>
             <w:rPr>
               <w:rStyle w:val="Hyperlink"/>
@@ -1943,7 +1937,7 @@
           <w:sz w:val="24"/>
           <w:u w:val="single"/>
         </w:rPr>
-        <w:hyperlink r:id="rId16" w:history="1">
+        <w:hyperlink r:id="rId17" w:history="1">
           <w:r>
             <w:rPr>
               <w:rStyle w:val="Hyperlink"/>
@@ -1961,7 +1955,7 @@
           <w:sz w:val="24"/>
           <w:u w:val="single"/>
         </w:rPr>
-        <w:hyperlink r:id="rId16" w:history="1">
+        <w:hyperlink r:id="rId17" w:history="1">
           <w:r>
             <w:rPr>
               <w:rStyle w:val="Hyperlink"/>
@@ -1979,7 +1973,7 @@
           <w:sz w:val="24"/>
           <w:u w:val="single"/>
         </w:rPr>
-        <w:hyperlink r:id="rId15" w:history="1">
+        <w:hyperlink r:id="rId17" w:history="1">
           <w:r>
             <w:rPr>
               <w:rStyle w:val="Hyperlink"/>
@@ -2146,7 +2140,7 @@
           <w:sz w:val="24"/>
           <w:u w:val="single"/>
         </w:rPr>
-        <w:hyperlink r:id="rId17" w:history="1">
+        <w:hyperlink r:id="rId18" w:history="1">
           <w:r>
             <w:rPr>
               <w:rStyle w:val="Hyperlink"/>
@@ -2164,7 +2158,7 @@
           <w:sz w:val="24"/>
           <w:u w:val="single"/>
         </w:rPr>
-        <w:hyperlink r:id="rId17" w:history="1">
+        <w:hyperlink r:id="rId18" w:history="1">
           <w:r>
             <w:rPr>
               <w:rStyle w:val="Hyperlink"/>
@@ -2182,7 +2176,7 @@
           <w:sz w:val="24"/>
           <w:u w:val="single"/>
         </w:rPr>
-        <w:hyperlink r:id="rId17" w:history="1">
+        <w:hyperlink r:id="rId18" w:history="1">
           <w:r>
             <w:rPr>
               <w:rStyle w:val="Hyperlink"/>
@@ -2200,7 +2194,7 @@
           <w:sz w:val="24"/>
           <w:u w:val="single"/>
         </w:rPr>
-        <w:hyperlink r:id="rId17" w:history="1">
+        <w:hyperlink r:id="rId18" w:history="1">
           <w:r>
             <w:rPr>
               <w:rStyle w:val="Hyperlink"/>
@@ -2218,7 +2212,7 @@
           <w:sz w:val="24"/>
           <w:u w:val="single"/>
         </w:rPr>
-        <w:hyperlink r:id="rId17" w:history="1">
+        <w:hyperlink r:id="rId18" w:history="1">
           <w:r>
             <w:rPr>
               <w:rStyle w:val="Hyperlink"/>
@@ -2236,7 +2230,7 @@
           <w:sz w:val="24"/>
           <w:u w:val="single"/>
         </w:rPr>
-        <w:hyperlink r:id="rId17" w:history="1">
+        <w:hyperlink r:id="rId18" w:history="1">
           <w:r>
             <w:rPr>
               <w:rStyle w:val="Hyperlink"/>
@@ -2254,7 +2248,7 @@
           <w:sz w:val="24"/>
           <w:u w:val="single"/>
         </w:rPr>
-        <w:hyperlink r:id="rId17" w:history="1">
+        <w:hyperlink r:id="rId18" w:history="1">
           <w:r>
             <w:rPr>
               <w:rStyle w:val="Hyperlink"/>
@@ -2272,7 +2266,7 @@
           <w:sz w:val="24"/>
           <w:u w:val="single"/>
         </w:rPr>
-        <w:hyperlink r:id="rId17" w:history="1">
+        <w:hyperlink r:id="rId18" w:history="1">
           <w:r>
             <w:rPr>
               <w:rStyle w:val="Hyperlink"/>
@@ -2290,7 +2284,7 @@
           <w:sz w:val="24"/>
           <w:u w:val="single"/>
         </w:rPr>
-        <w:hyperlink r:id="rId17" w:history="1">
+        <w:hyperlink r:id="rId18" w:history="1">
           <w:r>
             <w:rPr>
               <w:rStyle w:val="Hyperlink"/>
@@ -2308,7 +2302,7 @@
           <w:sz w:val="24"/>
           <w:u w:val="single"/>
         </w:rPr>
-        <w:hyperlink r:id="rId17" w:history="1">
+        <w:hyperlink r:id="rId18" w:history="1">
           <w:r>
             <w:rPr>
               <w:rStyle w:val="Hyperlink"/>
@@ -2326,7 +2320,7 @@
           <w:sz w:val="24"/>
           <w:u w:val="single"/>
         </w:rPr>
-        <w:hyperlink r:id="rId17" w:history="1">
+        <w:hyperlink r:id="rId18" w:history="1">
           <w:r>
             <w:rPr>
               <w:rStyle w:val="Hyperlink"/>
@@ -2344,7 +2338,7 @@
           <w:sz w:val="24"/>
           <w:u w:val="single"/>
         </w:rPr>
-        <w:hyperlink r:id="rId17" w:history="1">
+        <w:hyperlink r:id="rId18" w:history="1">
           <w:r>
             <w:rPr>
               <w:rStyle w:val="Hyperlink"/>
@@ -2362,7 +2356,7 @@
           <w:sz w:val="24"/>
           <w:u w:val="single"/>
         </w:rPr>
-        <w:hyperlink r:id="rId17" w:history="1">
+        <w:hyperlink r:id="rId18" w:history="1">
           <w:r>
             <w:rPr>
               <w:rStyle w:val="Hyperlink"/>
@@ -2380,7 +2374,7 @@
           <w:sz w:val="24"/>
           <w:u w:val="single"/>
         </w:rPr>
-        <w:hyperlink r:id="rId17" w:history="1">
+        <w:hyperlink r:id="rId18" w:history="1">
           <w:r>
             <w:rPr>
               <w:rStyle w:val="Hyperlink"/>
@@ -2398,7 +2392,7 @@
           <w:sz w:val="24"/>
           <w:u w:val="single"/>
         </w:rPr>
-        <w:hyperlink r:id="rId17" w:history="1">
+        <w:hyperlink r:id="rId18" w:history="1">
           <w:r>
             <w:rPr>
               <w:rStyle w:val="Hyperlink"/>
@@ -2559,7 +2553,7 @@
           <w:sz w:val="24"/>
           <w:u w:val="single"/>
         </w:rPr>
-        <w:hyperlink r:id="rId18" w:history="1">
+        <w:hyperlink r:id="rId19" w:history="1">
           <w:r>
             <w:rPr>
               <w:rStyle w:val="Hyperlink"/>
@@ -2577,7 +2571,7 @@
           <w:sz w:val="24"/>
           <w:u w:val="single"/>
         </w:rPr>
-        <w:hyperlink r:id="rId18" w:history="1">
+        <w:hyperlink r:id="rId19" w:history="1">
           <w:r>
             <w:rPr>
               <w:rStyle w:val="Hyperlink"/>
@@ -2595,7 +2589,7 @@
           <w:sz w:val="24"/>
           <w:u w:val="single"/>
         </w:rPr>
-        <w:hyperlink r:id="rId18" w:history="1">
+        <w:hyperlink r:id="rId19" w:history="1">
           <w:r>
             <w:rPr>
               <w:rStyle w:val="Hyperlink"/>
@@ -2613,7 +2607,7 @@
           <w:sz w:val="24"/>
           <w:u w:val="single"/>
         </w:rPr>
-        <w:hyperlink r:id="rId18" w:history="1">
+        <w:hyperlink r:id="rId19" w:history="1">
           <w:r>
             <w:rPr>
               <w:rStyle w:val="Hyperlink"/>
@@ -2631,7 +2625,7 @@
           <w:sz w:val="24"/>
           <w:u w:val="single"/>
         </w:rPr>
-        <w:hyperlink r:id="rId18" w:history="1">
+        <w:hyperlink r:id="rId19" w:history="1">
           <w:r>
             <w:rPr>
               <w:rStyle w:val="Hyperlink"/>
@@ -2652,7 +2646,7 @@
           <w:sz w:val="24"/>
           <w:u w:val="single"/>
         </w:rPr>
-        <w:hyperlink r:id="rId18" w:history="1">
+        <w:hyperlink r:id="rId19" w:history="1">
           <w:r>
             <w:rPr>
               <w:rStyle w:val="Hyperlink"/>
@@ -2670,7 +2664,7 @@
           <w:sz w:val="24"/>
           <w:u w:val="single"/>
         </w:rPr>
-        <w:hyperlink r:id="rId18" w:history="1">
+        <w:hyperlink r:id="rId19" w:history="1">
           <w:r>
             <w:rPr>
               <w:rStyle w:val="Hyperlink"/>
@@ -2688,7 +2682,7 @@
           <w:sz w:val="24"/>
           <w:u w:val="single"/>
         </w:rPr>
-        <w:hyperlink r:id="rId18" w:history="1">
+        <w:hyperlink r:id="rId19" w:history="1">
           <w:r>
             <w:rPr>
               <w:rStyle w:val="Hyperlink"/>
@@ -2706,7 +2700,7 @@
           <w:sz w:val="24"/>
           <w:u w:val="single"/>
         </w:rPr>
-        <w:hyperlink r:id="rId18" w:history="1">
+        <w:hyperlink r:id="rId19" w:history="1">
           <w:r>
             <w:rPr>
               <w:rStyle w:val="Hyperlink"/>
@@ -2724,7 +2718,7 @@
           <w:sz w:val="24"/>
           <w:u w:val="single"/>
         </w:rPr>
-        <w:hyperlink r:id="rId18" w:history="1">
+        <w:hyperlink r:id="rId19" w:history="1">
           <w:r>
             <w:rPr>
               <w:rStyle w:val="Hyperlink"/>
@@ -2872,7 +2866,7 @@
           <w:sz w:val="24"/>
           <w:u w:val="single"/>
         </w:rPr>
-        <w:hyperlink r:id="rId19" w:history="1">
+        <w:hyperlink r:id="rId20" w:history="1">
           <w:r>
             <w:rPr>
               <w:rStyle w:val="Hyperlink"/>
@@ -2890,7 +2884,7 @@
           <w:sz w:val="24"/>
           <w:u w:val="single"/>
         </w:rPr>
-        <w:hyperlink r:id="rId19" w:history="1">
+        <w:hyperlink r:id="rId20" w:history="1">
           <w:r>
             <w:rPr>
               <w:rStyle w:val="Hyperlink"/>
@@ -2908,7 +2902,7 @@
           <w:sz w:val="24"/>
           <w:u w:val="single"/>
         </w:rPr>
-        <w:hyperlink r:id="rId19" w:history="1">
+        <w:hyperlink r:id="rId20" w:history="1">
           <w:r>
             <w:rPr>
               <w:rStyle w:val="Hyperlink"/>
@@ -2926,7 +2920,7 @@
           <w:sz w:val="24"/>
           <w:u w:val="single"/>
         </w:rPr>
-        <w:hyperlink r:id="rId19" w:history="1">
+        <w:hyperlink r:id="rId20" w:history="1">
           <w:r>
             <w:rPr>
               <w:rStyle w:val="Hyperlink"/>
@@ -2944,7 +2938,7 @@
           <w:sz w:val="24"/>
           <w:u w:val="single"/>
         </w:rPr>
-        <w:hyperlink r:id="rId19" w:history="1">
+        <w:hyperlink r:id="rId20" w:history="1">
           <w:r>
             <w:rPr>
               <w:rStyle w:val="Hyperlink"/>
@@ -2962,7 +2956,7 @@
           <w:sz w:val="24"/>
           <w:u w:val="single"/>
         </w:rPr>
-        <w:hyperlink r:id="rId19" w:history="1">
+        <w:hyperlink r:id="rId20" w:history="1">
           <w:r>
             <w:rPr>
               <w:rStyle w:val="Hyperlink"/>
@@ -2980,7 +2974,7 @@
           <w:sz w:val="24"/>
           <w:u w:val="single"/>
         </w:rPr>
-        <w:hyperlink r:id="rId19" w:history="1">
+        <w:hyperlink r:id="rId20" w:history="1">
           <w:r>
             <w:rPr>
               <w:rStyle w:val="Hyperlink"/>
@@ -2998,7 +2992,7 @@
           <w:sz w:val="24"/>
           <w:u w:val="single"/>
         </w:rPr>
-        <w:hyperlink r:id="rId19" w:history="1">
+        <w:hyperlink r:id="rId20" w:history="1">
           <w:r>
             <w:rPr>
               <w:rStyle w:val="Hyperlink"/>
@@ -3016,7 +3010,7 @@
           <w:sz w:val="24"/>
           <w:u w:val="single"/>
         </w:rPr>
-        <w:hyperlink r:id="rId19" w:history="1">
+        <w:hyperlink r:id="rId20" w:history="1">
           <w:r>
             <w:rPr>
               <w:rStyle w:val="Hyperlink"/>

--- a/EXPORTS/DOCX/published/niveau3/English/HoofdcursusKampen.docx
+++ b/EXPORTS/DOCX/published/niveau3/English/HoofdcursusKampen.docx
@@ -1692,14 +1692,7 @@
           <w:color w:val="000000"/>
           <w:sz w:val="24"/>
         </w:rPr>
-        <w:hyperlink r:id="rId13" w:history="1">
-          <w:r>
-            <w:rPr>
-              <w:rStyle w:val="Hyperlink"/>
-            </w:rPr>
-            <w:t xml:space="preserve">, </w:t>
-          </w:r>
-        </w:hyperlink>
+        <w:t xml:space="preserve">, </w:t>
       </w:r>
       <w:r>
         <w:rPr>
@@ -1757,7 +1750,7 @@
           <w:sz w:val="24"/>
           <w:u w:val="single"/>
         </w:rPr>
-        <w:hyperlink r:id="rId15" w:history="1">
+        <w:hyperlink r:id="rId13" w:history="1">
           <w:r>
             <w:rPr>
               <w:rStyle w:val="Hyperlink"/>

--- a/EXPORTS/DOCX/published/niveau3/English/HoofdcursusKampen.docx
+++ b/EXPORTS/DOCX/published/niveau3/English/HoofdcursusKampen.docx
@@ -532,18 +532,7 @@
           <w:color w:val="000000"/>
           <w:sz w:val="24"/>
         </w:rPr>
-        <w:t xml:space="preserve">information about the ethnographic collection of the </w:t>
-      </w:r>
-      <w:r>
-        <w:rPr>
-          <w:u w:val="single" w:color="0000ff"/>
-          <w:rFonts w:ascii="Charis SIL Regular" w:hAnsi="Charis SIL Regular" w:eastAsia="Charis SIL Regular"/>
-          <w:b w:val="0"/>
-          <w:i w:val="0"/>
-          <w:color w:val="000000"/>
-          <w:sz w:val="24"/>
-        </w:rPr>
-        <w:t>KMA</w:t>
+        <w:t>information about the ethnographic collection of the KMA</w:t>
       </w:r>
       <w:r>
         <w:rPr>
@@ -799,7 +788,14 @@
           <w:color w:val="000000"/>
           <w:sz w:val="24"/>
         </w:rPr>
-        <w:t>Volkenkundig M</w:t>
+        <w:hyperlink r:id="rId10" w:history="1">
+          <w:r>
+            <w:rPr>
+              <w:rStyle w:val="Hyperlink"/>
+            </w:rPr>
+            <w:t>Volkenkundig M</w:t>
+          </w:r>
+        </w:hyperlink>
       </w:r>
       <w:r>
         <w:rPr>
@@ -1674,7 +1670,7 @@
           <w:sz w:val="24"/>
           <w:u w:val="single"/>
         </w:rPr>
-        <w:hyperlink r:id="rId14" w:history="1">
+        <w:hyperlink r:id="rId13" w:history="1">
           <w:r>
             <w:rPr>
               <w:rStyle w:val="Hyperlink"/>
@@ -1685,14 +1681,20 @@
       </w:r>
       <w:r>
         <w:rPr>
-          <w:u w:val="single" w:color="0000ff"/>
           <w:rFonts w:ascii="Charis SIL Regular" w:hAnsi="Charis SIL Regular" w:eastAsia="Charis SIL Regular"/>
           <w:b w:val="0"/>
           <w:i w:val="0"/>
           <w:color w:val="000000"/>
           <w:sz w:val="24"/>
         </w:rPr>
-        <w:t xml:space="preserve">, </w:t>
+        <w:hyperlink r:id="rId13" w:history="1">
+          <w:r>
+            <w:rPr>
+              <w:rStyle w:val="Hyperlink"/>
+            </w:rPr>
+            <w:t xml:space="preserve">, </w:t>
+          </w:r>
+        </w:hyperlink>
       </w:r>
       <w:r>
         <w:rPr>
@@ -1703,7 +1705,7 @@
           <w:sz w:val="24"/>
           <w:u w:val="single"/>
         </w:rPr>
-        <w:hyperlink r:id="rId15" w:history="1">
+        <w:hyperlink r:id="rId13" w:history="1">
           <w:r>
             <w:rPr>
               <w:rStyle w:val="Hyperlink"/>
@@ -1732,7 +1734,7 @@
           <w:sz w:val="24"/>
           <w:u w:val="single"/>
         </w:rPr>
-        <w:hyperlink r:id="rId15" w:history="1">
+        <w:hyperlink r:id="rId13" w:history="1">
           <w:r>
             <w:rPr>
               <w:rStyle w:val="Hyperlink"/>
@@ -1848,7 +1850,7 @@
           <w:sz w:val="24"/>
           <w:u w:val="single"/>
         </w:rPr>
-        <w:hyperlink r:id="rId16" w:history="1">
+        <w:hyperlink r:id="rId15" w:history="1">
           <w:r>
             <w:rPr>
               <w:rStyle w:val="Hyperlink"/>
@@ -1866,7 +1868,7 @@
           <w:sz w:val="24"/>
           <w:u w:val="single"/>
         </w:rPr>
-        <w:hyperlink r:id="rId16" w:history="1">
+        <w:hyperlink r:id="rId15" w:history="1">
           <w:r>
             <w:rPr>
               <w:rStyle w:val="Hyperlink"/>
@@ -1884,7 +1886,7 @@
           <w:sz w:val="24"/>
           <w:u w:val="single"/>
         </w:rPr>
-        <w:hyperlink r:id="rId16" w:history="1">
+        <w:hyperlink r:id="rId15" w:history="1">
           <w:r>
             <w:rPr>
               <w:rStyle w:val="Hyperlink"/>
@@ -1902,7 +1904,7 @@
           <w:sz w:val="24"/>
           <w:u w:val="single"/>
         </w:rPr>
-        <w:hyperlink r:id="rId16" w:history="1">
+        <w:hyperlink r:id="rId15" w:history="1">
           <w:r>
             <w:rPr>
               <w:rStyle w:val="Hyperlink"/>
@@ -1930,7 +1932,7 @@
           <w:sz w:val="24"/>
           <w:u w:val="single"/>
         </w:rPr>
-        <w:hyperlink r:id="rId17" w:history="1">
+        <w:hyperlink r:id="rId16" w:history="1">
           <w:r>
             <w:rPr>
               <w:rStyle w:val="Hyperlink"/>
@@ -1948,7 +1950,7 @@
           <w:sz w:val="24"/>
           <w:u w:val="single"/>
         </w:rPr>
-        <w:hyperlink r:id="rId17" w:history="1">
+        <w:hyperlink r:id="rId15" w:history="1">
           <w:r>
             <w:rPr>
               <w:rStyle w:val="Hyperlink"/>
@@ -1966,7 +1968,7 @@
           <w:sz w:val="24"/>
           <w:u w:val="single"/>
         </w:rPr>
-        <w:hyperlink r:id="rId17" w:history="1">
+        <w:hyperlink r:id="rId16" w:history="1">
           <w:r>
             <w:rPr>
               <w:rStyle w:val="Hyperlink"/>
@@ -2133,7 +2135,7 @@
           <w:sz w:val="24"/>
           <w:u w:val="single"/>
         </w:rPr>
-        <w:hyperlink r:id="rId18" w:history="1">
+        <w:hyperlink r:id="rId17" w:history="1">
           <w:r>
             <w:rPr>
               <w:rStyle w:val="Hyperlink"/>
@@ -2151,7 +2153,7 @@
           <w:sz w:val="24"/>
           <w:u w:val="single"/>
         </w:rPr>
-        <w:hyperlink r:id="rId18" w:history="1">
+        <w:hyperlink r:id="rId17" w:history="1">
           <w:r>
             <w:rPr>
               <w:rStyle w:val="Hyperlink"/>
@@ -2169,7 +2171,7 @@
           <w:sz w:val="24"/>
           <w:u w:val="single"/>
         </w:rPr>
-        <w:hyperlink r:id="rId18" w:history="1">
+        <w:hyperlink r:id="rId17" w:history="1">
           <w:r>
             <w:rPr>
               <w:rStyle w:val="Hyperlink"/>
@@ -2187,7 +2189,7 @@
           <w:sz w:val="24"/>
           <w:u w:val="single"/>
         </w:rPr>
-        <w:hyperlink r:id="rId18" w:history="1">
+        <w:hyperlink r:id="rId17" w:history="1">
           <w:r>
             <w:rPr>
               <w:rStyle w:val="Hyperlink"/>
@@ -2205,7 +2207,7 @@
           <w:sz w:val="24"/>
           <w:u w:val="single"/>
         </w:rPr>
-        <w:hyperlink r:id="rId18" w:history="1">
+        <w:hyperlink r:id="rId17" w:history="1">
           <w:r>
             <w:rPr>
               <w:rStyle w:val="Hyperlink"/>
@@ -2223,7 +2225,7 @@
           <w:sz w:val="24"/>
           <w:u w:val="single"/>
         </w:rPr>
-        <w:hyperlink r:id="rId18" w:history="1">
+        <w:hyperlink r:id="rId17" w:history="1">
           <w:r>
             <w:rPr>
               <w:rStyle w:val="Hyperlink"/>
@@ -2241,7 +2243,7 @@
           <w:sz w:val="24"/>
           <w:u w:val="single"/>
         </w:rPr>
-        <w:hyperlink r:id="rId18" w:history="1">
+        <w:hyperlink r:id="rId17" w:history="1">
           <w:r>
             <w:rPr>
               <w:rStyle w:val="Hyperlink"/>
@@ -2259,7 +2261,7 @@
           <w:sz w:val="24"/>
           <w:u w:val="single"/>
         </w:rPr>
-        <w:hyperlink r:id="rId18" w:history="1">
+        <w:hyperlink r:id="rId17" w:history="1">
           <w:r>
             <w:rPr>
               <w:rStyle w:val="Hyperlink"/>
@@ -2277,7 +2279,7 @@
           <w:sz w:val="24"/>
           <w:u w:val="single"/>
         </w:rPr>
-        <w:hyperlink r:id="rId18" w:history="1">
+        <w:hyperlink r:id="rId17" w:history="1">
           <w:r>
             <w:rPr>
               <w:rStyle w:val="Hyperlink"/>
@@ -2295,7 +2297,7 @@
           <w:sz w:val="24"/>
           <w:u w:val="single"/>
         </w:rPr>
-        <w:hyperlink r:id="rId18" w:history="1">
+        <w:hyperlink r:id="rId17" w:history="1">
           <w:r>
             <w:rPr>
               <w:rStyle w:val="Hyperlink"/>
@@ -2313,7 +2315,7 @@
           <w:sz w:val="24"/>
           <w:u w:val="single"/>
         </w:rPr>
-        <w:hyperlink r:id="rId18" w:history="1">
+        <w:hyperlink r:id="rId17" w:history="1">
           <w:r>
             <w:rPr>
               <w:rStyle w:val="Hyperlink"/>
@@ -2331,7 +2333,7 @@
           <w:sz w:val="24"/>
           <w:u w:val="single"/>
         </w:rPr>
-        <w:hyperlink r:id="rId18" w:history="1">
+        <w:hyperlink r:id="rId17" w:history="1">
           <w:r>
             <w:rPr>
               <w:rStyle w:val="Hyperlink"/>
@@ -2349,7 +2351,7 @@
           <w:sz w:val="24"/>
           <w:u w:val="single"/>
         </w:rPr>
-        <w:hyperlink r:id="rId18" w:history="1">
+        <w:hyperlink r:id="rId17" w:history="1">
           <w:r>
             <w:rPr>
               <w:rStyle w:val="Hyperlink"/>
@@ -2367,7 +2369,7 @@
           <w:sz w:val="24"/>
           <w:u w:val="single"/>
         </w:rPr>
-        <w:hyperlink r:id="rId18" w:history="1">
+        <w:hyperlink r:id="rId17" w:history="1">
           <w:r>
             <w:rPr>
               <w:rStyle w:val="Hyperlink"/>
@@ -2385,7 +2387,7 @@
           <w:sz w:val="24"/>
           <w:u w:val="single"/>
         </w:rPr>
-        <w:hyperlink r:id="rId18" w:history="1">
+        <w:hyperlink r:id="rId17" w:history="1">
           <w:r>
             <w:rPr>
               <w:rStyle w:val="Hyperlink"/>
@@ -2546,7 +2548,7 @@
           <w:sz w:val="24"/>
           <w:u w:val="single"/>
         </w:rPr>
-        <w:hyperlink r:id="rId19" w:history="1">
+        <w:hyperlink r:id="rId18" w:history="1">
           <w:r>
             <w:rPr>
               <w:rStyle w:val="Hyperlink"/>
@@ -2564,7 +2566,7 @@
           <w:sz w:val="24"/>
           <w:u w:val="single"/>
         </w:rPr>
-        <w:hyperlink r:id="rId19" w:history="1">
+        <w:hyperlink r:id="rId18" w:history="1">
           <w:r>
             <w:rPr>
               <w:rStyle w:val="Hyperlink"/>
@@ -2582,7 +2584,7 @@
           <w:sz w:val="24"/>
           <w:u w:val="single"/>
         </w:rPr>
-        <w:hyperlink r:id="rId19" w:history="1">
+        <w:hyperlink r:id="rId18" w:history="1">
           <w:r>
             <w:rPr>
               <w:rStyle w:val="Hyperlink"/>
@@ -2600,7 +2602,7 @@
           <w:sz w:val="24"/>
           <w:u w:val="single"/>
         </w:rPr>
-        <w:hyperlink r:id="rId19" w:history="1">
+        <w:hyperlink r:id="rId18" w:history="1">
           <w:r>
             <w:rPr>
               <w:rStyle w:val="Hyperlink"/>
@@ -2618,7 +2620,7 @@
           <w:sz w:val="24"/>
           <w:u w:val="single"/>
         </w:rPr>
-        <w:hyperlink r:id="rId19" w:history="1">
+        <w:hyperlink r:id="rId18" w:history="1">
           <w:r>
             <w:rPr>
               <w:rStyle w:val="Hyperlink"/>
@@ -2639,7 +2641,7 @@
           <w:sz w:val="24"/>
           <w:u w:val="single"/>
         </w:rPr>
-        <w:hyperlink r:id="rId19" w:history="1">
+        <w:hyperlink r:id="rId18" w:history="1">
           <w:r>
             <w:rPr>
               <w:rStyle w:val="Hyperlink"/>
@@ -2657,7 +2659,7 @@
           <w:sz w:val="24"/>
           <w:u w:val="single"/>
         </w:rPr>
-        <w:hyperlink r:id="rId19" w:history="1">
+        <w:hyperlink r:id="rId18" w:history="1">
           <w:r>
             <w:rPr>
               <w:rStyle w:val="Hyperlink"/>
@@ -2675,7 +2677,7 @@
           <w:sz w:val="24"/>
           <w:u w:val="single"/>
         </w:rPr>
-        <w:hyperlink r:id="rId19" w:history="1">
+        <w:hyperlink r:id="rId18" w:history="1">
           <w:r>
             <w:rPr>
               <w:rStyle w:val="Hyperlink"/>
@@ -2693,7 +2695,7 @@
           <w:sz w:val="24"/>
           <w:u w:val="single"/>
         </w:rPr>
-        <w:hyperlink r:id="rId19" w:history="1">
+        <w:hyperlink r:id="rId18" w:history="1">
           <w:r>
             <w:rPr>
               <w:rStyle w:val="Hyperlink"/>
@@ -2711,7 +2713,7 @@
           <w:sz w:val="24"/>
           <w:u w:val="single"/>
         </w:rPr>
-        <w:hyperlink r:id="rId19" w:history="1">
+        <w:hyperlink r:id="rId18" w:history="1">
           <w:r>
             <w:rPr>
               <w:rStyle w:val="Hyperlink"/>
@@ -2859,7 +2861,7 @@
           <w:sz w:val="24"/>
           <w:u w:val="single"/>
         </w:rPr>
-        <w:hyperlink r:id="rId20" w:history="1">
+        <w:hyperlink r:id="rId19" w:history="1">
           <w:r>
             <w:rPr>
               <w:rStyle w:val="Hyperlink"/>
@@ -2877,7 +2879,7 @@
           <w:sz w:val="24"/>
           <w:u w:val="single"/>
         </w:rPr>
-        <w:hyperlink r:id="rId20" w:history="1">
+        <w:hyperlink r:id="rId19" w:history="1">
           <w:r>
             <w:rPr>
               <w:rStyle w:val="Hyperlink"/>
@@ -2895,7 +2897,7 @@
           <w:sz w:val="24"/>
           <w:u w:val="single"/>
         </w:rPr>
-        <w:hyperlink r:id="rId20" w:history="1">
+        <w:hyperlink r:id="rId19" w:history="1">
           <w:r>
             <w:rPr>
               <w:rStyle w:val="Hyperlink"/>
@@ -2913,7 +2915,7 @@
           <w:sz w:val="24"/>
           <w:u w:val="single"/>
         </w:rPr>
-        <w:hyperlink r:id="rId20" w:history="1">
+        <w:hyperlink r:id="rId19" w:history="1">
           <w:r>
             <w:rPr>
               <w:rStyle w:val="Hyperlink"/>
@@ -2931,7 +2933,7 @@
           <w:sz w:val="24"/>
           <w:u w:val="single"/>
         </w:rPr>
-        <w:hyperlink r:id="rId20" w:history="1">
+        <w:hyperlink r:id="rId19" w:history="1">
           <w:r>
             <w:rPr>
               <w:rStyle w:val="Hyperlink"/>
@@ -2949,7 +2951,7 @@
           <w:sz w:val="24"/>
           <w:u w:val="single"/>
         </w:rPr>
-        <w:hyperlink r:id="rId20" w:history="1">
+        <w:hyperlink r:id="rId19" w:history="1">
           <w:r>
             <w:rPr>
               <w:rStyle w:val="Hyperlink"/>
@@ -2967,7 +2969,7 @@
           <w:sz w:val="24"/>
           <w:u w:val="single"/>
         </w:rPr>
-        <w:hyperlink r:id="rId20" w:history="1">
+        <w:hyperlink r:id="rId19" w:history="1">
           <w:r>
             <w:rPr>
               <w:rStyle w:val="Hyperlink"/>
@@ -2985,7 +2987,7 @@
           <w:sz w:val="24"/>
           <w:u w:val="single"/>
         </w:rPr>
-        <w:hyperlink r:id="rId20" w:history="1">
+        <w:hyperlink r:id="rId19" w:history="1">
           <w:r>
             <w:rPr>
               <w:rStyle w:val="Hyperlink"/>
@@ -3003,7 +3005,7 @@
           <w:sz w:val="24"/>
           <w:u w:val="single"/>
         </w:rPr>
-        <w:hyperlink r:id="rId20" w:history="1">
+        <w:hyperlink r:id="rId19" w:history="1">
           <w:r>
             <w:rPr>
               <w:rStyle w:val="Hyperlink"/>

--- a/EXPORTS/DOCX/published/niveau3/English/HoofdcursusKampen.docx
+++ b/EXPORTS/DOCX/published/niveau3/English/HoofdcursusKampen.docx
@@ -532,90 +532,7 @@
           <w:color w:val="000000"/>
           <w:sz w:val="24"/>
         </w:rPr>
-        <w:t xml:space="preserve">information about the ethnographic collection of the </w:t>
-      </w:r>
-      <w:r>
-        <w:rPr>
-          <w:u w:val="single" w:color="0000ff"/>
-          <w:rFonts w:ascii="Charis SIL Regular" w:hAnsi="Charis SIL Regular" w:eastAsia="Charis SIL Regular"/>
-          <w:b w:val="0"/>
-          <w:i w:val="0"/>
-          <w:color w:val="000000"/>
-          <w:sz w:val="24"/>
-        </w:rPr>
-        <w:hyperlink r:id="rId9" w:history="1">
-          <w:r>
-            <w:rPr>
-              <w:rStyle w:val="Hyperlink"/>
-            </w:rPr>
-            <w:t>KM</w:t>
-          </w:r>
-        </w:hyperlink>
-      </w:r>
-      <w:r>
-        <w:rPr>
-          <w:u w:val="single" w:color="0000ff"/>
-          <w:rFonts w:ascii="Charis SIL Regular" w:hAnsi="Charis SIL Regular" w:eastAsia="Charis SIL Regular"/>
-          <w:b w:val="0"/>
-          <w:i w:val="0"/>
-          <w:color w:val="000000"/>
-          <w:sz w:val="24"/>
-        </w:rPr>
-        <w:t>A</w:t>
-      </w:r>
-      <w:r>
-        <w:rPr>
-          <w:u w:val="single" w:color="0000ff"/>
-          <w:rFonts w:ascii="Charis SIL Regular" w:hAnsi="Charis SIL Regular" w:eastAsia="Charis SIL Regular"/>
-          <w:b w:val="0"/>
-          <w:i w:val="0"/>
-          <w:color w:val="000000"/>
-          <w:sz w:val="24"/>
-        </w:rPr>
-        <w:hyperlink r:id="rId9" w:history="1">
-          <w:r>
-            <w:rPr>
-              <w:rStyle w:val="Hyperlink"/>
-            </w:rPr>
-            <w:t xml:space="preserve"> a</w:t>
-          </w:r>
-        </w:hyperlink>
-      </w:r>
-      <w:r>
-        <w:rPr>
-          <w:u w:val="single" w:color="0000ff"/>
-          <w:rFonts w:ascii="Charis SIL Regular" w:hAnsi="Charis SIL Regular" w:eastAsia="Charis SIL Regular"/>
-          <w:b w:val="0"/>
-          <w:i w:val="0"/>
-          <w:color w:val="000000"/>
-          <w:sz w:val="24"/>
-        </w:rPr>
-        <w:hyperlink r:id="rId9" w:history="1">
-          <w:r>
-            <w:rPr>
-              <w:rStyle w:val="Hyperlink"/>
-            </w:rPr>
-            <w:t>n</w:t>
-          </w:r>
-        </w:hyperlink>
-      </w:r>
-      <w:r>
-        <w:rPr>
-          <w:u w:val="single" w:color="0000ff"/>
-          <w:rFonts w:ascii="Charis SIL Regular" w:hAnsi="Charis SIL Regular" w:eastAsia="Charis SIL Regular"/>
-          <w:b w:val="0"/>
-          <w:i w:val="0"/>
-          <w:color w:val="000000"/>
-          <w:sz w:val="24"/>
-        </w:rPr>
-        <w:hyperlink r:id="rId9" w:history="1">
-          <w:r>
-            <w:rPr>
-              <w:rStyle w:val="Hyperlink"/>
-            </w:rPr>
-            <w:t>d the lat</w:t>
-          </w:r>
-        </w:hyperlink>
+        <w:t>information about the ethnographic collection of the KMA and the lat</w:t>
       </w:r>
       <w:r>
         <w:rPr>
@@ -817,7 +734,14 @@
           <w:color w:val="000000"/>
           <w:sz w:val="24"/>
         </w:rPr>
-        <w:t>Volkenkundig M</w:t>
+        <w:hyperlink r:id="rId10" w:history="1">
+          <w:r>
+            <w:rPr>
+              <w:rStyle w:val="Hyperlink"/>
+            </w:rPr>
+            <w:t>Volkenkundig M</w:t>
+          </w:r>
+        </w:hyperlink>
       </w:r>
       <w:r>
         <w:rPr>
@@ -1703,21 +1627,13 @@
       </w:r>
       <w:r>
         <w:rPr>
-          <w:u w:val="single" w:color="0000ff"/>
           <w:rFonts w:ascii="Charis SIL Regular" w:hAnsi="Charis SIL Regular" w:eastAsia="Charis SIL Regular"/>
           <w:b w:val="0"/>
           <w:i w:val="0"/>
           <w:color w:val="000000"/>
           <w:sz w:val="24"/>
         </w:rPr>
-        <w:hyperlink r:id="rId13" w:history="1">
-          <w:r>
-            <w:rPr>
-              <w:rStyle w:val="Hyperlink"/>
-            </w:rPr>
-            <w:t xml:space="preserve">, </w:t>
-          </w:r>
-        </w:hyperlink>
+        <w:t xml:space="preserve">, </w:t>
       </w:r>
       <w:r>
         <w:rPr>
@@ -1775,7 +1691,7 @@
           <w:sz w:val="24"/>
           <w:u w:val="single"/>
         </w:rPr>
-        <w:hyperlink r:id="rId15" w:history="1">
+        <w:hyperlink r:id="rId13" w:history="1">
           <w:r>
             <w:rPr>
               <w:rStyle w:val="Hyperlink"/>
@@ -1973,7 +1889,7 @@
           <w:sz w:val="24"/>
           <w:u w:val="single"/>
         </w:rPr>
-        <w:hyperlink r:id="rId16" w:history="1">
+        <w:hyperlink r:id="rId17" w:history="1">
           <w:r>
             <w:rPr>
               <w:rStyle w:val="Hyperlink"/>
@@ -1991,7 +1907,7 @@
           <w:sz w:val="24"/>
           <w:u w:val="single"/>
         </w:rPr>
-        <w:hyperlink r:id="rId16" w:history="1">
+        <w:hyperlink r:id="rId17" w:history="1">
           <w:r>
             <w:rPr>
               <w:rStyle w:val="Hyperlink"/>

--- a/EXPORTS/DOCX/published/niveau3/English/HoofdcursusKampen.docx
+++ b/EXPORTS/DOCX/published/niveau3/English/HoofdcursusKampen.docx
@@ -532,7 +532,90 @@
           <w:color w:val="000000"/>
           <w:sz w:val="24"/>
         </w:rPr>
-        <w:t>information about the ethnographic collection of the KMA and the lat</w:t>
+        <w:t xml:space="preserve">information about the ethnographic collection of the </w:t>
+      </w:r>
+      <w:r>
+        <w:rPr>
+          <w:u w:val="single" w:color="0000ff"/>
+          <w:rFonts w:ascii="Charis SIL Regular" w:hAnsi="Charis SIL Regular" w:eastAsia="Charis SIL Regular"/>
+          <w:b w:val="0"/>
+          <w:i w:val="0"/>
+          <w:color w:val="000000"/>
+          <w:sz w:val="24"/>
+        </w:rPr>
+        <w:hyperlink r:id="rId9" w:history="1">
+          <w:r>
+            <w:rPr>
+              <w:rStyle w:val="Hyperlink"/>
+            </w:rPr>
+            <w:t>KM</w:t>
+          </w:r>
+        </w:hyperlink>
+      </w:r>
+      <w:r>
+        <w:rPr>
+          <w:u w:val="single" w:color="0000ff"/>
+          <w:rFonts w:ascii="Charis SIL Regular" w:hAnsi="Charis SIL Regular" w:eastAsia="Charis SIL Regular"/>
+          <w:b w:val="0"/>
+          <w:i w:val="0"/>
+          <w:color w:val="000000"/>
+          <w:sz w:val="24"/>
+        </w:rPr>
+        <w:t>A</w:t>
+      </w:r>
+      <w:r>
+        <w:rPr>
+          <w:u w:val="single" w:color="0000ff"/>
+          <w:rFonts w:ascii="Charis SIL Regular" w:hAnsi="Charis SIL Regular" w:eastAsia="Charis SIL Regular"/>
+          <w:b w:val="0"/>
+          <w:i w:val="0"/>
+          <w:color w:val="000000"/>
+          <w:sz w:val="24"/>
+        </w:rPr>
+        <w:hyperlink r:id="rId9" w:history="1">
+          <w:r>
+            <w:rPr>
+              <w:rStyle w:val="Hyperlink"/>
+            </w:rPr>
+            <w:t xml:space="preserve"> a</w:t>
+          </w:r>
+        </w:hyperlink>
+      </w:r>
+      <w:r>
+        <w:rPr>
+          <w:u w:val="single" w:color="0000ff"/>
+          <w:rFonts w:ascii="Charis SIL Regular" w:hAnsi="Charis SIL Regular" w:eastAsia="Charis SIL Regular"/>
+          <w:b w:val="0"/>
+          <w:i w:val="0"/>
+          <w:color w:val="000000"/>
+          <w:sz w:val="24"/>
+        </w:rPr>
+        <w:hyperlink r:id="rId9" w:history="1">
+          <w:r>
+            <w:rPr>
+              <w:rStyle w:val="Hyperlink"/>
+            </w:rPr>
+            <w:t>n</w:t>
+          </w:r>
+        </w:hyperlink>
+      </w:r>
+      <w:r>
+        <w:rPr>
+          <w:u w:val="single" w:color="0000ff"/>
+          <w:rFonts w:ascii="Charis SIL Regular" w:hAnsi="Charis SIL Regular" w:eastAsia="Charis SIL Regular"/>
+          <w:b w:val="0"/>
+          <w:i w:val="0"/>
+          <w:color w:val="000000"/>
+          <w:sz w:val="24"/>
+        </w:rPr>
+        <w:hyperlink r:id="rId9" w:history="1">
+          <w:r>
+            <w:rPr>
+              <w:rStyle w:val="Hyperlink"/>
+            </w:rPr>
+            <w:t>d the lat</w:t>
+          </w:r>
+        </w:hyperlink>
       </w:r>
       <w:r>
         <w:rPr>
@@ -734,14 +817,7 @@
           <w:color w:val="000000"/>
           <w:sz w:val="24"/>
         </w:rPr>
-        <w:hyperlink r:id="rId10" w:history="1">
-          <w:r>
-            <w:rPr>
-              <w:rStyle w:val="Hyperlink"/>
-            </w:rPr>
-            <w:t>Volkenkundig M</w:t>
-          </w:r>
-        </w:hyperlink>
+        <w:t>Volkenkundig M</w:t>
       </w:r>
       <w:r>
         <w:rPr>
@@ -1691,7 +1767,7 @@
           <w:sz w:val="24"/>
           <w:u w:val="single"/>
         </w:rPr>
-        <w:hyperlink r:id="rId13" w:history="1">
+        <w:hyperlink r:id="rId15" w:history="1">
           <w:r>
             <w:rPr>
               <w:rStyle w:val="Hyperlink"/>

--- a/EXPORTS/DOCX/published/niveau3/English/HoofdcursusKampen.docx
+++ b/EXPORTS/DOCX/published/niveau3/English/HoofdcursusKampen.docx
@@ -543,25 +543,7 @@
           <w:color w:val="000000"/>
           <w:sz w:val="24"/>
         </w:rPr>
-        <w:hyperlink r:id="rId9" w:history="1">
-          <w:r>
-            <w:rPr>
-              <w:rStyle w:val="Hyperlink"/>
-            </w:rPr>
-            <w:t>KM</w:t>
-          </w:r>
-        </w:hyperlink>
-      </w:r>
-      <w:r>
-        <w:rPr>
-          <w:u w:val="single" w:color="0000ff"/>
-          <w:rFonts w:ascii="Charis SIL Regular" w:hAnsi="Charis SIL Regular" w:eastAsia="Charis SIL Regular"/>
-          <w:b w:val="0"/>
-          <w:i w:val="0"/>
-          <w:color w:val="000000"/>
-          <w:sz w:val="24"/>
-        </w:rPr>
-        <w:t>A</w:t>
+        <w:t>KMA</w:t>
       </w:r>
       <w:r>
         <w:rPr>
@@ -817,7 +799,14 @@
           <w:color w:val="000000"/>
           <w:sz w:val="24"/>
         </w:rPr>
-        <w:t>Volkenkundig M</w:t>
+        <w:hyperlink r:id="rId10" w:history="1">
+          <w:r>
+            <w:rPr>
+              <w:rStyle w:val="Hyperlink"/>
+            </w:rPr>
+            <w:t>Volkenkundig M</w:t>
+          </w:r>
+        </w:hyperlink>
       </w:r>
       <w:r>
         <w:rPr>
@@ -1703,6 +1692,7 @@
       </w:r>
       <w:r>
         <w:rPr>
+          <w:u w:val="single" w:color="0000ff"/>
           <w:rFonts w:ascii="Charis SIL Regular" w:hAnsi="Charis SIL Regular" w:eastAsia="Charis SIL Regular"/>
           <w:b w:val="0"/>
           <w:i w:val="0"/>
@@ -1767,7 +1757,7 @@
           <w:sz w:val="24"/>
           <w:u w:val="single"/>
         </w:rPr>
-        <w:hyperlink r:id="rId15" w:history="1">
+        <w:hyperlink r:id="rId13" w:history="1">
           <w:r>
             <w:rPr>
               <w:rStyle w:val="Hyperlink"/>

--- a/EXPORTS/DOCX/published/niveau3/English/HoofdcursusKampen.docx
+++ b/EXPORTS/DOCX/published/niveau3/English/HoofdcursusKampen.docx
@@ -543,7 +543,25 @@
           <w:color w:val="000000"/>
           <w:sz w:val="24"/>
         </w:rPr>
-        <w:t>KMA</w:t>
+        <w:hyperlink r:id="rId9" w:history="1">
+          <w:r>
+            <w:rPr>
+              <w:rStyle w:val="Hyperlink"/>
+            </w:rPr>
+            <w:t>KM</w:t>
+          </w:r>
+        </w:hyperlink>
+      </w:r>
+      <w:r>
+        <w:rPr>
+          <w:u w:val="single" w:color="0000ff"/>
+          <w:rFonts w:ascii="Charis SIL Regular" w:hAnsi="Charis SIL Regular" w:eastAsia="Charis SIL Regular"/>
+          <w:b w:val="0"/>
+          <w:i w:val="0"/>
+          <w:color w:val="000000"/>
+          <w:sz w:val="24"/>
+        </w:rPr>
+        <w:t>A</w:t>
       </w:r>
       <w:r>
         <w:rPr>
@@ -1681,7 +1699,7 @@
           <w:sz w:val="24"/>
           <w:u w:val="single"/>
         </w:rPr>
-        <w:hyperlink r:id="rId14" w:history="1">
+        <w:hyperlink r:id="rId13" w:history="1">
           <w:r>
             <w:rPr>
               <w:rStyle w:val="Hyperlink"/>
@@ -1692,14 +1710,20 @@
       </w:r>
       <w:r>
         <w:rPr>
-          <w:u w:val="single" w:color="0000ff"/>
           <w:rFonts w:ascii="Charis SIL Regular" w:hAnsi="Charis SIL Regular" w:eastAsia="Charis SIL Regular"/>
           <w:b w:val="0"/>
           <w:i w:val="0"/>
           <w:color w:val="000000"/>
           <w:sz w:val="24"/>
         </w:rPr>
-        <w:t xml:space="preserve">, </w:t>
+        <w:hyperlink r:id="rId13" w:history="1">
+          <w:r>
+            <w:rPr>
+              <w:rStyle w:val="Hyperlink"/>
+            </w:rPr>
+            <w:t xml:space="preserve">, </w:t>
+          </w:r>
+        </w:hyperlink>
       </w:r>
       <w:r>
         <w:rPr>
@@ -1710,7 +1734,7 @@
           <w:sz w:val="24"/>
           <w:u w:val="single"/>
         </w:rPr>
-        <w:hyperlink r:id="rId15" w:history="1">
+        <w:hyperlink r:id="rId13" w:history="1">
           <w:r>
             <w:rPr>
               <w:rStyle w:val="Hyperlink"/>
@@ -1739,7 +1763,7 @@
           <w:sz w:val="24"/>
           <w:u w:val="single"/>
         </w:rPr>
-        <w:hyperlink r:id="rId15" w:history="1">
+        <w:hyperlink r:id="rId13" w:history="1">
           <w:r>
             <w:rPr>
               <w:rStyle w:val="Hyperlink"/>
@@ -1855,7 +1879,7 @@
           <w:sz w:val="24"/>
           <w:u w:val="single"/>
         </w:rPr>
-        <w:hyperlink r:id="rId16" w:history="1">
+        <w:hyperlink r:id="rId15" w:history="1">
           <w:r>
             <w:rPr>
               <w:rStyle w:val="Hyperlink"/>
@@ -1873,7 +1897,7 @@
           <w:sz w:val="24"/>
           <w:u w:val="single"/>
         </w:rPr>
-        <w:hyperlink r:id="rId16" w:history="1">
+        <w:hyperlink r:id="rId15" w:history="1">
           <w:r>
             <w:rPr>
               <w:rStyle w:val="Hyperlink"/>
@@ -1891,7 +1915,7 @@
           <w:sz w:val="24"/>
           <w:u w:val="single"/>
         </w:rPr>
-        <w:hyperlink r:id="rId16" w:history="1">
+        <w:hyperlink r:id="rId15" w:history="1">
           <w:r>
             <w:rPr>
               <w:rStyle w:val="Hyperlink"/>
@@ -1909,7 +1933,7 @@
           <w:sz w:val="24"/>
           <w:u w:val="single"/>
         </w:rPr>
-        <w:hyperlink r:id="rId16" w:history="1">
+        <w:hyperlink r:id="rId15" w:history="1">
           <w:r>
             <w:rPr>
               <w:rStyle w:val="Hyperlink"/>
@@ -1937,7 +1961,7 @@
           <w:sz w:val="24"/>
           <w:u w:val="single"/>
         </w:rPr>
-        <w:hyperlink r:id="rId17" w:history="1">
+        <w:hyperlink r:id="rId16" w:history="1">
           <w:r>
             <w:rPr>
               <w:rStyle w:val="Hyperlink"/>
@@ -1955,7 +1979,7 @@
           <w:sz w:val="24"/>
           <w:u w:val="single"/>
         </w:rPr>
-        <w:hyperlink r:id="rId17" w:history="1">
+        <w:hyperlink r:id="rId16" w:history="1">
           <w:r>
             <w:rPr>
               <w:rStyle w:val="Hyperlink"/>
@@ -1973,7 +1997,7 @@
           <w:sz w:val="24"/>
           <w:u w:val="single"/>
         </w:rPr>
-        <w:hyperlink r:id="rId17" w:history="1">
+        <w:hyperlink r:id="rId15" w:history="1">
           <w:r>
             <w:rPr>
               <w:rStyle w:val="Hyperlink"/>
@@ -2140,7 +2164,7 @@
           <w:sz w:val="24"/>
           <w:u w:val="single"/>
         </w:rPr>
-        <w:hyperlink r:id="rId18" w:history="1">
+        <w:hyperlink r:id="rId17" w:history="1">
           <w:r>
             <w:rPr>
               <w:rStyle w:val="Hyperlink"/>
@@ -2158,7 +2182,7 @@
           <w:sz w:val="24"/>
           <w:u w:val="single"/>
         </w:rPr>
-        <w:hyperlink r:id="rId18" w:history="1">
+        <w:hyperlink r:id="rId17" w:history="1">
           <w:r>
             <w:rPr>
               <w:rStyle w:val="Hyperlink"/>
@@ -2176,7 +2200,7 @@
           <w:sz w:val="24"/>
           <w:u w:val="single"/>
         </w:rPr>
-        <w:hyperlink r:id="rId18" w:history="1">
+        <w:hyperlink r:id="rId17" w:history="1">
           <w:r>
             <w:rPr>
               <w:rStyle w:val="Hyperlink"/>
@@ -2194,7 +2218,7 @@
           <w:sz w:val="24"/>
           <w:u w:val="single"/>
         </w:rPr>
-        <w:hyperlink r:id="rId18" w:history="1">
+        <w:hyperlink r:id="rId17" w:history="1">
           <w:r>
             <w:rPr>
               <w:rStyle w:val="Hyperlink"/>
@@ -2212,7 +2236,7 @@
           <w:sz w:val="24"/>
           <w:u w:val="single"/>
         </w:rPr>
-        <w:hyperlink r:id="rId18" w:history="1">
+        <w:hyperlink r:id="rId17" w:history="1">
           <w:r>
             <w:rPr>
               <w:rStyle w:val="Hyperlink"/>
@@ -2230,7 +2254,7 @@
           <w:sz w:val="24"/>
           <w:u w:val="single"/>
         </w:rPr>
-        <w:hyperlink r:id="rId18" w:history="1">
+        <w:hyperlink r:id="rId17" w:history="1">
           <w:r>
             <w:rPr>
               <w:rStyle w:val="Hyperlink"/>
@@ -2248,7 +2272,7 @@
           <w:sz w:val="24"/>
           <w:u w:val="single"/>
         </w:rPr>
-        <w:hyperlink r:id="rId18" w:history="1">
+        <w:hyperlink r:id="rId17" w:history="1">
           <w:r>
             <w:rPr>
               <w:rStyle w:val="Hyperlink"/>
@@ -2266,7 +2290,7 @@
           <w:sz w:val="24"/>
           <w:u w:val="single"/>
         </w:rPr>
-        <w:hyperlink r:id="rId18" w:history="1">
+        <w:hyperlink r:id="rId17" w:history="1">
           <w:r>
             <w:rPr>
               <w:rStyle w:val="Hyperlink"/>
@@ -2284,7 +2308,7 @@
           <w:sz w:val="24"/>
           <w:u w:val="single"/>
         </w:rPr>
-        <w:hyperlink r:id="rId18" w:history="1">
+        <w:hyperlink r:id="rId17" w:history="1">
           <w:r>
             <w:rPr>
               <w:rStyle w:val="Hyperlink"/>
@@ -2302,7 +2326,7 @@
           <w:sz w:val="24"/>
           <w:u w:val="single"/>
         </w:rPr>
-        <w:hyperlink r:id="rId18" w:history="1">
+        <w:hyperlink r:id="rId17" w:history="1">
           <w:r>
             <w:rPr>
               <w:rStyle w:val="Hyperlink"/>
@@ -2320,7 +2344,7 @@
           <w:sz w:val="24"/>
           <w:u w:val="single"/>
         </w:rPr>
-        <w:hyperlink r:id="rId18" w:history="1">
+        <w:hyperlink r:id="rId17" w:history="1">
           <w:r>
             <w:rPr>
               <w:rStyle w:val="Hyperlink"/>
@@ -2338,7 +2362,7 @@
           <w:sz w:val="24"/>
           <w:u w:val="single"/>
         </w:rPr>
-        <w:hyperlink r:id="rId18" w:history="1">
+        <w:hyperlink r:id="rId17" w:history="1">
           <w:r>
             <w:rPr>
               <w:rStyle w:val="Hyperlink"/>
@@ -2356,7 +2380,7 @@
           <w:sz w:val="24"/>
           <w:u w:val="single"/>
         </w:rPr>
-        <w:hyperlink r:id="rId18" w:history="1">
+        <w:hyperlink r:id="rId17" w:history="1">
           <w:r>
             <w:rPr>
               <w:rStyle w:val="Hyperlink"/>
@@ -2374,7 +2398,7 @@
           <w:sz w:val="24"/>
           <w:u w:val="single"/>
         </w:rPr>
-        <w:hyperlink r:id="rId18" w:history="1">
+        <w:hyperlink r:id="rId17" w:history="1">
           <w:r>
             <w:rPr>
               <w:rStyle w:val="Hyperlink"/>
@@ -2392,7 +2416,7 @@
           <w:sz w:val="24"/>
           <w:u w:val="single"/>
         </w:rPr>
-        <w:hyperlink r:id="rId18" w:history="1">
+        <w:hyperlink r:id="rId17" w:history="1">
           <w:r>
             <w:rPr>
               <w:rStyle w:val="Hyperlink"/>
@@ -2553,7 +2577,7 @@
           <w:sz w:val="24"/>
           <w:u w:val="single"/>
         </w:rPr>
-        <w:hyperlink r:id="rId19" w:history="1">
+        <w:hyperlink r:id="rId18" w:history="1">
           <w:r>
             <w:rPr>
               <w:rStyle w:val="Hyperlink"/>
@@ -2571,7 +2595,7 @@
           <w:sz w:val="24"/>
           <w:u w:val="single"/>
         </w:rPr>
-        <w:hyperlink r:id="rId19" w:history="1">
+        <w:hyperlink r:id="rId18" w:history="1">
           <w:r>
             <w:rPr>
               <w:rStyle w:val="Hyperlink"/>
@@ -2589,7 +2613,7 @@
           <w:sz w:val="24"/>
           <w:u w:val="single"/>
         </w:rPr>
-        <w:hyperlink r:id="rId19" w:history="1">
+        <w:hyperlink r:id="rId18" w:history="1">
           <w:r>
             <w:rPr>
               <w:rStyle w:val="Hyperlink"/>
@@ -2607,7 +2631,7 @@
           <w:sz w:val="24"/>
           <w:u w:val="single"/>
         </w:rPr>
-        <w:hyperlink r:id="rId19" w:history="1">
+        <w:hyperlink r:id="rId18" w:history="1">
           <w:r>
             <w:rPr>
               <w:rStyle w:val="Hyperlink"/>
@@ -2625,7 +2649,7 @@
           <w:sz w:val="24"/>
           <w:u w:val="single"/>
         </w:rPr>
-        <w:hyperlink r:id="rId19" w:history="1">
+        <w:hyperlink r:id="rId18" w:history="1">
           <w:r>
             <w:rPr>
               <w:rStyle w:val="Hyperlink"/>
@@ -2646,7 +2670,7 @@
           <w:sz w:val="24"/>
           <w:u w:val="single"/>
         </w:rPr>
-        <w:hyperlink r:id="rId19" w:history="1">
+        <w:hyperlink r:id="rId18" w:history="1">
           <w:r>
             <w:rPr>
               <w:rStyle w:val="Hyperlink"/>
@@ -2664,7 +2688,7 @@
           <w:sz w:val="24"/>
           <w:u w:val="single"/>
         </w:rPr>
-        <w:hyperlink r:id="rId19" w:history="1">
+        <w:hyperlink r:id="rId18" w:history="1">
           <w:r>
             <w:rPr>
               <w:rStyle w:val="Hyperlink"/>
@@ -2682,7 +2706,7 @@
           <w:sz w:val="24"/>
           <w:u w:val="single"/>
         </w:rPr>
-        <w:hyperlink r:id="rId19" w:history="1">
+        <w:hyperlink r:id="rId18" w:history="1">
           <w:r>
             <w:rPr>
               <w:rStyle w:val="Hyperlink"/>
@@ -2700,7 +2724,7 @@
           <w:sz w:val="24"/>
           <w:u w:val="single"/>
         </w:rPr>
-        <w:hyperlink r:id="rId19" w:history="1">
+        <w:hyperlink r:id="rId18" w:history="1">
           <w:r>
             <w:rPr>
               <w:rStyle w:val="Hyperlink"/>
@@ -2718,7 +2742,7 @@
           <w:sz w:val="24"/>
           <w:u w:val="single"/>
         </w:rPr>
-        <w:hyperlink r:id="rId19" w:history="1">
+        <w:hyperlink r:id="rId18" w:history="1">
           <w:r>
             <w:rPr>
               <w:rStyle w:val="Hyperlink"/>
@@ -2866,7 +2890,7 @@
           <w:sz w:val="24"/>
           <w:u w:val="single"/>
         </w:rPr>
-        <w:hyperlink r:id="rId20" w:history="1">
+        <w:hyperlink r:id="rId19" w:history="1">
           <w:r>
             <w:rPr>
               <w:rStyle w:val="Hyperlink"/>
@@ -2884,7 +2908,7 @@
           <w:sz w:val="24"/>
           <w:u w:val="single"/>
         </w:rPr>
-        <w:hyperlink r:id="rId20" w:history="1">
+        <w:hyperlink r:id="rId19" w:history="1">
           <w:r>
             <w:rPr>
               <w:rStyle w:val="Hyperlink"/>
@@ -2902,7 +2926,7 @@
           <w:sz w:val="24"/>
           <w:u w:val="single"/>
         </w:rPr>
-        <w:hyperlink r:id="rId20" w:history="1">
+        <w:hyperlink r:id="rId19" w:history="1">
           <w:r>
             <w:rPr>
               <w:rStyle w:val="Hyperlink"/>
@@ -2920,7 +2944,7 @@
           <w:sz w:val="24"/>
           <w:u w:val="single"/>
         </w:rPr>
-        <w:hyperlink r:id="rId20" w:history="1">
+        <w:hyperlink r:id="rId19" w:history="1">
           <w:r>
             <w:rPr>
               <w:rStyle w:val="Hyperlink"/>
@@ -2938,7 +2962,7 @@
           <w:sz w:val="24"/>
           <w:u w:val="single"/>
         </w:rPr>
-        <w:hyperlink r:id="rId20" w:history="1">
+        <w:hyperlink r:id="rId19" w:history="1">
           <w:r>
             <w:rPr>
               <w:rStyle w:val="Hyperlink"/>
@@ -2956,7 +2980,7 @@
           <w:sz w:val="24"/>
           <w:u w:val="single"/>
         </w:rPr>
-        <w:hyperlink r:id="rId20" w:history="1">
+        <w:hyperlink r:id="rId19" w:history="1">
           <w:r>
             <w:rPr>
               <w:rStyle w:val="Hyperlink"/>
@@ -2974,7 +2998,7 @@
           <w:sz w:val="24"/>
           <w:u w:val="single"/>
         </w:rPr>
-        <w:hyperlink r:id="rId20" w:history="1">
+        <w:hyperlink r:id="rId19" w:history="1">
           <w:r>
             <w:rPr>
               <w:rStyle w:val="Hyperlink"/>
@@ -2992,7 +3016,7 @@
           <w:sz w:val="24"/>
           <w:u w:val="single"/>
         </w:rPr>
-        <w:hyperlink r:id="rId20" w:history="1">
+        <w:hyperlink r:id="rId19" w:history="1">
           <w:r>
             <w:rPr>
               <w:rStyle w:val="Hyperlink"/>
@@ -3010,7 +3034,7 @@
           <w:sz w:val="24"/>
           <w:u w:val="single"/>
         </w:rPr>
-        <w:hyperlink r:id="rId20" w:history="1">
+        <w:hyperlink r:id="rId19" w:history="1">
           <w:r>
             <w:rPr>
               <w:rStyle w:val="Hyperlink"/>

--- a/EXPORTS/DOCX/published/niveau3/English/HoofdcursusKampen.docx
+++ b/EXPORTS/DOCX/published/niveau3/English/HoofdcursusKampen.docx
@@ -532,36 +532,7 @@
           <w:color w:val="000000"/>
           <w:sz w:val="24"/>
         </w:rPr>
-        <w:t xml:space="preserve">information about the ethnographic collection of the </w:t>
-      </w:r>
-      <w:r>
-        <w:rPr>
-          <w:u w:val="single" w:color="0000ff"/>
-          <w:rFonts w:ascii="Charis SIL Regular" w:hAnsi="Charis SIL Regular" w:eastAsia="Charis SIL Regular"/>
-          <w:b w:val="0"/>
-          <w:i w:val="0"/>
-          <w:color w:val="000000"/>
-          <w:sz w:val="24"/>
-        </w:rPr>
-        <w:hyperlink r:id="rId9" w:history="1">
-          <w:r>
-            <w:rPr>
-              <w:rStyle w:val="Hyperlink"/>
-            </w:rPr>
-            <w:t>KM</w:t>
-          </w:r>
-        </w:hyperlink>
-      </w:r>
-      <w:r>
-        <w:rPr>
-          <w:u w:val="single" w:color="0000ff"/>
-          <w:rFonts w:ascii="Charis SIL Regular" w:hAnsi="Charis SIL Regular" w:eastAsia="Charis SIL Regular"/>
-          <w:b w:val="0"/>
-          <w:i w:val="0"/>
-          <w:color w:val="000000"/>
-          <w:sz w:val="24"/>
-        </w:rPr>
-        <w:t>A</w:t>
+        <w:t>information about the ethnographic collection of the KMA</w:t>
       </w:r>
       <w:r>
         <w:rPr>
@@ -1699,7 +1670,7 @@
           <w:sz w:val="24"/>
           <w:u w:val="single"/>
         </w:rPr>
-        <w:hyperlink r:id="rId13" w:history="1">
+        <w:hyperlink r:id="rId14" w:history="1">
           <w:r>
             <w:rPr>
               <w:rStyle w:val="Hyperlink"/>
@@ -1716,14 +1687,7 @@
           <w:color w:val="000000"/>
           <w:sz w:val="24"/>
         </w:rPr>
-        <w:hyperlink r:id="rId13" w:history="1">
-          <w:r>
-            <w:rPr>
-              <w:rStyle w:val="Hyperlink"/>
-            </w:rPr>
-            <w:t xml:space="preserve">, </w:t>
-          </w:r>
-        </w:hyperlink>
+        <w:t xml:space="preserve">, </w:t>
       </w:r>
       <w:r>
         <w:rPr>
@@ -1734,7 +1698,7 @@
           <w:sz w:val="24"/>
           <w:u w:val="single"/>
         </w:rPr>
-        <w:hyperlink r:id="rId13" w:history="1">
+        <w:hyperlink r:id="rId15" w:history="1">
           <w:r>
             <w:rPr>
               <w:rStyle w:val="Hyperlink"/>
@@ -1763,7 +1727,7 @@
           <w:sz w:val="24"/>
           <w:u w:val="single"/>
         </w:rPr>
-        <w:hyperlink r:id="rId13" w:history="1">
+        <w:hyperlink r:id="rId15" w:history="1">
           <w:r>
             <w:rPr>
               <w:rStyle w:val="Hyperlink"/>
@@ -1879,7 +1843,7 @@
           <w:sz w:val="24"/>
           <w:u w:val="single"/>
         </w:rPr>
-        <w:hyperlink r:id="rId15" w:history="1">
+        <w:hyperlink r:id="rId16" w:history="1">
           <w:r>
             <w:rPr>
               <w:rStyle w:val="Hyperlink"/>
@@ -1897,7 +1861,7 @@
           <w:sz w:val="24"/>
           <w:u w:val="single"/>
         </w:rPr>
-        <w:hyperlink r:id="rId15" w:history="1">
+        <w:hyperlink r:id="rId16" w:history="1">
           <w:r>
             <w:rPr>
               <w:rStyle w:val="Hyperlink"/>
@@ -1915,7 +1879,7 @@
           <w:sz w:val="24"/>
           <w:u w:val="single"/>
         </w:rPr>
-        <w:hyperlink r:id="rId15" w:history="1">
+        <w:hyperlink r:id="rId16" w:history="1">
           <w:r>
             <w:rPr>
               <w:rStyle w:val="Hyperlink"/>
@@ -1933,7 +1897,7 @@
           <w:sz w:val="24"/>
           <w:u w:val="single"/>
         </w:rPr>
-        <w:hyperlink r:id="rId15" w:history="1">
+        <w:hyperlink r:id="rId16" w:history="1">
           <w:r>
             <w:rPr>
               <w:rStyle w:val="Hyperlink"/>
@@ -1961,7 +1925,7 @@
           <w:sz w:val="24"/>
           <w:u w:val="single"/>
         </w:rPr>
-        <w:hyperlink r:id="rId16" w:history="1">
+        <w:hyperlink r:id="rId17" w:history="1">
           <w:r>
             <w:rPr>
               <w:rStyle w:val="Hyperlink"/>
@@ -1979,7 +1943,7 @@
           <w:sz w:val="24"/>
           <w:u w:val="single"/>
         </w:rPr>
-        <w:hyperlink r:id="rId16" w:history="1">
+        <w:hyperlink r:id="rId17" w:history="1">
           <w:r>
             <w:rPr>
               <w:rStyle w:val="Hyperlink"/>
@@ -1997,7 +1961,7 @@
           <w:sz w:val="24"/>
           <w:u w:val="single"/>
         </w:rPr>
-        <w:hyperlink r:id="rId15" w:history="1">
+        <w:hyperlink r:id="rId17" w:history="1">
           <w:r>
             <w:rPr>
               <w:rStyle w:val="Hyperlink"/>
@@ -2164,7 +2128,7 @@
           <w:sz w:val="24"/>
           <w:u w:val="single"/>
         </w:rPr>
-        <w:hyperlink r:id="rId17" w:history="1">
+        <w:hyperlink r:id="rId18" w:history="1">
           <w:r>
             <w:rPr>
               <w:rStyle w:val="Hyperlink"/>
@@ -2182,7 +2146,7 @@
           <w:sz w:val="24"/>
           <w:u w:val="single"/>
         </w:rPr>
-        <w:hyperlink r:id="rId17" w:history="1">
+        <w:hyperlink r:id="rId18" w:history="1">
           <w:r>
             <w:rPr>
               <w:rStyle w:val="Hyperlink"/>
@@ -2200,7 +2164,7 @@
           <w:sz w:val="24"/>
           <w:u w:val="single"/>
         </w:rPr>
-        <w:hyperlink r:id="rId17" w:history="1">
+        <w:hyperlink r:id="rId18" w:history="1">
           <w:r>
             <w:rPr>
               <w:rStyle w:val="Hyperlink"/>
@@ -2218,7 +2182,7 @@
           <w:sz w:val="24"/>
           <w:u w:val="single"/>
         </w:rPr>
-        <w:hyperlink r:id="rId17" w:history="1">
+        <w:hyperlink r:id="rId18" w:history="1">
           <w:r>
             <w:rPr>
               <w:rStyle w:val="Hyperlink"/>
@@ -2236,7 +2200,7 @@
           <w:sz w:val="24"/>
           <w:u w:val="single"/>
         </w:rPr>
-        <w:hyperlink r:id="rId17" w:history="1">
+        <w:hyperlink r:id="rId18" w:history="1">
           <w:r>
             <w:rPr>
               <w:rStyle w:val="Hyperlink"/>
@@ -2254,7 +2218,7 @@
           <w:sz w:val="24"/>
           <w:u w:val="single"/>
         </w:rPr>
-        <w:hyperlink r:id="rId17" w:history="1">
+        <w:hyperlink r:id="rId18" w:history="1">
           <w:r>
             <w:rPr>
               <w:rStyle w:val="Hyperlink"/>
@@ -2272,7 +2236,7 @@
           <w:sz w:val="24"/>
           <w:u w:val="single"/>
         </w:rPr>
-        <w:hyperlink r:id="rId17" w:history="1">
+        <w:hyperlink r:id="rId18" w:history="1">
           <w:r>
             <w:rPr>
               <w:rStyle w:val="Hyperlink"/>
@@ -2290,7 +2254,7 @@
           <w:sz w:val="24"/>
           <w:u w:val="single"/>
         </w:rPr>
-        <w:hyperlink r:id="rId17" w:history="1">
+        <w:hyperlink r:id="rId18" w:history="1">
           <w:r>
             <w:rPr>
               <w:rStyle w:val="Hyperlink"/>
@@ -2308,7 +2272,7 @@
           <w:sz w:val="24"/>
           <w:u w:val="single"/>
         </w:rPr>
-        <w:hyperlink r:id="rId17" w:history="1">
+        <w:hyperlink r:id="rId18" w:history="1">
           <w:r>
             <w:rPr>
               <w:rStyle w:val="Hyperlink"/>
@@ -2326,7 +2290,7 @@
           <w:sz w:val="24"/>
           <w:u w:val="single"/>
         </w:rPr>
-        <w:hyperlink r:id="rId17" w:history="1">
+        <w:hyperlink r:id="rId18" w:history="1">
           <w:r>
             <w:rPr>
               <w:rStyle w:val="Hyperlink"/>
@@ -2344,7 +2308,7 @@
           <w:sz w:val="24"/>
           <w:u w:val="single"/>
         </w:rPr>
-        <w:hyperlink r:id="rId17" w:history="1">
+        <w:hyperlink r:id="rId18" w:history="1">
           <w:r>
             <w:rPr>
               <w:rStyle w:val="Hyperlink"/>
@@ -2362,7 +2326,7 @@
           <w:sz w:val="24"/>
           <w:u w:val="single"/>
         </w:rPr>
-        <w:hyperlink r:id="rId17" w:history="1">
+        <w:hyperlink r:id="rId18" w:history="1">
           <w:r>
             <w:rPr>
               <w:rStyle w:val="Hyperlink"/>
@@ -2380,7 +2344,7 @@
           <w:sz w:val="24"/>
           <w:u w:val="single"/>
         </w:rPr>
-        <w:hyperlink r:id="rId17" w:history="1">
+        <w:hyperlink r:id="rId18" w:history="1">
           <w:r>
             <w:rPr>
               <w:rStyle w:val="Hyperlink"/>
@@ -2398,7 +2362,7 @@
           <w:sz w:val="24"/>
           <w:u w:val="single"/>
         </w:rPr>
-        <w:hyperlink r:id="rId17" w:history="1">
+        <w:hyperlink r:id="rId18" w:history="1">
           <w:r>
             <w:rPr>
               <w:rStyle w:val="Hyperlink"/>
@@ -2416,7 +2380,7 @@
           <w:sz w:val="24"/>
           <w:u w:val="single"/>
         </w:rPr>
-        <w:hyperlink r:id="rId17" w:history="1">
+        <w:hyperlink r:id="rId18" w:history="1">
           <w:r>
             <w:rPr>
               <w:rStyle w:val="Hyperlink"/>
@@ -2577,7 +2541,7 @@
           <w:sz w:val="24"/>
           <w:u w:val="single"/>
         </w:rPr>
-        <w:hyperlink r:id="rId18" w:history="1">
+        <w:hyperlink r:id="rId19" w:history="1">
           <w:r>
             <w:rPr>
               <w:rStyle w:val="Hyperlink"/>
@@ -2595,7 +2559,7 @@
           <w:sz w:val="24"/>
           <w:u w:val="single"/>
         </w:rPr>
-        <w:hyperlink r:id="rId18" w:history="1">
+        <w:hyperlink r:id="rId19" w:history="1">
           <w:r>
             <w:rPr>
               <w:rStyle w:val="Hyperlink"/>
@@ -2613,7 +2577,7 @@
           <w:sz w:val="24"/>
           <w:u w:val="single"/>
         </w:rPr>
-        <w:hyperlink r:id="rId18" w:history="1">
+        <w:hyperlink r:id="rId19" w:history="1">
           <w:r>
             <w:rPr>
               <w:rStyle w:val="Hyperlink"/>
@@ -2631,7 +2595,7 @@
           <w:sz w:val="24"/>
           <w:u w:val="single"/>
         </w:rPr>
-        <w:hyperlink r:id="rId18" w:history="1">
+        <w:hyperlink r:id="rId19" w:history="1">
           <w:r>
             <w:rPr>
               <w:rStyle w:val="Hyperlink"/>
@@ -2649,7 +2613,7 @@
           <w:sz w:val="24"/>
           <w:u w:val="single"/>
         </w:rPr>
-        <w:hyperlink r:id="rId18" w:history="1">
+        <w:hyperlink r:id="rId19" w:history="1">
           <w:r>
             <w:rPr>
               <w:rStyle w:val="Hyperlink"/>
@@ -2670,7 +2634,7 @@
           <w:sz w:val="24"/>
           <w:u w:val="single"/>
         </w:rPr>
-        <w:hyperlink r:id="rId18" w:history="1">
+        <w:hyperlink r:id="rId19" w:history="1">
           <w:r>
             <w:rPr>
               <w:rStyle w:val="Hyperlink"/>
@@ -2688,7 +2652,7 @@
           <w:sz w:val="24"/>
           <w:u w:val="single"/>
         </w:rPr>
-        <w:hyperlink r:id="rId18" w:history="1">
+        <w:hyperlink r:id="rId19" w:history="1">
           <w:r>
             <w:rPr>
               <w:rStyle w:val="Hyperlink"/>
@@ -2706,7 +2670,7 @@
           <w:sz w:val="24"/>
           <w:u w:val="single"/>
         </w:rPr>
-        <w:hyperlink r:id="rId18" w:history="1">
+        <w:hyperlink r:id="rId19" w:history="1">
           <w:r>
             <w:rPr>
               <w:rStyle w:val="Hyperlink"/>
@@ -2724,7 +2688,7 @@
           <w:sz w:val="24"/>
           <w:u w:val="single"/>
         </w:rPr>
-        <w:hyperlink r:id="rId18" w:history="1">
+        <w:hyperlink r:id="rId19" w:history="1">
           <w:r>
             <w:rPr>
               <w:rStyle w:val="Hyperlink"/>
@@ -2742,7 +2706,7 @@
           <w:sz w:val="24"/>
           <w:u w:val="single"/>
         </w:rPr>
-        <w:hyperlink r:id="rId18" w:history="1">
+        <w:hyperlink r:id="rId19" w:history="1">
           <w:r>
             <w:rPr>
               <w:rStyle w:val="Hyperlink"/>
@@ -2890,7 +2854,7 @@
           <w:sz w:val="24"/>
           <w:u w:val="single"/>
         </w:rPr>
-        <w:hyperlink r:id="rId19" w:history="1">
+        <w:hyperlink r:id="rId20" w:history="1">
           <w:r>
             <w:rPr>
               <w:rStyle w:val="Hyperlink"/>
@@ -2908,7 +2872,7 @@
           <w:sz w:val="24"/>
           <w:u w:val="single"/>
         </w:rPr>
-        <w:hyperlink r:id="rId19" w:history="1">
+        <w:hyperlink r:id="rId20" w:history="1">
           <w:r>
             <w:rPr>
               <w:rStyle w:val="Hyperlink"/>
@@ -2926,7 +2890,7 @@
           <w:sz w:val="24"/>
           <w:u w:val="single"/>
         </w:rPr>
-        <w:hyperlink r:id="rId19" w:history="1">
+        <w:hyperlink r:id="rId20" w:history="1">
           <w:r>
             <w:rPr>
               <w:rStyle w:val="Hyperlink"/>
@@ -2944,7 +2908,7 @@
           <w:sz w:val="24"/>
           <w:u w:val="single"/>
         </w:rPr>
-        <w:hyperlink r:id="rId19" w:history="1">
+        <w:hyperlink r:id="rId20" w:history="1">
           <w:r>
             <w:rPr>
               <w:rStyle w:val="Hyperlink"/>
@@ -2962,7 +2926,7 @@
           <w:sz w:val="24"/>
           <w:u w:val="single"/>
         </w:rPr>
-        <w:hyperlink r:id="rId19" w:history="1">
+        <w:hyperlink r:id="rId20" w:history="1">
           <w:r>
             <w:rPr>
               <w:rStyle w:val="Hyperlink"/>
@@ -2980,7 +2944,7 @@
           <w:sz w:val="24"/>
           <w:u w:val="single"/>
         </w:rPr>
-        <w:hyperlink r:id="rId19" w:history="1">
+        <w:hyperlink r:id="rId20" w:history="1">
           <w:r>
             <w:rPr>
               <w:rStyle w:val="Hyperlink"/>
@@ -2998,7 +2962,7 @@
           <w:sz w:val="24"/>
           <w:u w:val="single"/>
         </w:rPr>
-        <w:hyperlink r:id="rId19" w:history="1">
+        <w:hyperlink r:id="rId20" w:history="1">
           <w:r>
             <w:rPr>
               <w:rStyle w:val="Hyperlink"/>
@@ -3016,7 +2980,7 @@
           <w:sz w:val="24"/>
           <w:u w:val="single"/>
         </w:rPr>
-        <w:hyperlink r:id="rId19" w:history="1">
+        <w:hyperlink r:id="rId20" w:history="1">
           <w:r>
             <w:rPr>
               <w:rStyle w:val="Hyperlink"/>
@@ -3034,7 +2998,7 @@
           <w:sz w:val="24"/>
           <w:u w:val="single"/>
         </w:rPr>
-        <w:hyperlink r:id="rId19" w:history="1">
+        <w:hyperlink r:id="rId20" w:history="1">
           <w:r>
             <w:rPr>
               <w:rStyle w:val="Hyperlink"/>

--- a/EXPORTS/DOCX/published/niveau3/English/HoofdcursusKampen.docx
+++ b/EXPORTS/DOCX/published/niveau3/English/HoofdcursusKampen.docx
@@ -532,61 +532,7 @@
           <w:color w:val="000000"/>
           <w:sz w:val="24"/>
         </w:rPr>
-        <w:t>information about the ethnographic collection of the KMA</w:t>
-      </w:r>
-      <w:r>
-        <w:rPr>
-          <w:u w:val="single" w:color="0000ff"/>
-          <w:rFonts w:ascii="Charis SIL Regular" w:hAnsi="Charis SIL Regular" w:eastAsia="Charis SIL Regular"/>
-          <w:b w:val="0"/>
-          <w:i w:val="0"/>
-          <w:color w:val="000000"/>
-          <w:sz w:val="24"/>
-        </w:rPr>
-        <w:hyperlink r:id="rId9" w:history="1">
-          <w:r>
-            <w:rPr>
-              <w:rStyle w:val="Hyperlink"/>
-            </w:rPr>
-            <w:t xml:space="preserve"> a</w:t>
-          </w:r>
-        </w:hyperlink>
-      </w:r>
-      <w:r>
-        <w:rPr>
-          <w:u w:val="single" w:color="0000ff"/>
-          <w:rFonts w:ascii="Charis SIL Regular" w:hAnsi="Charis SIL Regular" w:eastAsia="Charis SIL Regular"/>
-          <w:b w:val="0"/>
-          <w:i w:val="0"/>
-          <w:color w:val="000000"/>
-          <w:sz w:val="24"/>
-        </w:rPr>
-        <w:hyperlink r:id="rId9" w:history="1">
-          <w:r>
-            <w:rPr>
-              <w:rStyle w:val="Hyperlink"/>
-            </w:rPr>
-            <w:t>n</w:t>
-          </w:r>
-        </w:hyperlink>
-      </w:r>
-      <w:r>
-        <w:rPr>
-          <w:u w:val="single" w:color="0000ff"/>
-          <w:rFonts w:ascii="Charis SIL Regular" w:hAnsi="Charis SIL Regular" w:eastAsia="Charis SIL Regular"/>
-          <w:b w:val="0"/>
-          <w:i w:val="0"/>
-          <w:color w:val="000000"/>
-          <w:sz w:val="24"/>
-        </w:rPr>
-        <w:hyperlink r:id="rId9" w:history="1">
-          <w:r>
-            <w:rPr>
-              <w:rStyle w:val="Hyperlink"/>
-            </w:rPr>
-            <w:t>d the lat</w:t>
-          </w:r>
-        </w:hyperlink>
+        <w:t>information about the ethnographic collection of the KMA and the lat</w:t>
       </w:r>
       <w:r>
         <w:rPr>
@@ -1687,7 +1633,14 @@
           <w:color w:val="000000"/>
           <w:sz w:val="24"/>
         </w:rPr>
-        <w:t xml:space="preserve">, </w:t>
+        <w:hyperlink r:id="rId13" w:history="1">
+          <w:r>
+            <w:rPr>
+              <w:rStyle w:val="Hyperlink"/>
+            </w:rPr>
+            <w:t xml:space="preserve">, </w:t>
+          </w:r>
+        </w:hyperlink>
       </w:r>
       <w:r>
         <w:rPr>
@@ -1698,7 +1651,7 @@
           <w:sz w:val="24"/>
           <w:u w:val="single"/>
         </w:rPr>
-        <w:hyperlink r:id="rId15" w:history="1">
+        <w:hyperlink r:id="rId13" w:history="1">
           <w:r>
             <w:rPr>
               <w:rStyle w:val="Hyperlink"/>
@@ -1745,7 +1698,7 @@
           <w:sz w:val="24"/>
           <w:u w:val="single"/>
         </w:rPr>
-        <w:hyperlink r:id="rId13" w:history="1">
+        <w:hyperlink r:id="rId15" w:history="1">
           <w:r>
             <w:rPr>
               <w:rStyle w:val="Hyperlink"/>
@@ -1961,7 +1914,7 @@
           <w:sz w:val="24"/>
           <w:u w:val="single"/>
         </w:rPr>
-        <w:hyperlink r:id="rId17" w:history="1">
+        <w:hyperlink r:id="rId16" w:history="1">
           <w:r>
             <w:rPr>
               <w:rStyle w:val="Hyperlink"/>

--- a/EXPORTS/DOCX/published/niveau3/English/HoofdcursusKampen.docx
+++ b/EXPORTS/DOCX/published/niveau3/English/HoofdcursusKampen.docx
@@ -1598,7 +1598,7 @@
           <w:sz w:val="24"/>
           <w:u w:val="single"/>
         </w:rPr>
-        <w:hyperlink r:id="rId14" w:history="1">
+        <w:hyperlink r:id="rId13" w:history="1">
           <w:r>
             <w:rPr>
               <w:rStyle w:val="Hyperlink"/>
@@ -1616,7 +1616,7 @@
           <w:sz w:val="24"/>
           <w:u w:val="single"/>
         </w:rPr>
-        <w:hyperlink r:id="rId14" w:history="1">
+        <w:hyperlink r:id="rId13" w:history="1">
           <w:r>
             <w:rPr>
               <w:rStyle w:val="Hyperlink"/>
@@ -1627,6 +1627,7 @@
       </w:r>
       <w:r>
         <w:rPr>
+          <w:u w:val="single" w:color="0000ff"/>
           <w:rFonts w:ascii="Charis SIL Regular" w:hAnsi="Charis SIL Regular" w:eastAsia="Charis SIL Regular"/>
           <w:b w:val="0"/>
           <w:i w:val="0"/>
@@ -1896,7 +1897,7 @@
           <w:sz w:val="24"/>
           <w:u w:val="single"/>
         </w:rPr>
-        <w:hyperlink r:id="rId17" w:history="1">
+        <w:hyperlink r:id="rId16" w:history="1">
           <w:r>
             <w:rPr>
               <w:rStyle w:val="Hyperlink"/>

--- a/EXPORTS/DOCX/published/niveau3/English/HoofdcursusKampen.docx
+++ b/EXPORTS/DOCX/published/niveau3/English/HoofdcursusKampen.docx
@@ -532,7 +532,61 @@
           <w:color w:val="000000"/>
           <w:sz w:val="24"/>
         </w:rPr>
-        <w:t>information about the ethnographic collection of the KMA and the lat</w:t>
+        <w:t>information about the ethnographic collection of the KMA</w:t>
+      </w:r>
+      <w:r>
+        <w:rPr>
+          <w:u w:val="single" w:color="0000ff"/>
+          <w:rFonts w:ascii="Charis SIL Regular" w:hAnsi="Charis SIL Regular" w:eastAsia="Charis SIL Regular"/>
+          <w:b w:val="0"/>
+          <w:i w:val="0"/>
+          <w:color w:val="000000"/>
+          <w:sz w:val="24"/>
+        </w:rPr>
+        <w:hyperlink r:id="rId9" w:history="1">
+          <w:r>
+            <w:rPr>
+              <w:rStyle w:val="Hyperlink"/>
+            </w:rPr>
+            <w:t xml:space="preserve"> a</w:t>
+          </w:r>
+        </w:hyperlink>
+      </w:r>
+      <w:r>
+        <w:rPr>
+          <w:u w:val="single" w:color="0000ff"/>
+          <w:rFonts w:ascii="Charis SIL Regular" w:hAnsi="Charis SIL Regular" w:eastAsia="Charis SIL Regular"/>
+          <w:b w:val="0"/>
+          <w:i w:val="0"/>
+          <w:color w:val="000000"/>
+          <w:sz w:val="24"/>
+        </w:rPr>
+        <w:hyperlink r:id="rId9" w:history="1">
+          <w:r>
+            <w:rPr>
+              <w:rStyle w:val="Hyperlink"/>
+            </w:rPr>
+            <w:t>n</w:t>
+          </w:r>
+        </w:hyperlink>
+      </w:r>
+      <w:r>
+        <w:rPr>
+          <w:u w:val="single" w:color="0000ff"/>
+          <w:rFonts w:ascii="Charis SIL Regular" w:hAnsi="Charis SIL Regular" w:eastAsia="Charis SIL Regular"/>
+          <w:b w:val="0"/>
+          <w:i w:val="0"/>
+          <w:color w:val="000000"/>
+          <w:sz w:val="24"/>
+        </w:rPr>
+        <w:hyperlink r:id="rId9" w:history="1">
+          <w:r>
+            <w:rPr>
+              <w:rStyle w:val="Hyperlink"/>
+            </w:rPr>
+            <w:t>d the lat</w:t>
+          </w:r>
+        </w:hyperlink>
       </w:r>
       <w:r>
         <w:rPr>

--- a/EXPORTS/DOCX/published/niveau3/English/HoofdcursusKampen.docx
+++ b/EXPORTS/DOCX/published/niveau3/English/HoofdcursusKampen.docx
@@ -561,32 +561,7 @@
           <w:color w:val="000000"/>
           <w:sz w:val="24"/>
         </w:rPr>
-        <w:hyperlink r:id="rId9" w:history="1">
-          <w:r>
-            <w:rPr>
-              <w:rStyle w:val="Hyperlink"/>
-            </w:rPr>
-            <w:t>n</w:t>
-          </w:r>
-        </w:hyperlink>
-      </w:r>
-      <w:r>
-        <w:rPr>
-          <w:u w:val="single" w:color="0000ff"/>
-          <w:rFonts w:ascii="Charis SIL Regular" w:hAnsi="Charis SIL Regular" w:eastAsia="Charis SIL Regular"/>
-          <w:b w:val="0"/>
-          <w:i w:val="0"/>
-          <w:color w:val="000000"/>
-          <w:sz w:val="24"/>
-        </w:rPr>
-        <w:hyperlink r:id="rId9" w:history="1">
-          <w:r>
-            <w:rPr>
-              <w:rStyle w:val="Hyperlink"/>
-            </w:rPr>
-            <w:t>d the lat</w:t>
-          </w:r>
-        </w:hyperlink>
+        <w:t>nd the lat</w:t>
       </w:r>
       <w:r>
         <w:rPr>
@@ -1652,7 +1627,7 @@
           <w:sz w:val="24"/>
           <w:u w:val="single"/>
         </w:rPr>
-        <w:hyperlink r:id="rId13" w:history="1">
+        <w:hyperlink r:id="rId14" w:history="1">
           <w:r>
             <w:rPr>
               <w:rStyle w:val="Hyperlink"/>
@@ -1670,7 +1645,7 @@
           <w:sz w:val="24"/>
           <w:u w:val="single"/>
         </w:rPr>
-        <w:hyperlink r:id="rId13" w:history="1">
+        <w:hyperlink r:id="rId14" w:history="1">
           <w:r>
             <w:rPr>
               <w:rStyle w:val="Hyperlink"/>
@@ -1706,7 +1681,7 @@
           <w:sz w:val="24"/>
           <w:u w:val="single"/>
         </w:rPr>
-        <w:hyperlink r:id="rId13" w:history="1">
+        <w:hyperlink r:id="rId15" w:history="1">
           <w:r>
             <w:rPr>
               <w:rStyle w:val="Hyperlink"/>
@@ -1951,7 +1926,7 @@
           <w:sz w:val="24"/>
           <w:u w:val="single"/>
         </w:rPr>
-        <w:hyperlink r:id="rId16" w:history="1">
+        <w:hyperlink r:id="rId17" w:history="1">
           <w:r>
             <w:rPr>
               <w:rStyle w:val="Hyperlink"/>
@@ -1969,7 +1944,7 @@
           <w:sz w:val="24"/>
           <w:u w:val="single"/>
         </w:rPr>
-        <w:hyperlink r:id="rId16" w:history="1">
+        <w:hyperlink r:id="rId17" w:history="1">
           <w:r>
             <w:rPr>
               <w:rStyle w:val="Hyperlink"/>

--- a/EXPORTS/DOCX/published/niveau3/English/HoofdcursusKampen.docx
+++ b/EXPORTS/DOCX/published/niveau3/English/HoofdcursusKampen.docx
@@ -561,7 +561,32 @@
           <w:color w:val="000000"/>
           <w:sz w:val="24"/>
         </w:rPr>
-        <w:t>nd the lat</w:t>
+        <w:hyperlink r:id="rId9" w:history="1">
+          <w:r>
+            <w:rPr>
+              <w:rStyle w:val="Hyperlink"/>
+            </w:rPr>
+            <w:t>n</w:t>
+          </w:r>
+        </w:hyperlink>
+      </w:r>
+      <w:r>
+        <w:rPr>
+          <w:u w:val="single" w:color="0000ff"/>
+          <w:rFonts w:ascii="Charis SIL Regular" w:hAnsi="Charis SIL Regular" w:eastAsia="Charis SIL Regular"/>
+          <w:b w:val="0"/>
+          <w:i w:val="0"/>
+          <w:color w:val="000000"/>
+          <w:sz w:val="24"/>
+        </w:rPr>
+        <w:hyperlink r:id="rId9" w:history="1">
+          <w:r>
+            <w:rPr>
+              <w:rStyle w:val="Hyperlink"/>
+            </w:rPr>
+            <w:t>d the lat</w:t>
+          </w:r>
+        </w:hyperlink>
       </w:r>
       <w:r>
         <w:rPr>
@@ -756,21 +781,13 @@
       </w:r>
       <w:r>
         <w:rPr>
-          <w:u w:val="single" w:color="0000ff"/>
           <w:rFonts w:ascii="Charis SIL Regular" w:hAnsi="Charis SIL Regular" w:eastAsia="Charis SIL Regular"/>
           <w:b w:val="0"/>
           <w:i w:val="0"/>
           <w:color w:val="000000"/>
           <w:sz w:val="24"/>
         </w:rPr>
-        <w:hyperlink r:id="rId10" w:history="1">
-          <w:r>
-            <w:rPr>
-              <w:rStyle w:val="Hyperlink"/>
-            </w:rPr>
-            <w:t>Volkenkundig M</w:t>
-          </w:r>
-        </w:hyperlink>
+        <w:t>Volkenkundig M</w:t>
       </w:r>
       <w:r>
         <w:rPr>
@@ -1656,21 +1673,13 @@
       </w:r>
       <w:r>
         <w:rPr>
-          <w:u w:val="single" w:color="0000ff"/>
           <w:rFonts w:ascii="Charis SIL Regular" w:hAnsi="Charis SIL Regular" w:eastAsia="Charis SIL Regular"/>
           <w:b w:val="0"/>
           <w:i w:val="0"/>
           <w:color w:val="000000"/>
           <w:sz w:val="24"/>
         </w:rPr>
-        <w:hyperlink r:id="rId13" w:history="1">
-          <w:r>
-            <w:rPr>
-              <w:rStyle w:val="Hyperlink"/>
-            </w:rPr>
-            <w:t xml:space="preserve">, </w:t>
-          </w:r>
-        </w:hyperlink>
+        <w:t xml:space="preserve">, </w:t>
       </w:r>
       <w:r>
         <w:rPr>

--- a/EXPORTS/DOCX/published/niveau3/English/HoofdcursusKampen.docx
+++ b/EXPORTS/DOCX/published/niveau3/English/HoofdcursusKampen.docx
@@ -532,7 +532,7 @@
           <w:color w:val="000000"/>
           <w:sz w:val="24"/>
         </w:rPr>
-        <w:t>information about the ethnographic collection of the KMA</w:t>
+        <w:t xml:space="preserve">information about the ethnographic collection of the </w:t>
       </w:r>
       <w:r>
         <w:rPr>
@@ -543,50 +543,7 @@
           <w:color w:val="000000"/>
           <w:sz w:val="24"/>
         </w:rPr>
-        <w:hyperlink r:id="rId9" w:history="1">
-          <w:r>
-            <w:rPr>
-              <w:rStyle w:val="Hyperlink"/>
-            </w:rPr>
-            <w:t xml:space="preserve"> a</w:t>
-          </w:r>
-        </w:hyperlink>
-      </w:r>
-      <w:r>
-        <w:rPr>
-          <w:u w:val="single" w:color="0000ff"/>
-          <w:rFonts w:ascii="Charis SIL Regular" w:hAnsi="Charis SIL Regular" w:eastAsia="Charis SIL Regular"/>
-          <w:b w:val="0"/>
-          <w:i w:val="0"/>
-          <w:color w:val="000000"/>
-          <w:sz w:val="24"/>
-        </w:rPr>
-        <w:hyperlink r:id="rId9" w:history="1">
-          <w:r>
-            <w:rPr>
-              <w:rStyle w:val="Hyperlink"/>
-            </w:rPr>
-            <w:t>n</w:t>
-          </w:r>
-        </w:hyperlink>
-      </w:r>
-      <w:r>
-        <w:rPr>
-          <w:u w:val="single" w:color="0000ff"/>
-          <w:rFonts w:ascii="Charis SIL Regular" w:hAnsi="Charis SIL Regular" w:eastAsia="Charis SIL Regular"/>
-          <w:b w:val="0"/>
-          <w:i w:val="0"/>
-          <w:color w:val="000000"/>
-          <w:sz w:val="24"/>
-        </w:rPr>
-        <w:hyperlink r:id="rId9" w:history="1">
-          <w:r>
-            <w:rPr>
-              <w:rStyle w:val="Hyperlink"/>
-            </w:rPr>
-            <w:t>d the lat</w:t>
-          </w:r>
-        </w:hyperlink>
+        <w:t>KMA and the lat</w:t>
       </w:r>
       <w:r>
         <w:rPr>
@@ -781,13 +738,21 @@
       </w:r>
       <w:r>
         <w:rPr>
+          <w:u w:val="single" w:color="0000ff"/>
           <w:rFonts w:ascii="Charis SIL Regular" w:hAnsi="Charis SIL Regular" w:eastAsia="Charis SIL Regular"/>
           <w:b w:val="0"/>
           <w:i w:val="0"/>
           <w:color w:val="000000"/>
           <w:sz w:val="24"/>
         </w:rPr>
-        <w:t>Volkenkundig M</w:t>
+        <w:hyperlink r:id="rId10" w:history="1">
+          <w:r>
+            <w:rPr>
+              <w:rStyle w:val="Hyperlink"/>
+            </w:rPr>
+            <w:t>Volkenkundig M</w:t>
+          </w:r>
+        </w:hyperlink>
       </w:r>
       <w:r>
         <w:rPr>
@@ -1673,13 +1638,21 @@
       </w:r>
       <w:r>
         <w:rPr>
+          <w:u w:val="single" w:color="0000ff"/>
           <w:rFonts w:ascii="Charis SIL Regular" w:hAnsi="Charis SIL Regular" w:eastAsia="Charis SIL Regular"/>
           <w:b w:val="0"/>
           <w:i w:val="0"/>
           <w:color w:val="000000"/>
           <w:sz w:val="24"/>
         </w:rPr>
-        <w:t xml:space="preserve">, </w:t>
+        <w:hyperlink r:id="rId13" w:history="1">
+          <w:r>
+            <w:rPr>
+              <w:rStyle w:val="Hyperlink"/>
+            </w:rPr>
+            <w:t xml:space="preserve">, </w:t>
+          </w:r>
+        </w:hyperlink>
       </w:r>
       <w:r>
         <w:rPr>
@@ -1935,7 +1908,7 @@
           <w:sz w:val="24"/>
           <w:u w:val="single"/>
         </w:rPr>
-        <w:hyperlink r:id="rId17" w:history="1">
+        <w:hyperlink r:id="rId16" w:history="1">
           <w:r>
             <w:rPr>
               <w:rStyle w:val="Hyperlink"/>
@@ -1953,7 +1926,7 @@
           <w:sz w:val="24"/>
           <w:u w:val="single"/>
         </w:rPr>
-        <w:hyperlink r:id="rId17" w:history="1">
+        <w:hyperlink r:id="rId16" w:history="1">
           <w:r>
             <w:rPr>
               <w:rStyle w:val="Hyperlink"/>

--- a/EXPORTS/DOCX/published/niveau3/English/HoofdcursusKampen.docx
+++ b/EXPORTS/DOCX/published/niveau3/English/HoofdcursusKampen.docx
@@ -543,7 +543,79 @@
           <w:color w:val="000000"/>
           <w:sz w:val="24"/>
         </w:rPr>
-        <w:t>KMA and the lat</w:t>
+        <w:hyperlink r:id="rId9" w:history="1">
+          <w:r>
+            <w:rPr>
+              <w:rStyle w:val="Hyperlink"/>
+            </w:rPr>
+            <w:t>KM</w:t>
+          </w:r>
+        </w:hyperlink>
+      </w:r>
+      <w:r>
+        <w:rPr>
+          <w:u w:val="single" w:color="0000ff"/>
+          <w:rFonts w:ascii="Charis SIL Regular" w:hAnsi="Charis SIL Regular" w:eastAsia="Charis SIL Regular"/>
+          <w:b w:val="0"/>
+          <w:i w:val="0"/>
+          <w:color w:val="000000"/>
+          <w:sz w:val="24"/>
+        </w:rPr>
+        <w:t>A</w:t>
+      </w:r>
+      <w:r>
+        <w:rPr>
+          <w:u w:val="single" w:color="0000ff"/>
+          <w:rFonts w:ascii="Charis SIL Regular" w:hAnsi="Charis SIL Regular" w:eastAsia="Charis SIL Regular"/>
+          <w:b w:val="0"/>
+          <w:i w:val="0"/>
+          <w:color w:val="000000"/>
+          <w:sz w:val="24"/>
+        </w:rPr>
+        <w:hyperlink r:id="rId9" w:history="1">
+          <w:r>
+            <w:rPr>
+              <w:rStyle w:val="Hyperlink"/>
+            </w:rPr>
+            <w:t xml:space="preserve"> a</w:t>
+          </w:r>
+        </w:hyperlink>
+      </w:r>
+      <w:r>
+        <w:rPr>
+          <w:u w:val="single" w:color="0000ff"/>
+          <w:rFonts w:ascii="Charis SIL Regular" w:hAnsi="Charis SIL Regular" w:eastAsia="Charis SIL Regular"/>
+          <w:b w:val="0"/>
+          <w:i w:val="0"/>
+          <w:color w:val="000000"/>
+          <w:sz w:val="24"/>
+        </w:rPr>
+        <w:hyperlink r:id="rId9" w:history="1">
+          <w:r>
+            <w:rPr>
+              <w:rStyle w:val="Hyperlink"/>
+            </w:rPr>
+            <w:t>n</w:t>
+          </w:r>
+        </w:hyperlink>
+      </w:r>
+      <w:r>
+        <w:rPr>
+          <w:u w:val="single" w:color="0000ff"/>
+          <w:rFonts w:ascii="Charis SIL Regular" w:hAnsi="Charis SIL Regular" w:eastAsia="Charis SIL Regular"/>
+          <w:b w:val="0"/>
+          <w:i w:val="0"/>
+          <w:color w:val="000000"/>
+          <w:sz w:val="24"/>
+        </w:rPr>
+        <w:hyperlink r:id="rId9" w:history="1">
+          <w:r>
+            <w:rPr>
+              <w:rStyle w:val="Hyperlink"/>
+            </w:rPr>
+            <w:t>d the lat</w:t>
+          </w:r>
+        </w:hyperlink>
       </w:r>
       <w:r>
         <w:rPr>
@@ -745,14 +817,7 @@
           <w:color w:val="000000"/>
           <w:sz w:val="24"/>
         </w:rPr>
-        <w:hyperlink r:id="rId10" w:history="1">
-          <w:r>
-            <w:rPr>
-              <w:rStyle w:val="Hyperlink"/>
-            </w:rPr>
-            <w:t>Volkenkundig M</w:t>
-          </w:r>
-        </w:hyperlink>
+        <w:t>Volkenkundig M</w:t>
       </w:r>
       <w:r>
         <w:rPr>
@@ -1627,7 +1692,7 @@
           <w:sz w:val="24"/>
           <w:u w:val="single"/>
         </w:rPr>
-        <w:hyperlink r:id="rId14" w:history="1">
+        <w:hyperlink r:id="rId13" w:history="1">
           <w:r>
             <w:rPr>
               <w:rStyle w:val="Hyperlink"/>
@@ -1638,21 +1703,13 @@
       </w:r>
       <w:r>
         <w:rPr>
-          <w:u w:val="single" w:color="0000ff"/>
           <w:rFonts w:ascii="Charis SIL Regular" w:hAnsi="Charis SIL Regular" w:eastAsia="Charis SIL Regular"/>
           <w:b w:val="0"/>
           <w:i w:val="0"/>
           <w:color w:val="000000"/>
           <w:sz w:val="24"/>
         </w:rPr>
-        <w:hyperlink r:id="rId13" w:history="1">
-          <w:r>
-            <w:rPr>
-              <w:rStyle w:val="Hyperlink"/>
-            </w:rPr>
-            <w:t xml:space="preserve">, </w:t>
-          </w:r>
-        </w:hyperlink>
+        <w:t xml:space="preserve">, </w:t>
       </w:r>
       <w:r>
         <w:rPr>
@@ -1663,7 +1720,7 @@
           <w:sz w:val="24"/>
           <w:u w:val="single"/>
         </w:rPr>
-        <w:hyperlink r:id="rId15" w:history="1">
+        <w:hyperlink r:id="rId13" w:history="1">
           <w:r>
             <w:rPr>
               <w:rStyle w:val="Hyperlink"/>
@@ -1692,7 +1749,7 @@
           <w:sz w:val="24"/>
           <w:u w:val="single"/>
         </w:rPr>
-        <w:hyperlink r:id="rId15" w:history="1">
+        <w:hyperlink r:id="rId13" w:history="1">
           <w:r>
             <w:rPr>
               <w:rStyle w:val="Hyperlink"/>
@@ -1908,7 +1965,7 @@
           <w:sz w:val="24"/>
           <w:u w:val="single"/>
         </w:rPr>
-        <w:hyperlink r:id="rId16" w:history="1">
+        <w:hyperlink r:id="rId17" w:history="1">
           <w:r>
             <w:rPr>
               <w:rStyle w:val="Hyperlink"/>
@@ -1926,7 +1983,7 @@
           <w:sz w:val="24"/>
           <w:u w:val="single"/>
         </w:rPr>
-        <w:hyperlink r:id="rId16" w:history="1">
+        <w:hyperlink r:id="rId17" w:history="1">
           <w:r>
             <w:rPr>
               <w:rStyle w:val="Hyperlink"/>

--- a/EXPORTS/DOCX/published/niveau3/English/HoofdcursusKampen.docx
+++ b/EXPORTS/DOCX/published/niveau3/English/HoofdcursusKampen.docx
@@ -532,90 +532,7 @@
           <w:color w:val="000000"/>
           <w:sz w:val="24"/>
         </w:rPr>
-        <w:t xml:space="preserve">information about the ethnographic collection of the </w:t>
-      </w:r>
-      <w:r>
-        <w:rPr>
-          <w:u w:val="single" w:color="0000ff"/>
-          <w:rFonts w:ascii="Charis SIL Regular" w:hAnsi="Charis SIL Regular" w:eastAsia="Charis SIL Regular"/>
-          <w:b w:val="0"/>
-          <w:i w:val="0"/>
-          <w:color w:val="000000"/>
-          <w:sz w:val="24"/>
-        </w:rPr>
-        <w:hyperlink r:id="rId9" w:history="1">
-          <w:r>
-            <w:rPr>
-              <w:rStyle w:val="Hyperlink"/>
-            </w:rPr>
-            <w:t>KM</w:t>
-          </w:r>
-        </w:hyperlink>
-      </w:r>
-      <w:r>
-        <w:rPr>
-          <w:u w:val="single" w:color="0000ff"/>
-          <w:rFonts w:ascii="Charis SIL Regular" w:hAnsi="Charis SIL Regular" w:eastAsia="Charis SIL Regular"/>
-          <w:b w:val="0"/>
-          <w:i w:val="0"/>
-          <w:color w:val="000000"/>
-          <w:sz w:val="24"/>
-        </w:rPr>
-        <w:t>A</w:t>
-      </w:r>
-      <w:r>
-        <w:rPr>
-          <w:u w:val="single" w:color="0000ff"/>
-          <w:rFonts w:ascii="Charis SIL Regular" w:hAnsi="Charis SIL Regular" w:eastAsia="Charis SIL Regular"/>
-          <w:b w:val="0"/>
-          <w:i w:val="0"/>
-          <w:color w:val="000000"/>
-          <w:sz w:val="24"/>
-        </w:rPr>
-        <w:hyperlink r:id="rId9" w:history="1">
-          <w:r>
-            <w:rPr>
-              <w:rStyle w:val="Hyperlink"/>
-            </w:rPr>
-            <w:t xml:space="preserve"> a</w:t>
-          </w:r>
-        </w:hyperlink>
-      </w:r>
-      <w:r>
-        <w:rPr>
-          <w:u w:val="single" w:color="0000ff"/>
-          <w:rFonts w:ascii="Charis SIL Regular" w:hAnsi="Charis SIL Regular" w:eastAsia="Charis SIL Regular"/>
-          <w:b w:val="0"/>
-          <w:i w:val="0"/>
-          <w:color w:val="000000"/>
-          <w:sz w:val="24"/>
-        </w:rPr>
-        <w:hyperlink r:id="rId9" w:history="1">
-          <w:r>
-            <w:rPr>
-              <w:rStyle w:val="Hyperlink"/>
-            </w:rPr>
-            <w:t>n</w:t>
-          </w:r>
-        </w:hyperlink>
-      </w:r>
-      <w:r>
-        <w:rPr>
-          <w:u w:val="single" w:color="0000ff"/>
-          <w:rFonts w:ascii="Charis SIL Regular" w:hAnsi="Charis SIL Regular" w:eastAsia="Charis SIL Regular"/>
-          <w:b w:val="0"/>
-          <w:i w:val="0"/>
-          <w:color w:val="000000"/>
-          <w:sz w:val="24"/>
-        </w:rPr>
-        <w:hyperlink r:id="rId9" w:history="1">
-          <w:r>
-            <w:rPr>
-              <w:rStyle w:val="Hyperlink"/>
-            </w:rPr>
-            <w:t>d the lat</w:t>
-          </w:r>
-        </w:hyperlink>
+        <w:t>information about the ethnographic collection of the KMA and the lat</w:t>
       </w:r>
       <w:r>
         <w:rPr>
@@ -817,7 +734,14 @@
           <w:color w:val="000000"/>
           <w:sz w:val="24"/>
         </w:rPr>
-        <w:t>Volkenkundig M</w:t>
+        <w:hyperlink r:id="rId10" w:history="1">
+          <w:r>
+            <w:rPr>
+              <w:rStyle w:val="Hyperlink"/>
+            </w:rPr>
+            <w:t>Volkenkundig M</w:t>
+          </w:r>
+        </w:hyperlink>
       </w:r>
       <w:r>
         <w:rPr>
@@ -1692,7 +1616,7 @@
           <w:sz w:val="24"/>
           <w:u w:val="single"/>
         </w:rPr>
-        <w:hyperlink r:id="rId13" w:history="1">
+        <w:hyperlink r:id="rId14" w:history="1">
           <w:r>
             <w:rPr>
               <w:rStyle w:val="Hyperlink"/>
@@ -1720,7 +1644,7 @@
           <w:sz w:val="24"/>
           <w:u w:val="single"/>
         </w:rPr>
-        <w:hyperlink r:id="rId13" w:history="1">
+        <w:hyperlink r:id="rId15" w:history="1">
           <w:r>
             <w:rPr>
               <w:rStyle w:val="Hyperlink"/>
@@ -1749,7 +1673,7 @@
           <w:sz w:val="24"/>
           <w:u w:val="single"/>
         </w:rPr>
-        <w:hyperlink r:id="rId13" w:history="1">
+        <w:hyperlink r:id="rId15" w:history="1">
           <w:r>
             <w:rPr>
               <w:rStyle w:val="Hyperlink"/>
@@ -1767,7 +1691,7 @@
           <w:sz w:val="24"/>
           <w:u w:val="single"/>
         </w:rPr>
-        <w:hyperlink r:id="rId15" w:history="1">
+        <w:hyperlink r:id="rId13" w:history="1">
           <w:r>
             <w:rPr>
               <w:rStyle w:val="Hyperlink"/>

--- a/EXPORTS/DOCX/published/niveau3/English/HoofdcursusKampen.docx
+++ b/EXPORTS/DOCX/published/niveau3/English/HoofdcursusKampen.docx
@@ -532,7 +532,90 @@
           <w:color w:val="000000"/>
           <w:sz w:val="24"/>
         </w:rPr>
-        <w:t>information about the ethnographic collection of the KMA and the lat</w:t>
+        <w:t xml:space="preserve">information about the ethnographic collection of the </w:t>
+      </w:r>
+      <w:r>
+        <w:rPr>
+          <w:u w:val="single" w:color="0000ff"/>
+          <w:rFonts w:ascii="Charis SIL Regular" w:hAnsi="Charis SIL Regular" w:eastAsia="Charis SIL Regular"/>
+          <w:b w:val="0"/>
+          <w:i w:val="0"/>
+          <w:color w:val="000000"/>
+          <w:sz w:val="24"/>
+        </w:rPr>
+        <w:hyperlink r:id="rId9" w:history="1">
+          <w:r>
+            <w:rPr>
+              <w:rStyle w:val="Hyperlink"/>
+            </w:rPr>
+            <w:t>KM</w:t>
+          </w:r>
+        </w:hyperlink>
+      </w:r>
+      <w:r>
+        <w:rPr>
+          <w:u w:val="single" w:color="0000ff"/>
+          <w:rFonts w:ascii="Charis SIL Regular" w:hAnsi="Charis SIL Regular" w:eastAsia="Charis SIL Regular"/>
+          <w:b w:val="0"/>
+          <w:i w:val="0"/>
+          <w:color w:val="000000"/>
+          <w:sz w:val="24"/>
+        </w:rPr>
+        <w:t>A</w:t>
+      </w:r>
+      <w:r>
+        <w:rPr>
+          <w:u w:val="single" w:color="0000ff"/>
+          <w:rFonts w:ascii="Charis SIL Regular" w:hAnsi="Charis SIL Regular" w:eastAsia="Charis SIL Regular"/>
+          <w:b w:val="0"/>
+          <w:i w:val="0"/>
+          <w:color w:val="000000"/>
+          <w:sz w:val="24"/>
+        </w:rPr>
+        <w:hyperlink r:id="rId9" w:history="1">
+          <w:r>
+            <w:rPr>
+              <w:rStyle w:val="Hyperlink"/>
+            </w:rPr>
+            <w:t xml:space="preserve"> a</w:t>
+          </w:r>
+        </w:hyperlink>
+      </w:r>
+      <w:r>
+        <w:rPr>
+          <w:u w:val="single" w:color="0000ff"/>
+          <w:rFonts w:ascii="Charis SIL Regular" w:hAnsi="Charis SIL Regular" w:eastAsia="Charis SIL Regular"/>
+          <w:b w:val="0"/>
+          <w:i w:val="0"/>
+          <w:color w:val="000000"/>
+          <w:sz w:val="24"/>
+        </w:rPr>
+        <w:hyperlink r:id="rId9" w:history="1">
+          <w:r>
+            <w:rPr>
+              <w:rStyle w:val="Hyperlink"/>
+            </w:rPr>
+            <w:t>n</w:t>
+          </w:r>
+        </w:hyperlink>
+      </w:r>
+      <w:r>
+        <w:rPr>
+          <w:u w:val="single" w:color="0000ff"/>
+          <w:rFonts w:ascii="Charis SIL Regular" w:hAnsi="Charis SIL Regular" w:eastAsia="Charis SIL Regular"/>
+          <w:b w:val="0"/>
+          <w:i w:val="0"/>
+          <w:color w:val="000000"/>
+          <w:sz w:val="24"/>
+        </w:rPr>
+        <w:hyperlink r:id="rId9" w:history="1">
+          <w:r>
+            <w:rPr>
+              <w:rStyle w:val="Hyperlink"/>
+            </w:rPr>
+            <w:t>d the lat</w:t>
+          </w:r>
+        </w:hyperlink>
       </w:r>
       <w:r>
         <w:rPr>
@@ -1627,13 +1710,21 @@
       </w:r>
       <w:r>
         <w:rPr>
+          <w:u w:val="single" w:color="0000ff"/>
           <w:rFonts w:ascii="Charis SIL Regular" w:hAnsi="Charis SIL Regular" w:eastAsia="Charis SIL Regular"/>
           <w:b w:val="0"/>
           <w:i w:val="0"/>
           <w:color w:val="000000"/>
           <w:sz w:val="24"/>
         </w:rPr>
-        <w:t xml:space="preserve">, </w:t>
+        <w:hyperlink r:id="rId13" w:history="1">
+          <w:r>
+            <w:rPr>
+              <w:rStyle w:val="Hyperlink"/>
+            </w:rPr>
+            <w:t xml:space="preserve">, </w:t>
+          </w:r>
+        </w:hyperlink>
       </w:r>
       <w:r>
         <w:rPr>
@@ -1691,7 +1782,7 @@
           <w:sz w:val="24"/>
           <w:u w:val="single"/>
         </w:rPr>
-        <w:hyperlink r:id="rId13" w:history="1">
+        <w:hyperlink r:id="rId15" w:history="1">
           <w:r>
             <w:rPr>
               <w:rStyle w:val="Hyperlink"/>

--- a/EXPORTS/DOCX/published/niveau3/English/HoofdcursusKampen.docx
+++ b/EXPORTS/DOCX/published/niveau3/English/HoofdcursusKampen.docx
@@ -532,7 +532,18 @@
           <w:color w:val="000000"/>
           <w:sz w:val="24"/>
         </w:rPr>
-        <w:t>information about the ethnographic collection of the KMA</w:t>
+        <w:t xml:space="preserve">information about the ethnographic collection of the </w:t>
+      </w:r>
+      <w:r>
+        <w:rPr>
+          <w:u w:val="single" w:color="0000ff"/>
+          <w:rFonts w:ascii="Charis SIL Regular" w:hAnsi="Charis SIL Regular" w:eastAsia="Charis SIL Regular"/>
+          <w:b w:val="0"/>
+          <w:i w:val="0"/>
+          <w:color w:val="000000"/>
+          <w:sz w:val="24"/>
+        </w:rPr>
+        <w:t>KMA</w:t>
       </w:r>
       <w:r>
         <w:rPr>
@@ -781,21 +792,13 @@
       </w:r>
       <w:r>
         <w:rPr>
-          <w:u w:val="single" w:color="0000ff"/>
           <w:rFonts w:ascii="Charis SIL Regular" w:hAnsi="Charis SIL Regular" w:eastAsia="Charis SIL Regular"/>
           <w:b w:val="0"/>
           <w:i w:val="0"/>
           <w:color w:val="000000"/>
           <w:sz w:val="24"/>
         </w:rPr>
-        <w:hyperlink r:id="rId10" w:history="1">
-          <w:r>
-            <w:rPr>
-              <w:rStyle w:val="Hyperlink"/>
-            </w:rPr>
-            <w:t>Volkenkundig M</w:t>
-          </w:r>
-        </w:hyperlink>
+        <w:t>Volkenkundig M</w:t>
       </w:r>
       <w:r>
         <w:rPr>
@@ -1652,7 +1655,7 @@
           <w:sz w:val="24"/>
           <w:u w:val="single"/>
         </w:rPr>
-        <w:hyperlink r:id="rId14" w:history="1">
+        <w:hyperlink r:id="rId13" w:history="1">
           <w:r>
             <w:rPr>
               <w:rStyle w:val="Hyperlink"/>
@@ -1670,7 +1673,7 @@
           <w:sz w:val="24"/>
           <w:u w:val="single"/>
         </w:rPr>
-        <w:hyperlink r:id="rId14" w:history="1">
+        <w:hyperlink r:id="rId13" w:history="1">
           <w:r>
             <w:rPr>
               <w:rStyle w:val="Hyperlink"/>
@@ -1681,13 +1684,21 @@
       </w:r>
       <w:r>
         <w:rPr>
+          <w:u w:val="single" w:color="0000ff"/>
           <w:rFonts w:ascii="Charis SIL Regular" w:hAnsi="Charis SIL Regular" w:eastAsia="Charis SIL Regular"/>
           <w:b w:val="0"/>
           <w:i w:val="0"/>
           <w:color w:val="000000"/>
           <w:sz w:val="24"/>
         </w:rPr>
-        <w:t xml:space="preserve">, </w:t>
+        <w:hyperlink r:id="rId13" w:history="1">
+          <w:r>
+            <w:rPr>
+              <w:rStyle w:val="Hyperlink"/>
+            </w:rPr>
+            <w:t xml:space="preserve">, </w:t>
+          </w:r>
+        </w:hyperlink>
       </w:r>
       <w:r>
         <w:rPr>
@@ -1698,7 +1709,7 @@
           <w:sz w:val="24"/>
           <w:u w:val="single"/>
         </w:rPr>
-        <w:hyperlink r:id="rId15" w:history="1">
+        <w:hyperlink r:id="rId13" w:history="1">
           <w:r>
             <w:rPr>
               <w:rStyle w:val="Hyperlink"/>
@@ -1943,7 +1954,7 @@
           <w:sz w:val="24"/>
           <w:u w:val="single"/>
         </w:rPr>
-        <w:hyperlink r:id="rId17" w:history="1">
+        <w:hyperlink r:id="rId16" w:history="1">
           <w:r>
             <w:rPr>
               <w:rStyle w:val="Hyperlink"/>

--- a/EXPORTS/DOCX/published/niveau3/English/HoofdcursusKampen.docx
+++ b/EXPORTS/DOCX/published/niveau3/English/HoofdcursusKampen.docx
@@ -543,7 +543,25 @@
           <w:color w:val="000000"/>
           <w:sz w:val="24"/>
         </w:rPr>
-        <w:t>KMA</w:t>
+        <w:hyperlink r:id="rId9" w:history="1">
+          <w:r>
+            <w:rPr>
+              <w:rStyle w:val="Hyperlink"/>
+            </w:rPr>
+            <w:t>KM</w:t>
+          </w:r>
+        </w:hyperlink>
+      </w:r>
+      <w:r>
+        <w:rPr>
+          <w:u w:val="single" w:color="0000ff"/>
+          <w:rFonts w:ascii="Charis SIL Regular" w:hAnsi="Charis SIL Regular" w:eastAsia="Charis SIL Regular"/>
+          <w:b w:val="0"/>
+          <w:i w:val="0"/>
+          <w:color w:val="000000"/>
+          <w:sz w:val="24"/>
+        </w:rPr>
+        <w:t>A</w:t>
       </w:r>
       <w:r>
         <w:rPr>
@@ -792,6 +810,7 @@
       </w:r>
       <w:r>
         <w:rPr>
+          <w:u w:val="single" w:color="0000ff"/>
           <w:rFonts w:ascii="Charis SIL Regular" w:hAnsi="Charis SIL Regular" w:eastAsia="Charis SIL Regular"/>
           <w:b w:val="0"/>
           <w:i w:val="0"/>
@@ -1972,7 +1991,7 @@
           <w:sz w:val="24"/>
           <w:u w:val="single"/>
         </w:rPr>
-        <w:hyperlink r:id="rId17" w:history="1">
+        <w:hyperlink r:id="rId16" w:history="1">
           <w:r>
             <w:rPr>
               <w:rStyle w:val="Hyperlink"/>

--- a/EXPORTS/DOCX/published/niveau3/English/HoofdcursusKampen.docx
+++ b/EXPORTS/DOCX/published/niveau3/English/HoofdcursusKampen.docx
@@ -554,7 +554,6 @@
       </w:r>
       <w:r>
         <w:rPr>
-          <w:u w:val="single" w:color="0000ff"/>
           <w:rFonts w:ascii="Charis SIL Regular" w:hAnsi="Charis SIL Regular" w:eastAsia="Charis SIL Regular"/>
           <w:b w:val="0"/>
           <w:i w:val="0"/>
@@ -817,7 +816,14 @@
           <w:color w:val="000000"/>
           <w:sz w:val="24"/>
         </w:rPr>
-        <w:t>Volkenkundig M</w:t>
+        <w:hyperlink r:id="rId10" w:history="1">
+          <w:r>
+            <w:rPr>
+              <w:rStyle w:val="Hyperlink"/>
+            </w:rPr>
+            <w:t>Volkenkundig M</w:t>
+          </w:r>
+        </w:hyperlink>
       </w:r>
       <w:r>
         <w:rPr>
@@ -1674,7 +1680,7 @@
           <w:sz w:val="24"/>
           <w:u w:val="single"/>
         </w:rPr>
-        <w:hyperlink r:id="rId13" w:history="1">
+        <w:hyperlink r:id="rId14" w:history="1">
           <w:r>
             <w:rPr>
               <w:rStyle w:val="Hyperlink"/>
@@ -1703,7 +1709,6 @@
       </w:r>
       <w:r>
         <w:rPr>
-          <w:u w:val="single" w:color="0000ff"/>
           <w:rFonts w:ascii="Charis SIL Regular" w:hAnsi="Charis SIL Regular" w:eastAsia="Charis SIL Regular"/>
           <w:b w:val="0"/>
           <w:i w:val="0"/>
@@ -1757,7 +1762,7 @@
           <w:sz w:val="24"/>
           <w:u w:val="single"/>
         </w:rPr>
-        <w:hyperlink r:id="rId15" w:history="1">
+        <w:hyperlink r:id="rId13" w:history="1">
           <w:r>
             <w:rPr>
               <w:rStyle w:val="Hyperlink"/>
@@ -1775,7 +1780,7 @@
           <w:sz w:val="24"/>
           <w:u w:val="single"/>
         </w:rPr>
-        <w:hyperlink r:id="rId15" w:history="1">
+        <w:hyperlink r:id="rId13" w:history="1">
           <w:r>
             <w:rPr>
               <w:rStyle w:val="Hyperlink"/>
@@ -1873,7 +1878,7 @@
           <w:sz w:val="24"/>
           <w:u w:val="single"/>
         </w:rPr>
-        <w:hyperlink r:id="rId16" w:history="1">
+        <w:hyperlink r:id="rId15" w:history="1">
           <w:r>
             <w:rPr>
               <w:rStyle w:val="Hyperlink"/>
@@ -1891,7 +1896,7 @@
           <w:sz w:val="24"/>
           <w:u w:val="single"/>
         </w:rPr>
-        <w:hyperlink r:id="rId16" w:history="1">
+        <w:hyperlink r:id="rId15" w:history="1">
           <w:r>
             <w:rPr>
               <w:rStyle w:val="Hyperlink"/>
@@ -1909,7 +1914,7 @@
           <w:sz w:val="24"/>
           <w:u w:val="single"/>
         </w:rPr>
-        <w:hyperlink r:id="rId16" w:history="1">
+        <w:hyperlink r:id="rId15" w:history="1">
           <w:r>
             <w:rPr>
               <w:rStyle w:val="Hyperlink"/>
@@ -1927,7 +1932,7 @@
           <w:sz w:val="24"/>
           <w:u w:val="single"/>
         </w:rPr>
-        <w:hyperlink r:id="rId16" w:history="1">
+        <w:hyperlink r:id="rId15" w:history="1">
           <w:r>
             <w:rPr>
               <w:rStyle w:val="Hyperlink"/>
@@ -1955,7 +1960,7 @@
           <w:sz w:val="24"/>
           <w:u w:val="single"/>
         </w:rPr>
-        <w:hyperlink r:id="rId17" w:history="1">
+        <w:hyperlink r:id="rId16" w:history="1">
           <w:r>
             <w:rPr>
               <w:rStyle w:val="Hyperlink"/>
@@ -1991,7 +1996,7 @@
           <w:sz w:val="24"/>
           <w:u w:val="single"/>
         </w:rPr>
-        <w:hyperlink r:id="rId16" w:history="1">
+        <w:hyperlink r:id="rId15" w:history="1">
           <w:r>
             <w:rPr>
               <w:rStyle w:val="Hyperlink"/>
@@ -2158,7 +2163,7 @@
           <w:sz w:val="24"/>
           <w:u w:val="single"/>
         </w:rPr>
-        <w:hyperlink r:id="rId18" w:history="1">
+        <w:hyperlink r:id="rId17" w:history="1">
           <w:r>
             <w:rPr>
               <w:rStyle w:val="Hyperlink"/>
@@ -2176,7 +2181,7 @@
           <w:sz w:val="24"/>
           <w:u w:val="single"/>
         </w:rPr>
-        <w:hyperlink r:id="rId18" w:history="1">
+        <w:hyperlink r:id="rId17" w:history="1">
           <w:r>
             <w:rPr>
               <w:rStyle w:val="Hyperlink"/>
@@ -2194,7 +2199,7 @@
           <w:sz w:val="24"/>
           <w:u w:val="single"/>
         </w:rPr>
-        <w:hyperlink r:id="rId18" w:history="1">
+        <w:hyperlink r:id="rId17" w:history="1">
           <w:r>
             <w:rPr>
               <w:rStyle w:val="Hyperlink"/>
@@ -2212,7 +2217,7 @@
           <w:sz w:val="24"/>
           <w:u w:val="single"/>
         </w:rPr>
-        <w:hyperlink r:id="rId18" w:history="1">
+        <w:hyperlink r:id="rId17" w:history="1">
           <w:r>
             <w:rPr>
               <w:rStyle w:val="Hyperlink"/>
@@ -2230,7 +2235,7 @@
           <w:sz w:val="24"/>
           <w:u w:val="single"/>
         </w:rPr>
-        <w:hyperlink r:id="rId18" w:history="1">
+        <w:hyperlink r:id="rId17" w:history="1">
           <w:r>
             <w:rPr>
               <w:rStyle w:val="Hyperlink"/>
@@ -2248,7 +2253,7 @@
           <w:sz w:val="24"/>
           <w:u w:val="single"/>
         </w:rPr>
-        <w:hyperlink r:id="rId18" w:history="1">
+        <w:hyperlink r:id="rId17" w:history="1">
           <w:r>
             <w:rPr>
               <w:rStyle w:val="Hyperlink"/>
@@ -2266,7 +2271,7 @@
           <w:sz w:val="24"/>
           <w:u w:val="single"/>
         </w:rPr>
-        <w:hyperlink r:id="rId18" w:history="1">
+        <w:hyperlink r:id="rId17" w:history="1">
           <w:r>
             <w:rPr>
               <w:rStyle w:val="Hyperlink"/>
@@ -2284,7 +2289,7 @@
           <w:sz w:val="24"/>
           <w:u w:val="single"/>
         </w:rPr>
-        <w:hyperlink r:id="rId18" w:history="1">
+        <w:hyperlink r:id="rId17" w:history="1">
           <w:r>
             <w:rPr>
               <w:rStyle w:val="Hyperlink"/>
@@ -2302,7 +2307,7 @@
           <w:sz w:val="24"/>
           <w:u w:val="single"/>
         </w:rPr>
-        <w:hyperlink r:id="rId18" w:history="1">
+        <w:hyperlink r:id="rId17" w:history="1">
           <w:r>
             <w:rPr>
               <w:rStyle w:val="Hyperlink"/>
@@ -2320,7 +2325,7 @@
           <w:sz w:val="24"/>
           <w:u w:val="single"/>
         </w:rPr>
-        <w:hyperlink r:id="rId18" w:history="1">
+        <w:hyperlink r:id="rId17" w:history="1">
           <w:r>
             <w:rPr>
               <w:rStyle w:val="Hyperlink"/>
@@ -2338,7 +2343,7 @@
           <w:sz w:val="24"/>
           <w:u w:val="single"/>
         </w:rPr>
-        <w:hyperlink r:id="rId18" w:history="1">
+        <w:hyperlink r:id="rId17" w:history="1">
           <w:r>
             <w:rPr>
               <w:rStyle w:val="Hyperlink"/>
@@ -2356,7 +2361,7 @@
           <w:sz w:val="24"/>
           <w:u w:val="single"/>
         </w:rPr>
-        <w:hyperlink r:id="rId18" w:history="1">
+        <w:hyperlink r:id="rId17" w:history="1">
           <w:r>
             <w:rPr>
               <w:rStyle w:val="Hyperlink"/>
@@ -2374,7 +2379,7 @@
           <w:sz w:val="24"/>
           <w:u w:val="single"/>
         </w:rPr>
-        <w:hyperlink r:id="rId18" w:history="1">
+        <w:hyperlink r:id="rId17" w:history="1">
           <w:r>
             <w:rPr>
               <w:rStyle w:val="Hyperlink"/>
@@ -2392,7 +2397,7 @@
           <w:sz w:val="24"/>
           <w:u w:val="single"/>
         </w:rPr>
-        <w:hyperlink r:id="rId18" w:history="1">
+        <w:hyperlink r:id="rId17" w:history="1">
           <w:r>
             <w:rPr>
               <w:rStyle w:val="Hyperlink"/>
@@ -2410,7 +2415,7 @@
           <w:sz w:val="24"/>
           <w:u w:val="single"/>
         </w:rPr>
-        <w:hyperlink r:id="rId18" w:history="1">
+        <w:hyperlink r:id="rId17" w:history="1">
           <w:r>
             <w:rPr>
               <w:rStyle w:val="Hyperlink"/>
@@ -2571,7 +2576,7 @@
           <w:sz w:val="24"/>
           <w:u w:val="single"/>
         </w:rPr>
-        <w:hyperlink r:id="rId19" w:history="1">
+        <w:hyperlink r:id="rId18" w:history="1">
           <w:r>
             <w:rPr>
               <w:rStyle w:val="Hyperlink"/>
@@ -2589,7 +2594,7 @@
           <w:sz w:val="24"/>
           <w:u w:val="single"/>
         </w:rPr>
-        <w:hyperlink r:id="rId19" w:history="1">
+        <w:hyperlink r:id="rId18" w:history="1">
           <w:r>
             <w:rPr>
               <w:rStyle w:val="Hyperlink"/>
@@ -2607,7 +2612,7 @@
           <w:sz w:val="24"/>
           <w:u w:val="single"/>
         </w:rPr>
-        <w:hyperlink r:id="rId19" w:history="1">
+        <w:hyperlink r:id="rId18" w:history="1">
           <w:r>
             <w:rPr>
               <w:rStyle w:val="Hyperlink"/>
@@ -2625,7 +2630,7 @@
           <w:sz w:val="24"/>
           <w:u w:val="single"/>
         </w:rPr>
-        <w:hyperlink r:id="rId19" w:history="1">
+        <w:hyperlink r:id="rId18" w:history="1">
           <w:r>
             <w:rPr>
               <w:rStyle w:val="Hyperlink"/>
@@ -2643,7 +2648,7 @@
           <w:sz w:val="24"/>
           <w:u w:val="single"/>
         </w:rPr>
-        <w:hyperlink r:id="rId19" w:history="1">
+        <w:hyperlink r:id="rId18" w:history="1">
           <w:r>
             <w:rPr>
               <w:rStyle w:val="Hyperlink"/>
@@ -2664,7 +2669,7 @@
           <w:sz w:val="24"/>
           <w:u w:val="single"/>
         </w:rPr>
-        <w:hyperlink r:id="rId19" w:history="1">
+        <w:hyperlink r:id="rId18" w:history="1">
           <w:r>
             <w:rPr>
               <w:rStyle w:val="Hyperlink"/>
@@ -2682,7 +2687,7 @@
           <w:sz w:val="24"/>
           <w:u w:val="single"/>
         </w:rPr>
-        <w:hyperlink r:id="rId19" w:history="1">
+        <w:hyperlink r:id="rId18" w:history="1">
           <w:r>
             <w:rPr>
               <w:rStyle w:val="Hyperlink"/>
@@ -2700,7 +2705,7 @@
           <w:sz w:val="24"/>
           <w:u w:val="single"/>
         </w:rPr>
-        <w:hyperlink r:id="rId19" w:history="1">
+        <w:hyperlink r:id="rId18" w:history="1">
           <w:r>
             <w:rPr>
               <w:rStyle w:val="Hyperlink"/>
@@ -2718,7 +2723,7 @@
           <w:sz w:val="24"/>
           <w:u w:val="single"/>
         </w:rPr>
-        <w:hyperlink r:id="rId19" w:history="1">
+        <w:hyperlink r:id="rId18" w:history="1">
           <w:r>
             <w:rPr>
               <w:rStyle w:val="Hyperlink"/>
@@ -2736,7 +2741,7 @@
           <w:sz w:val="24"/>
           <w:u w:val="single"/>
         </w:rPr>
-        <w:hyperlink r:id="rId19" w:history="1">
+        <w:hyperlink r:id="rId18" w:history="1">
           <w:r>
             <w:rPr>
               <w:rStyle w:val="Hyperlink"/>
@@ -2884,7 +2889,7 @@
           <w:sz w:val="24"/>
           <w:u w:val="single"/>
         </w:rPr>
-        <w:hyperlink r:id="rId20" w:history="1">
+        <w:hyperlink r:id="rId19" w:history="1">
           <w:r>
             <w:rPr>
               <w:rStyle w:val="Hyperlink"/>
@@ -2902,7 +2907,7 @@
           <w:sz w:val="24"/>
           <w:u w:val="single"/>
         </w:rPr>
-        <w:hyperlink r:id="rId20" w:history="1">
+        <w:hyperlink r:id="rId19" w:history="1">
           <w:r>
             <w:rPr>
               <w:rStyle w:val="Hyperlink"/>
@@ -2920,7 +2925,7 @@
           <w:sz w:val="24"/>
           <w:u w:val="single"/>
         </w:rPr>
-        <w:hyperlink r:id="rId20" w:history="1">
+        <w:hyperlink r:id="rId19" w:history="1">
           <w:r>
             <w:rPr>
               <w:rStyle w:val="Hyperlink"/>
@@ -2938,7 +2943,7 @@
           <w:sz w:val="24"/>
           <w:u w:val="single"/>
         </w:rPr>
-        <w:hyperlink r:id="rId20" w:history="1">
+        <w:hyperlink r:id="rId19" w:history="1">
           <w:r>
             <w:rPr>
               <w:rStyle w:val="Hyperlink"/>
@@ -2956,7 +2961,7 @@
           <w:sz w:val="24"/>
           <w:u w:val="single"/>
         </w:rPr>
-        <w:hyperlink r:id="rId20" w:history="1">
+        <w:hyperlink r:id="rId19" w:history="1">
           <w:r>
             <w:rPr>
               <w:rStyle w:val="Hyperlink"/>
@@ -2974,7 +2979,7 @@
           <w:sz w:val="24"/>
           <w:u w:val="single"/>
         </w:rPr>
-        <w:hyperlink r:id="rId20" w:history="1">
+        <w:hyperlink r:id="rId19" w:history="1">
           <w:r>
             <w:rPr>
               <w:rStyle w:val="Hyperlink"/>
@@ -2992,7 +2997,7 @@
           <w:sz w:val="24"/>
           <w:u w:val="single"/>
         </w:rPr>
-        <w:hyperlink r:id="rId20" w:history="1">
+        <w:hyperlink r:id="rId19" w:history="1">
           <w:r>
             <w:rPr>
               <w:rStyle w:val="Hyperlink"/>
@@ -3010,7 +3015,7 @@
           <w:sz w:val="24"/>
           <w:u w:val="single"/>
         </w:rPr>
-        <w:hyperlink r:id="rId20" w:history="1">
+        <w:hyperlink r:id="rId19" w:history="1">
           <w:r>
             <w:rPr>
               <w:rStyle w:val="Hyperlink"/>
@@ -3028,7 +3033,7 @@
           <w:sz w:val="24"/>
           <w:u w:val="single"/>
         </w:rPr>
-        <w:hyperlink r:id="rId20" w:history="1">
+        <w:hyperlink r:id="rId19" w:history="1">
           <w:r>
             <w:rPr>
               <w:rStyle w:val="Hyperlink"/>

--- a/EXPORTS/DOCX/published/niveau3/English/HoofdcursusKampen.docx
+++ b/EXPORTS/DOCX/published/niveau3/English/HoofdcursusKampen.docx
@@ -554,6 +554,7 @@
       </w:r>
       <w:r>
         <w:rPr>
+          <w:u w:val="single" w:color="0000ff"/>
           <w:rFonts w:ascii="Charis SIL Regular" w:hAnsi="Charis SIL Regular" w:eastAsia="Charis SIL Regular"/>
           <w:b w:val="0"/>
           <w:i w:val="0"/>
@@ -1698,7 +1699,7 @@
           <w:sz w:val="24"/>
           <w:u w:val="single"/>
         </w:rPr>
-        <w:hyperlink r:id="rId13" w:history="1">
+        <w:hyperlink r:id="rId14" w:history="1">
           <w:r>
             <w:rPr>
               <w:rStyle w:val="Hyperlink"/>
@@ -1709,6 +1710,7 @@
       </w:r>
       <w:r>
         <w:rPr>
+          <w:u w:val="single" w:color="0000ff"/>
           <w:rFonts w:ascii="Charis SIL Regular" w:hAnsi="Charis SIL Regular" w:eastAsia="Charis SIL Regular"/>
           <w:b w:val="0"/>
           <w:i w:val="0"/>
@@ -1733,7 +1735,7 @@
           <w:sz w:val="24"/>
           <w:u w:val="single"/>
         </w:rPr>
-        <w:hyperlink r:id="rId13" w:history="1">
+        <w:hyperlink r:id="rId15" w:history="1">
           <w:r>
             <w:rPr>
               <w:rStyle w:val="Hyperlink"/>
@@ -1762,7 +1764,7 @@
           <w:sz w:val="24"/>
           <w:u w:val="single"/>
         </w:rPr>
-        <w:hyperlink r:id="rId13" w:history="1">
+        <w:hyperlink r:id="rId15" w:history="1">
           <w:r>
             <w:rPr>
               <w:rStyle w:val="Hyperlink"/>
@@ -1780,7 +1782,7 @@
           <w:sz w:val="24"/>
           <w:u w:val="single"/>
         </w:rPr>
-        <w:hyperlink r:id="rId13" w:history="1">
+        <w:hyperlink r:id="rId15" w:history="1">
           <w:r>
             <w:rPr>
               <w:rStyle w:val="Hyperlink"/>
@@ -1878,7 +1880,7 @@
           <w:sz w:val="24"/>
           <w:u w:val="single"/>
         </w:rPr>
-        <w:hyperlink r:id="rId15" w:history="1">
+        <w:hyperlink r:id="rId16" w:history="1">
           <w:r>
             <w:rPr>
               <w:rStyle w:val="Hyperlink"/>
@@ -1896,7 +1898,7 @@
           <w:sz w:val="24"/>
           <w:u w:val="single"/>
         </w:rPr>
-        <w:hyperlink r:id="rId15" w:history="1">
+        <w:hyperlink r:id="rId16" w:history="1">
           <w:r>
             <w:rPr>
               <w:rStyle w:val="Hyperlink"/>
@@ -1914,7 +1916,7 @@
           <w:sz w:val="24"/>
           <w:u w:val="single"/>
         </w:rPr>
-        <w:hyperlink r:id="rId15" w:history="1">
+        <w:hyperlink r:id="rId16" w:history="1">
           <w:r>
             <w:rPr>
               <w:rStyle w:val="Hyperlink"/>
@@ -1932,7 +1934,7 @@
           <w:sz w:val="24"/>
           <w:u w:val="single"/>
         </w:rPr>
-        <w:hyperlink r:id="rId15" w:history="1">
+        <w:hyperlink r:id="rId16" w:history="1">
           <w:r>
             <w:rPr>
               <w:rStyle w:val="Hyperlink"/>
@@ -1960,7 +1962,7 @@
           <w:sz w:val="24"/>
           <w:u w:val="single"/>
         </w:rPr>
-        <w:hyperlink r:id="rId16" w:history="1">
+        <w:hyperlink r:id="rId17" w:history="1">
           <w:r>
             <w:rPr>
               <w:rStyle w:val="Hyperlink"/>
@@ -1978,7 +1980,7 @@
           <w:sz w:val="24"/>
           <w:u w:val="single"/>
         </w:rPr>
-        <w:hyperlink r:id="rId16" w:history="1">
+        <w:hyperlink r:id="rId17" w:history="1">
           <w:r>
             <w:rPr>
               <w:rStyle w:val="Hyperlink"/>
@@ -1996,7 +1998,7 @@
           <w:sz w:val="24"/>
           <w:u w:val="single"/>
         </w:rPr>
-        <w:hyperlink r:id="rId15" w:history="1">
+        <w:hyperlink r:id="rId17" w:history="1">
           <w:r>
             <w:rPr>
               <w:rStyle w:val="Hyperlink"/>
@@ -2163,7 +2165,7 @@
           <w:sz w:val="24"/>
           <w:u w:val="single"/>
         </w:rPr>
-        <w:hyperlink r:id="rId17" w:history="1">
+        <w:hyperlink r:id="rId18" w:history="1">
           <w:r>
             <w:rPr>
               <w:rStyle w:val="Hyperlink"/>
@@ -2181,7 +2183,7 @@
           <w:sz w:val="24"/>
           <w:u w:val="single"/>
         </w:rPr>
-        <w:hyperlink r:id="rId17" w:history="1">
+        <w:hyperlink r:id="rId18" w:history="1">
           <w:r>
             <w:rPr>
               <w:rStyle w:val="Hyperlink"/>
@@ -2199,7 +2201,7 @@
           <w:sz w:val="24"/>
           <w:u w:val="single"/>
         </w:rPr>
-        <w:hyperlink r:id="rId17" w:history="1">
+        <w:hyperlink r:id="rId18" w:history="1">
           <w:r>
             <w:rPr>
               <w:rStyle w:val="Hyperlink"/>
@@ -2217,7 +2219,7 @@
           <w:sz w:val="24"/>
           <w:u w:val="single"/>
         </w:rPr>
-        <w:hyperlink r:id="rId17" w:history="1">
+        <w:hyperlink r:id="rId18" w:history="1">
           <w:r>
             <w:rPr>
               <w:rStyle w:val="Hyperlink"/>
@@ -2235,7 +2237,7 @@
           <w:sz w:val="24"/>
           <w:u w:val="single"/>
         </w:rPr>
-        <w:hyperlink r:id="rId17" w:history="1">
+        <w:hyperlink r:id="rId18" w:history="1">
           <w:r>
             <w:rPr>
               <w:rStyle w:val="Hyperlink"/>
@@ -2253,7 +2255,7 @@
           <w:sz w:val="24"/>
           <w:u w:val="single"/>
         </w:rPr>
-        <w:hyperlink r:id="rId17" w:history="1">
+        <w:hyperlink r:id="rId18" w:history="1">
           <w:r>
             <w:rPr>
               <w:rStyle w:val="Hyperlink"/>
@@ -2271,7 +2273,7 @@
           <w:sz w:val="24"/>
           <w:u w:val="single"/>
         </w:rPr>
-        <w:hyperlink r:id="rId17" w:history="1">
+        <w:hyperlink r:id="rId18" w:history="1">
           <w:r>
             <w:rPr>
               <w:rStyle w:val="Hyperlink"/>
@@ -2289,7 +2291,7 @@
           <w:sz w:val="24"/>
           <w:u w:val="single"/>
         </w:rPr>
-        <w:hyperlink r:id="rId17" w:history="1">
+        <w:hyperlink r:id="rId18" w:history="1">
           <w:r>
             <w:rPr>
               <w:rStyle w:val="Hyperlink"/>
@@ -2307,7 +2309,7 @@
           <w:sz w:val="24"/>
           <w:u w:val="single"/>
         </w:rPr>
-        <w:hyperlink r:id="rId17" w:history="1">
+        <w:hyperlink r:id="rId18" w:history="1">
           <w:r>
             <w:rPr>
               <w:rStyle w:val="Hyperlink"/>
@@ -2325,7 +2327,7 @@
           <w:sz w:val="24"/>
           <w:u w:val="single"/>
         </w:rPr>
-        <w:hyperlink r:id="rId17" w:history="1">
+        <w:hyperlink r:id="rId18" w:history="1">
           <w:r>
             <w:rPr>
               <w:rStyle w:val="Hyperlink"/>
@@ -2343,7 +2345,7 @@
           <w:sz w:val="24"/>
           <w:u w:val="single"/>
         </w:rPr>
-        <w:hyperlink r:id="rId17" w:history="1">
+        <w:hyperlink r:id="rId18" w:history="1">
           <w:r>
             <w:rPr>
               <w:rStyle w:val="Hyperlink"/>
@@ -2361,7 +2363,7 @@
           <w:sz w:val="24"/>
           <w:u w:val="single"/>
         </w:rPr>
-        <w:hyperlink r:id="rId17" w:history="1">
+        <w:hyperlink r:id="rId18" w:history="1">
           <w:r>
             <w:rPr>
               <w:rStyle w:val="Hyperlink"/>
@@ -2379,7 +2381,7 @@
           <w:sz w:val="24"/>
           <w:u w:val="single"/>
         </w:rPr>
-        <w:hyperlink r:id="rId17" w:history="1">
+        <w:hyperlink r:id="rId18" w:history="1">
           <w:r>
             <w:rPr>
               <w:rStyle w:val="Hyperlink"/>
@@ -2397,7 +2399,7 @@
           <w:sz w:val="24"/>
           <w:u w:val="single"/>
         </w:rPr>
-        <w:hyperlink r:id="rId17" w:history="1">
+        <w:hyperlink r:id="rId18" w:history="1">
           <w:r>
             <w:rPr>
               <w:rStyle w:val="Hyperlink"/>
@@ -2415,7 +2417,7 @@
           <w:sz w:val="24"/>
           <w:u w:val="single"/>
         </w:rPr>
-        <w:hyperlink r:id="rId17" w:history="1">
+        <w:hyperlink r:id="rId18" w:history="1">
           <w:r>
             <w:rPr>
               <w:rStyle w:val="Hyperlink"/>
@@ -2576,7 +2578,7 @@
           <w:sz w:val="24"/>
           <w:u w:val="single"/>
         </w:rPr>
-        <w:hyperlink r:id="rId18" w:history="1">
+        <w:hyperlink r:id="rId19" w:history="1">
           <w:r>
             <w:rPr>
               <w:rStyle w:val="Hyperlink"/>
@@ -2594,7 +2596,7 @@
           <w:sz w:val="24"/>
           <w:u w:val="single"/>
         </w:rPr>
-        <w:hyperlink r:id="rId18" w:history="1">
+        <w:hyperlink r:id="rId19" w:history="1">
           <w:r>
             <w:rPr>
               <w:rStyle w:val="Hyperlink"/>
@@ -2612,7 +2614,7 @@
           <w:sz w:val="24"/>
           <w:u w:val="single"/>
         </w:rPr>
-        <w:hyperlink r:id="rId18" w:history="1">
+        <w:hyperlink r:id="rId19" w:history="1">
           <w:r>
             <w:rPr>
               <w:rStyle w:val="Hyperlink"/>
@@ -2630,7 +2632,7 @@
           <w:sz w:val="24"/>
           <w:u w:val="single"/>
         </w:rPr>
-        <w:hyperlink r:id="rId18" w:history="1">
+        <w:hyperlink r:id="rId19" w:history="1">
           <w:r>
             <w:rPr>
               <w:rStyle w:val="Hyperlink"/>
@@ -2648,7 +2650,7 @@
           <w:sz w:val="24"/>
           <w:u w:val="single"/>
         </w:rPr>
-        <w:hyperlink r:id="rId18" w:history="1">
+        <w:hyperlink r:id="rId19" w:history="1">
           <w:r>
             <w:rPr>
               <w:rStyle w:val="Hyperlink"/>
@@ -2669,7 +2671,7 @@
           <w:sz w:val="24"/>
           <w:u w:val="single"/>
         </w:rPr>
-        <w:hyperlink r:id="rId18" w:history="1">
+        <w:hyperlink r:id="rId19" w:history="1">
           <w:r>
             <w:rPr>
               <w:rStyle w:val="Hyperlink"/>
@@ -2687,7 +2689,7 @@
           <w:sz w:val="24"/>
           <w:u w:val="single"/>
         </w:rPr>
-        <w:hyperlink r:id="rId18" w:history="1">
+        <w:hyperlink r:id="rId19" w:history="1">
           <w:r>
             <w:rPr>
               <w:rStyle w:val="Hyperlink"/>
@@ -2705,7 +2707,7 @@
           <w:sz w:val="24"/>
           <w:u w:val="single"/>
         </w:rPr>
-        <w:hyperlink r:id="rId18" w:history="1">
+        <w:hyperlink r:id="rId19" w:history="1">
           <w:r>
             <w:rPr>
               <w:rStyle w:val="Hyperlink"/>
@@ -2723,7 +2725,7 @@
           <w:sz w:val="24"/>
           <w:u w:val="single"/>
         </w:rPr>
-        <w:hyperlink r:id="rId18" w:history="1">
+        <w:hyperlink r:id="rId19" w:history="1">
           <w:r>
             <w:rPr>
               <w:rStyle w:val="Hyperlink"/>
@@ -2741,7 +2743,7 @@
           <w:sz w:val="24"/>
           <w:u w:val="single"/>
         </w:rPr>
-        <w:hyperlink r:id="rId18" w:history="1">
+        <w:hyperlink r:id="rId19" w:history="1">
           <w:r>
             <w:rPr>
               <w:rStyle w:val="Hyperlink"/>
@@ -2889,7 +2891,7 @@
           <w:sz w:val="24"/>
           <w:u w:val="single"/>
         </w:rPr>
-        <w:hyperlink r:id="rId19" w:history="1">
+        <w:hyperlink r:id="rId20" w:history="1">
           <w:r>
             <w:rPr>
               <w:rStyle w:val="Hyperlink"/>
@@ -2907,7 +2909,7 @@
           <w:sz w:val="24"/>
           <w:u w:val="single"/>
         </w:rPr>
-        <w:hyperlink r:id="rId19" w:history="1">
+        <w:hyperlink r:id="rId20" w:history="1">
           <w:r>
             <w:rPr>
               <w:rStyle w:val="Hyperlink"/>
@@ -2925,7 +2927,7 @@
           <w:sz w:val="24"/>
           <w:u w:val="single"/>
         </w:rPr>
-        <w:hyperlink r:id="rId19" w:history="1">
+        <w:hyperlink r:id="rId20" w:history="1">
           <w:r>
             <w:rPr>
               <w:rStyle w:val="Hyperlink"/>
@@ -2943,7 +2945,7 @@
           <w:sz w:val="24"/>
           <w:u w:val="single"/>
         </w:rPr>
-        <w:hyperlink r:id="rId19" w:history="1">
+        <w:hyperlink r:id="rId20" w:history="1">
           <w:r>
             <w:rPr>
               <w:rStyle w:val="Hyperlink"/>
@@ -2961,7 +2963,7 @@
           <w:sz w:val="24"/>
           <w:u w:val="single"/>
         </w:rPr>
-        <w:hyperlink r:id="rId19" w:history="1">
+        <w:hyperlink r:id="rId20" w:history="1">
           <w:r>
             <w:rPr>
               <w:rStyle w:val="Hyperlink"/>
@@ -2979,7 +2981,7 @@
           <w:sz w:val="24"/>
           <w:u w:val="single"/>
         </w:rPr>
-        <w:hyperlink r:id="rId19" w:history="1">
+        <w:hyperlink r:id="rId20" w:history="1">
           <w:r>
             <w:rPr>
               <w:rStyle w:val="Hyperlink"/>
@@ -2997,7 +2999,7 @@
           <w:sz w:val="24"/>
           <w:u w:val="single"/>
         </w:rPr>
-        <w:hyperlink r:id="rId19" w:history="1">
+        <w:hyperlink r:id="rId20" w:history="1">
           <w:r>
             <w:rPr>
               <w:rStyle w:val="Hyperlink"/>
@@ -3015,7 +3017,7 @@
           <w:sz w:val="24"/>
           <w:u w:val="single"/>
         </w:rPr>
-        <w:hyperlink r:id="rId19" w:history="1">
+        <w:hyperlink r:id="rId20" w:history="1">
           <w:r>
             <w:rPr>
               <w:rStyle w:val="Hyperlink"/>
@@ -3033,7 +3035,7 @@
           <w:sz w:val="24"/>
           <w:u w:val="single"/>
         </w:rPr>
-        <w:hyperlink r:id="rId19" w:history="1">
+        <w:hyperlink r:id="rId20" w:history="1">
           <w:r>
             <w:rPr>
               <w:rStyle w:val="Hyperlink"/>

--- a/EXPORTS/DOCX/published/niveau3/English/HoofdcursusKampen.docx
+++ b/EXPORTS/DOCX/published/niveau3/English/HoofdcursusKampen.docx
@@ -532,36 +532,7 @@
           <w:color w:val="000000"/>
           <w:sz w:val="24"/>
         </w:rPr>
-        <w:t xml:space="preserve">information about the ethnographic collection of the </w:t>
-      </w:r>
-      <w:r>
-        <w:rPr>
-          <w:u w:val="single" w:color="0000ff"/>
-          <w:rFonts w:ascii="Charis SIL Regular" w:hAnsi="Charis SIL Regular" w:eastAsia="Charis SIL Regular"/>
-          <w:b w:val="0"/>
-          <w:i w:val="0"/>
-          <w:color w:val="000000"/>
-          <w:sz w:val="24"/>
-        </w:rPr>
-        <w:hyperlink r:id="rId9" w:history="1">
-          <w:r>
-            <w:rPr>
-              <w:rStyle w:val="Hyperlink"/>
-            </w:rPr>
-            <w:t>KM</w:t>
-          </w:r>
-        </w:hyperlink>
-      </w:r>
-      <w:r>
-        <w:rPr>
-          <w:u w:val="single" w:color="0000ff"/>
-          <w:rFonts w:ascii="Charis SIL Regular" w:hAnsi="Charis SIL Regular" w:eastAsia="Charis SIL Regular"/>
-          <w:b w:val="0"/>
-          <w:i w:val="0"/>
-          <w:color w:val="000000"/>
-          <w:sz w:val="24"/>
-        </w:rPr>
-        <w:t>A</w:t>
+        <w:t>information about the ethnographic collection of the KMA</w:t>
       </w:r>
       <w:r>
         <w:rPr>
@@ -817,14 +788,7 @@
           <w:color w:val="000000"/>
           <w:sz w:val="24"/>
         </w:rPr>
-        <w:hyperlink r:id="rId10" w:history="1">
-          <w:r>
-            <w:rPr>
-              <w:rStyle w:val="Hyperlink"/>
-            </w:rPr>
-            <w:t>Volkenkundig M</w:t>
-          </w:r>
-        </w:hyperlink>
+        <w:t>Volkenkundig M</w:t>
       </w:r>
       <w:r>
         <w:rPr>
@@ -1710,21 +1674,13 @@
       </w:r>
       <w:r>
         <w:rPr>
-          <w:u w:val="single" w:color="0000ff"/>
           <w:rFonts w:ascii="Charis SIL Regular" w:hAnsi="Charis SIL Regular" w:eastAsia="Charis SIL Regular"/>
           <w:b w:val="0"/>
           <w:i w:val="0"/>
           <w:color w:val="000000"/>
           <w:sz w:val="24"/>
         </w:rPr>
-        <w:hyperlink r:id="rId13" w:history="1">
-          <w:r>
-            <w:rPr>
-              <w:rStyle w:val="Hyperlink"/>
-            </w:rPr>
-            <w:t xml:space="preserve">, </w:t>
-          </w:r>
-        </w:hyperlink>
+        <w:t xml:space="preserve">, </w:t>
       </w:r>
       <w:r>
         <w:rPr>

--- a/EXPORTS/DOCX/published/niveau3/English/HoofdcursusKampen.docx
+++ b/EXPORTS/DOCX/published/niveau3/English/HoofdcursusKampen.docx
@@ -532,7 +532,36 @@
           <w:color w:val="000000"/>
           <w:sz w:val="24"/>
         </w:rPr>
-        <w:t>information about the ethnographic collection of the KMA</w:t>
+        <w:t xml:space="preserve">information about the ethnographic collection of the </w:t>
+      </w:r>
+      <w:r>
+        <w:rPr>
+          <w:u w:val="single" w:color="0000ff"/>
+          <w:rFonts w:ascii="Charis SIL Regular" w:hAnsi="Charis SIL Regular" w:eastAsia="Charis SIL Regular"/>
+          <w:b w:val="0"/>
+          <w:i w:val="0"/>
+          <w:color w:val="000000"/>
+          <w:sz w:val="24"/>
+        </w:rPr>
+        <w:hyperlink r:id="rId9" w:history="1">
+          <w:r>
+            <w:rPr>
+              <w:rStyle w:val="Hyperlink"/>
+            </w:rPr>
+            <w:t>KM</w:t>
+          </w:r>
+        </w:hyperlink>
+      </w:r>
+      <w:r>
+        <w:rPr>
+          <w:u w:val="single" w:color="0000ff"/>
+          <w:rFonts w:ascii="Charis SIL Regular" w:hAnsi="Charis SIL Regular" w:eastAsia="Charis SIL Regular"/>
+          <w:b w:val="0"/>
+          <w:i w:val="0"/>
+          <w:color w:val="000000"/>
+          <w:sz w:val="24"/>
+        </w:rPr>
+        <w:t>A</w:t>
       </w:r>
       <w:r>
         <w:rPr>
@@ -788,7 +817,14 @@
           <w:color w:val="000000"/>
           <w:sz w:val="24"/>
         </w:rPr>
-        <w:t>Volkenkundig M</w:t>
+        <w:hyperlink r:id="rId10" w:history="1">
+          <w:r>
+            <w:rPr>
+              <w:rStyle w:val="Hyperlink"/>
+            </w:rPr>
+            <w:t>Volkenkundig M</w:t>
+          </w:r>
+        </w:hyperlink>
       </w:r>
       <w:r>
         <w:rPr>
@@ -1663,7 +1699,7 @@
           <w:sz w:val="24"/>
           <w:u w:val="single"/>
         </w:rPr>
-        <w:hyperlink r:id="rId14" w:history="1">
+        <w:hyperlink r:id="rId13" w:history="1">
           <w:r>
             <w:rPr>
               <w:rStyle w:val="Hyperlink"/>
@@ -1680,7 +1716,14 @@
           <w:color w:val="000000"/>
           <w:sz w:val="24"/>
         </w:rPr>
-        <w:t xml:space="preserve">, </w:t>
+        <w:hyperlink r:id="rId13" w:history="1">
+          <w:r>
+            <w:rPr>
+              <w:rStyle w:val="Hyperlink"/>
+            </w:rPr>
+            <w:t xml:space="preserve">, </w:t>
+          </w:r>
+        </w:hyperlink>
       </w:r>
       <w:r>
         <w:rPr>
@@ -1691,7 +1734,7 @@
           <w:sz w:val="24"/>
           <w:u w:val="single"/>
         </w:rPr>
-        <w:hyperlink r:id="rId15" w:history="1">
+        <w:hyperlink r:id="rId13" w:history="1">
           <w:r>
             <w:rPr>
               <w:rStyle w:val="Hyperlink"/>
@@ -1720,7 +1763,7 @@
           <w:sz w:val="24"/>
           <w:u w:val="single"/>
         </w:rPr>
-        <w:hyperlink r:id="rId15" w:history="1">
+        <w:hyperlink r:id="rId13" w:history="1">
           <w:r>
             <w:rPr>
               <w:rStyle w:val="Hyperlink"/>
@@ -1738,7 +1781,7 @@
           <w:sz w:val="24"/>
           <w:u w:val="single"/>
         </w:rPr>
-        <w:hyperlink r:id="rId15" w:history="1">
+        <w:hyperlink r:id="rId13" w:history="1">
           <w:r>
             <w:rPr>
               <w:rStyle w:val="Hyperlink"/>
@@ -1836,7 +1879,7 @@
           <w:sz w:val="24"/>
           <w:u w:val="single"/>
         </w:rPr>
-        <w:hyperlink r:id="rId16" w:history="1">
+        <w:hyperlink r:id="rId15" w:history="1">
           <w:r>
             <w:rPr>
               <w:rStyle w:val="Hyperlink"/>
@@ -1854,7 +1897,7 @@
           <w:sz w:val="24"/>
           <w:u w:val="single"/>
         </w:rPr>
-        <w:hyperlink r:id="rId16" w:history="1">
+        <w:hyperlink r:id="rId15" w:history="1">
           <w:r>
             <w:rPr>
               <w:rStyle w:val="Hyperlink"/>
@@ -1872,7 +1915,7 @@
           <w:sz w:val="24"/>
           <w:u w:val="single"/>
         </w:rPr>
-        <w:hyperlink r:id="rId16" w:history="1">
+        <w:hyperlink r:id="rId15" w:history="1">
           <w:r>
             <w:rPr>
               <w:rStyle w:val="Hyperlink"/>
@@ -1890,7 +1933,7 @@
           <w:sz w:val="24"/>
           <w:u w:val="single"/>
         </w:rPr>
-        <w:hyperlink r:id="rId16" w:history="1">
+        <w:hyperlink r:id="rId15" w:history="1">
           <w:r>
             <w:rPr>
               <w:rStyle w:val="Hyperlink"/>
@@ -1918,7 +1961,7 @@
           <w:sz w:val="24"/>
           <w:u w:val="single"/>
         </w:rPr>
-        <w:hyperlink r:id="rId17" w:history="1">
+        <w:hyperlink r:id="rId16" w:history="1">
           <w:r>
             <w:rPr>
               <w:rStyle w:val="Hyperlink"/>
@@ -1936,7 +1979,7 @@
           <w:sz w:val="24"/>
           <w:u w:val="single"/>
         </w:rPr>
-        <w:hyperlink r:id="rId17" w:history="1">
+        <w:hyperlink r:id="rId16" w:history="1">
           <w:r>
             <w:rPr>
               <w:rStyle w:val="Hyperlink"/>
@@ -1954,7 +1997,7 @@
           <w:sz w:val="24"/>
           <w:u w:val="single"/>
         </w:rPr>
-        <w:hyperlink r:id="rId17" w:history="1">
+        <w:hyperlink r:id="rId16" w:history="1">
           <w:r>
             <w:rPr>
               <w:rStyle w:val="Hyperlink"/>
@@ -2121,7 +2164,7 @@
           <w:sz w:val="24"/>
           <w:u w:val="single"/>
         </w:rPr>
-        <w:hyperlink r:id="rId18" w:history="1">
+        <w:hyperlink r:id="rId17" w:history="1">
           <w:r>
             <w:rPr>
               <w:rStyle w:val="Hyperlink"/>
@@ -2139,7 +2182,7 @@
           <w:sz w:val="24"/>
           <w:u w:val="single"/>
         </w:rPr>
-        <w:hyperlink r:id="rId18" w:history="1">
+        <w:hyperlink r:id="rId17" w:history="1">
           <w:r>
             <w:rPr>
               <w:rStyle w:val="Hyperlink"/>
@@ -2157,7 +2200,7 @@
           <w:sz w:val="24"/>
           <w:u w:val="single"/>
         </w:rPr>
-        <w:hyperlink r:id="rId18" w:history="1">
+        <w:hyperlink r:id="rId17" w:history="1">
           <w:r>
             <w:rPr>
               <w:rStyle w:val="Hyperlink"/>
@@ -2175,7 +2218,7 @@
           <w:sz w:val="24"/>
           <w:u w:val="single"/>
         </w:rPr>
-        <w:hyperlink r:id="rId18" w:history="1">
+        <w:hyperlink r:id="rId17" w:history="1">
           <w:r>
             <w:rPr>
               <w:rStyle w:val="Hyperlink"/>
@@ -2193,7 +2236,7 @@
           <w:sz w:val="24"/>
           <w:u w:val="single"/>
         </w:rPr>
-        <w:hyperlink r:id="rId18" w:history="1">
+        <w:hyperlink r:id="rId17" w:history="1">
           <w:r>
             <w:rPr>
               <w:rStyle w:val="Hyperlink"/>
@@ -2211,7 +2254,7 @@
           <w:sz w:val="24"/>
           <w:u w:val="single"/>
         </w:rPr>
-        <w:hyperlink r:id="rId18" w:history="1">
+        <w:hyperlink r:id="rId17" w:history="1">
           <w:r>
             <w:rPr>
               <w:rStyle w:val="Hyperlink"/>
@@ -2229,7 +2272,7 @@
           <w:sz w:val="24"/>
           <w:u w:val="single"/>
         </w:rPr>
-        <w:hyperlink r:id="rId18" w:history="1">
+        <w:hyperlink r:id="rId17" w:history="1">
           <w:r>
             <w:rPr>
               <w:rStyle w:val="Hyperlink"/>
@@ -2247,7 +2290,7 @@
           <w:sz w:val="24"/>
           <w:u w:val="single"/>
         </w:rPr>
-        <w:hyperlink r:id="rId18" w:history="1">
+        <w:hyperlink r:id="rId17" w:history="1">
           <w:r>
             <w:rPr>
               <w:rStyle w:val="Hyperlink"/>
@@ -2265,7 +2308,7 @@
           <w:sz w:val="24"/>
           <w:u w:val="single"/>
         </w:rPr>
-        <w:hyperlink r:id="rId18" w:history="1">
+        <w:hyperlink r:id="rId17" w:history="1">
           <w:r>
             <w:rPr>
               <w:rStyle w:val="Hyperlink"/>
@@ -2283,7 +2326,7 @@
           <w:sz w:val="24"/>
           <w:u w:val="single"/>
         </w:rPr>
-        <w:hyperlink r:id="rId18" w:history="1">
+        <w:hyperlink r:id="rId17" w:history="1">
           <w:r>
             <w:rPr>
               <w:rStyle w:val="Hyperlink"/>
@@ -2301,7 +2344,7 @@
           <w:sz w:val="24"/>
           <w:u w:val="single"/>
         </w:rPr>
-        <w:hyperlink r:id="rId18" w:history="1">
+        <w:hyperlink r:id="rId17" w:history="1">
           <w:r>
             <w:rPr>
               <w:rStyle w:val="Hyperlink"/>
@@ -2319,7 +2362,7 @@
           <w:sz w:val="24"/>
           <w:u w:val="single"/>
         </w:rPr>
-        <w:hyperlink r:id="rId18" w:history="1">
+        <w:hyperlink r:id="rId17" w:history="1">
           <w:r>
             <w:rPr>
               <w:rStyle w:val="Hyperlink"/>
@@ -2337,7 +2380,7 @@
           <w:sz w:val="24"/>
           <w:u w:val="single"/>
         </w:rPr>
-        <w:hyperlink r:id="rId18" w:history="1">
+        <w:hyperlink r:id="rId17" w:history="1">
           <w:r>
             <w:rPr>
               <w:rStyle w:val="Hyperlink"/>
@@ -2355,7 +2398,7 @@
           <w:sz w:val="24"/>
           <w:u w:val="single"/>
         </w:rPr>
-        <w:hyperlink r:id="rId18" w:history="1">
+        <w:hyperlink r:id="rId17" w:history="1">
           <w:r>
             <w:rPr>
               <w:rStyle w:val="Hyperlink"/>
@@ -2373,7 +2416,7 @@
           <w:sz w:val="24"/>
           <w:u w:val="single"/>
         </w:rPr>
-        <w:hyperlink r:id="rId18" w:history="1">
+        <w:hyperlink r:id="rId17" w:history="1">
           <w:r>
             <w:rPr>
               <w:rStyle w:val="Hyperlink"/>
@@ -2534,7 +2577,7 @@
           <w:sz w:val="24"/>
           <w:u w:val="single"/>
         </w:rPr>
-        <w:hyperlink r:id="rId19" w:history="1">
+        <w:hyperlink r:id="rId18" w:history="1">
           <w:r>
             <w:rPr>
               <w:rStyle w:val="Hyperlink"/>
@@ -2552,7 +2595,7 @@
           <w:sz w:val="24"/>
           <w:u w:val="single"/>
         </w:rPr>
-        <w:hyperlink r:id="rId19" w:history="1">
+        <w:hyperlink r:id="rId18" w:history="1">
           <w:r>
             <w:rPr>
               <w:rStyle w:val="Hyperlink"/>
@@ -2570,7 +2613,7 @@
           <w:sz w:val="24"/>
           <w:u w:val="single"/>
         </w:rPr>
-        <w:hyperlink r:id="rId19" w:history="1">
+        <w:hyperlink r:id="rId18" w:history="1">
           <w:r>
             <w:rPr>
               <w:rStyle w:val="Hyperlink"/>
@@ -2588,7 +2631,7 @@
           <w:sz w:val="24"/>
           <w:u w:val="single"/>
         </w:rPr>
-        <w:hyperlink r:id="rId19" w:history="1">
+        <w:hyperlink r:id="rId18" w:history="1">
           <w:r>
             <w:rPr>
               <w:rStyle w:val="Hyperlink"/>
@@ -2606,7 +2649,7 @@
           <w:sz w:val="24"/>
           <w:u w:val="single"/>
         </w:rPr>
-        <w:hyperlink r:id="rId19" w:history="1">
+        <w:hyperlink r:id="rId18" w:history="1">
           <w:r>
             <w:rPr>
               <w:rStyle w:val="Hyperlink"/>
@@ -2627,7 +2670,7 @@
           <w:sz w:val="24"/>
           <w:u w:val="single"/>
         </w:rPr>
-        <w:hyperlink r:id="rId19" w:history="1">
+        <w:hyperlink r:id="rId18" w:history="1">
           <w:r>
             <w:rPr>
               <w:rStyle w:val="Hyperlink"/>
@@ -2645,7 +2688,7 @@
           <w:sz w:val="24"/>
           <w:u w:val="single"/>
         </w:rPr>
-        <w:hyperlink r:id="rId19" w:history="1">
+        <w:hyperlink r:id="rId18" w:history="1">
           <w:r>
             <w:rPr>
               <w:rStyle w:val="Hyperlink"/>
@@ -2663,7 +2706,7 @@
           <w:sz w:val="24"/>
           <w:u w:val="single"/>
         </w:rPr>
-        <w:hyperlink r:id="rId19" w:history="1">
+        <w:hyperlink r:id="rId18" w:history="1">
           <w:r>
             <w:rPr>
               <w:rStyle w:val="Hyperlink"/>
@@ -2681,7 +2724,7 @@
           <w:sz w:val="24"/>
           <w:u w:val="single"/>
         </w:rPr>
-        <w:hyperlink r:id="rId19" w:history="1">
+        <w:hyperlink r:id="rId18" w:history="1">
           <w:r>
             <w:rPr>
               <w:rStyle w:val="Hyperlink"/>
@@ -2699,7 +2742,7 @@
           <w:sz w:val="24"/>
           <w:u w:val="single"/>
         </w:rPr>
-        <w:hyperlink r:id="rId19" w:history="1">
+        <w:hyperlink r:id="rId18" w:history="1">
           <w:r>
             <w:rPr>
               <w:rStyle w:val="Hyperlink"/>
@@ -2847,7 +2890,7 @@
           <w:sz w:val="24"/>
           <w:u w:val="single"/>
         </w:rPr>
-        <w:hyperlink r:id="rId20" w:history="1">
+        <w:hyperlink r:id="rId19" w:history="1">
           <w:r>
             <w:rPr>
               <w:rStyle w:val="Hyperlink"/>
@@ -2865,7 +2908,7 @@
           <w:sz w:val="24"/>
           <w:u w:val="single"/>
         </w:rPr>
-        <w:hyperlink r:id="rId20" w:history="1">
+        <w:hyperlink r:id="rId19" w:history="1">
           <w:r>
             <w:rPr>
               <w:rStyle w:val="Hyperlink"/>
@@ -2883,7 +2926,7 @@
           <w:sz w:val="24"/>
           <w:u w:val="single"/>
         </w:rPr>
-        <w:hyperlink r:id="rId20" w:history="1">
+        <w:hyperlink r:id="rId19" w:history="1">
           <w:r>
             <w:rPr>
               <w:rStyle w:val="Hyperlink"/>
@@ -2901,7 +2944,7 @@
           <w:sz w:val="24"/>
           <w:u w:val="single"/>
         </w:rPr>
-        <w:hyperlink r:id="rId20" w:history="1">
+        <w:hyperlink r:id="rId19" w:history="1">
           <w:r>
             <w:rPr>
               <w:rStyle w:val="Hyperlink"/>
@@ -2919,7 +2962,7 @@
           <w:sz w:val="24"/>
           <w:u w:val="single"/>
         </w:rPr>
-        <w:hyperlink r:id="rId20" w:history="1">
+        <w:hyperlink r:id="rId19" w:history="1">
           <w:r>
             <w:rPr>
               <w:rStyle w:val="Hyperlink"/>
@@ -2937,7 +2980,7 @@
           <w:sz w:val="24"/>
           <w:u w:val="single"/>
         </w:rPr>
-        <w:hyperlink r:id="rId20" w:history="1">
+        <w:hyperlink r:id="rId19" w:history="1">
           <w:r>
             <w:rPr>
               <w:rStyle w:val="Hyperlink"/>
@@ -2955,7 +2998,7 @@
           <w:sz w:val="24"/>
           <w:u w:val="single"/>
         </w:rPr>
-        <w:hyperlink r:id="rId20" w:history="1">
+        <w:hyperlink r:id="rId19" w:history="1">
           <w:r>
             <w:rPr>
               <w:rStyle w:val="Hyperlink"/>
@@ -2973,7 +3016,7 @@
           <w:sz w:val="24"/>
           <w:u w:val="single"/>
         </w:rPr>
-        <w:hyperlink r:id="rId20" w:history="1">
+        <w:hyperlink r:id="rId19" w:history="1">
           <w:r>
             <w:rPr>
               <w:rStyle w:val="Hyperlink"/>
@@ -2991,7 +3034,7 @@
           <w:sz w:val="24"/>
           <w:u w:val="single"/>
         </w:rPr>
-        <w:hyperlink r:id="rId20" w:history="1">
+        <w:hyperlink r:id="rId19" w:history="1">
           <w:r>
             <w:rPr>
               <w:rStyle w:val="Hyperlink"/>

--- a/EXPORTS/DOCX/published/niveau3/English/HoofdcursusKampen.docx
+++ b/EXPORTS/DOCX/published/niveau3/English/HoofdcursusKampen.docx
@@ -532,90 +532,7 @@
           <w:color w:val="000000"/>
           <w:sz w:val="24"/>
         </w:rPr>
-        <w:t xml:space="preserve">information about the ethnographic collection of the </w:t>
-      </w:r>
-      <w:r>
-        <w:rPr>
-          <w:u w:val="single" w:color="0000ff"/>
-          <w:rFonts w:ascii="Charis SIL Regular" w:hAnsi="Charis SIL Regular" w:eastAsia="Charis SIL Regular"/>
-          <w:b w:val="0"/>
-          <w:i w:val="0"/>
-          <w:color w:val="000000"/>
-          <w:sz w:val="24"/>
-        </w:rPr>
-        <w:hyperlink r:id="rId9" w:history="1">
-          <w:r>
-            <w:rPr>
-              <w:rStyle w:val="Hyperlink"/>
-            </w:rPr>
-            <w:t>KM</w:t>
-          </w:r>
-        </w:hyperlink>
-      </w:r>
-      <w:r>
-        <w:rPr>
-          <w:u w:val="single" w:color="0000ff"/>
-          <w:rFonts w:ascii="Charis SIL Regular" w:hAnsi="Charis SIL Regular" w:eastAsia="Charis SIL Regular"/>
-          <w:b w:val="0"/>
-          <w:i w:val="0"/>
-          <w:color w:val="000000"/>
-          <w:sz w:val="24"/>
-        </w:rPr>
-        <w:t>A</w:t>
-      </w:r>
-      <w:r>
-        <w:rPr>
-          <w:u w:val="single" w:color="0000ff"/>
-          <w:rFonts w:ascii="Charis SIL Regular" w:hAnsi="Charis SIL Regular" w:eastAsia="Charis SIL Regular"/>
-          <w:b w:val="0"/>
-          <w:i w:val="0"/>
-          <w:color w:val="000000"/>
-          <w:sz w:val="24"/>
-        </w:rPr>
-        <w:hyperlink r:id="rId9" w:history="1">
-          <w:r>
-            <w:rPr>
-              <w:rStyle w:val="Hyperlink"/>
-            </w:rPr>
-            <w:t xml:space="preserve"> a</w:t>
-          </w:r>
-        </w:hyperlink>
-      </w:r>
-      <w:r>
-        <w:rPr>
-          <w:u w:val="single" w:color="0000ff"/>
-          <w:rFonts w:ascii="Charis SIL Regular" w:hAnsi="Charis SIL Regular" w:eastAsia="Charis SIL Regular"/>
-          <w:b w:val="0"/>
-          <w:i w:val="0"/>
-          <w:color w:val="000000"/>
-          <w:sz w:val="24"/>
-        </w:rPr>
-        <w:hyperlink r:id="rId9" w:history="1">
-          <w:r>
-            <w:rPr>
-              <w:rStyle w:val="Hyperlink"/>
-            </w:rPr>
-            <w:t>n</w:t>
-          </w:r>
-        </w:hyperlink>
-      </w:r>
-      <w:r>
-        <w:rPr>
-          <w:u w:val="single" w:color="0000ff"/>
-          <w:rFonts w:ascii="Charis SIL Regular" w:hAnsi="Charis SIL Regular" w:eastAsia="Charis SIL Regular"/>
-          <w:b w:val="0"/>
-          <w:i w:val="0"/>
-          <w:color w:val="000000"/>
-          <w:sz w:val="24"/>
-        </w:rPr>
-        <w:hyperlink r:id="rId9" w:history="1">
-          <w:r>
-            <w:rPr>
-              <w:rStyle w:val="Hyperlink"/>
-            </w:rPr>
-            <w:t>d the lat</w:t>
-          </w:r>
-        </w:hyperlink>
+        <w:t>information about the ethnographic collection of the KMA and the lat</w:t>
       </w:r>
       <w:r>
         <w:rPr>
@@ -1681,7 +1598,7 @@
           <w:sz w:val="24"/>
           <w:u w:val="single"/>
         </w:rPr>
-        <w:hyperlink r:id="rId14" w:history="1">
+        <w:hyperlink r:id="rId13" w:history="1">
           <w:r>
             <w:rPr>
               <w:rStyle w:val="Hyperlink"/>
@@ -1710,6 +1627,7 @@
       </w:r>
       <w:r>
         <w:rPr>
+          <w:u w:val="single" w:color="0000ff"/>
           <w:rFonts w:ascii="Charis SIL Regular" w:hAnsi="Charis SIL Regular" w:eastAsia="Charis SIL Regular"/>
           <w:b w:val="0"/>
           <w:i w:val="0"/>
@@ -1734,7 +1652,7 @@
           <w:sz w:val="24"/>
           <w:u w:val="single"/>
         </w:rPr>
-        <w:hyperlink r:id="rId13" w:history="1">
+        <w:hyperlink r:id="rId15" w:history="1">
           <w:r>
             <w:rPr>
               <w:rStyle w:val="Hyperlink"/>
@@ -1763,7 +1681,7 @@
           <w:sz w:val="24"/>
           <w:u w:val="single"/>
         </w:rPr>
-        <w:hyperlink r:id="rId13" w:history="1">
+        <w:hyperlink r:id="rId15" w:history="1">
           <w:r>
             <w:rPr>
               <w:rStyle w:val="Hyperlink"/>
@@ -1781,7 +1699,7 @@
           <w:sz w:val="24"/>
           <w:u w:val="single"/>
         </w:rPr>
-        <w:hyperlink r:id="rId13" w:history="1">
+        <w:hyperlink r:id="rId15" w:history="1">
           <w:r>
             <w:rPr>
               <w:rStyle w:val="Hyperlink"/>
@@ -1879,7 +1797,7 @@
           <w:sz w:val="24"/>
           <w:u w:val="single"/>
         </w:rPr>
-        <w:hyperlink r:id="rId15" w:history="1">
+        <w:hyperlink r:id="rId16" w:history="1">
           <w:r>
             <w:rPr>
               <w:rStyle w:val="Hyperlink"/>
@@ -1897,7 +1815,7 @@
           <w:sz w:val="24"/>
           <w:u w:val="single"/>
         </w:rPr>
-        <w:hyperlink r:id="rId15" w:history="1">
+        <w:hyperlink r:id="rId16" w:history="1">
           <w:r>
             <w:rPr>
               <w:rStyle w:val="Hyperlink"/>
@@ -1915,7 +1833,7 @@
           <w:sz w:val="24"/>
           <w:u w:val="single"/>
         </w:rPr>
-        <w:hyperlink r:id="rId15" w:history="1">
+        <w:hyperlink r:id="rId16" w:history="1">
           <w:r>
             <w:rPr>
               <w:rStyle w:val="Hyperlink"/>
@@ -1933,7 +1851,7 @@
           <w:sz w:val="24"/>
           <w:u w:val="single"/>
         </w:rPr>
-        <w:hyperlink r:id="rId15" w:history="1">
+        <w:hyperlink r:id="rId16" w:history="1">
           <w:r>
             <w:rPr>
               <w:rStyle w:val="Hyperlink"/>
@@ -1961,7 +1879,7 @@
           <w:sz w:val="24"/>
           <w:u w:val="single"/>
         </w:rPr>
-        <w:hyperlink r:id="rId16" w:history="1">
+        <w:hyperlink r:id="rId17" w:history="1">
           <w:r>
             <w:rPr>
               <w:rStyle w:val="Hyperlink"/>
@@ -2164,7 +2082,7 @@
           <w:sz w:val="24"/>
           <w:u w:val="single"/>
         </w:rPr>
-        <w:hyperlink r:id="rId17" w:history="1">
+        <w:hyperlink r:id="rId18" w:history="1">
           <w:r>
             <w:rPr>
               <w:rStyle w:val="Hyperlink"/>
@@ -2182,7 +2100,7 @@
           <w:sz w:val="24"/>
           <w:u w:val="single"/>
         </w:rPr>
-        <w:hyperlink r:id="rId17" w:history="1">
+        <w:hyperlink r:id="rId18" w:history="1">
           <w:r>
             <w:rPr>
               <w:rStyle w:val="Hyperlink"/>
@@ -2200,7 +2118,7 @@
           <w:sz w:val="24"/>
           <w:u w:val="single"/>
         </w:rPr>
-        <w:hyperlink r:id="rId17" w:history="1">
+        <w:hyperlink r:id="rId18" w:history="1">
           <w:r>
             <w:rPr>
               <w:rStyle w:val="Hyperlink"/>
@@ -2218,7 +2136,7 @@
           <w:sz w:val="24"/>
           <w:u w:val="single"/>
         </w:rPr>
-        <w:hyperlink r:id="rId17" w:history="1">
+        <w:hyperlink r:id="rId18" w:history="1">
           <w:r>
             <w:rPr>
               <w:rStyle w:val="Hyperlink"/>
@@ -2236,7 +2154,7 @@
           <w:sz w:val="24"/>
           <w:u w:val="single"/>
         </w:rPr>
-        <w:hyperlink r:id="rId17" w:history="1">
+        <w:hyperlink r:id="rId18" w:history="1">
           <w:r>
             <w:rPr>
               <w:rStyle w:val="Hyperlink"/>
@@ -2254,7 +2172,7 @@
           <w:sz w:val="24"/>
           <w:u w:val="single"/>
         </w:rPr>
-        <w:hyperlink r:id="rId17" w:history="1">
+        <w:hyperlink r:id="rId18" w:history="1">
           <w:r>
             <w:rPr>
               <w:rStyle w:val="Hyperlink"/>
@@ -2272,7 +2190,7 @@
           <w:sz w:val="24"/>
           <w:u w:val="single"/>
         </w:rPr>
-        <w:hyperlink r:id="rId17" w:history="1">
+        <w:hyperlink r:id="rId18" w:history="1">
           <w:r>
             <w:rPr>
               <w:rStyle w:val="Hyperlink"/>
@@ -2290,7 +2208,7 @@
           <w:sz w:val="24"/>
           <w:u w:val="single"/>
         </w:rPr>
-        <w:hyperlink r:id="rId17" w:history="1">
+        <w:hyperlink r:id="rId18" w:history="1">
           <w:r>
             <w:rPr>
               <w:rStyle w:val="Hyperlink"/>
@@ -2308,7 +2226,7 @@
           <w:sz w:val="24"/>
           <w:u w:val="single"/>
         </w:rPr>
-        <w:hyperlink r:id="rId17" w:history="1">
+        <w:hyperlink r:id="rId18" w:history="1">
           <w:r>
             <w:rPr>
               <w:rStyle w:val="Hyperlink"/>
@@ -2326,7 +2244,7 @@
           <w:sz w:val="24"/>
           <w:u w:val="single"/>
         </w:rPr>
-        <w:hyperlink r:id="rId17" w:history="1">
+        <w:hyperlink r:id="rId18" w:history="1">
           <w:r>
             <w:rPr>
               <w:rStyle w:val="Hyperlink"/>
@@ -2344,7 +2262,7 @@
           <w:sz w:val="24"/>
           <w:u w:val="single"/>
         </w:rPr>
-        <w:hyperlink r:id="rId17" w:history="1">
+        <w:hyperlink r:id="rId18" w:history="1">
           <w:r>
             <w:rPr>
               <w:rStyle w:val="Hyperlink"/>
@@ -2362,7 +2280,7 @@
           <w:sz w:val="24"/>
           <w:u w:val="single"/>
         </w:rPr>
-        <w:hyperlink r:id="rId17" w:history="1">
+        <w:hyperlink r:id="rId18" w:history="1">
           <w:r>
             <w:rPr>
               <w:rStyle w:val="Hyperlink"/>
@@ -2380,7 +2298,7 @@
           <w:sz w:val="24"/>
           <w:u w:val="single"/>
         </w:rPr>
-        <w:hyperlink r:id="rId17" w:history="1">
+        <w:hyperlink r:id="rId18" w:history="1">
           <w:r>
             <w:rPr>
               <w:rStyle w:val="Hyperlink"/>
@@ -2398,7 +2316,7 @@
           <w:sz w:val="24"/>
           <w:u w:val="single"/>
         </w:rPr>
-        <w:hyperlink r:id="rId17" w:history="1">
+        <w:hyperlink r:id="rId18" w:history="1">
           <w:r>
             <w:rPr>
               <w:rStyle w:val="Hyperlink"/>
@@ -2416,7 +2334,7 @@
           <w:sz w:val="24"/>
           <w:u w:val="single"/>
         </w:rPr>
-        <w:hyperlink r:id="rId17" w:history="1">
+        <w:hyperlink r:id="rId18" w:history="1">
           <w:r>
             <w:rPr>
               <w:rStyle w:val="Hyperlink"/>
@@ -2577,7 +2495,7 @@
           <w:sz w:val="24"/>
           <w:u w:val="single"/>
         </w:rPr>
-        <w:hyperlink r:id="rId18" w:history="1">
+        <w:hyperlink r:id="rId19" w:history="1">
           <w:r>
             <w:rPr>
               <w:rStyle w:val="Hyperlink"/>
@@ -2595,7 +2513,7 @@
           <w:sz w:val="24"/>
           <w:u w:val="single"/>
         </w:rPr>
-        <w:hyperlink r:id="rId18" w:history="1">
+        <w:hyperlink r:id="rId19" w:history="1">
           <w:r>
             <w:rPr>
               <w:rStyle w:val="Hyperlink"/>
@@ -2613,7 +2531,7 @@
           <w:sz w:val="24"/>
           <w:u w:val="single"/>
         </w:rPr>
-        <w:hyperlink r:id="rId18" w:history="1">
+        <w:hyperlink r:id="rId19" w:history="1">
           <w:r>
             <w:rPr>
               <w:rStyle w:val="Hyperlink"/>
@@ -2631,7 +2549,7 @@
           <w:sz w:val="24"/>
           <w:u w:val="single"/>
         </w:rPr>
-        <w:hyperlink r:id="rId18" w:history="1">
+        <w:hyperlink r:id="rId19" w:history="1">
           <w:r>
             <w:rPr>
               <w:rStyle w:val="Hyperlink"/>
@@ -2649,7 +2567,7 @@
           <w:sz w:val="24"/>
           <w:u w:val="single"/>
         </w:rPr>
-        <w:hyperlink r:id="rId18" w:history="1">
+        <w:hyperlink r:id="rId19" w:history="1">
           <w:r>
             <w:rPr>
               <w:rStyle w:val="Hyperlink"/>
@@ -2670,7 +2588,7 @@
           <w:sz w:val="24"/>
           <w:u w:val="single"/>
         </w:rPr>
-        <w:hyperlink r:id="rId18" w:history="1">
+        <w:hyperlink r:id="rId19" w:history="1">
           <w:r>
             <w:rPr>
               <w:rStyle w:val="Hyperlink"/>
@@ -2688,7 +2606,7 @@
           <w:sz w:val="24"/>
           <w:u w:val="single"/>
         </w:rPr>
-        <w:hyperlink r:id="rId18" w:history="1">
+        <w:hyperlink r:id="rId19" w:history="1">
           <w:r>
             <w:rPr>
               <w:rStyle w:val="Hyperlink"/>
@@ -2706,7 +2624,7 @@
           <w:sz w:val="24"/>
           <w:u w:val="single"/>
         </w:rPr>
-        <w:hyperlink r:id="rId18" w:history="1">
+        <w:hyperlink r:id="rId19" w:history="1">
           <w:r>
             <w:rPr>
               <w:rStyle w:val="Hyperlink"/>
@@ -2724,7 +2642,7 @@
           <w:sz w:val="24"/>
           <w:u w:val="single"/>
         </w:rPr>
-        <w:hyperlink r:id="rId18" w:history="1">
+        <w:hyperlink r:id="rId19" w:history="1">
           <w:r>
             <w:rPr>
               <w:rStyle w:val="Hyperlink"/>
@@ -2742,7 +2660,7 @@
           <w:sz w:val="24"/>
           <w:u w:val="single"/>
         </w:rPr>
-        <w:hyperlink r:id="rId18" w:history="1">
+        <w:hyperlink r:id="rId19" w:history="1">
           <w:r>
             <w:rPr>
               <w:rStyle w:val="Hyperlink"/>
@@ -2890,7 +2808,7 @@
           <w:sz w:val="24"/>
           <w:u w:val="single"/>
         </w:rPr>
-        <w:hyperlink r:id="rId19" w:history="1">
+        <w:hyperlink r:id="rId20" w:history="1">
           <w:r>
             <w:rPr>
               <w:rStyle w:val="Hyperlink"/>
@@ -2908,7 +2826,7 @@
           <w:sz w:val="24"/>
           <w:u w:val="single"/>
         </w:rPr>
-        <w:hyperlink r:id="rId19" w:history="1">
+        <w:hyperlink r:id="rId20" w:history="1">
           <w:r>
             <w:rPr>
               <w:rStyle w:val="Hyperlink"/>
@@ -2926,7 +2844,7 @@
           <w:sz w:val="24"/>
           <w:u w:val="single"/>
         </w:rPr>
-        <w:hyperlink r:id="rId19" w:history="1">
+        <w:hyperlink r:id="rId20" w:history="1">
           <w:r>
             <w:rPr>
               <w:rStyle w:val="Hyperlink"/>
@@ -2944,7 +2862,7 @@
           <w:sz w:val="24"/>
           <w:u w:val="single"/>
         </w:rPr>
-        <w:hyperlink r:id="rId19" w:history="1">
+        <w:hyperlink r:id="rId20" w:history="1">
           <w:r>
             <w:rPr>
               <w:rStyle w:val="Hyperlink"/>
@@ -2962,7 +2880,7 @@
           <w:sz w:val="24"/>
           <w:u w:val="single"/>
         </w:rPr>
-        <w:hyperlink r:id="rId19" w:history="1">
+        <w:hyperlink r:id="rId20" w:history="1">
           <w:r>
             <w:rPr>
               <w:rStyle w:val="Hyperlink"/>
@@ -2980,7 +2898,7 @@
           <w:sz w:val="24"/>
           <w:u w:val="single"/>
         </w:rPr>
-        <w:hyperlink r:id="rId19" w:history="1">
+        <w:hyperlink r:id="rId20" w:history="1">
           <w:r>
             <w:rPr>
               <w:rStyle w:val="Hyperlink"/>
@@ -2998,7 +2916,7 @@
           <w:sz w:val="24"/>
           <w:u w:val="single"/>
         </w:rPr>
-        <w:hyperlink r:id="rId19" w:history="1">
+        <w:hyperlink r:id="rId20" w:history="1">
           <w:r>
             <w:rPr>
               <w:rStyle w:val="Hyperlink"/>
@@ -3016,7 +2934,7 @@
           <w:sz w:val="24"/>
           <w:u w:val="single"/>
         </w:rPr>
-        <w:hyperlink r:id="rId19" w:history="1">
+        <w:hyperlink r:id="rId20" w:history="1">
           <w:r>
             <w:rPr>
               <w:rStyle w:val="Hyperlink"/>
@@ -3034,7 +2952,7 @@
           <w:sz w:val="24"/>
           <w:u w:val="single"/>
         </w:rPr>
-        <w:hyperlink r:id="rId19" w:history="1">
+        <w:hyperlink r:id="rId20" w:history="1">
           <w:r>
             <w:rPr>
               <w:rStyle w:val="Hyperlink"/>

--- a/EXPORTS/DOCX/published/niveau3/English/HoofdcursusKampen.docx
+++ b/EXPORTS/DOCX/published/niveau3/English/HoofdcursusKampen.docx
@@ -532,7 +532,90 @@
           <w:color w:val="000000"/>
           <w:sz w:val="24"/>
         </w:rPr>
-        <w:t>information about the ethnographic collection of the KMA and the lat</w:t>
+        <w:t xml:space="preserve">information about the ethnographic collection of the </w:t>
+      </w:r>
+      <w:r>
+        <w:rPr>
+          <w:u w:val="single" w:color="0000ff"/>
+          <w:rFonts w:ascii="Charis SIL Regular" w:hAnsi="Charis SIL Regular" w:eastAsia="Charis SIL Regular"/>
+          <w:b w:val="0"/>
+          <w:i w:val="0"/>
+          <w:color w:val="000000"/>
+          <w:sz w:val="24"/>
+        </w:rPr>
+        <w:hyperlink r:id="rId9" w:history="1">
+          <w:r>
+            <w:rPr>
+              <w:rStyle w:val="Hyperlink"/>
+            </w:rPr>
+            <w:t>KM</w:t>
+          </w:r>
+        </w:hyperlink>
+      </w:r>
+      <w:r>
+        <w:rPr>
+          <w:u w:val="single" w:color="0000ff"/>
+          <w:rFonts w:ascii="Charis SIL Regular" w:hAnsi="Charis SIL Regular" w:eastAsia="Charis SIL Regular"/>
+          <w:b w:val="0"/>
+          <w:i w:val="0"/>
+          <w:color w:val="000000"/>
+          <w:sz w:val="24"/>
+        </w:rPr>
+        <w:t>A</w:t>
+      </w:r>
+      <w:r>
+        <w:rPr>
+          <w:u w:val="single" w:color="0000ff"/>
+          <w:rFonts w:ascii="Charis SIL Regular" w:hAnsi="Charis SIL Regular" w:eastAsia="Charis SIL Regular"/>
+          <w:b w:val="0"/>
+          <w:i w:val="0"/>
+          <w:color w:val="000000"/>
+          <w:sz w:val="24"/>
+        </w:rPr>
+        <w:hyperlink r:id="rId9" w:history="1">
+          <w:r>
+            <w:rPr>
+              <w:rStyle w:val="Hyperlink"/>
+            </w:rPr>
+            <w:t xml:space="preserve"> a</w:t>
+          </w:r>
+        </w:hyperlink>
+      </w:r>
+      <w:r>
+        <w:rPr>
+          <w:u w:val="single" w:color="0000ff"/>
+          <w:rFonts w:ascii="Charis SIL Regular" w:hAnsi="Charis SIL Regular" w:eastAsia="Charis SIL Regular"/>
+          <w:b w:val="0"/>
+          <w:i w:val="0"/>
+          <w:color w:val="000000"/>
+          <w:sz w:val="24"/>
+        </w:rPr>
+        <w:hyperlink r:id="rId9" w:history="1">
+          <w:r>
+            <w:rPr>
+              <w:rStyle w:val="Hyperlink"/>
+            </w:rPr>
+            <w:t>n</w:t>
+          </w:r>
+        </w:hyperlink>
+      </w:r>
+      <w:r>
+        <w:rPr>
+          <w:u w:val="single" w:color="0000ff"/>
+          <w:rFonts w:ascii="Charis SIL Regular" w:hAnsi="Charis SIL Regular" w:eastAsia="Charis SIL Regular"/>
+          <w:b w:val="0"/>
+          <w:i w:val="0"/>
+          <w:color w:val="000000"/>
+          <w:sz w:val="24"/>
+        </w:rPr>
+        <w:hyperlink r:id="rId9" w:history="1">
+          <w:r>
+            <w:rPr>
+              <w:rStyle w:val="Hyperlink"/>
+            </w:rPr>
+            <w:t>d the lat</w:t>
+          </w:r>
+        </w:hyperlink>
       </w:r>
       <w:r>
         <w:rPr>
@@ -1598,7 +1681,7 @@
           <w:sz w:val="24"/>
           <w:u w:val="single"/>
         </w:rPr>
-        <w:hyperlink r:id="rId13" w:history="1">
+        <w:hyperlink r:id="rId14" w:history="1">
           <w:r>
             <w:rPr>
               <w:rStyle w:val="Hyperlink"/>
@@ -1627,7 +1710,6 @@
       </w:r>
       <w:r>
         <w:rPr>
-          <w:u w:val="single" w:color="0000ff"/>
           <w:rFonts w:ascii="Charis SIL Regular" w:hAnsi="Charis SIL Regular" w:eastAsia="Charis SIL Regular"/>
           <w:b w:val="0"/>
           <w:i w:val="0"/>
@@ -1652,7 +1734,7 @@
           <w:sz w:val="24"/>
           <w:u w:val="single"/>
         </w:rPr>
-        <w:hyperlink r:id="rId15" w:history="1">
+        <w:hyperlink r:id="rId13" w:history="1">
           <w:r>
             <w:rPr>
               <w:rStyle w:val="Hyperlink"/>
@@ -1681,7 +1763,7 @@
           <w:sz w:val="24"/>
           <w:u w:val="single"/>
         </w:rPr>
-        <w:hyperlink r:id="rId15" w:history="1">
+        <w:hyperlink r:id="rId13" w:history="1">
           <w:r>
             <w:rPr>
               <w:rStyle w:val="Hyperlink"/>
@@ -1699,7 +1781,7 @@
           <w:sz w:val="24"/>
           <w:u w:val="single"/>
         </w:rPr>
-        <w:hyperlink r:id="rId15" w:history="1">
+        <w:hyperlink r:id="rId13" w:history="1">
           <w:r>
             <w:rPr>
               <w:rStyle w:val="Hyperlink"/>
@@ -1797,7 +1879,7 @@
           <w:sz w:val="24"/>
           <w:u w:val="single"/>
         </w:rPr>
-        <w:hyperlink r:id="rId16" w:history="1">
+        <w:hyperlink r:id="rId15" w:history="1">
           <w:r>
             <w:rPr>
               <w:rStyle w:val="Hyperlink"/>
@@ -1815,7 +1897,7 @@
           <w:sz w:val="24"/>
           <w:u w:val="single"/>
         </w:rPr>
-        <w:hyperlink r:id="rId16" w:history="1">
+        <w:hyperlink r:id="rId15" w:history="1">
           <w:r>
             <w:rPr>
               <w:rStyle w:val="Hyperlink"/>
@@ -1833,7 +1915,7 @@
           <w:sz w:val="24"/>
           <w:u w:val="single"/>
         </w:rPr>
-        <w:hyperlink r:id="rId16" w:history="1">
+        <w:hyperlink r:id="rId15" w:history="1">
           <w:r>
             <w:rPr>
               <w:rStyle w:val="Hyperlink"/>
@@ -1851,7 +1933,7 @@
           <w:sz w:val="24"/>
           <w:u w:val="single"/>
         </w:rPr>
-        <w:hyperlink r:id="rId16" w:history="1">
+        <w:hyperlink r:id="rId15" w:history="1">
           <w:r>
             <w:rPr>
               <w:rStyle w:val="Hyperlink"/>
@@ -1879,7 +1961,7 @@
           <w:sz w:val="24"/>
           <w:u w:val="single"/>
         </w:rPr>
-        <w:hyperlink r:id="rId17" w:history="1">
+        <w:hyperlink r:id="rId16" w:history="1">
           <w:r>
             <w:rPr>
               <w:rStyle w:val="Hyperlink"/>
@@ -2082,7 +2164,7 @@
           <w:sz w:val="24"/>
           <w:u w:val="single"/>
         </w:rPr>
-        <w:hyperlink r:id="rId18" w:history="1">
+        <w:hyperlink r:id="rId17" w:history="1">
           <w:r>
             <w:rPr>
               <w:rStyle w:val="Hyperlink"/>
@@ -2100,7 +2182,7 @@
           <w:sz w:val="24"/>
           <w:u w:val="single"/>
         </w:rPr>
-        <w:hyperlink r:id="rId18" w:history="1">
+        <w:hyperlink r:id="rId17" w:history="1">
           <w:r>
             <w:rPr>
               <w:rStyle w:val="Hyperlink"/>
@@ -2118,7 +2200,7 @@
           <w:sz w:val="24"/>
           <w:u w:val="single"/>
         </w:rPr>
-        <w:hyperlink r:id="rId18" w:history="1">
+        <w:hyperlink r:id="rId17" w:history="1">
           <w:r>
             <w:rPr>
               <w:rStyle w:val="Hyperlink"/>
@@ -2136,7 +2218,7 @@
           <w:sz w:val="24"/>
           <w:u w:val="single"/>
         </w:rPr>
-        <w:hyperlink r:id="rId18" w:history="1">
+        <w:hyperlink r:id="rId17" w:history="1">
           <w:r>
             <w:rPr>
               <w:rStyle w:val="Hyperlink"/>
@@ -2154,7 +2236,7 @@
           <w:sz w:val="24"/>
           <w:u w:val="single"/>
         </w:rPr>
-        <w:hyperlink r:id="rId18" w:history="1">
+        <w:hyperlink r:id="rId17" w:history="1">
           <w:r>
             <w:rPr>
               <w:rStyle w:val="Hyperlink"/>
@@ -2172,7 +2254,7 @@
           <w:sz w:val="24"/>
           <w:u w:val="single"/>
         </w:rPr>
-        <w:hyperlink r:id="rId18" w:history="1">
+        <w:hyperlink r:id="rId17" w:history="1">
           <w:r>
             <w:rPr>
               <w:rStyle w:val="Hyperlink"/>
@@ -2190,7 +2272,7 @@
           <w:sz w:val="24"/>
           <w:u w:val="single"/>
         </w:rPr>
-        <w:hyperlink r:id="rId18" w:history="1">
+        <w:hyperlink r:id="rId17" w:history="1">
           <w:r>
             <w:rPr>
               <w:rStyle w:val="Hyperlink"/>
@@ -2208,7 +2290,7 @@
           <w:sz w:val="24"/>
           <w:u w:val="single"/>
         </w:rPr>
-        <w:hyperlink r:id="rId18" w:history="1">
+        <w:hyperlink r:id="rId17" w:history="1">
           <w:r>
             <w:rPr>
               <w:rStyle w:val="Hyperlink"/>
@@ -2226,7 +2308,7 @@
           <w:sz w:val="24"/>
           <w:u w:val="single"/>
         </w:rPr>
-        <w:hyperlink r:id="rId18" w:history="1">
+        <w:hyperlink r:id="rId17" w:history="1">
           <w:r>
             <w:rPr>
               <w:rStyle w:val="Hyperlink"/>
@@ -2244,7 +2326,7 @@
           <w:sz w:val="24"/>
           <w:u w:val="single"/>
         </w:rPr>
-        <w:hyperlink r:id="rId18" w:history="1">
+        <w:hyperlink r:id="rId17" w:history="1">
           <w:r>
             <w:rPr>
               <w:rStyle w:val="Hyperlink"/>
@@ -2262,7 +2344,7 @@
           <w:sz w:val="24"/>
           <w:u w:val="single"/>
         </w:rPr>
-        <w:hyperlink r:id="rId18" w:history="1">
+        <w:hyperlink r:id="rId17" w:history="1">
           <w:r>
             <w:rPr>
               <w:rStyle w:val="Hyperlink"/>
@@ -2280,7 +2362,7 @@
           <w:sz w:val="24"/>
           <w:u w:val="single"/>
         </w:rPr>
-        <w:hyperlink r:id="rId18" w:history="1">
+        <w:hyperlink r:id="rId17" w:history="1">
           <w:r>
             <w:rPr>
               <w:rStyle w:val="Hyperlink"/>
@@ -2298,7 +2380,7 @@
           <w:sz w:val="24"/>
           <w:u w:val="single"/>
         </w:rPr>
-        <w:hyperlink r:id="rId18" w:history="1">
+        <w:hyperlink r:id="rId17" w:history="1">
           <w:r>
             <w:rPr>
               <w:rStyle w:val="Hyperlink"/>
@@ -2316,7 +2398,7 @@
           <w:sz w:val="24"/>
           <w:u w:val="single"/>
         </w:rPr>
-        <w:hyperlink r:id="rId18" w:history="1">
+        <w:hyperlink r:id="rId17" w:history="1">
           <w:r>
             <w:rPr>
               <w:rStyle w:val="Hyperlink"/>
@@ -2334,7 +2416,7 @@
           <w:sz w:val="24"/>
           <w:u w:val="single"/>
         </w:rPr>
-        <w:hyperlink r:id="rId18" w:history="1">
+        <w:hyperlink r:id="rId17" w:history="1">
           <w:r>
             <w:rPr>
               <w:rStyle w:val="Hyperlink"/>
@@ -2495,7 +2577,7 @@
           <w:sz w:val="24"/>
           <w:u w:val="single"/>
         </w:rPr>
-        <w:hyperlink r:id="rId19" w:history="1">
+        <w:hyperlink r:id="rId18" w:history="1">
           <w:r>
             <w:rPr>
               <w:rStyle w:val="Hyperlink"/>
@@ -2513,7 +2595,7 @@
           <w:sz w:val="24"/>
           <w:u w:val="single"/>
         </w:rPr>
-        <w:hyperlink r:id="rId19" w:history="1">
+        <w:hyperlink r:id="rId18" w:history="1">
           <w:r>
             <w:rPr>
               <w:rStyle w:val="Hyperlink"/>
@@ -2531,7 +2613,7 @@
           <w:sz w:val="24"/>
           <w:u w:val="single"/>
         </w:rPr>
-        <w:hyperlink r:id="rId19" w:history="1">
+        <w:hyperlink r:id="rId18" w:history="1">
           <w:r>
             <w:rPr>
               <w:rStyle w:val="Hyperlink"/>
@@ -2549,7 +2631,7 @@
           <w:sz w:val="24"/>
           <w:u w:val="single"/>
         </w:rPr>
-        <w:hyperlink r:id="rId19" w:history="1">
+        <w:hyperlink r:id="rId18" w:history="1">
           <w:r>
             <w:rPr>
               <w:rStyle w:val="Hyperlink"/>
@@ -2567,7 +2649,7 @@
           <w:sz w:val="24"/>
           <w:u w:val="single"/>
         </w:rPr>
-        <w:hyperlink r:id="rId19" w:history="1">
+        <w:hyperlink r:id="rId18" w:history="1">
           <w:r>
             <w:rPr>
               <w:rStyle w:val="Hyperlink"/>
@@ -2588,7 +2670,7 @@
           <w:sz w:val="24"/>
           <w:u w:val="single"/>
         </w:rPr>
-        <w:hyperlink r:id="rId19" w:history="1">
+        <w:hyperlink r:id="rId18" w:history="1">
           <w:r>
             <w:rPr>
               <w:rStyle w:val="Hyperlink"/>
@@ -2606,7 +2688,7 @@
           <w:sz w:val="24"/>
           <w:u w:val="single"/>
         </w:rPr>
-        <w:hyperlink r:id="rId19" w:history="1">
+        <w:hyperlink r:id="rId18" w:history="1">
           <w:r>
             <w:rPr>
               <w:rStyle w:val="Hyperlink"/>
@@ -2624,7 +2706,7 @@
           <w:sz w:val="24"/>
           <w:u w:val="single"/>
         </w:rPr>
-        <w:hyperlink r:id="rId19" w:history="1">
+        <w:hyperlink r:id="rId18" w:history="1">
           <w:r>
             <w:rPr>
               <w:rStyle w:val="Hyperlink"/>
@@ -2642,7 +2724,7 @@
           <w:sz w:val="24"/>
           <w:u w:val="single"/>
         </w:rPr>
-        <w:hyperlink r:id="rId19" w:history="1">
+        <w:hyperlink r:id="rId18" w:history="1">
           <w:r>
             <w:rPr>
               <w:rStyle w:val="Hyperlink"/>
@@ -2660,7 +2742,7 @@
           <w:sz w:val="24"/>
           <w:u w:val="single"/>
         </w:rPr>
-        <w:hyperlink r:id="rId19" w:history="1">
+        <w:hyperlink r:id="rId18" w:history="1">
           <w:r>
             <w:rPr>
               <w:rStyle w:val="Hyperlink"/>
@@ -2808,7 +2890,7 @@
           <w:sz w:val="24"/>
           <w:u w:val="single"/>
         </w:rPr>
-        <w:hyperlink r:id="rId20" w:history="1">
+        <w:hyperlink r:id="rId19" w:history="1">
           <w:r>
             <w:rPr>
               <w:rStyle w:val="Hyperlink"/>
@@ -2826,7 +2908,7 @@
           <w:sz w:val="24"/>
           <w:u w:val="single"/>
         </w:rPr>
-        <w:hyperlink r:id="rId20" w:history="1">
+        <w:hyperlink r:id="rId19" w:history="1">
           <w:r>
             <w:rPr>
               <w:rStyle w:val="Hyperlink"/>
@@ -2844,7 +2926,7 @@
           <w:sz w:val="24"/>
           <w:u w:val="single"/>
         </w:rPr>
-        <w:hyperlink r:id="rId20" w:history="1">
+        <w:hyperlink r:id="rId19" w:history="1">
           <w:r>
             <w:rPr>
               <w:rStyle w:val="Hyperlink"/>
@@ -2862,7 +2944,7 @@
           <w:sz w:val="24"/>
           <w:u w:val="single"/>
         </w:rPr>
-        <w:hyperlink r:id="rId20" w:history="1">
+        <w:hyperlink r:id="rId19" w:history="1">
           <w:r>
             <w:rPr>
               <w:rStyle w:val="Hyperlink"/>
@@ -2880,7 +2962,7 @@
           <w:sz w:val="24"/>
           <w:u w:val="single"/>
         </w:rPr>
-        <w:hyperlink r:id="rId20" w:history="1">
+        <w:hyperlink r:id="rId19" w:history="1">
           <w:r>
             <w:rPr>
               <w:rStyle w:val="Hyperlink"/>
@@ -2898,7 +2980,7 @@
           <w:sz w:val="24"/>
           <w:u w:val="single"/>
         </w:rPr>
-        <w:hyperlink r:id="rId20" w:history="1">
+        <w:hyperlink r:id="rId19" w:history="1">
           <w:r>
             <w:rPr>
               <w:rStyle w:val="Hyperlink"/>
@@ -2916,7 +2998,7 @@
           <w:sz w:val="24"/>
           <w:u w:val="single"/>
         </w:rPr>
-        <w:hyperlink r:id="rId20" w:history="1">
+        <w:hyperlink r:id="rId19" w:history="1">
           <w:r>
             <w:rPr>
               <w:rStyle w:val="Hyperlink"/>
@@ -2934,7 +3016,7 @@
           <w:sz w:val="24"/>
           <w:u w:val="single"/>
         </w:rPr>
-        <w:hyperlink r:id="rId20" w:history="1">
+        <w:hyperlink r:id="rId19" w:history="1">
           <w:r>
             <w:rPr>
               <w:rStyle w:val="Hyperlink"/>
@@ -2952,7 +3034,7 @@
           <w:sz w:val="24"/>
           <w:u w:val="single"/>
         </w:rPr>
-        <w:hyperlink r:id="rId20" w:history="1">
+        <w:hyperlink r:id="rId19" w:history="1">
           <w:r>
             <w:rPr>
               <w:rStyle w:val="Hyperlink"/>

--- a/EXPORTS/DOCX/published/niveau3/English/HoofdcursusKampen.docx
+++ b/EXPORTS/DOCX/published/niveau3/English/HoofdcursusKampen.docx
@@ -583,39 +583,13 @@
       </w:r>
       <w:r>
         <w:rPr>
-          <w:u w:val="single" w:color="0000ff"/>
           <w:rFonts w:ascii="Charis SIL Regular" w:hAnsi="Charis SIL Regular" w:eastAsia="Charis SIL Regular"/>
           <w:b w:val="0"/>
           <w:i w:val="0"/>
           <w:color w:val="000000"/>
           <w:sz w:val="24"/>
         </w:rPr>
-        <w:hyperlink r:id="rId9" w:history="1">
-          <w:r>
-            <w:rPr>
-              <w:rStyle w:val="Hyperlink"/>
-            </w:rPr>
-            <w:t>n</w:t>
-          </w:r>
-        </w:hyperlink>
-      </w:r>
-      <w:r>
-        <w:rPr>
-          <w:u w:val="single" w:color="0000ff"/>
-          <w:rFonts w:ascii="Charis SIL Regular" w:hAnsi="Charis SIL Regular" w:eastAsia="Charis SIL Regular"/>
-          <w:b w:val="0"/>
-          <w:i w:val="0"/>
-          <w:color w:val="000000"/>
-          <w:sz w:val="24"/>
-        </w:rPr>
-        <w:hyperlink r:id="rId9" w:history="1">
-          <w:r>
-            <w:rPr>
-              <w:rStyle w:val="Hyperlink"/>
-            </w:rPr>
-            <w:t>d the lat</w:t>
-          </w:r>
-        </w:hyperlink>
+        <w:t>nd the lat</w:t>
       </w:r>
       <w:r>
         <w:rPr>
@@ -1699,7 +1673,7 @@
           <w:sz w:val="24"/>
           <w:u w:val="single"/>
         </w:rPr>
-        <w:hyperlink r:id="rId13" w:history="1">
+        <w:hyperlink r:id="rId14" w:history="1">
           <w:r>
             <w:rPr>
               <w:rStyle w:val="Hyperlink"/>
@@ -1716,14 +1690,7 @@
           <w:color w:val="000000"/>
           <w:sz w:val="24"/>
         </w:rPr>
-        <w:hyperlink r:id="rId13" w:history="1">
-          <w:r>
-            <w:rPr>
-              <w:rStyle w:val="Hyperlink"/>
-            </w:rPr>
-            <w:t xml:space="preserve">, </w:t>
-          </w:r>
-        </w:hyperlink>
+        <w:t xml:space="preserve">, </w:t>
       </w:r>
       <w:r>
         <w:rPr>
@@ -1734,7 +1701,7 @@
           <w:sz w:val="24"/>
           <w:u w:val="single"/>
         </w:rPr>
-        <w:hyperlink r:id="rId13" w:history="1">
+        <w:hyperlink r:id="rId15" w:history="1">
           <w:r>
             <w:rPr>
               <w:rStyle w:val="Hyperlink"/>
@@ -1763,7 +1730,7 @@
           <w:sz w:val="24"/>
           <w:u w:val="single"/>
         </w:rPr>
-        <w:hyperlink r:id="rId13" w:history="1">
+        <w:hyperlink r:id="rId15" w:history="1">
           <w:r>
             <w:rPr>
               <w:rStyle w:val="Hyperlink"/>
@@ -1781,7 +1748,7 @@
           <w:sz w:val="24"/>
           <w:u w:val="single"/>
         </w:rPr>
-        <w:hyperlink r:id="rId13" w:history="1">
+        <w:hyperlink r:id="rId15" w:history="1">
           <w:r>
             <w:rPr>
               <w:rStyle w:val="Hyperlink"/>
@@ -1879,7 +1846,7 @@
           <w:sz w:val="24"/>
           <w:u w:val="single"/>
         </w:rPr>
-        <w:hyperlink r:id="rId15" w:history="1">
+        <w:hyperlink r:id="rId16" w:history="1">
           <w:r>
             <w:rPr>
               <w:rStyle w:val="Hyperlink"/>
@@ -1897,7 +1864,7 @@
           <w:sz w:val="24"/>
           <w:u w:val="single"/>
         </w:rPr>
-        <w:hyperlink r:id="rId15" w:history="1">
+        <w:hyperlink r:id="rId16" w:history="1">
           <w:r>
             <w:rPr>
               <w:rStyle w:val="Hyperlink"/>
@@ -1915,7 +1882,7 @@
           <w:sz w:val="24"/>
           <w:u w:val="single"/>
         </w:rPr>
-        <w:hyperlink r:id="rId15" w:history="1">
+        <w:hyperlink r:id="rId16" w:history="1">
           <w:r>
             <w:rPr>
               <w:rStyle w:val="Hyperlink"/>
@@ -1933,7 +1900,7 @@
           <w:sz w:val="24"/>
           <w:u w:val="single"/>
         </w:rPr>
-        <w:hyperlink r:id="rId15" w:history="1">
+        <w:hyperlink r:id="rId16" w:history="1">
           <w:r>
             <w:rPr>
               <w:rStyle w:val="Hyperlink"/>
@@ -1961,7 +1928,7 @@
           <w:sz w:val="24"/>
           <w:u w:val="single"/>
         </w:rPr>
-        <w:hyperlink r:id="rId16" w:history="1">
+        <w:hyperlink r:id="rId17" w:history="1">
           <w:r>
             <w:rPr>
               <w:rStyle w:val="Hyperlink"/>
@@ -1979,7 +1946,7 @@
           <w:sz w:val="24"/>
           <w:u w:val="single"/>
         </w:rPr>
-        <w:hyperlink r:id="rId16" w:history="1">
+        <w:hyperlink r:id="rId17" w:history="1">
           <w:r>
             <w:rPr>
               <w:rStyle w:val="Hyperlink"/>
@@ -1997,7 +1964,7 @@
           <w:sz w:val="24"/>
           <w:u w:val="single"/>
         </w:rPr>
-        <w:hyperlink r:id="rId16" w:history="1">
+        <w:hyperlink r:id="rId17" w:history="1">
           <w:r>
             <w:rPr>
               <w:rStyle w:val="Hyperlink"/>
@@ -2164,7 +2131,7 @@
           <w:sz w:val="24"/>
           <w:u w:val="single"/>
         </w:rPr>
-        <w:hyperlink r:id="rId17" w:history="1">
+        <w:hyperlink r:id="rId18" w:history="1">
           <w:r>
             <w:rPr>
               <w:rStyle w:val="Hyperlink"/>
@@ -2182,7 +2149,7 @@
           <w:sz w:val="24"/>
           <w:u w:val="single"/>
         </w:rPr>
-        <w:hyperlink r:id="rId17" w:history="1">
+        <w:hyperlink r:id="rId18" w:history="1">
           <w:r>
             <w:rPr>
               <w:rStyle w:val="Hyperlink"/>
@@ -2200,7 +2167,7 @@
           <w:sz w:val="24"/>
           <w:u w:val="single"/>
         </w:rPr>
-        <w:hyperlink r:id="rId17" w:history="1">
+        <w:hyperlink r:id="rId18" w:history="1">
           <w:r>
             <w:rPr>
               <w:rStyle w:val="Hyperlink"/>
@@ -2218,7 +2185,7 @@
           <w:sz w:val="24"/>
           <w:u w:val="single"/>
         </w:rPr>
-        <w:hyperlink r:id="rId17" w:history="1">
+        <w:hyperlink r:id="rId18" w:history="1">
           <w:r>
             <w:rPr>
               <w:rStyle w:val="Hyperlink"/>
@@ -2236,7 +2203,7 @@
           <w:sz w:val="24"/>
           <w:u w:val="single"/>
         </w:rPr>
-        <w:hyperlink r:id="rId17" w:history="1">
+        <w:hyperlink r:id="rId18" w:history="1">
           <w:r>
             <w:rPr>
               <w:rStyle w:val="Hyperlink"/>
@@ -2254,7 +2221,7 @@
           <w:sz w:val="24"/>
           <w:u w:val="single"/>
         </w:rPr>
-        <w:hyperlink r:id="rId17" w:history="1">
+        <w:hyperlink r:id="rId18" w:history="1">
           <w:r>
             <w:rPr>
               <w:rStyle w:val="Hyperlink"/>
@@ -2272,7 +2239,7 @@
           <w:sz w:val="24"/>
           <w:u w:val="single"/>
         </w:rPr>
-        <w:hyperlink r:id="rId17" w:history="1">
+        <w:hyperlink r:id="rId18" w:history="1">
           <w:r>
             <w:rPr>
               <w:rStyle w:val="Hyperlink"/>
@@ -2290,7 +2257,7 @@
           <w:sz w:val="24"/>
           <w:u w:val="single"/>
         </w:rPr>
-        <w:hyperlink r:id="rId17" w:history="1">
+        <w:hyperlink r:id="rId18" w:history="1">
           <w:r>
             <w:rPr>
               <w:rStyle w:val="Hyperlink"/>
@@ -2308,7 +2275,7 @@
           <w:sz w:val="24"/>
           <w:u w:val="single"/>
         </w:rPr>
-        <w:hyperlink r:id="rId17" w:history="1">
+        <w:hyperlink r:id="rId18" w:history="1">
           <w:r>
             <w:rPr>
               <w:rStyle w:val="Hyperlink"/>
@@ -2326,7 +2293,7 @@
           <w:sz w:val="24"/>
           <w:u w:val="single"/>
         </w:rPr>
-        <w:hyperlink r:id="rId17" w:history="1">
+        <w:hyperlink r:id="rId18" w:history="1">
           <w:r>
             <w:rPr>
               <w:rStyle w:val="Hyperlink"/>
@@ -2344,7 +2311,7 @@
           <w:sz w:val="24"/>
           <w:u w:val="single"/>
         </w:rPr>
-        <w:hyperlink r:id="rId17" w:history="1">
+        <w:hyperlink r:id="rId18" w:history="1">
           <w:r>
             <w:rPr>
               <w:rStyle w:val="Hyperlink"/>
@@ -2362,7 +2329,7 @@
           <w:sz w:val="24"/>
           <w:u w:val="single"/>
         </w:rPr>
-        <w:hyperlink r:id="rId17" w:history="1">
+        <w:hyperlink r:id="rId18" w:history="1">
           <w:r>
             <w:rPr>
               <w:rStyle w:val="Hyperlink"/>
@@ -2380,7 +2347,7 @@
           <w:sz w:val="24"/>
           <w:u w:val="single"/>
         </w:rPr>
-        <w:hyperlink r:id="rId17" w:history="1">
+        <w:hyperlink r:id="rId18" w:history="1">
           <w:r>
             <w:rPr>
               <w:rStyle w:val="Hyperlink"/>
@@ -2398,7 +2365,7 @@
           <w:sz w:val="24"/>
           <w:u w:val="single"/>
         </w:rPr>
-        <w:hyperlink r:id="rId17" w:history="1">
+        <w:hyperlink r:id="rId18" w:history="1">
           <w:r>
             <w:rPr>
               <w:rStyle w:val="Hyperlink"/>
@@ -2416,7 +2383,7 @@
           <w:sz w:val="24"/>
           <w:u w:val="single"/>
         </w:rPr>
-        <w:hyperlink r:id="rId17" w:history="1">
+        <w:hyperlink r:id="rId18" w:history="1">
           <w:r>
             <w:rPr>
               <w:rStyle w:val="Hyperlink"/>
@@ -2577,7 +2544,7 @@
           <w:sz w:val="24"/>
           <w:u w:val="single"/>
         </w:rPr>
-        <w:hyperlink r:id="rId18" w:history="1">
+        <w:hyperlink r:id="rId19" w:history="1">
           <w:r>
             <w:rPr>
               <w:rStyle w:val="Hyperlink"/>
@@ -2595,7 +2562,7 @@
           <w:sz w:val="24"/>
           <w:u w:val="single"/>
         </w:rPr>
-        <w:hyperlink r:id="rId18" w:history="1">
+        <w:hyperlink r:id="rId19" w:history="1">
           <w:r>
             <w:rPr>
               <w:rStyle w:val="Hyperlink"/>
@@ -2613,7 +2580,7 @@
           <w:sz w:val="24"/>
           <w:u w:val="single"/>
         </w:rPr>
-        <w:hyperlink r:id="rId18" w:history="1">
+        <w:hyperlink r:id="rId19" w:history="1">
           <w:r>
             <w:rPr>
               <w:rStyle w:val="Hyperlink"/>
@@ -2631,7 +2598,7 @@
           <w:sz w:val="24"/>
           <w:u w:val="single"/>
         </w:rPr>
-        <w:hyperlink r:id="rId18" w:history="1">
+        <w:hyperlink r:id="rId19" w:history="1">
           <w:r>
             <w:rPr>
               <w:rStyle w:val="Hyperlink"/>
@@ -2649,7 +2616,7 @@
           <w:sz w:val="24"/>
           <w:u w:val="single"/>
         </w:rPr>
-        <w:hyperlink r:id="rId18" w:history="1">
+        <w:hyperlink r:id="rId19" w:history="1">
           <w:r>
             <w:rPr>
               <w:rStyle w:val="Hyperlink"/>
@@ -2670,7 +2637,7 @@
           <w:sz w:val="24"/>
           <w:u w:val="single"/>
         </w:rPr>
-        <w:hyperlink r:id="rId18" w:history="1">
+        <w:hyperlink r:id="rId19" w:history="1">
           <w:r>
             <w:rPr>
               <w:rStyle w:val="Hyperlink"/>
@@ -2688,7 +2655,7 @@
           <w:sz w:val="24"/>
           <w:u w:val="single"/>
         </w:rPr>
-        <w:hyperlink r:id="rId18" w:history="1">
+        <w:hyperlink r:id="rId19" w:history="1">
           <w:r>
             <w:rPr>
               <w:rStyle w:val="Hyperlink"/>
@@ -2706,7 +2673,7 @@
           <w:sz w:val="24"/>
           <w:u w:val="single"/>
         </w:rPr>
-        <w:hyperlink r:id="rId18" w:history="1">
+        <w:hyperlink r:id="rId19" w:history="1">
           <w:r>
             <w:rPr>
               <w:rStyle w:val="Hyperlink"/>
@@ -2724,7 +2691,7 @@
           <w:sz w:val="24"/>
           <w:u w:val="single"/>
         </w:rPr>
-        <w:hyperlink r:id="rId18" w:history="1">
+        <w:hyperlink r:id="rId19" w:history="1">
           <w:r>
             <w:rPr>
               <w:rStyle w:val="Hyperlink"/>
@@ -2742,7 +2709,7 @@
           <w:sz w:val="24"/>
           <w:u w:val="single"/>
         </w:rPr>
-        <w:hyperlink r:id="rId18" w:history="1">
+        <w:hyperlink r:id="rId19" w:history="1">
           <w:r>
             <w:rPr>
               <w:rStyle w:val="Hyperlink"/>
@@ -2890,7 +2857,7 @@
           <w:sz w:val="24"/>
           <w:u w:val="single"/>
         </w:rPr>
-        <w:hyperlink r:id="rId19" w:history="1">
+        <w:hyperlink r:id="rId20" w:history="1">
           <w:r>
             <w:rPr>
               <w:rStyle w:val="Hyperlink"/>
@@ -2908,7 +2875,7 @@
           <w:sz w:val="24"/>
           <w:u w:val="single"/>
         </w:rPr>
-        <w:hyperlink r:id="rId19" w:history="1">
+        <w:hyperlink r:id="rId20" w:history="1">
           <w:r>
             <w:rPr>
               <w:rStyle w:val="Hyperlink"/>
@@ -2926,7 +2893,7 @@
           <w:sz w:val="24"/>
           <w:u w:val="single"/>
         </w:rPr>
-        <w:hyperlink r:id="rId19" w:history="1">
+        <w:hyperlink r:id="rId20" w:history="1">
           <w:r>
             <w:rPr>
               <w:rStyle w:val="Hyperlink"/>
@@ -2944,7 +2911,7 @@
           <w:sz w:val="24"/>
           <w:u w:val="single"/>
         </w:rPr>
-        <w:hyperlink r:id="rId19" w:history="1">
+        <w:hyperlink r:id="rId20" w:history="1">
           <w:r>
             <w:rPr>
               <w:rStyle w:val="Hyperlink"/>
@@ -2962,7 +2929,7 @@
           <w:sz w:val="24"/>
           <w:u w:val="single"/>
         </w:rPr>
-        <w:hyperlink r:id="rId19" w:history="1">
+        <w:hyperlink r:id="rId20" w:history="1">
           <w:r>
             <w:rPr>
               <w:rStyle w:val="Hyperlink"/>
@@ -2980,7 +2947,7 @@
           <w:sz w:val="24"/>
           <w:u w:val="single"/>
         </w:rPr>
-        <w:hyperlink r:id="rId19" w:history="1">
+        <w:hyperlink r:id="rId20" w:history="1">
           <w:r>
             <w:rPr>
               <w:rStyle w:val="Hyperlink"/>
@@ -2998,7 +2965,7 @@
           <w:sz w:val="24"/>
           <w:u w:val="single"/>
         </w:rPr>
-        <w:hyperlink r:id="rId19" w:history="1">
+        <w:hyperlink r:id="rId20" w:history="1">
           <w:r>
             <w:rPr>
               <w:rStyle w:val="Hyperlink"/>
@@ -3016,7 +2983,7 @@
           <w:sz w:val="24"/>
           <w:u w:val="single"/>
         </w:rPr>
-        <w:hyperlink r:id="rId19" w:history="1">
+        <w:hyperlink r:id="rId20" w:history="1">
           <w:r>
             <w:rPr>
               <w:rStyle w:val="Hyperlink"/>
@@ -3034,7 +3001,7 @@
           <w:sz w:val="24"/>
           <w:u w:val="single"/>
         </w:rPr>
-        <w:hyperlink r:id="rId19" w:history="1">
+        <w:hyperlink r:id="rId20" w:history="1">
           <w:r>
             <w:rPr>
               <w:rStyle w:val="Hyperlink"/>

--- a/EXPORTS/DOCX/published/niveau3/English/HoofdcursusKampen.docx
+++ b/EXPORTS/DOCX/published/niveau3/English/HoofdcursusKampen.docx
@@ -532,64 +532,7 @@
           <w:color w:val="000000"/>
           <w:sz w:val="24"/>
         </w:rPr>
-        <w:t xml:space="preserve">information about the ethnographic collection of the </w:t>
-      </w:r>
-      <w:r>
-        <w:rPr>
-          <w:u w:val="single" w:color="0000ff"/>
-          <w:rFonts w:ascii="Charis SIL Regular" w:hAnsi="Charis SIL Regular" w:eastAsia="Charis SIL Regular"/>
-          <w:b w:val="0"/>
-          <w:i w:val="0"/>
-          <w:color w:val="000000"/>
-          <w:sz w:val="24"/>
-        </w:rPr>
-        <w:hyperlink r:id="rId9" w:history="1">
-          <w:r>
-            <w:rPr>
-              <w:rStyle w:val="Hyperlink"/>
-            </w:rPr>
-            <w:t>KM</w:t>
-          </w:r>
-        </w:hyperlink>
-      </w:r>
-      <w:r>
-        <w:rPr>
-          <w:u w:val="single" w:color="0000ff"/>
-          <w:rFonts w:ascii="Charis SIL Regular" w:hAnsi="Charis SIL Regular" w:eastAsia="Charis SIL Regular"/>
-          <w:b w:val="0"/>
-          <w:i w:val="0"/>
-          <w:color w:val="000000"/>
-          <w:sz w:val="24"/>
-        </w:rPr>
-        <w:t>A</w:t>
-      </w:r>
-      <w:r>
-        <w:rPr>
-          <w:u w:val="single" w:color="0000ff"/>
-          <w:rFonts w:ascii="Charis SIL Regular" w:hAnsi="Charis SIL Regular" w:eastAsia="Charis SIL Regular"/>
-          <w:b w:val="0"/>
-          <w:i w:val="0"/>
-          <w:color w:val="000000"/>
-          <w:sz w:val="24"/>
-        </w:rPr>
-        <w:hyperlink r:id="rId9" w:history="1">
-          <w:r>
-            <w:rPr>
-              <w:rStyle w:val="Hyperlink"/>
-            </w:rPr>
-            <w:t xml:space="preserve"> a</w:t>
-          </w:r>
-        </w:hyperlink>
-      </w:r>
-      <w:r>
-        <w:rPr>
-          <w:rFonts w:ascii="Charis SIL Regular" w:hAnsi="Charis SIL Regular" w:eastAsia="Charis SIL Regular"/>
-          <w:b w:val="0"/>
-          <w:i w:val="0"/>
-          <w:color w:val="000000"/>
-          <w:sz w:val="24"/>
-        </w:rPr>
-        <w:t>nd the lat</w:t>
+        <w:t>information about the ethnographic collection of the KMA and the lat</w:t>
       </w:r>
       <w:r>
         <w:rPr>
@@ -1673,7 +1616,7 @@
           <w:sz w:val="24"/>
           <w:u w:val="single"/>
         </w:rPr>
-        <w:hyperlink r:id="rId14" w:history="1">
+        <w:hyperlink r:id="rId13" w:history="1">
           <w:r>
             <w:rPr>
               <w:rStyle w:val="Hyperlink"/>
@@ -1684,13 +1627,21 @@
       </w:r>
       <w:r>
         <w:rPr>
+          <w:u w:val="single" w:color="0000ff"/>
           <w:rFonts w:ascii="Charis SIL Regular" w:hAnsi="Charis SIL Regular" w:eastAsia="Charis SIL Regular"/>
           <w:b w:val="0"/>
           <w:i w:val="0"/>
           <w:color w:val="000000"/>
           <w:sz w:val="24"/>
         </w:rPr>
-        <w:t xml:space="preserve">, </w:t>
+        <w:hyperlink r:id="rId13" w:history="1">
+          <w:r>
+            <w:rPr>
+              <w:rStyle w:val="Hyperlink"/>
+            </w:rPr>
+            <w:t xml:space="preserve">, </w:t>
+          </w:r>
+        </w:hyperlink>
       </w:r>
       <w:r>
         <w:rPr>
@@ -1701,7 +1652,7 @@
           <w:sz w:val="24"/>
           <w:u w:val="single"/>
         </w:rPr>
-        <w:hyperlink r:id="rId15" w:history="1">
+        <w:hyperlink r:id="rId13" w:history="1">
           <w:r>
             <w:rPr>
               <w:rStyle w:val="Hyperlink"/>
@@ -1730,7 +1681,7 @@
           <w:sz w:val="24"/>
           <w:u w:val="single"/>
         </w:rPr>
-        <w:hyperlink r:id="rId15" w:history="1">
+        <w:hyperlink r:id="rId13" w:history="1">
           <w:r>
             <w:rPr>
               <w:rStyle w:val="Hyperlink"/>
@@ -1748,7 +1699,7 @@
           <w:sz w:val="24"/>
           <w:u w:val="single"/>
         </w:rPr>
-        <w:hyperlink r:id="rId15" w:history="1">
+        <w:hyperlink r:id="rId13" w:history="1">
           <w:r>
             <w:rPr>
               <w:rStyle w:val="Hyperlink"/>
@@ -1846,7 +1797,7 @@
           <w:sz w:val="24"/>
           <w:u w:val="single"/>
         </w:rPr>
-        <w:hyperlink r:id="rId16" w:history="1">
+        <w:hyperlink r:id="rId15" w:history="1">
           <w:r>
             <w:rPr>
               <w:rStyle w:val="Hyperlink"/>
@@ -1864,7 +1815,7 @@
           <w:sz w:val="24"/>
           <w:u w:val="single"/>
         </w:rPr>
-        <w:hyperlink r:id="rId16" w:history="1">
+        <w:hyperlink r:id="rId15" w:history="1">
           <w:r>
             <w:rPr>
               <w:rStyle w:val="Hyperlink"/>
@@ -1882,7 +1833,7 @@
           <w:sz w:val="24"/>
           <w:u w:val="single"/>
         </w:rPr>
-        <w:hyperlink r:id="rId16" w:history="1">
+        <w:hyperlink r:id="rId15" w:history="1">
           <w:r>
             <w:rPr>
               <w:rStyle w:val="Hyperlink"/>
@@ -1900,7 +1851,7 @@
           <w:sz w:val="24"/>
           <w:u w:val="single"/>
         </w:rPr>
-        <w:hyperlink r:id="rId16" w:history="1">
+        <w:hyperlink r:id="rId15" w:history="1">
           <w:r>
             <w:rPr>
               <w:rStyle w:val="Hyperlink"/>
@@ -1928,7 +1879,7 @@
           <w:sz w:val="24"/>
           <w:u w:val="single"/>
         </w:rPr>
-        <w:hyperlink r:id="rId17" w:history="1">
+        <w:hyperlink r:id="rId16" w:history="1">
           <w:r>
             <w:rPr>
               <w:rStyle w:val="Hyperlink"/>
@@ -1946,7 +1897,7 @@
           <w:sz w:val="24"/>
           <w:u w:val="single"/>
         </w:rPr>
-        <w:hyperlink r:id="rId17" w:history="1">
+        <w:hyperlink r:id="rId16" w:history="1">
           <w:r>
             <w:rPr>
               <w:rStyle w:val="Hyperlink"/>
@@ -1964,7 +1915,7 @@
           <w:sz w:val="24"/>
           <w:u w:val="single"/>
         </w:rPr>
-        <w:hyperlink r:id="rId17" w:history="1">
+        <w:hyperlink r:id="rId16" w:history="1">
           <w:r>
             <w:rPr>
               <w:rStyle w:val="Hyperlink"/>
@@ -2131,7 +2082,7 @@
           <w:sz w:val="24"/>
           <w:u w:val="single"/>
         </w:rPr>
-        <w:hyperlink r:id="rId18" w:history="1">
+        <w:hyperlink r:id="rId17" w:history="1">
           <w:r>
             <w:rPr>
               <w:rStyle w:val="Hyperlink"/>
@@ -2149,7 +2100,7 @@
           <w:sz w:val="24"/>
           <w:u w:val="single"/>
         </w:rPr>
-        <w:hyperlink r:id="rId18" w:history="1">
+        <w:hyperlink r:id="rId17" w:history="1">
           <w:r>
             <w:rPr>
               <w:rStyle w:val="Hyperlink"/>
@@ -2167,7 +2118,7 @@
           <w:sz w:val="24"/>
           <w:u w:val="single"/>
         </w:rPr>
-        <w:hyperlink r:id="rId18" w:history="1">
+        <w:hyperlink r:id="rId17" w:history="1">
           <w:r>
             <w:rPr>
               <w:rStyle w:val="Hyperlink"/>
@@ -2185,7 +2136,7 @@
           <w:sz w:val="24"/>
           <w:u w:val="single"/>
         </w:rPr>
-        <w:hyperlink r:id="rId18" w:history="1">
+        <w:hyperlink r:id="rId17" w:history="1">
           <w:r>
             <w:rPr>
               <w:rStyle w:val="Hyperlink"/>
@@ -2203,7 +2154,7 @@
           <w:sz w:val="24"/>
           <w:u w:val="single"/>
         </w:rPr>
-        <w:hyperlink r:id="rId18" w:history="1">
+        <w:hyperlink r:id="rId17" w:history="1">
           <w:r>
             <w:rPr>
               <w:rStyle w:val="Hyperlink"/>
@@ -2221,7 +2172,7 @@
           <w:sz w:val="24"/>
           <w:u w:val="single"/>
         </w:rPr>
-        <w:hyperlink r:id="rId18" w:history="1">
+        <w:hyperlink r:id="rId17" w:history="1">
           <w:r>
             <w:rPr>
               <w:rStyle w:val="Hyperlink"/>
@@ -2239,7 +2190,7 @@
           <w:sz w:val="24"/>
           <w:u w:val="single"/>
         </w:rPr>
-        <w:hyperlink r:id="rId18" w:history="1">
+        <w:hyperlink r:id="rId17" w:history="1">
           <w:r>
             <w:rPr>
               <w:rStyle w:val="Hyperlink"/>
@@ -2257,7 +2208,7 @@
           <w:sz w:val="24"/>
           <w:u w:val="single"/>
         </w:rPr>
-        <w:hyperlink r:id="rId18" w:history="1">
+        <w:hyperlink r:id="rId17" w:history="1">
           <w:r>
             <w:rPr>
               <w:rStyle w:val="Hyperlink"/>
@@ -2275,7 +2226,7 @@
           <w:sz w:val="24"/>
           <w:u w:val="single"/>
         </w:rPr>
-        <w:hyperlink r:id="rId18" w:history="1">
+        <w:hyperlink r:id="rId17" w:history="1">
           <w:r>
             <w:rPr>
               <w:rStyle w:val="Hyperlink"/>
@@ -2293,7 +2244,7 @@
           <w:sz w:val="24"/>
           <w:u w:val="single"/>
         </w:rPr>
-        <w:hyperlink r:id="rId18" w:history="1">
+        <w:hyperlink r:id="rId17" w:history="1">
           <w:r>
             <w:rPr>
               <w:rStyle w:val="Hyperlink"/>
@@ -2311,7 +2262,7 @@
           <w:sz w:val="24"/>
           <w:u w:val="single"/>
         </w:rPr>
-        <w:hyperlink r:id="rId18" w:history="1">
+        <w:hyperlink r:id="rId17" w:history="1">
           <w:r>
             <w:rPr>
               <w:rStyle w:val="Hyperlink"/>
@@ -2329,7 +2280,7 @@
           <w:sz w:val="24"/>
           <w:u w:val="single"/>
         </w:rPr>
-        <w:hyperlink r:id="rId18" w:history="1">
+        <w:hyperlink r:id="rId17" w:history="1">
           <w:r>
             <w:rPr>
               <w:rStyle w:val="Hyperlink"/>
@@ -2347,7 +2298,7 @@
           <w:sz w:val="24"/>
           <w:u w:val="single"/>
         </w:rPr>
-        <w:hyperlink r:id="rId18" w:history="1">
+        <w:hyperlink r:id="rId17" w:history="1">
           <w:r>
             <w:rPr>
               <w:rStyle w:val="Hyperlink"/>
@@ -2365,7 +2316,7 @@
           <w:sz w:val="24"/>
           <w:u w:val="single"/>
         </w:rPr>
-        <w:hyperlink r:id="rId18" w:history="1">
+        <w:hyperlink r:id="rId17" w:history="1">
           <w:r>
             <w:rPr>
               <w:rStyle w:val="Hyperlink"/>
@@ -2383,7 +2334,7 @@
           <w:sz w:val="24"/>
           <w:u w:val="single"/>
         </w:rPr>
-        <w:hyperlink r:id="rId18" w:history="1">
+        <w:hyperlink r:id="rId17" w:history="1">
           <w:r>
             <w:rPr>
               <w:rStyle w:val="Hyperlink"/>
@@ -2544,7 +2495,7 @@
           <w:sz w:val="24"/>
           <w:u w:val="single"/>
         </w:rPr>
-        <w:hyperlink r:id="rId19" w:history="1">
+        <w:hyperlink r:id="rId18" w:history="1">
           <w:r>
             <w:rPr>
               <w:rStyle w:val="Hyperlink"/>
@@ -2562,7 +2513,7 @@
           <w:sz w:val="24"/>
           <w:u w:val="single"/>
         </w:rPr>
-        <w:hyperlink r:id="rId19" w:history="1">
+        <w:hyperlink r:id="rId18" w:history="1">
           <w:r>
             <w:rPr>
               <w:rStyle w:val="Hyperlink"/>
@@ -2580,7 +2531,7 @@
           <w:sz w:val="24"/>
           <w:u w:val="single"/>
         </w:rPr>
-        <w:hyperlink r:id="rId19" w:history="1">
+        <w:hyperlink r:id="rId18" w:history="1">
           <w:r>
             <w:rPr>
               <w:rStyle w:val="Hyperlink"/>
@@ -2598,7 +2549,7 @@
           <w:sz w:val="24"/>
           <w:u w:val="single"/>
         </w:rPr>
-        <w:hyperlink r:id="rId19" w:history="1">
+        <w:hyperlink r:id="rId18" w:history="1">
           <w:r>
             <w:rPr>
               <w:rStyle w:val="Hyperlink"/>
@@ -2616,7 +2567,7 @@
           <w:sz w:val="24"/>
           <w:u w:val="single"/>
         </w:rPr>
-        <w:hyperlink r:id="rId19" w:history="1">
+        <w:hyperlink r:id="rId18" w:history="1">
           <w:r>
             <w:rPr>
               <w:rStyle w:val="Hyperlink"/>
@@ -2637,7 +2588,7 @@
           <w:sz w:val="24"/>
           <w:u w:val="single"/>
         </w:rPr>
-        <w:hyperlink r:id="rId19" w:history="1">
+        <w:hyperlink r:id="rId18" w:history="1">
           <w:r>
             <w:rPr>
               <w:rStyle w:val="Hyperlink"/>
@@ -2655,7 +2606,7 @@
           <w:sz w:val="24"/>
           <w:u w:val="single"/>
         </w:rPr>
-        <w:hyperlink r:id="rId19" w:history="1">
+        <w:hyperlink r:id="rId18" w:history="1">
           <w:r>
             <w:rPr>
               <w:rStyle w:val="Hyperlink"/>
@@ -2673,7 +2624,7 @@
           <w:sz w:val="24"/>
           <w:u w:val="single"/>
         </w:rPr>
-        <w:hyperlink r:id="rId19" w:history="1">
+        <w:hyperlink r:id="rId18" w:history="1">
           <w:r>
             <w:rPr>
               <w:rStyle w:val="Hyperlink"/>
@@ -2691,7 +2642,7 @@
           <w:sz w:val="24"/>
           <w:u w:val="single"/>
         </w:rPr>
-        <w:hyperlink r:id="rId19" w:history="1">
+        <w:hyperlink r:id="rId18" w:history="1">
           <w:r>
             <w:rPr>
               <w:rStyle w:val="Hyperlink"/>
@@ -2709,7 +2660,7 @@
           <w:sz w:val="24"/>
           <w:u w:val="single"/>
         </w:rPr>
-        <w:hyperlink r:id="rId19" w:history="1">
+        <w:hyperlink r:id="rId18" w:history="1">
           <w:r>
             <w:rPr>
               <w:rStyle w:val="Hyperlink"/>
@@ -2857,7 +2808,7 @@
           <w:sz w:val="24"/>
           <w:u w:val="single"/>
         </w:rPr>
-        <w:hyperlink r:id="rId20" w:history="1">
+        <w:hyperlink r:id="rId19" w:history="1">
           <w:r>
             <w:rPr>
               <w:rStyle w:val="Hyperlink"/>
@@ -2875,7 +2826,7 @@
           <w:sz w:val="24"/>
           <w:u w:val="single"/>
         </w:rPr>
-        <w:hyperlink r:id="rId20" w:history="1">
+        <w:hyperlink r:id="rId19" w:history="1">
           <w:r>
             <w:rPr>
               <w:rStyle w:val="Hyperlink"/>
@@ -2893,7 +2844,7 @@
           <w:sz w:val="24"/>
           <w:u w:val="single"/>
         </w:rPr>
-        <w:hyperlink r:id="rId20" w:history="1">
+        <w:hyperlink r:id="rId19" w:history="1">
           <w:r>
             <w:rPr>
               <w:rStyle w:val="Hyperlink"/>
@@ -2911,7 +2862,7 @@
           <w:sz w:val="24"/>
           <w:u w:val="single"/>
         </w:rPr>
-        <w:hyperlink r:id="rId20" w:history="1">
+        <w:hyperlink r:id="rId19" w:history="1">
           <w:r>
             <w:rPr>
               <w:rStyle w:val="Hyperlink"/>
@@ -2929,7 +2880,7 @@
           <w:sz w:val="24"/>
           <w:u w:val="single"/>
         </w:rPr>
-        <w:hyperlink r:id="rId20" w:history="1">
+        <w:hyperlink r:id="rId19" w:history="1">
           <w:r>
             <w:rPr>
               <w:rStyle w:val="Hyperlink"/>
@@ -2947,7 +2898,7 @@
           <w:sz w:val="24"/>
           <w:u w:val="single"/>
         </w:rPr>
-        <w:hyperlink r:id="rId20" w:history="1">
+        <w:hyperlink r:id="rId19" w:history="1">
           <w:r>
             <w:rPr>
               <w:rStyle w:val="Hyperlink"/>
@@ -2965,7 +2916,7 @@
           <w:sz w:val="24"/>
           <w:u w:val="single"/>
         </w:rPr>
-        <w:hyperlink r:id="rId20" w:history="1">
+        <w:hyperlink r:id="rId19" w:history="1">
           <w:r>
             <w:rPr>
               <w:rStyle w:val="Hyperlink"/>
@@ -2983,7 +2934,7 @@
           <w:sz w:val="24"/>
           <w:u w:val="single"/>
         </w:rPr>
-        <w:hyperlink r:id="rId20" w:history="1">
+        <w:hyperlink r:id="rId19" w:history="1">
           <w:r>
             <w:rPr>
               <w:rStyle w:val="Hyperlink"/>
@@ -3001,7 +2952,7 @@
           <w:sz w:val="24"/>
           <w:u w:val="single"/>
         </w:rPr>
-        <w:hyperlink r:id="rId20" w:history="1">
+        <w:hyperlink r:id="rId19" w:history="1">
           <w:r>
             <w:rPr>
               <w:rStyle w:val="Hyperlink"/>

--- a/EXPORTS/DOCX/published/niveau3/English/HoofdcursusKampen.docx
+++ b/EXPORTS/DOCX/published/niveau3/English/HoofdcursusKampen.docx
@@ -532,7 +532,72 @@
           <w:color w:val="000000"/>
           <w:sz w:val="24"/>
         </w:rPr>
-        <w:t>information about the ethnographic collection of the KMA and the lat</w:t>
+        <w:t xml:space="preserve">information about the ethnographic collection of the </w:t>
+      </w:r>
+      <w:r>
+        <w:rPr>
+          <w:u w:val="single" w:color="0000ff"/>
+          <w:rFonts w:ascii="Charis SIL Regular" w:hAnsi="Charis SIL Regular" w:eastAsia="Charis SIL Regular"/>
+          <w:b w:val="0"/>
+          <w:i w:val="0"/>
+          <w:color w:val="000000"/>
+          <w:sz w:val="24"/>
+        </w:rPr>
+        <w:t>KMA</w:t>
+      </w:r>
+      <w:r>
+        <w:rPr>
+          <w:u w:val="single" w:color="0000ff"/>
+          <w:rFonts w:ascii="Charis SIL Regular" w:hAnsi="Charis SIL Regular" w:eastAsia="Charis SIL Regular"/>
+          <w:b w:val="0"/>
+          <w:i w:val="0"/>
+          <w:color w:val="000000"/>
+          <w:sz w:val="24"/>
+        </w:rPr>
+        <w:hyperlink r:id="rId9" w:history="1">
+          <w:r>
+            <w:rPr>
+              <w:rStyle w:val="Hyperlink"/>
+            </w:rPr>
+            <w:t xml:space="preserve"> a</w:t>
+          </w:r>
+        </w:hyperlink>
+      </w:r>
+      <w:r>
+        <w:rPr>
+          <w:u w:val="single" w:color="0000ff"/>
+          <w:rFonts w:ascii="Charis SIL Regular" w:hAnsi="Charis SIL Regular" w:eastAsia="Charis SIL Regular"/>
+          <w:b w:val="0"/>
+          <w:i w:val="0"/>
+          <w:color w:val="000000"/>
+          <w:sz w:val="24"/>
+        </w:rPr>
+        <w:hyperlink r:id="rId9" w:history="1">
+          <w:r>
+            <w:rPr>
+              <w:rStyle w:val="Hyperlink"/>
+            </w:rPr>
+            <w:t>n</w:t>
+          </w:r>
+        </w:hyperlink>
+      </w:r>
+      <w:r>
+        <w:rPr>
+          <w:u w:val="single" w:color="0000ff"/>
+          <w:rFonts w:ascii="Charis SIL Regular" w:hAnsi="Charis SIL Regular" w:eastAsia="Charis SIL Regular"/>
+          <w:b w:val="0"/>
+          <w:i w:val="0"/>
+          <w:color w:val="000000"/>
+          <w:sz w:val="24"/>
+        </w:rPr>
+        <w:hyperlink r:id="rId9" w:history="1">
+          <w:r>
+            <w:rPr>
+              <w:rStyle w:val="Hyperlink"/>
+            </w:rPr>
+            <w:t>d the lat</w:t>
+          </w:r>
+        </w:hyperlink>
       </w:r>
       <w:r>
         <w:rPr>
@@ -734,14 +799,7 @@
           <w:color w:val="000000"/>
           <w:sz w:val="24"/>
         </w:rPr>
-        <w:hyperlink r:id="rId10" w:history="1">
-          <w:r>
-            <w:rPr>
-              <w:rStyle w:val="Hyperlink"/>
-            </w:rPr>
-            <w:t>Volkenkundig M</w:t>
-          </w:r>
-        </w:hyperlink>
+        <w:t>Volkenkundig M</w:t>
       </w:r>
       <w:r>
         <w:rPr>
@@ -1616,7 +1674,7 @@
           <w:sz w:val="24"/>
           <w:u w:val="single"/>
         </w:rPr>
-        <w:hyperlink r:id="rId13" w:history="1">
+        <w:hyperlink r:id="rId14" w:history="1">
           <w:r>
             <w:rPr>
               <w:rStyle w:val="Hyperlink"/>
@@ -1627,21 +1685,13 @@
       </w:r>
       <w:r>
         <w:rPr>
-          <w:u w:val="single" w:color="0000ff"/>
           <w:rFonts w:ascii="Charis SIL Regular" w:hAnsi="Charis SIL Regular" w:eastAsia="Charis SIL Regular"/>
           <w:b w:val="0"/>
           <w:i w:val="0"/>
           <w:color w:val="000000"/>
           <w:sz w:val="24"/>
         </w:rPr>
-        <w:hyperlink r:id="rId13" w:history="1">
-          <w:r>
-            <w:rPr>
-              <w:rStyle w:val="Hyperlink"/>
-            </w:rPr>
-            <w:t xml:space="preserve">, </w:t>
-          </w:r>
-        </w:hyperlink>
+        <w:t xml:space="preserve">, </w:t>
       </w:r>
       <w:r>
         <w:rPr>
@@ -1652,7 +1702,7 @@
           <w:sz w:val="24"/>
           <w:u w:val="single"/>
         </w:rPr>
-        <w:hyperlink r:id="rId13" w:history="1">
+        <w:hyperlink r:id="rId15" w:history="1">
           <w:r>
             <w:rPr>
               <w:rStyle w:val="Hyperlink"/>
@@ -1699,7 +1749,7 @@
           <w:sz w:val="24"/>
           <w:u w:val="single"/>
         </w:rPr>
-        <w:hyperlink r:id="rId13" w:history="1">
+        <w:hyperlink r:id="rId15" w:history="1">
           <w:r>
             <w:rPr>
               <w:rStyle w:val="Hyperlink"/>
@@ -1797,7 +1847,7 @@
           <w:sz w:val="24"/>
           <w:u w:val="single"/>
         </w:rPr>
-        <w:hyperlink r:id="rId15" w:history="1">
+        <w:hyperlink r:id="rId16" w:history="1">
           <w:r>
             <w:rPr>
               <w:rStyle w:val="Hyperlink"/>
@@ -1815,7 +1865,7 @@
           <w:sz w:val="24"/>
           <w:u w:val="single"/>
         </w:rPr>
-        <w:hyperlink r:id="rId15" w:history="1">
+        <w:hyperlink r:id="rId16" w:history="1">
           <w:r>
             <w:rPr>
               <w:rStyle w:val="Hyperlink"/>
@@ -1833,7 +1883,7 @@
           <w:sz w:val="24"/>
           <w:u w:val="single"/>
         </w:rPr>
-        <w:hyperlink r:id="rId15" w:history="1">
+        <w:hyperlink r:id="rId16" w:history="1">
           <w:r>
             <w:rPr>
               <w:rStyle w:val="Hyperlink"/>
@@ -1851,7 +1901,7 @@
           <w:sz w:val="24"/>
           <w:u w:val="single"/>
         </w:rPr>
-        <w:hyperlink r:id="rId15" w:history="1">
+        <w:hyperlink r:id="rId16" w:history="1">
           <w:r>
             <w:rPr>
               <w:rStyle w:val="Hyperlink"/>
@@ -1879,7 +1929,7 @@
           <w:sz w:val="24"/>
           <w:u w:val="single"/>
         </w:rPr>
-        <w:hyperlink r:id="rId16" w:history="1">
+        <w:hyperlink r:id="rId17" w:history="1">
           <w:r>
             <w:rPr>
               <w:rStyle w:val="Hyperlink"/>
@@ -2082,7 +2132,7 @@
           <w:sz w:val="24"/>
           <w:u w:val="single"/>
         </w:rPr>
-        <w:hyperlink r:id="rId17" w:history="1">
+        <w:hyperlink r:id="rId18" w:history="1">
           <w:r>
             <w:rPr>
               <w:rStyle w:val="Hyperlink"/>
@@ -2100,7 +2150,7 @@
           <w:sz w:val="24"/>
           <w:u w:val="single"/>
         </w:rPr>
-        <w:hyperlink r:id="rId17" w:history="1">
+        <w:hyperlink r:id="rId18" w:history="1">
           <w:r>
             <w:rPr>
               <w:rStyle w:val="Hyperlink"/>
@@ -2118,7 +2168,7 @@
           <w:sz w:val="24"/>
           <w:u w:val="single"/>
         </w:rPr>
-        <w:hyperlink r:id="rId17" w:history="1">
+        <w:hyperlink r:id="rId18" w:history="1">
           <w:r>
             <w:rPr>
               <w:rStyle w:val="Hyperlink"/>
@@ -2136,7 +2186,7 @@
           <w:sz w:val="24"/>
           <w:u w:val="single"/>
         </w:rPr>
-        <w:hyperlink r:id="rId17" w:history="1">
+        <w:hyperlink r:id="rId18" w:history="1">
           <w:r>
             <w:rPr>
               <w:rStyle w:val="Hyperlink"/>
@@ -2154,7 +2204,7 @@
           <w:sz w:val="24"/>
           <w:u w:val="single"/>
         </w:rPr>
-        <w:hyperlink r:id="rId17" w:history="1">
+        <w:hyperlink r:id="rId18" w:history="1">
           <w:r>
             <w:rPr>
               <w:rStyle w:val="Hyperlink"/>
@@ -2172,7 +2222,7 @@
           <w:sz w:val="24"/>
           <w:u w:val="single"/>
         </w:rPr>
-        <w:hyperlink r:id="rId17" w:history="1">
+        <w:hyperlink r:id="rId18" w:history="1">
           <w:r>
             <w:rPr>
               <w:rStyle w:val="Hyperlink"/>
@@ -2190,7 +2240,7 @@
           <w:sz w:val="24"/>
           <w:u w:val="single"/>
         </w:rPr>
-        <w:hyperlink r:id="rId17" w:history="1">
+        <w:hyperlink r:id="rId18" w:history="1">
           <w:r>
             <w:rPr>
               <w:rStyle w:val="Hyperlink"/>
@@ -2208,7 +2258,7 @@
           <w:sz w:val="24"/>
           <w:u w:val="single"/>
         </w:rPr>
-        <w:hyperlink r:id="rId17" w:history="1">
+        <w:hyperlink r:id="rId18" w:history="1">
           <w:r>
             <w:rPr>
               <w:rStyle w:val="Hyperlink"/>
@@ -2226,7 +2276,7 @@
           <w:sz w:val="24"/>
           <w:u w:val="single"/>
         </w:rPr>
-        <w:hyperlink r:id="rId17" w:history="1">
+        <w:hyperlink r:id="rId18" w:history="1">
           <w:r>
             <w:rPr>
               <w:rStyle w:val="Hyperlink"/>
@@ -2244,7 +2294,7 @@
           <w:sz w:val="24"/>
           <w:u w:val="single"/>
         </w:rPr>
-        <w:hyperlink r:id="rId17" w:history="1">
+        <w:hyperlink r:id="rId18" w:history="1">
           <w:r>
             <w:rPr>
               <w:rStyle w:val="Hyperlink"/>
@@ -2262,7 +2312,7 @@
           <w:sz w:val="24"/>
           <w:u w:val="single"/>
         </w:rPr>
-        <w:hyperlink r:id="rId17" w:history="1">
+        <w:hyperlink r:id="rId18" w:history="1">
           <w:r>
             <w:rPr>
               <w:rStyle w:val="Hyperlink"/>
@@ -2280,7 +2330,7 @@
           <w:sz w:val="24"/>
           <w:u w:val="single"/>
         </w:rPr>
-        <w:hyperlink r:id="rId17" w:history="1">
+        <w:hyperlink r:id="rId18" w:history="1">
           <w:r>
             <w:rPr>
               <w:rStyle w:val="Hyperlink"/>
@@ -2298,7 +2348,7 @@
           <w:sz w:val="24"/>
           <w:u w:val="single"/>
         </w:rPr>
-        <w:hyperlink r:id="rId17" w:history="1">
+        <w:hyperlink r:id="rId18" w:history="1">
           <w:r>
             <w:rPr>
               <w:rStyle w:val="Hyperlink"/>
@@ -2316,7 +2366,7 @@
           <w:sz w:val="24"/>
           <w:u w:val="single"/>
         </w:rPr>
-        <w:hyperlink r:id="rId17" w:history="1">
+        <w:hyperlink r:id="rId18" w:history="1">
           <w:r>
             <w:rPr>
               <w:rStyle w:val="Hyperlink"/>
@@ -2334,7 +2384,7 @@
           <w:sz w:val="24"/>
           <w:u w:val="single"/>
         </w:rPr>
-        <w:hyperlink r:id="rId17" w:history="1">
+        <w:hyperlink r:id="rId18" w:history="1">
           <w:r>
             <w:rPr>
               <w:rStyle w:val="Hyperlink"/>
@@ -2495,7 +2545,7 @@
           <w:sz w:val="24"/>
           <w:u w:val="single"/>
         </w:rPr>
-        <w:hyperlink r:id="rId18" w:history="1">
+        <w:hyperlink r:id="rId19" w:history="1">
           <w:r>
             <w:rPr>
               <w:rStyle w:val="Hyperlink"/>
@@ -2513,7 +2563,7 @@
           <w:sz w:val="24"/>
           <w:u w:val="single"/>
         </w:rPr>
-        <w:hyperlink r:id="rId18" w:history="1">
+        <w:hyperlink r:id="rId19" w:history="1">
           <w:r>
             <w:rPr>
               <w:rStyle w:val="Hyperlink"/>
@@ -2531,7 +2581,7 @@
           <w:sz w:val="24"/>
           <w:u w:val="single"/>
         </w:rPr>
-        <w:hyperlink r:id="rId18" w:history="1">
+        <w:hyperlink r:id="rId19" w:history="1">
           <w:r>
             <w:rPr>
               <w:rStyle w:val="Hyperlink"/>
@@ -2549,7 +2599,7 @@
           <w:sz w:val="24"/>
           <w:u w:val="single"/>
         </w:rPr>
-        <w:hyperlink r:id="rId18" w:history="1">
+        <w:hyperlink r:id="rId19" w:history="1">
           <w:r>
             <w:rPr>
               <w:rStyle w:val="Hyperlink"/>
@@ -2567,7 +2617,7 @@
           <w:sz w:val="24"/>
           <w:u w:val="single"/>
         </w:rPr>
-        <w:hyperlink r:id="rId18" w:history="1">
+        <w:hyperlink r:id="rId19" w:history="1">
           <w:r>
             <w:rPr>
               <w:rStyle w:val="Hyperlink"/>
@@ -2588,7 +2638,7 @@
           <w:sz w:val="24"/>
           <w:u w:val="single"/>
         </w:rPr>
-        <w:hyperlink r:id="rId18" w:history="1">
+        <w:hyperlink r:id="rId19" w:history="1">
           <w:r>
             <w:rPr>
               <w:rStyle w:val="Hyperlink"/>
@@ -2606,7 +2656,7 @@
           <w:sz w:val="24"/>
           <w:u w:val="single"/>
         </w:rPr>
-        <w:hyperlink r:id="rId18" w:history="1">
+        <w:hyperlink r:id="rId19" w:history="1">
           <w:r>
             <w:rPr>
               <w:rStyle w:val="Hyperlink"/>
@@ -2624,7 +2674,7 @@
           <w:sz w:val="24"/>
           <w:u w:val="single"/>
         </w:rPr>
-        <w:hyperlink r:id="rId18" w:history="1">
+        <w:hyperlink r:id="rId19" w:history="1">
           <w:r>
             <w:rPr>
               <w:rStyle w:val="Hyperlink"/>
@@ -2642,7 +2692,7 @@
           <w:sz w:val="24"/>
           <w:u w:val="single"/>
         </w:rPr>
-        <w:hyperlink r:id="rId18" w:history="1">
+        <w:hyperlink r:id="rId19" w:history="1">
           <w:r>
             <w:rPr>
               <w:rStyle w:val="Hyperlink"/>
@@ -2660,7 +2710,7 @@
           <w:sz w:val="24"/>
           <w:u w:val="single"/>
         </w:rPr>
-        <w:hyperlink r:id="rId18" w:history="1">
+        <w:hyperlink r:id="rId19" w:history="1">
           <w:r>
             <w:rPr>
               <w:rStyle w:val="Hyperlink"/>
@@ -2808,7 +2858,7 @@
           <w:sz w:val="24"/>
           <w:u w:val="single"/>
         </w:rPr>
-        <w:hyperlink r:id="rId19" w:history="1">
+        <w:hyperlink r:id="rId20" w:history="1">
           <w:r>
             <w:rPr>
               <w:rStyle w:val="Hyperlink"/>
@@ -2826,7 +2876,7 @@
           <w:sz w:val="24"/>
           <w:u w:val="single"/>
         </w:rPr>
-        <w:hyperlink r:id="rId19" w:history="1">
+        <w:hyperlink r:id="rId20" w:history="1">
           <w:r>
             <w:rPr>
               <w:rStyle w:val="Hyperlink"/>
@@ -2844,7 +2894,7 @@
           <w:sz w:val="24"/>
           <w:u w:val="single"/>
         </w:rPr>
-        <w:hyperlink r:id="rId19" w:history="1">
+        <w:hyperlink r:id="rId20" w:history="1">
           <w:r>
             <w:rPr>
               <w:rStyle w:val="Hyperlink"/>
@@ -2862,7 +2912,7 @@
           <w:sz w:val="24"/>
           <w:u w:val="single"/>
         </w:rPr>
-        <w:hyperlink r:id="rId19" w:history="1">
+        <w:hyperlink r:id="rId20" w:history="1">
           <w:r>
             <w:rPr>
               <w:rStyle w:val="Hyperlink"/>
@@ -2880,7 +2930,7 @@
           <w:sz w:val="24"/>
           <w:u w:val="single"/>
         </w:rPr>
-        <w:hyperlink r:id="rId19" w:history="1">
+        <w:hyperlink r:id="rId20" w:history="1">
           <w:r>
             <w:rPr>
               <w:rStyle w:val="Hyperlink"/>
@@ -2898,7 +2948,7 @@
           <w:sz w:val="24"/>
           <w:u w:val="single"/>
         </w:rPr>
-        <w:hyperlink r:id="rId19" w:history="1">
+        <w:hyperlink r:id="rId20" w:history="1">
           <w:r>
             <w:rPr>
               <w:rStyle w:val="Hyperlink"/>
@@ -2916,7 +2966,7 @@
           <w:sz w:val="24"/>
           <w:u w:val="single"/>
         </w:rPr>
-        <w:hyperlink r:id="rId19" w:history="1">
+        <w:hyperlink r:id="rId20" w:history="1">
           <w:r>
             <w:rPr>
               <w:rStyle w:val="Hyperlink"/>
@@ -2934,7 +2984,7 @@
           <w:sz w:val="24"/>
           <w:u w:val="single"/>
         </w:rPr>
-        <w:hyperlink r:id="rId19" w:history="1">
+        <w:hyperlink r:id="rId20" w:history="1">
           <w:r>
             <w:rPr>
               <w:rStyle w:val="Hyperlink"/>
@@ -2952,7 +3002,7 @@
           <w:sz w:val="24"/>
           <w:u w:val="single"/>
         </w:rPr>
-        <w:hyperlink r:id="rId19" w:history="1">
+        <w:hyperlink r:id="rId20" w:history="1">
           <w:r>
             <w:rPr>
               <w:rStyle w:val="Hyperlink"/>

--- a/EXPORTS/DOCX/published/niveau3/English/HoofdcursusKampen.docx
+++ b/EXPORTS/DOCX/published/niveau3/English/HoofdcursusKampen.docx
@@ -532,18 +532,7 @@
           <w:color w:val="000000"/>
           <w:sz w:val="24"/>
         </w:rPr>
-        <w:t xml:space="preserve">information about the ethnographic collection of the </w:t>
-      </w:r>
-      <w:r>
-        <w:rPr>
-          <w:u w:val="single" w:color="0000ff"/>
-          <w:rFonts w:ascii="Charis SIL Regular" w:hAnsi="Charis SIL Regular" w:eastAsia="Charis SIL Regular"/>
-          <w:b w:val="0"/>
-          <w:i w:val="0"/>
-          <w:color w:val="000000"/>
-          <w:sz w:val="24"/>
-        </w:rPr>
-        <w:t>KMA</w:t>
+        <w:t>information about the ethnographic collection of the KMA</w:t>
       </w:r>
       <w:r>
         <w:rPr>
@@ -792,7 +781,6 @@
       </w:r>
       <w:r>
         <w:rPr>
-          <w:u w:val="single" w:color="0000ff"/>
           <w:rFonts w:ascii="Charis SIL Regular" w:hAnsi="Charis SIL Regular" w:eastAsia="Charis SIL Regular"/>
           <w:b w:val="0"/>
           <w:i w:val="0"/>
@@ -1656,7 +1644,7 @@
           <w:sz w:val="24"/>
           <w:u w:val="single"/>
         </w:rPr>
-        <w:hyperlink r:id="rId14" w:history="1">
+        <w:hyperlink r:id="rId13" w:history="1">
           <w:r>
             <w:rPr>
               <w:rStyle w:val="Hyperlink"/>
@@ -1674,7 +1662,7 @@
           <w:sz w:val="24"/>
           <w:u w:val="single"/>
         </w:rPr>
-        <w:hyperlink r:id="rId14" w:history="1">
+        <w:hyperlink r:id="rId13" w:history="1">
           <w:r>
             <w:rPr>
               <w:rStyle w:val="Hyperlink"/>
@@ -1685,13 +1673,21 @@
       </w:r>
       <w:r>
         <w:rPr>
+          <w:u w:val="single" w:color="0000ff"/>
           <w:rFonts w:ascii="Charis SIL Regular" w:hAnsi="Charis SIL Regular" w:eastAsia="Charis SIL Regular"/>
           <w:b w:val="0"/>
           <w:i w:val="0"/>
           <w:color w:val="000000"/>
           <w:sz w:val="24"/>
         </w:rPr>
-        <w:t xml:space="preserve">, </w:t>
+        <w:hyperlink r:id="rId13" w:history="1">
+          <w:r>
+            <w:rPr>
+              <w:rStyle w:val="Hyperlink"/>
+            </w:rPr>
+            <w:t xml:space="preserve">, </w:t>
+          </w:r>
+        </w:hyperlink>
       </w:r>
       <w:r>
         <w:rPr>
@@ -1702,7 +1698,7 @@
           <w:sz w:val="24"/>
           <w:u w:val="single"/>
         </w:rPr>
-        <w:hyperlink r:id="rId15" w:history="1">
+        <w:hyperlink r:id="rId13" w:history="1">
           <w:r>
             <w:rPr>
               <w:rStyle w:val="Hyperlink"/>
@@ -1731,7 +1727,7 @@
           <w:sz w:val="24"/>
           <w:u w:val="single"/>
         </w:rPr>
-        <w:hyperlink r:id="rId13" w:history="1">
+        <w:hyperlink r:id="rId15" w:history="1">
           <w:r>
             <w:rPr>
               <w:rStyle w:val="Hyperlink"/>

--- a/EXPORTS/DOCX/published/niveau3/English/HoofdcursusKampen.docx
+++ b/EXPORTS/DOCX/published/niveau3/English/HoofdcursusKampen.docx
@@ -561,32 +561,7 @@
           <w:color w:val="000000"/>
           <w:sz w:val="24"/>
         </w:rPr>
-        <w:hyperlink r:id="rId9" w:history="1">
-          <w:r>
-            <w:rPr>
-              <w:rStyle w:val="Hyperlink"/>
-            </w:rPr>
-            <w:t>n</w:t>
-          </w:r>
-        </w:hyperlink>
-      </w:r>
-      <w:r>
-        <w:rPr>
-          <w:u w:val="single" w:color="0000ff"/>
-          <w:rFonts w:ascii="Charis SIL Regular" w:hAnsi="Charis SIL Regular" w:eastAsia="Charis SIL Regular"/>
-          <w:b w:val="0"/>
-          <w:i w:val="0"/>
-          <w:color w:val="000000"/>
-          <w:sz w:val="24"/>
-        </w:rPr>
-        <w:hyperlink r:id="rId9" w:history="1">
-          <w:r>
-            <w:rPr>
-              <w:rStyle w:val="Hyperlink"/>
-            </w:rPr>
-            <w:t>d the lat</w:t>
-          </w:r>
-        </w:hyperlink>
+        <w:t>nd the lat</w:t>
       </w:r>
       <w:r>
         <w:rPr>
@@ -781,13 +756,21 @@
       </w:r>
       <w:r>
         <w:rPr>
+          <w:u w:val="single" w:color="0000ff"/>
           <w:rFonts w:ascii="Charis SIL Regular" w:hAnsi="Charis SIL Regular" w:eastAsia="Charis SIL Regular"/>
           <w:b w:val="0"/>
           <w:i w:val="0"/>
           <w:color w:val="000000"/>
           <w:sz w:val="24"/>
         </w:rPr>
-        <w:t>Volkenkundig M</w:t>
+        <w:hyperlink r:id="rId10" w:history="1">
+          <w:r>
+            <w:rPr>
+              <w:rStyle w:val="Hyperlink"/>
+            </w:rPr>
+            <w:t>Volkenkundig M</w:t>
+          </w:r>
+        </w:hyperlink>
       </w:r>
       <w:r>
         <w:rPr>
@@ -1727,7 +1710,7 @@
           <w:sz w:val="24"/>
           <w:u w:val="single"/>
         </w:rPr>
-        <w:hyperlink r:id="rId15" w:history="1">
+        <w:hyperlink r:id="rId13" w:history="1">
           <w:r>
             <w:rPr>
               <w:rStyle w:val="Hyperlink"/>
@@ -1745,7 +1728,7 @@
           <w:sz w:val="24"/>
           <w:u w:val="single"/>
         </w:rPr>
-        <w:hyperlink r:id="rId15" w:history="1">
+        <w:hyperlink r:id="rId13" w:history="1">
           <w:r>
             <w:rPr>
               <w:rStyle w:val="Hyperlink"/>
@@ -1843,7 +1826,7 @@
           <w:sz w:val="24"/>
           <w:u w:val="single"/>
         </w:rPr>
-        <w:hyperlink r:id="rId16" w:history="1">
+        <w:hyperlink r:id="rId15" w:history="1">
           <w:r>
             <w:rPr>
               <w:rStyle w:val="Hyperlink"/>
@@ -1861,7 +1844,7 @@
           <w:sz w:val="24"/>
           <w:u w:val="single"/>
         </w:rPr>
-        <w:hyperlink r:id="rId16" w:history="1">
+        <w:hyperlink r:id="rId15" w:history="1">
           <w:r>
             <w:rPr>
               <w:rStyle w:val="Hyperlink"/>
@@ -1879,7 +1862,7 @@
           <w:sz w:val="24"/>
           <w:u w:val="single"/>
         </w:rPr>
-        <w:hyperlink r:id="rId16" w:history="1">
+        <w:hyperlink r:id="rId15" w:history="1">
           <w:r>
             <w:rPr>
               <w:rStyle w:val="Hyperlink"/>
@@ -1897,7 +1880,7 @@
           <w:sz w:val="24"/>
           <w:u w:val="single"/>
         </w:rPr>
-        <w:hyperlink r:id="rId16" w:history="1">
+        <w:hyperlink r:id="rId15" w:history="1">
           <w:r>
             <w:rPr>
               <w:rStyle w:val="Hyperlink"/>
@@ -1925,7 +1908,7 @@
           <w:sz w:val="24"/>
           <w:u w:val="single"/>
         </w:rPr>
-        <w:hyperlink r:id="rId17" w:history="1">
+        <w:hyperlink r:id="rId16" w:history="1">
           <w:r>
             <w:rPr>
               <w:rStyle w:val="Hyperlink"/>
@@ -1943,7 +1926,7 @@
           <w:sz w:val="24"/>
           <w:u w:val="single"/>
         </w:rPr>
-        <w:hyperlink r:id="rId16" w:history="1">
+        <w:hyperlink r:id="rId15" w:history="1">
           <w:r>
             <w:rPr>
               <w:rStyle w:val="Hyperlink"/>
@@ -1961,7 +1944,7 @@
           <w:sz w:val="24"/>
           <w:u w:val="single"/>
         </w:rPr>
-        <w:hyperlink r:id="rId16" w:history="1">
+        <w:hyperlink r:id="rId15" w:history="1">
           <w:r>
             <w:rPr>
               <w:rStyle w:val="Hyperlink"/>
@@ -2128,7 +2111,7 @@
           <w:sz w:val="24"/>
           <w:u w:val="single"/>
         </w:rPr>
-        <w:hyperlink r:id="rId18" w:history="1">
+        <w:hyperlink r:id="rId17" w:history="1">
           <w:r>
             <w:rPr>
               <w:rStyle w:val="Hyperlink"/>
@@ -2146,7 +2129,7 @@
           <w:sz w:val="24"/>
           <w:u w:val="single"/>
         </w:rPr>
-        <w:hyperlink r:id="rId18" w:history="1">
+        <w:hyperlink r:id="rId17" w:history="1">
           <w:r>
             <w:rPr>
               <w:rStyle w:val="Hyperlink"/>
@@ -2164,7 +2147,7 @@
           <w:sz w:val="24"/>
           <w:u w:val="single"/>
         </w:rPr>
-        <w:hyperlink r:id="rId18" w:history="1">
+        <w:hyperlink r:id="rId17" w:history="1">
           <w:r>
             <w:rPr>
               <w:rStyle w:val="Hyperlink"/>
@@ -2182,7 +2165,7 @@
           <w:sz w:val="24"/>
           <w:u w:val="single"/>
         </w:rPr>
-        <w:hyperlink r:id="rId18" w:history="1">
+        <w:hyperlink r:id="rId17" w:history="1">
           <w:r>
             <w:rPr>
               <w:rStyle w:val="Hyperlink"/>
@@ -2200,7 +2183,7 @@
           <w:sz w:val="24"/>
           <w:u w:val="single"/>
         </w:rPr>
-        <w:hyperlink r:id="rId18" w:history="1">
+        <w:hyperlink r:id="rId17" w:history="1">
           <w:r>
             <w:rPr>
               <w:rStyle w:val="Hyperlink"/>
@@ -2218,7 +2201,7 @@
           <w:sz w:val="24"/>
           <w:u w:val="single"/>
         </w:rPr>
-        <w:hyperlink r:id="rId18" w:history="1">
+        <w:hyperlink r:id="rId17" w:history="1">
           <w:r>
             <w:rPr>
               <w:rStyle w:val="Hyperlink"/>
@@ -2236,7 +2219,7 @@
           <w:sz w:val="24"/>
           <w:u w:val="single"/>
         </w:rPr>
-        <w:hyperlink r:id="rId18" w:history="1">
+        <w:hyperlink r:id="rId17" w:history="1">
           <w:r>
             <w:rPr>
               <w:rStyle w:val="Hyperlink"/>
@@ -2254,7 +2237,7 @@
           <w:sz w:val="24"/>
           <w:u w:val="single"/>
         </w:rPr>
-        <w:hyperlink r:id="rId18" w:history="1">
+        <w:hyperlink r:id="rId17" w:history="1">
           <w:r>
             <w:rPr>
               <w:rStyle w:val="Hyperlink"/>
@@ -2272,7 +2255,7 @@
           <w:sz w:val="24"/>
           <w:u w:val="single"/>
         </w:rPr>
-        <w:hyperlink r:id="rId18" w:history="1">
+        <w:hyperlink r:id="rId17" w:history="1">
           <w:r>
             <w:rPr>
               <w:rStyle w:val="Hyperlink"/>
@@ -2290,7 +2273,7 @@
           <w:sz w:val="24"/>
           <w:u w:val="single"/>
         </w:rPr>
-        <w:hyperlink r:id="rId18" w:history="1">
+        <w:hyperlink r:id="rId17" w:history="1">
           <w:r>
             <w:rPr>
               <w:rStyle w:val="Hyperlink"/>
@@ -2308,7 +2291,7 @@
           <w:sz w:val="24"/>
           <w:u w:val="single"/>
         </w:rPr>
-        <w:hyperlink r:id="rId18" w:history="1">
+        <w:hyperlink r:id="rId17" w:history="1">
           <w:r>
             <w:rPr>
               <w:rStyle w:val="Hyperlink"/>
@@ -2326,7 +2309,7 @@
           <w:sz w:val="24"/>
           <w:u w:val="single"/>
         </w:rPr>
-        <w:hyperlink r:id="rId18" w:history="1">
+        <w:hyperlink r:id="rId17" w:history="1">
           <w:r>
             <w:rPr>
               <w:rStyle w:val="Hyperlink"/>
@@ -2344,7 +2327,7 @@
           <w:sz w:val="24"/>
           <w:u w:val="single"/>
         </w:rPr>
-        <w:hyperlink r:id="rId18" w:history="1">
+        <w:hyperlink r:id="rId17" w:history="1">
           <w:r>
             <w:rPr>
               <w:rStyle w:val="Hyperlink"/>
@@ -2362,7 +2345,7 @@
           <w:sz w:val="24"/>
           <w:u w:val="single"/>
         </w:rPr>
-        <w:hyperlink r:id="rId18" w:history="1">
+        <w:hyperlink r:id="rId17" w:history="1">
           <w:r>
             <w:rPr>
               <w:rStyle w:val="Hyperlink"/>
@@ -2380,7 +2363,7 @@
           <w:sz w:val="24"/>
           <w:u w:val="single"/>
         </w:rPr>
-        <w:hyperlink r:id="rId18" w:history="1">
+        <w:hyperlink r:id="rId17" w:history="1">
           <w:r>
             <w:rPr>
               <w:rStyle w:val="Hyperlink"/>
@@ -2541,7 +2524,7 @@
           <w:sz w:val="24"/>
           <w:u w:val="single"/>
         </w:rPr>
-        <w:hyperlink r:id="rId19" w:history="1">
+        <w:hyperlink r:id="rId18" w:history="1">
           <w:r>
             <w:rPr>
               <w:rStyle w:val="Hyperlink"/>
@@ -2559,7 +2542,7 @@
           <w:sz w:val="24"/>
           <w:u w:val="single"/>
         </w:rPr>
-        <w:hyperlink r:id="rId19" w:history="1">
+        <w:hyperlink r:id="rId18" w:history="1">
           <w:r>
             <w:rPr>
               <w:rStyle w:val="Hyperlink"/>
@@ -2577,7 +2560,7 @@
           <w:sz w:val="24"/>
           <w:u w:val="single"/>
         </w:rPr>
-        <w:hyperlink r:id="rId19" w:history="1">
+        <w:hyperlink r:id="rId18" w:history="1">
           <w:r>
             <w:rPr>
               <w:rStyle w:val="Hyperlink"/>
@@ -2595,7 +2578,7 @@
           <w:sz w:val="24"/>
           <w:u w:val="single"/>
         </w:rPr>
-        <w:hyperlink r:id="rId19" w:history="1">
+        <w:hyperlink r:id="rId18" w:history="1">
           <w:r>
             <w:rPr>
               <w:rStyle w:val="Hyperlink"/>
@@ -2613,7 +2596,7 @@
           <w:sz w:val="24"/>
           <w:u w:val="single"/>
         </w:rPr>
-        <w:hyperlink r:id="rId19" w:history="1">
+        <w:hyperlink r:id="rId18" w:history="1">
           <w:r>
             <w:rPr>
               <w:rStyle w:val="Hyperlink"/>
@@ -2634,7 +2617,7 @@
           <w:sz w:val="24"/>
           <w:u w:val="single"/>
         </w:rPr>
-        <w:hyperlink r:id="rId19" w:history="1">
+        <w:hyperlink r:id="rId18" w:history="1">
           <w:r>
             <w:rPr>
               <w:rStyle w:val="Hyperlink"/>
@@ -2652,7 +2635,7 @@
           <w:sz w:val="24"/>
           <w:u w:val="single"/>
         </w:rPr>
-        <w:hyperlink r:id="rId19" w:history="1">
+        <w:hyperlink r:id="rId18" w:history="1">
           <w:r>
             <w:rPr>
               <w:rStyle w:val="Hyperlink"/>
@@ -2670,7 +2653,7 @@
           <w:sz w:val="24"/>
           <w:u w:val="single"/>
         </w:rPr>
-        <w:hyperlink r:id="rId19" w:history="1">
+        <w:hyperlink r:id="rId18" w:history="1">
           <w:r>
             <w:rPr>
               <w:rStyle w:val="Hyperlink"/>
@@ -2688,7 +2671,7 @@
           <w:sz w:val="24"/>
           <w:u w:val="single"/>
         </w:rPr>
-        <w:hyperlink r:id="rId19" w:history="1">
+        <w:hyperlink r:id="rId18" w:history="1">
           <w:r>
             <w:rPr>
               <w:rStyle w:val="Hyperlink"/>
@@ -2706,7 +2689,7 @@
           <w:sz w:val="24"/>
           <w:u w:val="single"/>
         </w:rPr>
-        <w:hyperlink r:id="rId19" w:history="1">
+        <w:hyperlink r:id="rId18" w:history="1">
           <w:r>
             <w:rPr>
               <w:rStyle w:val="Hyperlink"/>
@@ -2854,7 +2837,7 @@
           <w:sz w:val="24"/>
           <w:u w:val="single"/>
         </w:rPr>
-        <w:hyperlink r:id="rId20" w:history="1">
+        <w:hyperlink r:id="rId19" w:history="1">
           <w:r>
             <w:rPr>
               <w:rStyle w:val="Hyperlink"/>
@@ -2872,7 +2855,7 @@
           <w:sz w:val="24"/>
           <w:u w:val="single"/>
         </w:rPr>
-        <w:hyperlink r:id="rId20" w:history="1">
+        <w:hyperlink r:id="rId19" w:history="1">
           <w:r>
             <w:rPr>
               <w:rStyle w:val="Hyperlink"/>
@@ -2890,7 +2873,7 @@
           <w:sz w:val="24"/>
           <w:u w:val="single"/>
         </w:rPr>
-        <w:hyperlink r:id="rId20" w:history="1">
+        <w:hyperlink r:id="rId19" w:history="1">
           <w:r>
             <w:rPr>
               <w:rStyle w:val="Hyperlink"/>
@@ -2908,7 +2891,7 @@
           <w:sz w:val="24"/>
           <w:u w:val="single"/>
         </w:rPr>
-        <w:hyperlink r:id="rId20" w:history="1">
+        <w:hyperlink r:id="rId19" w:history="1">
           <w:r>
             <w:rPr>
               <w:rStyle w:val="Hyperlink"/>
@@ -2926,7 +2909,7 @@
           <w:sz w:val="24"/>
           <w:u w:val="single"/>
         </w:rPr>
-        <w:hyperlink r:id="rId20" w:history="1">
+        <w:hyperlink r:id="rId19" w:history="1">
           <w:r>
             <w:rPr>
               <w:rStyle w:val="Hyperlink"/>
@@ -2944,7 +2927,7 @@
           <w:sz w:val="24"/>
           <w:u w:val="single"/>
         </w:rPr>
-        <w:hyperlink r:id="rId20" w:history="1">
+        <w:hyperlink r:id="rId19" w:history="1">
           <w:r>
             <w:rPr>
               <w:rStyle w:val="Hyperlink"/>
@@ -2962,7 +2945,7 @@
           <w:sz w:val="24"/>
           <w:u w:val="single"/>
         </w:rPr>
-        <w:hyperlink r:id="rId20" w:history="1">
+        <w:hyperlink r:id="rId19" w:history="1">
           <w:r>
             <w:rPr>
               <w:rStyle w:val="Hyperlink"/>
@@ -2980,7 +2963,7 @@
           <w:sz w:val="24"/>
           <w:u w:val="single"/>
         </w:rPr>
-        <w:hyperlink r:id="rId20" w:history="1">
+        <w:hyperlink r:id="rId19" w:history="1">
           <w:r>
             <w:rPr>
               <w:rStyle w:val="Hyperlink"/>
@@ -2998,7 +2981,7 @@
           <w:sz w:val="24"/>
           <w:u w:val="single"/>
         </w:rPr>
-        <w:hyperlink r:id="rId20" w:history="1">
+        <w:hyperlink r:id="rId19" w:history="1">
           <w:r>
             <w:rPr>
               <w:rStyle w:val="Hyperlink"/>

--- a/EXPORTS/DOCX/published/niveau3/English/HoofdcursusKampen.docx
+++ b/EXPORTS/DOCX/published/niveau3/English/HoofdcursusKampen.docx
@@ -532,18 +532,7 @@
           <w:color w:val="000000"/>
           <w:sz w:val="24"/>
         </w:rPr>
-        <w:t xml:space="preserve">information about the ethnographic collection of the </w:t>
-      </w:r>
-      <w:r>
-        <w:rPr>
-          <w:u w:val="single" w:color="0000ff"/>
-          <w:rFonts w:ascii="Charis SIL Regular" w:hAnsi="Charis SIL Regular" w:eastAsia="Charis SIL Regular"/>
-          <w:b w:val="0"/>
-          <w:i w:val="0"/>
-          <w:color w:val="000000"/>
-          <w:sz w:val="24"/>
-        </w:rPr>
-        <w:t>KMA</w:t>
+        <w:t>information about the ethnographic collection of the KMA</w:t>
       </w:r>
       <w:r>
         <w:rPr>
@@ -583,21 +572,13 @@
       </w:r>
       <w:r>
         <w:rPr>
-          <w:u w:val="single" w:color="0000ff"/>
           <w:rFonts w:ascii="Charis SIL Regular" w:hAnsi="Charis SIL Regular" w:eastAsia="Charis SIL Regular"/>
           <w:b w:val="0"/>
           <w:i w:val="0"/>
           <w:color w:val="000000"/>
           <w:sz w:val="24"/>
         </w:rPr>
-        <w:hyperlink r:id="rId9" w:history="1">
-          <w:r>
-            <w:rPr>
-              <w:rStyle w:val="Hyperlink"/>
-            </w:rPr>
-            <w:t>d the lat</w:t>
-          </w:r>
-        </w:hyperlink>
+        <w:t>d the lat</w:t>
       </w:r>
       <w:r>
         <w:rPr>
@@ -799,7 +780,14 @@
           <w:color w:val="000000"/>
           <w:sz w:val="24"/>
         </w:rPr>
-        <w:t>Volkenkundig M</w:t>
+        <w:hyperlink r:id="rId10" w:history="1">
+          <w:r>
+            <w:rPr>
+              <w:rStyle w:val="Hyperlink"/>
+            </w:rPr>
+            <w:t>Volkenkundig M</w:t>
+          </w:r>
+        </w:hyperlink>
       </w:r>
       <w:r>
         <w:rPr>
@@ -1685,13 +1673,21 @@
       </w:r>
       <w:r>
         <w:rPr>
+          <w:u w:val="single" w:color="0000ff"/>
           <w:rFonts w:ascii="Charis SIL Regular" w:hAnsi="Charis SIL Regular" w:eastAsia="Charis SIL Regular"/>
           <w:b w:val="0"/>
           <w:i w:val="0"/>
           <w:color w:val="000000"/>
           <w:sz w:val="24"/>
         </w:rPr>
-        <w:t xml:space="preserve">, </w:t>
+        <w:hyperlink r:id="rId13" w:history="1">
+          <w:r>
+            <w:rPr>
+              <w:rStyle w:val="Hyperlink"/>
+            </w:rPr>
+            <w:t xml:space="preserve">, </w:t>
+          </w:r>
+        </w:hyperlink>
       </w:r>
       <w:r>
         <w:rPr>

--- a/EXPORTS/DOCX/published/niveau3/English/HoofdcursusKampen.docx
+++ b/EXPORTS/DOCX/published/niveau3/English/HoofdcursusKampen.docx
@@ -532,61 +532,7 @@
           <w:color w:val="000000"/>
           <w:sz w:val="24"/>
         </w:rPr>
-        <w:t>information about the ethnographic collection of the KMA</w:t>
-      </w:r>
-      <w:r>
-        <w:rPr>
-          <w:u w:val="single" w:color="0000ff"/>
-          <w:rFonts w:ascii="Charis SIL Regular" w:hAnsi="Charis SIL Regular" w:eastAsia="Charis SIL Regular"/>
-          <w:b w:val="0"/>
-          <w:i w:val="0"/>
-          <w:color w:val="000000"/>
-          <w:sz w:val="24"/>
-        </w:rPr>
-        <w:hyperlink r:id="rId9" w:history="1">
-          <w:r>
-            <w:rPr>
-              <w:rStyle w:val="Hyperlink"/>
-            </w:rPr>
-            <w:t xml:space="preserve"> a</w:t>
-          </w:r>
-        </w:hyperlink>
-      </w:r>
-      <w:r>
-        <w:rPr>
-          <w:u w:val="single" w:color="0000ff"/>
-          <w:rFonts w:ascii="Charis SIL Regular" w:hAnsi="Charis SIL Regular" w:eastAsia="Charis SIL Regular"/>
-          <w:b w:val="0"/>
-          <w:i w:val="0"/>
-          <w:color w:val="000000"/>
-          <w:sz w:val="24"/>
-        </w:rPr>
-        <w:hyperlink r:id="rId9" w:history="1">
-          <w:r>
-            <w:rPr>
-              <w:rStyle w:val="Hyperlink"/>
-            </w:rPr>
-            <w:t>n</w:t>
-          </w:r>
-        </w:hyperlink>
-      </w:r>
-      <w:r>
-        <w:rPr>
-          <w:u w:val="single" w:color="0000ff"/>
-          <w:rFonts w:ascii="Charis SIL Regular" w:hAnsi="Charis SIL Regular" w:eastAsia="Charis SIL Regular"/>
-          <w:b w:val="0"/>
-          <w:i w:val="0"/>
-          <w:color w:val="000000"/>
-          <w:sz w:val="24"/>
-        </w:rPr>
-        <w:hyperlink r:id="rId9" w:history="1">
-          <w:r>
-            <w:rPr>
-              <w:rStyle w:val="Hyperlink"/>
-            </w:rPr>
-            <w:t>d the lat</w:t>
-          </w:r>
-        </w:hyperlink>
+        <w:t>information about the ethnographic collection of the KMA and the lat</w:t>
       </w:r>
       <w:r>
         <w:rPr>
@@ -1652,7 +1598,7 @@
           <w:sz w:val="24"/>
           <w:u w:val="single"/>
         </w:rPr>
-        <w:hyperlink r:id="rId14" w:history="1">
+        <w:hyperlink r:id="rId13" w:history="1">
           <w:r>
             <w:rPr>
               <w:rStyle w:val="Hyperlink"/>
@@ -1943,7 +1889,7 @@
           <w:sz w:val="24"/>
           <w:u w:val="single"/>
         </w:rPr>
-        <w:hyperlink r:id="rId17" w:history="1">
+        <w:hyperlink r:id="rId16" w:history="1">
           <w:r>
             <w:rPr>
               <w:rStyle w:val="Hyperlink"/>
@@ -1961,7 +1907,7 @@
           <w:sz w:val="24"/>
           <w:u w:val="single"/>
         </w:rPr>
-        <w:hyperlink r:id="rId17" w:history="1">
+        <w:hyperlink r:id="rId16" w:history="1">
           <w:r>
             <w:rPr>
               <w:rStyle w:val="Hyperlink"/>

--- a/EXPORTS/DOCX/published/niveau3/English/HoofdcursusKampen.docx
+++ b/EXPORTS/DOCX/published/niveau3/English/HoofdcursusKampen.docx
@@ -532,7 +532,72 @@
           <w:color w:val="000000"/>
           <w:sz w:val="24"/>
         </w:rPr>
-        <w:t>information about the ethnographic collection of the KMA and the lat</w:t>
+        <w:t xml:space="preserve">information about the ethnographic collection of the </w:t>
+      </w:r>
+      <w:r>
+        <w:rPr>
+          <w:u w:val="single" w:color="0000ff"/>
+          <w:rFonts w:ascii="Charis SIL Regular" w:hAnsi="Charis SIL Regular" w:eastAsia="Charis SIL Regular"/>
+          <w:b w:val="0"/>
+          <w:i w:val="0"/>
+          <w:color w:val="000000"/>
+          <w:sz w:val="24"/>
+        </w:rPr>
+        <w:t>KMA</w:t>
+      </w:r>
+      <w:r>
+        <w:rPr>
+          <w:u w:val="single" w:color="0000ff"/>
+          <w:rFonts w:ascii="Charis SIL Regular" w:hAnsi="Charis SIL Regular" w:eastAsia="Charis SIL Regular"/>
+          <w:b w:val="0"/>
+          <w:i w:val="0"/>
+          <w:color w:val="000000"/>
+          <w:sz w:val="24"/>
+        </w:rPr>
+        <w:hyperlink r:id="rId9" w:history="1">
+          <w:r>
+            <w:rPr>
+              <w:rStyle w:val="Hyperlink"/>
+            </w:rPr>
+            <w:t xml:space="preserve"> a</w:t>
+          </w:r>
+        </w:hyperlink>
+      </w:r>
+      <w:r>
+        <w:rPr>
+          <w:u w:val="single" w:color="0000ff"/>
+          <w:rFonts w:ascii="Charis SIL Regular" w:hAnsi="Charis SIL Regular" w:eastAsia="Charis SIL Regular"/>
+          <w:b w:val="0"/>
+          <w:i w:val="0"/>
+          <w:color w:val="000000"/>
+          <w:sz w:val="24"/>
+        </w:rPr>
+        <w:hyperlink r:id="rId9" w:history="1">
+          <w:r>
+            <w:rPr>
+              <w:rStyle w:val="Hyperlink"/>
+            </w:rPr>
+            <w:t>n</w:t>
+          </w:r>
+        </w:hyperlink>
+      </w:r>
+      <w:r>
+        <w:rPr>
+          <w:u w:val="single" w:color="0000ff"/>
+          <w:rFonts w:ascii="Charis SIL Regular" w:hAnsi="Charis SIL Regular" w:eastAsia="Charis SIL Regular"/>
+          <w:b w:val="0"/>
+          <w:i w:val="0"/>
+          <w:color w:val="000000"/>
+          <w:sz w:val="24"/>
+        </w:rPr>
+        <w:hyperlink r:id="rId9" w:history="1">
+          <w:r>
+            <w:rPr>
+              <w:rStyle w:val="Hyperlink"/>
+            </w:rPr>
+            <w:t>d the lat</w:t>
+          </w:r>
+        </w:hyperlink>
       </w:r>
       <w:r>
         <w:rPr>
@@ -1616,7 +1681,7 @@
           <w:sz w:val="24"/>
           <w:u w:val="single"/>
         </w:rPr>
-        <w:hyperlink r:id="rId14" w:history="1">
+        <w:hyperlink r:id="rId13" w:history="1">
           <w:r>
             <w:rPr>
               <w:rStyle w:val="Hyperlink"/>
@@ -1633,7 +1698,14 @@
           <w:color w:val="000000"/>
           <w:sz w:val="24"/>
         </w:rPr>
-        <w:t xml:space="preserve">, </w:t>
+        <w:hyperlink r:id="rId13" w:history="1">
+          <w:r>
+            <w:rPr>
+              <w:rStyle w:val="Hyperlink"/>
+            </w:rPr>
+            <w:t xml:space="preserve">, </w:t>
+          </w:r>
+        </w:hyperlink>
       </w:r>
       <w:r>
         <w:rPr>
@@ -1644,7 +1716,7 @@
           <w:sz w:val="24"/>
           <w:u w:val="single"/>
         </w:rPr>
-        <w:hyperlink r:id="rId15" w:history="1">
+        <w:hyperlink r:id="rId13" w:history="1">
           <w:r>
             <w:rPr>
               <w:rStyle w:val="Hyperlink"/>
@@ -1673,7 +1745,7 @@
           <w:sz w:val="24"/>
           <w:u w:val="single"/>
         </w:rPr>
-        <w:hyperlink r:id="rId15" w:history="1">
+        <w:hyperlink r:id="rId13" w:history="1">
           <w:r>
             <w:rPr>
               <w:rStyle w:val="Hyperlink"/>
@@ -1789,7 +1861,7 @@
           <w:sz w:val="24"/>
           <w:u w:val="single"/>
         </w:rPr>
-        <w:hyperlink r:id="rId16" w:history="1">
+        <w:hyperlink r:id="rId15" w:history="1">
           <w:r>
             <w:rPr>
               <w:rStyle w:val="Hyperlink"/>
@@ -1807,7 +1879,7 @@
           <w:sz w:val="24"/>
           <w:u w:val="single"/>
         </w:rPr>
-        <w:hyperlink r:id="rId16" w:history="1">
+        <w:hyperlink r:id="rId15" w:history="1">
           <w:r>
             <w:rPr>
               <w:rStyle w:val="Hyperlink"/>
@@ -1825,7 +1897,7 @@
           <w:sz w:val="24"/>
           <w:u w:val="single"/>
         </w:rPr>
-        <w:hyperlink r:id="rId16" w:history="1">
+        <w:hyperlink r:id="rId15" w:history="1">
           <w:r>
             <w:rPr>
               <w:rStyle w:val="Hyperlink"/>
@@ -1843,7 +1915,7 @@
           <w:sz w:val="24"/>
           <w:u w:val="single"/>
         </w:rPr>
-        <w:hyperlink r:id="rId16" w:history="1">
+        <w:hyperlink r:id="rId15" w:history="1">
           <w:r>
             <w:rPr>
               <w:rStyle w:val="Hyperlink"/>
@@ -1871,7 +1943,7 @@
           <w:sz w:val="24"/>
           <w:u w:val="single"/>
         </w:rPr>
-        <w:hyperlink r:id="rId17" w:history="1">
+        <w:hyperlink r:id="rId16" w:history="1">
           <w:r>
             <w:rPr>
               <w:rStyle w:val="Hyperlink"/>
@@ -1889,7 +1961,7 @@
           <w:sz w:val="24"/>
           <w:u w:val="single"/>
         </w:rPr>
-        <w:hyperlink r:id="rId16" w:history="1">
+        <w:hyperlink r:id="rId15" w:history="1">
           <w:r>
             <w:rPr>
               <w:rStyle w:val="Hyperlink"/>
@@ -1907,7 +1979,7 @@
           <w:sz w:val="24"/>
           <w:u w:val="single"/>
         </w:rPr>
-        <w:hyperlink r:id="rId16" w:history="1">
+        <w:hyperlink r:id="rId15" w:history="1">
           <w:r>
             <w:rPr>
               <w:rStyle w:val="Hyperlink"/>
@@ -2074,7 +2146,7 @@
           <w:sz w:val="24"/>
           <w:u w:val="single"/>
         </w:rPr>
-        <w:hyperlink r:id="rId18" w:history="1">
+        <w:hyperlink r:id="rId17" w:history="1">
           <w:r>
             <w:rPr>
               <w:rStyle w:val="Hyperlink"/>
@@ -2092,7 +2164,7 @@
           <w:sz w:val="24"/>
           <w:u w:val="single"/>
         </w:rPr>
-        <w:hyperlink r:id="rId18" w:history="1">
+        <w:hyperlink r:id="rId17" w:history="1">
           <w:r>
             <w:rPr>
               <w:rStyle w:val="Hyperlink"/>
@@ -2110,7 +2182,7 @@
           <w:sz w:val="24"/>
           <w:u w:val="single"/>
         </w:rPr>
-        <w:hyperlink r:id="rId18" w:history="1">
+        <w:hyperlink r:id="rId17" w:history="1">
           <w:r>
             <w:rPr>
               <w:rStyle w:val="Hyperlink"/>
@@ -2128,7 +2200,7 @@
           <w:sz w:val="24"/>
           <w:u w:val="single"/>
         </w:rPr>
-        <w:hyperlink r:id="rId18" w:history="1">
+        <w:hyperlink r:id="rId17" w:history="1">
           <w:r>
             <w:rPr>
               <w:rStyle w:val="Hyperlink"/>
@@ -2146,7 +2218,7 @@
           <w:sz w:val="24"/>
           <w:u w:val="single"/>
         </w:rPr>
-        <w:hyperlink r:id="rId18" w:history="1">
+        <w:hyperlink r:id="rId17" w:history="1">
           <w:r>
             <w:rPr>
               <w:rStyle w:val="Hyperlink"/>
@@ -2164,7 +2236,7 @@
           <w:sz w:val="24"/>
           <w:u w:val="single"/>
         </w:rPr>
-        <w:hyperlink r:id="rId18" w:history="1">
+        <w:hyperlink r:id="rId17" w:history="1">
           <w:r>
             <w:rPr>
               <w:rStyle w:val="Hyperlink"/>
@@ -2182,7 +2254,7 @@
           <w:sz w:val="24"/>
           <w:u w:val="single"/>
         </w:rPr>
-        <w:hyperlink r:id="rId18" w:history="1">
+        <w:hyperlink r:id="rId17" w:history="1">
           <w:r>
             <w:rPr>
               <w:rStyle w:val="Hyperlink"/>
@@ -2200,7 +2272,7 @@
           <w:sz w:val="24"/>
           <w:u w:val="single"/>
         </w:rPr>
-        <w:hyperlink r:id="rId18" w:history="1">
+        <w:hyperlink r:id="rId17" w:history="1">
           <w:r>
             <w:rPr>
               <w:rStyle w:val="Hyperlink"/>
@@ -2218,7 +2290,7 @@
           <w:sz w:val="24"/>
           <w:u w:val="single"/>
         </w:rPr>
-        <w:hyperlink r:id="rId18" w:history="1">
+        <w:hyperlink r:id="rId17" w:history="1">
           <w:r>
             <w:rPr>
               <w:rStyle w:val="Hyperlink"/>
@@ -2236,7 +2308,7 @@
           <w:sz w:val="24"/>
           <w:u w:val="single"/>
         </w:rPr>
-        <w:hyperlink r:id="rId18" w:history="1">
+        <w:hyperlink r:id="rId17" w:history="1">
           <w:r>
             <w:rPr>
               <w:rStyle w:val="Hyperlink"/>
@@ -2254,7 +2326,7 @@
           <w:sz w:val="24"/>
           <w:u w:val="single"/>
         </w:rPr>
-        <w:hyperlink r:id="rId18" w:history="1">
+        <w:hyperlink r:id="rId17" w:history="1">
           <w:r>
             <w:rPr>
               <w:rStyle w:val="Hyperlink"/>
@@ -2272,7 +2344,7 @@
           <w:sz w:val="24"/>
           <w:u w:val="single"/>
         </w:rPr>
-        <w:hyperlink r:id="rId18" w:history="1">
+        <w:hyperlink r:id="rId17" w:history="1">
           <w:r>
             <w:rPr>
               <w:rStyle w:val="Hyperlink"/>
@@ -2290,7 +2362,7 @@
           <w:sz w:val="24"/>
           <w:u w:val="single"/>
         </w:rPr>
-        <w:hyperlink r:id="rId18" w:history="1">
+        <w:hyperlink r:id="rId17" w:history="1">
           <w:r>
             <w:rPr>
               <w:rStyle w:val="Hyperlink"/>
@@ -2308,7 +2380,7 @@
           <w:sz w:val="24"/>
           <w:u w:val="single"/>
         </w:rPr>
-        <w:hyperlink r:id="rId18" w:history="1">
+        <w:hyperlink r:id="rId17" w:history="1">
           <w:r>
             <w:rPr>
               <w:rStyle w:val="Hyperlink"/>
@@ -2326,7 +2398,7 @@
           <w:sz w:val="24"/>
           <w:u w:val="single"/>
         </w:rPr>
-        <w:hyperlink r:id="rId18" w:history="1">
+        <w:hyperlink r:id="rId17" w:history="1">
           <w:r>
             <w:rPr>
               <w:rStyle w:val="Hyperlink"/>
@@ -2487,7 +2559,7 @@
           <w:sz w:val="24"/>
           <w:u w:val="single"/>
         </w:rPr>
-        <w:hyperlink r:id="rId19" w:history="1">
+        <w:hyperlink r:id="rId18" w:history="1">
           <w:r>
             <w:rPr>
               <w:rStyle w:val="Hyperlink"/>
@@ -2505,7 +2577,7 @@
           <w:sz w:val="24"/>
           <w:u w:val="single"/>
         </w:rPr>
-        <w:hyperlink r:id="rId19" w:history="1">
+        <w:hyperlink r:id="rId18" w:history="1">
           <w:r>
             <w:rPr>
               <w:rStyle w:val="Hyperlink"/>
@@ -2523,7 +2595,7 @@
           <w:sz w:val="24"/>
           <w:u w:val="single"/>
         </w:rPr>
-        <w:hyperlink r:id="rId19" w:history="1">
+        <w:hyperlink r:id="rId18" w:history="1">
           <w:r>
             <w:rPr>
               <w:rStyle w:val="Hyperlink"/>
@@ -2541,7 +2613,7 @@
           <w:sz w:val="24"/>
           <w:u w:val="single"/>
         </w:rPr>
-        <w:hyperlink r:id="rId19" w:history="1">
+        <w:hyperlink r:id="rId18" w:history="1">
           <w:r>
             <w:rPr>
               <w:rStyle w:val="Hyperlink"/>
@@ -2559,7 +2631,7 @@
           <w:sz w:val="24"/>
           <w:u w:val="single"/>
         </w:rPr>
-        <w:hyperlink r:id="rId19" w:history="1">
+        <w:hyperlink r:id="rId18" w:history="1">
           <w:r>
             <w:rPr>
               <w:rStyle w:val="Hyperlink"/>
@@ -2580,7 +2652,7 @@
           <w:sz w:val="24"/>
           <w:u w:val="single"/>
         </w:rPr>
-        <w:hyperlink r:id="rId19" w:history="1">
+        <w:hyperlink r:id="rId18" w:history="1">
           <w:r>
             <w:rPr>
               <w:rStyle w:val="Hyperlink"/>
@@ -2598,7 +2670,7 @@
           <w:sz w:val="24"/>
           <w:u w:val="single"/>
         </w:rPr>
-        <w:hyperlink r:id="rId19" w:history="1">
+        <w:hyperlink r:id="rId18" w:history="1">
           <w:r>
             <w:rPr>
               <w:rStyle w:val="Hyperlink"/>
@@ -2616,7 +2688,7 @@
           <w:sz w:val="24"/>
           <w:u w:val="single"/>
         </w:rPr>
-        <w:hyperlink r:id="rId19" w:history="1">
+        <w:hyperlink r:id="rId18" w:history="1">
           <w:r>
             <w:rPr>
               <w:rStyle w:val="Hyperlink"/>
@@ -2634,7 +2706,7 @@
           <w:sz w:val="24"/>
           <w:u w:val="single"/>
         </w:rPr>
-        <w:hyperlink r:id="rId19" w:history="1">
+        <w:hyperlink r:id="rId18" w:history="1">
           <w:r>
             <w:rPr>
               <w:rStyle w:val="Hyperlink"/>
@@ -2652,7 +2724,7 @@
           <w:sz w:val="24"/>
           <w:u w:val="single"/>
         </w:rPr>
-        <w:hyperlink r:id="rId19" w:history="1">
+        <w:hyperlink r:id="rId18" w:history="1">
           <w:r>
             <w:rPr>
               <w:rStyle w:val="Hyperlink"/>
@@ -2800,7 +2872,7 @@
           <w:sz w:val="24"/>
           <w:u w:val="single"/>
         </w:rPr>
-        <w:hyperlink r:id="rId20" w:history="1">
+        <w:hyperlink r:id="rId19" w:history="1">
           <w:r>
             <w:rPr>
               <w:rStyle w:val="Hyperlink"/>
@@ -2818,7 +2890,7 @@
           <w:sz w:val="24"/>
           <w:u w:val="single"/>
         </w:rPr>
-        <w:hyperlink r:id="rId20" w:history="1">
+        <w:hyperlink r:id="rId19" w:history="1">
           <w:r>
             <w:rPr>
               <w:rStyle w:val="Hyperlink"/>
@@ -2836,7 +2908,7 @@
           <w:sz w:val="24"/>
           <w:u w:val="single"/>
         </w:rPr>
-        <w:hyperlink r:id="rId20" w:history="1">
+        <w:hyperlink r:id="rId19" w:history="1">
           <w:r>
             <w:rPr>
               <w:rStyle w:val="Hyperlink"/>
@@ -2854,7 +2926,7 @@
           <w:sz w:val="24"/>
           <w:u w:val="single"/>
         </w:rPr>
-        <w:hyperlink r:id="rId20" w:history="1">
+        <w:hyperlink r:id="rId19" w:history="1">
           <w:r>
             <w:rPr>
               <w:rStyle w:val="Hyperlink"/>
@@ -2872,7 +2944,7 @@
           <w:sz w:val="24"/>
           <w:u w:val="single"/>
         </w:rPr>
-        <w:hyperlink r:id="rId20" w:history="1">
+        <w:hyperlink r:id="rId19" w:history="1">
           <w:r>
             <w:rPr>
               <w:rStyle w:val="Hyperlink"/>
@@ -2890,7 +2962,7 @@
           <w:sz w:val="24"/>
           <w:u w:val="single"/>
         </w:rPr>
-        <w:hyperlink r:id="rId20" w:history="1">
+        <w:hyperlink r:id="rId19" w:history="1">
           <w:r>
             <w:rPr>
               <w:rStyle w:val="Hyperlink"/>
@@ -2908,7 +2980,7 @@
           <w:sz w:val="24"/>
           <w:u w:val="single"/>
         </w:rPr>
-        <w:hyperlink r:id="rId20" w:history="1">
+        <w:hyperlink r:id="rId19" w:history="1">
           <w:r>
             <w:rPr>
               <w:rStyle w:val="Hyperlink"/>
@@ -2926,7 +2998,7 @@
           <w:sz w:val="24"/>
           <w:u w:val="single"/>
         </w:rPr>
-        <w:hyperlink r:id="rId20" w:history="1">
+        <w:hyperlink r:id="rId19" w:history="1">
           <w:r>
             <w:rPr>
               <w:rStyle w:val="Hyperlink"/>
@@ -2944,7 +3016,7 @@
           <w:sz w:val="24"/>
           <w:u w:val="single"/>
         </w:rPr>
-        <w:hyperlink r:id="rId20" w:history="1">
+        <w:hyperlink r:id="rId19" w:history="1">
           <w:r>
             <w:rPr>
               <w:rStyle w:val="Hyperlink"/>
@@ -2959,7 +3031,7 @@
         <w:autoSpaceDN w:val="0"/>
         <w:autoSpaceDE w:val="0"/>
         <w:widowControl/>
-        <w:spacing w:line="538" w:lineRule="exact" w:before="478" w:after="0"/>
+        <w:spacing w:line="538" w:lineRule="exact" w:before="458" w:after="0"/>
         <w:ind w:left="0" w:right="0" w:firstLine="0"/>
         <w:jc w:val="left"/>
       </w:pPr>

--- a/EXPORTS/DOCX/published/niveau3/English/HoofdcursusKampen.docx
+++ b/EXPORTS/DOCX/published/niveau3/English/HoofdcursusKampen.docx
@@ -1663,7 +1663,7 @@
           <w:sz w:val="24"/>
           <w:u w:val="single"/>
         </w:rPr>
-        <w:hyperlink r:id="rId13" w:history="1">
+        <w:hyperlink r:id="rId14" w:history="1">
           <w:r>
             <w:rPr>
               <w:rStyle w:val="Hyperlink"/>
@@ -1961,7 +1961,7 @@
           <w:sz w:val="24"/>
           <w:u w:val="single"/>
         </w:rPr>
-        <w:hyperlink r:id="rId15" w:history="1">
+        <w:hyperlink r:id="rId16" w:history="1">
           <w:r>
             <w:rPr>
               <w:rStyle w:val="Hyperlink"/>

--- a/EXPORTS/DOCX/published/niveau3/English/HoofdcursusKampen.docx
+++ b/EXPORTS/DOCX/published/niveau3/English/HoofdcursusKampen.docx
@@ -532,72 +532,7 @@
           <w:color w:val="000000"/>
           <w:sz w:val="24"/>
         </w:rPr>
-        <w:t xml:space="preserve">information about the ethnographic collection of the </w:t>
-      </w:r>
-      <w:r>
-        <w:rPr>
-          <w:u w:val="single" w:color="0000ff"/>
-          <w:rFonts w:ascii="Charis SIL Regular" w:hAnsi="Charis SIL Regular" w:eastAsia="Charis SIL Regular"/>
-          <w:b w:val="0"/>
-          <w:i w:val="0"/>
-          <w:color w:val="000000"/>
-          <w:sz w:val="24"/>
-        </w:rPr>
-        <w:t>KMA</w:t>
-      </w:r>
-      <w:r>
-        <w:rPr>
-          <w:u w:val="single" w:color="0000ff"/>
-          <w:rFonts w:ascii="Charis SIL Regular" w:hAnsi="Charis SIL Regular" w:eastAsia="Charis SIL Regular"/>
-          <w:b w:val="0"/>
-          <w:i w:val="0"/>
-          <w:color w:val="000000"/>
-          <w:sz w:val="24"/>
-        </w:rPr>
-        <w:hyperlink r:id="rId9" w:history="1">
-          <w:r>
-            <w:rPr>
-              <w:rStyle w:val="Hyperlink"/>
-            </w:rPr>
-            <w:t xml:space="preserve"> a</w:t>
-          </w:r>
-        </w:hyperlink>
-      </w:r>
-      <w:r>
-        <w:rPr>
-          <w:u w:val="single" w:color="0000ff"/>
-          <w:rFonts w:ascii="Charis SIL Regular" w:hAnsi="Charis SIL Regular" w:eastAsia="Charis SIL Regular"/>
-          <w:b w:val="0"/>
-          <w:i w:val="0"/>
-          <w:color w:val="000000"/>
-          <w:sz w:val="24"/>
-        </w:rPr>
-        <w:hyperlink r:id="rId9" w:history="1">
-          <w:r>
-            <w:rPr>
-              <w:rStyle w:val="Hyperlink"/>
-            </w:rPr>
-            <w:t>n</w:t>
-          </w:r>
-        </w:hyperlink>
-      </w:r>
-      <w:r>
-        <w:rPr>
-          <w:u w:val="single" w:color="0000ff"/>
-          <w:rFonts w:ascii="Charis SIL Regular" w:hAnsi="Charis SIL Regular" w:eastAsia="Charis SIL Regular"/>
-          <w:b w:val="0"/>
-          <w:i w:val="0"/>
-          <w:color w:val="000000"/>
-          <w:sz w:val="24"/>
-        </w:rPr>
-        <w:hyperlink r:id="rId9" w:history="1">
-          <w:r>
-            <w:rPr>
-              <w:rStyle w:val="Hyperlink"/>
-            </w:rPr>
-            <w:t>d the lat</w:t>
-          </w:r>
-        </w:hyperlink>
+        <w:t>information about the ethnographic collection of the KMA and the lat</w:t>
       </w:r>
       <w:r>
         <w:rPr>
@@ -1681,7 +1616,7 @@
           <w:sz w:val="24"/>
           <w:u w:val="single"/>
         </w:rPr>
-        <w:hyperlink r:id="rId13" w:history="1">
+        <w:hyperlink r:id="rId14" w:history="1">
           <w:r>
             <w:rPr>
               <w:rStyle w:val="Hyperlink"/>
@@ -1692,20 +1627,14 @@
       </w:r>
       <w:r>
         <w:rPr>
+          <w:u w:val="single" w:color="0000ff"/>
           <w:rFonts w:ascii="Charis SIL Regular" w:hAnsi="Charis SIL Regular" w:eastAsia="Charis SIL Regular"/>
           <w:b w:val="0"/>
           <w:i w:val="0"/>
           <w:color w:val="000000"/>
           <w:sz w:val="24"/>
         </w:rPr>
-        <w:hyperlink r:id="rId13" w:history="1">
-          <w:r>
-            <w:rPr>
-              <w:rStyle w:val="Hyperlink"/>
-            </w:rPr>
-            <w:t xml:space="preserve">, </w:t>
-          </w:r>
-        </w:hyperlink>
+        <w:t xml:space="preserve">, </w:t>
       </w:r>
       <w:r>
         <w:rPr>
@@ -1716,7 +1645,7 @@
           <w:sz w:val="24"/>
           <w:u w:val="single"/>
         </w:rPr>
-        <w:hyperlink r:id="rId13" w:history="1">
+        <w:hyperlink r:id="rId15" w:history="1">
           <w:r>
             <w:rPr>
               <w:rStyle w:val="Hyperlink"/>
@@ -1745,7 +1674,7 @@
           <w:sz w:val="24"/>
           <w:u w:val="single"/>
         </w:rPr>
-        <w:hyperlink r:id="rId13" w:history="1">
+        <w:hyperlink r:id="rId15" w:history="1">
           <w:r>
             <w:rPr>
               <w:rStyle w:val="Hyperlink"/>
@@ -1763,7 +1692,7 @@
           <w:sz w:val="24"/>
           <w:u w:val="single"/>
         </w:rPr>
-        <w:hyperlink r:id="rId13" w:history="1">
+        <w:hyperlink r:id="rId15" w:history="1">
           <w:r>
             <w:rPr>
               <w:rStyle w:val="Hyperlink"/>
@@ -1861,7 +1790,7 @@
           <w:sz w:val="24"/>
           <w:u w:val="single"/>
         </w:rPr>
-        <w:hyperlink r:id="rId15" w:history="1">
+        <w:hyperlink r:id="rId16" w:history="1">
           <w:r>
             <w:rPr>
               <w:rStyle w:val="Hyperlink"/>
@@ -1879,7 +1808,7 @@
           <w:sz w:val="24"/>
           <w:u w:val="single"/>
         </w:rPr>
-        <w:hyperlink r:id="rId15" w:history="1">
+        <w:hyperlink r:id="rId16" w:history="1">
           <w:r>
             <w:rPr>
               <w:rStyle w:val="Hyperlink"/>
@@ -1897,7 +1826,7 @@
           <w:sz w:val="24"/>
           <w:u w:val="single"/>
         </w:rPr>
-        <w:hyperlink r:id="rId15" w:history="1">
+        <w:hyperlink r:id="rId16" w:history="1">
           <w:r>
             <w:rPr>
               <w:rStyle w:val="Hyperlink"/>
@@ -1915,7 +1844,7 @@
           <w:sz w:val="24"/>
           <w:u w:val="single"/>
         </w:rPr>
-        <w:hyperlink r:id="rId15" w:history="1">
+        <w:hyperlink r:id="rId16" w:history="1">
           <w:r>
             <w:rPr>
               <w:rStyle w:val="Hyperlink"/>
@@ -1943,7 +1872,7 @@
           <w:sz w:val="24"/>
           <w:u w:val="single"/>
         </w:rPr>
-        <w:hyperlink r:id="rId16" w:history="1">
+        <w:hyperlink r:id="rId17" w:history="1">
           <w:r>
             <w:rPr>
               <w:rStyle w:val="Hyperlink"/>
@@ -1961,7 +1890,7 @@
           <w:sz w:val="24"/>
           <w:u w:val="single"/>
         </w:rPr>
-        <w:hyperlink r:id="rId16" w:history="1">
+        <w:hyperlink r:id="rId17" w:history="1">
           <w:r>
             <w:rPr>
               <w:rStyle w:val="Hyperlink"/>
@@ -1979,7 +1908,7 @@
           <w:sz w:val="24"/>
           <w:u w:val="single"/>
         </w:rPr>
-        <w:hyperlink r:id="rId15" w:history="1">
+        <w:hyperlink r:id="rId17" w:history="1">
           <w:r>
             <w:rPr>
               <w:rStyle w:val="Hyperlink"/>
@@ -2146,7 +2075,7 @@
           <w:sz w:val="24"/>
           <w:u w:val="single"/>
         </w:rPr>
-        <w:hyperlink r:id="rId17" w:history="1">
+        <w:hyperlink r:id="rId18" w:history="1">
           <w:r>
             <w:rPr>
               <w:rStyle w:val="Hyperlink"/>
@@ -2164,7 +2093,7 @@
           <w:sz w:val="24"/>
           <w:u w:val="single"/>
         </w:rPr>
-        <w:hyperlink r:id="rId17" w:history="1">
+        <w:hyperlink r:id="rId18" w:history="1">
           <w:r>
             <w:rPr>
               <w:rStyle w:val="Hyperlink"/>
@@ -2182,7 +2111,7 @@
           <w:sz w:val="24"/>
           <w:u w:val="single"/>
         </w:rPr>
-        <w:hyperlink r:id="rId17" w:history="1">
+        <w:hyperlink r:id="rId18" w:history="1">
           <w:r>
             <w:rPr>
               <w:rStyle w:val="Hyperlink"/>
@@ -2200,7 +2129,7 @@
           <w:sz w:val="24"/>
           <w:u w:val="single"/>
         </w:rPr>
-        <w:hyperlink r:id="rId17" w:history="1">
+        <w:hyperlink r:id="rId18" w:history="1">
           <w:r>
             <w:rPr>
               <w:rStyle w:val="Hyperlink"/>
@@ -2218,7 +2147,7 @@
           <w:sz w:val="24"/>
           <w:u w:val="single"/>
         </w:rPr>
-        <w:hyperlink r:id="rId17" w:history="1">
+        <w:hyperlink r:id="rId18" w:history="1">
           <w:r>
             <w:rPr>
               <w:rStyle w:val="Hyperlink"/>
@@ -2236,7 +2165,7 @@
           <w:sz w:val="24"/>
           <w:u w:val="single"/>
         </w:rPr>
-        <w:hyperlink r:id="rId17" w:history="1">
+        <w:hyperlink r:id="rId18" w:history="1">
           <w:r>
             <w:rPr>
               <w:rStyle w:val="Hyperlink"/>
@@ -2254,7 +2183,7 @@
           <w:sz w:val="24"/>
           <w:u w:val="single"/>
         </w:rPr>
-        <w:hyperlink r:id="rId17" w:history="1">
+        <w:hyperlink r:id="rId18" w:history="1">
           <w:r>
             <w:rPr>
               <w:rStyle w:val="Hyperlink"/>
@@ -2272,7 +2201,7 @@
           <w:sz w:val="24"/>
           <w:u w:val="single"/>
         </w:rPr>
-        <w:hyperlink r:id="rId17" w:history="1">
+        <w:hyperlink r:id="rId18" w:history="1">
           <w:r>
             <w:rPr>
               <w:rStyle w:val="Hyperlink"/>
@@ -2290,7 +2219,7 @@
           <w:sz w:val="24"/>
           <w:u w:val="single"/>
         </w:rPr>
-        <w:hyperlink r:id="rId17" w:history="1">
+        <w:hyperlink r:id="rId18" w:history="1">
           <w:r>
             <w:rPr>
               <w:rStyle w:val="Hyperlink"/>
@@ -2308,7 +2237,7 @@
           <w:sz w:val="24"/>
           <w:u w:val="single"/>
         </w:rPr>
-        <w:hyperlink r:id="rId17" w:history="1">
+        <w:hyperlink r:id="rId18" w:history="1">
           <w:r>
             <w:rPr>
               <w:rStyle w:val="Hyperlink"/>
@@ -2326,7 +2255,7 @@
           <w:sz w:val="24"/>
           <w:u w:val="single"/>
         </w:rPr>
-        <w:hyperlink r:id="rId17" w:history="1">
+        <w:hyperlink r:id="rId18" w:history="1">
           <w:r>
             <w:rPr>
               <w:rStyle w:val="Hyperlink"/>
@@ -2344,7 +2273,7 @@
           <w:sz w:val="24"/>
           <w:u w:val="single"/>
         </w:rPr>
-        <w:hyperlink r:id="rId17" w:history="1">
+        <w:hyperlink r:id="rId18" w:history="1">
           <w:r>
             <w:rPr>
               <w:rStyle w:val="Hyperlink"/>
@@ -2362,7 +2291,7 @@
           <w:sz w:val="24"/>
           <w:u w:val="single"/>
         </w:rPr>
-        <w:hyperlink r:id="rId17" w:history="1">
+        <w:hyperlink r:id="rId18" w:history="1">
           <w:r>
             <w:rPr>
               <w:rStyle w:val="Hyperlink"/>
@@ -2380,7 +2309,7 @@
           <w:sz w:val="24"/>
           <w:u w:val="single"/>
         </w:rPr>
-        <w:hyperlink r:id="rId17" w:history="1">
+        <w:hyperlink r:id="rId18" w:history="1">
           <w:r>
             <w:rPr>
               <w:rStyle w:val="Hyperlink"/>
@@ -2398,7 +2327,7 @@
           <w:sz w:val="24"/>
           <w:u w:val="single"/>
         </w:rPr>
-        <w:hyperlink r:id="rId17" w:history="1">
+        <w:hyperlink r:id="rId18" w:history="1">
           <w:r>
             <w:rPr>
               <w:rStyle w:val="Hyperlink"/>
@@ -2559,7 +2488,7 @@
           <w:sz w:val="24"/>
           <w:u w:val="single"/>
         </w:rPr>
-        <w:hyperlink r:id="rId18" w:history="1">
+        <w:hyperlink r:id="rId19" w:history="1">
           <w:r>
             <w:rPr>
               <w:rStyle w:val="Hyperlink"/>
@@ -2577,7 +2506,7 @@
           <w:sz w:val="24"/>
           <w:u w:val="single"/>
         </w:rPr>
-        <w:hyperlink r:id="rId18" w:history="1">
+        <w:hyperlink r:id="rId19" w:history="1">
           <w:r>
             <w:rPr>
               <w:rStyle w:val="Hyperlink"/>
@@ -2595,7 +2524,7 @@
           <w:sz w:val="24"/>
           <w:u w:val="single"/>
         </w:rPr>
-        <w:hyperlink r:id="rId18" w:history="1">
+        <w:hyperlink r:id="rId19" w:history="1">
           <w:r>
             <w:rPr>
               <w:rStyle w:val="Hyperlink"/>
@@ -2613,7 +2542,7 @@
           <w:sz w:val="24"/>
           <w:u w:val="single"/>
         </w:rPr>
-        <w:hyperlink r:id="rId18" w:history="1">
+        <w:hyperlink r:id="rId19" w:history="1">
           <w:r>
             <w:rPr>
               <w:rStyle w:val="Hyperlink"/>
@@ -2631,7 +2560,7 @@
           <w:sz w:val="24"/>
           <w:u w:val="single"/>
         </w:rPr>
-        <w:hyperlink r:id="rId18" w:history="1">
+        <w:hyperlink r:id="rId19" w:history="1">
           <w:r>
             <w:rPr>
               <w:rStyle w:val="Hyperlink"/>
@@ -2652,7 +2581,7 @@
           <w:sz w:val="24"/>
           <w:u w:val="single"/>
         </w:rPr>
-        <w:hyperlink r:id="rId18" w:history="1">
+        <w:hyperlink r:id="rId19" w:history="1">
           <w:r>
             <w:rPr>
               <w:rStyle w:val="Hyperlink"/>
@@ -2670,7 +2599,7 @@
           <w:sz w:val="24"/>
           <w:u w:val="single"/>
         </w:rPr>
-        <w:hyperlink r:id="rId18" w:history="1">
+        <w:hyperlink r:id="rId19" w:history="1">
           <w:r>
             <w:rPr>
               <w:rStyle w:val="Hyperlink"/>
@@ -2688,7 +2617,7 @@
           <w:sz w:val="24"/>
           <w:u w:val="single"/>
         </w:rPr>
-        <w:hyperlink r:id="rId18" w:history="1">
+        <w:hyperlink r:id="rId19" w:history="1">
           <w:r>
             <w:rPr>
               <w:rStyle w:val="Hyperlink"/>
@@ -2706,7 +2635,7 @@
           <w:sz w:val="24"/>
           <w:u w:val="single"/>
         </w:rPr>
-        <w:hyperlink r:id="rId18" w:history="1">
+        <w:hyperlink r:id="rId19" w:history="1">
           <w:r>
             <w:rPr>
               <w:rStyle w:val="Hyperlink"/>
@@ -2724,7 +2653,7 @@
           <w:sz w:val="24"/>
           <w:u w:val="single"/>
         </w:rPr>
-        <w:hyperlink r:id="rId18" w:history="1">
+        <w:hyperlink r:id="rId19" w:history="1">
           <w:r>
             <w:rPr>
               <w:rStyle w:val="Hyperlink"/>
@@ -2872,7 +2801,7 @@
           <w:sz w:val="24"/>
           <w:u w:val="single"/>
         </w:rPr>
-        <w:hyperlink r:id="rId19" w:history="1">
+        <w:hyperlink r:id="rId20" w:history="1">
           <w:r>
             <w:rPr>
               <w:rStyle w:val="Hyperlink"/>
@@ -2890,7 +2819,7 @@
           <w:sz w:val="24"/>
           <w:u w:val="single"/>
         </w:rPr>
-        <w:hyperlink r:id="rId19" w:history="1">
+        <w:hyperlink r:id="rId20" w:history="1">
           <w:r>
             <w:rPr>
               <w:rStyle w:val="Hyperlink"/>
@@ -2908,7 +2837,7 @@
           <w:sz w:val="24"/>
           <w:u w:val="single"/>
         </w:rPr>
-        <w:hyperlink r:id="rId19" w:history="1">
+        <w:hyperlink r:id="rId20" w:history="1">
           <w:r>
             <w:rPr>
               <w:rStyle w:val="Hyperlink"/>
@@ -2926,7 +2855,7 @@
           <w:sz w:val="24"/>
           <w:u w:val="single"/>
         </w:rPr>
-        <w:hyperlink r:id="rId19" w:history="1">
+        <w:hyperlink r:id="rId20" w:history="1">
           <w:r>
             <w:rPr>
               <w:rStyle w:val="Hyperlink"/>
@@ -2944,7 +2873,7 @@
           <w:sz w:val="24"/>
           <w:u w:val="single"/>
         </w:rPr>
-        <w:hyperlink r:id="rId19" w:history="1">
+        <w:hyperlink r:id="rId20" w:history="1">
           <w:r>
             <w:rPr>
               <w:rStyle w:val="Hyperlink"/>
@@ -2962,7 +2891,7 @@
           <w:sz w:val="24"/>
           <w:u w:val="single"/>
         </w:rPr>
-        <w:hyperlink r:id="rId19" w:history="1">
+        <w:hyperlink r:id="rId20" w:history="1">
           <w:r>
             <w:rPr>
               <w:rStyle w:val="Hyperlink"/>
@@ -2980,7 +2909,7 @@
           <w:sz w:val="24"/>
           <w:u w:val="single"/>
         </w:rPr>
-        <w:hyperlink r:id="rId19" w:history="1">
+        <w:hyperlink r:id="rId20" w:history="1">
           <w:r>
             <w:rPr>
               <w:rStyle w:val="Hyperlink"/>
@@ -2998,7 +2927,7 @@
           <w:sz w:val="24"/>
           <w:u w:val="single"/>
         </w:rPr>
-        <w:hyperlink r:id="rId19" w:history="1">
+        <w:hyperlink r:id="rId20" w:history="1">
           <w:r>
             <w:rPr>
               <w:rStyle w:val="Hyperlink"/>
@@ -3016,7 +2945,7 @@
           <w:sz w:val="24"/>
           <w:u w:val="single"/>
         </w:rPr>
-        <w:hyperlink r:id="rId19" w:history="1">
+        <w:hyperlink r:id="rId20" w:history="1">
           <w:r>
             <w:rPr>
               <w:rStyle w:val="Hyperlink"/>

--- a/EXPORTS/DOCX/published/niveau3/English/HoofdcursusKampen.docx
+++ b/EXPORTS/DOCX/published/niveau3/English/HoofdcursusKampen.docx
@@ -532,7 +532,90 @@
           <w:color w:val="000000"/>
           <w:sz w:val="24"/>
         </w:rPr>
-        <w:t>information about the ethnographic collection of the KMA and the lat</w:t>
+        <w:t xml:space="preserve">information about the ethnographic collection of the </w:t>
+      </w:r>
+      <w:r>
+        <w:rPr>
+          <w:u w:val="single" w:color="0000ff"/>
+          <w:rFonts w:ascii="Charis SIL Regular" w:hAnsi="Charis SIL Regular" w:eastAsia="Charis SIL Regular"/>
+          <w:b w:val="0"/>
+          <w:i w:val="0"/>
+          <w:color w:val="000000"/>
+          <w:sz w:val="24"/>
+        </w:rPr>
+        <w:hyperlink r:id="rId9" w:history="1">
+          <w:r>
+            <w:rPr>
+              <w:rStyle w:val="Hyperlink"/>
+            </w:rPr>
+            <w:t>KM</w:t>
+          </w:r>
+        </w:hyperlink>
+      </w:r>
+      <w:r>
+        <w:rPr>
+          <w:u w:val="single" w:color="0000ff"/>
+          <w:rFonts w:ascii="Charis SIL Regular" w:hAnsi="Charis SIL Regular" w:eastAsia="Charis SIL Regular"/>
+          <w:b w:val="0"/>
+          <w:i w:val="0"/>
+          <w:color w:val="000000"/>
+          <w:sz w:val="24"/>
+        </w:rPr>
+        <w:t>A</w:t>
+      </w:r>
+      <w:r>
+        <w:rPr>
+          <w:u w:val="single" w:color="0000ff"/>
+          <w:rFonts w:ascii="Charis SIL Regular" w:hAnsi="Charis SIL Regular" w:eastAsia="Charis SIL Regular"/>
+          <w:b w:val="0"/>
+          <w:i w:val="0"/>
+          <w:color w:val="000000"/>
+          <w:sz w:val="24"/>
+        </w:rPr>
+        <w:hyperlink r:id="rId9" w:history="1">
+          <w:r>
+            <w:rPr>
+              <w:rStyle w:val="Hyperlink"/>
+            </w:rPr>
+            <w:t xml:space="preserve"> a</w:t>
+          </w:r>
+        </w:hyperlink>
+      </w:r>
+      <w:r>
+        <w:rPr>
+          <w:u w:val="single" w:color="0000ff"/>
+          <w:rFonts w:ascii="Charis SIL Regular" w:hAnsi="Charis SIL Regular" w:eastAsia="Charis SIL Regular"/>
+          <w:b w:val="0"/>
+          <w:i w:val="0"/>
+          <w:color w:val="000000"/>
+          <w:sz w:val="24"/>
+        </w:rPr>
+        <w:hyperlink r:id="rId9" w:history="1">
+          <w:r>
+            <w:rPr>
+              <w:rStyle w:val="Hyperlink"/>
+            </w:rPr>
+            <w:t>n</w:t>
+          </w:r>
+        </w:hyperlink>
+      </w:r>
+      <w:r>
+        <w:rPr>
+          <w:u w:val="single" w:color="0000ff"/>
+          <w:rFonts w:ascii="Charis SIL Regular" w:hAnsi="Charis SIL Regular" w:eastAsia="Charis SIL Regular"/>
+          <w:b w:val="0"/>
+          <w:i w:val="0"/>
+          <w:color w:val="000000"/>
+          <w:sz w:val="24"/>
+        </w:rPr>
+        <w:hyperlink r:id="rId9" w:history="1">
+          <w:r>
+            <w:rPr>
+              <w:rStyle w:val="Hyperlink"/>
+            </w:rPr>
+            <w:t>d the lat</w:t>
+          </w:r>
+        </w:hyperlink>
       </w:r>
       <w:r>
         <w:rPr>
@@ -1634,7 +1717,14 @@
           <w:color w:val="000000"/>
           <w:sz w:val="24"/>
         </w:rPr>
-        <w:t xml:space="preserve">, </w:t>
+        <w:hyperlink r:id="rId13" w:history="1">
+          <w:r>
+            <w:rPr>
+              <w:rStyle w:val="Hyperlink"/>
+            </w:rPr>
+            <w:t xml:space="preserve">, </w:t>
+          </w:r>
+        </w:hyperlink>
       </w:r>
       <w:r>
         <w:rPr>

--- a/EXPORTS/DOCX/published/niveau3/English/HoofdcursusKampen.docx
+++ b/EXPORTS/DOCX/published/niveau3/English/HoofdcursusKampen.docx
@@ -543,25 +543,7 @@
           <w:color w:val="000000"/>
           <w:sz w:val="24"/>
         </w:rPr>
-        <w:hyperlink r:id="rId9" w:history="1">
-          <w:r>
-            <w:rPr>
-              <w:rStyle w:val="Hyperlink"/>
-            </w:rPr>
-            <w:t>KM</w:t>
-          </w:r>
-        </w:hyperlink>
-      </w:r>
-      <w:r>
-        <w:rPr>
-          <w:u w:val="single" w:color="0000ff"/>
-          <w:rFonts w:ascii="Charis SIL Regular" w:hAnsi="Charis SIL Regular" w:eastAsia="Charis SIL Regular"/>
-          <w:b w:val="0"/>
-          <w:i w:val="0"/>
-          <w:color w:val="000000"/>
-          <w:sz w:val="24"/>
-        </w:rPr>
-        <w:t>A</w:t>
+        <w:t>KMA</w:t>
       </w:r>
       <w:r>
         <w:rPr>
@@ -1699,7 +1681,7 @@
           <w:sz w:val="24"/>
           <w:u w:val="single"/>
         </w:rPr>
-        <w:hyperlink r:id="rId14" w:history="1">
+        <w:hyperlink r:id="rId13" w:history="1">
           <w:r>
             <w:rPr>
               <w:rStyle w:val="Hyperlink"/>
@@ -1735,7 +1717,7 @@
           <w:sz w:val="24"/>
           <w:u w:val="single"/>
         </w:rPr>
-        <w:hyperlink r:id="rId15" w:history="1">
+        <w:hyperlink r:id="rId13" w:history="1">
           <w:r>
             <w:rPr>
               <w:rStyle w:val="Hyperlink"/>
@@ -1764,7 +1746,7 @@
           <w:sz w:val="24"/>
           <w:u w:val="single"/>
         </w:rPr>
-        <w:hyperlink r:id="rId15" w:history="1">
+        <w:hyperlink r:id="rId13" w:history="1">
           <w:r>
             <w:rPr>
               <w:rStyle w:val="Hyperlink"/>
@@ -1782,7 +1764,7 @@
           <w:sz w:val="24"/>
           <w:u w:val="single"/>
         </w:rPr>
-        <w:hyperlink r:id="rId15" w:history="1">
+        <w:hyperlink r:id="rId13" w:history="1">
           <w:r>
             <w:rPr>
               <w:rStyle w:val="Hyperlink"/>
@@ -1880,7 +1862,7 @@
           <w:sz w:val="24"/>
           <w:u w:val="single"/>
         </w:rPr>
-        <w:hyperlink r:id="rId16" w:history="1">
+        <w:hyperlink r:id="rId15" w:history="1">
           <w:r>
             <w:rPr>
               <w:rStyle w:val="Hyperlink"/>
@@ -1898,7 +1880,7 @@
           <w:sz w:val="24"/>
           <w:u w:val="single"/>
         </w:rPr>
-        <w:hyperlink r:id="rId16" w:history="1">
+        <w:hyperlink r:id="rId15" w:history="1">
           <w:r>
             <w:rPr>
               <w:rStyle w:val="Hyperlink"/>
@@ -1916,7 +1898,7 @@
           <w:sz w:val="24"/>
           <w:u w:val="single"/>
         </w:rPr>
-        <w:hyperlink r:id="rId16" w:history="1">
+        <w:hyperlink r:id="rId15" w:history="1">
           <w:r>
             <w:rPr>
               <w:rStyle w:val="Hyperlink"/>
@@ -1934,7 +1916,7 @@
           <w:sz w:val="24"/>
           <w:u w:val="single"/>
         </w:rPr>
-        <w:hyperlink r:id="rId16" w:history="1">
+        <w:hyperlink r:id="rId15" w:history="1">
           <w:r>
             <w:rPr>
               <w:rStyle w:val="Hyperlink"/>
@@ -1962,7 +1944,7 @@
           <w:sz w:val="24"/>
           <w:u w:val="single"/>
         </w:rPr>
-        <w:hyperlink r:id="rId17" w:history="1">
+        <w:hyperlink r:id="rId16" w:history="1">
           <w:r>
             <w:rPr>
               <w:rStyle w:val="Hyperlink"/>
@@ -1980,7 +1962,7 @@
           <w:sz w:val="24"/>
           <w:u w:val="single"/>
         </w:rPr>
-        <w:hyperlink r:id="rId17" w:history="1">
+        <w:hyperlink r:id="rId16" w:history="1">
           <w:r>
             <w:rPr>
               <w:rStyle w:val="Hyperlink"/>
@@ -1998,7 +1980,7 @@
           <w:sz w:val="24"/>
           <w:u w:val="single"/>
         </w:rPr>
-        <w:hyperlink r:id="rId17" w:history="1">
+        <w:hyperlink r:id="rId15" w:history="1">
           <w:r>
             <w:rPr>
               <w:rStyle w:val="Hyperlink"/>
@@ -2165,7 +2147,7 @@
           <w:sz w:val="24"/>
           <w:u w:val="single"/>
         </w:rPr>
-        <w:hyperlink r:id="rId18" w:history="1">
+        <w:hyperlink r:id="rId17" w:history="1">
           <w:r>
             <w:rPr>
               <w:rStyle w:val="Hyperlink"/>
@@ -2183,7 +2165,7 @@
           <w:sz w:val="24"/>
           <w:u w:val="single"/>
         </w:rPr>
-        <w:hyperlink r:id="rId18" w:history="1">
+        <w:hyperlink r:id="rId17" w:history="1">
           <w:r>
             <w:rPr>
               <w:rStyle w:val="Hyperlink"/>
@@ -2201,7 +2183,7 @@
           <w:sz w:val="24"/>
           <w:u w:val="single"/>
         </w:rPr>
-        <w:hyperlink r:id="rId18" w:history="1">
+        <w:hyperlink r:id="rId17" w:history="1">
           <w:r>
             <w:rPr>
               <w:rStyle w:val="Hyperlink"/>
@@ -2219,7 +2201,7 @@
           <w:sz w:val="24"/>
           <w:u w:val="single"/>
         </w:rPr>
-        <w:hyperlink r:id="rId18" w:history="1">
+        <w:hyperlink r:id="rId17" w:history="1">
           <w:r>
             <w:rPr>
               <w:rStyle w:val="Hyperlink"/>
@@ -2237,7 +2219,7 @@
           <w:sz w:val="24"/>
           <w:u w:val="single"/>
         </w:rPr>
-        <w:hyperlink r:id="rId18" w:history="1">
+        <w:hyperlink r:id="rId17" w:history="1">
           <w:r>
             <w:rPr>
               <w:rStyle w:val="Hyperlink"/>
@@ -2255,7 +2237,7 @@
           <w:sz w:val="24"/>
           <w:u w:val="single"/>
         </w:rPr>
-        <w:hyperlink r:id="rId18" w:history="1">
+        <w:hyperlink r:id="rId17" w:history="1">
           <w:r>
             <w:rPr>
               <w:rStyle w:val="Hyperlink"/>
@@ -2273,7 +2255,7 @@
           <w:sz w:val="24"/>
           <w:u w:val="single"/>
         </w:rPr>
-        <w:hyperlink r:id="rId18" w:history="1">
+        <w:hyperlink r:id="rId17" w:history="1">
           <w:r>
             <w:rPr>
               <w:rStyle w:val="Hyperlink"/>
@@ -2291,7 +2273,7 @@
           <w:sz w:val="24"/>
           <w:u w:val="single"/>
         </w:rPr>
-        <w:hyperlink r:id="rId18" w:history="1">
+        <w:hyperlink r:id="rId17" w:history="1">
           <w:r>
             <w:rPr>
               <w:rStyle w:val="Hyperlink"/>
@@ -2309,7 +2291,7 @@
           <w:sz w:val="24"/>
           <w:u w:val="single"/>
         </w:rPr>
-        <w:hyperlink r:id="rId18" w:history="1">
+        <w:hyperlink r:id="rId17" w:history="1">
           <w:r>
             <w:rPr>
               <w:rStyle w:val="Hyperlink"/>
@@ -2327,7 +2309,7 @@
           <w:sz w:val="24"/>
           <w:u w:val="single"/>
         </w:rPr>
-        <w:hyperlink r:id="rId18" w:history="1">
+        <w:hyperlink r:id="rId17" w:history="1">
           <w:r>
             <w:rPr>
               <w:rStyle w:val="Hyperlink"/>
@@ -2345,7 +2327,7 @@
           <w:sz w:val="24"/>
           <w:u w:val="single"/>
         </w:rPr>
-        <w:hyperlink r:id="rId18" w:history="1">
+        <w:hyperlink r:id="rId17" w:history="1">
           <w:r>
             <w:rPr>
               <w:rStyle w:val="Hyperlink"/>
@@ -2363,7 +2345,7 @@
           <w:sz w:val="24"/>
           <w:u w:val="single"/>
         </w:rPr>
-        <w:hyperlink r:id="rId18" w:history="1">
+        <w:hyperlink r:id="rId17" w:history="1">
           <w:r>
             <w:rPr>
               <w:rStyle w:val="Hyperlink"/>
@@ -2381,7 +2363,7 @@
           <w:sz w:val="24"/>
           <w:u w:val="single"/>
         </w:rPr>
-        <w:hyperlink r:id="rId18" w:history="1">
+        <w:hyperlink r:id="rId17" w:history="1">
           <w:r>
             <w:rPr>
               <w:rStyle w:val="Hyperlink"/>
@@ -2399,7 +2381,7 @@
           <w:sz w:val="24"/>
           <w:u w:val="single"/>
         </w:rPr>
-        <w:hyperlink r:id="rId18" w:history="1">
+        <w:hyperlink r:id="rId17" w:history="1">
           <w:r>
             <w:rPr>
               <w:rStyle w:val="Hyperlink"/>
@@ -2417,7 +2399,7 @@
           <w:sz w:val="24"/>
           <w:u w:val="single"/>
         </w:rPr>
-        <w:hyperlink r:id="rId18" w:history="1">
+        <w:hyperlink r:id="rId17" w:history="1">
           <w:r>
             <w:rPr>
               <w:rStyle w:val="Hyperlink"/>
@@ -2578,7 +2560,7 @@
           <w:sz w:val="24"/>
           <w:u w:val="single"/>
         </w:rPr>
-        <w:hyperlink r:id="rId19" w:history="1">
+        <w:hyperlink r:id="rId18" w:history="1">
           <w:r>
             <w:rPr>
               <w:rStyle w:val="Hyperlink"/>
@@ -2596,7 +2578,7 @@
           <w:sz w:val="24"/>
           <w:u w:val="single"/>
         </w:rPr>
-        <w:hyperlink r:id="rId19" w:history="1">
+        <w:hyperlink r:id="rId18" w:history="1">
           <w:r>
             <w:rPr>
               <w:rStyle w:val="Hyperlink"/>
@@ -2614,7 +2596,7 @@
           <w:sz w:val="24"/>
           <w:u w:val="single"/>
         </w:rPr>
-        <w:hyperlink r:id="rId19" w:history="1">
+        <w:hyperlink r:id="rId18" w:history="1">
           <w:r>
             <w:rPr>
               <w:rStyle w:val="Hyperlink"/>
@@ -2632,7 +2614,7 @@
           <w:sz w:val="24"/>
           <w:u w:val="single"/>
         </w:rPr>
-        <w:hyperlink r:id="rId19" w:history="1">
+        <w:hyperlink r:id="rId18" w:history="1">
           <w:r>
             <w:rPr>
               <w:rStyle w:val="Hyperlink"/>
@@ -2650,7 +2632,7 @@
           <w:sz w:val="24"/>
           <w:u w:val="single"/>
         </w:rPr>
-        <w:hyperlink r:id="rId19" w:history="1">
+        <w:hyperlink r:id="rId18" w:history="1">
           <w:r>
             <w:rPr>
               <w:rStyle w:val="Hyperlink"/>
@@ -2671,7 +2653,7 @@
           <w:sz w:val="24"/>
           <w:u w:val="single"/>
         </w:rPr>
-        <w:hyperlink r:id="rId19" w:history="1">
+        <w:hyperlink r:id="rId18" w:history="1">
           <w:r>
             <w:rPr>
               <w:rStyle w:val="Hyperlink"/>
@@ -2689,7 +2671,7 @@
           <w:sz w:val="24"/>
           <w:u w:val="single"/>
         </w:rPr>
-        <w:hyperlink r:id="rId19" w:history="1">
+        <w:hyperlink r:id="rId18" w:history="1">
           <w:r>
             <w:rPr>
               <w:rStyle w:val="Hyperlink"/>
@@ -2707,7 +2689,7 @@
           <w:sz w:val="24"/>
           <w:u w:val="single"/>
         </w:rPr>
-        <w:hyperlink r:id="rId19" w:history="1">
+        <w:hyperlink r:id="rId18" w:history="1">
           <w:r>
             <w:rPr>
               <w:rStyle w:val="Hyperlink"/>
@@ -2725,7 +2707,7 @@
           <w:sz w:val="24"/>
           <w:u w:val="single"/>
         </w:rPr>
-        <w:hyperlink r:id="rId19" w:history="1">
+        <w:hyperlink r:id="rId18" w:history="1">
           <w:r>
             <w:rPr>
               <w:rStyle w:val="Hyperlink"/>
@@ -2743,7 +2725,7 @@
           <w:sz w:val="24"/>
           <w:u w:val="single"/>
         </w:rPr>
-        <w:hyperlink r:id="rId19" w:history="1">
+        <w:hyperlink r:id="rId18" w:history="1">
           <w:r>
             <w:rPr>
               <w:rStyle w:val="Hyperlink"/>
@@ -2891,7 +2873,7 @@
           <w:sz w:val="24"/>
           <w:u w:val="single"/>
         </w:rPr>
-        <w:hyperlink r:id="rId20" w:history="1">
+        <w:hyperlink r:id="rId19" w:history="1">
           <w:r>
             <w:rPr>
               <w:rStyle w:val="Hyperlink"/>
@@ -2909,7 +2891,7 @@
           <w:sz w:val="24"/>
           <w:u w:val="single"/>
         </w:rPr>
-        <w:hyperlink r:id="rId20" w:history="1">
+        <w:hyperlink r:id="rId19" w:history="1">
           <w:r>
             <w:rPr>
               <w:rStyle w:val="Hyperlink"/>
@@ -2927,7 +2909,7 @@
           <w:sz w:val="24"/>
           <w:u w:val="single"/>
         </w:rPr>
-        <w:hyperlink r:id="rId20" w:history="1">
+        <w:hyperlink r:id="rId19" w:history="1">
           <w:r>
             <w:rPr>
               <w:rStyle w:val="Hyperlink"/>
@@ -2945,7 +2927,7 @@
           <w:sz w:val="24"/>
           <w:u w:val="single"/>
         </w:rPr>
-        <w:hyperlink r:id="rId20" w:history="1">
+        <w:hyperlink r:id="rId19" w:history="1">
           <w:r>
             <w:rPr>
               <w:rStyle w:val="Hyperlink"/>
@@ -2963,7 +2945,7 @@
           <w:sz w:val="24"/>
           <w:u w:val="single"/>
         </w:rPr>
-        <w:hyperlink r:id="rId20" w:history="1">
+        <w:hyperlink r:id="rId19" w:history="1">
           <w:r>
             <w:rPr>
               <w:rStyle w:val="Hyperlink"/>
@@ -2981,7 +2963,7 @@
           <w:sz w:val="24"/>
           <w:u w:val="single"/>
         </w:rPr>
-        <w:hyperlink r:id="rId20" w:history="1">
+        <w:hyperlink r:id="rId19" w:history="1">
           <w:r>
             <w:rPr>
               <w:rStyle w:val="Hyperlink"/>
@@ -2999,7 +2981,7 @@
           <w:sz w:val="24"/>
           <w:u w:val="single"/>
         </w:rPr>
-        <w:hyperlink r:id="rId20" w:history="1">
+        <w:hyperlink r:id="rId19" w:history="1">
           <w:r>
             <w:rPr>
               <w:rStyle w:val="Hyperlink"/>
@@ -3017,7 +2999,7 @@
           <w:sz w:val="24"/>
           <w:u w:val="single"/>
         </w:rPr>
-        <w:hyperlink r:id="rId20" w:history="1">
+        <w:hyperlink r:id="rId19" w:history="1">
           <w:r>
             <w:rPr>
               <w:rStyle w:val="Hyperlink"/>
@@ -3035,7 +3017,7 @@
           <w:sz w:val="24"/>
           <w:u w:val="single"/>
         </w:rPr>
-        <w:hyperlink r:id="rId20" w:history="1">
+        <w:hyperlink r:id="rId19" w:history="1">
           <w:r>
             <w:rPr>
               <w:rStyle w:val="Hyperlink"/>

--- a/EXPORTS/DOCX/published/niveau3/English/HoofdcursusKampen.docx
+++ b/EXPORTS/DOCX/published/niveau3/English/HoofdcursusKampen.docx
@@ -532,72 +532,7 @@
           <w:color w:val="000000"/>
           <w:sz w:val="24"/>
         </w:rPr>
-        <w:t xml:space="preserve">information about the ethnographic collection of the </w:t>
-      </w:r>
-      <w:r>
-        <w:rPr>
-          <w:u w:val="single" w:color="0000ff"/>
-          <w:rFonts w:ascii="Charis SIL Regular" w:hAnsi="Charis SIL Regular" w:eastAsia="Charis SIL Regular"/>
-          <w:b w:val="0"/>
-          <w:i w:val="0"/>
-          <w:color w:val="000000"/>
-          <w:sz w:val="24"/>
-        </w:rPr>
-        <w:t>KMA</w:t>
-      </w:r>
-      <w:r>
-        <w:rPr>
-          <w:u w:val="single" w:color="0000ff"/>
-          <w:rFonts w:ascii="Charis SIL Regular" w:hAnsi="Charis SIL Regular" w:eastAsia="Charis SIL Regular"/>
-          <w:b w:val="0"/>
-          <w:i w:val="0"/>
-          <w:color w:val="000000"/>
-          <w:sz w:val="24"/>
-        </w:rPr>
-        <w:hyperlink r:id="rId9" w:history="1">
-          <w:r>
-            <w:rPr>
-              <w:rStyle w:val="Hyperlink"/>
-            </w:rPr>
-            <w:t xml:space="preserve"> a</w:t>
-          </w:r>
-        </w:hyperlink>
-      </w:r>
-      <w:r>
-        <w:rPr>
-          <w:u w:val="single" w:color="0000ff"/>
-          <w:rFonts w:ascii="Charis SIL Regular" w:hAnsi="Charis SIL Regular" w:eastAsia="Charis SIL Regular"/>
-          <w:b w:val="0"/>
-          <w:i w:val="0"/>
-          <w:color w:val="000000"/>
-          <w:sz w:val="24"/>
-        </w:rPr>
-        <w:hyperlink r:id="rId9" w:history="1">
-          <w:r>
-            <w:rPr>
-              <w:rStyle w:val="Hyperlink"/>
-            </w:rPr>
-            <w:t>n</w:t>
-          </w:r>
-        </w:hyperlink>
-      </w:r>
-      <w:r>
-        <w:rPr>
-          <w:u w:val="single" w:color="0000ff"/>
-          <w:rFonts w:ascii="Charis SIL Regular" w:hAnsi="Charis SIL Regular" w:eastAsia="Charis SIL Regular"/>
-          <w:b w:val="0"/>
-          <w:i w:val="0"/>
-          <w:color w:val="000000"/>
-          <w:sz w:val="24"/>
-        </w:rPr>
-        <w:hyperlink r:id="rId9" w:history="1">
-          <w:r>
-            <w:rPr>
-              <w:rStyle w:val="Hyperlink"/>
-            </w:rPr>
-            <w:t>d the lat</w:t>
-          </w:r>
-        </w:hyperlink>
+        <w:t>information about the ethnographic collection of the KMA and the lat</w:t>
       </w:r>
       <w:r>
         <w:rPr>
@@ -1681,7 +1616,7 @@
           <w:sz w:val="24"/>
           <w:u w:val="single"/>
         </w:rPr>
-        <w:hyperlink r:id="rId13" w:history="1">
+        <w:hyperlink r:id="rId14" w:history="1">
           <w:r>
             <w:rPr>
               <w:rStyle w:val="Hyperlink"/>
@@ -1699,14 +1634,7 @@
           <w:color w:val="000000"/>
           <w:sz w:val="24"/>
         </w:rPr>
-        <w:hyperlink r:id="rId13" w:history="1">
-          <w:r>
-            <w:rPr>
-              <w:rStyle w:val="Hyperlink"/>
-            </w:rPr>
-            <w:t xml:space="preserve">, </w:t>
-          </w:r>
-        </w:hyperlink>
+        <w:t xml:space="preserve">, </w:t>
       </w:r>
       <w:r>
         <w:rPr>
@@ -1746,7 +1674,7 @@
           <w:sz w:val="24"/>
           <w:u w:val="single"/>
         </w:rPr>
-        <w:hyperlink r:id="rId13" w:history="1">
+        <w:hyperlink r:id="rId15" w:history="1">
           <w:r>
             <w:rPr>
               <w:rStyle w:val="Hyperlink"/>
@@ -1764,7 +1692,7 @@
           <w:sz w:val="24"/>
           <w:u w:val="single"/>
         </w:rPr>
-        <w:hyperlink r:id="rId13" w:history="1">
+        <w:hyperlink r:id="rId15" w:history="1">
           <w:r>
             <w:rPr>
               <w:rStyle w:val="Hyperlink"/>
@@ -1862,7 +1790,7 @@
           <w:sz w:val="24"/>
           <w:u w:val="single"/>
         </w:rPr>
-        <w:hyperlink r:id="rId15" w:history="1">
+        <w:hyperlink r:id="rId16" w:history="1">
           <w:r>
             <w:rPr>
               <w:rStyle w:val="Hyperlink"/>
@@ -1880,7 +1808,7 @@
           <w:sz w:val="24"/>
           <w:u w:val="single"/>
         </w:rPr>
-        <w:hyperlink r:id="rId15" w:history="1">
+        <w:hyperlink r:id="rId16" w:history="1">
           <w:r>
             <w:rPr>
               <w:rStyle w:val="Hyperlink"/>
@@ -1898,7 +1826,7 @@
           <w:sz w:val="24"/>
           <w:u w:val="single"/>
         </w:rPr>
-        <w:hyperlink r:id="rId15" w:history="1">
+        <w:hyperlink r:id="rId16" w:history="1">
           <w:r>
             <w:rPr>
               <w:rStyle w:val="Hyperlink"/>
@@ -1916,7 +1844,7 @@
           <w:sz w:val="24"/>
           <w:u w:val="single"/>
         </w:rPr>
-        <w:hyperlink r:id="rId15" w:history="1">
+        <w:hyperlink r:id="rId16" w:history="1">
           <w:r>
             <w:rPr>
               <w:rStyle w:val="Hyperlink"/>
@@ -1944,7 +1872,7 @@
           <w:sz w:val="24"/>
           <w:u w:val="single"/>
         </w:rPr>
-        <w:hyperlink r:id="rId16" w:history="1">
+        <w:hyperlink r:id="rId17" w:history="1">
           <w:r>
             <w:rPr>
               <w:rStyle w:val="Hyperlink"/>
@@ -1980,7 +1908,7 @@
           <w:sz w:val="24"/>
           <w:u w:val="single"/>
         </w:rPr>
-        <w:hyperlink r:id="rId15" w:history="1">
+        <w:hyperlink r:id="rId17" w:history="1">
           <w:r>
             <w:rPr>
               <w:rStyle w:val="Hyperlink"/>
@@ -2147,7 +2075,7 @@
           <w:sz w:val="24"/>
           <w:u w:val="single"/>
         </w:rPr>
-        <w:hyperlink r:id="rId17" w:history="1">
+        <w:hyperlink r:id="rId18" w:history="1">
           <w:r>
             <w:rPr>
               <w:rStyle w:val="Hyperlink"/>
@@ -2165,7 +2093,7 @@
           <w:sz w:val="24"/>
           <w:u w:val="single"/>
         </w:rPr>
-        <w:hyperlink r:id="rId17" w:history="1">
+        <w:hyperlink r:id="rId18" w:history="1">
           <w:r>
             <w:rPr>
               <w:rStyle w:val="Hyperlink"/>
@@ -2183,7 +2111,7 @@
           <w:sz w:val="24"/>
           <w:u w:val="single"/>
         </w:rPr>
-        <w:hyperlink r:id="rId17" w:history="1">
+        <w:hyperlink r:id="rId18" w:history="1">
           <w:r>
             <w:rPr>
               <w:rStyle w:val="Hyperlink"/>
@@ -2201,7 +2129,7 @@
           <w:sz w:val="24"/>
           <w:u w:val="single"/>
         </w:rPr>
-        <w:hyperlink r:id="rId17" w:history="1">
+        <w:hyperlink r:id="rId18" w:history="1">
           <w:r>
             <w:rPr>
               <w:rStyle w:val="Hyperlink"/>
@@ -2219,7 +2147,7 @@
           <w:sz w:val="24"/>
           <w:u w:val="single"/>
         </w:rPr>
-        <w:hyperlink r:id="rId17" w:history="1">
+        <w:hyperlink r:id="rId18" w:history="1">
           <w:r>
             <w:rPr>
               <w:rStyle w:val="Hyperlink"/>
@@ -2237,7 +2165,7 @@
           <w:sz w:val="24"/>
           <w:u w:val="single"/>
         </w:rPr>
-        <w:hyperlink r:id="rId17" w:history="1">
+        <w:hyperlink r:id="rId18" w:history="1">
           <w:r>
             <w:rPr>
               <w:rStyle w:val="Hyperlink"/>
@@ -2255,7 +2183,7 @@
           <w:sz w:val="24"/>
           <w:u w:val="single"/>
         </w:rPr>
-        <w:hyperlink r:id="rId17" w:history="1">
+        <w:hyperlink r:id="rId18" w:history="1">
           <w:r>
             <w:rPr>
               <w:rStyle w:val="Hyperlink"/>
@@ -2273,7 +2201,7 @@
           <w:sz w:val="24"/>
           <w:u w:val="single"/>
         </w:rPr>
-        <w:hyperlink r:id="rId17" w:history="1">
+        <w:hyperlink r:id="rId18" w:history="1">
           <w:r>
             <w:rPr>
               <w:rStyle w:val="Hyperlink"/>
@@ -2291,7 +2219,7 @@
           <w:sz w:val="24"/>
           <w:u w:val="single"/>
         </w:rPr>
-        <w:hyperlink r:id="rId17" w:history="1">
+        <w:hyperlink r:id="rId18" w:history="1">
           <w:r>
             <w:rPr>
               <w:rStyle w:val="Hyperlink"/>
@@ -2309,7 +2237,7 @@
           <w:sz w:val="24"/>
           <w:u w:val="single"/>
         </w:rPr>
-        <w:hyperlink r:id="rId17" w:history="1">
+        <w:hyperlink r:id="rId18" w:history="1">
           <w:r>
             <w:rPr>
               <w:rStyle w:val="Hyperlink"/>
@@ -2327,7 +2255,7 @@
           <w:sz w:val="24"/>
           <w:u w:val="single"/>
         </w:rPr>
-        <w:hyperlink r:id="rId17" w:history="1">
+        <w:hyperlink r:id="rId18" w:history="1">
           <w:r>
             <w:rPr>
               <w:rStyle w:val="Hyperlink"/>
@@ -2345,7 +2273,7 @@
           <w:sz w:val="24"/>
           <w:u w:val="single"/>
         </w:rPr>
-        <w:hyperlink r:id="rId17" w:history="1">
+        <w:hyperlink r:id="rId18" w:history="1">
           <w:r>
             <w:rPr>
               <w:rStyle w:val="Hyperlink"/>
@@ -2363,7 +2291,7 @@
           <w:sz w:val="24"/>
           <w:u w:val="single"/>
         </w:rPr>
-        <w:hyperlink r:id="rId17" w:history="1">
+        <w:hyperlink r:id="rId18" w:history="1">
           <w:r>
             <w:rPr>
               <w:rStyle w:val="Hyperlink"/>
@@ -2381,7 +2309,7 @@
           <w:sz w:val="24"/>
           <w:u w:val="single"/>
         </w:rPr>
-        <w:hyperlink r:id="rId17" w:history="1">
+        <w:hyperlink r:id="rId18" w:history="1">
           <w:r>
             <w:rPr>
               <w:rStyle w:val="Hyperlink"/>
@@ -2399,7 +2327,7 @@
           <w:sz w:val="24"/>
           <w:u w:val="single"/>
         </w:rPr>
-        <w:hyperlink r:id="rId17" w:history="1">
+        <w:hyperlink r:id="rId18" w:history="1">
           <w:r>
             <w:rPr>
               <w:rStyle w:val="Hyperlink"/>
@@ -2560,7 +2488,7 @@
           <w:sz w:val="24"/>
           <w:u w:val="single"/>
         </w:rPr>
-        <w:hyperlink r:id="rId18" w:history="1">
+        <w:hyperlink r:id="rId19" w:history="1">
           <w:r>
             <w:rPr>
               <w:rStyle w:val="Hyperlink"/>
@@ -2578,7 +2506,7 @@
           <w:sz w:val="24"/>
           <w:u w:val="single"/>
         </w:rPr>
-        <w:hyperlink r:id="rId18" w:history="1">
+        <w:hyperlink r:id="rId19" w:history="1">
           <w:r>
             <w:rPr>
               <w:rStyle w:val="Hyperlink"/>
@@ -2596,7 +2524,7 @@
           <w:sz w:val="24"/>
           <w:u w:val="single"/>
         </w:rPr>
-        <w:hyperlink r:id="rId18" w:history="1">
+        <w:hyperlink r:id="rId19" w:history="1">
           <w:r>
             <w:rPr>
               <w:rStyle w:val="Hyperlink"/>
@@ -2614,7 +2542,7 @@
           <w:sz w:val="24"/>
           <w:u w:val="single"/>
         </w:rPr>
-        <w:hyperlink r:id="rId18" w:history="1">
+        <w:hyperlink r:id="rId19" w:history="1">
           <w:r>
             <w:rPr>
               <w:rStyle w:val="Hyperlink"/>
@@ -2632,7 +2560,7 @@
           <w:sz w:val="24"/>
           <w:u w:val="single"/>
         </w:rPr>
-        <w:hyperlink r:id="rId18" w:history="1">
+        <w:hyperlink r:id="rId19" w:history="1">
           <w:r>
             <w:rPr>
               <w:rStyle w:val="Hyperlink"/>
@@ -2653,7 +2581,7 @@
           <w:sz w:val="24"/>
           <w:u w:val="single"/>
         </w:rPr>
-        <w:hyperlink r:id="rId18" w:history="1">
+        <w:hyperlink r:id="rId19" w:history="1">
           <w:r>
             <w:rPr>
               <w:rStyle w:val="Hyperlink"/>
@@ -2671,7 +2599,7 @@
           <w:sz w:val="24"/>
           <w:u w:val="single"/>
         </w:rPr>
-        <w:hyperlink r:id="rId18" w:history="1">
+        <w:hyperlink r:id="rId19" w:history="1">
           <w:r>
             <w:rPr>
               <w:rStyle w:val="Hyperlink"/>
@@ -2689,7 +2617,7 @@
           <w:sz w:val="24"/>
           <w:u w:val="single"/>
         </w:rPr>
-        <w:hyperlink r:id="rId18" w:history="1">
+        <w:hyperlink r:id="rId19" w:history="1">
           <w:r>
             <w:rPr>
               <w:rStyle w:val="Hyperlink"/>
@@ -2707,7 +2635,7 @@
           <w:sz w:val="24"/>
           <w:u w:val="single"/>
         </w:rPr>
-        <w:hyperlink r:id="rId18" w:history="1">
+        <w:hyperlink r:id="rId19" w:history="1">
           <w:r>
             <w:rPr>
               <w:rStyle w:val="Hyperlink"/>
@@ -2725,7 +2653,7 @@
           <w:sz w:val="24"/>
           <w:u w:val="single"/>
         </w:rPr>
-        <w:hyperlink r:id="rId18" w:history="1">
+        <w:hyperlink r:id="rId19" w:history="1">
           <w:r>
             <w:rPr>
               <w:rStyle w:val="Hyperlink"/>
@@ -2873,7 +2801,7 @@
           <w:sz w:val="24"/>
           <w:u w:val="single"/>
         </w:rPr>
-        <w:hyperlink r:id="rId19" w:history="1">
+        <w:hyperlink r:id="rId20" w:history="1">
           <w:r>
             <w:rPr>
               <w:rStyle w:val="Hyperlink"/>
@@ -2891,7 +2819,7 @@
           <w:sz w:val="24"/>
           <w:u w:val="single"/>
         </w:rPr>
-        <w:hyperlink r:id="rId19" w:history="1">
+        <w:hyperlink r:id="rId20" w:history="1">
           <w:r>
             <w:rPr>
               <w:rStyle w:val="Hyperlink"/>
@@ -2909,7 +2837,7 @@
           <w:sz w:val="24"/>
           <w:u w:val="single"/>
         </w:rPr>
-        <w:hyperlink r:id="rId19" w:history="1">
+        <w:hyperlink r:id="rId20" w:history="1">
           <w:r>
             <w:rPr>
               <w:rStyle w:val="Hyperlink"/>
@@ -2927,7 +2855,7 @@
           <w:sz w:val="24"/>
           <w:u w:val="single"/>
         </w:rPr>
-        <w:hyperlink r:id="rId19" w:history="1">
+        <w:hyperlink r:id="rId20" w:history="1">
           <w:r>
             <w:rPr>
               <w:rStyle w:val="Hyperlink"/>
@@ -2945,7 +2873,7 @@
           <w:sz w:val="24"/>
           <w:u w:val="single"/>
         </w:rPr>
-        <w:hyperlink r:id="rId19" w:history="1">
+        <w:hyperlink r:id="rId20" w:history="1">
           <w:r>
             <w:rPr>
               <w:rStyle w:val="Hyperlink"/>
@@ -2963,7 +2891,7 @@
           <w:sz w:val="24"/>
           <w:u w:val="single"/>
         </w:rPr>
-        <w:hyperlink r:id="rId19" w:history="1">
+        <w:hyperlink r:id="rId20" w:history="1">
           <w:r>
             <w:rPr>
               <w:rStyle w:val="Hyperlink"/>
@@ -2981,7 +2909,7 @@
           <w:sz w:val="24"/>
           <w:u w:val="single"/>
         </w:rPr>
-        <w:hyperlink r:id="rId19" w:history="1">
+        <w:hyperlink r:id="rId20" w:history="1">
           <w:r>
             <w:rPr>
               <w:rStyle w:val="Hyperlink"/>
@@ -2999,7 +2927,7 @@
           <w:sz w:val="24"/>
           <w:u w:val="single"/>
         </w:rPr>
-        <w:hyperlink r:id="rId19" w:history="1">
+        <w:hyperlink r:id="rId20" w:history="1">
           <w:r>
             <w:rPr>
               <w:rStyle w:val="Hyperlink"/>
@@ -3017,7 +2945,7 @@
           <w:sz w:val="24"/>
           <w:u w:val="single"/>
         </w:rPr>
-        <w:hyperlink r:id="rId19" w:history="1">
+        <w:hyperlink r:id="rId20" w:history="1">
           <w:r>
             <w:rPr>
               <w:rStyle w:val="Hyperlink"/>

--- a/EXPORTS/DOCX/published/niveau3/English/HoofdcursusKampen.docx
+++ b/EXPORTS/DOCX/published/niveau3/English/HoofdcursusKampen.docx
@@ -532,7 +532,72 @@
           <w:color w:val="000000"/>
           <w:sz w:val="24"/>
         </w:rPr>
-        <w:t>information about the ethnographic collection of the KMA and the lat</w:t>
+        <w:t xml:space="preserve">information about the ethnographic collection of the </w:t>
+      </w:r>
+      <w:r>
+        <w:rPr>
+          <w:u w:val="single" w:color="0000ff"/>
+          <w:rFonts w:ascii="Charis SIL Regular" w:hAnsi="Charis SIL Regular" w:eastAsia="Charis SIL Regular"/>
+          <w:b w:val="0"/>
+          <w:i w:val="0"/>
+          <w:color w:val="000000"/>
+          <w:sz w:val="24"/>
+        </w:rPr>
+        <w:t>KMA</w:t>
+      </w:r>
+      <w:r>
+        <w:rPr>
+          <w:u w:val="single" w:color="0000ff"/>
+          <w:rFonts w:ascii="Charis SIL Regular" w:hAnsi="Charis SIL Regular" w:eastAsia="Charis SIL Regular"/>
+          <w:b w:val="0"/>
+          <w:i w:val="0"/>
+          <w:color w:val="000000"/>
+          <w:sz w:val="24"/>
+        </w:rPr>
+        <w:hyperlink r:id="rId9" w:history="1">
+          <w:r>
+            <w:rPr>
+              <w:rStyle w:val="Hyperlink"/>
+            </w:rPr>
+            <w:t xml:space="preserve"> a</w:t>
+          </w:r>
+        </w:hyperlink>
+      </w:r>
+      <w:r>
+        <w:rPr>
+          <w:u w:val="single" w:color="0000ff"/>
+          <w:rFonts w:ascii="Charis SIL Regular" w:hAnsi="Charis SIL Regular" w:eastAsia="Charis SIL Regular"/>
+          <w:b w:val="0"/>
+          <w:i w:val="0"/>
+          <w:color w:val="000000"/>
+          <w:sz w:val="24"/>
+        </w:rPr>
+        <w:hyperlink r:id="rId9" w:history="1">
+          <w:r>
+            <w:rPr>
+              <w:rStyle w:val="Hyperlink"/>
+            </w:rPr>
+            <w:t>n</w:t>
+          </w:r>
+        </w:hyperlink>
+      </w:r>
+      <w:r>
+        <w:rPr>
+          <w:u w:val="single" w:color="0000ff"/>
+          <w:rFonts w:ascii="Charis SIL Regular" w:hAnsi="Charis SIL Regular" w:eastAsia="Charis SIL Regular"/>
+          <w:b w:val="0"/>
+          <w:i w:val="0"/>
+          <w:color w:val="000000"/>
+          <w:sz w:val="24"/>
+        </w:rPr>
+        <w:hyperlink r:id="rId9" w:history="1">
+          <w:r>
+            <w:rPr>
+              <w:rStyle w:val="Hyperlink"/>
+            </w:rPr>
+            <w:t>d the lat</w:t>
+          </w:r>
+        </w:hyperlink>
       </w:r>
       <w:r>
         <w:rPr>
@@ -734,14 +799,7 @@
           <w:color w:val="000000"/>
           <w:sz w:val="24"/>
         </w:rPr>
-        <w:hyperlink r:id="rId10" w:history="1">
-          <w:r>
-            <w:rPr>
-              <w:rStyle w:val="Hyperlink"/>
-            </w:rPr>
-            <w:t>Volkenkundig M</w:t>
-          </w:r>
-        </w:hyperlink>
+        <w:t>Volkenkundig M</w:t>
       </w:r>
       <w:r>
         <w:rPr>
@@ -1598,7 +1656,7 @@
           <w:sz w:val="24"/>
           <w:u w:val="single"/>
         </w:rPr>
-        <w:hyperlink r:id="rId14" w:history="1">
+        <w:hyperlink r:id="rId13" w:history="1">
           <w:r>
             <w:rPr>
               <w:rStyle w:val="Hyperlink"/>
@@ -1616,7 +1674,7 @@
           <w:sz w:val="24"/>
           <w:u w:val="single"/>
         </w:rPr>
-        <w:hyperlink r:id="rId14" w:history="1">
+        <w:hyperlink r:id="rId13" w:history="1">
           <w:r>
             <w:rPr>
               <w:rStyle w:val="Hyperlink"/>
@@ -1634,7 +1692,14 @@
           <w:color w:val="000000"/>
           <w:sz w:val="24"/>
         </w:rPr>
-        <w:t xml:space="preserve">, </w:t>
+        <w:hyperlink r:id="rId13" w:history="1">
+          <w:r>
+            <w:rPr>
+              <w:rStyle w:val="Hyperlink"/>
+            </w:rPr>
+            <w:t xml:space="preserve">, </w:t>
+          </w:r>
+        </w:hyperlink>
       </w:r>
       <w:r>
         <w:rPr>
@@ -1645,7 +1710,7 @@
           <w:sz w:val="24"/>
           <w:u w:val="single"/>
         </w:rPr>
-        <w:hyperlink r:id="rId13" w:history="1">
+        <w:hyperlink r:id="rId15" w:history="1">
           <w:r>
             <w:rPr>
               <w:rStyle w:val="Hyperlink"/>
@@ -1692,7 +1757,7 @@
           <w:sz w:val="24"/>
           <w:u w:val="single"/>
         </w:rPr>
-        <w:hyperlink r:id="rId15" w:history="1">
+        <w:hyperlink r:id="rId13" w:history="1">
           <w:r>
             <w:rPr>
               <w:rStyle w:val="Hyperlink"/>
@@ -1890,7 +1955,7 @@
           <w:sz w:val="24"/>
           <w:u w:val="single"/>
         </w:rPr>
-        <w:hyperlink r:id="rId16" w:history="1">
+        <w:hyperlink r:id="rId17" w:history="1">
           <w:r>
             <w:rPr>
               <w:rStyle w:val="Hyperlink"/>
@@ -1908,7 +1973,7 @@
           <w:sz w:val="24"/>
           <w:u w:val="single"/>
         </w:rPr>
-        <w:hyperlink r:id="rId17" w:history="1">
+        <w:hyperlink r:id="rId16" w:history="1">
           <w:r>
             <w:rPr>
               <w:rStyle w:val="Hyperlink"/>

--- a/EXPORTS/DOCX/published/niveau3/English/HoofdcursusKampen.docx
+++ b/EXPORTS/DOCX/published/niveau3/English/HoofdcursusKampen.docx
@@ -532,72 +532,7 @@
           <w:color w:val="000000"/>
           <w:sz w:val="24"/>
         </w:rPr>
-        <w:t xml:space="preserve">information about the ethnographic collection of the </w:t>
-      </w:r>
-      <w:r>
-        <w:rPr>
-          <w:u w:val="single" w:color="0000ff"/>
-          <w:rFonts w:ascii="Charis SIL Regular" w:hAnsi="Charis SIL Regular" w:eastAsia="Charis SIL Regular"/>
-          <w:b w:val="0"/>
-          <w:i w:val="0"/>
-          <w:color w:val="000000"/>
-          <w:sz w:val="24"/>
-        </w:rPr>
-        <w:t>KMA</w:t>
-      </w:r>
-      <w:r>
-        <w:rPr>
-          <w:u w:val="single" w:color="0000ff"/>
-          <w:rFonts w:ascii="Charis SIL Regular" w:hAnsi="Charis SIL Regular" w:eastAsia="Charis SIL Regular"/>
-          <w:b w:val="0"/>
-          <w:i w:val="0"/>
-          <w:color w:val="000000"/>
-          <w:sz w:val="24"/>
-        </w:rPr>
-        <w:hyperlink r:id="rId9" w:history="1">
-          <w:r>
-            <w:rPr>
-              <w:rStyle w:val="Hyperlink"/>
-            </w:rPr>
-            <w:t xml:space="preserve"> a</w:t>
-          </w:r>
-        </w:hyperlink>
-      </w:r>
-      <w:r>
-        <w:rPr>
-          <w:u w:val="single" w:color="0000ff"/>
-          <w:rFonts w:ascii="Charis SIL Regular" w:hAnsi="Charis SIL Regular" w:eastAsia="Charis SIL Regular"/>
-          <w:b w:val="0"/>
-          <w:i w:val="0"/>
-          <w:color w:val="000000"/>
-          <w:sz w:val="24"/>
-        </w:rPr>
-        <w:hyperlink r:id="rId9" w:history="1">
-          <w:r>
-            <w:rPr>
-              <w:rStyle w:val="Hyperlink"/>
-            </w:rPr>
-            <w:t>n</w:t>
-          </w:r>
-        </w:hyperlink>
-      </w:r>
-      <w:r>
-        <w:rPr>
-          <w:u w:val="single" w:color="0000ff"/>
-          <w:rFonts w:ascii="Charis SIL Regular" w:hAnsi="Charis SIL Regular" w:eastAsia="Charis SIL Regular"/>
-          <w:b w:val="0"/>
-          <w:i w:val="0"/>
-          <w:color w:val="000000"/>
-          <w:sz w:val="24"/>
-        </w:rPr>
-        <w:hyperlink r:id="rId9" w:history="1">
-          <w:r>
-            <w:rPr>
-              <w:rStyle w:val="Hyperlink"/>
-            </w:rPr>
-            <w:t>d the lat</w:t>
-          </w:r>
-        </w:hyperlink>
+        <w:t>information about the ethnographic collection of the KMA and the lat</w:t>
       </w:r>
       <w:r>
         <w:rPr>
@@ -799,7 +734,14 @@
           <w:color w:val="000000"/>
           <w:sz w:val="24"/>
         </w:rPr>
-        <w:t>Volkenkundig M</w:t>
+        <w:hyperlink r:id="rId10" w:history="1">
+          <w:r>
+            <w:rPr>
+              <w:rStyle w:val="Hyperlink"/>
+            </w:rPr>
+            <w:t>Volkenkundig M</w:t>
+          </w:r>
+        </w:hyperlink>
       </w:r>
       <w:r>
         <w:rPr>
@@ -1710,7 +1652,7 @@
           <w:sz w:val="24"/>
           <w:u w:val="single"/>
         </w:rPr>
-        <w:hyperlink r:id="rId15" w:history="1">
+        <w:hyperlink r:id="rId13" w:history="1">
           <w:r>
             <w:rPr>
               <w:rStyle w:val="Hyperlink"/>
@@ -1739,7 +1681,7 @@
           <w:sz w:val="24"/>
           <w:u w:val="single"/>
         </w:rPr>
-        <w:hyperlink r:id="rId15" w:history="1">
+        <w:hyperlink r:id="rId13" w:history="1">
           <w:r>
             <w:rPr>
               <w:rStyle w:val="Hyperlink"/>
@@ -1855,7 +1797,7 @@
           <w:sz w:val="24"/>
           <w:u w:val="single"/>
         </w:rPr>
-        <w:hyperlink r:id="rId16" w:history="1">
+        <w:hyperlink r:id="rId15" w:history="1">
           <w:r>
             <w:rPr>
               <w:rStyle w:val="Hyperlink"/>
@@ -1873,7 +1815,7 @@
           <w:sz w:val="24"/>
           <w:u w:val="single"/>
         </w:rPr>
-        <w:hyperlink r:id="rId16" w:history="1">
+        <w:hyperlink r:id="rId15" w:history="1">
           <w:r>
             <w:rPr>
               <w:rStyle w:val="Hyperlink"/>
@@ -1891,7 +1833,7 @@
           <w:sz w:val="24"/>
           <w:u w:val="single"/>
         </w:rPr>
-        <w:hyperlink r:id="rId16" w:history="1">
+        <w:hyperlink r:id="rId15" w:history="1">
           <w:r>
             <w:rPr>
               <w:rStyle w:val="Hyperlink"/>
@@ -1909,7 +1851,7 @@
           <w:sz w:val="24"/>
           <w:u w:val="single"/>
         </w:rPr>
-        <w:hyperlink r:id="rId16" w:history="1">
+        <w:hyperlink r:id="rId15" w:history="1">
           <w:r>
             <w:rPr>
               <w:rStyle w:val="Hyperlink"/>
@@ -1937,7 +1879,7 @@
           <w:sz w:val="24"/>
           <w:u w:val="single"/>
         </w:rPr>
-        <w:hyperlink r:id="rId17" w:history="1">
+        <w:hyperlink r:id="rId16" w:history="1">
           <w:r>
             <w:rPr>
               <w:rStyle w:val="Hyperlink"/>
@@ -1955,7 +1897,7 @@
           <w:sz w:val="24"/>
           <w:u w:val="single"/>
         </w:rPr>
-        <w:hyperlink r:id="rId17" w:history="1">
+        <w:hyperlink r:id="rId16" w:history="1">
           <w:r>
             <w:rPr>
               <w:rStyle w:val="Hyperlink"/>
@@ -1973,7 +1915,7 @@
           <w:sz w:val="24"/>
           <w:u w:val="single"/>
         </w:rPr>
-        <w:hyperlink r:id="rId16" w:history="1">
+        <w:hyperlink r:id="rId15" w:history="1">
           <w:r>
             <w:rPr>
               <w:rStyle w:val="Hyperlink"/>
@@ -2140,7 +2082,7 @@
           <w:sz w:val="24"/>
           <w:u w:val="single"/>
         </w:rPr>
-        <w:hyperlink r:id="rId18" w:history="1">
+        <w:hyperlink r:id="rId17" w:history="1">
           <w:r>
             <w:rPr>
               <w:rStyle w:val="Hyperlink"/>
@@ -2158,7 +2100,7 @@
           <w:sz w:val="24"/>
           <w:u w:val="single"/>
         </w:rPr>
-        <w:hyperlink r:id="rId18" w:history="1">
+        <w:hyperlink r:id="rId17" w:history="1">
           <w:r>
             <w:rPr>
               <w:rStyle w:val="Hyperlink"/>
@@ -2176,7 +2118,7 @@
           <w:sz w:val="24"/>
           <w:u w:val="single"/>
         </w:rPr>
-        <w:hyperlink r:id="rId18" w:history="1">
+        <w:hyperlink r:id="rId17" w:history="1">
           <w:r>
             <w:rPr>
               <w:rStyle w:val="Hyperlink"/>
@@ -2194,7 +2136,7 @@
           <w:sz w:val="24"/>
           <w:u w:val="single"/>
         </w:rPr>
-        <w:hyperlink r:id="rId18" w:history="1">
+        <w:hyperlink r:id="rId17" w:history="1">
           <w:r>
             <w:rPr>
               <w:rStyle w:val="Hyperlink"/>
@@ -2212,7 +2154,7 @@
           <w:sz w:val="24"/>
           <w:u w:val="single"/>
         </w:rPr>
-        <w:hyperlink r:id="rId18" w:history="1">
+        <w:hyperlink r:id="rId17" w:history="1">
           <w:r>
             <w:rPr>
               <w:rStyle w:val="Hyperlink"/>
@@ -2230,7 +2172,7 @@
           <w:sz w:val="24"/>
           <w:u w:val="single"/>
         </w:rPr>
-        <w:hyperlink r:id="rId18" w:history="1">
+        <w:hyperlink r:id="rId17" w:history="1">
           <w:r>
             <w:rPr>
               <w:rStyle w:val="Hyperlink"/>
@@ -2248,7 +2190,7 @@
           <w:sz w:val="24"/>
           <w:u w:val="single"/>
         </w:rPr>
-        <w:hyperlink r:id="rId18" w:history="1">
+        <w:hyperlink r:id="rId17" w:history="1">
           <w:r>
             <w:rPr>
               <w:rStyle w:val="Hyperlink"/>
@@ -2266,7 +2208,7 @@
           <w:sz w:val="24"/>
           <w:u w:val="single"/>
         </w:rPr>
-        <w:hyperlink r:id="rId18" w:history="1">
+        <w:hyperlink r:id="rId17" w:history="1">
           <w:r>
             <w:rPr>
               <w:rStyle w:val="Hyperlink"/>
@@ -2284,7 +2226,7 @@
           <w:sz w:val="24"/>
           <w:u w:val="single"/>
         </w:rPr>
-        <w:hyperlink r:id="rId18" w:history="1">
+        <w:hyperlink r:id="rId17" w:history="1">
           <w:r>
             <w:rPr>
               <w:rStyle w:val="Hyperlink"/>
@@ -2302,7 +2244,7 @@
           <w:sz w:val="24"/>
           <w:u w:val="single"/>
         </w:rPr>
-        <w:hyperlink r:id="rId18" w:history="1">
+        <w:hyperlink r:id="rId17" w:history="1">
           <w:r>
             <w:rPr>
               <w:rStyle w:val="Hyperlink"/>
@@ -2320,7 +2262,7 @@
           <w:sz w:val="24"/>
           <w:u w:val="single"/>
         </w:rPr>
-        <w:hyperlink r:id="rId18" w:history="1">
+        <w:hyperlink r:id="rId17" w:history="1">
           <w:r>
             <w:rPr>
               <w:rStyle w:val="Hyperlink"/>
@@ -2338,7 +2280,7 @@
           <w:sz w:val="24"/>
           <w:u w:val="single"/>
         </w:rPr>
-        <w:hyperlink r:id="rId18" w:history="1">
+        <w:hyperlink r:id="rId17" w:history="1">
           <w:r>
             <w:rPr>
               <w:rStyle w:val="Hyperlink"/>
@@ -2356,7 +2298,7 @@
           <w:sz w:val="24"/>
           <w:u w:val="single"/>
         </w:rPr>
-        <w:hyperlink r:id="rId18" w:history="1">
+        <w:hyperlink r:id="rId17" w:history="1">
           <w:r>
             <w:rPr>
               <w:rStyle w:val="Hyperlink"/>
@@ -2374,7 +2316,7 @@
           <w:sz w:val="24"/>
           <w:u w:val="single"/>
         </w:rPr>
-        <w:hyperlink r:id="rId18" w:history="1">
+        <w:hyperlink r:id="rId17" w:history="1">
           <w:r>
             <w:rPr>
               <w:rStyle w:val="Hyperlink"/>
@@ -2392,7 +2334,7 @@
           <w:sz w:val="24"/>
           <w:u w:val="single"/>
         </w:rPr>
-        <w:hyperlink r:id="rId18" w:history="1">
+        <w:hyperlink r:id="rId17" w:history="1">
           <w:r>
             <w:rPr>
               <w:rStyle w:val="Hyperlink"/>
@@ -2553,7 +2495,7 @@
           <w:sz w:val="24"/>
           <w:u w:val="single"/>
         </w:rPr>
-        <w:hyperlink r:id="rId19" w:history="1">
+        <w:hyperlink r:id="rId18" w:history="1">
           <w:r>
             <w:rPr>
               <w:rStyle w:val="Hyperlink"/>
@@ -2571,7 +2513,7 @@
           <w:sz w:val="24"/>
           <w:u w:val="single"/>
         </w:rPr>
-        <w:hyperlink r:id="rId19" w:history="1">
+        <w:hyperlink r:id="rId18" w:history="1">
           <w:r>
             <w:rPr>
               <w:rStyle w:val="Hyperlink"/>
@@ -2589,7 +2531,7 @@
           <w:sz w:val="24"/>
           <w:u w:val="single"/>
         </w:rPr>
-        <w:hyperlink r:id="rId19" w:history="1">
+        <w:hyperlink r:id="rId18" w:history="1">
           <w:r>
             <w:rPr>
               <w:rStyle w:val="Hyperlink"/>
@@ -2607,7 +2549,7 @@
           <w:sz w:val="24"/>
           <w:u w:val="single"/>
         </w:rPr>
-        <w:hyperlink r:id="rId19" w:history="1">
+        <w:hyperlink r:id="rId18" w:history="1">
           <w:r>
             <w:rPr>
               <w:rStyle w:val="Hyperlink"/>
@@ -2625,7 +2567,7 @@
           <w:sz w:val="24"/>
           <w:u w:val="single"/>
         </w:rPr>
-        <w:hyperlink r:id="rId19" w:history="1">
+        <w:hyperlink r:id="rId18" w:history="1">
           <w:r>
             <w:rPr>
               <w:rStyle w:val="Hyperlink"/>
@@ -2646,7 +2588,7 @@
           <w:sz w:val="24"/>
           <w:u w:val="single"/>
         </w:rPr>
-        <w:hyperlink r:id="rId19" w:history="1">
+        <w:hyperlink r:id="rId18" w:history="1">
           <w:r>
             <w:rPr>
               <w:rStyle w:val="Hyperlink"/>
@@ -2664,7 +2606,7 @@
           <w:sz w:val="24"/>
           <w:u w:val="single"/>
         </w:rPr>
-        <w:hyperlink r:id="rId19" w:history="1">
+        <w:hyperlink r:id="rId18" w:history="1">
           <w:r>
             <w:rPr>
               <w:rStyle w:val="Hyperlink"/>
@@ -2682,7 +2624,7 @@
           <w:sz w:val="24"/>
           <w:u w:val="single"/>
         </w:rPr>
-        <w:hyperlink r:id="rId19" w:history="1">
+        <w:hyperlink r:id="rId18" w:history="1">
           <w:r>
             <w:rPr>
               <w:rStyle w:val="Hyperlink"/>
@@ -2700,7 +2642,7 @@
           <w:sz w:val="24"/>
           <w:u w:val="single"/>
         </w:rPr>
-        <w:hyperlink r:id="rId19" w:history="1">
+        <w:hyperlink r:id="rId18" w:history="1">
           <w:r>
             <w:rPr>
               <w:rStyle w:val="Hyperlink"/>
@@ -2718,7 +2660,7 @@
           <w:sz w:val="24"/>
           <w:u w:val="single"/>
         </w:rPr>
-        <w:hyperlink r:id="rId19" w:history="1">
+        <w:hyperlink r:id="rId18" w:history="1">
           <w:r>
             <w:rPr>
               <w:rStyle w:val="Hyperlink"/>
@@ -2866,7 +2808,7 @@
           <w:sz w:val="24"/>
           <w:u w:val="single"/>
         </w:rPr>
-        <w:hyperlink r:id="rId20" w:history="1">
+        <w:hyperlink r:id="rId19" w:history="1">
           <w:r>
             <w:rPr>
               <w:rStyle w:val="Hyperlink"/>
@@ -2884,7 +2826,7 @@
           <w:sz w:val="24"/>
           <w:u w:val="single"/>
         </w:rPr>
-        <w:hyperlink r:id="rId20" w:history="1">
+        <w:hyperlink r:id="rId19" w:history="1">
           <w:r>
             <w:rPr>
               <w:rStyle w:val="Hyperlink"/>
@@ -2902,7 +2844,7 @@
           <w:sz w:val="24"/>
           <w:u w:val="single"/>
         </w:rPr>
-        <w:hyperlink r:id="rId20" w:history="1">
+        <w:hyperlink r:id="rId19" w:history="1">
           <w:r>
             <w:rPr>
               <w:rStyle w:val="Hyperlink"/>
@@ -2920,7 +2862,7 @@
           <w:sz w:val="24"/>
           <w:u w:val="single"/>
         </w:rPr>
-        <w:hyperlink r:id="rId20" w:history="1">
+        <w:hyperlink r:id="rId19" w:history="1">
           <w:r>
             <w:rPr>
               <w:rStyle w:val="Hyperlink"/>
@@ -2938,7 +2880,7 @@
           <w:sz w:val="24"/>
           <w:u w:val="single"/>
         </w:rPr>
-        <w:hyperlink r:id="rId20" w:history="1">
+        <w:hyperlink r:id="rId19" w:history="1">
           <w:r>
             <w:rPr>
               <w:rStyle w:val="Hyperlink"/>
@@ -2956,7 +2898,7 @@
           <w:sz w:val="24"/>
           <w:u w:val="single"/>
         </w:rPr>
-        <w:hyperlink r:id="rId20" w:history="1">
+        <w:hyperlink r:id="rId19" w:history="1">
           <w:r>
             <w:rPr>
               <w:rStyle w:val="Hyperlink"/>
@@ -2974,7 +2916,7 @@
           <w:sz w:val="24"/>
           <w:u w:val="single"/>
         </w:rPr>
-        <w:hyperlink r:id="rId20" w:history="1">
+        <w:hyperlink r:id="rId19" w:history="1">
           <w:r>
             <w:rPr>
               <w:rStyle w:val="Hyperlink"/>
@@ -2992,7 +2934,7 @@
           <w:sz w:val="24"/>
           <w:u w:val="single"/>
         </w:rPr>
-        <w:hyperlink r:id="rId20" w:history="1">
+        <w:hyperlink r:id="rId19" w:history="1">
           <w:r>
             <w:rPr>
               <w:rStyle w:val="Hyperlink"/>
@@ -3010,7 +2952,7 @@
           <w:sz w:val="24"/>
           <w:u w:val="single"/>
         </w:rPr>
-        <w:hyperlink r:id="rId20" w:history="1">
+        <w:hyperlink r:id="rId19" w:history="1">
           <w:r>
             <w:rPr>
               <w:rStyle w:val="Hyperlink"/>

--- a/EXPORTS/DOCX/published/niveau3/English/HoofdcursusKampen.docx
+++ b/EXPORTS/DOCX/published/niveau3/English/HoofdcursusKampen.docx
@@ -532,7 +532,90 @@
           <w:color w:val="000000"/>
           <w:sz w:val="24"/>
         </w:rPr>
-        <w:t>information about the ethnographic collection of the KMA and the lat</w:t>
+        <w:t xml:space="preserve">information about the ethnographic collection of the </w:t>
+      </w:r>
+      <w:r>
+        <w:rPr>
+          <w:u w:val="single" w:color="0000ff"/>
+          <w:rFonts w:ascii="Charis SIL Regular" w:hAnsi="Charis SIL Regular" w:eastAsia="Charis SIL Regular"/>
+          <w:b w:val="0"/>
+          <w:i w:val="0"/>
+          <w:color w:val="000000"/>
+          <w:sz w:val="24"/>
+        </w:rPr>
+        <w:hyperlink r:id="rId9" w:history="1">
+          <w:r>
+            <w:rPr>
+              <w:rStyle w:val="Hyperlink"/>
+            </w:rPr>
+            <w:t>KM</w:t>
+          </w:r>
+        </w:hyperlink>
+      </w:r>
+      <w:r>
+        <w:rPr>
+          <w:u w:val="single" w:color="0000ff"/>
+          <w:rFonts w:ascii="Charis SIL Regular" w:hAnsi="Charis SIL Regular" w:eastAsia="Charis SIL Regular"/>
+          <w:b w:val="0"/>
+          <w:i w:val="0"/>
+          <w:color w:val="000000"/>
+          <w:sz w:val="24"/>
+        </w:rPr>
+        <w:t>A</w:t>
+      </w:r>
+      <w:r>
+        <w:rPr>
+          <w:u w:val="single" w:color="0000ff"/>
+          <w:rFonts w:ascii="Charis SIL Regular" w:hAnsi="Charis SIL Regular" w:eastAsia="Charis SIL Regular"/>
+          <w:b w:val="0"/>
+          <w:i w:val="0"/>
+          <w:color w:val="000000"/>
+          <w:sz w:val="24"/>
+        </w:rPr>
+        <w:hyperlink r:id="rId9" w:history="1">
+          <w:r>
+            <w:rPr>
+              <w:rStyle w:val="Hyperlink"/>
+            </w:rPr>
+            <w:t xml:space="preserve"> a</w:t>
+          </w:r>
+        </w:hyperlink>
+      </w:r>
+      <w:r>
+        <w:rPr>
+          <w:u w:val="single" w:color="0000ff"/>
+          <w:rFonts w:ascii="Charis SIL Regular" w:hAnsi="Charis SIL Regular" w:eastAsia="Charis SIL Regular"/>
+          <w:b w:val="0"/>
+          <w:i w:val="0"/>
+          <w:color w:val="000000"/>
+          <w:sz w:val="24"/>
+        </w:rPr>
+        <w:hyperlink r:id="rId9" w:history="1">
+          <w:r>
+            <w:rPr>
+              <w:rStyle w:val="Hyperlink"/>
+            </w:rPr>
+            <w:t>n</w:t>
+          </w:r>
+        </w:hyperlink>
+      </w:r>
+      <w:r>
+        <w:rPr>
+          <w:u w:val="single" w:color="0000ff"/>
+          <w:rFonts w:ascii="Charis SIL Regular" w:hAnsi="Charis SIL Regular" w:eastAsia="Charis SIL Regular"/>
+          <w:b w:val="0"/>
+          <w:i w:val="0"/>
+          <w:color w:val="000000"/>
+          <w:sz w:val="24"/>
+        </w:rPr>
+        <w:hyperlink r:id="rId9" w:history="1">
+          <w:r>
+            <w:rPr>
+              <w:rStyle w:val="Hyperlink"/>
+            </w:rPr>
+            <w:t>d the lat</w:t>
+          </w:r>
+        </w:hyperlink>
       </w:r>
       <w:r>
         <w:rPr>
@@ -1634,14 +1717,7 @@
           <w:color w:val="000000"/>
           <w:sz w:val="24"/>
         </w:rPr>
-        <w:hyperlink r:id="rId13" w:history="1">
-          <w:r>
-            <w:rPr>
-              <w:rStyle w:val="Hyperlink"/>
-            </w:rPr>
-            <w:t xml:space="preserve">, </w:t>
-          </w:r>
-        </w:hyperlink>
+        <w:t xml:space="preserve">, </w:t>
       </w:r>
       <w:r>
         <w:rPr>
@@ -1915,7 +1991,7 @@
           <w:sz w:val="24"/>
           <w:u w:val="single"/>
         </w:rPr>
-        <w:hyperlink r:id="rId15" w:history="1">
+        <w:hyperlink r:id="rId16" w:history="1">
           <w:r>
             <w:rPr>
               <w:rStyle w:val="Hyperlink"/>

--- a/EXPORTS/DOCX/published/niveau3/English/HoofdcursusKampen.docx
+++ b/EXPORTS/DOCX/published/niveau3/English/HoofdcursusKampen.docx
@@ -532,90 +532,7 @@
           <w:color w:val="000000"/>
           <w:sz w:val="24"/>
         </w:rPr>
-        <w:t xml:space="preserve">information about the ethnographic collection of the </w:t>
-      </w:r>
-      <w:r>
-        <w:rPr>
-          <w:u w:val="single" w:color="0000ff"/>
-          <w:rFonts w:ascii="Charis SIL Regular" w:hAnsi="Charis SIL Regular" w:eastAsia="Charis SIL Regular"/>
-          <w:b w:val="0"/>
-          <w:i w:val="0"/>
-          <w:color w:val="000000"/>
-          <w:sz w:val="24"/>
-        </w:rPr>
-        <w:hyperlink r:id="rId9" w:history="1">
-          <w:r>
-            <w:rPr>
-              <w:rStyle w:val="Hyperlink"/>
-            </w:rPr>
-            <w:t>KM</w:t>
-          </w:r>
-        </w:hyperlink>
-      </w:r>
-      <w:r>
-        <w:rPr>
-          <w:u w:val="single" w:color="0000ff"/>
-          <w:rFonts w:ascii="Charis SIL Regular" w:hAnsi="Charis SIL Regular" w:eastAsia="Charis SIL Regular"/>
-          <w:b w:val="0"/>
-          <w:i w:val="0"/>
-          <w:color w:val="000000"/>
-          <w:sz w:val="24"/>
-        </w:rPr>
-        <w:t>A</w:t>
-      </w:r>
-      <w:r>
-        <w:rPr>
-          <w:u w:val="single" w:color="0000ff"/>
-          <w:rFonts w:ascii="Charis SIL Regular" w:hAnsi="Charis SIL Regular" w:eastAsia="Charis SIL Regular"/>
-          <w:b w:val="0"/>
-          <w:i w:val="0"/>
-          <w:color w:val="000000"/>
-          <w:sz w:val="24"/>
-        </w:rPr>
-        <w:hyperlink r:id="rId9" w:history="1">
-          <w:r>
-            <w:rPr>
-              <w:rStyle w:val="Hyperlink"/>
-            </w:rPr>
-            <w:t xml:space="preserve"> a</w:t>
-          </w:r>
-        </w:hyperlink>
-      </w:r>
-      <w:r>
-        <w:rPr>
-          <w:u w:val="single" w:color="0000ff"/>
-          <w:rFonts w:ascii="Charis SIL Regular" w:hAnsi="Charis SIL Regular" w:eastAsia="Charis SIL Regular"/>
-          <w:b w:val="0"/>
-          <w:i w:val="0"/>
-          <w:color w:val="000000"/>
-          <w:sz w:val="24"/>
-        </w:rPr>
-        <w:hyperlink r:id="rId9" w:history="1">
-          <w:r>
-            <w:rPr>
-              <w:rStyle w:val="Hyperlink"/>
-            </w:rPr>
-            <w:t>n</w:t>
-          </w:r>
-        </w:hyperlink>
-      </w:r>
-      <w:r>
-        <w:rPr>
-          <w:u w:val="single" w:color="0000ff"/>
-          <w:rFonts w:ascii="Charis SIL Regular" w:hAnsi="Charis SIL Regular" w:eastAsia="Charis SIL Regular"/>
-          <w:b w:val="0"/>
-          <w:i w:val="0"/>
-          <w:color w:val="000000"/>
-          <w:sz w:val="24"/>
-        </w:rPr>
-        <w:hyperlink r:id="rId9" w:history="1">
-          <w:r>
-            <w:rPr>
-              <w:rStyle w:val="Hyperlink"/>
-            </w:rPr>
-            <w:t>d the lat</w:t>
-          </w:r>
-        </w:hyperlink>
+        <w:t>information about the ethnographic collection of the KMA and the lat</w:t>
       </w:r>
       <w:r>
         <w:rPr>
@@ -1717,7 +1634,14 @@
           <w:color w:val="000000"/>
           <w:sz w:val="24"/>
         </w:rPr>
-        <w:t xml:space="preserve">, </w:t>
+        <w:hyperlink r:id="rId13" w:history="1">
+          <w:r>
+            <w:rPr>
+              <w:rStyle w:val="Hyperlink"/>
+            </w:rPr>
+            <w:t xml:space="preserve">, </w:t>
+          </w:r>
+        </w:hyperlink>
       </w:r>
       <w:r>
         <w:rPr>
@@ -1757,7 +1681,7 @@
           <w:sz w:val="24"/>
           <w:u w:val="single"/>
         </w:rPr>
-        <w:hyperlink r:id="rId13" w:history="1">
+        <w:hyperlink r:id="rId15" w:history="1">
           <w:r>
             <w:rPr>
               <w:rStyle w:val="Hyperlink"/>
@@ -1775,7 +1699,7 @@
           <w:sz w:val="24"/>
           <w:u w:val="single"/>
         </w:rPr>
-        <w:hyperlink r:id="rId13" w:history="1">
+        <w:hyperlink r:id="rId15" w:history="1">
           <w:r>
             <w:rPr>
               <w:rStyle w:val="Hyperlink"/>
@@ -1873,7 +1797,7 @@
           <w:sz w:val="24"/>
           <w:u w:val="single"/>
         </w:rPr>
-        <w:hyperlink r:id="rId15" w:history="1">
+        <w:hyperlink r:id="rId16" w:history="1">
           <w:r>
             <w:rPr>
               <w:rStyle w:val="Hyperlink"/>
@@ -1891,7 +1815,7 @@
           <w:sz w:val="24"/>
           <w:u w:val="single"/>
         </w:rPr>
-        <w:hyperlink r:id="rId15" w:history="1">
+        <w:hyperlink r:id="rId16" w:history="1">
           <w:r>
             <w:rPr>
               <w:rStyle w:val="Hyperlink"/>
@@ -1909,7 +1833,7 @@
           <w:sz w:val="24"/>
           <w:u w:val="single"/>
         </w:rPr>
-        <w:hyperlink r:id="rId15" w:history="1">
+        <w:hyperlink r:id="rId16" w:history="1">
           <w:r>
             <w:rPr>
               <w:rStyle w:val="Hyperlink"/>
@@ -1927,7 +1851,7 @@
           <w:sz w:val="24"/>
           <w:u w:val="single"/>
         </w:rPr>
-        <w:hyperlink r:id="rId15" w:history="1">
+        <w:hyperlink r:id="rId16" w:history="1">
           <w:r>
             <w:rPr>
               <w:rStyle w:val="Hyperlink"/>
@@ -1955,7 +1879,7 @@
           <w:sz w:val="24"/>
           <w:u w:val="single"/>
         </w:rPr>
-        <w:hyperlink r:id="rId16" w:history="1">
+        <w:hyperlink r:id="rId17" w:history="1">
           <w:r>
             <w:rPr>
               <w:rStyle w:val="Hyperlink"/>
@@ -2158,7 +2082,7 @@
           <w:sz w:val="24"/>
           <w:u w:val="single"/>
         </w:rPr>
-        <w:hyperlink r:id="rId17" w:history="1">
+        <w:hyperlink r:id="rId18" w:history="1">
           <w:r>
             <w:rPr>
               <w:rStyle w:val="Hyperlink"/>
@@ -2176,7 +2100,7 @@
           <w:sz w:val="24"/>
           <w:u w:val="single"/>
         </w:rPr>
-        <w:hyperlink r:id="rId17" w:history="1">
+        <w:hyperlink r:id="rId18" w:history="1">
           <w:r>
             <w:rPr>
               <w:rStyle w:val="Hyperlink"/>
@@ -2194,7 +2118,7 @@
           <w:sz w:val="24"/>
           <w:u w:val="single"/>
         </w:rPr>
-        <w:hyperlink r:id="rId17" w:history="1">
+        <w:hyperlink r:id="rId18" w:history="1">
           <w:r>
             <w:rPr>
               <w:rStyle w:val="Hyperlink"/>
@@ -2212,7 +2136,7 @@
           <w:sz w:val="24"/>
           <w:u w:val="single"/>
         </w:rPr>
-        <w:hyperlink r:id="rId17" w:history="1">
+        <w:hyperlink r:id="rId18" w:history="1">
           <w:r>
             <w:rPr>
               <w:rStyle w:val="Hyperlink"/>
@@ -2230,7 +2154,7 @@
           <w:sz w:val="24"/>
           <w:u w:val="single"/>
         </w:rPr>
-        <w:hyperlink r:id="rId17" w:history="1">
+        <w:hyperlink r:id="rId18" w:history="1">
           <w:r>
             <w:rPr>
               <w:rStyle w:val="Hyperlink"/>
@@ -2248,7 +2172,7 @@
           <w:sz w:val="24"/>
           <w:u w:val="single"/>
         </w:rPr>
-        <w:hyperlink r:id="rId17" w:history="1">
+        <w:hyperlink r:id="rId18" w:history="1">
           <w:r>
             <w:rPr>
               <w:rStyle w:val="Hyperlink"/>
@@ -2266,7 +2190,7 @@
           <w:sz w:val="24"/>
           <w:u w:val="single"/>
         </w:rPr>
-        <w:hyperlink r:id="rId17" w:history="1">
+        <w:hyperlink r:id="rId18" w:history="1">
           <w:r>
             <w:rPr>
               <w:rStyle w:val="Hyperlink"/>
@@ -2284,7 +2208,7 @@
           <w:sz w:val="24"/>
           <w:u w:val="single"/>
         </w:rPr>
-        <w:hyperlink r:id="rId17" w:history="1">
+        <w:hyperlink r:id="rId18" w:history="1">
           <w:r>
             <w:rPr>
               <w:rStyle w:val="Hyperlink"/>
@@ -2302,7 +2226,7 @@
           <w:sz w:val="24"/>
           <w:u w:val="single"/>
         </w:rPr>
-        <w:hyperlink r:id="rId17" w:history="1">
+        <w:hyperlink r:id="rId18" w:history="1">
           <w:r>
             <w:rPr>
               <w:rStyle w:val="Hyperlink"/>
@@ -2320,7 +2244,7 @@
           <w:sz w:val="24"/>
           <w:u w:val="single"/>
         </w:rPr>
-        <w:hyperlink r:id="rId17" w:history="1">
+        <w:hyperlink r:id="rId18" w:history="1">
           <w:r>
             <w:rPr>
               <w:rStyle w:val="Hyperlink"/>
@@ -2338,7 +2262,7 @@
           <w:sz w:val="24"/>
           <w:u w:val="single"/>
         </w:rPr>
-        <w:hyperlink r:id="rId17" w:history="1">
+        <w:hyperlink r:id="rId18" w:history="1">
           <w:r>
             <w:rPr>
               <w:rStyle w:val="Hyperlink"/>
@@ -2356,7 +2280,7 @@
           <w:sz w:val="24"/>
           <w:u w:val="single"/>
         </w:rPr>
-        <w:hyperlink r:id="rId17" w:history="1">
+        <w:hyperlink r:id="rId18" w:history="1">
           <w:r>
             <w:rPr>
               <w:rStyle w:val="Hyperlink"/>
@@ -2374,7 +2298,7 @@
           <w:sz w:val="24"/>
           <w:u w:val="single"/>
         </w:rPr>
-        <w:hyperlink r:id="rId17" w:history="1">
+        <w:hyperlink r:id="rId18" w:history="1">
           <w:r>
             <w:rPr>
               <w:rStyle w:val="Hyperlink"/>
@@ -2392,7 +2316,7 @@
           <w:sz w:val="24"/>
           <w:u w:val="single"/>
         </w:rPr>
-        <w:hyperlink r:id="rId17" w:history="1">
+        <w:hyperlink r:id="rId18" w:history="1">
           <w:r>
             <w:rPr>
               <w:rStyle w:val="Hyperlink"/>
@@ -2410,7 +2334,7 @@
           <w:sz w:val="24"/>
           <w:u w:val="single"/>
         </w:rPr>
-        <w:hyperlink r:id="rId17" w:history="1">
+        <w:hyperlink r:id="rId18" w:history="1">
           <w:r>
             <w:rPr>
               <w:rStyle w:val="Hyperlink"/>
@@ -2571,7 +2495,7 @@
           <w:sz w:val="24"/>
           <w:u w:val="single"/>
         </w:rPr>
-        <w:hyperlink r:id="rId18" w:history="1">
+        <w:hyperlink r:id="rId19" w:history="1">
           <w:r>
             <w:rPr>
               <w:rStyle w:val="Hyperlink"/>
@@ -2589,7 +2513,7 @@
           <w:sz w:val="24"/>
           <w:u w:val="single"/>
         </w:rPr>
-        <w:hyperlink r:id="rId18" w:history="1">
+        <w:hyperlink r:id="rId19" w:history="1">
           <w:r>
             <w:rPr>
               <w:rStyle w:val="Hyperlink"/>
@@ -2607,7 +2531,7 @@
           <w:sz w:val="24"/>
           <w:u w:val="single"/>
         </w:rPr>
-        <w:hyperlink r:id="rId18" w:history="1">
+        <w:hyperlink r:id="rId19" w:history="1">
           <w:r>
             <w:rPr>
               <w:rStyle w:val="Hyperlink"/>
@@ -2625,7 +2549,7 @@
           <w:sz w:val="24"/>
           <w:u w:val="single"/>
         </w:rPr>
-        <w:hyperlink r:id="rId18" w:history="1">
+        <w:hyperlink r:id="rId19" w:history="1">
           <w:r>
             <w:rPr>
               <w:rStyle w:val="Hyperlink"/>
@@ -2643,7 +2567,7 @@
           <w:sz w:val="24"/>
           <w:u w:val="single"/>
         </w:rPr>
-        <w:hyperlink r:id="rId18" w:history="1">
+        <w:hyperlink r:id="rId19" w:history="1">
           <w:r>
             <w:rPr>
               <w:rStyle w:val="Hyperlink"/>
@@ -2664,7 +2588,7 @@
           <w:sz w:val="24"/>
           <w:u w:val="single"/>
         </w:rPr>
-        <w:hyperlink r:id="rId18" w:history="1">
+        <w:hyperlink r:id="rId19" w:history="1">
           <w:r>
             <w:rPr>
               <w:rStyle w:val="Hyperlink"/>
@@ -2682,7 +2606,7 @@
           <w:sz w:val="24"/>
           <w:u w:val="single"/>
         </w:rPr>
-        <w:hyperlink r:id="rId18" w:history="1">
+        <w:hyperlink r:id="rId19" w:history="1">
           <w:r>
             <w:rPr>
               <w:rStyle w:val="Hyperlink"/>
@@ -2700,7 +2624,7 @@
           <w:sz w:val="24"/>
           <w:u w:val="single"/>
         </w:rPr>
-        <w:hyperlink r:id="rId18" w:history="1">
+        <w:hyperlink r:id="rId19" w:history="1">
           <w:r>
             <w:rPr>
               <w:rStyle w:val="Hyperlink"/>
@@ -2718,7 +2642,7 @@
           <w:sz w:val="24"/>
           <w:u w:val="single"/>
         </w:rPr>
-        <w:hyperlink r:id="rId18" w:history="1">
+        <w:hyperlink r:id="rId19" w:history="1">
           <w:r>
             <w:rPr>
               <w:rStyle w:val="Hyperlink"/>
@@ -2736,7 +2660,7 @@
           <w:sz w:val="24"/>
           <w:u w:val="single"/>
         </w:rPr>
-        <w:hyperlink r:id="rId18" w:history="1">
+        <w:hyperlink r:id="rId19" w:history="1">
           <w:r>
             <w:rPr>
               <w:rStyle w:val="Hyperlink"/>
@@ -2884,7 +2808,7 @@
           <w:sz w:val="24"/>
           <w:u w:val="single"/>
         </w:rPr>
-        <w:hyperlink r:id="rId19" w:history="1">
+        <w:hyperlink r:id="rId20" w:history="1">
           <w:r>
             <w:rPr>
               <w:rStyle w:val="Hyperlink"/>
@@ -2902,7 +2826,7 @@
           <w:sz w:val="24"/>
           <w:u w:val="single"/>
         </w:rPr>
-        <w:hyperlink r:id="rId19" w:history="1">
+        <w:hyperlink r:id="rId20" w:history="1">
           <w:r>
             <w:rPr>
               <w:rStyle w:val="Hyperlink"/>
@@ -2920,7 +2844,7 @@
           <w:sz w:val="24"/>
           <w:u w:val="single"/>
         </w:rPr>
-        <w:hyperlink r:id="rId19" w:history="1">
+        <w:hyperlink r:id="rId20" w:history="1">
           <w:r>
             <w:rPr>
               <w:rStyle w:val="Hyperlink"/>
@@ -2938,7 +2862,7 @@
           <w:sz w:val="24"/>
           <w:u w:val="single"/>
         </w:rPr>
-        <w:hyperlink r:id="rId19" w:history="1">
+        <w:hyperlink r:id="rId20" w:history="1">
           <w:r>
             <w:rPr>
               <w:rStyle w:val="Hyperlink"/>
@@ -2956,7 +2880,7 @@
           <w:sz w:val="24"/>
           <w:u w:val="single"/>
         </w:rPr>
-        <w:hyperlink r:id="rId19" w:history="1">
+        <w:hyperlink r:id="rId20" w:history="1">
           <w:r>
             <w:rPr>
               <w:rStyle w:val="Hyperlink"/>
@@ -2974,7 +2898,7 @@
           <w:sz w:val="24"/>
           <w:u w:val="single"/>
         </w:rPr>
-        <w:hyperlink r:id="rId19" w:history="1">
+        <w:hyperlink r:id="rId20" w:history="1">
           <w:r>
             <w:rPr>
               <w:rStyle w:val="Hyperlink"/>
@@ -2992,7 +2916,7 @@
           <w:sz w:val="24"/>
           <w:u w:val="single"/>
         </w:rPr>
-        <w:hyperlink r:id="rId19" w:history="1">
+        <w:hyperlink r:id="rId20" w:history="1">
           <w:r>
             <w:rPr>
               <w:rStyle w:val="Hyperlink"/>
@@ -3010,7 +2934,7 @@
           <w:sz w:val="24"/>
           <w:u w:val="single"/>
         </w:rPr>
-        <w:hyperlink r:id="rId19" w:history="1">
+        <w:hyperlink r:id="rId20" w:history="1">
           <w:r>
             <w:rPr>
               <w:rStyle w:val="Hyperlink"/>
@@ -3028,7 +2952,7 @@
           <w:sz w:val="24"/>
           <w:u w:val="single"/>
         </w:rPr>
-        <w:hyperlink r:id="rId19" w:history="1">
+        <w:hyperlink r:id="rId20" w:history="1">
           <w:r>
             <w:rPr>
               <w:rStyle w:val="Hyperlink"/>

--- a/EXPORTS/DOCX/published/niveau3/English/HoofdcursusKampen.docx
+++ b/EXPORTS/DOCX/published/niveau3/English/HoofdcursusKampen.docx
@@ -1598,7 +1598,7 @@
           <w:sz w:val="24"/>
           <w:u w:val="single"/>
         </w:rPr>
-        <w:hyperlink r:id="rId13" w:history="1">
+        <w:hyperlink r:id="rId14" w:history="1">
           <w:r>
             <w:rPr>
               <w:rStyle w:val="Hyperlink"/>
@@ -1627,7 +1627,6 @@
       </w:r>
       <w:r>
         <w:rPr>
-          <w:u w:val="single" w:color="0000ff"/>
           <w:rFonts w:ascii="Charis SIL Regular" w:hAnsi="Charis SIL Regular" w:eastAsia="Charis SIL Regular"/>
           <w:b w:val="0"/>
           <w:i w:val="0"/>
@@ -1681,7 +1680,7 @@
           <w:sz w:val="24"/>
           <w:u w:val="single"/>
         </w:rPr>
-        <w:hyperlink r:id="rId15" w:history="1">
+        <w:hyperlink r:id="rId13" w:history="1">
           <w:r>
             <w:rPr>
               <w:rStyle w:val="Hyperlink"/>
@@ -1699,7 +1698,7 @@
           <w:sz w:val="24"/>
           <w:u w:val="single"/>
         </w:rPr>
-        <w:hyperlink r:id="rId15" w:history="1">
+        <w:hyperlink r:id="rId13" w:history="1">
           <w:r>
             <w:rPr>
               <w:rStyle w:val="Hyperlink"/>
@@ -1797,7 +1796,7 @@
           <w:sz w:val="24"/>
           <w:u w:val="single"/>
         </w:rPr>
-        <w:hyperlink r:id="rId16" w:history="1">
+        <w:hyperlink r:id="rId15" w:history="1">
           <w:r>
             <w:rPr>
               <w:rStyle w:val="Hyperlink"/>
@@ -1815,7 +1814,7 @@
           <w:sz w:val="24"/>
           <w:u w:val="single"/>
         </w:rPr>
-        <w:hyperlink r:id="rId16" w:history="1">
+        <w:hyperlink r:id="rId15" w:history="1">
           <w:r>
             <w:rPr>
               <w:rStyle w:val="Hyperlink"/>
@@ -1833,7 +1832,7 @@
           <w:sz w:val="24"/>
           <w:u w:val="single"/>
         </w:rPr>
-        <w:hyperlink r:id="rId16" w:history="1">
+        <w:hyperlink r:id="rId15" w:history="1">
           <w:r>
             <w:rPr>
               <w:rStyle w:val="Hyperlink"/>
@@ -1851,7 +1850,7 @@
           <w:sz w:val="24"/>
           <w:u w:val="single"/>
         </w:rPr>
-        <w:hyperlink r:id="rId16" w:history="1">
+        <w:hyperlink r:id="rId15" w:history="1">
           <w:r>
             <w:rPr>
               <w:rStyle w:val="Hyperlink"/>
@@ -1879,7 +1878,7 @@
           <w:sz w:val="24"/>
           <w:u w:val="single"/>
         </w:rPr>
-        <w:hyperlink r:id="rId17" w:history="1">
+        <w:hyperlink r:id="rId16" w:history="1">
           <w:r>
             <w:rPr>
               <w:rStyle w:val="Hyperlink"/>
@@ -2082,7 +2081,7 @@
           <w:sz w:val="24"/>
           <w:u w:val="single"/>
         </w:rPr>
-        <w:hyperlink r:id="rId18" w:history="1">
+        <w:hyperlink r:id="rId17" w:history="1">
           <w:r>
             <w:rPr>
               <w:rStyle w:val="Hyperlink"/>
@@ -2100,7 +2099,7 @@
           <w:sz w:val="24"/>
           <w:u w:val="single"/>
         </w:rPr>
-        <w:hyperlink r:id="rId18" w:history="1">
+        <w:hyperlink r:id="rId17" w:history="1">
           <w:r>
             <w:rPr>
               <w:rStyle w:val="Hyperlink"/>
@@ -2118,7 +2117,7 @@
           <w:sz w:val="24"/>
           <w:u w:val="single"/>
         </w:rPr>
-        <w:hyperlink r:id="rId18" w:history="1">
+        <w:hyperlink r:id="rId17" w:history="1">
           <w:r>
             <w:rPr>
               <w:rStyle w:val="Hyperlink"/>
@@ -2136,7 +2135,7 @@
           <w:sz w:val="24"/>
           <w:u w:val="single"/>
         </w:rPr>
-        <w:hyperlink r:id="rId18" w:history="1">
+        <w:hyperlink r:id="rId17" w:history="1">
           <w:r>
             <w:rPr>
               <w:rStyle w:val="Hyperlink"/>
@@ -2154,7 +2153,7 @@
           <w:sz w:val="24"/>
           <w:u w:val="single"/>
         </w:rPr>
-        <w:hyperlink r:id="rId18" w:history="1">
+        <w:hyperlink r:id="rId17" w:history="1">
           <w:r>
             <w:rPr>
               <w:rStyle w:val="Hyperlink"/>
@@ -2172,7 +2171,7 @@
           <w:sz w:val="24"/>
           <w:u w:val="single"/>
         </w:rPr>
-        <w:hyperlink r:id="rId18" w:history="1">
+        <w:hyperlink r:id="rId17" w:history="1">
           <w:r>
             <w:rPr>
               <w:rStyle w:val="Hyperlink"/>
@@ -2190,7 +2189,7 @@
           <w:sz w:val="24"/>
           <w:u w:val="single"/>
         </w:rPr>
-        <w:hyperlink r:id="rId18" w:history="1">
+        <w:hyperlink r:id="rId17" w:history="1">
           <w:r>
             <w:rPr>
               <w:rStyle w:val="Hyperlink"/>
@@ -2208,7 +2207,7 @@
           <w:sz w:val="24"/>
           <w:u w:val="single"/>
         </w:rPr>
-        <w:hyperlink r:id="rId18" w:history="1">
+        <w:hyperlink r:id="rId17" w:history="1">
           <w:r>
             <w:rPr>
               <w:rStyle w:val="Hyperlink"/>
@@ -2226,7 +2225,7 @@
           <w:sz w:val="24"/>
           <w:u w:val="single"/>
         </w:rPr>
-        <w:hyperlink r:id="rId18" w:history="1">
+        <w:hyperlink r:id="rId17" w:history="1">
           <w:r>
             <w:rPr>
               <w:rStyle w:val="Hyperlink"/>
@@ -2244,7 +2243,7 @@
           <w:sz w:val="24"/>
           <w:u w:val="single"/>
         </w:rPr>
-        <w:hyperlink r:id="rId18" w:history="1">
+        <w:hyperlink r:id="rId17" w:history="1">
           <w:r>
             <w:rPr>
               <w:rStyle w:val="Hyperlink"/>
@@ -2262,7 +2261,7 @@
           <w:sz w:val="24"/>
           <w:u w:val="single"/>
         </w:rPr>
-        <w:hyperlink r:id="rId18" w:history="1">
+        <w:hyperlink r:id="rId17" w:history="1">
           <w:r>
             <w:rPr>
               <w:rStyle w:val="Hyperlink"/>
@@ -2280,7 +2279,7 @@
           <w:sz w:val="24"/>
           <w:u w:val="single"/>
         </w:rPr>
-        <w:hyperlink r:id="rId18" w:history="1">
+        <w:hyperlink r:id="rId17" w:history="1">
           <w:r>
             <w:rPr>
               <w:rStyle w:val="Hyperlink"/>
@@ -2298,7 +2297,7 @@
           <w:sz w:val="24"/>
           <w:u w:val="single"/>
         </w:rPr>
-        <w:hyperlink r:id="rId18" w:history="1">
+        <w:hyperlink r:id="rId17" w:history="1">
           <w:r>
             <w:rPr>
               <w:rStyle w:val="Hyperlink"/>
@@ -2316,7 +2315,7 @@
           <w:sz w:val="24"/>
           <w:u w:val="single"/>
         </w:rPr>
-        <w:hyperlink r:id="rId18" w:history="1">
+        <w:hyperlink r:id="rId17" w:history="1">
           <w:r>
             <w:rPr>
               <w:rStyle w:val="Hyperlink"/>
@@ -2334,7 +2333,7 @@
           <w:sz w:val="24"/>
           <w:u w:val="single"/>
         </w:rPr>
-        <w:hyperlink r:id="rId18" w:history="1">
+        <w:hyperlink r:id="rId17" w:history="1">
           <w:r>
             <w:rPr>
               <w:rStyle w:val="Hyperlink"/>
@@ -2495,7 +2494,7 @@
           <w:sz w:val="24"/>
           <w:u w:val="single"/>
         </w:rPr>
-        <w:hyperlink r:id="rId19" w:history="1">
+        <w:hyperlink r:id="rId18" w:history="1">
           <w:r>
             <w:rPr>
               <w:rStyle w:val="Hyperlink"/>
@@ -2513,7 +2512,7 @@
           <w:sz w:val="24"/>
           <w:u w:val="single"/>
         </w:rPr>
-        <w:hyperlink r:id="rId19" w:history="1">
+        <w:hyperlink r:id="rId18" w:history="1">
           <w:r>
             <w:rPr>
               <w:rStyle w:val="Hyperlink"/>
@@ -2531,7 +2530,7 @@
           <w:sz w:val="24"/>
           <w:u w:val="single"/>
         </w:rPr>
-        <w:hyperlink r:id="rId19" w:history="1">
+        <w:hyperlink r:id="rId18" w:history="1">
           <w:r>
             <w:rPr>
               <w:rStyle w:val="Hyperlink"/>
@@ -2549,7 +2548,7 @@
           <w:sz w:val="24"/>
           <w:u w:val="single"/>
         </w:rPr>
-        <w:hyperlink r:id="rId19" w:history="1">
+        <w:hyperlink r:id="rId18" w:history="1">
           <w:r>
             <w:rPr>
               <w:rStyle w:val="Hyperlink"/>
@@ -2567,7 +2566,7 @@
           <w:sz w:val="24"/>
           <w:u w:val="single"/>
         </w:rPr>
-        <w:hyperlink r:id="rId19" w:history="1">
+        <w:hyperlink r:id="rId18" w:history="1">
           <w:r>
             <w:rPr>
               <w:rStyle w:val="Hyperlink"/>
@@ -2588,7 +2587,7 @@
           <w:sz w:val="24"/>
           <w:u w:val="single"/>
         </w:rPr>
-        <w:hyperlink r:id="rId19" w:history="1">
+        <w:hyperlink r:id="rId18" w:history="1">
           <w:r>
             <w:rPr>
               <w:rStyle w:val="Hyperlink"/>
@@ -2606,7 +2605,7 @@
           <w:sz w:val="24"/>
           <w:u w:val="single"/>
         </w:rPr>
-        <w:hyperlink r:id="rId19" w:history="1">
+        <w:hyperlink r:id="rId18" w:history="1">
           <w:r>
             <w:rPr>
               <w:rStyle w:val="Hyperlink"/>
@@ -2624,7 +2623,7 @@
           <w:sz w:val="24"/>
           <w:u w:val="single"/>
         </w:rPr>
-        <w:hyperlink r:id="rId19" w:history="1">
+        <w:hyperlink r:id="rId18" w:history="1">
           <w:r>
             <w:rPr>
               <w:rStyle w:val="Hyperlink"/>
@@ -2642,7 +2641,7 @@
           <w:sz w:val="24"/>
           <w:u w:val="single"/>
         </w:rPr>
-        <w:hyperlink r:id="rId19" w:history="1">
+        <w:hyperlink r:id="rId18" w:history="1">
           <w:r>
             <w:rPr>
               <w:rStyle w:val="Hyperlink"/>
@@ -2660,7 +2659,7 @@
           <w:sz w:val="24"/>
           <w:u w:val="single"/>
         </w:rPr>
-        <w:hyperlink r:id="rId19" w:history="1">
+        <w:hyperlink r:id="rId18" w:history="1">
           <w:r>
             <w:rPr>
               <w:rStyle w:val="Hyperlink"/>
@@ -2808,7 +2807,7 @@
           <w:sz w:val="24"/>
           <w:u w:val="single"/>
         </w:rPr>
-        <w:hyperlink r:id="rId20" w:history="1">
+        <w:hyperlink r:id="rId19" w:history="1">
           <w:r>
             <w:rPr>
               <w:rStyle w:val="Hyperlink"/>
@@ -2826,7 +2825,7 @@
           <w:sz w:val="24"/>
           <w:u w:val="single"/>
         </w:rPr>
-        <w:hyperlink r:id="rId20" w:history="1">
+        <w:hyperlink r:id="rId19" w:history="1">
           <w:r>
             <w:rPr>
               <w:rStyle w:val="Hyperlink"/>
@@ -2844,7 +2843,7 @@
           <w:sz w:val="24"/>
           <w:u w:val="single"/>
         </w:rPr>
-        <w:hyperlink r:id="rId20" w:history="1">
+        <w:hyperlink r:id="rId19" w:history="1">
           <w:r>
             <w:rPr>
               <w:rStyle w:val="Hyperlink"/>
@@ -2862,7 +2861,7 @@
           <w:sz w:val="24"/>
           <w:u w:val="single"/>
         </w:rPr>
-        <w:hyperlink r:id="rId20" w:history="1">
+        <w:hyperlink r:id="rId19" w:history="1">
           <w:r>
             <w:rPr>
               <w:rStyle w:val="Hyperlink"/>
@@ -2880,7 +2879,7 @@
           <w:sz w:val="24"/>
           <w:u w:val="single"/>
         </w:rPr>
-        <w:hyperlink r:id="rId20" w:history="1">
+        <w:hyperlink r:id="rId19" w:history="1">
           <w:r>
             <w:rPr>
               <w:rStyle w:val="Hyperlink"/>
@@ -2898,7 +2897,7 @@
           <w:sz w:val="24"/>
           <w:u w:val="single"/>
         </w:rPr>
-        <w:hyperlink r:id="rId20" w:history="1">
+        <w:hyperlink r:id="rId19" w:history="1">
           <w:r>
             <w:rPr>
               <w:rStyle w:val="Hyperlink"/>
@@ -2916,7 +2915,7 @@
           <w:sz w:val="24"/>
           <w:u w:val="single"/>
         </w:rPr>
-        <w:hyperlink r:id="rId20" w:history="1">
+        <w:hyperlink r:id="rId19" w:history="1">
           <w:r>
             <w:rPr>
               <w:rStyle w:val="Hyperlink"/>
@@ -2934,7 +2933,7 @@
           <w:sz w:val="24"/>
           <w:u w:val="single"/>
         </w:rPr>
-        <w:hyperlink r:id="rId20" w:history="1">
+        <w:hyperlink r:id="rId19" w:history="1">
           <w:r>
             <w:rPr>
               <w:rStyle w:val="Hyperlink"/>
@@ -2952,7 +2951,7 @@
           <w:sz w:val="24"/>
           <w:u w:val="single"/>
         </w:rPr>
-        <w:hyperlink r:id="rId20" w:history="1">
+        <w:hyperlink r:id="rId19" w:history="1">
           <w:r>
             <w:rPr>
               <w:rStyle w:val="Hyperlink"/>

--- a/EXPORTS/DOCX/published/niveau3/English/HoofdcursusKampen.docx
+++ b/EXPORTS/DOCX/published/niveau3/English/HoofdcursusKampen.docx
@@ -532,7 +532,61 @@
           <w:color w:val="000000"/>
           <w:sz w:val="24"/>
         </w:rPr>
-        <w:t>information about the ethnographic collection of the KMA and the lat</w:t>
+        <w:t>information about the ethnographic collection of the KMA</w:t>
+      </w:r>
+      <w:r>
+        <w:rPr>
+          <w:u w:val="single" w:color="0000ff"/>
+          <w:rFonts w:ascii="Charis SIL Regular" w:hAnsi="Charis SIL Regular" w:eastAsia="Charis SIL Regular"/>
+          <w:b w:val="0"/>
+          <w:i w:val="0"/>
+          <w:color w:val="000000"/>
+          <w:sz w:val="24"/>
+        </w:rPr>
+        <w:hyperlink r:id="rId9" w:history="1">
+          <w:r>
+            <w:rPr>
+              <w:rStyle w:val="Hyperlink"/>
+            </w:rPr>
+            <w:t xml:space="preserve"> a</w:t>
+          </w:r>
+        </w:hyperlink>
+      </w:r>
+      <w:r>
+        <w:rPr>
+          <w:u w:val="single" w:color="0000ff"/>
+          <w:rFonts w:ascii="Charis SIL Regular" w:hAnsi="Charis SIL Regular" w:eastAsia="Charis SIL Regular"/>
+          <w:b w:val="0"/>
+          <w:i w:val="0"/>
+          <w:color w:val="000000"/>
+          <w:sz w:val="24"/>
+        </w:rPr>
+        <w:hyperlink r:id="rId9" w:history="1">
+          <w:r>
+            <w:rPr>
+              <w:rStyle w:val="Hyperlink"/>
+            </w:rPr>
+            <w:t>n</w:t>
+          </w:r>
+        </w:hyperlink>
+      </w:r>
+      <w:r>
+        <w:rPr>
+          <w:u w:val="single" w:color="0000ff"/>
+          <w:rFonts w:ascii="Charis SIL Regular" w:hAnsi="Charis SIL Regular" w:eastAsia="Charis SIL Regular"/>
+          <w:b w:val="0"/>
+          <w:i w:val="0"/>
+          <w:color w:val="000000"/>
+          <w:sz w:val="24"/>
+        </w:rPr>
+        <w:hyperlink r:id="rId9" w:history="1">
+          <w:r>
+            <w:rPr>
+              <w:rStyle w:val="Hyperlink"/>
+            </w:rPr>
+            <w:t>d the lat</w:t>
+          </w:r>
+        </w:hyperlink>
       </w:r>
       <w:r>
         <w:rPr>
@@ -727,21 +781,13 @@
       </w:r>
       <w:r>
         <w:rPr>
-          <w:u w:val="single" w:color="0000ff"/>
           <w:rFonts w:ascii="Charis SIL Regular" w:hAnsi="Charis SIL Regular" w:eastAsia="Charis SIL Regular"/>
           <w:b w:val="0"/>
           <w:i w:val="0"/>
           <w:color w:val="000000"/>
           <w:sz w:val="24"/>
         </w:rPr>
-        <w:hyperlink r:id="rId10" w:history="1">
-          <w:r>
-            <w:rPr>
-              <w:rStyle w:val="Hyperlink"/>
-            </w:rPr>
-            <w:t>Volkenkundig M</w:t>
-          </w:r>
-        </w:hyperlink>
+        <w:t>Volkenkundig M</w:t>
       </w:r>
       <w:r>
         <w:rPr>
@@ -1616,7 +1662,7 @@
           <w:sz w:val="24"/>
           <w:u w:val="single"/>
         </w:rPr>
-        <w:hyperlink r:id="rId13" w:history="1">
+        <w:hyperlink r:id="rId14" w:history="1">
           <w:r>
             <w:rPr>
               <w:rStyle w:val="Hyperlink"/>
@@ -1627,6 +1673,7 @@
       </w:r>
       <w:r>
         <w:rPr>
+          <w:u w:val="single" w:color="0000ff"/>
           <w:rFonts w:ascii="Charis SIL Regular" w:hAnsi="Charis SIL Regular" w:eastAsia="Charis SIL Regular"/>
           <w:b w:val="0"/>
           <w:i w:val="0"/>
@@ -1651,7 +1698,7 @@
           <w:sz w:val="24"/>
           <w:u w:val="single"/>
         </w:rPr>
-        <w:hyperlink r:id="rId13" w:history="1">
+        <w:hyperlink r:id="rId15" w:history="1">
           <w:r>
             <w:rPr>
               <w:rStyle w:val="Hyperlink"/>
@@ -1680,7 +1727,7 @@
           <w:sz w:val="24"/>
           <w:u w:val="single"/>
         </w:rPr>
-        <w:hyperlink r:id="rId13" w:history="1">
+        <w:hyperlink r:id="rId15" w:history="1">
           <w:r>
             <w:rPr>
               <w:rStyle w:val="Hyperlink"/>
@@ -1698,7 +1745,7 @@
           <w:sz w:val="24"/>
           <w:u w:val="single"/>
         </w:rPr>
-        <w:hyperlink r:id="rId13" w:history="1">
+        <w:hyperlink r:id="rId15" w:history="1">
           <w:r>
             <w:rPr>
               <w:rStyle w:val="Hyperlink"/>
@@ -1796,7 +1843,7 @@
           <w:sz w:val="24"/>
           <w:u w:val="single"/>
         </w:rPr>
-        <w:hyperlink r:id="rId15" w:history="1">
+        <w:hyperlink r:id="rId16" w:history="1">
           <w:r>
             <w:rPr>
               <w:rStyle w:val="Hyperlink"/>
@@ -1814,7 +1861,7 @@
           <w:sz w:val="24"/>
           <w:u w:val="single"/>
         </w:rPr>
-        <w:hyperlink r:id="rId15" w:history="1">
+        <w:hyperlink r:id="rId16" w:history="1">
           <w:r>
             <w:rPr>
               <w:rStyle w:val="Hyperlink"/>
@@ -1832,7 +1879,7 @@
           <w:sz w:val="24"/>
           <w:u w:val="single"/>
         </w:rPr>
-        <w:hyperlink r:id="rId15" w:history="1">
+        <w:hyperlink r:id="rId16" w:history="1">
           <w:r>
             <w:rPr>
               <w:rStyle w:val="Hyperlink"/>
@@ -1850,7 +1897,7 @@
           <w:sz w:val="24"/>
           <w:u w:val="single"/>
         </w:rPr>
-        <w:hyperlink r:id="rId15" w:history="1">
+        <w:hyperlink r:id="rId16" w:history="1">
           <w:r>
             <w:rPr>
               <w:rStyle w:val="Hyperlink"/>
@@ -1878,7 +1925,7 @@
           <w:sz w:val="24"/>
           <w:u w:val="single"/>
         </w:rPr>
-        <w:hyperlink r:id="rId16" w:history="1">
+        <w:hyperlink r:id="rId17" w:history="1">
           <w:r>
             <w:rPr>
               <w:rStyle w:val="Hyperlink"/>
@@ -1896,7 +1943,7 @@
           <w:sz w:val="24"/>
           <w:u w:val="single"/>
         </w:rPr>
-        <w:hyperlink r:id="rId16" w:history="1">
+        <w:hyperlink r:id="rId17" w:history="1">
           <w:r>
             <w:rPr>
               <w:rStyle w:val="Hyperlink"/>
@@ -1914,7 +1961,7 @@
           <w:sz w:val="24"/>
           <w:u w:val="single"/>
         </w:rPr>
-        <w:hyperlink r:id="rId16" w:history="1">
+        <w:hyperlink r:id="rId17" w:history="1">
           <w:r>
             <w:rPr>
               <w:rStyle w:val="Hyperlink"/>
@@ -2081,7 +2128,7 @@
           <w:sz w:val="24"/>
           <w:u w:val="single"/>
         </w:rPr>
-        <w:hyperlink r:id="rId17" w:history="1">
+        <w:hyperlink r:id="rId18" w:history="1">
           <w:r>
             <w:rPr>
               <w:rStyle w:val="Hyperlink"/>
@@ -2099,7 +2146,7 @@
           <w:sz w:val="24"/>
           <w:u w:val="single"/>
         </w:rPr>
-        <w:hyperlink r:id="rId17" w:history="1">
+        <w:hyperlink r:id="rId18" w:history="1">
           <w:r>
             <w:rPr>
               <w:rStyle w:val="Hyperlink"/>
@@ -2117,7 +2164,7 @@
           <w:sz w:val="24"/>
           <w:u w:val="single"/>
         </w:rPr>
-        <w:hyperlink r:id="rId17" w:history="1">
+        <w:hyperlink r:id="rId18" w:history="1">
           <w:r>
             <w:rPr>
               <w:rStyle w:val="Hyperlink"/>
@@ -2135,7 +2182,7 @@
           <w:sz w:val="24"/>
           <w:u w:val="single"/>
         </w:rPr>
-        <w:hyperlink r:id="rId17" w:history="1">
+        <w:hyperlink r:id="rId18" w:history="1">
           <w:r>
             <w:rPr>
               <w:rStyle w:val="Hyperlink"/>
@@ -2153,7 +2200,7 @@
           <w:sz w:val="24"/>
           <w:u w:val="single"/>
         </w:rPr>
-        <w:hyperlink r:id="rId17" w:history="1">
+        <w:hyperlink r:id="rId18" w:history="1">
           <w:r>
             <w:rPr>
               <w:rStyle w:val="Hyperlink"/>
@@ -2171,7 +2218,7 @@
           <w:sz w:val="24"/>
           <w:u w:val="single"/>
         </w:rPr>
-        <w:hyperlink r:id="rId17" w:history="1">
+        <w:hyperlink r:id="rId18" w:history="1">
           <w:r>
             <w:rPr>
               <w:rStyle w:val="Hyperlink"/>
@@ -2189,7 +2236,7 @@
           <w:sz w:val="24"/>
           <w:u w:val="single"/>
         </w:rPr>
-        <w:hyperlink r:id="rId17" w:history="1">
+        <w:hyperlink r:id="rId18" w:history="1">
           <w:r>
             <w:rPr>
               <w:rStyle w:val="Hyperlink"/>
@@ -2207,7 +2254,7 @@
           <w:sz w:val="24"/>
           <w:u w:val="single"/>
         </w:rPr>
-        <w:hyperlink r:id="rId17" w:history="1">
+        <w:hyperlink r:id="rId18" w:history="1">
           <w:r>
             <w:rPr>
               <w:rStyle w:val="Hyperlink"/>
@@ -2225,7 +2272,7 @@
           <w:sz w:val="24"/>
           <w:u w:val="single"/>
         </w:rPr>
-        <w:hyperlink r:id="rId17" w:history="1">
+        <w:hyperlink r:id="rId18" w:history="1">
           <w:r>
             <w:rPr>
               <w:rStyle w:val="Hyperlink"/>
@@ -2243,7 +2290,7 @@
           <w:sz w:val="24"/>
           <w:u w:val="single"/>
         </w:rPr>
-        <w:hyperlink r:id="rId17" w:history="1">
+        <w:hyperlink r:id="rId18" w:history="1">
           <w:r>
             <w:rPr>
               <w:rStyle w:val="Hyperlink"/>
@@ -2261,7 +2308,7 @@
           <w:sz w:val="24"/>
           <w:u w:val="single"/>
         </w:rPr>
-        <w:hyperlink r:id="rId17" w:history="1">
+        <w:hyperlink r:id="rId18" w:history="1">
           <w:r>
             <w:rPr>
               <w:rStyle w:val="Hyperlink"/>
@@ -2279,7 +2326,7 @@
           <w:sz w:val="24"/>
           <w:u w:val="single"/>
         </w:rPr>
-        <w:hyperlink r:id="rId17" w:history="1">
+        <w:hyperlink r:id="rId18" w:history="1">
           <w:r>
             <w:rPr>
               <w:rStyle w:val="Hyperlink"/>
@@ -2297,7 +2344,7 @@
           <w:sz w:val="24"/>
           <w:u w:val="single"/>
         </w:rPr>
-        <w:hyperlink r:id="rId17" w:history="1">
+        <w:hyperlink r:id="rId18" w:history="1">
           <w:r>
             <w:rPr>
               <w:rStyle w:val="Hyperlink"/>
@@ -2315,7 +2362,7 @@
           <w:sz w:val="24"/>
           <w:u w:val="single"/>
         </w:rPr>
-        <w:hyperlink r:id="rId17" w:history="1">
+        <w:hyperlink r:id="rId18" w:history="1">
           <w:r>
             <w:rPr>
               <w:rStyle w:val="Hyperlink"/>
@@ -2333,7 +2380,7 @@
           <w:sz w:val="24"/>
           <w:u w:val="single"/>
         </w:rPr>
-        <w:hyperlink r:id="rId17" w:history="1">
+        <w:hyperlink r:id="rId18" w:history="1">
           <w:r>
             <w:rPr>
               <w:rStyle w:val="Hyperlink"/>
@@ -2494,7 +2541,7 @@
           <w:sz w:val="24"/>
           <w:u w:val="single"/>
         </w:rPr>
-        <w:hyperlink r:id="rId18" w:history="1">
+        <w:hyperlink r:id="rId19" w:history="1">
           <w:r>
             <w:rPr>
               <w:rStyle w:val="Hyperlink"/>
@@ -2512,7 +2559,7 @@
           <w:sz w:val="24"/>
           <w:u w:val="single"/>
         </w:rPr>
-        <w:hyperlink r:id="rId18" w:history="1">
+        <w:hyperlink r:id="rId19" w:history="1">
           <w:r>
             <w:rPr>
               <w:rStyle w:val="Hyperlink"/>
@@ -2530,7 +2577,7 @@
           <w:sz w:val="24"/>
           <w:u w:val="single"/>
         </w:rPr>
-        <w:hyperlink r:id="rId18" w:history="1">
+        <w:hyperlink r:id="rId19" w:history="1">
           <w:r>
             <w:rPr>
               <w:rStyle w:val="Hyperlink"/>
@@ -2548,7 +2595,7 @@
           <w:sz w:val="24"/>
           <w:u w:val="single"/>
         </w:rPr>
-        <w:hyperlink r:id="rId18" w:history="1">
+        <w:hyperlink r:id="rId19" w:history="1">
           <w:r>
             <w:rPr>
               <w:rStyle w:val="Hyperlink"/>
@@ -2566,7 +2613,7 @@
           <w:sz w:val="24"/>
           <w:u w:val="single"/>
         </w:rPr>
-        <w:hyperlink r:id="rId18" w:history="1">
+        <w:hyperlink r:id="rId19" w:history="1">
           <w:r>
             <w:rPr>
               <w:rStyle w:val="Hyperlink"/>
@@ -2587,7 +2634,7 @@
           <w:sz w:val="24"/>
           <w:u w:val="single"/>
         </w:rPr>
-        <w:hyperlink r:id="rId18" w:history="1">
+        <w:hyperlink r:id="rId19" w:history="1">
           <w:r>
             <w:rPr>
               <w:rStyle w:val="Hyperlink"/>
@@ -2605,7 +2652,7 @@
           <w:sz w:val="24"/>
           <w:u w:val="single"/>
         </w:rPr>
-        <w:hyperlink r:id="rId18" w:history="1">
+        <w:hyperlink r:id="rId19" w:history="1">
           <w:r>
             <w:rPr>
               <w:rStyle w:val="Hyperlink"/>
@@ -2623,7 +2670,7 @@
           <w:sz w:val="24"/>
           <w:u w:val="single"/>
         </w:rPr>
-        <w:hyperlink r:id="rId18" w:history="1">
+        <w:hyperlink r:id="rId19" w:history="1">
           <w:r>
             <w:rPr>
               <w:rStyle w:val="Hyperlink"/>
@@ -2641,7 +2688,7 @@
           <w:sz w:val="24"/>
           <w:u w:val="single"/>
         </w:rPr>
-        <w:hyperlink r:id="rId18" w:history="1">
+        <w:hyperlink r:id="rId19" w:history="1">
           <w:r>
             <w:rPr>
               <w:rStyle w:val="Hyperlink"/>
@@ -2659,7 +2706,7 @@
           <w:sz w:val="24"/>
           <w:u w:val="single"/>
         </w:rPr>
-        <w:hyperlink r:id="rId18" w:history="1">
+        <w:hyperlink r:id="rId19" w:history="1">
           <w:r>
             <w:rPr>
               <w:rStyle w:val="Hyperlink"/>
@@ -2807,7 +2854,7 @@
           <w:sz w:val="24"/>
           <w:u w:val="single"/>
         </w:rPr>
-        <w:hyperlink r:id="rId19" w:history="1">
+        <w:hyperlink r:id="rId20" w:history="1">
           <w:r>
             <w:rPr>
               <w:rStyle w:val="Hyperlink"/>
@@ -2825,7 +2872,7 @@
           <w:sz w:val="24"/>
           <w:u w:val="single"/>
         </w:rPr>
-        <w:hyperlink r:id="rId19" w:history="1">
+        <w:hyperlink r:id="rId20" w:history="1">
           <w:r>
             <w:rPr>
               <w:rStyle w:val="Hyperlink"/>
@@ -2843,7 +2890,7 @@
           <w:sz w:val="24"/>
           <w:u w:val="single"/>
         </w:rPr>
-        <w:hyperlink r:id="rId19" w:history="1">
+        <w:hyperlink r:id="rId20" w:history="1">
           <w:r>
             <w:rPr>
               <w:rStyle w:val="Hyperlink"/>
@@ -2861,7 +2908,7 @@
           <w:sz w:val="24"/>
           <w:u w:val="single"/>
         </w:rPr>
-        <w:hyperlink r:id="rId19" w:history="1">
+        <w:hyperlink r:id="rId20" w:history="1">
           <w:r>
             <w:rPr>
               <w:rStyle w:val="Hyperlink"/>
@@ -2879,7 +2926,7 @@
           <w:sz w:val="24"/>
           <w:u w:val="single"/>
         </w:rPr>
-        <w:hyperlink r:id="rId19" w:history="1">
+        <w:hyperlink r:id="rId20" w:history="1">
           <w:r>
             <w:rPr>
               <w:rStyle w:val="Hyperlink"/>
@@ -2897,7 +2944,7 @@
           <w:sz w:val="24"/>
           <w:u w:val="single"/>
         </w:rPr>
-        <w:hyperlink r:id="rId19" w:history="1">
+        <w:hyperlink r:id="rId20" w:history="1">
           <w:r>
             <w:rPr>
               <w:rStyle w:val="Hyperlink"/>
@@ -2915,7 +2962,7 @@
           <w:sz w:val="24"/>
           <w:u w:val="single"/>
         </w:rPr>
-        <w:hyperlink r:id="rId19" w:history="1">
+        <w:hyperlink r:id="rId20" w:history="1">
           <w:r>
             <w:rPr>
               <w:rStyle w:val="Hyperlink"/>
@@ -2933,7 +2980,7 @@
           <w:sz w:val="24"/>
           <w:u w:val="single"/>
         </w:rPr>
-        <w:hyperlink r:id="rId19" w:history="1">
+        <w:hyperlink r:id="rId20" w:history="1">
           <w:r>
             <w:rPr>
               <w:rStyle w:val="Hyperlink"/>
@@ -2951,7 +2998,7 @@
           <w:sz w:val="24"/>
           <w:u w:val="single"/>
         </w:rPr>
-        <w:hyperlink r:id="rId19" w:history="1">
+        <w:hyperlink r:id="rId20" w:history="1">
           <w:r>
             <w:rPr>
               <w:rStyle w:val="Hyperlink"/>

--- a/EXPORTS/DOCX/published/niveau3/English/HoofdcursusKampen.docx
+++ b/EXPORTS/DOCX/published/niveau3/English/HoofdcursusKampen.docx
@@ -532,7 +532,36 @@
           <w:color w:val="000000"/>
           <w:sz w:val="24"/>
         </w:rPr>
-        <w:t>information about the ethnographic collection of the KMA</w:t>
+        <w:t xml:space="preserve">information about the ethnographic collection of the </w:t>
+      </w:r>
+      <w:r>
+        <w:rPr>
+          <w:u w:val="single" w:color="0000ff"/>
+          <w:rFonts w:ascii="Charis SIL Regular" w:hAnsi="Charis SIL Regular" w:eastAsia="Charis SIL Regular"/>
+          <w:b w:val="0"/>
+          <w:i w:val="0"/>
+          <w:color w:val="000000"/>
+          <w:sz w:val="24"/>
+        </w:rPr>
+        <w:hyperlink r:id="rId9" w:history="1">
+          <w:r>
+            <w:rPr>
+              <w:rStyle w:val="Hyperlink"/>
+            </w:rPr>
+            <w:t>KM</w:t>
+          </w:r>
+        </w:hyperlink>
+      </w:r>
+      <w:r>
+        <w:rPr>
+          <w:u w:val="single" w:color="0000ff"/>
+          <w:rFonts w:ascii="Charis SIL Regular" w:hAnsi="Charis SIL Regular" w:eastAsia="Charis SIL Regular"/>
+          <w:b w:val="0"/>
+          <w:i w:val="0"/>
+          <w:color w:val="000000"/>
+          <w:sz w:val="24"/>
+        </w:rPr>
+        <w:t>A</w:t>
       </w:r>
       <w:r>
         <w:rPr>
@@ -781,13 +810,21 @@
       </w:r>
       <w:r>
         <w:rPr>
+          <w:u w:val="single" w:color="0000ff"/>
           <w:rFonts w:ascii="Charis SIL Regular" w:hAnsi="Charis SIL Regular" w:eastAsia="Charis SIL Regular"/>
           <w:b w:val="0"/>
           <w:i w:val="0"/>
           <w:color w:val="000000"/>
           <w:sz w:val="24"/>
         </w:rPr>
-        <w:t>Volkenkundig M</w:t>
+        <w:hyperlink r:id="rId10" w:history="1">
+          <w:r>
+            <w:rPr>
+              <w:rStyle w:val="Hyperlink"/>
+            </w:rPr>
+            <w:t>Volkenkundig M</w:t>
+          </w:r>
+        </w:hyperlink>
       </w:r>
       <w:r>
         <w:rPr>
@@ -1644,7 +1681,7 @@
           <w:sz w:val="24"/>
           <w:u w:val="single"/>
         </w:rPr>
-        <w:hyperlink r:id="rId14" w:history="1">
+        <w:hyperlink r:id="rId13" w:history="1">
           <w:r>
             <w:rPr>
               <w:rStyle w:val="Hyperlink"/>
@@ -1662,7 +1699,7 @@
           <w:sz w:val="24"/>
           <w:u w:val="single"/>
         </w:rPr>
-        <w:hyperlink r:id="rId14" w:history="1">
+        <w:hyperlink r:id="rId13" w:history="1">
           <w:r>
             <w:rPr>
               <w:rStyle w:val="Hyperlink"/>
@@ -1943,7 +1980,7 @@
           <w:sz w:val="24"/>
           <w:u w:val="single"/>
         </w:rPr>
-        <w:hyperlink r:id="rId17" w:history="1">
+        <w:hyperlink r:id="rId16" w:history="1">
           <w:r>
             <w:rPr>
               <w:rStyle w:val="Hyperlink"/>
@@ -1961,7 +1998,7 @@
           <w:sz w:val="24"/>
           <w:u w:val="single"/>
         </w:rPr>
-        <w:hyperlink r:id="rId17" w:history="1">
+        <w:hyperlink r:id="rId16" w:history="1">
           <w:r>
             <w:rPr>
               <w:rStyle w:val="Hyperlink"/>

--- a/EXPORTS/DOCX/published/niveau3/English/HoofdcursusKampen.docx
+++ b/EXPORTS/DOCX/published/niveau3/English/HoofdcursusKampen.docx
@@ -532,90 +532,7 @@
           <w:color w:val="000000"/>
           <w:sz w:val="24"/>
         </w:rPr>
-        <w:t xml:space="preserve">information about the ethnographic collection of the </w:t>
-      </w:r>
-      <w:r>
-        <w:rPr>
-          <w:u w:val="single" w:color="0000ff"/>
-          <w:rFonts w:ascii="Charis SIL Regular" w:hAnsi="Charis SIL Regular" w:eastAsia="Charis SIL Regular"/>
-          <w:b w:val="0"/>
-          <w:i w:val="0"/>
-          <w:color w:val="000000"/>
-          <w:sz w:val="24"/>
-        </w:rPr>
-        <w:hyperlink r:id="rId9" w:history="1">
-          <w:r>
-            <w:rPr>
-              <w:rStyle w:val="Hyperlink"/>
-            </w:rPr>
-            <w:t>KM</w:t>
-          </w:r>
-        </w:hyperlink>
-      </w:r>
-      <w:r>
-        <w:rPr>
-          <w:u w:val="single" w:color="0000ff"/>
-          <w:rFonts w:ascii="Charis SIL Regular" w:hAnsi="Charis SIL Regular" w:eastAsia="Charis SIL Regular"/>
-          <w:b w:val="0"/>
-          <w:i w:val="0"/>
-          <w:color w:val="000000"/>
-          <w:sz w:val="24"/>
-        </w:rPr>
-        <w:t>A</w:t>
-      </w:r>
-      <w:r>
-        <w:rPr>
-          <w:u w:val="single" w:color="0000ff"/>
-          <w:rFonts w:ascii="Charis SIL Regular" w:hAnsi="Charis SIL Regular" w:eastAsia="Charis SIL Regular"/>
-          <w:b w:val="0"/>
-          <w:i w:val="0"/>
-          <w:color w:val="000000"/>
-          <w:sz w:val="24"/>
-        </w:rPr>
-        <w:hyperlink r:id="rId9" w:history="1">
-          <w:r>
-            <w:rPr>
-              <w:rStyle w:val="Hyperlink"/>
-            </w:rPr>
-            <w:t xml:space="preserve"> a</w:t>
-          </w:r>
-        </w:hyperlink>
-      </w:r>
-      <w:r>
-        <w:rPr>
-          <w:u w:val="single" w:color="0000ff"/>
-          <w:rFonts w:ascii="Charis SIL Regular" w:hAnsi="Charis SIL Regular" w:eastAsia="Charis SIL Regular"/>
-          <w:b w:val="0"/>
-          <w:i w:val="0"/>
-          <w:color w:val="000000"/>
-          <w:sz w:val="24"/>
-        </w:rPr>
-        <w:hyperlink r:id="rId9" w:history="1">
-          <w:r>
-            <w:rPr>
-              <w:rStyle w:val="Hyperlink"/>
-            </w:rPr>
-            <w:t>n</w:t>
-          </w:r>
-        </w:hyperlink>
-      </w:r>
-      <w:r>
-        <w:rPr>
-          <w:u w:val="single" w:color="0000ff"/>
-          <w:rFonts w:ascii="Charis SIL Regular" w:hAnsi="Charis SIL Regular" w:eastAsia="Charis SIL Regular"/>
-          <w:b w:val="0"/>
-          <w:i w:val="0"/>
-          <w:color w:val="000000"/>
-          <w:sz w:val="24"/>
-        </w:rPr>
-        <w:hyperlink r:id="rId9" w:history="1">
-          <w:r>
-            <w:rPr>
-              <w:rStyle w:val="Hyperlink"/>
-            </w:rPr>
-            <w:t>d the lat</w:t>
-          </w:r>
-        </w:hyperlink>
+        <w:t>information about the ethnographic collection of the KMA and the lat</w:t>
       </w:r>
       <w:r>
         <w:rPr>

--- a/EXPORTS/DOCX/published/niveau3/English/HoofdcursusKampen.docx
+++ b/EXPORTS/DOCX/published/niveau3/English/HoofdcursusKampen.docx
@@ -532,7 +532,72 @@
           <w:color w:val="000000"/>
           <w:sz w:val="24"/>
         </w:rPr>
-        <w:t>information about the ethnographic collection of the KMA and the lat</w:t>
+        <w:t xml:space="preserve">information about the ethnographic collection of the </w:t>
+      </w:r>
+      <w:r>
+        <w:rPr>
+          <w:u w:val="single" w:color="0000ff"/>
+          <w:rFonts w:ascii="Charis SIL Regular" w:hAnsi="Charis SIL Regular" w:eastAsia="Charis SIL Regular"/>
+          <w:b w:val="0"/>
+          <w:i w:val="0"/>
+          <w:color w:val="000000"/>
+          <w:sz w:val="24"/>
+        </w:rPr>
+        <w:t>KMA</w:t>
+      </w:r>
+      <w:r>
+        <w:rPr>
+          <w:u w:val="single" w:color="0000ff"/>
+          <w:rFonts w:ascii="Charis SIL Regular" w:hAnsi="Charis SIL Regular" w:eastAsia="Charis SIL Regular"/>
+          <w:b w:val="0"/>
+          <w:i w:val="0"/>
+          <w:color w:val="000000"/>
+          <w:sz w:val="24"/>
+        </w:rPr>
+        <w:hyperlink r:id="rId9" w:history="1">
+          <w:r>
+            <w:rPr>
+              <w:rStyle w:val="Hyperlink"/>
+            </w:rPr>
+            <w:t xml:space="preserve"> a</w:t>
+          </w:r>
+        </w:hyperlink>
+      </w:r>
+      <w:r>
+        <w:rPr>
+          <w:u w:val="single" w:color="0000ff"/>
+          <w:rFonts w:ascii="Charis SIL Regular" w:hAnsi="Charis SIL Regular" w:eastAsia="Charis SIL Regular"/>
+          <w:b w:val="0"/>
+          <w:i w:val="0"/>
+          <w:color w:val="000000"/>
+          <w:sz w:val="24"/>
+        </w:rPr>
+        <w:hyperlink r:id="rId9" w:history="1">
+          <w:r>
+            <w:rPr>
+              <w:rStyle w:val="Hyperlink"/>
+            </w:rPr>
+            <w:t>n</w:t>
+          </w:r>
+        </w:hyperlink>
+      </w:r>
+      <w:r>
+        <w:rPr>
+          <w:u w:val="single" w:color="0000ff"/>
+          <w:rFonts w:ascii="Charis SIL Regular" w:hAnsi="Charis SIL Regular" w:eastAsia="Charis SIL Regular"/>
+          <w:b w:val="0"/>
+          <w:i w:val="0"/>
+          <w:color w:val="000000"/>
+          <w:sz w:val="24"/>
+        </w:rPr>
+        <w:hyperlink r:id="rId9" w:history="1">
+          <w:r>
+            <w:rPr>
+              <w:rStyle w:val="Hyperlink"/>
+            </w:rPr>
+            <w:t>d the lat</w:t>
+          </w:r>
+        </w:hyperlink>
       </w:r>
       <w:r>
         <w:rPr>
@@ -1598,7 +1663,7 @@
           <w:sz w:val="24"/>
           <w:u w:val="single"/>
         </w:rPr>
-        <w:hyperlink r:id="rId13" w:history="1">
+        <w:hyperlink r:id="rId14" w:history="1">
           <w:r>
             <w:rPr>
               <w:rStyle w:val="Hyperlink"/>
@@ -1616,7 +1681,7 @@
           <w:sz w:val="24"/>
           <w:u w:val="single"/>
         </w:rPr>
-        <w:hyperlink r:id="rId13" w:history="1">
+        <w:hyperlink r:id="rId14" w:history="1">
           <w:r>
             <w:rPr>
               <w:rStyle w:val="Hyperlink"/>
@@ -1634,14 +1699,7 @@
           <w:color w:val="000000"/>
           <w:sz w:val="24"/>
         </w:rPr>
-        <w:hyperlink r:id="rId13" w:history="1">
-          <w:r>
-            <w:rPr>
-              <w:rStyle w:val="Hyperlink"/>
-            </w:rPr>
-            <w:t xml:space="preserve">, </w:t>
-          </w:r>
-        </w:hyperlink>
+        <w:t xml:space="preserve">, </w:t>
       </w:r>
       <w:r>
         <w:rPr>
@@ -1699,7 +1757,7 @@
           <w:sz w:val="24"/>
           <w:u w:val="single"/>
         </w:rPr>
-        <w:hyperlink r:id="rId15" w:history="1">
+        <w:hyperlink r:id="rId13" w:history="1">
           <w:r>
             <w:rPr>
               <w:rStyle w:val="Hyperlink"/>
@@ -1897,7 +1955,7 @@
           <w:sz w:val="24"/>
           <w:u w:val="single"/>
         </w:rPr>
-        <w:hyperlink r:id="rId16" w:history="1">
+        <w:hyperlink r:id="rId17" w:history="1">
           <w:r>
             <w:rPr>
               <w:rStyle w:val="Hyperlink"/>
@@ -1915,7 +1973,7 @@
           <w:sz w:val="24"/>
           <w:u w:val="single"/>
         </w:rPr>
-        <w:hyperlink r:id="rId16" w:history="1">
+        <w:hyperlink r:id="rId17" w:history="1">
           <w:r>
             <w:rPr>
               <w:rStyle w:val="Hyperlink"/>

--- a/EXPORTS/DOCX/published/niveau3/English/HoofdcursusKampen.docx
+++ b/EXPORTS/DOCX/published/niveau3/English/HoofdcursusKampen.docx
@@ -532,18 +532,7 @@
           <w:color w:val="000000"/>
           <w:sz w:val="24"/>
         </w:rPr>
-        <w:t xml:space="preserve">information about the ethnographic collection of the </w:t>
-      </w:r>
-      <w:r>
-        <w:rPr>
-          <w:u w:val="single" w:color="0000ff"/>
-          <w:rFonts w:ascii="Charis SIL Regular" w:hAnsi="Charis SIL Regular" w:eastAsia="Charis SIL Regular"/>
-          <w:b w:val="0"/>
-          <w:i w:val="0"/>
-          <w:color w:val="000000"/>
-          <w:sz w:val="24"/>
-        </w:rPr>
-        <w:t>KMA</w:t>
+        <w:t>information about the ethnographic collection of the KMA</w:t>
       </w:r>
       <w:r>
         <w:rPr>
@@ -1663,7 +1652,7 @@
           <w:sz w:val="24"/>
           <w:u w:val="single"/>
         </w:rPr>
-        <w:hyperlink r:id="rId14" w:history="1">
+        <w:hyperlink r:id="rId13" w:history="1">
           <w:r>
             <w:rPr>
               <w:rStyle w:val="Hyperlink"/>
@@ -1681,7 +1670,7 @@
           <w:sz w:val="24"/>
           <w:u w:val="single"/>
         </w:rPr>
-        <w:hyperlink r:id="rId14" w:history="1">
+        <w:hyperlink r:id="rId13" w:history="1">
           <w:r>
             <w:rPr>
               <w:rStyle w:val="Hyperlink"/>
@@ -1699,7 +1688,14 @@
           <w:color w:val="000000"/>
           <w:sz w:val="24"/>
         </w:rPr>
-        <w:t xml:space="preserve">, </w:t>
+        <w:hyperlink r:id="rId13" w:history="1">
+          <w:r>
+            <w:rPr>
+              <w:rStyle w:val="Hyperlink"/>
+            </w:rPr>
+            <w:t xml:space="preserve">, </w:t>
+          </w:r>
+        </w:hyperlink>
       </w:r>
       <w:r>
         <w:rPr>
@@ -1710,7 +1706,7 @@
           <w:sz w:val="24"/>
           <w:u w:val="single"/>
         </w:rPr>
-        <w:hyperlink r:id="rId15" w:history="1">
+        <w:hyperlink r:id="rId13" w:history="1">
           <w:r>
             <w:rPr>
               <w:rStyle w:val="Hyperlink"/>
@@ -1757,7 +1753,7 @@
           <w:sz w:val="24"/>
           <w:u w:val="single"/>
         </w:rPr>
-        <w:hyperlink r:id="rId13" w:history="1">
+        <w:hyperlink r:id="rId15" w:history="1">
           <w:r>
             <w:rPr>
               <w:rStyle w:val="Hyperlink"/>
@@ -1955,7 +1951,7 @@
           <w:sz w:val="24"/>
           <w:u w:val="single"/>
         </w:rPr>
-        <w:hyperlink r:id="rId17" w:history="1">
+        <w:hyperlink r:id="rId16" w:history="1">
           <w:r>
             <w:rPr>
               <w:rStyle w:val="Hyperlink"/>
@@ -1973,7 +1969,7 @@
           <w:sz w:val="24"/>
           <w:u w:val="single"/>
         </w:rPr>
-        <w:hyperlink r:id="rId17" w:history="1">
+        <w:hyperlink r:id="rId16" w:history="1">
           <w:r>
             <w:rPr>
               <w:rStyle w:val="Hyperlink"/>

--- a/EXPORTS/DOCX/published/niveau3/English/HoofdcursusKampen.docx
+++ b/EXPORTS/DOCX/published/niveau3/English/HoofdcursusKampen.docx
@@ -532,61 +532,7 @@
           <w:color w:val="000000"/>
           <w:sz w:val="24"/>
         </w:rPr>
-        <w:t>information about the ethnographic collection of the KMA</w:t>
-      </w:r>
-      <w:r>
-        <w:rPr>
-          <w:u w:val="single" w:color="0000ff"/>
-          <w:rFonts w:ascii="Charis SIL Regular" w:hAnsi="Charis SIL Regular" w:eastAsia="Charis SIL Regular"/>
-          <w:b w:val="0"/>
-          <w:i w:val="0"/>
-          <w:color w:val="000000"/>
-          <w:sz w:val="24"/>
-        </w:rPr>
-        <w:hyperlink r:id="rId9" w:history="1">
-          <w:r>
-            <w:rPr>
-              <w:rStyle w:val="Hyperlink"/>
-            </w:rPr>
-            <w:t xml:space="preserve"> a</w:t>
-          </w:r>
-        </w:hyperlink>
-      </w:r>
-      <w:r>
-        <w:rPr>
-          <w:u w:val="single" w:color="0000ff"/>
-          <w:rFonts w:ascii="Charis SIL Regular" w:hAnsi="Charis SIL Regular" w:eastAsia="Charis SIL Regular"/>
-          <w:b w:val="0"/>
-          <w:i w:val="0"/>
-          <w:color w:val="000000"/>
-          <w:sz w:val="24"/>
-        </w:rPr>
-        <w:hyperlink r:id="rId9" w:history="1">
-          <w:r>
-            <w:rPr>
-              <w:rStyle w:val="Hyperlink"/>
-            </w:rPr>
-            <w:t>n</w:t>
-          </w:r>
-        </w:hyperlink>
-      </w:r>
-      <w:r>
-        <w:rPr>
-          <w:u w:val="single" w:color="0000ff"/>
-          <w:rFonts w:ascii="Charis SIL Regular" w:hAnsi="Charis SIL Regular" w:eastAsia="Charis SIL Regular"/>
-          <w:b w:val="0"/>
-          <w:i w:val="0"/>
-          <w:color w:val="000000"/>
-          <w:sz w:val="24"/>
-        </w:rPr>
-        <w:hyperlink r:id="rId9" w:history="1">
-          <w:r>
-            <w:rPr>
-              <w:rStyle w:val="Hyperlink"/>
-            </w:rPr>
-            <w:t>d the lat</w:t>
-          </w:r>
-        </w:hyperlink>
+        <w:t>information about the ethnographic collection of the KMA and the lat</w:t>
       </w:r>
       <w:r>
         <w:rPr>
@@ -1652,7 +1598,7 @@
           <w:sz w:val="24"/>
           <w:u w:val="single"/>
         </w:rPr>
-        <w:hyperlink r:id="rId13" w:history="1">
+        <w:hyperlink r:id="rId14" w:history="1">
           <w:r>
             <w:rPr>
               <w:rStyle w:val="Hyperlink"/>
@@ -1670,7 +1616,7 @@
           <w:sz w:val="24"/>
           <w:u w:val="single"/>
         </w:rPr>
-        <w:hyperlink r:id="rId13" w:history="1">
+        <w:hyperlink r:id="rId14" w:history="1">
           <w:r>
             <w:rPr>
               <w:rStyle w:val="Hyperlink"/>
@@ -1706,7 +1652,7 @@
           <w:sz w:val="24"/>
           <w:u w:val="single"/>
         </w:rPr>
-        <w:hyperlink r:id="rId13" w:history="1">
+        <w:hyperlink r:id="rId15" w:history="1">
           <w:r>
             <w:rPr>
               <w:rStyle w:val="Hyperlink"/>
@@ -1951,7 +1897,7 @@
           <w:sz w:val="24"/>
           <w:u w:val="single"/>
         </w:rPr>
-        <w:hyperlink r:id="rId16" w:history="1">
+        <w:hyperlink r:id="rId17" w:history="1">
           <w:r>
             <w:rPr>
               <w:rStyle w:val="Hyperlink"/>
@@ -1969,7 +1915,7 @@
           <w:sz w:val="24"/>
           <w:u w:val="single"/>
         </w:rPr>
-        <w:hyperlink r:id="rId16" w:history="1">
+        <w:hyperlink r:id="rId17" w:history="1">
           <w:r>
             <w:rPr>
               <w:rStyle w:val="Hyperlink"/>

--- a/EXPORTS/DOCX/published/niveau3/English/HoofdcursusKampen.docx
+++ b/EXPORTS/DOCX/published/niveau3/English/HoofdcursusKampen.docx
@@ -532,7 +532,61 @@
           <w:color w:val="000000"/>
           <w:sz w:val="24"/>
         </w:rPr>
-        <w:t>information about the ethnographic collection of the KMA and the lat</w:t>
+        <w:t>information about the ethnographic collection of the KMA</w:t>
+      </w:r>
+      <w:r>
+        <w:rPr>
+          <w:u w:val="single" w:color="0000ff"/>
+          <w:rFonts w:ascii="Charis SIL Regular" w:hAnsi="Charis SIL Regular" w:eastAsia="Charis SIL Regular"/>
+          <w:b w:val="0"/>
+          <w:i w:val="0"/>
+          <w:color w:val="000000"/>
+          <w:sz w:val="24"/>
+        </w:rPr>
+        <w:hyperlink r:id="rId9" w:history="1">
+          <w:r>
+            <w:rPr>
+              <w:rStyle w:val="Hyperlink"/>
+            </w:rPr>
+            <w:t xml:space="preserve"> a</w:t>
+          </w:r>
+        </w:hyperlink>
+      </w:r>
+      <w:r>
+        <w:rPr>
+          <w:u w:val="single" w:color="0000ff"/>
+          <w:rFonts w:ascii="Charis SIL Regular" w:hAnsi="Charis SIL Regular" w:eastAsia="Charis SIL Regular"/>
+          <w:b w:val="0"/>
+          <w:i w:val="0"/>
+          <w:color w:val="000000"/>
+          <w:sz w:val="24"/>
+        </w:rPr>
+        <w:hyperlink r:id="rId9" w:history="1">
+          <w:r>
+            <w:rPr>
+              <w:rStyle w:val="Hyperlink"/>
+            </w:rPr>
+            <w:t>n</w:t>
+          </w:r>
+        </w:hyperlink>
+      </w:r>
+      <w:r>
+        <w:rPr>
+          <w:u w:val="single" w:color="0000ff"/>
+          <w:rFonts w:ascii="Charis SIL Regular" w:hAnsi="Charis SIL Regular" w:eastAsia="Charis SIL Regular"/>
+          <w:b w:val="0"/>
+          <w:i w:val="0"/>
+          <w:color w:val="000000"/>
+          <w:sz w:val="24"/>
+        </w:rPr>
+        <w:hyperlink r:id="rId9" w:history="1">
+          <w:r>
+            <w:rPr>
+              <w:rStyle w:val="Hyperlink"/>
+            </w:rPr>
+            <w:t>d the lat</w:t>
+          </w:r>
+        </w:hyperlink>
       </w:r>
       <w:r>
         <w:rPr>
@@ -1627,21 +1681,13 @@
       </w:r>
       <w:r>
         <w:rPr>
-          <w:u w:val="single" w:color="0000ff"/>
           <w:rFonts w:ascii="Charis SIL Regular" w:hAnsi="Charis SIL Regular" w:eastAsia="Charis SIL Regular"/>
           <w:b w:val="0"/>
           <w:i w:val="0"/>
           <w:color w:val="000000"/>
           <w:sz w:val="24"/>
         </w:rPr>
-        <w:hyperlink r:id="rId13" w:history="1">
-          <w:r>
-            <w:rPr>
-              <w:rStyle w:val="Hyperlink"/>
-            </w:rPr>
-            <w:t xml:space="preserve">, </w:t>
-          </w:r>
-        </w:hyperlink>
+        <w:t xml:space="preserve">, </w:t>
       </w:r>
       <w:r>
         <w:rPr>
@@ -1699,7 +1745,7 @@
           <w:sz w:val="24"/>
           <w:u w:val="single"/>
         </w:rPr>
-        <w:hyperlink r:id="rId15" w:history="1">
+        <w:hyperlink r:id="rId13" w:history="1">
           <w:r>
             <w:rPr>
               <w:rStyle w:val="Hyperlink"/>

--- a/EXPORTS/DOCX/published/niveau3/English/HoofdcursusKampen.docx
+++ b/EXPORTS/DOCX/published/niveau3/English/HoofdcursusKampen.docx
@@ -532,7 +532,36 @@
           <w:color w:val="000000"/>
           <w:sz w:val="24"/>
         </w:rPr>
-        <w:t>information about the ethnographic collection of the KMA</w:t>
+        <w:t xml:space="preserve">information about the ethnographic collection of the </w:t>
+      </w:r>
+      <w:r>
+        <w:rPr>
+          <w:u w:val="single" w:color="0000ff"/>
+          <w:rFonts w:ascii="Charis SIL Regular" w:hAnsi="Charis SIL Regular" w:eastAsia="Charis SIL Regular"/>
+          <w:b w:val="0"/>
+          <w:i w:val="0"/>
+          <w:color w:val="000000"/>
+          <w:sz w:val="24"/>
+        </w:rPr>
+        <w:hyperlink r:id="rId9" w:history="1">
+          <w:r>
+            <w:rPr>
+              <w:rStyle w:val="Hyperlink"/>
+            </w:rPr>
+            <w:t>KM</w:t>
+          </w:r>
+        </w:hyperlink>
+      </w:r>
+      <w:r>
+        <w:rPr>
+          <w:u w:val="single" w:color="0000ff"/>
+          <w:rFonts w:ascii="Charis SIL Regular" w:hAnsi="Charis SIL Regular" w:eastAsia="Charis SIL Regular"/>
+          <w:b w:val="0"/>
+          <w:i w:val="0"/>
+          <w:color w:val="000000"/>
+          <w:sz w:val="24"/>
+        </w:rPr>
+        <w:t>A</w:t>
       </w:r>
       <w:r>
         <w:rPr>
@@ -788,14 +817,7 @@
           <w:color w:val="000000"/>
           <w:sz w:val="24"/>
         </w:rPr>
-        <w:hyperlink r:id="rId10" w:history="1">
-          <w:r>
-            <w:rPr>
-              <w:rStyle w:val="Hyperlink"/>
-            </w:rPr>
-            <w:t>Volkenkundig M</w:t>
-          </w:r>
-        </w:hyperlink>
+        <w:t>Volkenkundig M</w:t>
       </w:r>
       <w:r>
         <w:rPr>
@@ -1652,7 +1674,7 @@
           <w:sz w:val="24"/>
           <w:u w:val="single"/>
         </w:rPr>
-        <w:hyperlink r:id="rId14" w:history="1">
+        <w:hyperlink r:id="rId13" w:history="1">
           <w:r>
             <w:rPr>
               <w:rStyle w:val="Hyperlink"/>
@@ -1670,7 +1692,7 @@
           <w:sz w:val="24"/>
           <w:u w:val="single"/>
         </w:rPr>
-        <w:hyperlink r:id="rId14" w:history="1">
+        <w:hyperlink r:id="rId13" w:history="1">
           <w:r>
             <w:rPr>
               <w:rStyle w:val="Hyperlink"/>
@@ -1681,13 +1703,21 @@
       </w:r>
       <w:r>
         <w:rPr>
+          <w:u w:val="single" w:color="0000ff"/>
           <w:rFonts w:ascii="Charis SIL Regular" w:hAnsi="Charis SIL Regular" w:eastAsia="Charis SIL Regular"/>
           <w:b w:val="0"/>
           <w:i w:val="0"/>
           <w:color w:val="000000"/>
           <w:sz w:val="24"/>
         </w:rPr>
-        <w:t xml:space="preserve">, </w:t>
+        <w:hyperlink r:id="rId13" w:history="1">
+          <w:r>
+            <w:rPr>
+              <w:rStyle w:val="Hyperlink"/>
+            </w:rPr>
+            <w:t xml:space="preserve">, </w:t>
+          </w:r>
+        </w:hyperlink>
       </w:r>
       <w:r>
         <w:rPr>
@@ -1745,7 +1775,7 @@
           <w:sz w:val="24"/>
           <w:u w:val="single"/>
         </w:rPr>
-        <w:hyperlink r:id="rId13" w:history="1">
+        <w:hyperlink r:id="rId15" w:history="1">
           <w:r>
             <w:rPr>
               <w:rStyle w:val="Hyperlink"/>
@@ -1943,7 +1973,7 @@
           <w:sz w:val="24"/>
           <w:u w:val="single"/>
         </w:rPr>
-        <w:hyperlink r:id="rId17" w:history="1">
+        <w:hyperlink r:id="rId16" w:history="1">
           <w:r>
             <w:rPr>
               <w:rStyle w:val="Hyperlink"/>
@@ -1961,7 +1991,7 @@
           <w:sz w:val="24"/>
           <w:u w:val="single"/>
         </w:rPr>
-        <w:hyperlink r:id="rId17" w:history="1">
+        <w:hyperlink r:id="rId16" w:history="1">
           <w:r>
             <w:rPr>
               <w:rStyle w:val="Hyperlink"/>

--- a/EXPORTS/DOCX/published/niveau3/English/HoofdcursusKampen.docx
+++ b/EXPORTS/DOCX/published/niveau3/English/HoofdcursusKampen.docx
@@ -532,90 +532,7 @@
           <w:color w:val="000000"/>
           <w:sz w:val="24"/>
         </w:rPr>
-        <w:t xml:space="preserve">information about the ethnographic collection of the </w:t>
-      </w:r>
-      <w:r>
-        <w:rPr>
-          <w:u w:val="single" w:color="0000ff"/>
-          <w:rFonts w:ascii="Charis SIL Regular" w:hAnsi="Charis SIL Regular" w:eastAsia="Charis SIL Regular"/>
-          <w:b w:val="0"/>
-          <w:i w:val="0"/>
-          <w:color w:val="000000"/>
-          <w:sz w:val="24"/>
-        </w:rPr>
-        <w:hyperlink r:id="rId9" w:history="1">
-          <w:r>
-            <w:rPr>
-              <w:rStyle w:val="Hyperlink"/>
-            </w:rPr>
-            <w:t>KM</w:t>
-          </w:r>
-        </w:hyperlink>
-      </w:r>
-      <w:r>
-        <w:rPr>
-          <w:u w:val="single" w:color="0000ff"/>
-          <w:rFonts w:ascii="Charis SIL Regular" w:hAnsi="Charis SIL Regular" w:eastAsia="Charis SIL Regular"/>
-          <w:b w:val="0"/>
-          <w:i w:val="0"/>
-          <w:color w:val="000000"/>
-          <w:sz w:val="24"/>
-        </w:rPr>
-        <w:t>A</w:t>
-      </w:r>
-      <w:r>
-        <w:rPr>
-          <w:u w:val="single" w:color="0000ff"/>
-          <w:rFonts w:ascii="Charis SIL Regular" w:hAnsi="Charis SIL Regular" w:eastAsia="Charis SIL Regular"/>
-          <w:b w:val="0"/>
-          <w:i w:val="0"/>
-          <w:color w:val="000000"/>
-          <w:sz w:val="24"/>
-        </w:rPr>
-        <w:hyperlink r:id="rId9" w:history="1">
-          <w:r>
-            <w:rPr>
-              <w:rStyle w:val="Hyperlink"/>
-            </w:rPr>
-            <w:t xml:space="preserve"> a</w:t>
-          </w:r>
-        </w:hyperlink>
-      </w:r>
-      <w:r>
-        <w:rPr>
-          <w:u w:val="single" w:color="0000ff"/>
-          <w:rFonts w:ascii="Charis SIL Regular" w:hAnsi="Charis SIL Regular" w:eastAsia="Charis SIL Regular"/>
-          <w:b w:val="0"/>
-          <w:i w:val="0"/>
-          <w:color w:val="000000"/>
-          <w:sz w:val="24"/>
-        </w:rPr>
-        <w:hyperlink r:id="rId9" w:history="1">
-          <w:r>
-            <w:rPr>
-              <w:rStyle w:val="Hyperlink"/>
-            </w:rPr>
-            <w:t>n</w:t>
-          </w:r>
-        </w:hyperlink>
-      </w:r>
-      <w:r>
-        <w:rPr>
-          <w:u w:val="single" w:color="0000ff"/>
-          <w:rFonts w:ascii="Charis SIL Regular" w:hAnsi="Charis SIL Regular" w:eastAsia="Charis SIL Regular"/>
-          <w:b w:val="0"/>
-          <w:i w:val="0"/>
-          <w:color w:val="000000"/>
-          <w:sz w:val="24"/>
-        </w:rPr>
-        <w:hyperlink r:id="rId9" w:history="1">
-          <w:r>
-            <w:rPr>
-              <w:rStyle w:val="Hyperlink"/>
-            </w:rPr>
-            <w:t>d the lat</w:t>
-          </w:r>
-        </w:hyperlink>
+        <w:t>information about the ethnographic collection of the KMA and the lat</w:t>
       </w:r>
       <w:r>
         <w:rPr>
@@ -817,7 +734,14 @@
           <w:color w:val="000000"/>
           <w:sz w:val="24"/>
         </w:rPr>
-        <w:t>Volkenkundig M</w:t>
+        <w:hyperlink r:id="rId10" w:history="1">
+          <w:r>
+            <w:rPr>
+              <w:rStyle w:val="Hyperlink"/>
+            </w:rPr>
+            <w:t>Volkenkundig M</w:t>
+          </w:r>
+        </w:hyperlink>
       </w:r>
       <w:r>
         <w:rPr>
@@ -1674,7 +1598,7 @@
           <w:sz w:val="24"/>
           <w:u w:val="single"/>
         </w:rPr>
-        <w:hyperlink r:id="rId13" w:history="1">
+        <w:hyperlink r:id="rId14" w:history="1">
           <w:r>
             <w:rPr>
               <w:rStyle w:val="Hyperlink"/>
@@ -1692,7 +1616,7 @@
           <w:sz w:val="24"/>
           <w:u w:val="single"/>
         </w:rPr>
-        <w:hyperlink r:id="rId13" w:history="1">
+        <w:hyperlink r:id="rId14" w:history="1">
           <w:r>
             <w:rPr>
               <w:rStyle w:val="Hyperlink"/>

--- a/EXPORTS/DOCX/published/niveau3/English/HoofdcursusKampen.docx
+++ b/EXPORTS/DOCX/published/niveau3/English/HoofdcursusKampen.docx
@@ -532,7 +532,35 @@
           <w:color w:val="000000"/>
           <w:sz w:val="24"/>
         </w:rPr>
-        <w:t>information about the ethnographic collection of the KMA and the lat</w:t>
+        <w:t>information about the ethnographic collection of the KMA</w:t>
+      </w:r>
+      <w:r>
+        <w:rPr>
+          <w:u w:val="single" w:color="0000ff"/>
+          <w:rFonts w:ascii="Charis SIL Regular" w:hAnsi="Charis SIL Regular" w:eastAsia="Charis SIL Regular"/>
+          <w:b w:val="0"/>
+          <w:i w:val="0"/>
+          <w:color w:val="000000"/>
+          <w:sz w:val="24"/>
+        </w:rPr>
+        <w:hyperlink r:id="rId9" w:history="1">
+          <w:r>
+            <w:rPr>
+              <w:rStyle w:val="Hyperlink"/>
+            </w:rPr>
+            <w:t xml:space="preserve"> a</w:t>
+          </w:r>
+        </w:hyperlink>
+      </w:r>
+      <w:r>
+        <w:rPr>
+          <w:rFonts w:ascii="Charis SIL Regular" w:hAnsi="Charis SIL Regular" w:eastAsia="Charis SIL Regular"/>
+          <w:b w:val="0"/>
+          <w:i w:val="0"/>
+          <w:color w:val="000000"/>
+          <w:sz w:val="24"/>
+        </w:rPr>
+        <w:t>nd the lat</w:t>
       </w:r>
       <w:r>
         <w:rPr>
@@ -1627,21 +1655,13 @@
       </w:r>
       <w:r>
         <w:rPr>
-          <w:u w:val="single" w:color="0000ff"/>
           <w:rFonts w:ascii="Charis SIL Regular" w:hAnsi="Charis SIL Regular" w:eastAsia="Charis SIL Regular"/>
           <w:b w:val="0"/>
           <w:i w:val="0"/>
           <w:color w:val="000000"/>
           <w:sz w:val="24"/>
         </w:rPr>
-        <w:hyperlink r:id="rId13" w:history="1">
-          <w:r>
-            <w:rPr>
-              <w:rStyle w:val="Hyperlink"/>
-            </w:rPr>
-            <w:t xml:space="preserve">, </w:t>
-          </w:r>
-        </w:hyperlink>
+        <w:t xml:space="preserve">, </w:t>
       </w:r>
       <w:r>
         <w:rPr>
@@ -1699,7 +1719,7 @@
           <w:sz w:val="24"/>
           <w:u w:val="single"/>
         </w:rPr>
-        <w:hyperlink r:id="rId15" w:history="1">
+        <w:hyperlink r:id="rId13" w:history="1">
           <w:r>
             <w:rPr>
               <w:rStyle w:val="Hyperlink"/>
@@ -1897,7 +1917,7 @@
           <w:sz w:val="24"/>
           <w:u w:val="single"/>
         </w:rPr>
-        <w:hyperlink r:id="rId16" w:history="1">
+        <w:hyperlink r:id="rId17" w:history="1">
           <w:r>
             <w:rPr>
               <w:rStyle w:val="Hyperlink"/>
@@ -1915,7 +1935,7 @@
           <w:sz w:val="24"/>
           <w:u w:val="single"/>
         </w:rPr>
-        <w:hyperlink r:id="rId16" w:history="1">
+        <w:hyperlink r:id="rId17" w:history="1">
           <w:r>
             <w:rPr>
               <w:rStyle w:val="Hyperlink"/>

--- a/EXPORTS/DOCX/published/niveau3/English/HoofdcursusKampen.docx
+++ b/EXPORTS/DOCX/published/niveau3/English/HoofdcursusKampen.docx
@@ -532,7 +532,36 @@
           <w:color w:val="000000"/>
           <w:sz w:val="24"/>
         </w:rPr>
-        <w:t>information about the ethnographic collection of the KMA</w:t>
+        <w:t xml:space="preserve">information about the ethnographic collection of the </w:t>
+      </w:r>
+      <w:r>
+        <w:rPr>
+          <w:u w:val="single" w:color="0000ff"/>
+          <w:rFonts w:ascii="Charis SIL Regular" w:hAnsi="Charis SIL Regular" w:eastAsia="Charis SIL Regular"/>
+          <w:b w:val="0"/>
+          <w:i w:val="0"/>
+          <w:color w:val="000000"/>
+          <w:sz w:val="24"/>
+        </w:rPr>
+        <w:hyperlink r:id="rId9" w:history="1">
+          <w:r>
+            <w:rPr>
+              <w:rStyle w:val="Hyperlink"/>
+            </w:rPr>
+            <w:t>KM</w:t>
+          </w:r>
+        </w:hyperlink>
+      </w:r>
+      <w:r>
+        <w:rPr>
+          <w:u w:val="single" w:color="0000ff"/>
+          <w:rFonts w:ascii="Charis SIL Regular" w:hAnsi="Charis SIL Regular" w:eastAsia="Charis SIL Regular"/>
+          <w:b w:val="0"/>
+          <w:i w:val="0"/>
+          <w:color w:val="000000"/>
+          <w:sz w:val="24"/>
+        </w:rPr>
+        <w:t>A</w:t>
       </w:r>
       <w:r>
         <w:rPr>
@@ -554,13 +583,39 @@
       </w:r>
       <w:r>
         <w:rPr>
+          <w:u w:val="single" w:color="0000ff"/>
           <w:rFonts w:ascii="Charis SIL Regular" w:hAnsi="Charis SIL Regular" w:eastAsia="Charis SIL Regular"/>
           <w:b w:val="0"/>
           <w:i w:val="0"/>
           <w:color w:val="000000"/>
           <w:sz w:val="24"/>
         </w:rPr>
-        <w:t>nd the lat</w:t>
+        <w:hyperlink r:id="rId9" w:history="1">
+          <w:r>
+            <w:rPr>
+              <w:rStyle w:val="Hyperlink"/>
+            </w:rPr>
+            <w:t>n</w:t>
+          </w:r>
+        </w:hyperlink>
+      </w:r>
+      <w:r>
+        <w:rPr>
+          <w:u w:val="single" w:color="0000ff"/>
+          <w:rFonts w:ascii="Charis SIL Regular" w:hAnsi="Charis SIL Regular" w:eastAsia="Charis SIL Regular"/>
+          <w:b w:val="0"/>
+          <w:i w:val="0"/>
+          <w:color w:val="000000"/>
+          <w:sz w:val="24"/>
+        </w:rPr>
+        <w:hyperlink r:id="rId9" w:history="1">
+          <w:r>
+            <w:rPr>
+              <w:rStyle w:val="Hyperlink"/>
+            </w:rPr>
+            <w:t>d the lat</w:t>
+          </w:r>
+        </w:hyperlink>
       </w:r>
       <w:r>
         <w:rPr>
@@ -762,14 +817,7 @@
           <w:color w:val="000000"/>
           <w:sz w:val="24"/>
         </w:rPr>
-        <w:hyperlink r:id="rId10" w:history="1">
-          <w:r>
-            <w:rPr>
-              <w:rStyle w:val="Hyperlink"/>
-            </w:rPr>
-            <w:t>Volkenkundig M</w:t>
-          </w:r>
-        </w:hyperlink>
+        <w:t>Volkenkundig M</w:t>
       </w:r>
       <w:r>
         <w:rPr>

--- a/EXPORTS/DOCX/published/niveau3/English/HoofdcursusKampen.docx
+++ b/EXPORTS/DOCX/published/niveau3/English/HoofdcursusKampen.docx
@@ -543,25 +543,7 @@
           <w:color w:val="000000"/>
           <w:sz w:val="24"/>
         </w:rPr>
-        <w:hyperlink r:id="rId9" w:history="1">
-          <w:r>
-            <w:rPr>
-              <w:rStyle w:val="Hyperlink"/>
-            </w:rPr>
-            <w:t>KM</w:t>
-          </w:r>
-        </w:hyperlink>
-      </w:r>
-      <w:r>
-        <w:rPr>
-          <w:u w:val="single" w:color="0000ff"/>
-          <w:rFonts w:ascii="Charis SIL Regular" w:hAnsi="Charis SIL Regular" w:eastAsia="Charis SIL Regular"/>
-          <w:b w:val="0"/>
-          <w:i w:val="0"/>
-          <w:color w:val="000000"/>
-          <w:sz w:val="24"/>
-        </w:rPr>
-        <w:t>A</w:t>
+        <w:t>KMA</w:t>
       </w:r>
       <w:r>
         <w:rPr>
@@ -817,7 +799,14 @@
           <w:color w:val="000000"/>
           <w:sz w:val="24"/>
         </w:rPr>
-        <w:t>Volkenkundig M</w:t>
+        <w:hyperlink r:id="rId10" w:history="1">
+          <w:r>
+            <w:rPr>
+              <w:rStyle w:val="Hyperlink"/>
+            </w:rPr>
+            <w:t>Volkenkundig M</w:t>
+          </w:r>
+        </w:hyperlink>
       </w:r>
       <w:r>
         <w:rPr>
@@ -1674,7 +1663,7 @@
           <w:sz w:val="24"/>
           <w:u w:val="single"/>
         </w:rPr>
-        <w:hyperlink r:id="rId14" w:history="1">
+        <w:hyperlink r:id="rId13" w:history="1">
           <w:r>
             <w:rPr>
               <w:rStyle w:val="Hyperlink"/>
@@ -1692,7 +1681,7 @@
           <w:sz w:val="24"/>
           <w:u w:val="single"/>
         </w:rPr>
-        <w:hyperlink r:id="rId14" w:history="1">
+        <w:hyperlink r:id="rId13" w:history="1">
           <w:r>
             <w:rPr>
               <w:rStyle w:val="Hyperlink"/>
@@ -1703,13 +1692,21 @@
       </w:r>
       <w:r>
         <w:rPr>
+          <w:u w:val="single" w:color="0000ff"/>
           <w:rFonts w:ascii="Charis SIL Regular" w:hAnsi="Charis SIL Regular" w:eastAsia="Charis SIL Regular"/>
           <w:b w:val="0"/>
           <w:i w:val="0"/>
           <w:color w:val="000000"/>
           <w:sz w:val="24"/>
         </w:rPr>
-        <w:t xml:space="preserve">, </w:t>
+        <w:hyperlink r:id="rId13" w:history="1">
+          <w:r>
+            <w:rPr>
+              <w:rStyle w:val="Hyperlink"/>
+            </w:rPr>
+            <w:t xml:space="preserve">, </w:t>
+          </w:r>
+        </w:hyperlink>
       </w:r>
       <w:r>
         <w:rPr>
@@ -1720,7 +1717,7 @@
           <w:sz w:val="24"/>
           <w:u w:val="single"/>
         </w:rPr>
-        <w:hyperlink r:id="rId15" w:history="1">
+        <w:hyperlink r:id="rId13" w:history="1">
           <w:r>
             <w:rPr>
               <w:rStyle w:val="Hyperlink"/>
@@ -1749,7 +1746,7 @@
           <w:sz w:val="24"/>
           <w:u w:val="single"/>
         </w:rPr>
-        <w:hyperlink r:id="rId15" w:history="1">
+        <w:hyperlink r:id="rId13" w:history="1">
           <w:r>
             <w:rPr>
               <w:rStyle w:val="Hyperlink"/>
@@ -1865,7 +1862,7 @@
           <w:sz w:val="24"/>
           <w:u w:val="single"/>
         </w:rPr>
-        <w:hyperlink r:id="rId16" w:history="1">
+        <w:hyperlink r:id="rId15" w:history="1">
           <w:r>
             <w:rPr>
               <w:rStyle w:val="Hyperlink"/>
@@ -1883,7 +1880,7 @@
           <w:sz w:val="24"/>
           <w:u w:val="single"/>
         </w:rPr>
-        <w:hyperlink r:id="rId16" w:history="1">
+        <w:hyperlink r:id="rId15" w:history="1">
           <w:r>
             <w:rPr>
               <w:rStyle w:val="Hyperlink"/>
@@ -1901,7 +1898,7 @@
           <w:sz w:val="24"/>
           <w:u w:val="single"/>
         </w:rPr>
-        <w:hyperlink r:id="rId16" w:history="1">
+        <w:hyperlink r:id="rId15" w:history="1">
           <w:r>
             <w:rPr>
               <w:rStyle w:val="Hyperlink"/>
@@ -1919,7 +1916,7 @@
           <w:sz w:val="24"/>
           <w:u w:val="single"/>
         </w:rPr>
-        <w:hyperlink r:id="rId16" w:history="1">
+        <w:hyperlink r:id="rId15" w:history="1">
           <w:r>
             <w:rPr>
               <w:rStyle w:val="Hyperlink"/>
@@ -1947,7 +1944,7 @@
           <w:sz w:val="24"/>
           <w:u w:val="single"/>
         </w:rPr>
-        <w:hyperlink r:id="rId17" w:history="1">
+        <w:hyperlink r:id="rId16" w:history="1">
           <w:r>
             <w:rPr>
               <w:rStyle w:val="Hyperlink"/>
@@ -1965,7 +1962,7 @@
           <w:sz w:val="24"/>
           <w:u w:val="single"/>
         </w:rPr>
-        <w:hyperlink r:id="rId17" w:history="1">
+        <w:hyperlink r:id="rId15" w:history="1">
           <w:r>
             <w:rPr>
               <w:rStyle w:val="Hyperlink"/>
@@ -1983,7 +1980,7 @@
           <w:sz w:val="24"/>
           <w:u w:val="single"/>
         </w:rPr>
-        <w:hyperlink r:id="rId17" w:history="1">
+        <w:hyperlink r:id="rId15" w:history="1">
           <w:r>
             <w:rPr>
               <w:rStyle w:val="Hyperlink"/>
@@ -2150,7 +2147,7 @@
           <w:sz w:val="24"/>
           <w:u w:val="single"/>
         </w:rPr>
-        <w:hyperlink r:id="rId18" w:history="1">
+        <w:hyperlink r:id="rId17" w:history="1">
           <w:r>
             <w:rPr>
               <w:rStyle w:val="Hyperlink"/>
@@ -2168,7 +2165,7 @@
           <w:sz w:val="24"/>
           <w:u w:val="single"/>
         </w:rPr>
-        <w:hyperlink r:id="rId18" w:history="1">
+        <w:hyperlink r:id="rId17" w:history="1">
           <w:r>
             <w:rPr>
               <w:rStyle w:val="Hyperlink"/>
@@ -2186,7 +2183,7 @@
           <w:sz w:val="24"/>
           <w:u w:val="single"/>
         </w:rPr>
-        <w:hyperlink r:id="rId18" w:history="1">
+        <w:hyperlink r:id="rId17" w:history="1">
           <w:r>
             <w:rPr>
               <w:rStyle w:val="Hyperlink"/>
@@ -2204,7 +2201,7 @@
           <w:sz w:val="24"/>
           <w:u w:val="single"/>
         </w:rPr>
-        <w:hyperlink r:id="rId18" w:history="1">
+        <w:hyperlink r:id="rId17" w:history="1">
           <w:r>
             <w:rPr>
               <w:rStyle w:val="Hyperlink"/>
@@ -2222,7 +2219,7 @@
           <w:sz w:val="24"/>
           <w:u w:val="single"/>
         </w:rPr>
-        <w:hyperlink r:id="rId18" w:history="1">
+        <w:hyperlink r:id="rId17" w:history="1">
           <w:r>
             <w:rPr>
               <w:rStyle w:val="Hyperlink"/>
@@ -2240,7 +2237,7 @@
           <w:sz w:val="24"/>
           <w:u w:val="single"/>
         </w:rPr>
-        <w:hyperlink r:id="rId18" w:history="1">
+        <w:hyperlink r:id="rId17" w:history="1">
           <w:r>
             <w:rPr>
               <w:rStyle w:val="Hyperlink"/>
@@ -2258,7 +2255,7 @@
           <w:sz w:val="24"/>
           <w:u w:val="single"/>
         </w:rPr>
-        <w:hyperlink r:id="rId18" w:history="1">
+        <w:hyperlink r:id="rId17" w:history="1">
           <w:r>
             <w:rPr>
               <w:rStyle w:val="Hyperlink"/>
@@ -2276,7 +2273,7 @@
           <w:sz w:val="24"/>
           <w:u w:val="single"/>
         </w:rPr>
-        <w:hyperlink r:id="rId18" w:history="1">
+        <w:hyperlink r:id="rId17" w:history="1">
           <w:r>
             <w:rPr>
               <w:rStyle w:val="Hyperlink"/>
@@ -2294,7 +2291,7 @@
           <w:sz w:val="24"/>
           <w:u w:val="single"/>
         </w:rPr>
-        <w:hyperlink r:id="rId18" w:history="1">
+        <w:hyperlink r:id="rId17" w:history="1">
           <w:r>
             <w:rPr>
               <w:rStyle w:val="Hyperlink"/>
@@ -2312,7 +2309,7 @@
           <w:sz w:val="24"/>
           <w:u w:val="single"/>
         </w:rPr>
-        <w:hyperlink r:id="rId18" w:history="1">
+        <w:hyperlink r:id="rId17" w:history="1">
           <w:r>
             <w:rPr>
               <w:rStyle w:val="Hyperlink"/>
@@ -2330,7 +2327,7 @@
           <w:sz w:val="24"/>
           <w:u w:val="single"/>
         </w:rPr>
-        <w:hyperlink r:id="rId18" w:history="1">
+        <w:hyperlink r:id="rId17" w:history="1">
           <w:r>
             <w:rPr>
               <w:rStyle w:val="Hyperlink"/>
@@ -2348,7 +2345,7 @@
           <w:sz w:val="24"/>
           <w:u w:val="single"/>
         </w:rPr>
-        <w:hyperlink r:id="rId18" w:history="1">
+        <w:hyperlink r:id="rId17" w:history="1">
           <w:r>
             <w:rPr>
               <w:rStyle w:val="Hyperlink"/>
@@ -2366,7 +2363,7 @@
           <w:sz w:val="24"/>
           <w:u w:val="single"/>
         </w:rPr>
-        <w:hyperlink r:id="rId18" w:history="1">
+        <w:hyperlink r:id="rId17" w:history="1">
           <w:r>
             <w:rPr>
               <w:rStyle w:val="Hyperlink"/>
@@ -2384,7 +2381,7 @@
           <w:sz w:val="24"/>
           <w:u w:val="single"/>
         </w:rPr>
-        <w:hyperlink r:id="rId18" w:history="1">
+        <w:hyperlink r:id="rId17" w:history="1">
           <w:r>
             <w:rPr>
               <w:rStyle w:val="Hyperlink"/>
@@ -2402,7 +2399,7 @@
           <w:sz w:val="24"/>
           <w:u w:val="single"/>
         </w:rPr>
-        <w:hyperlink r:id="rId18" w:history="1">
+        <w:hyperlink r:id="rId17" w:history="1">
           <w:r>
             <w:rPr>
               <w:rStyle w:val="Hyperlink"/>
@@ -2563,7 +2560,7 @@
           <w:sz w:val="24"/>
           <w:u w:val="single"/>
         </w:rPr>
-        <w:hyperlink r:id="rId19" w:history="1">
+        <w:hyperlink r:id="rId18" w:history="1">
           <w:r>
             <w:rPr>
               <w:rStyle w:val="Hyperlink"/>
@@ -2581,7 +2578,7 @@
           <w:sz w:val="24"/>
           <w:u w:val="single"/>
         </w:rPr>
-        <w:hyperlink r:id="rId19" w:history="1">
+        <w:hyperlink r:id="rId18" w:history="1">
           <w:r>
             <w:rPr>
               <w:rStyle w:val="Hyperlink"/>
@@ -2599,7 +2596,7 @@
           <w:sz w:val="24"/>
           <w:u w:val="single"/>
         </w:rPr>
-        <w:hyperlink r:id="rId19" w:history="1">
+        <w:hyperlink r:id="rId18" w:history="1">
           <w:r>
             <w:rPr>
               <w:rStyle w:val="Hyperlink"/>
@@ -2617,7 +2614,7 @@
           <w:sz w:val="24"/>
           <w:u w:val="single"/>
         </w:rPr>
-        <w:hyperlink r:id="rId19" w:history="1">
+        <w:hyperlink r:id="rId18" w:history="1">
           <w:r>
             <w:rPr>
               <w:rStyle w:val="Hyperlink"/>
@@ -2635,7 +2632,7 @@
           <w:sz w:val="24"/>
           <w:u w:val="single"/>
         </w:rPr>
-        <w:hyperlink r:id="rId19" w:history="1">
+        <w:hyperlink r:id="rId18" w:history="1">
           <w:r>
             <w:rPr>
               <w:rStyle w:val="Hyperlink"/>
@@ -2656,7 +2653,7 @@
           <w:sz w:val="24"/>
           <w:u w:val="single"/>
         </w:rPr>
-        <w:hyperlink r:id="rId19" w:history="1">
+        <w:hyperlink r:id="rId18" w:history="1">
           <w:r>
             <w:rPr>
               <w:rStyle w:val="Hyperlink"/>
@@ -2674,7 +2671,7 @@
           <w:sz w:val="24"/>
           <w:u w:val="single"/>
         </w:rPr>
-        <w:hyperlink r:id="rId19" w:history="1">
+        <w:hyperlink r:id="rId18" w:history="1">
           <w:r>
             <w:rPr>
               <w:rStyle w:val="Hyperlink"/>
@@ -2692,7 +2689,7 @@
           <w:sz w:val="24"/>
           <w:u w:val="single"/>
         </w:rPr>
-        <w:hyperlink r:id="rId19" w:history="1">
+        <w:hyperlink r:id="rId18" w:history="1">
           <w:r>
             <w:rPr>
               <w:rStyle w:val="Hyperlink"/>
@@ -2710,7 +2707,7 @@
           <w:sz w:val="24"/>
           <w:u w:val="single"/>
         </w:rPr>
-        <w:hyperlink r:id="rId19" w:history="1">
+        <w:hyperlink r:id="rId18" w:history="1">
           <w:r>
             <w:rPr>
               <w:rStyle w:val="Hyperlink"/>
@@ -2728,7 +2725,7 @@
           <w:sz w:val="24"/>
           <w:u w:val="single"/>
         </w:rPr>
-        <w:hyperlink r:id="rId19" w:history="1">
+        <w:hyperlink r:id="rId18" w:history="1">
           <w:r>
             <w:rPr>
               <w:rStyle w:val="Hyperlink"/>
@@ -2876,7 +2873,7 @@
           <w:sz w:val="24"/>
           <w:u w:val="single"/>
         </w:rPr>
-        <w:hyperlink r:id="rId20" w:history="1">
+        <w:hyperlink r:id="rId19" w:history="1">
           <w:r>
             <w:rPr>
               <w:rStyle w:val="Hyperlink"/>
@@ -2894,7 +2891,7 @@
           <w:sz w:val="24"/>
           <w:u w:val="single"/>
         </w:rPr>
-        <w:hyperlink r:id="rId20" w:history="1">
+        <w:hyperlink r:id="rId19" w:history="1">
           <w:r>
             <w:rPr>
               <w:rStyle w:val="Hyperlink"/>
@@ -2912,7 +2909,7 @@
           <w:sz w:val="24"/>
           <w:u w:val="single"/>
         </w:rPr>
-        <w:hyperlink r:id="rId20" w:history="1">
+        <w:hyperlink r:id="rId19" w:history="1">
           <w:r>
             <w:rPr>
               <w:rStyle w:val="Hyperlink"/>
@@ -2930,7 +2927,7 @@
           <w:sz w:val="24"/>
           <w:u w:val="single"/>
         </w:rPr>
-        <w:hyperlink r:id="rId20" w:history="1">
+        <w:hyperlink r:id="rId19" w:history="1">
           <w:r>
             <w:rPr>
               <w:rStyle w:val="Hyperlink"/>
@@ -2948,7 +2945,7 @@
           <w:sz w:val="24"/>
           <w:u w:val="single"/>
         </w:rPr>
-        <w:hyperlink r:id="rId20" w:history="1">
+        <w:hyperlink r:id="rId19" w:history="1">
           <w:r>
             <w:rPr>
               <w:rStyle w:val="Hyperlink"/>
@@ -2966,7 +2963,7 @@
           <w:sz w:val="24"/>
           <w:u w:val="single"/>
         </w:rPr>
-        <w:hyperlink r:id="rId20" w:history="1">
+        <w:hyperlink r:id="rId19" w:history="1">
           <w:r>
             <w:rPr>
               <w:rStyle w:val="Hyperlink"/>
@@ -2984,7 +2981,7 @@
           <w:sz w:val="24"/>
           <w:u w:val="single"/>
         </w:rPr>
-        <w:hyperlink r:id="rId20" w:history="1">
+        <w:hyperlink r:id="rId19" w:history="1">
           <w:r>
             <w:rPr>
               <w:rStyle w:val="Hyperlink"/>
@@ -3002,7 +2999,7 @@
           <w:sz w:val="24"/>
           <w:u w:val="single"/>
         </w:rPr>
-        <w:hyperlink r:id="rId20" w:history="1">
+        <w:hyperlink r:id="rId19" w:history="1">
           <w:r>
             <w:rPr>
               <w:rStyle w:val="Hyperlink"/>
@@ -3020,7 +3017,7 @@
           <w:sz w:val="24"/>
           <w:u w:val="single"/>
         </w:rPr>
-        <w:hyperlink r:id="rId20" w:history="1">
+        <w:hyperlink r:id="rId19" w:history="1">
           <w:r>
             <w:rPr>
               <w:rStyle w:val="Hyperlink"/>

--- a/EXPORTS/DOCX/published/niveau3/English/HoofdcursusKampen.docx
+++ b/EXPORTS/DOCX/published/niveau3/English/HoofdcursusKampen.docx
@@ -532,18 +532,7 @@
           <w:color w:val="000000"/>
           <w:sz w:val="24"/>
         </w:rPr>
-        <w:t xml:space="preserve">information about the ethnographic collection of the </w:t>
-      </w:r>
-      <w:r>
-        <w:rPr>
-          <w:u w:val="single" w:color="0000ff"/>
-          <w:rFonts w:ascii="Charis SIL Regular" w:hAnsi="Charis SIL Regular" w:eastAsia="Charis SIL Regular"/>
-          <w:b w:val="0"/>
-          <w:i w:val="0"/>
-          <w:color w:val="000000"/>
-          <w:sz w:val="24"/>
-        </w:rPr>
-        <w:t>KMA</w:t>
+        <w:t>information about the ethnographic collection of the KMA</w:t>
       </w:r>
       <w:r>
         <w:rPr>
@@ -792,21 +781,13 @@
       </w:r>
       <w:r>
         <w:rPr>
-          <w:u w:val="single" w:color="0000ff"/>
           <w:rFonts w:ascii="Charis SIL Regular" w:hAnsi="Charis SIL Regular" w:eastAsia="Charis SIL Regular"/>
           <w:b w:val="0"/>
           <w:i w:val="0"/>
           <w:color w:val="000000"/>
           <w:sz w:val="24"/>
         </w:rPr>
-        <w:hyperlink r:id="rId10" w:history="1">
-          <w:r>
-            <w:rPr>
-              <w:rStyle w:val="Hyperlink"/>
-            </w:rPr>
-            <w:t>Volkenkundig M</w:t>
-          </w:r>
-        </w:hyperlink>
+        <w:t>Volkenkundig M</w:t>
       </w:r>
       <w:r>
         <w:rPr>
@@ -1663,7 +1644,7 @@
           <w:sz w:val="24"/>
           <w:u w:val="single"/>
         </w:rPr>
-        <w:hyperlink r:id="rId13" w:history="1">
+        <w:hyperlink r:id="rId14" w:history="1">
           <w:r>
             <w:rPr>
               <w:rStyle w:val="Hyperlink"/>
@@ -1681,7 +1662,7 @@
           <w:sz w:val="24"/>
           <w:u w:val="single"/>
         </w:rPr>
-        <w:hyperlink r:id="rId13" w:history="1">
+        <w:hyperlink r:id="rId14" w:history="1">
           <w:r>
             <w:rPr>
               <w:rStyle w:val="Hyperlink"/>
@@ -1692,21 +1673,13 @@
       </w:r>
       <w:r>
         <w:rPr>
-          <w:u w:val="single" w:color="0000ff"/>
           <w:rFonts w:ascii="Charis SIL Regular" w:hAnsi="Charis SIL Regular" w:eastAsia="Charis SIL Regular"/>
           <w:b w:val="0"/>
           <w:i w:val="0"/>
           <w:color w:val="000000"/>
           <w:sz w:val="24"/>
         </w:rPr>
-        <w:hyperlink r:id="rId13" w:history="1">
-          <w:r>
-            <w:rPr>
-              <w:rStyle w:val="Hyperlink"/>
-            </w:rPr>
-            <w:t xml:space="preserve">, </w:t>
-          </w:r>
-        </w:hyperlink>
+        <w:t xml:space="preserve">, </w:t>
       </w:r>
       <w:r>
         <w:rPr>
@@ -1717,7 +1690,7 @@
           <w:sz w:val="24"/>
           <w:u w:val="single"/>
         </w:rPr>
-        <w:hyperlink r:id="rId13" w:history="1">
+        <w:hyperlink r:id="rId15" w:history="1">
           <w:r>
             <w:rPr>
               <w:rStyle w:val="Hyperlink"/>
@@ -1746,7 +1719,7 @@
           <w:sz w:val="24"/>
           <w:u w:val="single"/>
         </w:rPr>
-        <w:hyperlink r:id="rId13" w:history="1">
+        <w:hyperlink r:id="rId15" w:history="1">
           <w:r>
             <w:rPr>
               <w:rStyle w:val="Hyperlink"/>
@@ -1862,7 +1835,7 @@
           <w:sz w:val="24"/>
           <w:u w:val="single"/>
         </w:rPr>
-        <w:hyperlink r:id="rId15" w:history="1">
+        <w:hyperlink r:id="rId16" w:history="1">
           <w:r>
             <w:rPr>
               <w:rStyle w:val="Hyperlink"/>
@@ -1880,7 +1853,7 @@
           <w:sz w:val="24"/>
           <w:u w:val="single"/>
         </w:rPr>
-        <w:hyperlink r:id="rId15" w:history="1">
+        <w:hyperlink r:id="rId16" w:history="1">
           <w:r>
             <w:rPr>
               <w:rStyle w:val="Hyperlink"/>
@@ -1898,7 +1871,7 @@
           <w:sz w:val="24"/>
           <w:u w:val="single"/>
         </w:rPr>
-        <w:hyperlink r:id="rId15" w:history="1">
+        <w:hyperlink r:id="rId16" w:history="1">
           <w:r>
             <w:rPr>
               <w:rStyle w:val="Hyperlink"/>
@@ -1916,7 +1889,7 @@
           <w:sz w:val="24"/>
           <w:u w:val="single"/>
         </w:rPr>
-        <w:hyperlink r:id="rId15" w:history="1">
+        <w:hyperlink r:id="rId16" w:history="1">
           <w:r>
             <w:rPr>
               <w:rStyle w:val="Hyperlink"/>
@@ -1944,7 +1917,7 @@
           <w:sz w:val="24"/>
           <w:u w:val="single"/>
         </w:rPr>
-        <w:hyperlink r:id="rId16" w:history="1">
+        <w:hyperlink r:id="rId17" w:history="1">
           <w:r>
             <w:rPr>
               <w:rStyle w:val="Hyperlink"/>
@@ -1962,7 +1935,7 @@
           <w:sz w:val="24"/>
           <w:u w:val="single"/>
         </w:rPr>
-        <w:hyperlink r:id="rId15" w:history="1">
+        <w:hyperlink r:id="rId17" w:history="1">
           <w:r>
             <w:rPr>
               <w:rStyle w:val="Hyperlink"/>
@@ -1980,7 +1953,7 @@
           <w:sz w:val="24"/>
           <w:u w:val="single"/>
         </w:rPr>
-        <w:hyperlink r:id="rId15" w:history="1">
+        <w:hyperlink r:id="rId17" w:history="1">
           <w:r>
             <w:rPr>
               <w:rStyle w:val="Hyperlink"/>
@@ -2147,7 +2120,7 @@
           <w:sz w:val="24"/>
           <w:u w:val="single"/>
         </w:rPr>
-        <w:hyperlink r:id="rId17" w:history="1">
+        <w:hyperlink r:id="rId18" w:history="1">
           <w:r>
             <w:rPr>
               <w:rStyle w:val="Hyperlink"/>
@@ -2165,7 +2138,7 @@
           <w:sz w:val="24"/>
           <w:u w:val="single"/>
         </w:rPr>
-        <w:hyperlink r:id="rId17" w:history="1">
+        <w:hyperlink r:id="rId18" w:history="1">
           <w:r>
             <w:rPr>
               <w:rStyle w:val="Hyperlink"/>
@@ -2183,7 +2156,7 @@
           <w:sz w:val="24"/>
           <w:u w:val="single"/>
         </w:rPr>
-        <w:hyperlink r:id="rId17" w:history="1">
+        <w:hyperlink r:id="rId18" w:history="1">
           <w:r>
             <w:rPr>
               <w:rStyle w:val="Hyperlink"/>
@@ -2201,7 +2174,7 @@
           <w:sz w:val="24"/>
           <w:u w:val="single"/>
         </w:rPr>
-        <w:hyperlink r:id="rId17" w:history="1">
+        <w:hyperlink r:id="rId18" w:history="1">
           <w:r>
             <w:rPr>
               <w:rStyle w:val="Hyperlink"/>
@@ -2219,7 +2192,7 @@
           <w:sz w:val="24"/>
           <w:u w:val="single"/>
         </w:rPr>
-        <w:hyperlink r:id="rId17" w:history="1">
+        <w:hyperlink r:id="rId18" w:history="1">
           <w:r>
             <w:rPr>
               <w:rStyle w:val="Hyperlink"/>
@@ -2237,7 +2210,7 @@
           <w:sz w:val="24"/>
           <w:u w:val="single"/>
         </w:rPr>
-        <w:hyperlink r:id="rId17" w:history="1">
+        <w:hyperlink r:id="rId18" w:history="1">
           <w:r>
             <w:rPr>
               <w:rStyle w:val="Hyperlink"/>
@@ -2255,7 +2228,7 @@
           <w:sz w:val="24"/>
           <w:u w:val="single"/>
         </w:rPr>
-        <w:hyperlink r:id="rId17" w:history="1">
+        <w:hyperlink r:id="rId18" w:history="1">
           <w:r>
             <w:rPr>
               <w:rStyle w:val="Hyperlink"/>
@@ -2273,7 +2246,7 @@
           <w:sz w:val="24"/>
           <w:u w:val="single"/>
         </w:rPr>
-        <w:hyperlink r:id="rId17" w:history="1">
+        <w:hyperlink r:id="rId18" w:history="1">
           <w:r>
             <w:rPr>
               <w:rStyle w:val="Hyperlink"/>
@@ -2291,7 +2264,7 @@
           <w:sz w:val="24"/>
           <w:u w:val="single"/>
         </w:rPr>
-        <w:hyperlink r:id="rId17" w:history="1">
+        <w:hyperlink r:id="rId18" w:history="1">
           <w:r>
             <w:rPr>
               <w:rStyle w:val="Hyperlink"/>
@@ -2309,7 +2282,7 @@
           <w:sz w:val="24"/>
           <w:u w:val="single"/>
         </w:rPr>
-        <w:hyperlink r:id="rId17" w:history="1">
+        <w:hyperlink r:id="rId18" w:history="1">
           <w:r>
             <w:rPr>
               <w:rStyle w:val="Hyperlink"/>
@@ -2327,7 +2300,7 @@
           <w:sz w:val="24"/>
           <w:u w:val="single"/>
         </w:rPr>
-        <w:hyperlink r:id="rId17" w:history="1">
+        <w:hyperlink r:id="rId18" w:history="1">
           <w:r>
             <w:rPr>
               <w:rStyle w:val="Hyperlink"/>
@@ -2345,7 +2318,7 @@
           <w:sz w:val="24"/>
           <w:u w:val="single"/>
         </w:rPr>
-        <w:hyperlink r:id="rId17" w:history="1">
+        <w:hyperlink r:id="rId18" w:history="1">
           <w:r>
             <w:rPr>
               <w:rStyle w:val="Hyperlink"/>
@@ -2363,7 +2336,7 @@
           <w:sz w:val="24"/>
           <w:u w:val="single"/>
         </w:rPr>
-        <w:hyperlink r:id="rId17" w:history="1">
+        <w:hyperlink r:id="rId18" w:history="1">
           <w:r>
             <w:rPr>
               <w:rStyle w:val="Hyperlink"/>
@@ -2381,7 +2354,7 @@
           <w:sz w:val="24"/>
           <w:u w:val="single"/>
         </w:rPr>
-        <w:hyperlink r:id="rId17" w:history="1">
+        <w:hyperlink r:id="rId18" w:history="1">
           <w:r>
             <w:rPr>
               <w:rStyle w:val="Hyperlink"/>
@@ -2399,7 +2372,7 @@
           <w:sz w:val="24"/>
           <w:u w:val="single"/>
         </w:rPr>
-        <w:hyperlink r:id="rId17" w:history="1">
+        <w:hyperlink r:id="rId18" w:history="1">
           <w:r>
             <w:rPr>
               <w:rStyle w:val="Hyperlink"/>
@@ -2560,7 +2533,7 @@
           <w:sz w:val="24"/>
           <w:u w:val="single"/>
         </w:rPr>
-        <w:hyperlink r:id="rId18" w:history="1">
+        <w:hyperlink r:id="rId19" w:history="1">
           <w:r>
             <w:rPr>
               <w:rStyle w:val="Hyperlink"/>
@@ -2578,7 +2551,7 @@
           <w:sz w:val="24"/>
           <w:u w:val="single"/>
         </w:rPr>
-        <w:hyperlink r:id="rId18" w:history="1">
+        <w:hyperlink r:id="rId19" w:history="1">
           <w:r>
             <w:rPr>
               <w:rStyle w:val="Hyperlink"/>
@@ -2596,7 +2569,7 @@
           <w:sz w:val="24"/>
           <w:u w:val="single"/>
         </w:rPr>
-        <w:hyperlink r:id="rId18" w:history="1">
+        <w:hyperlink r:id="rId19" w:history="1">
           <w:r>
             <w:rPr>
               <w:rStyle w:val="Hyperlink"/>
@@ -2614,7 +2587,7 @@
           <w:sz w:val="24"/>
           <w:u w:val="single"/>
         </w:rPr>
-        <w:hyperlink r:id="rId18" w:history="1">
+        <w:hyperlink r:id="rId19" w:history="1">
           <w:r>
             <w:rPr>
               <w:rStyle w:val="Hyperlink"/>
@@ -2632,7 +2605,7 @@
           <w:sz w:val="24"/>
           <w:u w:val="single"/>
         </w:rPr>
-        <w:hyperlink r:id="rId18" w:history="1">
+        <w:hyperlink r:id="rId19" w:history="1">
           <w:r>
             <w:rPr>
               <w:rStyle w:val="Hyperlink"/>
@@ -2653,7 +2626,7 @@
           <w:sz w:val="24"/>
           <w:u w:val="single"/>
         </w:rPr>
-        <w:hyperlink r:id="rId18" w:history="1">
+        <w:hyperlink r:id="rId19" w:history="1">
           <w:r>
             <w:rPr>
               <w:rStyle w:val="Hyperlink"/>
@@ -2671,7 +2644,7 @@
           <w:sz w:val="24"/>
           <w:u w:val="single"/>
         </w:rPr>
-        <w:hyperlink r:id="rId18" w:history="1">
+        <w:hyperlink r:id="rId19" w:history="1">
           <w:r>
             <w:rPr>
               <w:rStyle w:val="Hyperlink"/>
@@ -2689,7 +2662,7 @@
           <w:sz w:val="24"/>
           <w:u w:val="single"/>
         </w:rPr>
-        <w:hyperlink r:id="rId18" w:history="1">
+        <w:hyperlink r:id="rId19" w:history="1">
           <w:r>
             <w:rPr>
               <w:rStyle w:val="Hyperlink"/>
@@ -2707,7 +2680,7 @@
           <w:sz w:val="24"/>
           <w:u w:val="single"/>
         </w:rPr>
-        <w:hyperlink r:id="rId18" w:history="1">
+        <w:hyperlink r:id="rId19" w:history="1">
           <w:r>
             <w:rPr>
               <w:rStyle w:val="Hyperlink"/>
@@ -2725,7 +2698,7 @@
           <w:sz w:val="24"/>
           <w:u w:val="single"/>
         </w:rPr>
-        <w:hyperlink r:id="rId18" w:history="1">
+        <w:hyperlink r:id="rId19" w:history="1">
           <w:r>
             <w:rPr>
               <w:rStyle w:val="Hyperlink"/>
@@ -2873,7 +2846,7 @@
           <w:sz w:val="24"/>
           <w:u w:val="single"/>
         </w:rPr>
-        <w:hyperlink r:id="rId19" w:history="1">
+        <w:hyperlink r:id="rId20" w:history="1">
           <w:r>
             <w:rPr>
               <w:rStyle w:val="Hyperlink"/>
@@ -2891,7 +2864,7 @@
           <w:sz w:val="24"/>
           <w:u w:val="single"/>
         </w:rPr>
-        <w:hyperlink r:id="rId19" w:history="1">
+        <w:hyperlink r:id="rId20" w:history="1">
           <w:r>
             <w:rPr>
               <w:rStyle w:val="Hyperlink"/>
@@ -2909,7 +2882,7 @@
           <w:sz w:val="24"/>
           <w:u w:val="single"/>
         </w:rPr>
-        <w:hyperlink r:id="rId19" w:history="1">
+        <w:hyperlink r:id="rId20" w:history="1">
           <w:r>
             <w:rPr>
               <w:rStyle w:val="Hyperlink"/>
@@ -2927,7 +2900,7 @@
           <w:sz w:val="24"/>
           <w:u w:val="single"/>
         </w:rPr>
-        <w:hyperlink r:id="rId19" w:history="1">
+        <w:hyperlink r:id="rId20" w:history="1">
           <w:r>
             <w:rPr>
               <w:rStyle w:val="Hyperlink"/>
@@ -2945,7 +2918,7 @@
           <w:sz w:val="24"/>
           <w:u w:val="single"/>
         </w:rPr>
-        <w:hyperlink r:id="rId19" w:history="1">
+        <w:hyperlink r:id="rId20" w:history="1">
           <w:r>
             <w:rPr>
               <w:rStyle w:val="Hyperlink"/>
@@ -2963,7 +2936,7 @@
           <w:sz w:val="24"/>
           <w:u w:val="single"/>
         </w:rPr>
-        <w:hyperlink r:id="rId19" w:history="1">
+        <w:hyperlink r:id="rId20" w:history="1">
           <w:r>
             <w:rPr>
               <w:rStyle w:val="Hyperlink"/>
@@ -2981,7 +2954,7 @@
           <w:sz w:val="24"/>
           <w:u w:val="single"/>
         </w:rPr>
-        <w:hyperlink r:id="rId19" w:history="1">
+        <w:hyperlink r:id="rId20" w:history="1">
           <w:r>
             <w:rPr>
               <w:rStyle w:val="Hyperlink"/>
@@ -2999,7 +2972,7 @@
           <w:sz w:val="24"/>
           <w:u w:val="single"/>
         </w:rPr>
-        <w:hyperlink r:id="rId19" w:history="1">
+        <w:hyperlink r:id="rId20" w:history="1">
           <w:r>
             <w:rPr>
               <w:rStyle w:val="Hyperlink"/>
@@ -3017,7 +2990,7 @@
           <w:sz w:val="24"/>
           <w:u w:val="single"/>
         </w:rPr>
-        <w:hyperlink r:id="rId19" w:history="1">
+        <w:hyperlink r:id="rId20" w:history="1">
           <w:r>
             <w:rPr>
               <w:rStyle w:val="Hyperlink"/>
